--- a/extra/report/No4_課題4テストケース.docx
+++ b/extra/report/No4_課題4テストケース.docx
@@ -468,6 +468,8 @@
               </w:rPr>
               <w:t>料金新規追加画面を確認する</w:t>
             </w:r>
+            <w:bookmarkStart w:id="0" w:name="_GoBack"/>
+            <w:bookmarkEnd w:id="0"/>
           </w:p>
         </w:tc>
         <w:tc>
@@ -558,7 +560,6 @@
                 <w:sz w:val="20"/>
               </w:rPr>
             </w:pPr>
-            <w:bookmarkStart w:id="0" w:name="_GoBack"/>
             <w:r>
               <w:rPr>
                 <w:rFonts w:ascii="游ゴシック" w:eastAsia="游ゴシック" w:hAnsi="游ゴシック" w:hint="eastAsia"/>
@@ -610,127 +611,6 @@
                 <w:sz w:val="20"/>
               </w:rPr>
               <w:t>料金名のテキストが表示されていること。</w:t>
-            </w:r>
-          </w:p>
-        </w:tc>
-        <w:tc>
-          <w:tcPr>
-            <w:tcW w:w="1050" w:type="dxa"/>
-            <w:vAlign w:val="center"/>
-          </w:tcPr>
-          <w:p>
-            <w:pPr>
-              <w:snapToGrid w:val="0"/>
-              <w:jc w:val="center"/>
-              <w:rPr>
-                <w:rFonts w:ascii="游ゴシック" w:eastAsia="游ゴシック" w:hAnsi="游ゴシック"/>
-                <w:sz w:val="20"/>
-              </w:rPr>
-            </w:pPr>
-          </w:p>
-        </w:tc>
-        <w:tc>
-          <w:tcPr>
-            <w:tcW w:w="945" w:type="dxa"/>
-            <w:vAlign w:val="center"/>
-          </w:tcPr>
-          <w:p>
-            <w:pPr>
-              <w:snapToGrid w:val="0"/>
-              <w:jc w:val="center"/>
-              <w:rPr>
-                <w:rFonts w:ascii="游ゴシック" w:eastAsia="游ゴシック" w:hAnsi="游ゴシック"/>
-                <w:sz w:val="20"/>
-              </w:rPr>
-            </w:pPr>
-          </w:p>
-        </w:tc>
-        <w:tc>
-          <w:tcPr>
-            <w:tcW w:w="2310" w:type="dxa"/>
-            <w:vAlign w:val="center"/>
-          </w:tcPr>
-          <w:p>
-            <w:pPr>
-              <w:snapToGrid w:val="0"/>
-              <w:rPr>
-                <w:rFonts w:ascii="游ゴシック" w:eastAsia="游ゴシック" w:hAnsi="游ゴシック"/>
-                <w:sz w:val="20"/>
-              </w:rPr>
-            </w:pPr>
-          </w:p>
-        </w:tc>
-      </w:tr>
-      <w:bookmarkEnd w:id="0"/>
-      <w:tr>
-        <w:trPr>
-          <w:trHeight w:val="567"/>
-        </w:trPr>
-        <w:tc>
-          <w:tcPr>
-            <w:tcW w:w="1050" w:type="dxa"/>
-            <w:vAlign w:val="center"/>
-          </w:tcPr>
-          <w:p>
-            <w:pPr>
-              <w:snapToGrid w:val="0"/>
-              <w:jc w:val="center"/>
-              <w:rPr>
-                <w:rFonts w:ascii="游ゴシック" w:eastAsia="游ゴシック" w:hAnsi="游ゴシック"/>
-                <w:sz w:val="20"/>
-              </w:rPr>
-            </w:pPr>
-            <w:r>
-              <w:rPr>
-                <w:rFonts w:ascii="游ゴシック" w:eastAsia="游ゴシック" w:hAnsi="游ゴシック" w:hint="eastAsia"/>
-                <w:sz w:val="20"/>
-              </w:rPr>
-              <w:t>3</w:t>
-            </w:r>
-            <w:r>
-              <w:rPr>
-                <w:rFonts w:ascii="游ゴシック" w:eastAsia="游ゴシック" w:hAnsi="游ゴシック"/>
-                <w:sz w:val="20"/>
-              </w:rPr>
-              <w:t>-3</w:t>
-            </w:r>
-          </w:p>
-        </w:tc>
-        <w:tc>
-          <w:tcPr>
-            <w:tcW w:w="5355" w:type="dxa"/>
-            <w:vMerge/>
-            <w:vAlign w:val="center"/>
-          </w:tcPr>
-          <w:p>
-            <w:pPr>
-              <w:snapToGrid w:val="0"/>
-              <w:rPr>
-                <w:rFonts w:ascii="游ゴシック" w:eastAsia="游ゴシック" w:hAnsi="游ゴシック"/>
-                <w:sz w:val="20"/>
-              </w:rPr>
-            </w:pPr>
-          </w:p>
-        </w:tc>
-        <w:tc>
-          <w:tcPr>
-            <w:tcW w:w="4935" w:type="dxa"/>
-            <w:vAlign w:val="center"/>
-          </w:tcPr>
-          <w:p>
-            <w:pPr>
-              <w:snapToGrid w:val="0"/>
-              <w:rPr>
-                <w:rFonts w:ascii="游ゴシック" w:eastAsia="游ゴシック" w:hAnsi="游ゴシック"/>
-                <w:sz w:val="20"/>
-              </w:rPr>
-            </w:pPr>
-            <w:r>
-              <w:rPr>
-                <w:rFonts w:ascii="游ゴシック" w:eastAsia="游ゴシック" w:hAnsi="游ゴシック" w:hint="eastAsia"/>
-                <w:sz w:val="20"/>
-              </w:rPr>
-              <w:t>料金名のテキストボックスが表示されていること。</w:t>
             </w:r>
           </w:p>
         </w:tc>
@@ -812,7 +692,7 @@
                 <w:rFonts w:ascii="游ゴシック" w:eastAsia="游ゴシック" w:hAnsi="游ゴシック"/>
                 <w:sz w:val="20"/>
               </w:rPr>
-              <w:t>-4</w:t>
+              <w:t>-3</w:t>
             </w:r>
           </w:p>
         </w:tc>
@@ -850,7 +730,7 @@
                 <w:rFonts w:ascii="游ゴシック" w:eastAsia="游ゴシック" w:hAnsi="游ゴシック" w:hint="eastAsia"/>
                 <w:sz w:val="20"/>
               </w:rPr>
-              <w:t>料金のテキストが表示されていること。</w:t>
+              <w:t>料金名のテキストボックスが表示されていること。</w:t>
             </w:r>
           </w:p>
         </w:tc>
@@ -932,7 +812,7 @@
                 <w:rFonts w:ascii="游ゴシック" w:eastAsia="游ゴシック" w:hAnsi="游ゴシック"/>
                 <w:sz w:val="20"/>
               </w:rPr>
-              <w:t>-5</w:t>
+              <w:t>-4</w:t>
             </w:r>
           </w:p>
         </w:tc>
@@ -970,7 +850,7 @@
                 <w:rFonts w:ascii="游ゴシック" w:eastAsia="游ゴシック" w:hAnsi="游ゴシック" w:hint="eastAsia"/>
                 <w:sz w:val="20"/>
               </w:rPr>
-              <w:t>料金のテキストボックスが表示されていること。</w:t>
+              <w:t>料金のテキストが表示されていること。</w:t>
             </w:r>
           </w:p>
         </w:tc>
@@ -1052,7 +932,7 @@
                 <w:rFonts w:ascii="游ゴシック" w:eastAsia="游ゴシック" w:hAnsi="游ゴシック"/>
                 <w:sz w:val="20"/>
               </w:rPr>
-              <w:t>-6</w:t>
+              <w:t>-5</w:t>
             </w:r>
           </w:p>
         </w:tc>
@@ -1090,7 +970,7 @@
                 <w:rFonts w:ascii="游ゴシック" w:eastAsia="游ゴシック" w:hAnsi="游ゴシック" w:hint="eastAsia"/>
                 <w:sz w:val="20"/>
               </w:rPr>
-              <w:t>適用開始日のテキストが表示されていること。</w:t>
+              <w:t>料金のテキストボックスが表示されていること。</w:t>
             </w:r>
           </w:p>
         </w:tc>
@@ -1172,7 +1052,7 @@
                 <w:rFonts w:ascii="游ゴシック" w:eastAsia="游ゴシック" w:hAnsi="游ゴシック"/>
                 <w:sz w:val="20"/>
               </w:rPr>
-              <w:t>-7</w:t>
+              <w:t>-6</w:t>
             </w:r>
           </w:p>
         </w:tc>
@@ -1210,7 +1090,7 @@
                 <w:rFonts w:ascii="游ゴシック" w:eastAsia="游ゴシック" w:hAnsi="游ゴシック" w:hint="eastAsia"/>
                 <w:sz w:val="20"/>
               </w:rPr>
-              <w:t>適用開始日のテキストボックスが表示されていること。</w:t>
+              <w:t>適用開始日のテキストが表示されていること。</w:t>
             </w:r>
           </w:p>
         </w:tc>
@@ -1292,7 +1172,7 @@
                 <w:rFonts w:ascii="游ゴシック" w:eastAsia="游ゴシック" w:hAnsi="游ゴシック"/>
                 <w:sz w:val="20"/>
               </w:rPr>
-              <w:t>-8</w:t>
+              <w:t>-7</w:t>
             </w:r>
           </w:p>
         </w:tc>
@@ -1330,7 +1210,7 @@
                 <w:rFonts w:ascii="游ゴシック" w:eastAsia="游ゴシック" w:hAnsi="游ゴシック" w:hint="eastAsia"/>
                 <w:sz w:val="20"/>
               </w:rPr>
-              <w:t>適用終了日のテキストが表示されていること。</w:t>
+              <w:t>適用開始日のテキストボックスが表示されていること。</w:t>
             </w:r>
           </w:p>
         </w:tc>
@@ -1412,7 +1292,7 @@
                 <w:rFonts w:ascii="游ゴシック" w:eastAsia="游ゴシック" w:hAnsi="游ゴシック"/>
                 <w:sz w:val="20"/>
               </w:rPr>
-              <w:t>-9</w:t>
+              <w:t>-8</w:t>
             </w:r>
           </w:p>
         </w:tc>
@@ -1450,7 +1330,7 @@
                 <w:rFonts w:ascii="游ゴシック" w:eastAsia="游ゴシック" w:hAnsi="游ゴシック" w:hint="eastAsia"/>
                 <w:sz w:val="20"/>
               </w:rPr>
-              <w:t>適用終了日のテキストボックスが表示されていること。</w:t>
+              <w:t>適用終了日のテキストが表示されていること。</w:t>
             </w:r>
           </w:p>
         </w:tc>
@@ -1532,7 +1412,7 @@
                 <w:rFonts w:ascii="游ゴシック" w:eastAsia="游ゴシック" w:hAnsi="游ゴシック"/>
                 <w:sz w:val="20"/>
               </w:rPr>
-              <w:t>-10</w:t>
+              <w:t>-9</w:t>
             </w:r>
           </w:p>
         </w:tc>
@@ -1544,6 +1424,7 @@
           </w:tcPr>
           <w:p>
             <w:pPr>
+              <w:snapToGrid w:val="0"/>
               <w:rPr>
                 <w:rFonts w:ascii="游ゴシック" w:eastAsia="游ゴシック" w:hAnsi="游ゴシック"/>
                 <w:sz w:val="20"/>
@@ -1569,7 +1450,7 @@
                 <w:rFonts w:ascii="游ゴシック" w:eastAsia="游ゴシック" w:hAnsi="游ゴシック" w:hint="eastAsia"/>
                 <w:sz w:val="20"/>
               </w:rPr>
-              <w:t>保存ボタンが表示されていること。</w:t>
+              <w:t>適用終了日のテキストボックスが表示されていること。</w:t>
             </w:r>
           </w:p>
         </w:tc>
@@ -1651,7 +1532,7 @@
                 <w:rFonts w:ascii="游ゴシック" w:eastAsia="游ゴシック" w:hAnsi="游ゴシック"/>
                 <w:sz w:val="20"/>
               </w:rPr>
-              <w:t>-11</w:t>
+              <w:t>-10</w:t>
             </w:r>
           </w:p>
         </w:tc>
@@ -1663,7 +1544,6 @@
           </w:tcPr>
           <w:p>
             <w:pPr>
-              <w:snapToGrid w:val="0"/>
               <w:rPr>
                 <w:rFonts w:ascii="游ゴシック" w:eastAsia="游ゴシック" w:hAnsi="游ゴシック"/>
                 <w:sz w:val="20"/>
@@ -1689,7 +1569,7 @@
                 <w:rFonts w:ascii="游ゴシック" w:eastAsia="游ゴシック" w:hAnsi="游ゴシック" w:hint="eastAsia"/>
                 <w:sz w:val="20"/>
               </w:rPr>
-              <w:t>キャンセルボタンが表示されていること。</w:t>
+              <w:t>保存ボタンが表示されていること。</w:t>
             </w:r>
           </w:p>
         </w:tc>
@@ -1755,7 +1635,7 @@
               <w:snapToGrid w:val="0"/>
               <w:jc w:val="center"/>
               <w:rPr>
-                <w:rFonts w:ascii="游ゴシック" w:eastAsia="游ゴシック" w:hAnsi="游ゴシック" w:hint="eastAsia"/>
+                <w:rFonts w:ascii="游ゴシック" w:eastAsia="游ゴシック" w:hAnsi="游ゴシック"/>
                 <w:sz w:val="20"/>
               </w:rPr>
             </w:pPr>
@@ -1771,7 +1651,7 @@
                 <w:rFonts w:ascii="游ゴシック" w:eastAsia="游ゴシック" w:hAnsi="游ゴシック"/>
                 <w:sz w:val="20"/>
               </w:rPr>
-              <w:t>-12</w:t>
+              <w:t>-11</w:t>
             </w:r>
           </w:p>
         </w:tc>
@@ -1800,16 +1680,16 @@
             <w:pPr>
               <w:snapToGrid w:val="0"/>
               <w:rPr>
-                <w:rFonts w:ascii="游ゴシック" w:eastAsia="游ゴシック" w:hAnsi="游ゴシック" w:hint="eastAsia"/>
-                <w:sz w:val="20"/>
-              </w:rPr>
-            </w:pPr>
-            <w:r>
-              <w:rPr>
-                <w:rFonts w:ascii="游ゴシック" w:eastAsia="游ゴシック" w:hAnsi="游ゴシック" w:hint="eastAsia"/>
-                <w:sz w:val="20"/>
-              </w:rPr>
-              <w:t>削除ボタンが表示されていること。</w:t>
+                <w:rFonts w:ascii="游ゴシック" w:eastAsia="游ゴシック" w:hAnsi="游ゴシック"/>
+                <w:sz w:val="20"/>
+              </w:rPr>
+            </w:pPr>
+            <w:r>
+              <w:rPr>
+                <w:rFonts w:ascii="游ゴシック" w:eastAsia="游ゴシック" w:hAnsi="游ゴシック" w:hint="eastAsia"/>
+                <w:sz w:val="20"/>
+              </w:rPr>
+              <w:t>キャンセルボタンが表示されていること。</w:t>
             </w:r>
           </w:p>
         </w:tc>
@@ -1875,40 +1755,40 @@
               <w:snapToGrid w:val="0"/>
               <w:jc w:val="center"/>
               <w:rPr>
-                <w:rFonts w:ascii="游ゴシック" w:eastAsia="游ゴシック" w:hAnsi="游ゴシック" w:hint="eastAsia"/>
-                <w:sz w:val="20"/>
-              </w:rPr>
-            </w:pPr>
-            <w:r>
-              <w:rPr>
-                <w:rFonts w:ascii="游ゴシック" w:eastAsia="游ゴシック" w:hAnsi="游ゴシック" w:hint="eastAsia"/>
-                <w:sz w:val="20"/>
-              </w:rPr>
-              <w:lastRenderedPageBreak/>
-              <w:t>4</w:t>
+                <w:rFonts w:ascii="游ゴシック" w:eastAsia="游ゴシック" w:hAnsi="游ゴシック"/>
+                <w:sz w:val="20"/>
+              </w:rPr>
+            </w:pPr>
+            <w:r>
+              <w:rPr>
+                <w:rFonts w:ascii="游ゴシック" w:eastAsia="游ゴシック" w:hAnsi="游ゴシック" w:hint="eastAsia"/>
+                <w:sz w:val="20"/>
+              </w:rPr>
+              <w:t>3</w:t>
+            </w:r>
+            <w:r>
+              <w:rPr>
+                <w:rFonts w:ascii="游ゴシック" w:eastAsia="游ゴシック" w:hAnsi="游ゴシック"/>
+                <w:sz w:val="20"/>
+              </w:rPr>
+              <w:t>-12</w:t>
             </w:r>
           </w:p>
         </w:tc>
         <w:tc>
           <w:tcPr>
             <w:tcW w:w="5355" w:type="dxa"/>
-            <w:vAlign w:val="center"/>
-          </w:tcPr>
-          <w:p>
-            <w:pPr>
-              <w:snapToGrid w:val="0"/>
-              <w:rPr>
-                <w:rFonts w:ascii="游ゴシック" w:eastAsia="游ゴシック" w:hAnsi="游ゴシック" w:hint="eastAsia"/>
-                <w:sz w:val="20"/>
-              </w:rPr>
-            </w:pPr>
-            <w:r>
-              <w:rPr>
-                <w:rFonts w:ascii="游ゴシック" w:eastAsia="游ゴシック" w:hAnsi="游ゴシック"/>
-                <w:sz w:val="20"/>
-              </w:rPr>
-              <w:t>料金新規追加画面のキャンセルボタンを押下する。</w:t>
-            </w:r>
+            <w:vMerge/>
+            <w:vAlign w:val="center"/>
+          </w:tcPr>
+          <w:p>
+            <w:pPr>
+              <w:snapToGrid w:val="0"/>
+              <w:rPr>
+                <w:rFonts w:ascii="游ゴシック" w:eastAsia="游ゴシック" w:hAnsi="游ゴシック"/>
+                <w:sz w:val="20"/>
+              </w:rPr>
+            </w:pPr>
           </w:p>
         </w:tc>
         <w:tc>
@@ -1920,16 +1800,16 @@
             <w:pPr>
               <w:snapToGrid w:val="0"/>
               <w:rPr>
-                <w:rFonts w:ascii="游ゴシック" w:eastAsia="游ゴシック" w:hAnsi="游ゴシック" w:hint="eastAsia"/>
-                <w:sz w:val="20"/>
-              </w:rPr>
-            </w:pPr>
-            <w:r>
-              <w:rPr>
-                <w:rFonts w:ascii="游ゴシック" w:eastAsia="游ゴシック" w:hAnsi="游ゴシック" w:hint="eastAsia"/>
-                <w:sz w:val="20"/>
-              </w:rPr>
-              <w:t>料金検索画面に遷移すること。</w:t>
+                <w:rFonts w:ascii="游ゴシック" w:eastAsia="游ゴシック" w:hAnsi="游ゴシック"/>
+                <w:sz w:val="20"/>
+              </w:rPr>
+            </w:pPr>
+            <w:r>
+              <w:rPr>
+                <w:rFonts w:ascii="游ゴシック" w:eastAsia="游ゴシック" w:hAnsi="游ゴシック" w:hint="eastAsia"/>
+                <w:sz w:val="20"/>
+              </w:rPr>
+              <w:t>削除ボタンが表示されていること。</w:t>
             </w:r>
           </w:p>
         </w:tc>
@@ -2004,37 +1884,30 @@
                 <w:rFonts w:ascii="游ゴシック" w:eastAsia="游ゴシック" w:hAnsi="游ゴシック" w:hint="eastAsia"/>
                 <w:sz w:val="20"/>
               </w:rPr>
-              <w:t>5</w:t>
-            </w:r>
-            <w:r>
-              <w:rPr>
-                <w:rFonts w:ascii="游ゴシック" w:eastAsia="游ゴシック" w:hAnsi="游ゴシック"/>
-                <w:sz w:val="20"/>
-              </w:rPr>
-              <w:t>-1</w:t>
+              <w:lastRenderedPageBreak/>
+              <w:t>4</w:t>
             </w:r>
           </w:p>
         </w:tc>
         <w:tc>
           <w:tcPr>
             <w:tcW w:w="5355" w:type="dxa"/>
-            <w:vMerge w:val="restart"/>
-            <w:vAlign w:val="center"/>
-          </w:tcPr>
-          <w:p>
-            <w:pPr>
-              <w:snapToGrid w:val="0"/>
-              <w:rPr>
-                <w:rFonts w:ascii="游ゴシック" w:eastAsia="游ゴシック" w:hAnsi="游ゴシック"/>
-                <w:sz w:val="20"/>
-              </w:rPr>
-            </w:pPr>
-            <w:r>
-              <w:rPr>
-                <w:rFonts w:ascii="游ゴシック" w:eastAsia="游ゴシック" w:hAnsi="游ゴシック" w:hint="eastAsia"/>
-                <w:sz w:val="20"/>
-              </w:rPr>
-              <w:t>料金新規追加画面のテキストボックスが空欄のまま保存ボタンを押下する。</w:t>
+            <w:vAlign w:val="center"/>
+          </w:tcPr>
+          <w:p>
+            <w:pPr>
+              <w:snapToGrid w:val="0"/>
+              <w:rPr>
+                <w:rFonts w:ascii="游ゴシック" w:eastAsia="游ゴシック" w:hAnsi="游ゴシック"/>
+                <w:sz w:val="20"/>
+              </w:rPr>
+            </w:pPr>
+            <w:r>
+              <w:rPr>
+                <w:rFonts w:ascii="游ゴシック" w:eastAsia="游ゴシック" w:hAnsi="游ゴシック"/>
+                <w:sz w:val="20"/>
+              </w:rPr>
+              <w:t>料金新規追加画面のキャンセルボタンを押下する。</w:t>
             </w:r>
           </w:p>
         </w:tc>
@@ -2056,7 +1929,7 @@
                 <w:rFonts w:ascii="游ゴシック" w:eastAsia="游ゴシック" w:hAnsi="游ゴシック" w:hint="eastAsia"/>
                 <w:sz w:val="20"/>
               </w:rPr>
-              <w:t>空欄のテキストボックスの下に、「この項目の入力は必須です」とバリデーションメッセージが出ること。</w:t>
+              <w:t>料金検索画面に遷移すること。</w:t>
             </w:r>
           </w:p>
         </w:tc>
@@ -2122,7 +1995,7 @@
               <w:snapToGrid w:val="0"/>
               <w:jc w:val="center"/>
               <w:rPr>
-                <w:rFonts w:ascii="游ゴシック" w:eastAsia="游ゴシック" w:hAnsi="游ゴシック" w:hint="eastAsia"/>
+                <w:rFonts w:ascii="游ゴシック" w:eastAsia="游ゴシック" w:hAnsi="游ゴシック"/>
                 <w:sz w:val="20"/>
               </w:rPr>
             </w:pPr>
@@ -2138,24 +2011,31 @@
                 <w:rFonts w:ascii="游ゴシック" w:eastAsia="游ゴシック" w:hAnsi="游ゴシック"/>
                 <w:sz w:val="20"/>
               </w:rPr>
-              <w:t>-2</w:t>
+              <w:t>-1</w:t>
             </w:r>
           </w:p>
         </w:tc>
         <w:tc>
           <w:tcPr>
             <w:tcW w:w="5355" w:type="dxa"/>
-            <w:vMerge/>
-            <w:vAlign w:val="center"/>
-          </w:tcPr>
-          <w:p>
-            <w:pPr>
-              <w:snapToGrid w:val="0"/>
-              <w:rPr>
-                <w:rFonts w:ascii="游ゴシック" w:eastAsia="游ゴシック" w:hAnsi="游ゴシック" w:hint="eastAsia"/>
-                <w:sz w:val="20"/>
-              </w:rPr>
-            </w:pPr>
+            <w:vMerge w:val="restart"/>
+            <w:vAlign w:val="center"/>
+          </w:tcPr>
+          <w:p>
+            <w:pPr>
+              <w:snapToGrid w:val="0"/>
+              <w:rPr>
+                <w:rFonts w:ascii="游ゴシック" w:eastAsia="游ゴシック" w:hAnsi="游ゴシック"/>
+                <w:sz w:val="20"/>
+              </w:rPr>
+            </w:pPr>
+            <w:r>
+              <w:rPr>
+                <w:rFonts w:ascii="游ゴシック" w:eastAsia="游ゴシック" w:hAnsi="游ゴシック" w:hint="eastAsia"/>
+                <w:sz w:val="20"/>
+              </w:rPr>
+              <w:t>料金新規追加画面のテキストボックスが空欄のまま保存ボタンを押下する。</w:t>
+            </w:r>
           </w:p>
         </w:tc>
         <w:tc>
@@ -2167,30 +2047,16 @@
             <w:pPr>
               <w:snapToGrid w:val="0"/>
               <w:rPr>
-                <w:rFonts w:ascii="游ゴシック" w:eastAsia="游ゴシック" w:hAnsi="游ゴシック" w:hint="eastAsia"/>
-                <w:sz w:val="20"/>
-              </w:rPr>
-            </w:pPr>
-            <w:r>
-              <w:rPr>
-                <w:rFonts w:ascii="游ゴシック" w:eastAsia="游ゴシック" w:hAnsi="游ゴシック" w:hint="eastAsia"/>
-                <w:sz w:val="20"/>
-              </w:rPr>
-              <w:t>料金名のテキストボックスの下に、「1文字から1</w:t>
-            </w:r>
-            <w:r>
-              <w:rPr>
-                <w:rFonts w:ascii="游ゴシック" w:eastAsia="游ゴシック" w:hAnsi="游ゴシック"/>
-                <w:sz w:val="20"/>
-              </w:rPr>
-              <w:t>27</w:t>
-            </w:r>
-            <w:r>
-              <w:rPr>
-                <w:rFonts w:ascii="游ゴシック" w:eastAsia="游ゴシック" w:hAnsi="游ゴシック" w:hint="eastAsia"/>
-                <w:sz w:val="20"/>
-              </w:rPr>
-              <w:t>文字で指定してください。」とバリデーションメッセージが出ること。</w:t>
+                <w:rFonts w:ascii="游ゴシック" w:eastAsia="游ゴシック" w:hAnsi="游ゴシック"/>
+                <w:sz w:val="20"/>
+              </w:rPr>
+            </w:pPr>
+            <w:r>
+              <w:rPr>
+                <w:rFonts w:ascii="游ゴシック" w:eastAsia="游ゴシック" w:hAnsi="游ゴシック" w:hint="eastAsia"/>
+                <w:sz w:val="20"/>
+              </w:rPr>
+              <w:t>空欄のテキストボックスの下に、「この項目の入力は必須です」とバリデーションメッセージが出ること。</w:t>
             </w:r>
           </w:p>
         </w:tc>
@@ -2256,39 +2122,40 @@
               <w:snapToGrid w:val="0"/>
               <w:jc w:val="center"/>
               <w:rPr>
-                <w:rFonts w:ascii="游ゴシック" w:eastAsia="游ゴシック" w:hAnsi="游ゴシック" w:hint="eastAsia"/>
-                <w:sz w:val="20"/>
-              </w:rPr>
-            </w:pPr>
-            <w:r>
-              <w:rPr>
-                <w:rFonts w:ascii="游ゴシック" w:eastAsia="游ゴシック" w:hAnsi="游ゴシック" w:hint="eastAsia"/>
-                <w:sz w:val="20"/>
-              </w:rPr>
-              <w:t>6</w:t>
+                <w:rFonts w:ascii="游ゴシック" w:eastAsia="游ゴシック" w:hAnsi="游ゴシック"/>
+                <w:sz w:val="20"/>
+              </w:rPr>
+            </w:pPr>
+            <w:r>
+              <w:rPr>
+                <w:rFonts w:ascii="游ゴシック" w:eastAsia="游ゴシック" w:hAnsi="游ゴシック" w:hint="eastAsia"/>
+                <w:sz w:val="20"/>
+              </w:rPr>
+              <w:t>5</w:t>
+            </w:r>
+            <w:r>
+              <w:rPr>
+                <w:rFonts w:ascii="游ゴシック" w:eastAsia="游ゴシック" w:hAnsi="游ゴシック"/>
+                <w:sz w:val="20"/>
+              </w:rPr>
+              <w:t>-2</w:t>
             </w:r>
           </w:p>
         </w:tc>
         <w:tc>
           <w:tcPr>
             <w:tcW w:w="5355" w:type="dxa"/>
-            <w:vAlign w:val="center"/>
-          </w:tcPr>
-          <w:p>
-            <w:pPr>
-              <w:snapToGrid w:val="0"/>
-              <w:rPr>
-                <w:rFonts w:ascii="游ゴシック" w:eastAsia="游ゴシック" w:hAnsi="游ゴシック"/>
-                <w:sz w:val="20"/>
-              </w:rPr>
-            </w:pPr>
-            <w:r>
-              <w:rPr>
-                <w:rFonts w:ascii="游ゴシック" w:eastAsia="游ゴシック" w:hAnsi="游ゴシック" w:hint="eastAsia"/>
-                <w:sz w:val="20"/>
-              </w:rPr>
-              <w:t>料金新規追加画面の料金名のテキストボックスが空欄のまま保存ボタンを押下する。</w:t>
-            </w:r>
+            <w:vMerge/>
+            <w:vAlign w:val="center"/>
+          </w:tcPr>
+          <w:p>
+            <w:pPr>
+              <w:snapToGrid w:val="0"/>
+              <w:rPr>
+                <w:rFonts w:ascii="游ゴシック" w:eastAsia="游ゴシック" w:hAnsi="游ゴシック"/>
+                <w:sz w:val="20"/>
+              </w:rPr>
+            </w:pPr>
           </w:p>
         </w:tc>
         <w:tc>
@@ -2309,7 +2176,21 @@
                 <w:rFonts w:ascii="游ゴシック" w:eastAsia="游ゴシック" w:hAnsi="游ゴシック" w:hint="eastAsia"/>
                 <w:sz w:val="20"/>
               </w:rPr>
-              <w:t>料金名のテキストボックスの下に、「この項目の入力は必須です」とバリデーションメッセージが出ること。</w:t>
+              <w:t>料金名のテキストボックスの下に、「1文字から1</w:t>
+            </w:r>
+            <w:r>
+              <w:rPr>
+                <w:rFonts w:ascii="游ゴシック" w:eastAsia="游ゴシック" w:hAnsi="游ゴシック"/>
+                <w:sz w:val="20"/>
+              </w:rPr>
+              <w:t>27</w:t>
+            </w:r>
+            <w:r>
+              <w:rPr>
+                <w:rFonts w:ascii="游ゴシック" w:eastAsia="游ゴシック" w:hAnsi="游ゴシック" w:hint="eastAsia"/>
+                <w:sz w:val="20"/>
+              </w:rPr>
+              <w:t>文字で指定してください。」とバリデーションメッセージが出ること。</w:t>
             </w:r>
           </w:p>
         </w:tc>
@@ -2384,7 +2265,7 @@
                 <w:rFonts w:ascii="游ゴシック" w:eastAsia="游ゴシック" w:hAnsi="游ゴシック" w:hint="eastAsia"/>
                 <w:sz w:val="20"/>
               </w:rPr>
-              <w:t>7</w:t>
+              <w:t>6</w:t>
             </w:r>
           </w:p>
         </w:tc>
@@ -2406,7 +2287,7 @@
                 <w:rFonts w:ascii="游ゴシック" w:eastAsia="游ゴシック" w:hAnsi="游ゴシック" w:hint="eastAsia"/>
                 <w:sz w:val="20"/>
               </w:rPr>
-              <w:t>料金新規追加画面の料金のテキストボックスが空欄のまま保存ボタンを押下する。</w:t>
+              <w:t>料金新規追加画面の料金名のテキストボックスが空欄のまま保存ボタンを押下する。</w:t>
             </w:r>
           </w:p>
         </w:tc>
@@ -2428,7 +2309,7 @@
                 <w:rFonts w:ascii="游ゴシック" w:eastAsia="游ゴシック" w:hAnsi="游ゴシック" w:hint="eastAsia"/>
                 <w:sz w:val="20"/>
               </w:rPr>
-              <w:t>料金のテキストボックスの下に、「この項目の入力は必須です」とバリデーションメッセージが出ること。</w:t>
+              <w:t>料金名のテキストボックスの下に、「この項目の入力は必須です」とバリデーションメッセージが出ること。</w:t>
             </w:r>
           </w:p>
         </w:tc>
@@ -2503,7 +2384,7 @@
                 <w:rFonts w:ascii="游ゴシック" w:eastAsia="游ゴシック" w:hAnsi="游ゴシック" w:hint="eastAsia"/>
                 <w:sz w:val="20"/>
               </w:rPr>
-              <w:t>8</w:t>
+              <w:t>7</w:t>
             </w:r>
           </w:p>
         </w:tc>
@@ -2525,7 +2406,7 @@
                 <w:rFonts w:ascii="游ゴシック" w:eastAsia="游ゴシック" w:hAnsi="游ゴシック" w:hint="eastAsia"/>
                 <w:sz w:val="20"/>
               </w:rPr>
-              <w:t>料金新規追加画面の適用開始日のテキストボックスが空欄のまま保存ボタンを押下する。</w:t>
+              <w:t>料金新規追加画面の料金のテキストボックスが空欄のまま保存ボタンを押下する。</w:t>
             </w:r>
           </w:p>
         </w:tc>
@@ -2547,21 +2428,7 @@
                 <w:rFonts w:ascii="游ゴシック" w:eastAsia="游ゴシック" w:hAnsi="游ゴシック" w:hint="eastAsia"/>
                 <w:sz w:val="20"/>
               </w:rPr>
-              <w:t>適用開始日のテキストボックスの下に、「この項目の入力は必須です</w:t>
-            </w:r>
-            <w:r>
-              <w:rPr>
-                <w:rFonts w:ascii="游ゴシック" w:eastAsia="游ゴシック" w:hAnsi="游ゴシック" w:hint="eastAsia"/>
-                <w:sz w:val="20"/>
-              </w:rPr>
-              <w:t>。</w:t>
-            </w:r>
-            <w:r>
-              <w:rPr>
-                <w:rFonts w:ascii="游ゴシック" w:eastAsia="游ゴシック" w:hAnsi="游ゴシック" w:hint="eastAsia"/>
-                <w:sz w:val="20"/>
-              </w:rPr>
-              <w:t>」とバリデーションメッセージが出ること。</w:t>
+              <w:t>料金のテキストボックスの下に、「この項目の入力は必須です」とバリデーションメッセージが出ること。</w:t>
             </w:r>
           </w:p>
         </w:tc>
@@ -2636,7 +2503,7 @@
                 <w:rFonts w:ascii="游ゴシック" w:eastAsia="游ゴシック" w:hAnsi="游ゴシック" w:hint="eastAsia"/>
                 <w:sz w:val="20"/>
               </w:rPr>
-              <w:t>9</w:t>
+              <w:t>8</w:t>
             </w:r>
           </w:p>
         </w:tc>
@@ -2658,7 +2525,7 @@
                 <w:rFonts w:ascii="游ゴシック" w:eastAsia="游ゴシック" w:hAnsi="游ゴシック" w:hint="eastAsia"/>
                 <w:sz w:val="20"/>
               </w:rPr>
-              <w:t>料金名のテキストボックスに制限まで文字を入力する。</w:t>
+              <w:t>料金新規追加画面の適用開始日のテキストボックスが空欄のまま保存ボタンを押下する。</w:t>
             </w:r>
           </w:p>
         </w:tc>
@@ -2671,30 +2538,30 @@
             <w:pPr>
               <w:snapToGrid w:val="0"/>
               <w:rPr>
-                <w:rFonts w:ascii="游ゴシック" w:eastAsia="游ゴシック" w:hAnsi="游ゴシック" w:hint="eastAsia"/>
-                <w:sz w:val="20"/>
-              </w:rPr>
-            </w:pPr>
-            <w:r>
-              <w:rPr>
-                <w:rFonts w:ascii="游ゴシック" w:eastAsia="游ゴシック" w:hAnsi="游ゴシック" w:hint="eastAsia"/>
-                <w:sz w:val="20"/>
-              </w:rPr>
-              <w:t>最大1</w:t>
-            </w:r>
-            <w:r>
-              <w:rPr>
-                <w:rFonts w:ascii="游ゴシック" w:eastAsia="游ゴシック" w:hAnsi="游ゴシック"/>
-                <w:sz w:val="20"/>
-              </w:rPr>
-              <w:t>27</w:t>
-            </w:r>
-            <w:r>
-              <w:rPr>
-                <w:rFonts w:ascii="游ゴシック" w:eastAsia="游ゴシック" w:hAnsi="游ゴシック" w:hint="eastAsia"/>
-                <w:sz w:val="20"/>
-              </w:rPr>
-              <w:t>文字入力できること。</w:t>
+                <w:rFonts w:ascii="游ゴシック" w:eastAsia="游ゴシック" w:hAnsi="游ゴシック"/>
+                <w:sz w:val="20"/>
+              </w:rPr>
+            </w:pPr>
+            <w:r>
+              <w:rPr>
+                <w:rFonts w:ascii="游ゴシック" w:eastAsia="游ゴシック" w:hAnsi="游ゴシック" w:hint="eastAsia"/>
+                <w:sz w:val="20"/>
+              </w:rPr>
+              <w:t>適用開始日のテキストボックスの下に、「この項目の入力は必須です</w:t>
+            </w:r>
+            <w:r>
+              <w:rPr>
+                <w:rFonts w:ascii="游ゴシック" w:eastAsia="游ゴシック" w:hAnsi="游ゴシック" w:hint="eastAsia"/>
+                <w:sz w:val="20"/>
+              </w:rPr>
+              <w:t>。</w:t>
+            </w:r>
+            <w:r>
+              <w:rPr>
+                <w:rFonts w:ascii="游ゴシック" w:eastAsia="游ゴシック" w:hAnsi="游ゴシック" w:hint="eastAsia"/>
+                <w:sz w:val="20"/>
+              </w:rPr>
+              <w:t>」とバリデーションメッセージが出ること。</w:t>
             </w:r>
           </w:p>
         </w:tc>
@@ -2769,14 +2636,7 @@
                 <w:rFonts w:ascii="游ゴシック" w:eastAsia="游ゴシック" w:hAnsi="游ゴシック" w:hint="eastAsia"/>
                 <w:sz w:val="20"/>
               </w:rPr>
-              <w:t>1</w:t>
-            </w:r>
-            <w:r>
-              <w:rPr>
-                <w:rFonts w:ascii="游ゴシック" w:eastAsia="游ゴシック" w:hAnsi="游ゴシック"/>
-                <w:sz w:val="20"/>
-              </w:rPr>
-              <w:t>0</w:t>
+              <w:t>9</w:t>
             </w:r>
           </w:p>
         </w:tc>
@@ -2789,16 +2649,16 @@
             <w:pPr>
               <w:snapToGrid w:val="0"/>
               <w:rPr>
-                <w:rFonts w:ascii="游ゴシック" w:eastAsia="游ゴシック" w:hAnsi="游ゴシック" w:hint="eastAsia"/>
-                <w:sz w:val="20"/>
-              </w:rPr>
-            </w:pPr>
-            <w:r>
-              <w:rPr>
-                <w:rFonts w:ascii="游ゴシック" w:eastAsia="游ゴシック" w:hAnsi="游ゴシック" w:hint="eastAsia"/>
-                <w:sz w:val="20"/>
-              </w:rPr>
-              <w:t>料金のテキストボックスに、マイナスの値を入力し、保存ボタンを押下する。</w:t>
+                <w:rFonts w:ascii="游ゴシック" w:eastAsia="游ゴシック" w:hAnsi="游ゴシック"/>
+                <w:sz w:val="20"/>
+              </w:rPr>
+            </w:pPr>
+            <w:r>
+              <w:rPr>
+                <w:rFonts w:ascii="游ゴシック" w:eastAsia="游ゴシック" w:hAnsi="游ゴシック" w:hint="eastAsia"/>
+                <w:sz w:val="20"/>
+              </w:rPr>
+              <w:t>料金名のテキストボックスに制限まで文字を入力する。</w:t>
             </w:r>
           </w:p>
         </w:tc>
@@ -2820,7 +2680,21 @@
                 <w:rFonts w:ascii="游ゴシック" w:eastAsia="游ゴシック" w:hAnsi="游ゴシック" w:hint="eastAsia"/>
                 <w:sz w:val="20"/>
               </w:rPr>
-              <w:t>「正の整数を入力してください。」とバリデーションメッセージが出ること。</w:t>
+              <w:t>最大1</w:t>
+            </w:r>
+            <w:r>
+              <w:rPr>
+                <w:rFonts w:ascii="游ゴシック" w:eastAsia="游ゴシック" w:hAnsi="游ゴシック"/>
+                <w:sz w:val="20"/>
+              </w:rPr>
+              <w:t>27</w:t>
+            </w:r>
+            <w:r>
+              <w:rPr>
+                <w:rFonts w:ascii="游ゴシック" w:eastAsia="游ゴシック" w:hAnsi="游ゴシック" w:hint="eastAsia"/>
+                <w:sz w:val="20"/>
+              </w:rPr>
+              <w:t>文字入力できること。</w:t>
             </w:r>
           </w:p>
         </w:tc>
@@ -2902,7 +2776,7 @@
                 <w:rFonts w:ascii="游ゴシック" w:eastAsia="游ゴシック" w:hAnsi="游ゴシック"/>
                 <w:sz w:val="20"/>
               </w:rPr>
-              <w:t>1</w:t>
+              <w:t>0</w:t>
             </w:r>
           </w:p>
         </w:tc>
@@ -2915,23 +2789,16 @@
             <w:pPr>
               <w:snapToGrid w:val="0"/>
               <w:rPr>
-                <w:rFonts w:ascii="游ゴシック" w:eastAsia="游ゴシック" w:hAnsi="游ゴシック" w:hint="eastAsia"/>
-                <w:sz w:val="20"/>
-              </w:rPr>
-            </w:pPr>
-            <w:r>
-              <w:rPr>
-                <w:rFonts w:ascii="游ゴシック" w:eastAsia="游ゴシック" w:hAnsi="游ゴシック" w:hint="eastAsia"/>
-                <w:sz w:val="20"/>
-              </w:rPr>
-              <w:t>テキストボックスの項目すべてを入力し、</w:t>
-            </w:r>
-            <w:r>
-              <w:rPr>
-                <w:rFonts w:ascii="游ゴシック" w:eastAsia="游ゴシック" w:hAnsi="游ゴシック" w:hint="eastAsia"/>
-                <w:sz w:val="20"/>
-              </w:rPr>
-              <w:t>保存ボタンを押下する。</w:t>
+                <w:rFonts w:ascii="游ゴシック" w:eastAsia="游ゴシック" w:hAnsi="游ゴシック"/>
+                <w:sz w:val="20"/>
+              </w:rPr>
+            </w:pPr>
+            <w:r>
+              <w:rPr>
+                <w:rFonts w:ascii="游ゴシック" w:eastAsia="游ゴシック" w:hAnsi="游ゴシック" w:hint="eastAsia"/>
+                <w:sz w:val="20"/>
+              </w:rPr>
+              <w:t>料金のテキストボックスに、マイナスの値を入力し、保存ボタンを押下する。</w:t>
             </w:r>
           </w:p>
         </w:tc>
@@ -2953,7 +2820,7 @@
                 <w:rFonts w:ascii="游ゴシック" w:eastAsia="游ゴシック" w:hAnsi="游ゴシック" w:hint="eastAsia"/>
                 <w:sz w:val="20"/>
               </w:rPr>
-              <w:t>料金編集画面に遷移し、「保存しました。」とメッセージが表示されていること。</w:t>
+              <w:t>「正の整数を入力してください。」とバリデーションメッセージが出ること。</w:t>
             </w:r>
           </w:p>
         </w:tc>
@@ -3035,71 +2902,30 @@
                 <w:rFonts w:ascii="游ゴシック" w:eastAsia="游ゴシック" w:hAnsi="游ゴシック"/>
                 <w:sz w:val="20"/>
               </w:rPr>
-              <w:t>2</w:t>
+              <w:t>1-1</w:t>
             </w:r>
           </w:p>
         </w:tc>
         <w:tc>
           <w:tcPr>
             <w:tcW w:w="5355" w:type="dxa"/>
-            <w:vAlign w:val="center"/>
-          </w:tcPr>
-          <w:p>
-            <w:pPr>
-              <w:snapToGrid w:val="0"/>
-              <w:rPr>
-                <w:rFonts w:ascii="游ゴシック" w:eastAsia="游ゴシック" w:hAnsi="游ゴシック" w:hint="eastAsia"/>
-                <w:sz w:val="20"/>
-              </w:rPr>
-            </w:pPr>
-            <w:r>
-              <w:rPr>
-                <w:rFonts w:ascii="游ゴシック" w:eastAsia="游ゴシック" w:hAnsi="游ゴシック" w:hint="eastAsia"/>
-                <w:sz w:val="20"/>
-              </w:rPr>
-              <w:t>テストケース</w:t>
-            </w:r>
-            <w:r>
-              <w:rPr>
-                <w:rFonts w:ascii="游ゴシック" w:eastAsia="游ゴシック" w:hAnsi="游ゴシック"/>
-                <w:sz w:val="20"/>
-              </w:rPr>
-              <w:t>No.</w:t>
-            </w:r>
-            <w:r>
-              <w:rPr>
-                <w:rFonts w:ascii="游ゴシック" w:eastAsia="游ゴシック" w:hAnsi="游ゴシック" w:hint="eastAsia"/>
-                <w:sz w:val="20"/>
-              </w:rPr>
-              <w:t>1</w:t>
-            </w:r>
-            <w:r>
-              <w:rPr>
-                <w:rFonts w:ascii="游ゴシック" w:eastAsia="游ゴシック" w:hAnsi="游ゴシック"/>
-                <w:sz w:val="20"/>
-              </w:rPr>
-              <w:t>1</w:t>
-            </w:r>
-            <w:r>
-              <w:rPr>
-                <w:rFonts w:ascii="游ゴシック" w:eastAsia="游ゴシック" w:hAnsi="游ゴシック" w:hint="eastAsia"/>
-                <w:sz w:val="20"/>
-              </w:rPr>
-              <w:t>とは異なる料金情報を、料金</w:t>
-            </w:r>
-            <w:r>
-              <w:rPr>
-                <w:rFonts w:ascii="游ゴシック" w:eastAsia="游ゴシック" w:hAnsi="游ゴシック" w:hint="eastAsia"/>
-                <w:sz w:val="20"/>
-              </w:rPr>
-              <w:t>新規追加</w:t>
-            </w:r>
-            <w:r>
-              <w:rPr>
-                <w:rFonts w:ascii="游ゴシック" w:eastAsia="游ゴシック" w:hAnsi="游ゴシック" w:hint="eastAsia"/>
-                <w:sz w:val="20"/>
-              </w:rPr>
-              <w:t>画面のテキストボックスに入力し、料金新規追加画面のキャンセルボタンを押下する。</w:t>
+            <w:vMerge w:val="restart"/>
+            <w:vAlign w:val="center"/>
+          </w:tcPr>
+          <w:p>
+            <w:pPr>
+              <w:snapToGrid w:val="0"/>
+              <w:rPr>
+                <w:rFonts w:ascii="游ゴシック" w:eastAsia="游ゴシック" w:hAnsi="游ゴシック"/>
+                <w:sz w:val="20"/>
+              </w:rPr>
+            </w:pPr>
+            <w:r>
+              <w:rPr>
+                <w:rFonts w:ascii="游ゴシック" w:eastAsia="游ゴシック" w:hAnsi="游ゴシック" w:hint="eastAsia"/>
+                <w:sz w:val="20"/>
+              </w:rPr>
+              <w:t>テキストボックスの項目すべてを入力し、保存ボタンを押下する。</w:t>
             </w:r>
           </w:p>
         </w:tc>
@@ -3112,16 +2938,16 @@
             <w:pPr>
               <w:snapToGrid w:val="0"/>
               <w:rPr>
-                <w:rFonts w:ascii="游ゴシック" w:eastAsia="游ゴシック" w:hAnsi="游ゴシック" w:hint="eastAsia"/>
-                <w:sz w:val="20"/>
-              </w:rPr>
-            </w:pPr>
-            <w:r>
-              <w:rPr>
-                <w:rFonts w:ascii="游ゴシック" w:eastAsia="游ゴシック" w:hAnsi="游ゴシック" w:hint="eastAsia"/>
-                <w:sz w:val="20"/>
-              </w:rPr>
-              <w:t>料金検索画面に遷移すること。</w:t>
+                <w:rFonts w:ascii="游ゴシック" w:eastAsia="游ゴシック" w:hAnsi="游ゴシック"/>
+                <w:sz w:val="20"/>
+              </w:rPr>
+            </w:pPr>
+            <w:r>
+              <w:rPr>
+                <w:rFonts w:ascii="游ゴシック" w:eastAsia="游ゴシック" w:hAnsi="游ゴシック" w:hint="eastAsia"/>
+                <w:sz w:val="20"/>
+              </w:rPr>
+              <w:t>料金編集画面に遷移し、「保存しました。」とメッセージが表示されていること。</w:t>
             </w:r>
           </w:p>
         </w:tc>
@@ -3203,65 +3029,34 @@
                 <w:rFonts w:ascii="游ゴシック" w:eastAsia="游ゴシック" w:hAnsi="游ゴシック"/>
                 <w:sz w:val="20"/>
               </w:rPr>
-              <w:t>3</w:t>
-            </w:r>
+              <w:t>1-2</w:t>
+            </w:r>
+          </w:p>
+          <w:p>
+            <w:pPr>
+              <w:snapToGrid w:val="0"/>
+              <w:jc w:val="center"/>
+              <w:rPr>
+                <w:rFonts w:ascii="游ゴシック" w:eastAsia="游ゴシック" w:hAnsi="游ゴシック" w:hint="eastAsia"/>
+                <w:sz w:val="20"/>
+              </w:rPr>
+            </w:pPr>
           </w:p>
         </w:tc>
         <w:tc>
           <w:tcPr>
             <w:tcW w:w="5355" w:type="dxa"/>
-            <w:vAlign w:val="center"/>
-          </w:tcPr>
-          <w:p>
-            <w:pPr>
-              <w:snapToGrid w:val="0"/>
-              <w:rPr>
-                <w:rFonts w:ascii="游ゴシック" w:eastAsia="游ゴシック" w:hAnsi="游ゴシック" w:hint="eastAsia"/>
-                <w:sz w:val="20"/>
-              </w:rPr>
-            </w:pPr>
-            <w:r>
-              <w:rPr>
-                <w:rFonts w:ascii="游ゴシック" w:eastAsia="游ゴシック" w:hAnsi="游ゴシック" w:hint="eastAsia"/>
-                <w:sz w:val="20"/>
-              </w:rPr>
-              <w:t>テストケース</w:t>
-            </w:r>
-            <w:r>
-              <w:rPr>
-                <w:rFonts w:ascii="游ゴシック" w:eastAsia="游ゴシック" w:hAnsi="游ゴシック"/>
-                <w:sz w:val="20"/>
-              </w:rPr>
-              <w:t>No.</w:t>
-            </w:r>
-            <w:r>
-              <w:rPr>
-                <w:rFonts w:ascii="游ゴシック" w:eastAsia="游ゴシック" w:hAnsi="游ゴシック" w:hint="eastAsia"/>
-                <w:sz w:val="20"/>
-              </w:rPr>
-              <w:t>1</w:t>
-            </w:r>
-            <w:r>
-              <w:rPr>
-                <w:rFonts w:ascii="游ゴシック" w:eastAsia="游ゴシック" w:hAnsi="游ゴシック"/>
-                <w:sz w:val="20"/>
-              </w:rPr>
-              <w:t>1</w:t>
-            </w:r>
-            <w:r>
-              <w:rPr>
-                <w:rFonts w:ascii="游ゴシック" w:eastAsia="游ゴシック" w:hAnsi="游ゴシック"/>
-                <w:sz w:val="20"/>
-              </w:rPr>
-              <w:t>,12</w:t>
-            </w:r>
-            <w:r>
-              <w:rPr>
-                <w:rFonts w:ascii="游ゴシック" w:eastAsia="游ゴシック" w:hAnsi="游ゴシック" w:hint="eastAsia"/>
-                <w:sz w:val="20"/>
-              </w:rPr>
-              <w:t>とは異なる料金情報を、料金編集画面のテキストボックスに入力し、料金編集画面のキャンセルボタンを押下する。</w:t>
-            </w:r>
+            <w:vMerge/>
+            <w:vAlign w:val="center"/>
+          </w:tcPr>
+          <w:p>
+            <w:pPr>
+              <w:snapToGrid w:val="0"/>
+              <w:rPr>
+                <w:rFonts w:ascii="游ゴシック" w:eastAsia="游ゴシック" w:hAnsi="游ゴシック" w:hint="eastAsia"/>
+                <w:sz w:val="20"/>
+              </w:rPr>
+            </w:pPr>
           </w:p>
         </w:tc>
         <w:tc>
@@ -3282,7 +3077,335 @@
                 <w:rFonts w:ascii="游ゴシック" w:eastAsia="游ゴシック" w:hAnsi="游ゴシック" w:hint="eastAsia"/>
                 <w:sz w:val="20"/>
               </w:rPr>
-              <w:t>料金検索画面に遷移すること。</w:t>
+              <w:t>T</w:t>
+            </w:r>
+            <w:r>
+              <w:rPr>
+                <w:rFonts w:ascii="游ゴシック" w:eastAsia="游ゴシック" w:hAnsi="游ゴシック"/>
+                <w:sz w:val="20"/>
+              </w:rPr>
+              <w:t>-CHARGE</w:t>
+            </w:r>
+            <w:r>
+              <w:rPr>
+                <w:rFonts w:ascii="游ゴシック" w:eastAsia="游ゴシック" w:hAnsi="游ゴシック" w:hint="eastAsia"/>
+                <w:sz w:val="20"/>
+              </w:rPr>
+              <w:t>テーブルに、フォームに入力した以下のレコードが追加されていること。</w:t>
+            </w:r>
+          </w:p>
+          <w:p>
+            <w:pPr>
+              <w:snapToGrid w:val="0"/>
+              <w:rPr>
+                <w:rFonts w:ascii="游ゴシック" w:eastAsia="游ゴシック" w:hAnsi="游ゴシック"/>
+                <w:sz w:val="20"/>
+              </w:rPr>
+            </w:pPr>
+            <w:r>
+              <w:rPr>
+                <w:rFonts w:ascii="游ゴシック" w:eastAsia="游ゴシック" w:hAnsi="游ゴシック" w:hint="eastAsia"/>
+                <w:sz w:val="20"/>
+              </w:rPr>
+              <w:t>料金I</w:t>
+            </w:r>
+            <w:r>
+              <w:rPr>
+                <w:rFonts w:ascii="游ゴシック" w:eastAsia="游ゴシック" w:hAnsi="游ゴシック"/>
+                <w:sz w:val="20"/>
+              </w:rPr>
+              <w:t>D(</w:t>
+            </w:r>
+            <w:proofErr w:type="spellStart"/>
+            <w:r>
+              <w:rPr>
+                <w:rFonts w:ascii="游ゴシック" w:eastAsia="游ゴシック" w:hAnsi="游ゴシック"/>
+                <w:sz w:val="20"/>
+              </w:rPr>
+              <w:t>charge_id</w:t>
+            </w:r>
+            <w:proofErr w:type="spellEnd"/>
+            <w:r>
+              <w:rPr>
+                <w:rFonts w:ascii="游ゴシック" w:eastAsia="游ゴシック" w:hAnsi="游ゴシック"/>
+                <w:sz w:val="20"/>
+              </w:rPr>
+              <w:t>)</w:t>
+            </w:r>
+            <w:r>
+              <w:rPr>
+                <w:rFonts w:ascii="游ゴシック" w:eastAsia="游ゴシック" w:hAnsi="游ゴシック" w:hint="eastAsia"/>
+                <w:sz w:val="20"/>
+              </w:rPr>
+              <w:t>：※整数自動生成</w:t>
+            </w:r>
+          </w:p>
+          <w:p>
+            <w:pPr>
+              <w:snapToGrid w:val="0"/>
+              <w:rPr>
+                <w:rFonts w:ascii="游ゴシック" w:eastAsia="游ゴシック" w:hAnsi="游ゴシック"/>
+                <w:sz w:val="20"/>
+              </w:rPr>
+            </w:pPr>
+            <w:r>
+              <w:rPr>
+                <w:rFonts w:ascii="游ゴシック" w:eastAsia="游ゴシック" w:hAnsi="游ゴシック" w:hint="eastAsia"/>
+                <w:sz w:val="20"/>
+              </w:rPr>
+              <w:t>料金名(</w:t>
+            </w:r>
+            <w:proofErr w:type="spellStart"/>
+            <w:r>
+              <w:rPr>
+                <w:rFonts w:ascii="游ゴシック" w:eastAsia="游ゴシック" w:hAnsi="游ゴシック"/>
+                <w:sz w:val="20"/>
+              </w:rPr>
+              <w:t>charge_name</w:t>
+            </w:r>
+            <w:proofErr w:type="spellEnd"/>
+            <w:r>
+              <w:rPr>
+                <w:rFonts w:ascii="游ゴシック" w:eastAsia="游ゴシック" w:hAnsi="游ゴシック"/>
+                <w:sz w:val="20"/>
+              </w:rPr>
+              <w:t>)</w:t>
+            </w:r>
+            <w:r>
+              <w:rPr>
+                <w:rFonts w:ascii="游ゴシック" w:eastAsia="游ゴシック" w:hAnsi="游ゴシック" w:hint="eastAsia"/>
+                <w:sz w:val="20"/>
+              </w:rPr>
+              <w:t>：テスト料金</w:t>
+            </w:r>
+          </w:p>
+          <w:p>
+            <w:pPr>
+              <w:snapToGrid w:val="0"/>
+              <w:rPr>
+                <w:rFonts w:ascii="游ゴシック" w:eastAsia="游ゴシック" w:hAnsi="游ゴシック"/>
+                <w:sz w:val="20"/>
+              </w:rPr>
+            </w:pPr>
+            <w:r>
+              <w:rPr>
+                <w:rFonts w:ascii="游ゴシック" w:eastAsia="游ゴシック" w:hAnsi="游ゴシック" w:hint="eastAsia"/>
+                <w:sz w:val="20"/>
+              </w:rPr>
+              <w:t>料金(</w:t>
+            </w:r>
+            <w:r>
+              <w:rPr>
+                <w:rFonts w:ascii="游ゴシック" w:eastAsia="游ゴシック" w:hAnsi="游ゴシック"/>
+                <w:sz w:val="20"/>
+              </w:rPr>
+              <w:t>amount)</w:t>
+            </w:r>
+            <w:r>
+              <w:rPr>
+                <w:rFonts w:ascii="游ゴシック" w:eastAsia="游ゴシック" w:hAnsi="游ゴシック" w:hint="eastAsia"/>
+                <w:sz w:val="20"/>
+              </w:rPr>
+              <w:t>：2</w:t>
+            </w:r>
+            <w:r>
+              <w:rPr>
+                <w:rFonts w:ascii="游ゴシック" w:eastAsia="游ゴシック" w:hAnsi="游ゴシック"/>
+                <w:sz w:val="20"/>
+              </w:rPr>
+              <w:t>000</w:t>
+            </w:r>
+          </w:p>
+          <w:p>
+            <w:pPr>
+              <w:snapToGrid w:val="0"/>
+              <w:rPr>
+                <w:rFonts w:ascii="游ゴシック" w:eastAsia="游ゴシック" w:hAnsi="游ゴシック"/>
+                <w:sz w:val="20"/>
+              </w:rPr>
+            </w:pPr>
+            <w:r>
+              <w:rPr>
+                <w:rFonts w:ascii="游ゴシック" w:eastAsia="游ゴシック" w:hAnsi="游ゴシック" w:hint="eastAsia"/>
+                <w:sz w:val="20"/>
+              </w:rPr>
+              <w:t>開始日(</w:t>
+            </w:r>
+            <w:proofErr w:type="spellStart"/>
+            <w:r>
+              <w:rPr>
+                <w:rFonts w:ascii="游ゴシック" w:eastAsia="游ゴシック" w:hAnsi="游ゴシック"/>
+                <w:sz w:val="20"/>
+              </w:rPr>
+              <w:t>start_date</w:t>
+            </w:r>
+            <w:proofErr w:type="spellEnd"/>
+            <w:r>
+              <w:rPr>
+                <w:rFonts w:ascii="游ゴシック" w:eastAsia="游ゴシック" w:hAnsi="游ゴシック"/>
+                <w:sz w:val="20"/>
+              </w:rPr>
+              <w:t>)</w:t>
+            </w:r>
+            <w:r>
+              <w:rPr>
+                <w:rFonts w:ascii="游ゴシック" w:eastAsia="游ゴシック" w:hAnsi="游ゴシック" w:hint="eastAsia"/>
+                <w:sz w:val="20"/>
+              </w:rPr>
+              <w:t>：2</w:t>
+            </w:r>
+            <w:r>
+              <w:rPr>
+                <w:rFonts w:ascii="游ゴシック" w:eastAsia="游ゴシック" w:hAnsi="游ゴシック"/>
+                <w:sz w:val="20"/>
+              </w:rPr>
+              <w:t>025-0</w:t>
+            </w:r>
+            <w:r>
+              <w:rPr>
+                <w:rFonts w:ascii="游ゴシック" w:eastAsia="游ゴシック" w:hAnsi="游ゴシック" w:hint="eastAsia"/>
+                <w:sz w:val="20"/>
+              </w:rPr>
+              <w:t>2</w:t>
+            </w:r>
+            <w:r>
+              <w:rPr>
+                <w:rFonts w:ascii="游ゴシック" w:eastAsia="游ゴシック" w:hAnsi="游ゴシック"/>
+                <w:sz w:val="20"/>
+              </w:rPr>
+              <w:t>-01</w:t>
+            </w:r>
+          </w:p>
+          <w:p>
+            <w:pPr>
+              <w:snapToGrid w:val="0"/>
+              <w:rPr>
+                <w:rFonts w:ascii="游ゴシック" w:eastAsia="游ゴシック" w:hAnsi="游ゴシック"/>
+                <w:sz w:val="20"/>
+              </w:rPr>
+            </w:pPr>
+            <w:r>
+              <w:rPr>
+                <w:rFonts w:ascii="游ゴシック" w:eastAsia="游ゴシック" w:hAnsi="游ゴシック" w:hint="eastAsia"/>
+                <w:sz w:val="20"/>
+              </w:rPr>
+              <w:t>終了日(</w:t>
+            </w:r>
+            <w:proofErr w:type="spellStart"/>
+            <w:r>
+              <w:rPr>
+                <w:rFonts w:ascii="游ゴシック" w:eastAsia="游ゴシック" w:hAnsi="游ゴシック"/>
+                <w:sz w:val="20"/>
+              </w:rPr>
+              <w:t>end_date</w:t>
+            </w:r>
+            <w:proofErr w:type="spellEnd"/>
+            <w:r>
+              <w:rPr>
+                <w:rFonts w:ascii="游ゴシック" w:eastAsia="游ゴシック" w:hAnsi="游ゴシック"/>
+                <w:sz w:val="20"/>
+              </w:rPr>
+              <w:t>)</w:t>
+            </w:r>
+            <w:r>
+              <w:rPr>
+                <w:rFonts w:ascii="游ゴシック" w:eastAsia="游ゴシック" w:hAnsi="游ゴシック" w:hint="eastAsia"/>
+                <w:sz w:val="20"/>
+              </w:rPr>
+              <w:t>：空欄（テーブルではN</w:t>
+            </w:r>
+            <w:r>
+              <w:rPr>
+                <w:rFonts w:ascii="游ゴシック" w:eastAsia="游ゴシック" w:hAnsi="游ゴシック"/>
+                <w:sz w:val="20"/>
+              </w:rPr>
+              <w:t>ULL</w:t>
+            </w:r>
+            <w:r>
+              <w:rPr>
+                <w:rFonts w:ascii="游ゴシック" w:eastAsia="游ゴシック" w:hAnsi="游ゴシック" w:hint="eastAsia"/>
+                <w:sz w:val="20"/>
+              </w:rPr>
+              <w:t>）</w:t>
+            </w:r>
+          </w:p>
+          <w:p>
+            <w:pPr>
+              <w:snapToGrid w:val="0"/>
+              <w:rPr>
+                <w:rFonts w:ascii="游ゴシック" w:eastAsia="游ゴシック" w:hAnsi="游ゴシック"/>
+                <w:sz w:val="20"/>
+              </w:rPr>
+            </w:pPr>
+            <w:r>
+              <w:rPr>
+                <w:rFonts w:ascii="游ゴシック" w:eastAsia="游ゴシック" w:hAnsi="游ゴシック" w:hint="eastAsia"/>
+                <w:sz w:val="20"/>
+              </w:rPr>
+              <w:lastRenderedPageBreak/>
+              <w:t>登録日(</w:t>
+            </w:r>
+            <w:proofErr w:type="spellStart"/>
+            <w:r>
+              <w:rPr>
+                <w:rFonts w:ascii="游ゴシック" w:eastAsia="游ゴシック" w:hAnsi="游ゴシック"/>
+                <w:sz w:val="20"/>
+              </w:rPr>
+              <w:t>created_at</w:t>
+            </w:r>
+            <w:proofErr w:type="spellEnd"/>
+            <w:r>
+              <w:rPr>
+                <w:rFonts w:ascii="游ゴシック" w:eastAsia="游ゴシック" w:hAnsi="游ゴシック"/>
+                <w:sz w:val="20"/>
+              </w:rPr>
+              <w:t>)</w:t>
+            </w:r>
+            <w:r>
+              <w:rPr>
+                <w:rFonts w:ascii="游ゴシック" w:eastAsia="游ゴシック" w:hAnsi="游ゴシック" w:hint="eastAsia"/>
+                <w:sz w:val="20"/>
+              </w:rPr>
+              <w:t>：※登録した日時</w:t>
+            </w:r>
+          </w:p>
+          <w:p>
+            <w:pPr>
+              <w:snapToGrid w:val="0"/>
+              <w:rPr>
+                <w:rFonts w:ascii="游ゴシック" w:eastAsia="游ゴシック" w:hAnsi="游ゴシック" w:hint="eastAsia"/>
+                <w:sz w:val="20"/>
+              </w:rPr>
+            </w:pPr>
+            <w:r>
+              <w:rPr>
+                <w:rFonts w:ascii="游ゴシック" w:eastAsia="游ゴシック" w:hAnsi="游ゴシック" w:hint="eastAsia"/>
+                <w:sz w:val="20"/>
+              </w:rPr>
+              <w:t>更新日(</w:t>
+            </w:r>
+            <w:proofErr w:type="spellStart"/>
+            <w:r>
+              <w:rPr>
+                <w:rFonts w:ascii="游ゴシック" w:eastAsia="游ゴシック" w:hAnsi="游ゴシック"/>
+                <w:sz w:val="20"/>
+              </w:rPr>
+              <w:t>updated_at</w:t>
+            </w:r>
+            <w:proofErr w:type="spellEnd"/>
+            <w:r>
+              <w:rPr>
+                <w:rFonts w:ascii="游ゴシック" w:eastAsia="游ゴシック" w:hAnsi="游ゴシック"/>
+                <w:sz w:val="20"/>
+              </w:rPr>
+              <w:t>)</w:t>
+            </w:r>
+            <w:r>
+              <w:rPr>
+                <w:rFonts w:ascii="游ゴシック" w:eastAsia="游ゴシック" w:hAnsi="游ゴシック" w:hint="eastAsia"/>
+                <w:sz w:val="20"/>
+              </w:rPr>
+              <w:t>：登録した時間</w:t>
             </w:r>
           </w:p>
         </w:tc>
@@ -3364,21 +3487,20 @@
                 <w:rFonts w:ascii="游ゴシック" w:eastAsia="游ゴシック" w:hAnsi="游ゴシック"/>
                 <w:sz w:val="20"/>
               </w:rPr>
-              <w:t>4-1</w:t>
+              <w:t>2</w:t>
             </w:r>
           </w:p>
         </w:tc>
         <w:tc>
           <w:tcPr>
             <w:tcW w:w="5355" w:type="dxa"/>
-            <w:vMerge w:val="restart"/>
-            <w:vAlign w:val="center"/>
-          </w:tcPr>
-          <w:p>
-            <w:pPr>
-              <w:snapToGrid w:val="0"/>
-              <w:rPr>
-                <w:rFonts w:ascii="游ゴシック" w:eastAsia="游ゴシック" w:hAnsi="游ゴシック" w:hint="eastAsia"/>
+            <w:vAlign w:val="center"/>
+          </w:tcPr>
+          <w:p>
+            <w:pPr>
+              <w:snapToGrid w:val="0"/>
+              <w:rPr>
+                <w:rFonts w:ascii="游ゴシック" w:eastAsia="游ゴシック" w:hAnsi="游ゴシック"/>
                 <w:sz w:val="20"/>
               </w:rPr>
             </w:pPr>
@@ -3408,36 +3530,14 @@
                 <w:rFonts w:ascii="游ゴシック" w:eastAsia="游ゴシック" w:hAnsi="游ゴシック"/>
                 <w:sz w:val="20"/>
               </w:rPr>
-              <w:t>1,12</w:t>
-            </w:r>
-            <w:r>
-              <w:rPr>
-                <w:rFonts w:ascii="游ゴシック" w:eastAsia="游ゴシック" w:hAnsi="游ゴシック"/>
-                <w:sz w:val="20"/>
-              </w:rPr>
-              <w:t>,13</w:t>
-            </w:r>
-            <w:r>
-              <w:rPr>
-                <w:rFonts w:ascii="游ゴシック" w:eastAsia="游ゴシック" w:hAnsi="游ゴシック" w:hint="eastAsia"/>
-                <w:sz w:val="20"/>
-              </w:rPr>
-              <w:t>とは異なる料金情報を、料金編</w:t>
-            </w:r>
-            <w:r>
-              <w:rPr>
-                <w:rFonts w:ascii="游ゴシック" w:eastAsia="游ゴシック" w:hAnsi="游ゴシック" w:hint="eastAsia"/>
-                <w:sz w:val="20"/>
-              </w:rPr>
-              <w:lastRenderedPageBreak/>
-              <w:t>集画面のテキストボックスに入力し、</w:t>
-            </w:r>
-            <w:r>
-              <w:rPr>
-                <w:rFonts w:ascii="游ゴシック" w:eastAsia="游ゴシック" w:hAnsi="游ゴシック" w:hint="eastAsia"/>
-                <w:sz w:val="20"/>
-              </w:rPr>
-              <w:t>料金編集画面の削除ボタンを押下する。</w:t>
+              <w:t>1</w:t>
+            </w:r>
+            <w:r>
+              <w:rPr>
+                <w:rFonts w:ascii="游ゴシック" w:eastAsia="游ゴシック" w:hAnsi="游ゴシック" w:hint="eastAsia"/>
+                <w:sz w:val="20"/>
+              </w:rPr>
+              <w:t>とは異なる料金情報を、料金新規追加画面のテキストボックスに入力し、料金新規追加画面のキャンセルボタンを押下する。</w:t>
             </w:r>
           </w:p>
         </w:tc>
@@ -3450,25 +3550,16 @@
             <w:pPr>
               <w:snapToGrid w:val="0"/>
               <w:rPr>
-                <w:rFonts w:ascii="游ゴシック" w:eastAsia="游ゴシック" w:hAnsi="游ゴシック" w:hint="eastAsia"/>
-                <w:sz w:val="20"/>
-              </w:rPr>
-            </w:pPr>
-            <w:r>
-              <w:rPr>
-                <w:rFonts w:ascii="游ゴシック" w:eastAsia="游ゴシック" w:hAnsi="游ゴシック" w:hint="eastAsia"/>
-                <w:sz w:val="20"/>
-              </w:rPr>
-              <w:lastRenderedPageBreak/>
-              <w:t>「削除してもよろしいですか？」とポップアップが表</w:t>
-            </w:r>
-            <w:r>
-              <w:rPr>
-                <w:rFonts w:ascii="游ゴシック" w:eastAsia="游ゴシック" w:hAnsi="游ゴシック" w:hint="eastAsia"/>
-                <w:sz w:val="20"/>
-              </w:rPr>
-              <w:lastRenderedPageBreak/>
-              <w:t>示されること。</w:t>
+                <w:rFonts w:ascii="游ゴシック" w:eastAsia="游ゴシック" w:hAnsi="游ゴシック"/>
+                <w:sz w:val="20"/>
+              </w:rPr>
+            </w:pPr>
+            <w:r>
+              <w:rPr>
+                <w:rFonts w:ascii="游ゴシック" w:eastAsia="游ゴシック" w:hAnsi="游ゴシック" w:hint="eastAsia"/>
+                <w:sz w:val="20"/>
+              </w:rPr>
+              <w:t>料金検索画面に遷移すること。</w:t>
             </w:r>
           </w:p>
         </w:tc>
@@ -3550,24 +3641,58 @@
                 <w:rFonts w:ascii="游ゴシック" w:eastAsia="游ゴシック" w:hAnsi="游ゴシック"/>
                 <w:sz w:val="20"/>
               </w:rPr>
-              <w:t>4-2</w:t>
+              <w:t>3</w:t>
             </w:r>
           </w:p>
         </w:tc>
         <w:tc>
           <w:tcPr>
             <w:tcW w:w="5355" w:type="dxa"/>
-            <w:vMerge/>
-            <w:vAlign w:val="center"/>
-          </w:tcPr>
-          <w:p>
-            <w:pPr>
-              <w:snapToGrid w:val="0"/>
-              <w:rPr>
-                <w:rFonts w:ascii="游ゴシック" w:eastAsia="游ゴシック" w:hAnsi="游ゴシック" w:hint="eastAsia"/>
-                <w:sz w:val="20"/>
-              </w:rPr>
-            </w:pPr>
+            <w:vAlign w:val="center"/>
+          </w:tcPr>
+          <w:p>
+            <w:pPr>
+              <w:snapToGrid w:val="0"/>
+              <w:rPr>
+                <w:rFonts w:ascii="游ゴシック" w:eastAsia="游ゴシック" w:hAnsi="游ゴシック"/>
+                <w:sz w:val="20"/>
+              </w:rPr>
+            </w:pPr>
+            <w:r>
+              <w:rPr>
+                <w:rFonts w:ascii="游ゴシック" w:eastAsia="游ゴシック" w:hAnsi="游ゴシック" w:hint="eastAsia"/>
+                <w:sz w:val="20"/>
+              </w:rPr>
+              <w:t>テストケース</w:t>
+            </w:r>
+            <w:r>
+              <w:rPr>
+                <w:rFonts w:ascii="游ゴシック" w:eastAsia="游ゴシック" w:hAnsi="游ゴシック"/>
+                <w:sz w:val="20"/>
+              </w:rPr>
+              <w:t>No.</w:t>
+            </w:r>
+            <w:r>
+              <w:rPr>
+                <w:rFonts w:ascii="游ゴシック" w:eastAsia="游ゴシック" w:hAnsi="游ゴシック" w:hint="eastAsia"/>
+                <w:sz w:val="20"/>
+              </w:rPr>
+              <w:t>1</w:t>
+            </w:r>
+            <w:r>
+              <w:rPr>
+                <w:rFonts w:ascii="游ゴシック" w:eastAsia="游ゴシック" w:hAnsi="游ゴシック"/>
+                <w:sz w:val="20"/>
+              </w:rPr>
+              <w:t>1,12</w:t>
+            </w:r>
+            <w:r>
+              <w:rPr>
+                <w:rFonts w:ascii="游ゴシック" w:eastAsia="游ゴシック" w:hAnsi="游ゴシック" w:hint="eastAsia"/>
+                <w:sz w:val="20"/>
+              </w:rPr>
+              <w:t>とは異なる料金情報を、料金編集画面のテキストボックスに入力し、料金編集画面のキャンセルボタンを押下する。</w:t>
+            </w:r>
           </w:p>
         </w:tc>
         <w:tc>
@@ -3579,30 +3704,16 @@
             <w:pPr>
               <w:snapToGrid w:val="0"/>
               <w:rPr>
-                <w:rFonts w:ascii="游ゴシック" w:eastAsia="游ゴシック" w:hAnsi="游ゴシック" w:hint="eastAsia"/>
-                <w:sz w:val="20"/>
-              </w:rPr>
-            </w:pPr>
-            <w:r>
-              <w:rPr>
-                <w:rFonts w:ascii="游ゴシック" w:eastAsia="游ゴシック" w:hAnsi="游ゴシック" w:hint="eastAsia"/>
-                <w:sz w:val="20"/>
-              </w:rPr>
-              <w:t>ポップアップの「O</w:t>
-            </w:r>
-            <w:r>
-              <w:rPr>
-                <w:rFonts w:ascii="游ゴシック" w:eastAsia="游ゴシック" w:hAnsi="游ゴシック"/>
-                <w:sz w:val="20"/>
-              </w:rPr>
-              <w:t>K</w:t>
-            </w:r>
-            <w:r>
-              <w:rPr>
-                <w:rFonts w:ascii="游ゴシック" w:eastAsia="游ゴシック" w:hAnsi="游ゴシック" w:hint="eastAsia"/>
-                <w:sz w:val="20"/>
-              </w:rPr>
-              <w:t>」を選んだら料金検索画面に遷移すること。</w:t>
+                <w:rFonts w:ascii="游ゴシック" w:eastAsia="游ゴシック" w:hAnsi="游ゴシック"/>
+                <w:sz w:val="20"/>
+              </w:rPr>
+            </w:pPr>
+            <w:r>
+              <w:rPr>
+                <w:rFonts w:ascii="游ゴシック" w:eastAsia="游ゴシック" w:hAnsi="游ゴシック" w:hint="eastAsia"/>
+                <w:sz w:val="20"/>
+              </w:rPr>
+              <w:t>料金検索画面に遷移すること。</w:t>
             </w:r>
           </w:p>
         </w:tc>
@@ -3684,24 +3795,59 @@
                 <w:rFonts w:ascii="游ゴシック" w:eastAsia="游ゴシック" w:hAnsi="游ゴシック"/>
                 <w:sz w:val="20"/>
               </w:rPr>
-              <w:t>4-3</w:t>
+              <w:t>4-1</w:t>
             </w:r>
           </w:p>
         </w:tc>
         <w:tc>
           <w:tcPr>
             <w:tcW w:w="5355" w:type="dxa"/>
-            <w:vMerge/>
-            <w:vAlign w:val="center"/>
-          </w:tcPr>
-          <w:p>
-            <w:pPr>
-              <w:snapToGrid w:val="0"/>
-              <w:rPr>
-                <w:rFonts w:ascii="游ゴシック" w:eastAsia="游ゴシック" w:hAnsi="游ゴシック"/>
-                <w:sz w:val="20"/>
-              </w:rPr>
-            </w:pPr>
+            <w:vMerge w:val="restart"/>
+            <w:vAlign w:val="center"/>
+          </w:tcPr>
+          <w:p>
+            <w:pPr>
+              <w:snapToGrid w:val="0"/>
+              <w:rPr>
+                <w:rFonts w:ascii="游ゴシック" w:eastAsia="游ゴシック" w:hAnsi="游ゴシック"/>
+                <w:sz w:val="20"/>
+              </w:rPr>
+            </w:pPr>
+            <w:r>
+              <w:rPr>
+                <w:rFonts w:ascii="游ゴシック" w:eastAsia="游ゴシック" w:hAnsi="游ゴシック" w:hint="eastAsia"/>
+                <w:sz w:val="20"/>
+              </w:rPr>
+              <w:t>テストケース</w:t>
+            </w:r>
+            <w:r>
+              <w:rPr>
+                <w:rFonts w:ascii="游ゴシック" w:eastAsia="游ゴシック" w:hAnsi="游ゴシック"/>
+                <w:sz w:val="20"/>
+              </w:rPr>
+              <w:t>No.</w:t>
+            </w:r>
+            <w:r>
+              <w:rPr>
+                <w:rFonts w:ascii="游ゴシック" w:eastAsia="游ゴシック" w:hAnsi="游ゴシック" w:hint="eastAsia"/>
+                <w:sz w:val="20"/>
+              </w:rPr>
+              <w:t>1</w:t>
+            </w:r>
+            <w:r>
+              <w:rPr>
+                <w:rFonts w:ascii="游ゴシック" w:eastAsia="游ゴシック" w:hAnsi="游ゴシック"/>
+                <w:sz w:val="20"/>
+              </w:rPr>
+              <w:t>1,12,13</w:t>
+            </w:r>
+            <w:r>
+              <w:rPr>
+                <w:rFonts w:ascii="游ゴシック" w:eastAsia="游ゴシック" w:hAnsi="游ゴシック" w:hint="eastAsia"/>
+                <w:sz w:val="20"/>
+              </w:rPr>
+              <w:t>とは異なる料金情報を、料金編集画面のテキストボックスに入力し、料金編集画面の削除ボタンを押下する。</w:t>
+            </w:r>
           </w:p>
         </w:tc>
         <w:tc>
@@ -3713,44 +3859,16 @@
             <w:pPr>
               <w:snapToGrid w:val="0"/>
               <w:rPr>
-                <w:rFonts w:ascii="游ゴシック" w:eastAsia="游ゴシック" w:hAnsi="游ゴシック" w:hint="eastAsia"/>
-                <w:sz w:val="20"/>
-              </w:rPr>
-            </w:pPr>
-            <w:r>
-              <w:rPr>
-                <w:rFonts w:ascii="游ゴシック" w:eastAsia="游ゴシック" w:hAnsi="游ゴシック" w:hint="eastAsia"/>
-                <w:sz w:val="20"/>
-              </w:rPr>
-              <w:t>ポップアップの</w:t>
-            </w:r>
-            <w:r>
-              <w:rPr>
-                <w:rFonts w:ascii="游ゴシック" w:eastAsia="游ゴシック" w:hAnsi="游ゴシック" w:hint="eastAsia"/>
-                <w:sz w:val="20"/>
-              </w:rPr>
-              <w:t>「キャンセル」</w:t>
-            </w:r>
-            <w:r>
-              <w:rPr>
-                <w:rFonts w:ascii="游ゴシック" w:eastAsia="游ゴシック" w:hAnsi="游ゴシック" w:hint="eastAsia"/>
-                <w:sz w:val="20"/>
-              </w:rPr>
-              <w:t>を選んだら</w:t>
-            </w:r>
-            <w:r>
-              <w:rPr>
-                <w:rFonts w:ascii="游ゴシック" w:eastAsia="游ゴシック" w:hAnsi="游ゴシック" w:hint="eastAsia"/>
-                <w:sz w:val="20"/>
-              </w:rPr>
-              <w:t>画面が遷移しないこと</w:t>
-            </w:r>
-            <w:r>
-              <w:rPr>
-                <w:rFonts w:ascii="游ゴシック" w:eastAsia="游ゴシック" w:hAnsi="游ゴシック" w:hint="eastAsia"/>
-                <w:sz w:val="20"/>
-              </w:rPr>
-              <w:t>。</w:t>
+                <w:rFonts w:ascii="游ゴシック" w:eastAsia="游ゴシック" w:hAnsi="游ゴシック"/>
+                <w:sz w:val="20"/>
+              </w:rPr>
+            </w:pPr>
+            <w:r>
+              <w:rPr>
+                <w:rFonts w:ascii="游ゴシック" w:eastAsia="游ゴシック" w:hAnsi="游ゴシック" w:hint="eastAsia"/>
+                <w:sz w:val="20"/>
+              </w:rPr>
+              <w:t>「削除してもよろしいですか？」とポップアップが表示されること。</w:t>
             </w:r>
           </w:p>
         </w:tc>
@@ -3816,7 +3934,7 @@
               <w:snapToGrid w:val="0"/>
               <w:jc w:val="center"/>
               <w:rPr>
-                <w:rFonts w:ascii="游ゴシック" w:eastAsia="游ゴシック" w:hAnsi="游ゴシック" w:hint="eastAsia"/>
+                <w:rFonts w:ascii="游ゴシック" w:eastAsia="游ゴシック" w:hAnsi="游ゴシック"/>
                 <w:sz w:val="20"/>
               </w:rPr>
             </w:pPr>
@@ -3832,30 +3950,24 @@
                 <w:rFonts w:ascii="游ゴシック" w:eastAsia="游ゴシック" w:hAnsi="游ゴシック"/>
                 <w:sz w:val="20"/>
               </w:rPr>
-              <w:t>5</w:t>
+              <w:t>4-2</w:t>
             </w:r>
           </w:p>
         </w:tc>
         <w:tc>
           <w:tcPr>
             <w:tcW w:w="5355" w:type="dxa"/>
-            <w:vAlign w:val="center"/>
-          </w:tcPr>
-          <w:p>
-            <w:pPr>
-              <w:snapToGrid w:val="0"/>
-              <w:rPr>
-                <w:rFonts w:ascii="游ゴシック" w:eastAsia="游ゴシック" w:hAnsi="游ゴシック"/>
-                <w:sz w:val="20"/>
-              </w:rPr>
-            </w:pPr>
-            <w:r>
-              <w:rPr>
-                <w:rFonts w:ascii="游ゴシック" w:eastAsia="游ゴシック" w:hAnsi="游ゴシック" w:hint="eastAsia"/>
-                <w:sz w:val="20"/>
-              </w:rPr>
-              <w:t>料金検索結果画面の、料金番号のリンクを押下する。</w:t>
-            </w:r>
+            <w:vMerge/>
+            <w:vAlign w:val="center"/>
+          </w:tcPr>
+          <w:p>
+            <w:pPr>
+              <w:snapToGrid w:val="0"/>
+              <w:rPr>
+                <w:rFonts w:ascii="游ゴシック" w:eastAsia="游ゴシック" w:hAnsi="游ゴシック"/>
+                <w:sz w:val="20"/>
+              </w:rPr>
+            </w:pPr>
           </w:p>
         </w:tc>
         <w:tc>
@@ -3867,16 +3979,30 @@
             <w:pPr>
               <w:snapToGrid w:val="0"/>
               <w:rPr>
-                <w:rFonts w:ascii="游ゴシック" w:eastAsia="游ゴシック" w:hAnsi="游ゴシック" w:hint="eastAsia"/>
-                <w:sz w:val="20"/>
-              </w:rPr>
-            </w:pPr>
-            <w:r>
-              <w:rPr>
-                <w:rFonts w:ascii="游ゴシック" w:eastAsia="游ゴシック" w:hAnsi="游ゴシック" w:hint="eastAsia"/>
-                <w:sz w:val="20"/>
-              </w:rPr>
-              <w:t>料金編集画面に遷移すること。</w:t>
+                <w:rFonts w:ascii="游ゴシック" w:eastAsia="游ゴシック" w:hAnsi="游ゴシック"/>
+                <w:sz w:val="20"/>
+              </w:rPr>
+            </w:pPr>
+            <w:r>
+              <w:rPr>
+                <w:rFonts w:ascii="游ゴシック" w:eastAsia="游ゴシック" w:hAnsi="游ゴシック" w:hint="eastAsia"/>
+                <w:sz w:val="20"/>
+              </w:rPr>
+              <w:t>ポップアップの「O</w:t>
+            </w:r>
+            <w:r>
+              <w:rPr>
+                <w:rFonts w:ascii="游ゴシック" w:eastAsia="游ゴシック" w:hAnsi="游ゴシック"/>
+                <w:sz w:val="20"/>
+              </w:rPr>
+              <w:t>K</w:t>
+            </w:r>
+            <w:r>
+              <w:rPr>
+                <w:rFonts w:ascii="游ゴシック" w:eastAsia="游ゴシック" w:hAnsi="游ゴシック" w:hint="eastAsia"/>
+                <w:sz w:val="20"/>
+              </w:rPr>
+              <w:t>」を選んだら料金検索画面に遷移すること。</w:t>
             </w:r>
           </w:p>
         </w:tc>
@@ -3942,7 +4068,7 @@
               <w:snapToGrid w:val="0"/>
               <w:jc w:val="center"/>
               <w:rPr>
-                <w:rFonts w:ascii="游ゴシック" w:eastAsia="游ゴシック" w:hAnsi="游ゴシック" w:hint="eastAsia"/>
+                <w:rFonts w:ascii="游ゴシック" w:eastAsia="游ゴシック" w:hAnsi="游ゴシック"/>
                 <w:sz w:val="20"/>
               </w:rPr>
             </w:pPr>
@@ -3958,31 +4084,24 @@
                 <w:rFonts w:ascii="游ゴシック" w:eastAsia="游ゴシック" w:hAnsi="游ゴシック"/>
                 <w:sz w:val="20"/>
               </w:rPr>
-              <w:t>6</w:t>
+              <w:t>4-3</w:t>
             </w:r>
           </w:p>
         </w:tc>
         <w:tc>
           <w:tcPr>
             <w:tcW w:w="5355" w:type="dxa"/>
-            <w:vAlign w:val="center"/>
-          </w:tcPr>
-          <w:p>
-            <w:pPr>
-              <w:snapToGrid w:val="0"/>
-              <w:ind w:left="100" w:hangingChars="50" w:hanging="100"/>
-              <w:rPr>
-                <w:rFonts w:ascii="游ゴシック" w:eastAsia="游ゴシック" w:hAnsi="游ゴシック"/>
-                <w:sz w:val="20"/>
-              </w:rPr>
-            </w:pPr>
-            <w:r>
-              <w:rPr>
-                <w:rFonts w:ascii="游ゴシック" w:eastAsia="游ゴシック" w:hAnsi="游ゴシック" w:hint="eastAsia"/>
-                <w:sz w:val="20"/>
-              </w:rPr>
-              <w:t>料金編集画面から、情報を書き換えて保存ボタンを押下する。</w:t>
-            </w:r>
+            <w:vMerge/>
+            <w:vAlign w:val="center"/>
+          </w:tcPr>
+          <w:p>
+            <w:pPr>
+              <w:snapToGrid w:val="0"/>
+              <w:rPr>
+                <w:rFonts w:ascii="游ゴシック" w:eastAsia="游ゴシック" w:hAnsi="游ゴシック"/>
+                <w:sz w:val="20"/>
+              </w:rPr>
+            </w:pPr>
           </w:p>
         </w:tc>
         <w:tc>
@@ -3994,23 +4113,16 @@
             <w:pPr>
               <w:snapToGrid w:val="0"/>
               <w:rPr>
-                <w:rFonts w:ascii="游ゴシック" w:eastAsia="游ゴシック" w:hAnsi="游ゴシック" w:hint="eastAsia"/>
-                <w:sz w:val="20"/>
-              </w:rPr>
-            </w:pPr>
-            <w:r>
-              <w:rPr>
-                <w:rFonts w:ascii="游ゴシック" w:eastAsia="游ゴシック" w:hAnsi="游ゴシック" w:hint="eastAsia"/>
-                <w:sz w:val="20"/>
-              </w:rPr>
-              <w:t>画面は遷移せず、</w:t>
-            </w:r>
-            <w:r>
-              <w:rPr>
-                <w:rFonts w:ascii="游ゴシック" w:eastAsia="游ゴシック" w:hAnsi="游ゴシック" w:hint="eastAsia"/>
-                <w:sz w:val="20"/>
-              </w:rPr>
-              <w:t>「保存しました。」とメッセージが表示されていること。</w:t>
+                <w:rFonts w:ascii="游ゴシック" w:eastAsia="游ゴシック" w:hAnsi="游ゴシック"/>
+                <w:sz w:val="20"/>
+              </w:rPr>
+            </w:pPr>
+            <w:r>
+              <w:rPr>
+                <w:rFonts w:ascii="游ゴシック" w:eastAsia="游ゴシック" w:hAnsi="游ゴシック" w:hint="eastAsia"/>
+                <w:sz w:val="20"/>
+              </w:rPr>
+              <w:t>ポップアップの「キャンセル」を選んだら画面が遷移しないこと。</w:t>
             </w:r>
           </w:p>
         </w:tc>
@@ -4092,44 +4204,29 @@
                 <w:rFonts w:ascii="游ゴシック" w:eastAsia="游ゴシック" w:hAnsi="游ゴシック"/>
                 <w:sz w:val="20"/>
               </w:rPr>
-              <w:t>7-1</w:t>
+              <w:t>5</w:t>
             </w:r>
           </w:p>
         </w:tc>
         <w:tc>
           <w:tcPr>
             <w:tcW w:w="5355" w:type="dxa"/>
-            <w:vMerge w:val="restart"/>
-            <w:vAlign w:val="center"/>
-          </w:tcPr>
-          <w:p>
-            <w:pPr>
-              <w:snapToGrid w:val="0"/>
-              <w:rPr>
-                <w:rFonts w:ascii="游ゴシック" w:eastAsia="游ゴシック" w:hAnsi="游ゴシック"/>
-                <w:sz w:val="20"/>
-              </w:rPr>
-            </w:pPr>
-            <w:r>
-              <w:rPr>
-                <w:rFonts w:ascii="游ゴシック" w:eastAsia="游ゴシック" w:hAnsi="游ゴシック" w:hint="eastAsia"/>
-                <w:sz w:val="20"/>
-              </w:rPr>
-              <w:t>データベースのT</w:t>
-            </w:r>
-            <w:r>
-              <w:rPr>
-                <w:rFonts w:ascii="游ゴシック" w:eastAsia="游ゴシック" w:hAnsi="游ゴシック"/>
-                <w:sz w:val="20"/>
-              </w:rPr>
-              <w:t>-CHARGE</w:t>
-            </w:r>
-            <w:r>
-              <w:rPr>
-                <w:rFonts w:ascii="游ゴシック" w:eastAsia="游ゴシック" w:hAnsi="游ゴシック" w:hint="eastAsia"/>
-                <w:sz w:val="20"/>
-              </w:rPr>
-              <w:t>テーブルを確認する。</w:t>
+            <w:vAlign w:val="center"/>
+          </w:tcPr>
+          <w:p>
+            <w:pPr>
+              <w:snapToGrid w:val="0"/>
+              <w:rPr>
+                <w:rFonts w:ascii="游ゴシック" w:eastAsia="游ゴシック" w:hAnsi="游ゴシック"/>
+                <w:sz w:val="20"/>
+              </w:rPr>
+            </w:pPr>
+            <w:r>
+              <w:rPr>
+                <w:rFonts w:ascii="游ゴシック" w:eastAsia="游ゴシック" w:hAnsi="游ゴシック" w:hint="eastAsia"/>
+                <w:sz w:val="20"/>
+              </w:rPr>
+              <w:t>料金検索結果画面の、料金番号のリンクを押下する。</w:t>
             </w:r>
           </w:p>
         </w:tc>
@@ -4142,44 +4239,16 @@
             <w:pPr>
               <w:snapToGrid w:val="0"/>
               <w:rPr>
-                <w:rFonts w:ascii="游ゴシック" w:eastAsia="游ゴシック" w:hAnsi="游ゴシック" w:hint="eastAsia"/>
-                <w:sz w:val="20"/>
-              </w:rPr>
-            </w:pPr>
-            <w:r>
-              <w:rPr>
-                <w:rFonts w:ascii="游ゴシック" w:eastAsia="游ゴシック" w:hAnsi="游ゴシック" w:hint="eastAsia"/>
-                <w:sz w:val="20"/>
-              </w:rPr>
-              <w:t>テストケース</w:t>
-            </w:r>
-            <w:r>
-              <w:rPr>
-                <w:rFonts w:ascii="游ゴシック" w:eastAsia="游ゴシック" w:hAnsi="游ゴシック"/>
-                <w:sz w:val="20"/>
-              </w:rPr>
-              <w:t>No.</w:t>
-            </w:r>
-            <w:r>
-              <w:rPr>
-                <w:rFonts w:ascii="游ゴシック" w:eastAsia="游ゴシック" w:hAnsi="游ゴシック" w:hint="eastAsia"/>
-                <w:sz w:val="20"/>
-              </w:rPr>
-              <w:t>1</w:t>
-            </w:r>
-            <w:r>
-              <w:rPr>
-                <w:rFonts w:ascii="游ゴシック" w:eastAsia="游ゴシック" w:hAnsi="游ゴシック"/>
-                <w:sz w:val="20"/>
-              </w:rPr>
-              <w:t>1</w:t>
-            </w:r>
-            <w:r>
-              <w:rPr>
-                <w:rFonts w:ascii="游ゴシック" w:eastAsia="游ゴシック" w:hAnsi="游ゴシック" w:hint="eastAsia"/>
-                <w:sz w:val="20"/>
-              </w:rPr>
-              <w:t>で入力した情報が追加されていること。</w:t>
+                <w:rFonts w:ascii="游ゴシック" w:eastAsia="游ゴシック" w:hAnsi="游ゴシック"/>
+                <w:sz w:val="20"/>
+              </w:rPr>
+            </w:pPr>
+            <w:r>
+              <w:rPr>
+                <w:rFonts w:ascii="游ゴシック" w:eastAsia="游ゴシック" w:hAnsi="游ゴシック" w:hint="eastAsia"/>
+                <w:sz w:val="20"/>
+              </w:rPr>
+              <w:t>料金編集画面に遷移すること。</w:t>
             </w:r>
           </w:p>
         </w:tc>
@@ -4261,24 +4330,32 @@
                 <w:rFonts w:ascii="游ゴシック" w:eastAsia="游ゴシック" w:hAnsi="游ゴシック"/>
                 <w:sz w:val="20"/>
               </w:rPr>
-              <w:t>7-2</w:t>
+              <w:t>6-1</w:t>
             </w:r>
           </w:p>
         </w:tc>
         <w:tc>
           <w:tcPr>
             <w:tcW w:w="5355" w:type="dxa"/>
-            <w:vMerge/>
-            <w:vAlign w:val="center"/>
-          </w:tcPr>
-          <w:p>
-            <w:pPr>
-              <w:snapToGrid w:val="0"/>
-              <w:rPr>
-                <w:rFonts w:ascii="游ゴシック" w:eastAsia="游ゴシック" w:hAnsi="游ゴシック" w:hint="eastAsia"/>
-                <w:sz w:val="20"/>
-              </w:rPr>
-            </w:pPr>
+            <w:vMerge w:val="restart"/>
+            <w:vAlign w:val="center"/>
+          </w:tcPr>
+          <w:p>
+            <w:pPr>
+              <w:snapToGrid w:val="0"/>
+              <w:ind w:left="100" w:hangingChars="50" w:hanging="100"/>
+              <w:rPr>
+                <w:rFonts w:ascii="游ゴシック" w:eastAsia="游ゴシック" w:hAnsi="游ゴシック"/>
+                <w:sz w:val="20"/>
+              </w:rPr>
+            </w:pPr>
+            <w:r>
+              <w:rPr>
+                <w:rFonts w:ascii="游ゴシック" w:eastAsia="游ゴシック" w:hAnsi="游ゴシック" w:hint="eastAsia"/>
+                <w:sz w:val="20"/>
+              </w:rPr>
+              <w:t>料金編集画面から、情報を書き換えて保存ボタンを押下する。</w:t>
+            </w:r>
           </w:p>
         </w:tc>
         <w:tc>
@@ -4290,58 +4367,16 @@
             <w:pPr>
               <w:snapToGrid w:val="0"/>
               <w:rPr>
-                <w:rFonts w:ascii="游ゴシック" w:eastAsia="游ゴシック" w:hAnsi="游ゴシック" w:hint="eastAsia"/>
-                <w:sz w:val="20"/>
-              </w:rPr>
-            </w:pPr>
-            <w:r>
-              <w:rPr>
-                <w:rFonts w:ascii="游ゴシック" w:eastAsia="游ゴシック" w:hAnsi="游ゴシック" w:hint="eastAsia"/>
-                <w:sz w:val="20"/>
-              </w:rPr>
-              <w:t>テストケース</w:t>
-            </w:r>
-            <w:r>
-              <w:rPr>
-                <w:rFonts w:ascii="游ゴシック" w:eastAsia="游ゴシック" w:hAnsi="游ゴシック"/>
-                <w:sz w:val="20"/>
-              </w:rPr>
-              <w:t>No.12</w:t>
-            </w:r>
-            <w:r>
-              <w:rPr>
-                <w:rFonts w:ascii="游ゴシック" w:eastAsia="游ゴシック" w:hAnsi="游ゴシック" w:hint="eastAsia"/>
-                <w:sz w:val="20"/>
-              </w:rPr>
-              <w:t>で入力した情報が</w:t>
-            </w:r>
-            <w:r>
-              <w:rPr>
-                <w:rFonts w:ascii="游ゴシック" w:eastAsia="游ゴシック" w:hAnsi="游ゴシック" w:hint="eastAsia"/>
-                <w:sz w:val="20"/>
-              </w:rPr>
-              <w:t>追加</w:t>
-            </w:r>
-            <w:r>
-              <w:rPr>
-                <w:rFonts w:ascii="游ゴシック" w:eastAsia="游ゴシック" w:hAnsi="游ゴシック" w:hint="eastAsia"/>
-                <w:sz w:val="20"/>
-              </w:rPr>
-              <w:t>されて</w:t>
-            </w:r>
-            <w:r>
-              <w:rPr>
-                <w:rFonts w:ascii="游ゴシック" w:eastAsia="游ゴシック" w:hAnsi="游ゴシック" w:hint="eastAsia"/>
-                <w:sz w:val="20"/>
-              </w:rPr>
-              <w:t>いない</w:t>
-            </w:r>
-            <w:r>
-              <w:rPr>
-                <w:rFonts w:ascii="游ゴシック" w:eastAsia="游ゴシック" w:hAnsi="游ゴシック" w:hint="eastAsia"/>
-                <w:sz w:val="20"/>
-              </w:rPr>
-              <w:t>こと。</w:t>
+                <w:rFonts w:ascii="游ゴシック" w:eastAsia="游ゴシック" w:hAnsi="游ゴシック"/>
+                <w:sz w:val="20"/>
+              </w:rPr>
+            </w:pPr>
+            <w:r>
+              <w:rPr>
+                <w:rFonts w:ascii="游ゴシック" w:eastAsia="游ゴシック" w:hAnsi="游ゴシック" w:hint="eastAsia"/>
+                <w:sz w:val="20"/>
+              </w:rPr>
+              <w:t>画面は遷移せず、「保存しました。」とメッセージが表示されていること。</w:t>
             </w:r>
           </w:p>
         </w:tc>
@@ -4407,7 +4442,7 @@
               <w:snapToGrid w:val="0"/>
               <w:jc w:val="center"/>
               <w:rPr>
-                <w:rFonts w:ascii="游ゴシック" w:eastAsia="游ゴシック" w:hAnsi="游ゴシック"/>
+                <w:rFonts w:ascii="游ゴシック" w:eastAsia="游ゴシック" w:hAnsi="游ゴシック" w:hint="eastAsia"/>
                 <w:sz w:val="20"/>
               </w:rPr>
             </w:pPr>
@@ -4423,7 +4458,7 @@
                 <w:rFonts w:ascii="游ゴシック" w:eastAsia="游ゴシック" w:hAnsi="游ゴシック"/>
                 <w:sz w:val="20"/>
               </w:rPr>
-              <w:t>7-3</w:t>
+              <w:t>6-2</w:t>
             </w:r>
           </w:p>
         </w:tc>
@@ -4436,6 +4471,7 @@
           <w:p>
             <w:pPr>
               <w:snapToGrid w:val="0"/>
+              <w:ind w:left="100" w:hangingChars="50" w:hanging="100"/>
               <w:rPr>
                 <w:rFonts w:ascii="游ゴシック" w:eastAsia="游ゴシック" w:hAnsi="游ゴシック" w:hint="eastAsia"/>
                 <w:sz w:val="20"/>
@@ -4452,65 +4488,350 @@
             <w:pPr>
               <w:snapToGrid w:val="0"/>
               <w:rPr>
-                <w:rFonts w:ascii="游ゴシック" w:eastAsia="游ゴシック" w:hAnsi="游ゴシック" w:hint="eastAsia"/>
-                <w:sz w:val="20"/>
-              </w:rPr>
-            </w:pPr>
-            <w:r>
-              <w:rPr>
-                <w:rFonts w:ascii="游ゴシック" w:eastAsia="游ゴシック" w:hAnsi="游ゴシック" w:hint="eastAsia"/>
-                <w:sz w:val="20"/>
-              </w:rPr>
-              <w:t>テストケース</w:t>
-            </w:r>
-            <w:r>
-              <w:rPr>
-                <w:rFonts w:ascii="游ゴシック" w:eastAsia="游ゴシック" w:hAnsi="游ゴシック"/>
-                <w:sz w:val="20"/>
-              </w:rPr>
-              <w:t>No.</w:t>
-            </w:r>
-            <w:r>
-              <w:rPr>
-                <w:rFonts w:ascii="游ゴシック" w:eastAsia="游ゴシック" w:hAnsi="游ゴシック"/>
-                <w:sz w:val="20"/>
-              </w:rPr>
-              <w:t>13</w:t>
-            </w:r>
-            <w:r>
-              <w:rPr>
-                <w:rFonts w:ascii="游ゴシック" w:eastAsia="游ゴシック" w:hAnsi="游ゴシック" w:hint="eastAsia"/>
-                <w:sz w:val="20"/>
-              </w:rPr>
-              <w:t>で入力した情報が</w:t>
-            </w:r>
-            <w:r>
-              <w:rPr>
-                <w:rFonts w:ascii="游ゴシック" w:eastAsia="游ゴシック" w:hAnsi="游ゴシック" w:hint="eastAsia"/>
-                <w:sz w:val="20"/>
-              </w:rPr>
-              <w:t>追加</w:t>
-            </w:r>
-            <w:r>
-              <w:rPr>
-                <w:rFonts w:ascii="游ゴシック" w:eastAsia="游ゴシック" w:hAnsi="游ゴシック" w:hint="eastAsia"/>
-                <w:sz w:val="20"/>
-              </w:rPr>
-              <w:t>されて</w:t>
-            </w:r>
-            <w:r>
-              <w:rPr>
-                <w:rFonts w:ascii="游ゴシック" w:eastAsia="游ゴシック" w:hAnsi="游ゴシック" w:hint="eastAsia"/>
-                <w:sz w:val="20"/>
-              </w:rPr>
-              <w:t>いない</w:t>
-            </w:r>
-            <w:r>
-              <w:rPr>
-                <w:rFonts w:ascii="游ゴシック" w:eastAsia="游ゴシック" w:hAnsi="游ゴシック" w:hint="eastAsia"/>
-                <w:sz w:val="20"/>
-              </w:rPr>
-              <w:t>こと。</w:t>
+                <w:rFonts w:ascii="游ゴシック" w:eastAsia="游ゴシック" w:hAnsi="游ゴシック"/>
+                <w:sz w:val="20"/>
+              </w:rPr>
+            </w:pPr>
+            <w:r>
+              <w:rPr>
+                <w:rFonts w:ascii="游ゴシック" w:eastAsia="游ゴシック" w:hAnsi="游ゴシック" w:hint="eastAsia"/>
+                <w:sz w:val="20"/>
+              </w:rPr>
+              <w:t>T</w:t>
+            </w:r>
+            <w:r>
+              <w:rPr>
+                <w:rFonts w:ascii="游ゴシック" w:eastAsia="游ゴシック" w:hAnsi="游ゴシック"/>
+                <w:sz w:val="20"/>
+              </w:rPr>
+              <w:t>-CHARGE</w:t>
+            </w:r>
+            <w:r>
+              <w:rPr>
+                <w:rFonts w:ascii="游ゴシック" w:eastAsia="游ゴシック" w:hAnsi="游ゴシック" w:hint="eastAsia"/>
+                <w:sz w:val="20"/>
+              </w:rPr>
+              <w:t>テーブルに、フォームに入力した以下のレコードが追加されていること。</w:t>
+            </w:r>
+          </w:p>
+          <w:p>
+            <w:pPr>
+              <w:snapToGrid w:val="0"/>
+              <w:rPr>
+                <w:rFonts w:ascii="游ゴシック" w:eastAsia="游ゴシック" w:hAnsi="游ゴシック"/>
+                <w:sz w:val="20"/>
+              </w:rPr>
+            </w:pPr>
+            <w:r>
+              <w:rPr>
+                <w:rFonts w:ascii="游ゴシック" w:eastAsia="游ゴシック" w:hAnsi="游ゴシック" w:hint="eastAsia"/>
+                <w:sz w:val="20"/>
+              </w:rPr>
+              <w:t>料金I</w:t>
+            </w:r>
+            <w:r>
+              <w:rPr>
+                <w:rFonts w:ascii="游ゴシック" w:eastAsia="游ゴシック" w:hAnsi="游ゴシック"/>
+                <w:sz w:val="20"/>
+              </w:rPr>
+              <w:t>D(</w:t>
+            </w:r>
+            <w:proofErr w:type="spellStart"/>
+            <w:r>
+              <w:rPr>
+                <w:rFonts w:ascii="游ゴシック" w:eastAsia="游ゴシック" w:hAnsi="游ゴシック"/>
+                <w:sz w:val="20"/>
+              </w:rPr>
+              <w:t>charge_id</w:t>
+            </w:r>
+            <w:proofErr w:type="spellEnd"/>
+            <w:r>
+              <w:rPr>
+                <w:rFonts w:ascii="游ゴシック" w:eastAsia="游ゴシック" w:hAnsi="游ゴシック"/>
+                <w:sz w:val="20"/>
+              </w:rPr>
+              <w:t>)</w:t>
+            </w:r>
+            <w:r>
+              <w:rPr>
+                <w:rFonts w:ascii="游ゴシック" w:eastAsia="游ゴシック" w:hAnsi="游ゴシック" w:hint="eastAsia"/>
+                <w:sz w:val="20"/>
+              </w:rPr>
+              <w:t>：※整数自動生成</w:t>
+            </w:r>
+          </w:p>
+          <w:p>
+            <w:pPr>
+              <w:snapToGrid w:val="0"/>
+              <w:rPr>
+                <w:rFonts w:ascii="游ゴシック" w:eastAsia="游ゴシック" w:hAnsi="游ゴシック"/>
+                <w:sz w:val="20"/>
+              </w:rPr>
+            </w:pPr>
+            <w:r>
+              <w:rPr>
+                <w:rFonts w:ascii="游ゴシック" w:eastAsia="游ゴシック" w:hAnsi="游ゴシック" w:hint="eastAsia"/>
+                <w:sz w:val="20"/>
+              </w:rPr>
+              <w:t>料金名(</w:t>
+            </w:r>
+            <w:proofErr w:type="spellStart"/>
+            <w:r>
+              <w:rPr>
+                <w:rFonts w:ascii="游ゴシック" w:eastAsia="游ゴシック" w:hAnsi="游ゴシック"/>
+                <w:sz w:val="20"/>
+              </w:rPr>
+              <w:t>charge_name</w:t>
+            </w:r>
+            <w:proofErr w:type="spellEnd"/>
+            <w:r>
+              <w:rPr>
+                <w:rFonts w:ascii="游ゴシック" w:eastAsia="游ゴシック" w:hAnsi="游ゴシック"/>
+                <w:sz w:val="20"/>
+              </w:rPr>
+              <w:t>)</w:t>
+            </w:r>
+            <w:r>
+              <w:rPr>
+                <w:rFonts w:ascii="游ゴシック" w:eastAsia="游ゴシック" w:hAnsi="游ゴシック" w:hint="eastAsia"/>
+                <w:sz w:val="20"/>
+              </w:rPr>
+              <w:t>：テスト料金</w:t>
+            </w:r>
+          </w:p>
+          <w:p>
+            <w:pPr>
+              <w:snapToGrid w:val="0"/>
+              <w:rPr>
+                <w:rFonts w:ascii="游ゴシック" w:eastAsia="游ゴシック" w:hAnsi="游ゴシック"/>
+                <w:sz w:val="20"/>
+              </w:rPr>
+            </w:pPr>
+            <w:r>
+              <w:rPr>
+                <w:rFonts w:ascii="游ゴシック" w:eastAsia="游ゴシック" w:hAnsi="游ゴシック" w:hint="eastAsia"/>
+                <w:sz w:val="20"/>
+              </w:rPr>
+              <w:t>料金(</w:t>
+            </w:r>
+            <w:r>
+              <w:rPr>
+                <w:rFonts w:ascii="游ゴシック" w:eastAsia="游ゴシック" w:hAnsi="游ゴシック"/>
+                <w:sz w:val="20"/>
+              </w:rPr>
+              <w:t>amount)</w:t>
+            </w:r>
+            <w:r>
+              <w:rPr>
+                <w:rFonts w:ascii="游ゴシック" w:eastAsia="游ゴシック" w:hAnsi="游ゴシック" w:hint="eastAsia"/>
+                <w:sz w:val="20"/>
+              </w:rPr>
+              <w:t>：</w:t>
+            </w:r>
+            <w:r>
+              <w:rPr>
+                <w:rFonts w:ascii="游ゴシック" w:eastAsia="游ゴシック" w:hAnsi="游ゴシック" w:hint="eastAsia"/>
+                <w:sz w:val="20"/>
+              </w:rPr>
+              <w:t>3</w:t>
+            </w:r>
+            <w:r>
+              <w:rPr>
+                <w:rFonts w:ascii="游ゴシック" w:eastAsia="游ゴシック" w:hAnsi="游ゴシック"/>
+                <w:sz w:val="20"/>
+              </w:rPr>
+              <w:t>000</w:t>
+            </w:r>
+          </w:p>
+          <w:p>
+            <w:pPr>
+              <w:snapToGrid w:val="0"/>
+              <w:rPr>
+                <w:rFonts w:ascii="游ゴシック" w:eastAsia="游ゴシック" w:hAnsi="游ゴシック"/>
+                <w:sz w:val="20"/>
+              </w:rPr>
+            </w:pPr>
+            <w:r>
+              <w:rPr>
+                <w:rFonts w:ascii="游ゴシック" w:eastAsia="游ゴシック" w:hAnsi="游ゴシック" w:hint="eastAsia"/>
+                <w:sz w:val="20"/>
+              </w:rPr>
+              <w:t>開始日(</w:t>
+            </w:r>
+            <w:proofErr w:type="spellStart"/>
+            <w:r>
+              <w:rPr>
+                <w:rFonts w:ascii="游ゴシック" w:eastAsia="游ゴシック" w:hAnsi="游ゴシック"/>
+                <w:sz w:val="20"/>
+              </w:rPr>
+              <w:t>start_date</w:t>
+            </w:r>
+            <w:proofErr w:type="spellEnd"/>
+            <w:r>
+              <w:rPr>
+                <w:rFonts w:ascii="游ゴシック" w:eastAsia="游ゴシック" w:hAnsi="游ゴシック"/>
+                <w:sz w:val="20"/>
+              </w:rPr>
+              <w:t>)</w:t>
+            </w:r>
+            <w:r>
+              <w:rPr>
+                <w:rFonts w:ascii="游ゴシック" w:eastAsia="游ゴシック" w:hAnsi="游ゴシック" w:hint="eastAsia"/>
+                <w:sz w:val="20"/>
+              </w:rPr>
+              <w:t>：2</w:t>
+            </w:r>
+            <w:r>
+              <w:rPr>
+                <w:rFonts w:ascii="游ゴシック" w:eastAsia="游ゴシック" w:hAnsi="游ゴシック"/>
+                <w:sz w:val="20"/>
+              </w:rPr>
+              <w:t>025-0</w:t>
+            </w:r>
+            <w:r>
+              <w:rPr>
+                <w:rFonts w:ascii="游ゴシック" w:eastAsia="游ゴシック" w:hAnsi="游ゴシック"/>
+                <w:sz w:val="20"/>
+              </w:rPr>
+              <w:t>3</w:t>
+            </w:r>
+            <w:r>
+              <w:rPr>
+                <w:rFonts w:ascii="游ゴシック" w:eastAsia="游ゴシック" w:hAnsi="游ゴシック"/>
+                <w:sz w:val="20"/>
+              </w:rPr>
+              <w:t>-01</w:t>
+            </w:r>
+          </w:p>
+          <w:p>
+            <w:pPr>
+              <w:snapToGrid w:val="0"/>
+              <w:rPr>
+                <w:rFonts w:ascii="游ゴシック" w:eastAsia="游ゴシック" w:hAnsi="游ゴシック"/>
+                <w:sz w:val="20"/>
+              </w:rPr>
+            </w:pPr>
+            <w:r>
+              <w:rPr>
+                <w:rFonts w:ascii="游ゴシック" w:eastAsia="游ゴシック" w:hAnsi="游ゴシック" w:hint="eastAsia"/>
+                <w:sz w:val="20"/>
+              </w:rPr>
+              <w:t>終了日(</w:t>
+            </w:r>
+            <w:proofErr w:type="spellStart"/>
+            <w:r>
+              <w:rPr>
+                <w:rFonts w:ascii="游ゴシック" w:eastAsia="游ゴシック" w:hAnsi="游ゴシック"/>
+                <w:sz w:val="20"/>
+              </w:rPr>
+              <w:t>end_date</w:t>
+            </w:r>
+            <w:proofErr w:type="spellEnd"/>
+            <w:r>
+              <w:rPr>
+                <w:rFonts w:ascii="游ゴシック" w:eastAsia="游ゴシック" w:hAnsi="游ゴシック"/>
+                <w:sz w:val="20"/>
+              </w:rPr>
+              <w:t>)</w:t>
+            </w:r>
+            <w:r>
+              <w:rPr>
+                <w:rFonts w:ascii="游ゴシック" w:eastAsia="游ゴシック" w:hAnsi="游ゴシック" w:hint="eastAsia"/>
+                <w:sz w:val="20"/>
+              </w:rPr>
+              <w:t>：空欄（テーブルではN</w:t>
+            </w:r>
+            <w:r>
+              <w:rPr>
+                <w:rFonts w:ascii="游ゴシック" w:eastAsia="游ゴシック" w:hAnsi="游ゴシック"/>
+                <w:sz w:val="20"/>
+              </w:rPr>
+              <w:t>ULL</w:t>
+            </w:r>
+            <w:r>
+              <w:rPr>
+                <w:rFonts w:ascii="游ゴシック" w:eastAsia="游ゴシック" w:hAnsi="游ゴシック" w:hint="eastAsia"/>
+                <w:sz w:val="20"/>
+              </w:rPr>
+              <w:t>）</w:t>
+            </w:r>
+          </w:p>
+          <w:p>
+            <w:pPr>
+              <w:snapToGrid w:val="0"/>
+              <w:rPr>
+                <w:rFonts w:ascii="游ゴシック" w:eastAsia="游ゴシック" w:hAnsi="游ゴシック"/>
+                <w:sz w:val="20"/>
+              </w:rPr>
+            </w:pPr>
+            <w:r>
+              <w:rPr>
+                <w:rFonts w:ascii="游ゴシック" w:eastAsia="游ゴシック" w:hAnsi="游ゴシック" w:hint="eastAsia"/>
+                <w:sz w:val="20"/>
+              </w:rPr>
+              <w:t>登録日(</w:t>
+            </w:r>
+            <w:proofErr w:type="spellStart"/>
+            <w:r>
+              <w:rPr>
+                <w:rFonts w:ascii="游ゴシック" w:eastAsia="游ゴシック" w:hAnsi="游ゴシック"/>
+                <w:sz w:val="20"/>
+              </w:rPr>
+              <w:t>created_at</w:t>
+            </w:r>
+            <w:proofErr w:type="spellEnd"/>
+            <w:r>
+              <w:rPr>
+                <w:rFonts w:ascii="游ゴシック" w:eastAsia="游ゴシック" w:hAnsi="游ゴシック"/>
+                <w:sz w:val="20"/>
+              </w:rPr>
+              <w:t>)</w:t>
+            </w:r>
+            <w:r>
+              <w:rPr>
+                <w:rFonts w:ascii="游ゴシック" w:eastAsia="游ゴシック" w:hAnsi="游ゴシック" w:hint="eastAsia"/>
+                <w:sz w:val="20"/>
+              </w:rPr>
+              <w:t>：※登録した日時</w:t>
+            </w:r>
+          </w:p>
+          <w:p>
+            <w:pPr>
+              <w:snapToGrid w:val="0"/>
+              <w:rPr>
+                <w:rFonts w:ascii="游ゴシック" w:eastAsia="游ゴシック" w:hAnsi="游ゴシック" w:hint="eastAsia"/>
+                <w:sz w:val="20"/>
+              </w:rPr>
+            </w:pPr>
+            <w:r>
+              <w:rPr>
+                <w:rFonts w:ascii="游ゴシック" w:eastAsia="游ゴシック" w:hAnsi="游ゴシック" w:hint="eastAsia"/>
+                <w:sz w:val="20"/>
+              </w:rPr>
+              <w:t>更新日(</w:t>
+            </w:r>
+            <w:proofErr w:type="spellStart"/>
+            <w:r>
+              <w:rPr>
+                <w:rFonts w:ascii="游ゴシック" w:eastAsia="游ゴシック" w:hAnsi="游ゴシック"/>
+                <w:sz w:val="20"/>
+              </w:rPr>
+              <w:t>updated_at</w:t>
+            </w:r>
+            <w:proofErr w:type="spellEnd"/>
+            <w:r>
+              <w:rPr>
+                <w:rFonts w:ascii="游ゴシック" w:eastAsia="游ゴシック" w:hAnsi="游ゴシック"/>
+                <w:sz w:val="20"/>
+              </w:rPr>
+              <w:t>)</w:t>
+            </w:r>
+            <w:r>
+              <w:rPr>
+                <w:rFonts w:ascii="游ゴシック" w:eastAsia="游ゴシック" w:hAnsi="游ゴシック" w:hint="eastAsia"/>
+                <w:sz w:val="20"/>
+              </w:rPr>
+              <w:t>：登録した時間</w:t>
             </w:r>
           </w:p>
         </w:tc>
@@ -4576,15 +4897,16 @@
               <w:snapToGrid w:val="0"/>
               <w:jc w:val="center"/>
               <w:rPr>
-                <w:rFonts w:ascii="游ゴシック" w:eastAsia="游ゴシック" w:hAnsi="游ゴシック" w:hint="eastAsia"/>
-                <w:sz w:val="20"/>
-              </w:rPr>
-            </w:pPr>
-            <w:r>
-              <w:rPr>
-                <w:rFonts w:ascii="游ゴシック" w:eastAsia="游ゴシック" w:hAnsi="游ゴシック" w:hint="eastAsia"/>
-                <w:sz w:val="20"/>
-              </w:rPr>
+                <w:rFonts w:ascii="游ゴシック" w:eastAsia="游ゴシック" w:hAnsi="游ゴシック"/>
+                <w:sz w:val="20"/>
+              </w:rPr>
+            </w:pPr>
+            <w:r>
+              <w:rPr>
+                <w:rFonts w:ascii="游ゴシック" w:eastAsia="游ゴシック" w:hAnsi="游ゴシック" w:hint="eastAsia"/>
+                <w:sz w:val="20"/>
+              </w:rPr>
+              <w:lastRenderedPageBreak/>
               <w:t>1</w:t>
             </w:r>
             <w:r>
@@ -4592,7 +4914,176 @@
                 <w:rFonts w:ascii="游ゴシック" w:eastAsia="游ゴシック" w:hAnsi="游ゴシック"/>
                 <w:sz w:val="20"/>
               </w:rPr>
-              <w:t>7-4</w:t>
+              <w:t>7-1</w:t>
+            </w:r>
+          </w:p>
+        </w:tc>
+        <w:tc>
+          <w:tcPr>
+            <w:tcW w:w="5355" w:type="dxa"/>
+            <w:vMerge w:val="restart"/>
+            <w:vAlign w:val="center"/>
+          </w:tcPr>
+          <w:p>
+            <w:pPr>
+              <w:snapToGrid w:val="0"/>
+              <w:rPr>
+                <w:rFonts w:ascii="游ゴシック" w:eastAsia="游ゴシック" w:hAnsi="游ゴシック"/>
+                <w:sz w:val="20"/>
+              </w:rPr>
+            </w:pPr>
+            <w:r>
+              <w:rPr>
+                <w:rFonts w:ascii="游ゴシック" w:eastAsia="游ゴシック" w:hAnsi="游ゴシック" w:hint="eastAsia"/>
+                <w:sz w:val="20"/>
+              </w:rPr>
+              <w:t>データベースのT</w:t>
+            </w:r>
+            <w:r>
+              <w:rPr>
+                <w:rFonts w:ascii="游ゴシック" w:eastAsia="游ゴシック" w:hAnsi="游ゴシック"/>
+                <w:sz w:val="20"/>
+              </w:rPr>
+              <w:t>-CHARGE</w:t>
+            </w:r>
+            <w:r>
+              <w:rPr>
+                <w:rFonts w:ascii="游ゴシック" w:eastAsia="游ゴシック" w:hAnsi="游ゴシック" w:hint="eastAsia"/>
+                <w:sz w:val="20"/>
+              </w:rPr>
+              <w:t>テーブルを確認する。</w:t>
+            </w:r>
+          </w:p>
+        </w:tc>
+        <w:tc>
+          <w:tcPr>
+            <w:tcW w:w="4935" w:type="dxa"/>
+            <w:vAlign w:val="center"/>
+          </w:tcPr>
+          <w:p>
+            <w:pPr>
+              <w:snapToGrid w:val="0"/>
+              <w:rPr>
+                <w:rFonts w:ascii="游ゴシック" w:eastAsia="游ゴシック" w:hAnsi="游ゴシック"/>
+                <w:sz w:val="20"/>
+              </w:rPr>
+            </w:pPr>
+            <w:r>
+              <w:rPr>
+                <w:rFonts w:ascii="游ゴシック" w:eastAsia="游ゴシック" w:hAnsi="游ゴシック" w:hint="eastAsia"/>
+                <w:sz w:val="20"/>
+              </w:rPr>
+              <w:t>テストケース</w:t>
+            </w:r>
+            <w:r>
+              <w:rPr>
+                <w:rFonts w:ascii="游ゴシック" w:eastAsia="游ゴシック" w:hAnsi="游ゴシック"/>
+                <w:sz w:val="20"/>
+              </w:rPr>
+              <w:t>No.</w:t>
+            </w:r>
+            <w:r>
+              <w:rPr>
+                <w:rFonts w:ascii="游ゴシック" w:eastAsia="游ゴシック" w:hAnsi="游ゴシック" w:hint="eastAsia"/>
+                <w:sz w:val="20"/>
+              </w:rPr>
+              <w:t>1</w:t>
+            </w:r>
+            <w:r>
+              <w:rPr>
+                <w:rFonts w:ascii="游ゴシック" w:eastAsia="游ゴシック" w:hAnsi="游ゴシック"/>
+                <w:sz w:val="20"/>
+              </w:rPr>
+              <w:t>1</w:t>
+            </w:r>
+            <w:r>
+              <w:rPr>
+                <w:rFonts w:ascii="游ゴシック" w:eastAsia="游ゴシック" w:hAnsi="游ゴシック" w:hint="eastAsia"/>
+                <w:sz w:val="20"/>
+              </w:rPr>
+              <w:t>で入力した情報が追加されていること。</w:t>
+            </w:r>
+          </w:p>
+        </w:tc>
+        <w:tc>
+          <w:tcPr>
+            <w:tcW w:w="1050" w:type="dxa"/>
+            <w:vAlign w:val="center"/>
+          </w:tcPr>
+          <w:p>
+            <w:pPr>
+              <w:snapToGrid w:val="0"/>
+              <w:jc w:val="center"/>
+              <w:rPr>
+                <w:rFonts w:ascii="游ゴシック" w:eastAsia="游ゴシック" w:hAnsi="游ゴシック"/>
+                <w:sz w:val="20"/>
+              </w:rPr>
+            </w:pPr>
+          </w:p>
+        </w:tc>
+        <w:tc>
+          <w:tcPr>
+            <w:tcW w:w="945" w:type="dxa"/>
+            <w:vAlign w:val="center"/>
+          </w:tcPr>
+          <w:p>
+            <w:pPr>
+              <w:snapToGrid w:val="0"/>
+              <w:jc w:val="center"/>
+              <w:rPr>
+                <w:rFonts w:ascii="游ゴシック" w:eastAsia="游ゴシック" w:hAnsi="游ゴシック"/>
+                <w:sz w:val="20"/>
+              </w:rPr>
+            </w:pPr>
+          </w:p>
+        </w:tc>
+        <w:tc>
+          <w:tcPr>
+            <w:tcW w:w="2310" w:type="dxa"/>
+            <w:vAlign w:val="center"/>
+          </w:tcPr>
+          <w:p>
+            <w:pPr>
+              <w:snapToGrid w:val="0"/>
+              <w:rPr>
+                <w:rFonts w:ascii="游ゴシック" w:eastAsia="游ゴシック" w:hAnsi="游ゴシック"/>
+                <w:sz w:val="20"/>
+              </w:rPr>
+            </w:pPr>
+          </w:p>
+        </w:tc>
+      </w:tr>
+      <w:tr>
+        <w:trPr>
+          <w:trHeight w:val="567"/>
+        </w:trPr>
+        <w:tc>
+          <w:tcPr>
+            <w:tcW w:w="1050" w:type="dxa"/>
+            <w:vAlign w:val="center"/>
+          </w:tcPr>
+          <w:p>
+            <w:pPr>
+              <w:snapToGrid w:val="0"/>
+              <w:jc w:val="center"/>
+              <w:rPr>
+                <w:rFonts w:ascii="游ゴシック" w:eastAsia="游ゴシック" w:hAnsi="游ゴシック"/>
+                <w:sz w:val="20"/>
+              </w:rPr>
+            </w:pPr>
+            <w:r>
+              <w:rPr>
+                <w:rFonts w:ascii="游ゴシック" w:eastAsia="游ゴシック" w:hAnsi="游ゴシック" w:hint="eastAsia"/>
+                <w:sz w:val="20"/>
+              </w:rPr>
+              <w:t>1</w:t>
+            </w:r>
+            <w:r>
+              <w:rPr>
+                <w:rFonts w:ascii="游ゴシック" w:eastAsia="游ゴシック" w:hAnsi="游ゴシック"/>
+                <w:sz w:val="20"/>
+              </w:rPr>
+              <w:t>7-2</w:t>
             </w:r>
           </w:p>
         </w:tc>
@@ -4606,7 +5097,7 @@
             <w:pPr>
               <w:snapToGrid w:val="0"/>
               <w:rPr>
-                <w:rFonts w:ascii="游ゴシック" w:eastAsia="游ゴシック" w:hAnsi="游ゴシック" w:hint="eastAsia"/>
+                <w:rFonts w:ascii="游ゴシック" w:eastAsia="游ゴシック" w:hAnsi="游ゴシック"/>
                 <w:sz w:val="20"/>
               </w:rPr>
             </w:pPr>
@@ -4621,7 +5112,7 @@
             <w:pPr>
               <w:snapToGrid w:val="0"/>
               <w:rPr>
-                <w:rFonts w:ascii="游ゴシック" w:eastAsia="游ゴシック" w:hAnsi="游ゴシック" w:hint="eastAsia"/>
+                <w:rFonts w:ascii="游ゴシック" w:eastAsia="游ゴシック" w:hAnsi="游ゴシック"/>
                 <w:sz w:val="20"/>
               </w:rPr>
             </w:pPr>
@@ -4637,35 +5128,282 @@
                 <w:rFonts w:ascii="游ゴシック" w:eastAsia="游ゴシック" w:hAnsi="游ゴシック"/>
                 <w:sz w:val="20"/>
               </w:rPr>
-              <w:t>No.</w:t>
-            </w:r>
-            <w:r>
-              <w:rPr>
-                <w:rFonts w:ascii="游ゴシック" w:eastAsia="游ゴシック" w:hAnsi="游ゴシック"/>
-                <w:sz w:val="20"/>
-              </w:rPr>
-              <w:t>14</w:t>
-            </w:r>
-            <w:r>
-              <w:rPr>
-                <w:rFonts w:ascii="游ゴシック" w:eastAsia="游ゴシック" w:hAnsi="游ゴシック" w:hint="eastAsia"/>
-                <w:sz w:val="20"/>
-              </w:rPr>
-              <w:t>で</w:t>
-            </w:r>
-            <w:r>
-              <w:rPr>
-                <w:rFonts w:ascii="游ゴシック" w:eastAsia="游ゴシック" w:hAnsi="游ゴシック" w:hint="eastAsia"/>
-                <w:sz w:val="20"/>
-              </w:rPr>
-              <w:t>編集</w:t>
-            </w:r>
-            <w:r>
-              <w:rPr>
-                <w:rFonts w:ascii="游ゴシック" w:eastAsia="游ゴシック" w:hAnsi="游ゴシック" w:hint="eastAsia"/>
-                <w:sz w:val="20"/>
-              </w:rPr>
-              <w:t>した情報が保存されていること。</w:t>
+              <w:t>No.12</w:t>
+            </w:r>
+            <w:r>
+              <w:rPr>
+                <w:rFonts w:ascii="游ゴシック" w:eastAsia="游ゴシック" w:hAnsi="游ゴシック" w:hint="eastAsia"/>
+                <w:sz w:val="20"/>
+              </w:rPr>
+              <w:t>で入力した情報が追加されていないこと。</w:t>
+            </w:r>
+          </w:p>
+        </w:tc>
+        <w:tc>
+          <w:tcPr>
+            <w:tcW w:w="1050" w:type="dxa"/>
+            <w:vAlign w:val="center"/>
+          </w:tcPr>
+          <w:p>
+            <w:pPr>
+              <w:snapToGrid w:val="0"/>
+              <w:jc w:val="center"/>
+              <w:rPr>
+                <w:rFonts w:ascii="游ゴシック" w:eastAsia="游ゴシック" w:hAnsi="游ゴシック"/>
+                <w:sz w:val="20"/>
+              </w:rPr>
+            </w:pPr>
+          </w:p>
+        </w:tc>
+        <w:tc>
+          <w:tcPr>
+            <w:tcW w:w="945" w:type="dxa"/>
+            <w:vAlign w:val="center"/>
+          </w:tcPr>
+          <w:p>
+            <w:pPr>
+              <w:snapToGrid w:val="0"/>
+              <w:jc w:val="center"/>
+              <w:rPr>
+                <w:rFonts w:ascii="游ゴシック" w:eastAsia="游ゴシック" w:hAnsi="游ゴシック"/>
+                <w:sz w:val="20"/>
+              </w:rPr>
+            </w:pPr>
+          </w:p>
+        </w:tc>
+        <w:tc>
+          <w:tcPr>
+            <w:tcW w:w="2310" w:type="dxa"/>
+            <w:vAlign w:val="center"/>
+          </w:tcPr>
+          <w:p>
+            <w:pPr>
+              <w:snapToGrid w:val="0"/>
+              <w:rPr>
+                <w:rFonts w:ascii="游ゴシック" w:eastAsia="游ゴシック" w:hAnsi="游ゴシック"/>
+                <w:sz w:val="20"/>
+              </w:rPr>
+            </w:pPr>
+          </w:p>
+        </w:tc>
+      </w:tr>
+      <w:tr>
+        <w:trPr>
+          <w:trHeight w:val="567"/>
+        </w:trPr>
+        <w:tc>
+          <w:tcPr>
+            <w:tcW w:w="1050" w:type="dxa"/>
+            <w:vAlign w:val="center"/>
+          </w:tcPr>
+          <w:p>
+            <w:pPr>
+              <w:snapToGrid w:val="0"/>
+              <w:jc w:val="center"/>
+              <w:rPr>
+                <w:rFonts w:ascii="游ゴシック" w:eastAsia="游ゴシック" w:hAnsi="游ゴシック"/>
+                <w:sz w:val="20"/>
+              </w:rPr>
+            </w:pPr>
+            <w:r>
+              <w:rPr>
+                <w:rFonts w:ascii="游ゴシック" w:eastAsia="游ゴシック" w:hAnsi="游ゴシック" w:hint="eastAsia"/>
+                <w:sz w:val="20"/>
+              </w:rPr>
+              <w:t>1</w:t>
+            </w:r>
+            <w:r>
+              <w:rPr>
+                <w:rFonts w:ascii="游ゴシック" w:eastAsia="游ゴシック" w:hAnsi="游ゴシック"/>
+                <w:sz w:val="20"/>
+              </w:rPr>
+              <w:t>7-3</w:t>
+            </w:r>
+          </w:p>
+        </w:tc>
+        <w:tc>
+          <w:tcPr>
+            <w:tcW w:w="5355" w:type="dxa"/>
+            <w:vMerge/>
+            <w:vAlign w:val="center"/>
+          </w:tcPr>
+          <w:p>
+            <w:pPr>
+              <w:snapToGrid w:val="0"/>
+              <w:rPr>
+                <w:rFonts w:ascii="游ゴシック" w:eastAsia="游ゴシック" w:hAnsi="游ゴシック"/>
+                <w:sz w:val="20"/>
+              </w:rPr>
+            </w:pPr>
+          </w:p>
+        </w:tc>
+        <w:tc>
+          <w:tcPr>
+            <w:tcW w:w="4935" w:type="dxa"/>
+            <w:vAlign w:val="center"/>
+          </w:tcPr>
+          <w:p>
+            <w:pPr>
+              <w:snapToGrid w:val="0"/>
+              <w:rPr>
+                <w:rFonts w:ascii="游ゴシック" w:eastAsia="游ゴシック" w:hAnsi="游ゴシック"/>
+                <w:sz w:val="20"/>
+              </w:rPr>
+            </w:pPr>
+            <w:r>
+              <w:rPr>
+                <w:rFonts w:ascii="游ゴシック" w:eastAsia="游ゴシック" w:hAnsi="游ゴシック" w:hint="eastAsia"/>
+                <w:sz w:val="20"/>
+              </w:rPr>
+              <w:t>テストケース</w:t>
+            </w:r>
+            <w:r>
+              <w:rPr>
+                <w:rFonts w:ascii="游ゴシック" w:eastAsia="游ゴシック" w:hAnsi="游ゴシック"/>
+                <w:sz w:val="20"/>
+              </w:rPr>
+              <w:t>No.13</w:t>
+            </w:r>
+            <w:r>
+              <w:rPr>
+                <w:rFonts w:ascii="游ゴシック" w:eastAsia="游ゴシック" w:hAnsi="游ゴシック" w:hint="eastAsia"/>
+                <w:sz w:val="20"/>
+              </w:rPr>
+              <w:t>で入力した情報が追加されていないこと。</w:t>
+            </w:r>
+          </w:p>
+        </w:tc>
+        <w:tc>
+          <w:tcPr>
+            <w:tcW w:w="1050" w:type="dxa"/>
+            <w:vAlign w:val="center"/>
+          </w:tcPr>
+          <w:p>
+            <w:pPr>
+              <w:snapToGrid w:val="0"/>
+              <w:jc w:val="center"/>
+              <w:rPr>
+                <w:rFonts w:ascii="游ゴシック" w:eastAsia="游ゴシック" w:hAnsi="游ゴシック"/>
+                <w:sz w:val="20"/>
+              </w:rPr>
+            </w:pPr>
+          </w:p>
+        </w:tc>
+        <w:tc>
+          <w:tcPr>
+            <w:tcW w:w="945" w:type="dxa"/>
+            <w:vAlign w:val="center"/>
+          </w:tcPr>
+          <w:p>
+            <w:pPr>
+              <w:snapToGrid w:val="0"/>
+              <w:jc w:val="center"/>
+              <w:rPr>
+                <w:rFonts w:ascii="游ゴシック" w:eastAsia="游ゴシック" w:hAnsi="游ゴシック"/>
+                <w:sz w:val="20"/>
+              </w:rPr>
+            </w:pPr>
+          </w:p>
+        </w:tc>
+        <w:tc>
+          <w:tcPr>
+            <w:tcW w:w="2310" w:type="dxa"/>
+            <w:vAlign w:val="center"/>
+          </w:tcPr>
+          <w:p>
+            <w:pPr>
+              <w:snapToGrid w:val="0"/>
+              <w:rPr>
+                <w:rFonts w:ascii="游ゴシック" w:eastAsia="游ゴシック" w:hAnsi="游ゴシック"/>
+                <w:sz w:val="20"/>
+              </w:rPr>
+            </w:pPr>
+          </w:p>
+        </w:tc>
+      </w:tr>
+      <w:tr>
+        <w:trPr>
+          <w:trHeight w:val="567"/>
+        </w:trPr>
+        <w:tc>
+          <w:tcPr>
+            <w:tcW w:w="1050" w:type="dxa"/>
+            <w:vAlign w:val="center"/>
+          </w:tcPr>
+          <w:p>
+            <w:pPr>
+              <w:snapToGrid w:val="0"/>
+              <w:jc w:val="center"/>
+              <w:rPr>
+                <w:rFonts w:ascii="游ゴシック" w:eastAsia="游ゴシック" w:hAnsi="游ゴシック"/>
+                <w:sz w:val="20"/>
+              </w:rPr>
+            </w:pPr>
+            <w:r>
+              <w:rPr>
+                <w:rFonts w:ascii="游ゴシック" w:eastAsia="游ゴシック" w:hAnsi="游ゴシック" w:hint="eastAsia"/>
+                <w:sz w:val="20"/>
+              </w:rPr>
+              <w:t>1</w:t>
+            </w:r>
+            <w:r>
+              <w:rPr>
+                <w:rFonts w:ascii="游ゴシック" w:eastAsia="游ゴシック" w:hAnsi="游ゴシック"/>
+                <w:sz w:val="20"/>
+              </w:rPr>
+              <w:t>7-4</w:t>
+            </w:r>
+          </w:p>
+        </w:tc>
+        <w:tc>
+          <w:tcPr>
+            <w:tcW w:w="5355" w:type="dxa"/>
+            <w:vMerge/>
+            <w:vAlign w:val="center"/>
+          </w:tcPr>
+          <w:p>
+            <w:pPr>
+              <w:snapToGrid w:val="0"/>
+              <w:rPr>
+                <w:rFonts w:ascii="游ゴシック" w:eastAsia="游ゴシック" w:hAnsi="游ゴシック"/>
+                <w:sz w:val="20"/>
+              </w:rPr>
+            </w:pPr>
+          </w:p>
+        </w:tc>
+        <w:tc>
+          <w:tcPr>
+            <w:tcW w:w="4935" w:type="dxa"/>
+            <w:vAlign w:val="center"/>
+          </w:tcPr>
+          <w:p>
+            <w:pPr>
+              <w:snapToGrid w:val="0"/>
+              <w:rPr>
+                <w:rFonts w:ascii="游ゴシック" w:eastAsia="游ゴシック" w:hAnsi="游ゴシック"/>
+                <w:sz w:val="20"/>
+              </w:rPr>
+            </w:pPr>
+            <w:r>
+              <w:rPr>
+                <w:rFonts w:ascii="游ゴシック" w:eastAsia="游ゴシック" w:hAnsi="游ゴシック" w:hint="eastAsia"/>
+                <w:sz w:val="20"/>
+              </w:rPr>
+              <w:t>テストケース</w:t>
+            </w:r>
+            <w:r>
+              <w:rPr>
+                <w:rFonts w:ascii="游ゴシック" w:eastAsia="游ゴシック" w:hAnsi="游ゴシック"/>
+                <w:sz w:val="20"/>
+              </w:rPr>
+              <w:t>No.14</w:t>
+            </w:r>
+            <w:r>
+              <w:rPr>
+                <w:rFonts w:ascii="游ゴシック" w:eastAsia="游ゴシック" w:hAnsi="游ゴシック" w:hint="eastAsia"/>
+                <w:sz w:val="20"/>
+              </w:rPr>
+              <w:t>で編集した情報が保存されていること。</w:t>
             </w:r>
           </w:p>
         </w:tc>
@@ -6391,21 +7129,6 @@
 </file>
 
 <file path=customXml/item1.xml><?xml version="1.0" encoding="utf-8"?>
-<p:properties xmlns:p="http://schemas.microsoft.com/office/2006/metadata/properties" xmlns:xsi="http://www.w3.org/2001/XMLSchema-instance" xmlns:pc="http://schemas.microsoft.com/office/infopath/2007/PartnerControls">
-  <documentManagement/>
-</p:properties>
-</file>
-
-<file path=customXml/item2.xml><?xml version="1.0" encoding="utf-8"?>
-<?mso-contentType ?>
-<FormTemplates xmlns="http://schemas.microsoft.com/sharepoint/v3/contenttype/forms">
-  <Display>DocumentLibraryForm</Display>
-  <Edit>DocumentLibraryForm</Edit>
-  <New>DocumentLibraryForm</New>
-</FormTemplates>
-</file>
-
-<file path=customXml/item3.xml><?xml version="1.0" encoding="utf-8"?>
 <ct:contentTypeSchema xmlns:ct="http://schemas.microsoft.com/office/2006/metadata/contentType" xmlns:ma="http://schemas.microsoft.com/office/2006/metadata/properties/metaAttributes" ct:_="" ma:_="" ma:contentTypeName="ドキュメント" ma:contentTypeID="0x010100C424317A42AA8449A97AAE94730ED181" ma:contentTypeVersion="6" ma:contentTypeDescription="新しいドキュメントを作成します。" ma:contentTypeScope="" ma:versionID="9df5c7ff725c9e365f8a8503f6029c6b">
   <xsd:schema xmlns:xsd="http://www.w3.org/2001/XMLSchema" xmlns:xs="http://www.w3.org/2001/XMLSchema" xmlns:p="http://schemas.microsoft.com/office/2006/metadata/properties" xmlns:ns2="dab87824-9c6b-4a08-9c96-9c9ea904f12c" targetNamespace="http://schemas.microsoft.com/office/2006/metadata/properties" ma:root="true" ma:fieldsID="98e3d8fd3bbedc5b58bd9df00d6be37e" ns2:_="">
     <xsd:import namespace="dab87824-9c6b-4a08-9c96-9c9ea904f12c"/>
@@ -6563,24 +7286,22 @@
 </ct:contentTypeSchema>
 </file>
 
-<file path=customXml/itemProps1.xml><?xml version="1.0" encoding="utf-8"?>
-<ds:datastoreItem xmlns:ds="http://schemas.openxmlformats.org/officeDocument/2006/customXml" ds:itemID="{659CE7E0-3E2F-4787-B142-08E029C04E10}">
-  <ds:schemaRefs>
-    <ds:schemaRef ds:uri="http://schemas.microsoft.com/office/2006/metadata/properties"/>
-    <ds:schemaRef ds:uri="http://schemas.microsoft.com/office/infopath/2007/PartnerControls"/>
-  </ds:schemaRefs>
-</ds:datastoreItem>
+<file path=customXml/item2.xml><?xml version="1.0" encoding="utf-8"?>
+<?mso-contentType ?>
+<FormTemplates xmlns="http://schemas.microsoft.com/sharepoint/v3/contenttype/forms">
+  <Display>DocumentLibraryForm</Display>
+  <Edit>DocumentLibraryForm</Edit>
+  <New>DocumentLibraryForm</New>
+</FormTemplates>
 </file>
 
-<file path=customXml/itemProps2.xml><?xml version="1.0" encoding="utf-8"?>
-<ds:datastoreItem xmlns:ds="http://schemas.openxmlformats.org/officeDocument/2006/customXml" ds:itemID="{F4DA52B9-D4DF-4BEC-A5A3-5484E5EB747B}">
-  <ds:schemaRefs>
-    <ds:schemaRef ds:uri="http://schemas.microsoft.com/sharepoint/v3/contenttype/forms"/>
-  </ds:schemaRefs>
-</ds:datastoreItem>
+<file path=customXml/item3.xml><?xml version="1.0" encoding="utf-8"?>
+<p:properties xmlns:p="http://schemas.microsoft.com/office/2006/metadata/properties" xmlns:xsi="http://www.w3.org/2001/XMLSchema-instance" xmlns:pc="http://schemas.microsoft.com/office/infopath/2007/PartnerControls">
+  <documentManagement/>
+</p:properties>
 </file>
 
-<file path=customXml/itemProps3.xml><?xml version="1.0" encoding="utf-8"?>
+<file path=customXml/itemProps1.xml><?xml version="1.0" encoding="utf-8"?>
 <ds:datastoreItem xmlns:ds="http://schemas.openxmlformats.org/officeDocument/2006/customXml" ds:itemID="{76261B67-5531-4ED1-B087-165B04D1226E}">
   <ds:schemaRefs>
     <ds:schemaRef ds:uri="http://schemas.microsoft.com/office/2006/metadata/contentType"/>
@@ -6596,4 +7317,21 @@
     <ds:schemaRef ds:uri="http://schemas.microsoft.com/internal/obd"/>
   </ds:schemaRefs>
 </ds:datastoreItem>
+</file>
+
+<file path=customXml/itemProps2.xml><?xml version="1.0" encoding="utf-8"?>
+<ds:datastoreItem xmlns:ds="http://schemas.openxmlformats.org/officeDocument/2006/customXml" ds:itemID="{F4DA52B9-D4DF-4BEC-A5A3-5484E5EB747B}">
+  <ds:schemaRefs>
+    <ds:schemaRef ds:uri="http://schemas.microsoft.com/sharepoint/v3/contenttype/forms"/>
+  </ds:schemaRefs>
+</ds:datastoreItem>
+</file>
+
+<file path=customXml/itemProps3.xml><?xml version="1.0" encoding="utf-8"?>
+<ds:datastoreItem xmlns:ds="http://schemas.openxmlformats.org/officeDocument/2006/customXml" ds:itemID="{659CE7E0-3E2F-4787-B142-08E029C04E10}">
+  <ds:schemaRefs>
+    <ds:schemaRef ds:uri="http://schemas.microsoft.com/office/2006/metadata/properties"/>
+    <ds:schemaRef ds:uri="http://schemas.microsoft.com/office/infopath/2007/PartnerControls"/>
+  </ds:schemaRefs>
+</ds:datastoreItem>
 </file>
--- a/extra/report/No4_課題4テストケース.docx
+++ b/extra/report/No4_課題4テストケース.docx
@@ -468,8 +468,6 @@
               </w:rPr>
               <w:t>料金新規追加画面を確認する</w:t>
             </w:r>
-            <w:bookmarkStart w:id="0" w:name="_GoBack"/>
-            <w:bookmarkEnd w:id="0"/>
           </w:p>
         </w:tc>
         <w:tc>
@@ -3037,7 +3035,7 @@
               <w:snapToGrid w:val="0"/>
               <w:jc w:val="center"/>
               <w:rPr>
-                <w:rFonts w:ascii="游ゴシック" w:eastAsia="游ゴシック" w:hAnsi="游ゴシック" w:hint="eastAsia"/>
+                <w:rFonts w:ascii="游ゴシック" w:eastAsia="游ゴシック" w:hAnsi="游ゴシック"/>
                 <w:sz w:val="20"/>
               </w:rPr>
             </w:pPr>
@@ -3053,7 +3051,7 @@
             <w:pPr>
               <w:snapToGrid w:val="0"/>
               <w:rPr>
-                <w:rFonts w:ascii="游ゴシック" w:eastAsia="游ゴシック" w:hAnsi="游ゴシック" w:hint="eastAsia"/>
+                <w:rFonts w:ascii="游ゴシック" w:eastAsia="游ゴシック" w:hAnsi="游ゴシック"/>
                 <w:sz w:val="20"/>
               </w:rPr>
             </w:pPr>
@@ -3373,7 +3371,7 @@
             <w:pPr>
               <w:snapToGrid w:val="0"/>
               <w:rPr>
-                <w:rFonts w:ascii="游ゴシック" w:eastAsia="游ゴシック" w:hAnsi="游ゴシック" w:hint="eastAsia"/>
+                <w:rFonts w:ascii="游ゴシック" w:eastAsia="游ゴシック" w:hAnsi="游ゴシック"/>
                 <w:sz w:val="20"/>
               </w:rPr>
             </w:pPr>
@@ -3489,6 +3487,13 @@
               </w:rPr>
               <w:t>2</w:t>
             </w:r>
+            <w:r>
+              <w:rPr>
+                <w:rFonts w:ascii="游ゴシック" w:eastAsia="游ゴシック" w:hAnsi="游ゴシック"/>
+                <w:sz w:val="20"/>
+              </w:rPr>
+              <w:t>-1</w:t>
+            </w:r>
           </w:p>
         </w:tc>
         <w:tc>
@@ -3625,7 +3630,7 @@
               <w:snapToGrid w:val="0"/>
               <w:jc w:val="center"/>
               <w:rPr>
-                <w:rFonts w:ascii="游ゴシック" w:eastAsia="游ゴシック" w:hAnsi="游ゴシック"/>
+                <w:rFonts w:ascii="游ゴシック" w:eastAsia="游ゴシック" w:hAnsi="游ゴシック" w:hint="eastAsia"/>
                 <w:sz w:val="20"/>
               </w:rPr>
             </w:pPr>
@@ -3641,80 +3646,324 @@
                 <w:rFonts w:ascii="游ゴシック" w:eastAsia="游ゴシック" w:hAnsi="游ゴシック"/>
                 <w:sz w:val="20"/>
               </w:rPr>
+              <w:t>2-2</w:t>
+            </w:r>
+          </w:p>
+        </w:tc>
+        <w:tc>
+          <w:tcPr>
+            <w:tcW w:w="5355" w:type="dxa"/>
+            <w:vAlign w:val="center"/>
+          </w:tcPr>
+          <w:p>
+            <w:pPr>
+              <w:snapToGrid w:val="0"/>
+              <w:rPr>
+                <w:rFonts w:ascii="游ゴシック" w:eastAsia="游ゴシック" w:hAnsi="游ゴシック" w:hint="eastAsia"/>
+                <w:sz w:val="20"/>
+              </w:rPr>
+            </w:pPr>
+          </w:p>
+        </w:tc>
+        <w:tc>
+          <w:tcPr>
+            <w:tcW w:w="4935" w:type="dxa"/>
+            <w:vAlign w:val="center"/>
+          </w:tcPr>
+          <w:p>
+            <w:pPr>
+              <w:snapToGrid w:val="0"/>
+              <w:rPr>
+                <w:rFonts w:ascii="游ゴシック" w:eastAsia="游ゴシック" w:hAnsi="游ゴシック"/>
+                <w:sz w:val="20"/>
+              </w:rPr>
+            </w:pPr>
+            <w:r>
+              <w:rPr>
+                <w:rFonts w:ascii="游ゴシック" w:eastAsia="游ゴシック" w:hAnsi="游ゴシック" w:hint="eastAsia"/>
+                <w:sz w:val="20"/>
+              </w:rPr>
+              <w:t>T</w:t>
+            </w:r>
+            <w:r>
+              <w:rPr>
+                <w:rFonts w:ascii="游ゴシック" w:eastAsia="游ゴシック" w:hAnsi="游ゴシック"/>
+                <w:sz w:val="20"/>
+              </w:rPr>
+              <w:t>-CHARGE</w:t>
+            </w:r>
+            <w:r>
+              <w:rPr>
+                <w:rFonts w:ascii="游ゴシック" w:eastAsia="游ゴシック" w:hAnsi="游ゴシック" w:hint="eastAsia"/>
+                <w:sz w:val="20"/>
+              </w:rPr>
+              <w:t>テーブルに、フォームに入力した以下のレコードが追加されてい</w:t>
+            </w:r>
+            <w:r>
+              <w:rPr>
+                <w:rFonts w:ascii="游ゴシック" w:eastAsia="游ゴシック" w:hAnsi="游ゴシック" w:hint="eastAsia"/>
+                <w:sz w:val="20"/>
+              </w:rPr>
+              <w:t>ない</w:t>
+            </w:r>
+            <w:r>
+              <w:rPr>
+                <w:rFonts w:ascii="游ゴシック" w:eastAsia="游ゴシック" w:hAnsi="游ゴシック" w:hint="eastAsia"/>
+                <w:sz w:val="20"/>
+              </w:rPr>
+              <w:t>こと。</w:t>
+            </w:r>
+          </w:p>
+          <w:p>
+            <w:pPr>
+              <w:snapToGrid w:val="0"/>
+              <w:rPr>
+                <w:rFonts w:ascii="游ゴシック" w:eastAsia="游ゴシック" w:hAnsi="游ゴシック"/>
+                <w:sz w:val="20"/>
+              </w:rPr>
+            </w:pPr>
+            <w:r>
+              <w:rPr>
+                <w:rFonts w:ascii="游ゴシック" w:eastAsia="游ゴシック" w:hAnsi="游ゴシック" w:hint="eastAsia"/>
+                <w:sz w:val="20"/>
+              </w:rPr>
+              <w:t>料金I</w:t>
+            </w:r>
+            <w:r>
+              <w:rPr>
+                <w:rFonts w:ascii="游ゴシック" w:eastAsia="游ゴシック" w:hAnsi="游ゴシック"/>
+                <w:sz w:val="20"/>
+              </w:rPr>
+              <w:t>D(</w:t>
+            </w:r>
+            <w:proofErr w:type="spellStart"/>
+            <w:r>
+              <w:rPr>
+                <w:rFonts w:ascii="游ゴシック" w:eastAsia="游ゴシック" w:hAnsi="游ゴシック"/>
+                <w:sz w:val="20"/>
+              </w:rPr>
+              <w:t>charge_id</w:t>
+            </w:r>
+            <w:proofErr w:type="spellEnd"/>
+            <w:r>
+              <w:rPr>
+                <w:rFonts w:ascii="游ゴシック" w:eastAsia="游ゴシック" w:hAnsi="游ゴシック"/>
+                <w:sz w:val="20"/>
+              </w:rPr>
+              <w:t>)</w:t>
+            </w:r>
+            <w:r>
+              <w:rPr>
+                <w:rFonts w:ascii="游ゴシック" w:eastAsia="游ゴシック" w:hAnsi="游ゴシック" w:hint="eastAsia"/>
+                <w:sz w:val="20"/>
+              </w:rPr>
+              <w:t>：※整数自動生成</w:t>
+            </w:r>
+          </w:p>
+          <w:p>
+            <w:pPr>
+              <w:snapToGrid w:val="0"/>
+              <w:rPr>
+                <w:rFonts w:ascii="游ゴシック" w:eastAsia="游ゴシック" w:hAnsi="游ゴシック"/>
+                <w:sz w:val="20"/>
+              </w:rPr>
+            </w:pPr>
+            <w:r>
+              <w:rPr>
+                <w:rFonts w:ascii="游ゴシック" w:eastAsia="游ゴシック" w:hAnsi="游ゴシック" w:hint="eastAsia"/>
+                <w:sz w:val="20"/>
+              </w:rPr>
+              <w:t>料金名(</w:t>
+            </w:r>
+            <w:proofErr w:type="spellStart"/>
+            <w:r>
+              <w:rPr>
+                <w:rFonts w:ascii="游ゴシック" w:eastAsia="游ゴシック" w:hAnsi="游ゴシック"/>
+                <w:sz w:val="20"/>
+              </w:rPr>
+              <w:t>charge_name</w:t>
+            </w:r>
+            <w:proofErr w:type="spellEnd"/>
+            <w:r>
+              <w:rPr>
+                <w:rFonts w:ascii="游ゴシック" w:eastAsia="游ゴシック" w:hAnsi="游ゴシック"/>
+                <w:sz w:val="20"/>
+              </w:rPr>
+              <w:t>)</w:t>
+            </w:r>
+            <w:r>
+              <w:rPr>
+                <w:rFonts w:ascii="游ゴシック" w:eastAsia="游ゴシック" w:hAnsi="游ゴシック" w:hint="eastAsia"/>
+                <w:sz w:val="20"/>
+              </w:rPr>
+              <w:t>：テスト料金</w:t>
+            </w:r>
+          </w:p>
+          <w:p>
+            <w:pPr>
+              <w:snapToGrid w:val="0"/>
+              <w:rPr>
+                <w:rFonts w:ascii="游ゴシック" w:eastAsia="游ゴシック" w:hAnsi="游ゴシック"/>
+                <w:sz w:val="20"/>
+              </w:rPr>
+            </w:pPr>
+            <w:r>
+              <w:rPr>
+                <w:rFonts w:ascii="游ゴシック" w:eastAsia="游ゴシック" w:hAnsi="游ゴシック" w:hint="eastAsia"/>
+                <w:sz w:val="20"/>
+              </w:rPr>
+              <w:t>料金(</w:t>
+            </w:r>
+            <w:r>
+              <w:rPr>
+                <w:rFonts w:ascii="游ゴシック" w:eastAsia="游ゴシック" w:hAnsi="游ゴシック"/>
+                <w:sz w:val="20"/>
+              </w:rPr>
+              <w:t>amount)</w:t>
+            </w:r>
+            <w:r>
+              <w:rPr>
+                <w:rFonts w:ascii="游ゴシック" w:eastAsia="游ゴシック" w:hAnsi="游ゴシック" w:hint="eastAsia"/>
+                <w:sz w:val="20"/>
+              </w:rPr>
+              <w:t>：</w:t>
+            </w:r>
+            <w:r>
+              <w:rPr>
+                <w:rFonts w:ascii="游ゴシック" w:eastAsia="游ゴシック" w:hAnsi="游ゴシック" w:hint="eastAsia"/>
+                <w:sz w:val="20"/>
+              </w:rPr>
               <w:t>3</w:t>
             </w:r>
-          </w:p>
-        </w:tc>
-        <w:tc>
-          <w:tcPr>
-            <w:tcW w:w="5355" w:type="dxa"/>
-            <w:vAlign w:val="center"/>
-          </w:tcPr>
-          <w:p>
-            <w:pPr>
-              <w:snapToGrid w:val="0"/>
-              <w:rPr>
-                <w:rFonts w:ascii="游ゴシック" w:eastAsia="游ゴシック" w:hAnsi="游ゴシック"/>
-                <w:sz w:val="20"/>
-              </w:rPr>
-            </w:pPr>
-            <w:r>
-              <w:rPr>
-                <w:rFonts w:ascii="游ゴシック" w:eastAsia="游ゴシック" w:hAnsi="游ゴシック" w:hint="eastAsia"/>
-                <w:sz w:val="20"/>
-              </w:rPr>
-              <w:t>テストケース</w:t>
-            </w:r>
-            <w:r>
-              <w:rPr>
-                <w:rFonts w:ascii="游ゴシック" w:eastAsia="游ゴシック" w:hAnsi="游ゴシック"/>
-                <w:sz w:val="20"/>
-              </w:rPr>
-              <w:t>No.</w:t>
-            </w:r>
-            <w:r>
-              <w:rPr>
-                <w:rFonts w:ascii="游ゴシック" w:eastAsia="游ゴシック" w:hAnsi="游ゴシック" w:hint="eastAsia"/>
-                <w:sz w:val="20"/>
-              </w:rPr>
-              <w:t>1</w:t>
-            </w:r>
-            <w:r>
-              <w:rPr>
-                <w:rFonts w:ascii="游ゴシック" w:eastAsia="游ゴシック" w:hAnsi="游ゴシック"/>
-                <w:sz w:val="20"/>
-              </w:rPr>
-              <w:t>1,12</w:t>
-            </w:r>
-            <w:r>
-              <w:rPr>
-                <w:rFonts w:ascii="游ゴシック" w:eastAsia="游ゴシック" w:hAnsi="游ゴシック" w:hint="eastAsia"/>
-                <w:sz w:val="20"/>
-              </w:rPr>
-              <w:t>とは異なる料金情報を、料金編集画面のテキストボックスに入力し、料金編集画面のキャンセルボタンを押下する。</w:t>
-            </w:r>
-          </w:p>
-        </w:tc>
-        <w:tc>
-          <w:tcPr>
-            <w:tcW w:w="4935" w:type="dxa"/>
-            <w:vAlign w:val="center"/>
-          </w:tcPr>
-          <w:p>
-            <w:pPr>
-              <w:snapToGrid w:val="0"/>
-              <w:rPr>
-                <w:rFonts w:ascii="游ゴシック" w:eastAsia="游ゴシック" w:hAnsi="游ゴシック"/>
-                <w:sz w:val="20"/>
-              </w:rPr>
-            </w:pPr>
-            <w:r>
-              <w:rPr>
-                <w:rFonts w:ascii="游ゴシック" w:eastAsia="游ゴシック" w:hAnsi="游ゴシック" w:hint="eastAsia"/>
-                <w:sz w:val="20"/>
-              </w:rPr>
-              <w:t>料金検索画面に遷移すること。</w:t>
-            </w:r>
+            <w:r>
+              <w:rPr>
+                <w:rFonts w:ascii="游ゴシック" w:eastAsia="游ゴシック" w:hAnsi="游ゴシック"/>
+                <w:sz w:val="20"/>
+              </w:rPr>
+              <w:t>000</w:t>
+            </w:r>
+          </w:p>
+          <w:p>
+            <w:pPr>
+              <w:snapToGrid w:val="0"/>
+              <w:rPr>
+                <w:rFonts w:ascii="游ゴシック" w:eastAsia="游ゴシック" w:hAnsi="游ゴシック"/>
+                <w:sz w:val="20"/>
+              </w:rPr>
+            </w:pPr>
+            <w:r>
+              <w:rPr>
+                <w:rFonts w:ascii="游ゴシック" w:eastAsia="游ゴシック" w:hAnsi="游ゴシック" w:hint="eastAsia"/>
+                <w:sz w:val="20"/>
+              </w:rPr>
+              <w:t>開始日(</w:t>
+            </w:r>
+            <w:proofErr w:type="spellStart"/>
+            <w:r>
+              <w:rPr>
+                <w:rFonts w:ascii="游ゴシック" w:eastAsia="游ゴシック" w:hAnsi="游ゴシック"/>
+                <w:sz w:val="20"/>
+              </w:rPr>
+              <w:t>start_date</w:t>
+            </w:r>
+            <w:proofErr w:type="spellEnd"/>
+            <w:r>
+              <w:rPr>
+                <w:rFonts w:ascii="游ゴシック" w:eastAsia="游ゴシック" w:hAnsi="游ゴシック"/>
+                <w:sz w:val="20"/>
+              </w:rPr>
+              <w:t>)</w:t>
+            </w:r>
+            <w:r>
+              <w:rPr>
+                <w:rFonts w:ascii="游ゴシック" w:eastAsia="游ゴシック" w:hAnsi="游ゴシック" w:hint="eastAsia"/>
+                <w:sz w:val="20"/>
+              </w:rPr>
+              <w:t>：2</w:t>
+            </w:r>
+            <w:r>
+              <w:rPr>
+                <w:rFonts w:ascii="游ゴシック" w:eastAsia="游ゴシック" w:hAnsi="游ゴシック"/>
+                <w:sz w:val="20"/>
+              </w:rPr>
+              <w:t>025-0</w:t>
+            </w:r>
+            <w:r>
+              <w:rPr>
+                <w:rFonts w:ascii="游ゴシック" w:eastAsia="游ゴシック" w:hAnsi="游ゴシック"/>
+                <w:sz w:val="20"/>
+              </w:rPr>
+              <w:t>3</w:t>
+            </w:r>
+            <w:r>
+              <w:rPr>
+                <w:rFonts w:ascii="游ゴシック" w:eastAsia="游ゴシック" w:hAnsi="游ゴシック"/>
+                <w:sz w:val="20"/>
+              </w:rPr>
+              <w:t>-01</w:t>
+            </w:r>
+          </w:p>
+          <w:p>
+            <w:pPr>
+              <w:snapToGrid w:val="0"/>
+              <w:rPr>
+                <w:rFonts w:ascii="游ゴシック" w:eastAsia="游ゴシック" w:hAnsi="游ゴシック"/>
+                <w:sz w:val="20"/>
+              </w:rPr>
+            </w:pPr>
+            <w:r>
+              <w:rPr>
+                <w:rFonts w:ascii="游ゴシック" w:eastAsia="游ゴシック" w:hAnsi="游ゴシック" w:hint="eastAsia"/>
+                <w:sz w:val="20"/>
+              </w:rPr>
+              <w:t>終了日(</w:t>
+            </w:r>
+            <w:proofErr w:type="spellStart"/>
+            <w:r>
+              <w:rPr>
+                <w:rFonts w:ascii="游ゴシック" w:eastAsia="游ゴシック" w:hAnsi="游ゴシック"/>
+                <w:sz w:val="20"/>
+              </w:rPr>
+              <w:t>end_date</w:t>
+            </w:r>
+            <w:proofErr w:type="spellEnd"/>
+            <w:r>
+              <w:rPr>
+                <w:rFonts w:ascii="游ゴシック" w:eastAsia="游ゴシック" w:hAnsi="游ゴシック"/>
+                <w:sz w:val="20"/>
+              </w:rPr>
+              <w:t>)</w:t>
+            </w:r>
+            <w:r>
+              <w:rPr>
+                <w:rFonts w:ascii="游ゴシック" w:eastAsia="游ゴシック" w:hAnsi="游ゴシック" w:hint="eastAsia"/>
+                <w:sz w:val="20"/>
+              </w:rPr>
+              <w:t>：空欄（テーブルではN</w:t>
+            </w:r>
+            <w:r>
+              <w:rPr>
+                <w:rFonts w:ascii="游ゴシック" w:eastAsia="游ゴシック" w:hAnsi="游ゴシック"/>
+                <w:sz w:val="20"/>
+              </w:rPr>
+              <w:t>ULL</w:t>
+            </w:r>
+            <w:r>
+              <w:rPr>
+                <w:rFonts w:ascii="游ゴシック" w:eastAsia="游ゴシック" w:hAnsi="游ゴシック" w:hint="eastAsia"/>
+                <w:sz w:val="20"/>
+              </w:rPr>
+              <w:t>）</w:t>
+            </w:r>
+          </w:p>
+          <w:p>
+            <w:pPr>
+              <w:snapToGrid w:val="0"/>
+              <w:rPr>
+                <w:rFonts w:ascii="游ゴシック" w:eastAsia="游ゴシック" w:hAnsi="游ゴシック" w:hint="eastAsia"/>
+                <w:sz w:val="20"/>
+              </w:rPr>
+            </w:pPr>
           </w:p>
         </w:tc>
         <w:tc>
@@ -3795,14 +4044,20 @@
                 <w:rFonts w:ascii="游ゴシック" w:eastAsia="游ゴシック" w:hAnsi="游ゴシック"/>
                 <w:sz w:val="20"/>
               </w:rPr>
-              <w:t>4-1</w:t>
+              <w:t>3</w:t>
+            </w:r>
+            <w:r>
+              <w:rPr>
+                <w:rFonts w:ascii="游ゴシック" w:eastAsia="游ゴシック" w:hAnsi="游ゴシック"/>
+                <w:sz w:val="20"/>
+              </w:rPr>
+              <w:t>-1</w:t>
             </w:r>
           </w:p>
         </w:tc>
         <w:tc>
           <w:tcPr>
             <w:tcW w:w="5355" w:type="dxa"/>
-            <w:vMerge w:val="restart"/>
             <w:vAlign w:val="center"/>
           </w:tcPr>
           <w:p>
@@ -3839,14 +4094,14 @@
                 <w:rFonts w:ascii="游ゴシック" w:eastAsia="游ゴシック" w:hAnsi="游ゴシック"/>
                 <w:sz w:val="20"/>
               </w:rPr>
-              <w:t>1,12,13</w:t>
-            </w:r>
-            <w:r>
-              <w:rPr>
-                <w:rFonts w:ascii="游ゴシック" w:eastAsia="游ゴシック" w:hAnsi="游ゴシック" w:hint="eastAsia"/>
-                <w:sz w:val="20"/>
-              </w:rPr>
-              <w:t>とは異なる料金情報を、料金編集画面のテキストボックスに入力し、料金編集画面の削除ボタンを押下する。</w:t>
+              <w:t>1,12</w:t>
+            </w:r>
+            <w:r>
+              <w:rPr>
+                <w:rFonts w:ascii="游ゴシック" w:eastAsia="游ゴシック" w:hAnsi="游ゴシック" w:hint="eastAsia"/>
+                <w:sz w:val="20"/>
+              </w:rPr>
+              <w:t>とは異なる料金情報を、料金編集画面のテキストボックスに入力し、料金編集画面のキャンセルボタンを押下する。</w:t>
             </w:r>
           </w:p>
         </w:tc>
@@ -3868,7 +4123,7 @@
                 <w:rFonts w:ascii="游ゴシック" w:eastAsia="游ゴシック" w:hAnsi="游ゴシック" w:hint="eastAsia"/>
                 <w:sz w:val="20"/>
               </w:rPr>
-              <w:t>「削除してもよろしいですか？」とポップアップが表示されること。</w:t>
+              <w:t>料金検索画面に遷移すること。</w:t>
             </w:r>
           </w:p>
         </w:tc>
@@ -3934,7 +4189,7 @@
               <w:snapToGrid w:val="0"/>
               <w:jc w:val="center"/>
               <w:rPr>
-                <w:rFonts w:ascii="游ゴシック" w:eastAsia="游ゴシック" w:hAnsi="游ゴシック"/>
+                <w:rFonts w:ascii="游ゴシック" w:eastAsia="游ゴシック" w:hAnsi="游ゴシック" w:hint="eastAsia"/>
                 <w:sz w:val="20"/>
               </w:rPr>
             </w:pPr>
@@ -3950,21 +4205,20 @@
                 <w:rFonts w:ascii="游ゴシック" w:eastAsia="游ゴシック" w:hAnsi="游ゴシック"/>
                 <w:sz w:val="20"/>
               </w:rPr>
-              <w:t>4-2</w:t>
+              <w:t>3-2</w:t>
             </w:r>
           </w:p>
         </w:tc>
         <w:tc>
           <w:tcPr>
             <w:tcW w:w="5355" w:type="dxa"/>
-            <w:vMerge/>
-            <w:vAlign w:val="center"/>
-          </w:tcPr>
-          <w:p>
-            <w:pPr>
-              <w:snapToGrid w:val="0"/>
-              <w:rPr>
-                <w:rFonts w:ascii="游ゴシック" w:eastAsia="游ゴシック" w:hAnsi="游ゴシック"/>
+            <w:vAlign w:val="center"/>
+          </w:tcPr>
+          <w:p>
+            <w:pPr>
+              <w:snapToGrid w:val="0"/>
+              <w:rPr>
+                <w:rFonts w:ascii="游ゴシック" w:eastAsia="游ゴシック" w:hAnsi="游ゴシック" w:hint="eastAsia"/>
                 <w:sz w:val="20"/>
               </w:rPr>
             </w:pPr>
@@ -3988,22 +4242,287 @@
                 <w:rFonts w:ascii="游ゴシック" w:eastAsia="游ゴシック" w:hAnsi="游ゴシック" w:hint="eastAsia"/>
                 <w:sz w:val="20"/>
               </w:rPr>
-              <w:t>ポップアップの「O</w:t>
-            </w:r>
-            <w:r>
-              <w:rPr>
-                <w:rFonts w:ascii="游ゴシック" w:eastAsia="游ゴシック" w:hAnsi="游ゴシック"/>
-                <w:sz w:val="20"/>
-              </w:rPr>
-              <w:t>K</w:t>
-            </w:r>
-            <w:r>
-              <w:rPr>
-                <w:rFonts w:ascii="游ゴシック" w:eastAsia="游ゴシック" w:hAnsi="游ゴシック" w:hint="eastAsia"/>
-                <w:sz w:val="20"/>
-              </w:rPr>
-              <w:t>」を選んだら料金検索画面に遷移すること。</w:t>
-            </w:r>
+              <w:t>T</w:t>
+            </w:r>
+            <w:r>
+              <w:rPr>
+                <w:rFonts w:ascii="游ゴシック" w:eastAsia="游ゴシック" w:hAnsi="游ゴシック"/>
+                <w:sz w:val="20"/>
+              </w:rPr>
+              <w:t>-CHARGE</w:t>
+            </w:r>
+            <w:r>
+              <w:rPr>
+                <w:rFonts w:ascii="游ゴシック" w:eastAsia="游ゴシック" w:hAnsi="游ゴシック" w:hint="eastAsia"/>
+                <w:sz w:val="20"/>
+              </w:rPr>
+              <w:t>テーブルに、フォームに入力した以下のレコードが追加されてい</w:t>
+            </w:r>
+            <w:r>
+              <w:rPr>
+                <w:rFonts w:ascii="游ゴシック" w:eastAsia="游ゴシック" w:hAnsi="游ゴシック" w:hint="eastAsia"/>
+                <w:sz w:val="20"/>
+              </w:rPr>
+              <w:t>ない</w:t>
+            </w:r>
+            <w:r>
+              <w:rPr>
+                <w:rFonts w:ascii="游ゴシック" w:eastAsia="游ゴシック" w:hAnsi="游ゴシック" w:hint="eastAsia"/>
+                <w:sz w:val="20"/>
+              </w:rPr>
+              <w:t>こと。</w:t>
+            </w:r>
+          </w:p>
+          <w:p>
+            <w:pPr>
+              <w:snapToGrid w:val="0"/>
+              <w:rPr>
+                <w:rFonts w:ascii="游ゴシック" w:eastAsia="游ゴシック" w:hAnsi="游ゴシック"/>
+                <w:sz w:val="20"/>
+              </w:rPr>
+            </w:pPr>
+            <w:r>
+              <w:rPr>
+                <w:rFonts w:ascii="游ゴシック" w:eastAsia="游ゴシック" w:hAnsi="游ゴシック" w:hint="eastAsia"/>
+                <w:sz w:val="20"/>
+              </w:rPr>
+              <w:t>料金I</w:t>
+            </w:r>
+            <w:r>
+              <w:rPr>
+                <w:rFonts w:ascii="游ゴシック" w:eastAsia="游ゴシック" w:hAnsi="游ゴシック"/>
+                <w:sz w:val="20"/>
+              </w:rPr>
+              <w:t>D(</w:t>
+            </w:r>
+            <w:proofErr w:type="spellStart"/>
+            <w:r>
+              <w:rPr>
+                <w:rFonts w:ascii="游ゴシック" w:eastAsia="游ゴシック" w:hAnsi="游ゴシック"/>
+                <w:sz w:val="20"/>
+              </w:rPr>
+              <w:t>charge_id</w:t>
+            </w:r>
+            <w:proofErr w:type="spellEnd"/>
+            <w:r>
+              <w:rPr>
+                <w:rFonts w:ascii="游ゴシック" w:eastAsia="游ゴシック" w:hAnsi="游ゴシック"/>
+                <w:sz w:val="20"/>
+              </w:rPr>
+              <w:t>)</w:t>
+            </w:r>
+            <w:r>
+              <w:rPr>
+                <w:rFonts w:ascii="游ゴシック" w:eastAsia="游ゴシック" w:hAnsi="游ゴシック" w:hint="eastAsia"/>
+                <w:sz w:val="20"/>
+              </w:rPr>
+              <w:t>：※整数自動生成</w:t>
+            </w:r>
+          </w:p>
+          <w:p>
+            <w:pPr>
+              <w:snapToGrid w:val="0"/>
+              <w:rPr>
+                <w:rFonts w:ascii="游ゴシック" w:eastAsia="游ゴシック" w:hAnsi="游ゴシック"/>
+                <w:sz w:val="20"/>
+              </w:rPr>
+            </w:pPr>
+            <w:r>
+              <w:rPr>
+                <w:rFonts w:ascii="游ゴシック" w:eastAsia="游ゴシック" w:hAnsi="游ゴシック" w:hint="eastAsia"/>
+                <w:sz w:val="20"/>
+              </w:rPr>
+              <w:t>料金名(</w:t>
+            </w:r>
+            <w:proofErr w:type="spellStart"/>
+            <w:r>
+              <w:rPr>
+                <w:rFonts w:ascii="游ゴシック" w:eastAsia="游ゴシック" w:hAnsi="游ゴシック"/>
+                <w:sz w:val="20"/>
+              </w:rPr>
+              <w:t>charge_name</w:t>
+            </w:r>
+            <w:proofErr w:type="spellEnd"/>
+            <w:r>
+              <w:rPr>
+                <w:rFonts w:ascii="游ゴシック" w:eastAsia="游ゴシック" w:hAnsi="游ゴシック"/>
+                <w:sz w:val="20"/>
+              </w:rPr>
+              <w:t>)</w:t>
+            </w:r>
+            <w:r>
+              <w:rPr>
+                <w:rFonts w:ascii="游ゴシック" w:eastAsia="游ゴシック" w:hAnsi="游ゴシック" w:hint="eastAsia"/>
+                <w:sz w:val="20"/>
+              </w:rPr>
+              <w:t>：テスト料金</w:t>
+            </w:r>
+          </w:p>
+          <w:p>
+            <w:pPr>
+              <w:snapToGrid w:val="0"/>
+              <w:rPr>
+                <w:rFonts w:ascii="游ゴシック" w:eastAsia="游ゴシック" w:hAnsi="游ゴシック"/>
+                <w:sz w:val="20"/>
+              </w:rPr>
+            </w:pPr>
+            <w:r>
+              <w:rPr>
+                <w:rFonts w:ascii="游ゴシック" w:eastAsia="游ゴシック" w:hAnsi="游ゴシック" w:hint="eastAsia"/>
+                <w:sz w:val="20"/>
+              </w:rPr>
+              <w:t>料金(</w:t>
+            </w:r>
+            <w:r>
+              <w:rPr>
+                <w:rFonts w:ascii="游ゴシック" w:eastAsia="游ゴシック" w:hAnsi="游ゴシック"/>
+                <w:sz w:val="20"/>
+              </w:rPr>
+              <w:t>amount)</w:t>
+            </w:r>
+            <w:r>
+              <w:rPr>
+                <w:rFonts w:ascii="游ゴシック" w:eastAsia="游ゴシック" w:hAnsi="游ゴシック" w:hint="eastAsia"/>
+                <w:sz w:val="20"/>
+              </w:rPr>
+              <w:t>：</w:t>
+            </w:r>
+            <w:r>
+              <w:rPr>
+                <w:rFonts w:ascii="游ゴシック" w:eastAsia="游ゴシック" w:hAnsi="游ゴシック" w:hint="eastAsia"/>
+                <w:sz w:val="20"/>
+              </w:rPr>
+              <w:t>4</w:t>
+            </w:r>
+            <w:r>
+              <w:rPr>
+                <w:rFonts w:ascii="游ゴシック" w:eastAsia="游ゴシック" w:hAnsi="游ゴシック"/>
+                <w:sz w:val="20"/>
+              </w:rPr>
+              <w:t>000</w:t>
+            </w:r>
+          </w:p>
+          <w:p>
+            <w:pPr>
+              <w:snapToGrid w:val="0"/>
+              <w:rPr>
+                <w:rFonts w:ascii="游ゴシック" w:eastAsia="游ゴシック" w:hAnsi="游ゴシック"/>
+                <w:sz w:val="20"/>
+              </w:rPr>
+            </w:pPr>
+            <w:r>
+              <w:rPr>
+                <w:rFonts w:ascii="游ゴシック" w:eastAsia="游ゴシック" w:hAnsi="游ゴシック" w:hint="eastAsia"/>
+                <w:sz w:val="20"/>
+              </w:rPr>
+              <w:t>開始日(</w:t>
+            </w:r>
+            <w:proofErr w:type="spellStart"/>
+            <w:r>
+              <w:rPr>
+                <w:rFonts w:ascii="游ゴシック" w:eastAsia="游ゴシック" w:hAnsi="游ゴシック"/>
+                <w:sz w:val="20"/>
+              </w:rPr>
+              <w:t>start_date</w:t>
+            </w:r>
+            <w:proofErr w:type="spellEnd"/>
+            <w:r>
+              <w:rPr>
+                <w:rFonts w:ascii="游ゴシック" w:eastAsia="游ゴシック" w:hAnsi="游ゴシック"/>
+                <w:sz w:val="20"/>
+              </w:rPr>
+              <w:t>)</w:t>
+            </w:r>
+            <w:r>
+              <w:rPr>
+                <w:rFonts w:ascii="游ゴシック" w:eastAsia="游ゴシック" w:hAnsi="游ゴシック" w:hint="eastAsia"/>
+                <w:sz w:val="20"/>
+              </w:rPr>
+              <w:t>：2</w:t>
+            </w:r>
+            <w:r>
+              <w:rPr>
+                <w:rFonts w:ascii="游ゴシック" w:eastAsia="游ゴシック" w:hAnsi="游ゴシック"/>
+                <w:sz w:val="20"/>
+              </w:rPr>
+              <w:t>025-0</w:t>
+            </w:r>
+            <w:r>
+              <w:rPr>
+                <w:rFonts w:ascii="游ゴシック" w:eastAsia="游ゴシック" w:hAnsi="游ゴシック"/>
+                <w:sz w:val="20"/>
+              </w:rPr>
+              <w:t>4</w:t>
+            </w:r>
+            <w:r>
+              <w:rPr>
+                <w:rFonts w:ascii="游ゴシック" w:eastAsia="游ゴシック" w:hAnsi="游ゴシック"/>
+                <w:sz w:val="20"/>
+              </w:rPr>
+              <w:t>-01</w:t>
+            </w:r>
+          </w:p>
+          <w:p>
+            <w:pPr>
+              <w:snapToGrid w:val="0"/>
+              <w:rPr>
+                <w:rFonts w:ascii="游ゴシック" w:eastAsia="游ゴシック" w:hAnsi="游ゴシック"/>
+                <w:sz w:val="20"/>
+              </w:rPr>
+            </w:pPr>
+            <w:r>
+              <w:rPr>
+                <w:rFonts w:ascii="游ゴシック" w:eastAsia="游ゴシック" w:hAnsi="游ゴシック" w:hint="eastAsia"/>
+                <w:sz w:val="20"/>
+              </w:rPr>
+              <w:t>終了日(</w:t>
+            </w:r>
+            <w:proofErr w:type="spellStart"/>
+            <w:r>
+              <w:rPr>
+                <w:rFonts w:ascii="游ゴシック" w:eastAsia="游ゴシック" w:hAnsi="游ゴシック"/>
+                <w:sz w:val="20"/>
+              </w:rPr>
+              <w:t>end_date</w:t>
+            </w:r>
+            <w:proofErr w:type="spellEnd"/>
+            <w:r>
+              <w:rPr>
+                <w:rFonts w:ascii="游ゴシック" w:eastAsia="游ゴシック" w:hAnsi="游ゴシック"/>
+                <w:sz w:val="20"/>
+              </w:rPr>
+              <w:t>)</w:t>
+            </w:r>
+            <w:r>
+              <w:rPr>
+                <w:rFonts w:ascii="游ゴシック" w:eastAsia="游ゴシック" w:hAnsi="游ゴシック" w:hint="eastAsia"/>
+                <w:sz w:val="20"/>
+              </w:rPr>
+              <w:t>：空欄（テーブルではN</w:t>
+            </w:r>
+            <w:r>
+              <w:rPr>
+                <w:rFonts w:ascii="游ゴシック" w:eastAsia="游ゴシック" w:hAnsi="游ゴシック"/>
+                <w:sz w:val="20"/>
+              </w:rPr>
+              <w:t>ULL</w:t>
+            </w:r>
+            <w:r>
+              <w:rPr>
+                <w:rFonts w:ascii="游ゴシック" w:eastAsia="游ゴシック" w:hAnsi="游ゴシック" w:hint="eastAsia"/>
+                <w:sz w:val="20"/>
+              </w:rPr>
+              <w:t>）</w:t>
+            </w:r>
+          </w:p>
+          <w:p>
+            <w:pPr>
+              <w:snapToGrid w:val="0"/>
+              <w:rPr>
+                <w:rFonts w:ascii="游ゴシック" w:eastAsia="游ゴシック" w:hAnsi="游ゴシック" w:hint="eastAsia"/>
+                <w:sz w:val="20"/>
+              </w:rPr>
+            </w:pPr>
           </w:p>
         </w:tc>
         <w:tc>
@@ -4084,24 +4603,59 @@
                 <w:rFonts w:ascii="游ゴシック" w:eastAsia="游ゴシック" w:hAnsi="游ゴシック"/>
                 <w:sz w:val="20"/>
               </w:rPr>
-              <w:t>4-3</w:t>
+              <w:t>4-1</w:t>
             </w:r>
           </w:p>
         </w:tc>
         <w:tc>
           <w:tcPr>
             <w:tcW w:w="5355" w:type="dxa"/>
-            <w:vMerge/>
-            <w:vAlign w:val="center"/>
-          </w:tcPr>
-          <w:p>
-            <w:pPr>
-              <w:snapToGrid w:val="0"/>
-              <w:rPr>
-                <w:rFonts w:ascii="游ゴシック" w:eastAsia="游ゴシック" w:hAnsi="游ゴシック"/>
-                <w:sz w:val="20"/>
-              </w:rPr>
-            </w:pPr>
+            <w:vMerge w:val="restart"/>
+            <w:vAlign w:val="center"/>
+          </w:tcPr>
+          <w:p>
+            <w:pPr>
+              <w:snapToGrid w:val="0"/>
+              <w:rPr>
+                <w:rFonts w:ascii="游ゴシック" w:eastAsia="游ゴシック" w:hAnsi="游ゴシック"/>
+                <w:sz w:val="20"/>
+              </w:rPr>
+            </w:pPr>
+            <w:r>
+              <w:rPr>
+                <w:rFonts w:ascii="游ゴシック" w:eastAsia="游ゴシック" w:hAnsi="游ゴシック" w:hint="eastAsia"/>
+                <w:sz w:val="20"/>
+              </w:rPr>
+              <w:t>テストケース</w:t>
+            </w:r>
+            <w:r>
+              <w:rPr>
+                <w:rFonts w:ascii="游ゴシック" w:eastAsia="游ゴシック" w:hAnsi="游ゴシック"/>
+                <w:sz w:val="20"/>
+              </w:rPr>
+              <w:t>No.</w:t>
+            </w:r>
+            <w:r>
+              <w:rPr>
+                <w:rFonts w:ascii="游ゴシック" w:eastAsia="游ゴシック" w:hAnsi="游ゴシック" w:hint="eastAsia"/>
+                <w:sz w:val="20"/>
+              </w:rPr>
+              <w:t>1</w:t>
+            </w:r>
+            <w:r>
+              <w:rPr>
+                <w:rFonts w:ascii="游ゴシック" w:eastAsia="游ゴシック" w:hAnsi="游ゴシック"/>
+                <w:sz w:val="20"/>
+              </w:rPr>
+              <w:t>1,12,13</w:t>
+            </w:r>
+            <w:r>
+              <w:rPr>
+                <w:rFonts w:ascii="游ゴシック" w:eastAsia="游ゴシック" w:hAnsi="游ゴシック" w:hint="eastAsia"/>
+                <w:sz w:val="20"/>
+              </w:rPr>
+              <w:t>とは異なる料金情報を、料金編集画面のテキストボックスに入力し、保存ボタンを押してから、料金編集画面の削除ボタンを押下する。</w:t>
+            </w:r>
           </w:p>
         </w:tc>
         <w:tc>
@@ -4122,7 +4676,7 @@
                 <w:rFonts w:ascii="游ゴシック" w:eastAsia="游ゴシック" w:hAnsi="游ゴシック" w:hint="eastAsia"/>
                 <w:sz w:val="20"/>
               </w:rPr>
-              <w:t>ポップアップの「キャンセル」を選んだら画面が遷移しないこと。</w:t>
+              <w:t>「削除してもよろしいですか？」とポップアップが表示されること。</w:t>
             </w:r>
           </w:p>
         </w:tc>
@@ -4204,30 +4758,24 @@
                 <w:rFonts w:ascii="游ゴシック" w:eastAsia="游ゴシック" w:hAnsi="游ゴシック"/>
                 <w:sz w:val="20"/>
               </w:rPr>
-              <w:t>5</w:t>
+              <w:t>4-2</w:t>
             </w:r>
           </w:p>
         </w:tc>
         <w:tc>
           <w:tcPr>
             <w:tcW w:w="5355" w:type="dxa"/>
-            <w:vAlign w:val="center"/>
-          </w:tcPr>
-          <w:p>
-            <w:pPr>
-              <w:snapToGrid w:val="0"/>
-              <w:rPr>
-                <w:rFonts w:ascii="游ゴシック" w:eastAsia="游ゴシック" w:hAnsi="游ゴシック"/>
-                <w:sz w:val="20"/>
-              </w:rPr>
-            </w:pPr>
-            <w:r>
-              <w:rPr>
-                <w:rFonts w:ascii="游ゴシック" w:eastAsia="游ゴシック" w:hAnsi="游ゴシック" w:hint="eastAsia"/>
-                <w:sz w:val="20"/>
-              </w:rPr>
-              <w:t>料金検索結果画面の、料金番号のリンクを押下する。</w:t>
-            </w:r>
+            <w:vMerge/>
+            <w:vAlign w:val="center"/>
+          </w:tcPr>
+          <w:p>
+            <w:pPr>
+              <w:snapToGrid w:val="0"/>
+              <w:rPr>
+                <w:rFonts w:ascii="游ゴシック" w:eastAsia="游ゴシック" w:hAnsi="游ゴシック"/>
+                <w:sz w:val="20"/>
+              </w:rPr>
+            </w:pPr>
           </w:p>
         </w:tc>
         <w:tc>
@@ -4248,7 +4796,7 @@
                 <w:rFonts w:ascii="游ゴシック" w:eastAsia="游ゴシック" w:hAnsi="游ゴシック" w:hint="eastAsia"/>
                 <w:sz w:val="20"/>
               </w:rPr>
-              <w:t>料金編集画面に遷移すること。</w:t>
+              <w:t>ポップアップの「キャンセル」を選んだら画面が遷移しないこと。</w:t>
             </w:r>
           </w:p>
         </w:tc>
@@ -4323,6 +4871,7 @@
                 <w:rFonts w:ascii="游ゴシック" w:eastAsia="游ゴシック" w:hAnsi="游ゴシック" w:hint="eastAsia"/>
                 <w:sz w:val="20"/>
               </w:rPr>
+              <w:lastRenderedPageBreak/>
               <w:t>1</w:t>
             </w:r>
             <w:r>
@@ -4330,32 +4879,24 @@
                 <w:rFonts w:ascii="游ゴシック" w:eastAsia="游ゴシック" w:hAnsi="游ゴシック"/>
                 <w:sz w:val="20"/>
               </w:rPr>
-              <w:t>6-1</w:t>
+              <w:t>4-3</w:t>
             </w:r>
           </w:p>
         </w:tc>
         <w:tc>
           <w:tcPr>
             <w:tcW w:w="5355" w:type="dxa"/>
-            <w:vMerge w:val="restart"/>
-            <w:vAlign w:val="center"/>
-          </w:tcPr>
-          <w:p>
-            <w:pPr>
-              <w:snapToGrid w:val="0"/>
-              <w:ind w:left="100" w:hangingChars="50" w:hanging="100"/>
-              <w:rPr>
-                <w:rFonts w:ascii="游ゴシック" w:eastAsia="游ゴシック" w:hAnsi="游ゴシック"/>
-                <w:sz w:val="20"/>
-              </w:rPr>
-            </w:pPr>
-            <w:r>
-              <w:rPr>
-                <w:rFonts w:ascii="游ゴシック" w:eastAsia="游ゴシック" w:hAnsi="游ゴシック" w:hint="eastAsia"/>
-                <w:sz w:val="20"/>
-              </w:rPr>
-              <w:t>料金編集画面から、情報を書き換えて保存ボタンを押下する。</w:t>
-            </w:r>
+            <w:vMerge/>
+            <w:vAlign w:val="center"/>
+          </w:tcPr>
+          <w:p>
+            <w:pPr>
+              <w:snapToGrid w:val="0"/>
+              <w:rPr>
+                <w:rFonts w:ascii="游ゴシック" w:eastAsia="游ゴシック" w:hAnsi="游ゴシック"/>
+                <w:sz w:val="20"/>
+              </w:rPr>
+            </w:pPr>
           </w:p>
         </w:tc>
         <w:tc>
@@ -4376,7 +4917,21 @@
                 <w:rFonts w:ascii="游ゴシック" w:eastAsia="游ゴシック" w:hAnsi="游ゴシック" w:hint="eastAsia"/>
                 <w:sz w:val="20"/>
               </w:rPr>
-              <w:t>画面は遷移せず、「保存しました。」とメッセージが表示されていること。</w:t>
+              <w:t>ポップアップの「O</w:t>
+            </w:r>
+            <w:r>
+              <w:rPr>
+                <w:rFonts w:ascii="游ゴシック" w:eastAsia="游ゴシック" w:hAnsi="游ゴシック"/>
+                <w:sz w:val="20"/>
+              </w:rPr>
+              <w:t>K</w:t>
+            </w:r>
+            <w:r>
+              <w:rPr>
+                <w:rFonts w:ascii="游ゴシック" w:eastAsia="游ゴシック" w:hAnsi="游ゴシック" w:hint="eastAsia"/>
+                <w:sz w:val="20"/>
+              </w:rPr>
+              <w:t>」を選んだら料金検索画面に遷移すること。</w:t>
             </w:r>
           </w:p>
         </w:tc>
@@ -4458,7 +5013,7 @@
                 <w:rFonts w:ascii="游ゴシック" w:eastAsia="游ゴシック" w:hAnsi="游ゴシック"/>
                 <w:sz w:val="20"/>
               </w:rPr>
-              <w:t>6-2</w:t>
+              <w:t>4-4</w:t>
             </w:r>
           </w:p>
         </w:tc>
@@ -4471,9 +5026,8 @@
           <w:p>
             <w:pPr>
               <w:snapToGrid w:val="0"/>
-              <w:ind w:left="100" w:hangingChars="50" w:hanging="100"/>
-              <w:rPr>
-                <w:rFonts w:ascii="游ゴシック" w:eastAsia="游ゴシック" w:hAnsi="游ゴシック" w:hint="eastAsia"/>
+              <w:rPr>
+                <w:rFonts w:ascii="游ゴシック" w:eastAsia="游ゴシック" w:hAnsi="游ゴシック"/>
                 <w:sz w:val="20"/>
               </w:rPr>
             </w:pPr>
@@ -4511,7 +5065,21 @@
                 <w:rFonts w:ascii="游ゴシック" w:eastAsia="游ゴシック" w:hAnsi="游ゴシック" w:hint="eastAsia"/>
                 <w:sz w:val="20"/>
               </w:rPr>
-              <w:t>テーブルに、フォームに入力した以下のレコードが追加されていること。</w:t>
+              <w:t>テーブルに、フォームに入力した以下のレコードが追加されてい</w:t>
+            </w:r>
+            <w:r>
+              <w:rPr>
+                <w:rFonts w:ascii="游ゴシック" w:eastAsia="游ゴシック" w:hAnsi="游ゴシック" w:hint="eastAsia"/>
+                <w:sz w:val="20"/>
+              </w:rPr>
+              <w:t>ないこと</w:t>
+            </w:r>
+            <w:r>
+              <w:rPr>
+                <w:rFonts w:ascii="游ゴシック" w:eastAsia="游ゴシック" w:hAnsi="游ゴシック" w:hint="eastAsia"/>
+                <w:sz w:val="20"/>
+              </w:rPr>
+              <w:t>。</w:t>
             </w:r>
           </w:p>
           <w:p>
@@ -4633,7 +5201,7 @@
                 <w:rFonts w:ascii="游ゴシック" w:eastAsia="游ゴシック" w:hAnsi="游ゴシック" w:hint="eastAsia"/>
                 <w:sz w:val="20"/>
               </w:rPr>
-              <w:t>3</w:t>
+              <w:t>5</w:t>
             </w:r>
             <w:r>
               <w:rPr>
@@ -4693,7 +5261,7 @@
                 <w:rFonts w:ascii="游ゴシック" w:eastAsia="游ゴシック" w:hAnsi="游ゴシック"/>
                 <w:sz w:val="20"/>
               </w:rPr>
-              <w:t>3</w:t>
+              <w:t>5</w:t>
             </w:r>
             <w:r>
               <w:rPr>
@@ -4760,79 +5328,10 @@
             <w:pPr>
               <w:snapToGrid w:val="0"/>
               <w:rPr>
-                <w:rFonts w:ascii="游ゴシック" w:eastAsia="游ゴシック" w:hAnsi="游ゴシック"/>
-                <w:sz w:val="20"/>
-              </w:rPr>
-            </w:pPr>
-            <w:r>
-              <w:rPr>
-                <w:rFonts w:ascii="游ゴシック" w:eastAsia="游ゴシック" w:hAnsi="游ゴシック" w:hint="eastAsia"/>
-                <w:sz w:val="20"/>
-              </w:rPr>
-              <w:t>登録日(</w:t>
-            </w:r>
-            <w:proofErr w:type="spellStart"/>
-            <w:r>
-              <w:rPr>
-                <w:rFonts w:ascii="游ゴシック" w:eastAsia="游ゴシック" w:hAnsi="游ゴシック"/>
-                <w:sz w:val="20"/>
-              </w:rPr>
-              <w:t>created_at</w:t>
-            </w:r>
-            <w:proofErr w:type="spellEnd"/>
-            <w:r>
-              <w:rPr>
-                <w:rFonts w:ascii="游ゴシック" w:eastAsia="游ゴシック" w:hAnsi="游ゴシック"/>
-                <w:sz w:val="20"/>
-              </w:rPr>
-              <w:t>)</w:t>
-            </w:r>
-            <w:r>
-              <w:rPr>
-                <w:rFonts w:ascii="游ゴシック" w:eastAsia="游ゴシック" w:hAnsi="游ゴシック" w:hint="eastAsia"/>
-                <w:sz w:val="20"/>
-              </w:rPr>
-              <w:t>：※登録した日時</w:t>
-            </w:r>
-          </w:p>
-          <w:p>
-            <w:pPr>
-              <w:snapToGrid w:val="0"/>
-              <w:rPr>
-                <w:rFonts w:ascii="游ゴシック" w:eastAsia="游ゴシック" w:hAnsi="游ゴシック" w:hint="eastAsia"/>
-                <w:sz w:val="20"/>
-              </w:rPr>
-            </w:pPr>
-            <w:r>
-              <w:rPr>
-                <w:rFonts w:ascii="游ゴシック" w:eastAsia="游ゴシック" w:hAnsi="游ゴシック" w:hint="eastAsia"/>
-                <w:sz w:val="20"/>
-              </w:rPr>
-              <w:t>更新日(</w:t>
-            </w:r>
-            <w:proofErr w:type="spellStart"/>
-            <w:r>
-              <w:rPr>
-                <w:rFonts w:ascii="游ゴシック" w:eastAsia="游ゴシック" w:hAnsi="游ゴシック"/>
-                <w:sz w:val="20"/>
-              </w:rPr>
-              <w:t>updated_at</w:t>
-            </w:r>
-            <w:proofErr w:type="spellEnd"/>
-            <w:r>
-              <w:rPr>
-                <w:rFonts w:ascii="游ゴシック" w:eastAsia="游ゴシック" w:hAnsi="游ゴシック"/>
-                <w:sz w:val="20"/>
-              </w:rPr>
-              <w:t>)</w:t>
-            </w:r>
-            <w:r>
-              <w:rPr>
-                <w:rFonts w:ascii="游ゴシック" w:eastAsia="游ゴシック" w:hAnsi="游ゴシック" w:hint="eastAsia"/>
-                <w:sz w:val="20"/>
-              </w:rPr>
-              <w:t>：登録した時間</w:t>
-            </w:r>
+                <w:rFonts w:ascii="游ゴシック" w:eastAsia="游ゴシック" w:hAnsi="游ゴシック" w:hint="eastAsia"/>
+                <w:sz w:val="20"/>
+              </w:rPr>
+            </w:pPr>
           </w:p>
         </w:tc>
         <w:tc>
@@ -4906,7 +5405,1093 @@
                 <w:rFonts w:ascii="游ゴシック" w:eastAsia="游ゴシック" w:hAnsi="游ゴシック" w:hint="eastAsia"/>
                 <w:sz w:val="20"/>
               </w:rPr>
+              <w:t>1</w:t>
+            </w:r>
+            <w:r>
+              <w:rPr>
+                <w:rFonts w:ascii="游ゴシック" w:eastAsia="游ゴシック" w:hAnsi="游ゴシック"/>
+                <w:sz w:val="20"/>
+              </w:rPr>
+              <w:t>5</w:t>
+            </w:r>
+          </w:p>
+        </w:tc>
+        <w:tc>
+          <w:tcPr>
+            <w:tcW w:w="5355" w:type="dxa"/>
+            <w:vAlign w:val="center"/>
+          </w:tcPr>
+          <w:p>
+            <w:pPr>
+              <w:snapToGrid w:val="0"/>
+              <w:rPr>
+                <w:rFonts w:ascii="游ゴシック" w:eastAsia="游ゴシック" w:hAnsi="游ゴシック"/>
+                <w:sz w:val="20"/>
+              </w:rPr>
+            </w:pPr>
+            <w:r>
+              <w:rPr>
+                <w:rFonts w:ascii="游ゴシック" w:eastAsia="游ゴシック" w:hAnsi="游ゴシック" w:hint="eastAsia"/>
+                <w:sz w:val="20"/>
+              </w:rPr>
+              <w:t>料金検索結果画面の、料金番号のリンクを押下する。</w:t>
+            </w:r>
+          </w:p>
+        </w:tc>
+        <w:tc>
+          <w:tcPr>
+            <w:tcW w:w="4935" w:type="dxa"/>
+            <w:vAlign w:val="center"/>
+          </w:tcPr>
+          <w:p>
+            <w:pPr>
+              <w:snapToGrid w:val="0"/>
+              <w:rPr>
+                <w:rFonts w:ascii="游ゴシック" w:eastAsia="游ゴシック" w:hAnsi="游ゴシック"/>
+                <w:sz w:val="20"/>
+              </w:rPr>
+            </w:pPr>
+            <w:r>
+              <w:rPr>
+                <w:rFonts w:ascii="游ゴシック" w:eastAsia="游ゴシック" w:hAnsi="游ゴシック" w:hint="eastAsia"/>
+                <w:sz w:val="20"/>
+              </w:rPr>
+              <w:t>料金編集画面に遷移すること。</w:t>
+            </w:r>
+          </w:p>
+        </w:tc>
+        <w:tc>
+          <w:tcPr>
+            <w:tcW w:w="1050" w:type="dxa"/>
+            <w:vAlign w:val="center"/>
+          </w:tcPr>
+          <w:p>
+            <w:pPr>
+              <w:snapToGrid w:val="0"/>
+              <w:jc w:val="center"/>
+              <w:rPr>
+                <w:rFonts w:ascii="游ゴシック" w:eastAsia="游ゴシック" w:hAnsi="游ゴシック"/>
+                <w:sz w:val="20"/>
+              </w:rPr>
+            </w:pPr>
+          </w:p>
+        </w:tc>
+        <w:tc>
+          <w:tcPr>
+            <w:tcW w:w="945" w:type="dxa"/>
+            <w:vAlign w:val="center"/>
+          </w:tcPr>
+          <w:p>
+            <w:pPr>
+              <w:snapToGrid w:val="0"/>
+              <w:jc w:val="center"/>
+              <w:rPr>
+                <w:rFonts w:ascii="游ゴシック" w:eastAsia="游ゴシック" w:hAnsi="游ゴシック"/>
+                <w:sz w:val="20"/>
+              </w:rPr>
+            </w:pPr>
+          </w:p>
+        </w:tc>
+        <w:tc>
+          <w:tcPr>
+            <w:tcW w:w="2310" w:type="dxa"/>
+            <w:vAlign w:val="center"/>
+          </w:tcPr>
+          <w:p>
+            <w:pPr>
+              <w:snapToGrid w:val="0"/>
+              <w:rPr>
+                <w:rFonts w:ascii="游ゴシック" w:eastAsia="游ゴシック" w:hAnsi="游ゴシック"/>
+                <w:sz w:val="20"/>
+              </w:rPr>
+            </w:pPr>
+          </w:p>
+        </w:tc>
+      </w:tr>
+      <w:tr>
+        <w:trPr>
+          <w:trHeight w:val="567"/>
+        </w:trPr>
+        <w:tc>
+          <w:tcPr>
+            <w:tcW w:w="1050" w:type="dxa"/>
+            <w:vAlign w:val="center"/>
+          </w:tcPr>
+          <w:p>
+            <w:pPr>
+              <w:snapToGrid w:val="0"/>
+              <w:jc w:val="center"/>
+              <w:rPr>
+                <w:rFonts w:ascii="游ゴシック" w:eastAsia="游ゴシック" w:hAnsi="游ゴシック"/>
+                <w:sz w:val="20"/>
+              </w:rPr>
+            </w:pPr>
+            <w:r>
+              <w:rPr>
+                <w:rFonts w:ascii="游ゴシック" w:eastAsia="游ゴシック" w:hAnsi="游ゴシック" w:hint="eastAsia"/>
+                <w:sz w:val="20"/>
+              </w:rPr>
+              <w:t>1</w:t>
+            </w:r>
+            <w:r>
+              <w:rPr>
+                <w:rFonts w:ascii="游ゴシック" w:eastAsia="游ゴシック" w:hAnsi="游ゴシック"/>
+                <w:sz w:val="20"/>
+              </w:rPr>
+              <w:t>6-1</w:t>
+            </w:r>
+          </w:p>
+        </w:tc>
+        <w:tc>
+          <w:tcPr>
+            <w:tcW w:w="5355" w:type="dxa"/>
+            <w:vMerge w:val="restart"/>
+            <w:vAlign w:val="center"/>
+          </w:tcPr>
+          <w:p>
+            <w:pPr>
+              <w:snapToGrid w:val="0"/>
+              <w:ind w:left="100" w:hangingChars="50" w:hanging="100"/>
+              <w:rPr>
+                <w:rFonts w:ascii="游ゴシック" w:eastAsia="游ゴシック" w:hAnsi="游ゴシック"/>
+                <w:sz w:val="20"/>
+              </w:rPr>
+            </w:pPr>
+            <w:r>
+              <w:rPr>
+                <w:rFonts w:ascii="游ゴシック" w:eastAsia="游ゴシック" w:hAnsi="游ゴシック" w:hint="eastAsia"/>
+                <w:sz w:val="20"/>
+              </w:rPr>
+              <w:t>料金編集画面から、情報を書き換えて保存ボタンを押下する。</w:t>
+            </w:r>
+            <w:bookmarkStart w:id="0" w:name="_GoBack"/>
+            <w:bookmarkEnd w:id="0"/>
+          </w:p>
+        </w:tc>
+        <w:tc>
+          <w:tcPr>
+            <w:tcW w:w="4935" w:type="dxa"/>
+            <w:vAlign w:val="center"/>
+          </w:tcPr>
+          <w:p>
+            <w:pPr>
+              <w:snapToGrid w:val="0"/>
+              <w:rPr>
+                <w:rFonts w:ascii="游ゴシック" w:eastAsia="游ゴシック" w:hAnsi="游ゴシック"/>
+                <w:sz w:val="20"/>
+              </w:rPr>
+            </w:pPr>
+            <w:r>
+              <w:rPr>
+                <w:rFonts w:ascii="游ゴシック" w:eastAsia="游ゴシック" w:hAnsi="游ゴシック" w:hint="eastAsia"/>
+                <w:sz w:val="20"/>
+              </w:rPr>
+              <w:t>画面は遷移せず、「保存しました。」とメッセージが表示されていること。</w:t>
+            </w:r>
+          </w:p>
+        </w:tc>
+        <w:tc>
+          <w:tcPr>
+            <w:tcW w:w="1050" w:type="dxa"/>
+            <w:vAlign w:val="center"/>
+          </w:tcPr>
+          <w:p>
+            <w:pPr>
+              <w:snapToGrid w:val="0"/>
+              <w:jc w:val="center"/>
+              <w:rPr>
+                <w:rFonts w:ascii="游ゴシック" w:eastAsia="游ゴシック" w:hAnsi="游ゴシック"/>
+                <w:sz w:val="20"/>
+              </w:rPr>
+            </w:pPr>
+          </w:p>
+        </w:tc>
+        <w:tc>
+          <w:tcPr>
+            <w:tcW w:w="945" w:type="dxa"/>
+            <w:vAlign w:val="center"/>
+          </w:tcPr>
+          <w:p>
+            <w:pPr>
+              <w:snapToGrid w:val="0"/>
+              <w:jc w:val="center"/>
+              <w:rPr>
+                <w:rFonts w:ascii="游ゴシック" w:eastAsia="游ゴシック" w:hAnsi="游ゴシック"/>
+                <w:sz w:val="20"/>
+              </w:rPr>
+            </w:pPr>
+          </w:p>
+        </w:tc>
+        <w:tc>
+          <w:tcPr>
+            <w:tcW w:w="2310" w:type="dxa"/>
+            <w:vAlign w:val="center"/>
+          </w:tcPr>
+          <w:p>
+            <w:pPr>
+              <w:snapToGrid w:val="0"/>
+              <w:rPr>
+                <w:rFonts w:ascii="游ゴシック" w:eastAsia="游ゴシック" w:hAnsi="游ゴシック"/>
+                <w:sz w:val="20"/>
+              </w:rPr>
+            </w:pPr>
+          </w:p>
+        </w:tc>
+      </w:tr>
+      <w:tr>
+        <w:trPr>
+          <w:trHeight w:val="567"/>
+        </w:trPr>
+        <w:tc>
+          <w:tcPr>
+            <w:tcW w:w="1050" w:type="dxa"/>
+            <w:vAlign w:val="center"/>
+          </w:tcPr>
+          <w:p>
+            <w:pPr>
+              <w:snapToGrid w:val="0"/>
+              <w:jc w:val="center"/>
+              <w:rPr>
+                <w:rFonts w:ascii="游ゴシック" w:eastAsia="游ゴシック" w:hAnsi="游ゴシック"/>
+                <w:sz w:val="20"/>
+              </w:rPr>
+            </w:pPr>
+            <w:r>
+              <w:rPr>
+                <w:rFonts w:ascii="游ゴシック" w:eastAsia="游ゴシック" w:hAnsi="游ゴシック" w:hint="eastAsia"/>
+                <w:sz w:val="20"/>
+              </w:rPr>
+              <w:t>1</w:t>
+            </w:r>
+            <w:r>
+              <w:rPr>
+                <w:rFonts w:ascii="游ゴシック" w:eastAsia="游ゴシック" w:hAnsi="游ゴシック"/>
+                <w:sz w:val="20"/>
+              </w:rPr>
+              <w:t>6-2</w:t>
+            </w:r>
+          </w:p>
+        </w:tc>
+        <w:tc>
+          <w:tcPr>
+            <w:tcW w:w="5355" w:type="dxa"/>
+            <w:vMerge/>
+            <w:vAlign w:val="center"/>
+          </w:tcPr>
+          <w:p>
+            <w:pPr>
+              <w:snapToGrid w:val="0"/>
+              <w:ind w:left="100" w:hangingChars="50" w:hanging="100"/>
+              <w:rPr>
+                <w:rFonts w:ascii="游ゴシック" w:eastAsia="游ゴシック" w:hAnsi="游ゴシック"/>
+                <w:sz w:val="20"/>
+              </w:rPr>
+            </w:pPr>
+          </w:p>
+        </w:tc>
+        <w:tc>
+          <w:tcPr>
+            <w:tcW w:w="4935" w:type="dxa"/>
+            <w:vAlign w:val="center"/>
+          </w:tcPr>
+          <w:p>
+            <w:pPr>
+              <w:snapToGrid w:val="0"/>
+              <w:rPr>
+                <w:rFonts w:ascii="游ゴシック" w:eastAsia="游ゴシック" w:hAnsi="游ゴシック"/>
+                <w:sz w:val="20"/>
+              </w:rPr>
+            </w:pPr>
+            <w:r>
+              <w:rPr>
+                <w:rFonts w:ascii="游ゴシック" w:eastAsia="游ゴシック" w:hAnsi="游ゴシック" w:hint="eastAsia"/>
+                <w:sz w:val="20"/>
+              </w:rPr>
+              <w:t>T</w:t>
+            </w:r>
+            <w:r>
+              <w:rPr>
+                <w:rFonts w:ascii="游ゴシック" w:eastAsia="游ゴシック" w:hAnsi="游ゴシック"/>
+                <w:sz w:val="20"/>
+              </w:rPr>
+              <w:t>-CHARGE</w:t>
+            </w:r>
+            <w:r>
+              <w:rPr>
+                <w:rFonts w:ascii="游ゴシック" w:eastAsia="游ゴシック" w:hAnsi="游ゴシック" w:hint="eastAsia"/>
+                <w:sz w:val="20"/>
+              </w:rPr>
+              <w:t>テーブルに、フォームに入力した以下のレコード</w:t>
+            </w:r>
+            <w:r>
+              <w:rPr>
+                <w:rFonts w:ascii="游ゴシック" w:eastAsia="游ゴシック" w:hAnsi="游ゴシック" w:hint="eastAsia"/>
+                <w:sz w:val="20"/>
+              </w:rPr>
+              <w:t>に編集されて</w:t>
+            </w:r>
+            <w:r>
+              <w:rPr>
+                <w:rFonts w:ascii="游ゴシック" w:eastAsia="游ゴシック" w:hAnsi="游ゴシック" w:hint="eastAsia"/>
+                <w:sz w:val="20"/>
+              </w:rPr>
+              <w:t>いること。</w:t>
+            </w:r>
+          </w:p>
+          <w:p>
+            <w:pPr>
+              <w:snapToGrid w:val="0"/>
+              <w:rPr>
+                <w:rFonts w:ascii="游ゴシック" w:eastAsia="游ゴシック" w:hAnsi="游ゴシック" w:hint="eastAsia"/>
+                <w:sz w:val="20"/>
+              </w:rPr>
+            </w:pPr>
+            <w:r>
+              <w:rPr>
+                <w:rFonts w:ascii="游ゴシック" w:eastAsia="游ゴシック" w:hAnsi="游ゴシック" w:hint="eastAsia"/>
+                <w:sz w:val="20"/>
+              </w:rPr>
+              <w:t>＜編集前＞</w:t>
+            </w:r>
+          </w:p>
+          <w:p>
+            <w:pPr>
+              <w:snapToGrid w:val="0"/>
+              <w:rPr>
+                <w:rFonts w:ascii="游ゴシック" w:eastAsia="游ゴシック" w:hAnsi="游ゴシック"/>
+                <w:sz w:val="20"/>
+              </w:rPr>
+            </w:pPr>
+            <w:r>
+              <w:rPr>
+                <w:rFonts w:ascii="游ゴシック" w:eastAsia="游ゴシック" w:hAnsi="游ゴシック" w:hint="eastAsia"/>
+                <w:sz w:val="20"/>
+              </w:rPr>
+              <w:t>料金I</w:t>
+            </w:r>
+            <w:r>
+              <w:rPr>
+                <w:rFonts w:ascii="游ゴシック" w:eastAsia="游ゴシック" w:hAnsi="游ゴシック"/>
+                <w:sz w:val="20"/>
+              </w:rPr>
+              <w:t>D(</w:t>
+            </w:r>
+            <w:proofErr w:type="spellStart"/>
+            <w:r>
+              <w:rPr>
+                <w:rFonts w:ascii="游ゴシック" w:eastAsia="游ゴシック" w:hAnsi="游ゴシック"/>
+                <w:sz w:val="20"/>
+              </w:rPr>
+              <w:t>charge_id</w:t>
+            </w:r>
+            <w:proofErr w:type="spellEnd"/>
+            <w:r>
+              <w:rPr>
+                <w:rFonts w:ascii="游ゴシック" w:eastAsia="游ゴシック" w:hAnsi="游ゴシック"/>
+                <w:sz w:val="20"/>
+              </w:rPr>
+              <w:t>)</w:t>
+            </w:r>
+            <w:r>
+              <w:rPr>
+                <w:rFonts w:ascii="游ゴシック" w:eastAsia="游ゴシック" w:hAnsi="游ゴシック" w:hint="eastAsia"/>
+                <w:sz w:val="20"/>
+              </w:rPr>
+              <w:t>：※整数自動生成</w:t>
+            </w:r>
+          </w:p>
+          <w:p>
+            <w:pPr>
+              <w:snapToGrid w:val="0"/>
+              <w:rPr>
+                <w:rFonts w:ascii="游ゴシック" w:eastAsia="游ゴシック" w:hAnsi="游ゴシック"/>
+                <w:sz w:val="20"/>
+              </w:rPr>
+            </w:pPr>
+            <w:r>
+              <w:rPr>
+                <w:rFonts w:ascii="游ゴシック" w:eastAsia="游ゴシック" w:hAnsi="游ゴシック" w:hint="eastAsia"/>
+                <w:sz w:val="20"/>
+              </w:rPr>
+              <w:t>料金名(</w:t>
+            </w:r>
+            <w:proofErr w:type="spellStart"/>
+            <w:r>
+              <w:rPr>
+                <w:rFonts w:ascii="游ゴシック" w:eastAsia="游ゴシック" w:hAnsi="游ゴシック"/>
+                <w:sz w:val="20"/>
+              </w:rPr>
+              <w:t>charge_name</w:t>
+            </w:r>
+            <w:proofErr w:type="spellEnd"/>
+            <w:r>
+              <w:rPr>
+                <w:rFonts w:ascii="游ゴシック" w:eastAsia="游ゴシック" w:hAnsi="游ゴシック"/>
+                <w:sz w:val="20"/>
+              </w:rPr>
+              <w:t>)</w:t>
+            </w:r>
+            <w:r>
+              <w:rPr>
+                <w:rFonts w:ascii="游ゴシック" w:eastAsia="游ゴシック" w:hAnsi="游ゴシック" w:hint="eastAsia"/>
+                <w:sz w:val="20"/>
+              </w:rPr>
+              <w:t>：テスト料金</w:t>
+            </w:r>
+          </w:p>
+          <w:p>
+            <w:pPr>
+              <w:snapToGrid w:val="0"/>
+              <w:rPr>
+                <w:rFonts w:ascii="游ゴシック" w:eastAsia="游ゴシック" w:hAnsi="游ゴシック"/>
+                <w:sz w:val="20"/>
+              </w:rPr>
+            </w:pPr>
+            <w:r>
+              <w:rPr>
+                <w:rFonts w:ascii="游ゴシック" w:eastAsia="游ゴシック" w:hAnsi="游ゴシック" w:hint="eastAsia"/>
+                <w:sz w:val="20"/>
+              </w:rPr>
+              <w:t>料金(</w:t>
+            </w:r>
+            <w:r>
+              <w:rPr>
+                <w:rFonts w:ascii="游ゴシック" w:eastAsia="游ゴシック" w:hAnsi="游ゴシック"/>
+                <w:sz w:val="20"/>
+              </w:rPr>
+              <w:t>amount)</w:t>
+            </w:r>
+            <w:r>
+              <w:rPr>
+                <w:rFonts w:ascii="游ゴシック" w:eastAsia="游ゴシック" w:hAnsi="游ゴシック" w:hint="eastAsia"/>
+                <w:sz w:val="20"/>
+              </w:rPr>
+              <w:t>：</w:t>
+            </w:r>
+            <w:r>
+              <w:rPr>
+                <w:rFonts w:ascii="游ゴシック" w:eastAsia="游ゴシック" w:hAnsi="游ゴシック" w:hint="eastAsia"/>
+                <w:sz w:val="20"/>
+              </w:rPr>
+              <w:t>1</w:t>
+            </w:r>
+            <w:r>
+              <w:rPr>
+                <w:rFonts w:ascii="游ゴシック" w:eastAsia="游ゴシック" w:hAnsi="游ゴシック"/>
+                <w:sz w:val="20"/>
+              </w:rPr>
+              <w:t>000</w:t>
+            </w:r>
+          </w:p>
+          <w:p>
+            <w:pPr>
+              <w:snapToGrid w:val="0"/>
+              <w:rPr>
+                <w:rFonts w:ascii="游ゴシック" w:eastAsia="游ゴシック" w:hAnsi="游ゴシック"/>
+                <w:sz w:val="20"/>
+              </w:rPr>
+            </w:pPr>
+            <w:r>
+              <w:rPr>
+                <w:rFonts w:ascii="游ゴシック" w:eastAsia="游ゴシック" w:hAnsi="游ゴシック" w:hint="eastAsia"/>
+                <w:sz w:val="20"/>
+              </w:rPr>
+              <w:t>開始日(</w:t>
+            </w:r>
+            <w:proofErr w:type="spellStart"/>
+            <w:r>
+              <w:rPr>
+                <w:rFonts w:ascii="游ゴシック" w:eastAsia="游ゴシック" w:hAnsi="游ゴシック"/>
+                <w:sz w:val="20"/>
+              </w:rPr>
+              <w:t>start_date</w:t>
+            </w:r>
+            <w:proofErr w:type="spellEnd"/>
+            <w:r>
+              <w:rPr>
+                <w:rFonts w:ascii="游ゴシック" w:eastAsia="游ゴシック" w:hAnsi="游ゴシック"/>
+                <w:sz w:val="20"/>
+              </w:rPr>
+              <w:t>)</w:t>
+            </w:r>
+            <w:r>
+              <w:rPr>
+                <w:rFonts w:ascii="游ゴシック" w:eastAsia="游ゴシック" w:hAnsi="游ゴシック" w:hint="eastAsia"/>
+                <w:sz w:val="20"/>
+              </w:rPr>
+              <w:t>：2</w:t>
+            </w:r>
+            <w:r>
+              <w:rPr>
+                <w:rFonts w:ascii="游ゴシック" w:eastAsia="游ゴシック" w:hAnsi="游ゴシック"/>
+                <w:sz w:val="20"/>
+              </w:rPr>
+              <w:t>025-0</w:t>
+            </w:r>
+            <w:r>
+              <w:rPr>
+                <w:rFonts w:ascii="游ゴシック" w:eastAsia="游ゴシック" w:hAnsi="游ゴシック"/>
+                <w:sz w:val="20"/>
+              </w:rPr>
+              <w:t>1</w:t>
+            </w:r>
+            <w:r>
+              <w:rPr>
+                <w:rFonts w:ascii="游ゴシック" w:eastAsia="游ゴシック" w:hAnsi="游ゴシック"/>
+                <w:sz w:val="20"/>
+              </w:rPr>
+              <w:t>-01</w:t>
+            </w:r>
+          </w:p>
+          <w:p>
+            <w:pPr>
+              <w:snapToGrid w:val="0"/>
+              <w:rPr>
+                <w:rFonts w:ascii="游ゴシック" w:eastAsia="游ゴシック" w:hAnsi="游ゴシック"/>
+                <w:sz w:val="20"/>
+              </w:rPr>
+            </w:pPr>
+            <w:r>
+              <w:rPr>
+                <w:rFonts w:ascii="游ゴシック" w:eastAsia="游ゴシック" w:hAnsi="游ゴシック" w:hint="eastAsia"/>
+                <w:sz w:val="20"/>
+              </w:rPr>
+              <w:t>終了日(</w:t>
+            </w:r>
+            <w:proofErr w:type="spellStart"/>
+            <w:r>
+              <w:rPr>
+                <w:rFonts w:ascii="游ゴシック" w:eastAsia="游ゴシック" w:hAnsi="游ゴシック"/>
+                <w:sz w:val="20"/>
+              </w:rPr>
+              <w:t>end_date</w:t>
+            </w:r>
+            <w:proofErr w:type="spellEnd"/>
+            <w:r>
+              <w:rPr>
+                <w:rFonts w:ascii="游ゴシック" w:eastAsia="游ゴシック" w:hAnsi="游ゴシック"/>
+                <w:sz w:val="20"/>
+              </w:rPr>
+              <w:t>)</w:t>
+            </w:r>
+            <w:r>
+              <w:rPr>
+                <w:rFonts w:ascii="游ゴシック" w:eastAsia="游ゴシック" w:hAnsi="游ゴシック" w:hint="eastAsia"/>
+                <w:sz w:val="20"/>
+              </w:rPr>
+              <w:t>：空欄（テーブルではN</w:t>
+            </w:r>
+            <w:r>
+              <w:rPr>
+                <w:rFonts w:ascii="游ゴシック" w:eastAsia="游ゴシック" w:hAnsi="游ゴシック"/>
+                <w:sz w:val="20"/>
+              </w:rPr>
+              <w:t>ULL</w:t>
+            </w:r>
+            <w:r>
+              <w:rPr>
+                <w:rFonts w:ascii="游ゴシック" w:eastAsia="游ゴシック" w:hAnsi="游ゴシック" w:hint="eastAsia"/>
+                <w:sz w:val="20"/>
+              </w:rPr>
+              <w:t>）</w:t>
+            </w:r>
+          </w:p>
+          <w:p>
+            <w:pPr>
+              <w:snapToGrid w:val="0"/>
+              <w:rPr>
+                <w:rFonts w:ascii="游ゴシック" w:eastAsia="游ゴシック" w:hAnsi="游ゴシック"/>
+                <w:sz w:val="20"/>
+              </w:rPr>
+            </w:pPr>
+            <w:r>
+              <w:rPr>
+                <w:rFonts w:ascii="游ゴシック" w:eastAsia="游ゴシック" w:hAnsi="游ゴシック" w:hint="eastAsia"/>
+                <w:sz w:val="20"/>
+              </w:rPr>
+              <w:t>登録日(</w:t>
+            </w:r>
+            <w:proofErr w:type="spellStart"/>
+            <w:r>
+              <w:rPr>
+                <w:rFonts w:ascii="游ゴシック" w:eastAsia="游ゴシック" w:hAnsi="游ゴシック"/>
+                <w:sz w:val="20"/>
+              </w:rPr>
+              <w:t>created_at</w:t>
+            </w:r>
+            <w:proofErr w:type="spellEnd"/>
+            <w:r>
+              <w:rPr>
+                <w:rFonts w:ascii="游ゴシック" w:eastAsia="游ゴシック" w:hAnsi="游ゴシック"/>
+                <w:sz w:val="20"/>
+              </w:rPr>
+              <w:t>)</w:t>
+            </w:r>
+            <w:r>
+              <w:rPr>
+                <w:rFonts w:ascii="游ゴシック" w:eastAsia="游ゴシック" w:hAnsi="游ゴシック" w:hint="eastAsia"/>
+                <w:sz w:val="20"/>
+              </w:rPr>
+              <w:t>：※登録した日時</w:t>
+            </w:r>
+          </w:p>
+          <w:p>
+            <w:pPr>
+              <w:snapToGrid w:val="0"/>
+              <w:rPr>
+                <w:rFonts w:ascii="游ゴシック" w:eastAsia="游ゴシック" w:hAnsi="游ゴシック"/>
+                <w:sz w:val="20"/>
+              </w:rPr>
+            </w:pPr>
+            <w:r>
+              <w:rPr>
+                <w:rFonts w:ascii="游ゴシック" w:eastAsia="游ゴシック" w:hAnsi="游ゴシック" w:hint="eastAsia"/>
+                <w:sz w:val="20"/>
+              </w:rPr>
+              <w:t>更新日(</w:t>
+            </w:r>
+            <w:proofErr w:type="spellStart"/>
+            <w:r>
+              <w:rPr>
+                <w:rFonts w:ascii="游ゴシック" w:eastAsia="游ゴシック" w:hAnsi="游ゴシック"/>
+                <w:sz w:val="20"/>
+              </w:rPr>
+              <w:t>updated_at</w:t>
+            </w:r>
+            <w:proofErr w:type="spellEnd"/>
+            <w:r>
+              <w:rPr>
+                <w:rFonts w:ascii="游ゴシック" w:eastAsia="游ゴシック" w:hAnsi="游ゴシック"/>
+                <w:sz w:val="20"/>
+              </w:rPr>
+              <w:t>)</w:t>
+            </w:r>
+            <w:r>
+              <w:rPr>
+                <w:rFonts w:ascii="游ゴシック" w:eastAsia="游ゴシック" w:hAnsi="游ゴシック" w:hint="eastAsia"/>
+                <w:sz w:val="20"/>
+              </w:rPr>
+              <w:t>：登録した時間</w:t>
+            </w:r>
+          </w:p>
+          <w:p>
+            <w:pPr>
+              <w:snapToGrid w:val="0"/>
+              <w:rPr>
+                <w:rFonts w:ascii="游ゴシック" w:eastAsia="游ゴシック" w:hAnsi="游ゴシック" w:hint="eastAsia"/>
+                <w:sz w:val="20"/>
+              </w:rPr>
+            </w:pPr>
+          </w:p>
+          <w:p>
+            <w:pPr>
+              <w:snapToGrid w:val="0"/>
+              <w:rPr>
+                <w:rFonts w:ascii="游ゴシック" w:eastAsia="游ゴシック" w:hAnsi="游ゴシック" w:hint="eastAsia"/>
+                <w:sz w:val="20"/>
+              </w:rPr>
+            </w:pPr>
+            <w:r>
+              <w:rPr>
+                <w:rFonts w:ascii="游ゴシック" w:eastAsia="游ゴシック" w:hAnsi="游ゴシック" w:hint="eastAsia"/>
+                <w:sz w:val="20"/>
+              </w:rPr>
+              <w:t>＜変更後＞</w:t>
+            </w:r>
+          </w:p>
+          <w:p>
+            <w:pPr>
+              <w:snapToGrid w:val="0"/>
+              <w:rPr>
+                <w:rFonts w:ascii="游ゴシック" w:eastAsia="游ゴシック" w:hAnsi="游ゴシック"/>
+                <w:sz w:val="20"/>
+              </w:rPr>
+            </w:pPr>
+            <w:r>
+              <w:rPr>
+                <w:rFonts w:ascii="游ゴシック" w:eastAsia="游ゴシック" w:hAnsi="游ゴシック" w:hint="eastAsia"/>
+                <w:sz w:val="20"/>
+              </w:rPr>
+              <w:t>料金I</w:t>
+            </w:r>
+            <w:r>
+              <w:rPr>
+                <w:rFonts w:ascii="游ゴシック" w:eastAsia="游ゴシック" w:hAnsi="游ゴシック"/>
+                <w:sz w:val="20"/>
+              </w:rPr>
+              <w:t>D(</w:t>
+            </w:r>
+            <w:proofErr w:type="spellStart"/>
+            <w:r>
+              <w:rPr>
+                <w:rFonts w:ascii="游ゴシック" w:eastAsia="游ゴシック" w:hAnsi="游ゴシック"/>
+                <w:sz w:val="20"/>
+              </w:rPr>
+              <w:t>charge_id</w:t>
+            </w:r>
+            <w:proofErr w:type="spellEnd"/>
+            <w:r>
+              <w:rPr>
+                <w:rFonts w:ascii="游ゴシック" w:eastAsia="游ゴシック" w:hAnsi="游ゴシック"/>
+                <w:sz w:val="20"/>
+              </w:rPr>
+              <w:t>)</w:t>
+            </w:r>
+            <w:r>
+              <w:rPr>
+                <w:rFonts w:ascii="游ゴシック" w:eastAsia="游ゴシック" w:hAnsi="游ゴシック" w:hint="eastAsia"/>
+                <w:sz w:val="20"/>
+              </w:rPr>
+              <w:t>：※整数自動生成</w:t>
+            </w:r>
+          </w:p>
+          <w:p>
+            <w:pPr>
+              <w:snapToGrid w:val="0"/>
+              <w:rPr>
+                <w:rFonts w:ascii="游ゴシック" w:eastAsia="游ゴシック" w:hAnsi="游ゴシック"/>
+                <w:sz w:val="20"/>
+              </w:rPr>
+            </w:pPr>
+            <w:r>
+              <w:rPr>
+                <w:rFonts w:ascii="游ゴシック" w:eastAsia="游ゴシック" w:hAnsi="游ゴシック" w:hint="eastAsia"/>
+                <w:sz w:val="20"/>
+              </w:rPr>
+              <w:t>料金名(</w:t>
+            </w:r>
+            <w:proofErr w:type="spellStart"/>
+            <w:r>
+              <w:rPr>
+                <w:rFonts w:ascii="游ゴシック" w:eastAsia="游ゴシック" w:hAnsi="游ゴシック"/>
+                <w:sz w:val="20"/>
+              </w:rPr>
+              <w:t>charge_name</w:t>
+            </w:r>
+            <w:proofErr w:type="spellEnd"/>
+            <w:r>
+              <w:rPr>
+                <w:rFonts w:ascii="游ゴシック" w:eastAsia="游ゴシック" w:hAnsi="游ゴシック"/>
+                <w:sz w:val="20"/>
+              </w:rPr>
+              <w:t>)</w:t>
+            </w:r>
+            <w:r>
+              <w:rPr>
+                <w:rFonts w:ascii="游ゴシック" w:eastAsia="游ゴシック" w:hAnsi="游ゴシック" w:hint="eastAsia"/>
+                <w:sz w:val="20"/>
+              </w:rPr>
+              <w:t>：テスト料金</w:t>
+            </w:r>
+          </w:p>
+          <w:p>
+            <w:pPr>
+              <w:snapToGrid w:val="0"/>
+              <w:rPr>
+                <w:rFonts w:ascii="游ゴシック" w:eastAsia="游ゴシック" w:hAnsi="游ゴシック"/>
+                <w:sz w:val="20"/>
+              </w:rPr>
+            </w:pPr>
+            <w:r>
+              <w:rPr>
+                <w:rFonts w:ascii="游ゴシック" w:eastAsia="游ゴシック" w:hAnsi="游ゴシック" w:hint="eastAsia"/>
+                <w:sz w:val="20"/>
+              </w:rPr>
               <w:lastRenderedPageBreak/>
+              <w:t>料金(</w:t>
+            </w:r>
+            <w:r>
+              <w:rPr>
+                <w:rFonts w:ascii="游ゴシック" w:eastAsia="游ゴシック" w:hAnsi="游ゴシック"/>
+                <w:sz w:val="20"/>
+              </w:rPr>
+              <w:t>amount)</w:t>
+            </w:r>
+            <w:r>
+              <w:rPr>
+                <w:rFonts w:ascii="游ゴシック" w:eastAsia="游ゴシック" w:hAnsi="游ゴシック" w:hint="eastAsia"/>
+                <w:sz w:val="20"/>
+              </w:rPr>
+              <w:t>：</w:t>
+            </w:r>
+            <w:r>
+              <w:rPr>
+                <w:rFonts w:ascii="游ゴシック" w:eastAsia="游ゴシック" w:hAnsi="游ゴシック" w:hint="eastAsia"/>
+                <w:sz w:val="20"/>
+              </w:rPr>
+              <w:t>6</w:t>
+            </w:r>
+            <w:r>
+              <w:rPr>
+                <w:rFonts w:ascii="游ゴシック" w:eastAsia="游ゴシック" w:hAnsi="游ゴシック"/>
+                <w:sz w:val="20"/>
+              </w:rPr>
+              <w:t>000</w:t>
+            </w:r>
+          </w:p>
+          <w:p>
+            <w:pPr>
+              <w:snapToGrid w:val="0"/>
+              <w:rPr>
+                <w:rFonts w:ascii="游ゴシック" w:eastAsia="游ゴシック" w:hAnsi="游ゴシック"/>
+                <w:sz w:val="20"/>
+              </w:rPr>
+            </w:pPr>
+            <w:r>
+              <w:rPr>
+                <w:rFonts w:ascii="游ゴシック" w:eastAsia="游ゴシック" w:hAnsi="游ゴシック" w:hint="eastAsia"/>
+                <w:sz w:val="20"/>
+              </w:rPr>
+              <w:t>開始日(</w:t>
+            </w:r>
+            <w:proofErr w:type="spellStart"/>
+            <w:r>
+              <w:rPr>
+                <w:rFonts w:ascii="游ゴシック" w:eastAsia="游ゴシック" w:hAnsi="游ゴシック"/>
+                <w:sz w:val="20"/>
+              </w:rPr>
+              <w:t>start_date</w:t>
+            </w:r>
+            <w:proofErr w:type="spellEnd"/>
+            <w:r>
+              <w:rPr>
+                <w:rFonts w:ascii="游ゴシック" w:eastAsia="游ゴシック" w:hAnsi="游ゴシック"/>
+                <w:sz w:val="20"/>
+              </w:rPr>
+              <w:t>)</w:t>
+            </w:r>
+            <w:r>
+              <w:rPr>
+                <w:rFonts w:ascii="游ゴシック" w:eastAsia="游ゴシック" w:hAnsi="游ゴシック" w:hint="eastAsia"/>
+                <w:sz w:val="20"/>
+              </w:rPr>
+              <w:t>：2</w:t>
+            </w:r>
+            <w:r>
+              <w:rPr>
+                <w:rFonts w:ascii="游ゴシック" w:eastAsia="游ゴシック" w:hAnsi="游ゴシック"/>
+                <w:sz w:val="20"/>
+              </w:rPr>
+              <w:t>025-0</w:t>
+            </w:r>
+            <w:r>
+              <w:rPr>
+                <w:rFonts w:ascii="游ゴシック" w:eastAsia="游ゴシック" w:hAnsi="游ゴシック"/>
+                <w:sz w:val="20"/>
+              </w:rPr>
+              <w:t>6</w:t>
+            </w:r>
+            <w:r>
+              <w:rPr>
+                <w:rFonts w:ascii="游ゴシック" w:eastAsia="游ゴシック" w:hAnsi="游ゴシック"/>
+                <w:sz w:val="20"/>
+              </w:rPr>
+              <w:t>-01</w:t>
+            </w:r>
+          </w:p>
+          <w:p>
+            <w:pPr>
+              <w:snapToGrid w:val="0"/>
+              <w:rPr>
+                <w:rFonts w:ascii="游ゴシック" w:eastAsia="游ゴシック" w:hAnsi="游ゴシック"/>
+                <w:sz w:val="20"/>
+              </w:rPr>
+            </w:pPr>
+            <w:r>
+              <w:rPr>
+                <w:rFonts w:ascii="游ゴシック" w:eastAsia="游ゴシック" w:hAnsi="游ゴシック" w:hint="eastAsia"/>
+                <w:sz w:val="20"/>
+              </w:rPr>
+              <w:t>終了日(</w:t>
+            </w:r>
+            <w:proofErr w:type="spellStart"/>
+            <w:r>
+              <w:rPr>
+                <w:rFonts w:ascii="游ゴシック" w:eastAsia="游ゴシック" w:hAnsi="游ゴシック"/>
+                <w:sz w:val="20"/>
+              </w:rPr>
+              <w:t>end_date</w:t>
+            </w:r>
+            <w:proofErr w:type="spellEnd"/>
+            <w:r>
+              <w:rPr>
+                <w:rFonts w:ascii="游ゴシック" w:eastAsia="游ゴシック" w:hAnsi="游ゴシック"/>
+                <w:sz w:val="20"/>
+              </w:rPr>
+              <w:t>)</w:t>
+            </w:r>
+            <w:r>
+              <w:rPr>
+                <w:rFonts w:ascii="游ゴシック" w:eastAsia="游ゴシック" w:hAnsi="游ゴシック" w:hint="eastAsia"/>
+                <w:sz w:val="20"/>
+              </w:rPr>
+              <w:t>：空欄（テーブルではN</w:t>
+            </w:r>
+            <w:r>
+              <w:rPr>
+                <w:rFonts w:ascii="游ゴシック" w:eastAsia="游ゴシック" w:hAnsi="游ゴシック"/>
+                <w:sz w:val="20"/>
+              </w:rPr>
+              <w:t>ULL</w:t>
+            </w:r>
+            <w:r>
+              <w:rPr>
+                <w:rFonts w:ascii="游ゴシック" w:eastAsia="游ゴシック" w:hAnsi="游ゴシック" w:hint="eastAsia"/>
+                <w:sz w:val="20"/>
+              </w:rPr>
+              <w:t>）</w:t>
+            </w:r>
+          </w:p>
+          <w:p>
+            <w:pPr>
+              <w:snapToGrid w:val="0"/>
+              <w:rPr>
+                <w:rFonts w:ascii="游ゴシック" w:eastAsia="游ゴシック" w:hAnsi="游ゴシック"/>
+                <w:sz w:val="20"/>
+              </w:rPr>
+            </w:pPr>
+            <w:r>
+              <w:rPr>
+                <w:rFonts w:ascii="游ゴシック" w:eastAsia="游ゴシック" w:hAnsi="游ゴシック" w:hint="eastAsia"/>
+                <w:sz w:val="20"/>
+              </w:rPr>
+              <w:t>登録日(</w:t>
+            </w:r>
+            <w:proofErr w:type="spellStart"/>
+            <w:r>
+              <w:rPr>
+                <w:rFonts w:ascii="游ゴシック" w:eastAsia="游ゴシック" w:hAnsi="游ゴシック"/>
+                <w:sz w:val="20"/>
+              </w:rPr>
+              <w:t>created_at</w:t>
+            </w:r>
+            <w:proofErr w:type="spellEnd"/>
+            <w:r>
+              <w:rPr>
+                <w:rFonts w:ascii="游ゴシック" w:eastAsia="游ゴシック" w:hAnsi="游ゴシック"/>
+                <w:sz w:val="20"/>
+              </w:rPr>
+              <w:t>)</w:t>
+            </w:r>
+            <w:r>
+              <w:rPr>
+                <w:rFonts w:ascii="游ゴシック" w:eastAsia="游ゴシック" w:hAnsi="游ゴシック" w:hint="eastAsia"/>
+                <w:sz w:val="20"/>
+              </w:rPr>
+              <w:t>：※登録した日時</w:t>
+            </w:r>
+          </w:p>
+          <w:p>
+            <w:pPr>
+              <w:snapToGrid w:val="0"/>
+              <w:rPr>
+                <w:rFonts w:ascii="游ゴシック" w:eastAsia="游ゴシック" w:hAnsi="游ゴシック"/>
+                <w:sz w:val="20"/>
+              </w:rPr>
+            </w:pPr>
+            <w:r>
+              <w:rPr>
+                <w:rFonts w:ascii="游ゴシック" w:eastAsia="游ゴシック" w:hAnsi="游ゴシック" w:hint="eastAsia"/>
+                <w:sz w:val="20"/>
+              </w:rPr>
+              <w:t>更新日(</w:t>
+            </w:r>
+            <w:proofErr w:type="spellStart"/>
+            <w:r>
+              <w:rPr>
+                <w:rFonts w:ascii="游ゴシック" w:eastAsia="游ゴシック" w:hAnsi="游ゴシック"/>
+                <w:sz w:val="20"/>
+              </w:rPr>
+              <w:t>updated_at</w:t>
+            </w:r>
+            <w:proofErr w:type="spellEnd"/>
+            <w:r>
+              <w:rPr>
+                <w:rFonts w:ascii="游ゴシック" w:eastAsia="游ゴシック" w:hAnsi="游ゴシック"/>
+                <w:sz w:val="20"/>
+              </w:rPr>
+              <w:t>)</w:t>
+            </w:r>
+            <w:r>
+              <w:rPr>
+                <w:rFonts w:ascii="游ゴシック" w:eastAsia="游ゴシック" w:hAnsi="游ゴシック" w:hint="eastAsia"/>
+                <w:sz w:val="20"/>
+              </w:rPr>
+              <w:t>：登録した時間</w:t>
+            </w:r>
+          </w:p>
+        </w:tc>
+        <w:tc>
+          <w:tcPr>
+            <w:tcW w:w="1050" w:type="dxa"/>
+            <w:vAlign w:val="center"/>
+          </w:tcPr>
+          <w:p>
+            <w:pPr>
+              <w:snapToGrid w:val="0"/>
+              <w:jc w:val="center"/>
+              <w:rPr>
+                <w:rFonts w:ascii="游ゴシック" w:eastAsia="游ゴシック" w:hAnsi="游ゴシック"/>
+                <w:sz w:val="20"/>
+              </w:rPr>
+            </w:pPr>
+          </w:p>
+        </w:tc>
+        <w:tc>
+          <w:tcPr>
+            <w:tcW w:w="945" w:type="dxa"/>
+            <w:vAlign w:val="center"/>
+          </w:tcPr>
+          <w:p>
+            <w:pPr>
+              <w:snapToGrid w:val="0"/>
+              <w:jc w:val="center"/>
+              <w:rPr>
+                <w:rFonts w:ascii="游ゴシック" w:eastAsia="游ゴシック" w:hAnsi="游ゴシック"/>
+                <w:sz w:val="20"/>
+              </w:rPr>
+            </w:pPr>
+          </w:p>
+        </w:tc>
+        <w:tc>
+          <w:tcPr>
+            <w:tcW w:w="2310" w:type="dxa"/>
+            <w:vAlign w:val="center"/>
+          </w:tcPr>
+          <w:p>
+            <w:pPr>
+              <w:snapToGrid w:val="0"/>
+              <w:rPr>
+                <w:rFonts w:ascii="游ゴシック" w:eastAsia="游ゴシック" w:hAnsi="游ゴシック"/>
+                <w:sz w:val="20"/>
+              </w:rPr>
+            </w:pPr>
+          </w:p>
+        </w:tc>
+      </w:tr>
+      <w:tr>
+        <w:trPr>
+          <w:trHeight w:val="567"/>
+        </w:trPr>
+        <w:tc>
+          <w:tcPr>
+            <w:tcW w:w="1050" w:type="dxa"/>
+            <w:vAlign w:val="center"/>
+          </w:tcPr>
+          <w:p>
+            <w:pPr>
+              <w:snapToGrid w:val="0"/>
+              <w:jc w:val="center"/>
+              <w:rPr>
+                <w:rFonts w:ascii="游ゴシック" w:eastAsia="游ゴシック" w:hAnsi="游ゴシック"/>
+                <w:sz w:val="20"/>
+              </w:rPr>
+            </w:pPr>
+            <w:r>
+              <w:rPr>
+                <w:rFonts w:ascii="游ゴシック" w:eastAsia="游ゴシック" w:hAnsi="游ゴシック" w:hint="eastAsia"/>
+                <w:sz w:val="20"/>
+              </w:rPr>
               <w:t>1</w:t>
             </w:r>
             <w:r>
@@ -7129,6 +8714,21 @@
 </file>
 
 <file path=customXml/item1.xml><?xml version="1.0" encoding="utf-8"?>
+<p:properties xmlns:p="http://schemas.microsoft.com/office/2006/metadata/properties" xmlns:xsi="http://www.w3.org/2001/XMLSchema-instance" xmlns:pc="http://schemas.microsoft.com/office/infopath/2007/PartnerControls">
+  <documentManagement/>
+</p:properties>
+</file>
+
+<file path=customXml/item2.xml><?xml version="1.0" encoding="utf-8"?>
+<?mso-contentType ?>
+<FormTemplates xmlns="http://schemas.microsoft.com/sharepoint/v3/contenttype/forms">
+  <Display>DocumentLibraryForm</Display>
+  <Edit>DocumentLibraryForm</Edit>
+  <New>DocumentLibraryForm</New>
+</FormTemplates>
+</file>
+
+<file path=customXml/item3.xml><?xml version="1.0" encoding="utf-8"?>
 <ct:contentTypeSchema xmlns:ct="http://schemas.microsoft.com/office/2006/metadata/contentType" xmlns:ma="http://schemas.microsoft.com/office/2006/metadata/properties/metaAttributes" ct:_="" ma:_="" ma:contentTypeName="ドキュメント" ma:contentTypeID="0x010100C424317A42AA8449A97AAE94730ED181" ma:contentTypeVersion="6" ma:contentTypeDescription="新しいドキュメントを作成します。" ma:contentTypeScope="" ma:versionID="9df5c7ff725c9e365f8a8503f6029c6b">
   <xsd:schema xmlns:xsd="http://www.w3.org/2001/XMLSchema" xmlns:xs="http://www.w3.org/2001/XMLSchema" xmlns:p="http://schemas.microsoft.com/office/2006/metadata/properties" xmlns:ns2="dab87824-9c6b-4a08-9c96-9c9ea904f12c" targetNamespace="http://schemas.microsoft.com/office/2006/metadata/properties" ma:root="true" ma:fieldsID="98e3d8fd3bbedc5b58bd9df00d6be37e" ns2:_="">
     <xsd:import namespace="dab87824-9c6b-4a08-9c96-9c9ea904f12c"/>
@@ -7286,22 +8886,24 @@
 </ct:contentTypeSchema>
 </file>
 
-<file path=customXml/item2.xml><?xml version="1.0" encoding="utf-8"?>
-<?mso-contentType ?>
-<FormTemplates xmlns="http://schemas.microsoft.com/sharepoint/v3/contenttype/forms">
-  <Display>DocumentLibraryForm</Display>
-  <Edit>DocumentLibraryForm</Edit>
-  <New>DocumentLibraryForm</New>
-</FormTemplates>
+<file path=customXml/itemProps1.xml><?xml version="1.0" encoding="utf-8"?>
+<ds:datastoreItem xmlns:ds="http://schemas.openxmlformats.org/officeDocument/2006/customXml" ds:itemID="{659CE7E0-3E2F-4787-B142-08E029C04E10}">
+  <ds:schemaRefs>
+    <ds:schemaRef ds:uri="http://schemas.microsoft.com/office/2006/metadata/properties"/>
+    <ds:schemaRef ds:uri="http://schemas.microsoft.com/office/infopath/2007/PartnerControls"/>
+  </ds:schemaRefs>
+</ds:datastoreItem>
 </file>
 
-<file path=customXml/item3.xml><?xml version="1.0" encoding="utf-8"?>
-<p:properties xmlns:p="http://schemas.microsoft.com/office/2006/metadata/properties" xmlns:xsi="http://www.w3.org/2001/XMLSchema-instance" xmlns:pc="http://schemas.microsoft.com/office/infopath/2007/PartnerControls">
-  <documentManagement/>
-</p:properties>
+<file path=customXml/itemProps2.xml><?xml version="1.0" encoding="utf-8"?>
+<ds:datastoreItem xmlns:ds="http://schemas.openxmlformats.org/officeDocument/2006/customXml" ds:itemID="{F4DA52B9-D4DF-4BEC-A5A3-5484E5EB747B}">
+  <ds:schemaRefs>
+    <ds:schemaRef ds:uri="http://schemas.microsoft.com/sharepoint/v3/contenttype/forms"/>
+  </ds:schemaRefs>
+</ds:datastoreItem>
 </file>
 
-<file path=customXml/itemProps1.xml><?xml version="1.0" encoding="utf-8"?>
+<file path=customXml/itemProps3.xml><?xml version="1.0" encoding="utf-8"?>
 <ds:datastoreItem xmlns:ds="http://schemas.openxmlformats.org/officeDocument/2006/customXml" ds:itemID="{76261B67-5531-4ED1-B087-165B04D1226E}">
   <ds:schemaRefs>
     <ds:schemaRef ds:uri="http://schemas.microsoft.com/office/2006/metadata/contentType"/>
@@ -7317,21 +8919,4 @@
     <ds:schemaRef ds:uri="http://schemas.microsoft.com/internal/obd"/>
   </ds:schemaRefs>
 </ds:datastoreItem>
-</file>
-
-<file path=customXml/itemProps2.xml><?xml version="1.0" encoding="utf-8"?>
-<ds:datastoreItem xmlns:ds="http://schemas.openxmlformats.org/officeDocument/2006/customXml" ds:itemID="{F4DA52B9-D4DF-4BEC-A5A3-5484E5EB747B}">
-  <ds:schemaRefs>
-    <ds:schemaRef ds:uri="http://schemas.microsoft.com/sharepoint/v3/contenttype/forms"/>
-  </ds:schemaRefs>
-</ds:datastoreItem>
-</file>
-
-<file path=customXml/itemProps3.xml><?xml version="1.0" encoding="utf-8"?>
-<ds:datastoreItem xmlns:ds="http://schemas.openxmlformats.org/officeDocument/2006/customXml" ds:itemID="{659CE7E0-3E2F-4787-B142-08E029C04E10}">
-  <ds:schemaRefs>
-    <ds:schemaRef ds:uri="http://schemas.microsoft.com/office/2006/metadata/properties"/>
-    <ds:schemaRef ds:uri="http://schemas.microsoft.com/office/infopath/2007/PartnerControls"/>
-  </ds:schemaRefs>
-</ds:datastoreItem>
 </file>
--- a/extra/report/No4_課題4テストケース.docx
+++ b/extra/report/No4_課題4テストケース.docx
@@ -3174,7 +3174,14 @@
                 <w:rFonts w:ascii="游ゴシック" w:eastAsia="游ゴシック" w:hAnsi="游ゴシック" w:hint="eastAsia"/>
                 <w:sz w:val="20"/>
               </w:rPr>
-              <w:t>：テスト料金</w:t>
+              <w:t>：料金2</w:t>
+            </w:r>
+            <w:r>
+              <w:rPr>
+                <w:rFonts w:ascii="游ゴシック" w:eastAsia="游ゴシック" w:hAnsi="游ゴシック"/>
+                <w:sz w:val="20"/>
+              </w:rPr>
+              <w:t xml:space="preserve"> </w:t>
             </w:r>
           </w:p>
           <w:p>
@@ -3278,7 +3285,7 @@
             <w:pPr>
               <w:snapToGrid w:val="0"/>
               <w:rPr>
-                <w:rFonts w:ascii="游ゴシック" w:eastAsia="游ゴシック" w:hAnsi="游ゴシック"/>
+                <w:rFonts w:ascii="游ゴシック" w:eastAsia="游ゴシック" w:hAnsi="游ゴシック" w:hint="eastAsia"/>
                 <w:sz w:val="20"/>
               </w:rPr>
             </w:pPr>
@@ -3310,21 +3317,21 @@
                 <w:rFonts w:ascii="游ゴシック" w:eastAsia="游ゴシック" w:hAnsi="游ゴシック" w:hint="eastAsia"/>
                 <w:sz w:val="20"/>
               </w:rPr>
-              <w:t>：空欄（テーブルではN</w:t>
-            </w:r>
-            <w:r>
-              <w:rPr>
-                <w:rFonts w:ascii="游ゴシック" w:eastAsia="游ゴシック" w:hAnsi="游ゴシック"/>
-                <w:sz w:val="20"/>
-              </w:rPr>
-              <w:t>ULL</w:t>
-            </w:r>
-            <w:r>
-              <w:rPr>
-                <w:rFonts w:ascii="游ゴシック" w:eastAsia="游ゴシック" w:hAnsi="游ゴシック" w:hint="eastAsia"/>
-                <w:sz w:val="20"/>
-              </w:rPr>
-              <w:t>）</w:t>
+              <w:t>：</w:t>
+            </w:r>
+            <w:r>
+              <w:rPr>
+                <w:rFonts w:ascii="游ゴシック" w:eastAsia="游ゴシック" w:hAnsi="游ゴシック" w:hint="eastAsia"/>
+                <w:sz w:val="20"/>
+              </w:rPr>
+              <w:t>2</w:t>
+            </w:r>
+            <w:r>
+              <w:rPr>
+                <w:rFonts w:ascii="游ゴシック" w:eastAsia="游ゴシック" w:hAnsi="游ゴシック"/>
+                <w:sz w:val="20"/>
+              </w:rPr>
+              <w:t>025-03-01</w:t>
             </w:r>
           </w:p>
           <w:p>
@@ -3485,20 +3492,14 @@
                 <w:rFonts w:ascii="游ゴシック" w:eastAsia="游ゴシック" w:hAnsi="游ゴシック"/>
                 <w:sz w:val="20"/>
               </w:rPr>
-              <w:t>2</w:t>
-            </w:r>
-            <w:r>
-              <w:rPr>
-                <w:rFonts w:ascii="游ゴシック" w:eastAsia="游ゴシック" w:hAnsi="游ゴシック"/>
-                <w:sz w:val="20"/>
-              </w:rPr>
-              <w:t>-1</w:t>
+              <w:t>2-1</w:t>
             </w:r>
           </w:p>
         </w:tc>
         <w:tc>
           <w:tcPr>
             <w:tcW w:w="5355" w:type="dxa"/>
+            <w:vMerge w:val="restart"/>
             <w:vAlign w:val="center"/>
           </w:tcPr>
           <w:p>
@@ -3630,7 +3631,7 @@
               <w:snapToGrid w:val="0"/>
               <w:jc w:val="center"/>
               <w:rPr>
-                <w:rFonts w:ascii="游ゴシック" w:eastAsia="游ゴシック" w:hAnsi="游ゴシック" w:hint="eastAsia"/>
+                <w:rFonts w:ascii="游ゴシック" w:eastAsia="游ゴシック" w:hAnsi="游ゴシック"/>
                 <w:sz w:val="20"/>
               </w:rPr>
             </w:pPr>
@@ -3653,13 +3654,14 @@
         <w:tc>
           <w:tcPr>
             <w:tcW w:w="5355" w:type="dxa"/>
-            <w:vAlign w:val="center"/>
-          </w:tcPr>
-          <w:p>
-            <w:pPr>
-              <w:snapToGrid w:val="0"/>
-              <w:rPr>
-                <w:rFonts w:ascii="游ゴシック" w:eastAsia="游ゴシック" w:hAnsi="游ゴシック" w:hint="eastAsia"/>
+            <w:vMerge/>
+            <w:vAlign w:val="center"/>
+          </w:tcPr>
+          <w:p>
+            <w:pPr>
+              <w:snapToGrid w:val="0"/>
+              <w:rPr>
+                <w:rFonts w:ascii="游ゴシック" w:eastAsia="游ゴシック" w:hAnsi="游ゴシック"/>
                 <w:sz w:val="20"/>
               </w:rPr>
             </w:pPr>
@@ -3697,21 +3699,7 @@
                 <w:rFonts w:ascii="游ゴシック" w:eastAsia="游ゴシック" w:hAnsi="游ゴシック" w:hint="eastAsia"/>
                 <w:sz w:val="20"/>
               </w:rPr>
-              <w:t>テーブルに、フォームに入力した以下のレコードが追加されてい</w:t>
-            </w:r>
-            <w:r>
-              <w:rPr>
-                <w:rFonts w:ascii="游ゴシック" w:eastAsia="游ゴシック" w:hAnsi="游ゴシック" w:hint="eastAsia"/>
-                <w:sz w:val="20"/>
-              </w:rPr>
-              <w:t>ない</w:t>
-            </w:r>
-            <w:r>
-              <w:rPr>
-                <w:rFonts w:ascii="游ゴシック" w:eastAsia="游ゴシック" w:hAnsi="游ゴシック" w:hint="eastAsia"/>
-                <w:sz w:val="20"/>
-              </w:rPr>
-              <w:t>こと。</w:t>
+              <w:t>テーブルに、フォームに入力した以下のレコードが追加されていないこと。</w:t>
             </w:r>
           </w:p>
           <w:p>
@@ -3796,7 +3784,14 @@
                 <w:rFonts w:ascii="游ゴシック" w:eastAsia="游ゴシック" w:hAnsi="游ゴシック" w:hint="eastAsia"/>
                 <w:sz w:val="20"/>
               </w:rPr>
-              <w:t>：テスト料金</w:t>
+              <w:t>：</w:t>
+            </w:r>
+            <w:r>
+              <w:rPr>
+                <w:rFonts w:ascii="游ゴシック" w:eastAsia="游ゴシック" w:hAnsi="游ゴシック" w:hint="eastAsia"/>
+                <w:sz w:val="20"/>
+              </w:rPr>
+              <w:t>料金3</w:t>
             </w:r>
           </w:p>
           <w:p>
@@ -3826,6 +3821,98 @@
                 <w:rFonts w:ascii="游ゴシック" w:eastAsia="游ゴシック" w:hAnsi="游ゴシック" w:hint="eastAsia"/>
                 <w:sz w:val="20"/>
               </w:rPr>
+              <w:t>：3</w:t>
+            </w:r>
+            <w:r>
+              <w:rPr>
+                <w:rFonts w:ascii="游ゴシック" w:eastAsia="游ゴシック" w:hAnsi="游ゴシック"/>
+                <w:sz w:val="20"/>
+              </w:rPr>
+              <w:t>000</w:t>
+            </w:r>
+          </w:p>
+          <w:p>
+            <w:pPr>
+              <w:snapToGrid w:val="0"/>
+              <w:rPr>
+                <w:rFonts w:ascii="游ゴシック" w:eastAsia="游ゴシック" w:hAnsi="游ゴシック"/>
+                <w:sz w:val="20"/>
+              </w:rPr>
+            </w:pPr>
+            <w:r>
+              <w:rPr>
+                <w:rFonts w:ascii="游ゴシック" w:eastAsia="游ゴシック" w:hAnsi="游ゴシック" w:hint="eastAsia"/>
+                <w:sz w:val="20"/>
+              </w:rPr>
+              <w:t>開始日(</w:t>
+            </w:r>
+            <w:proofErr w:type="spellStart"/>
+            <w:r>
+              <w:rPr>
+                <w:rFonts w:ascii="游ゴシック" w:eastAsia="游ゴシック" w:hAnsi="游ゴシック"/>
+                <w:sz w:val="20"/>
+              </w:rPr>
+              <w:t>start_date</w:t>
+            </w:r>
+            <w:proofErr w:type="spellEnd"/>
+            <w:r>
+              <w:rPr>
+                <w:rFonts w:ascii="游ゴシック" w:eastAsia="游ゴシック" w:hAnsi="游ゴシック"/>
+                <w:sz w:val="20"/>
+              </w:rPr>
+              <w:t>)</w:t>
+            </w:r>
+            <w:r>
+              <w:rPr>
+                <w:rFonts w:ascii="游ゴシック" w:eastAsia="游ゴシック" w:hAnsi="游ゴシック" w:hint="eastAsia"/>
+                <w:sz w:val="20"/>
+              </w:rPr>
+              <w:t>：2</w:t>
+            </w:r>
+            <w:r>
+              <w:rPr>
+                <w:rFonts w:ascii="游ゴシック" w:eastAsia="游ゴシック" w:hAnsi="游ゴシック"/>
+                <w:sz w:val="20"/>
+              </w:rPr>
+              <w:t>025-03-01</w:t>
+            </w:r>
+          </w:p>
+          <w:p>
+            <w:pPr>
+              <w:snapToGrid w:val="0"/>
+              <w:rPr>
+                <w:rFonts w:ascii="游ゴシック" w:eastAsia="游ゴシック" w:hAnsi="游ゴシック" w:hint="eastAsia"/>
+                <w:sz w:val="20"/>
+              </w:rPr>
+            </w:pPr>
+            <w:r>
+              <w:rPr>
+                <w:rFonts w:ascii="游ゴシック" w:eastAsia="游ゴシック" w:hAnsi="游ゴシック" w:hint="eastAsia"/>
+                <w:sz w:val="20"/>
+              </w:rPr>
+              <w:t>終了日(</w:t>
+            </w:r>
+            <w:proofErr w:type="spellStart"/>
+            <w:r>
+              <w:rPr>
+                <w:rFonts w:ascii="游ゴシック" w:eastAsia="游ゴシック" w:hAnsi="游ゴシック"/>
+                <w:sz w:val="20"/>
+              </w:rPr>
+              <w:t>end_date</w:t>
+            </w:r>
+            <w:proofErr w:type="spellEnd"/>
+            <w:r>
+              <w:rPr>
+                <w:rFonts w:ascii="游ゴシック" w:eastAsia="游ゴシック" w:hAnsi="游ゴシック"/>
+                <w:sz w:val="20"/>
+              </w:rPr>
+              <w:t>)</w:t>
+            </w:r>
+            <w:r>
+              <w:rPr>
+                <w:rFonts w:ascii="游ゴシック" w:eastAsia="游ゴシック" w:hAnsi="游ゴシック" w:hint="eastAsia"/>
+                <w:sz w:val="20"/>
+              </w:rPr>
               <w:t>：</w:t>
             </w:r>
             <w:r>
@@ -3833,134 +3920,21 @@
                 <w:rFonts w:ascii="游ゴシック" w:eastAsia="游ゴシック" w:hAnsi="游ゴシック" w:hint="eastAsia"/>
                 <w:sz w:val="20"/>
               </w:rPr>
-              <w:t>3</w:t>
-            </w:r>
-            <w:r>
-              <w:rPr>
-                <w:rFonts w:ascii="游ゴシック" w:eastAsia="游ゴシック" w:hAnsi="游ゴシック"/>
-                <w:sz w:val="20"/>
-              </w:rPr>
-              <w:t>000</w:t>
-            </w:r>
-          </w:p>
-          <w:p>
-            <w:pPr>
-              <w:snapToGrid w:val="0"/>
-              <w:rPr>
-                <w:rFonts w:ascii="游ゴシック" w:eastAsia="游ゴシック" w:hAnsi="游ゴシック"/>
-                <w:sz w:val="20"/>
-              </w:rPr>
-            </w:pPr>
-            <w:r>
-              <w:rPr>
-                <w:rFonts w:ascii="游ゴシック" w:eastAsia="游ゴシック" w:hAnsi="游ゴシック" w:hint="eastAsia"/>
-                <w:sz w:val="20"/>
-              </w:rPr>
-              <w:t>開始日(</w:t>
-            </w:r>
-            <w:proofErr w:type="spellStart"/>
-            <w:r>
-              <w:rPr>
-                <w:rFonts w:ascii="游ゴシック" w:eastAsia="游ゴシック" w:hAnsi="游ゴシック"/>
-                <w:sz w:val="20"/>
-              </w:rPr>
-              <w:t>start_date</w:t>
-            </w:r>
-            <w:proofErr w:type="spellEnd"/>
-            <w:r>
-              <w:rPr>
-                <w:rFonts w:ascii="游ゴシック" w:eastAsia="游ゴシック" w:hAnsi="游ゴシック"/>
-                <w:sz w:val="20"/>
-              </w:rPr>
-              <w:t>)</w:t>
-            </w:r>
-            <w:r>
-              <w:rPr>
-                <w:rFonts w:ascii="游ゴシック" w:eastAsia="游ゴシック" w:hAnsi="游ゴシック" w:hint="eastAsia"/>
-                <w:sz w:val="20"/>
-              </w:rPr>
-              <w:t>：2</w:t>
-            </w:r>
-            <w:r>
-              <w:rPr>
-                <w:rFonts w:ascii="游ゴシック" w:eastAsia="游ゴシック" w:hAnsi="游ゴシック"/>
-                <w:sz w:val="20"/>
-              </w:rPr>
-              <w:t>025-0</w:t>
-            </w:r>
-            <w:r>
-              <w:rPr>
-                <w:rFonts w:ascii="游ゴシック" w:eastAsia="游ゴシック" w:hAnsi="游ゴシック"/>
-                <w:sz w:val="20"/>
-              </w:rPr>
-              <w:t>3</w:t>
-            </w:r>
-            <w:r>
-              <w:rPr>
-                <w:rFonts w:ascii="游ゴシック" w:eastAsia="游ゴシック" w:hAnsi="游ゴシック"/>
-                <w:sz w:val="20"/>
-              </w:rPr>
-              <w:t>-01</w:t>
-            </w:r>
-          </w:p>
-          <w:p>
-            <w:pPr>
-              <w:snapToGrid w:val="0"/>
-              <w:rPr>
-                <w:rFonts w:ascii="游ゴシック" w:eastAsia="游ゴシック" w:hAnsi="游ゴシック"/>
-                <w:sz w:val="20"/>
-              </w:rPr>
-            </w:pPr>
-            <w:r>
-              <w:rPr>
-                <w:rFonts w:ascii="游ゴシック" w:eastAsia="游ゴシック" w:hAnsi="游ゴシック" w:hint="eastAsia"/>
-                <w:sz w:val="20"/>
-              </w:rPr>
-              <w:t>終了日(</w:t>
-            </w:r>
-            <w:proofErr w:type="spellStart"/>
-            <w:r>
-              <w:rPr>
-                <w:rFonts w:ascii="游ゴシック" w:eastAsia="游ゴシック" w:hAnsi="游ゴシック"/>
-                <w:sz w:val="20"/>
-              </w:rPr>
-              <w:t>end_date</w:t>
-            </w:r>
-            <w:proofErr w:type="spellEnd"/>
-            <w:r>
-              <w:rPr>
-                <w:rFonts w:ascii="游ゴシック" w:eastAsia="游ゴシック" w:hAnsi="游ゴシック"/>
-                <w:sz w:val="20"/>
-              </w:rPr>
-              <w:t>)</w:t>
-            </w:r>
-            <w:r>
-              <w:rPr>
-                <w:rFonts w:ascii="游ゴシック" w:eastAsia="游ゴシック" w:hAnsi="游ゴシック" w:hint="eastAsia"/>
-                <w:sz w:val="20"/>
-              </w:rPr>
-              <w:t>：空欄（テーブルではN</w:t>
-            </w:r>
-            <w:r>
-              <w:rPr>
-                <w:rFonts w:ascii="游ゴシック" w:eastAsia="游ゴシック" w:hAnsi="游ゴシック"/>
-                <w:sz w:val="20"/>
-              </w:rPr>
-              <w:t>ULL</w:t>
-            </w:r>
-            <w:r>
-              <w:rPr>
-                <w:rFonts w:ascii="游ゴシック" w:eastAsia="游ゴシック" w:hAnsi="游ゴシック" w:hint="eastAsia"/>
-                <w:sz w:val="20"/>
-              </w:rPr>
-              <w:t>）</w:t>
-            </w:r>
-          </w:p>
-          <w:p>
-            <w:pPr>
-              <w:snapToGrid w:val="0"/>
-              <w:rPr>
-                <w:rFonts w:ascii="游ゴシック" w:eastAsia="游ゴシック" w:hAnsi="游ゴシック" w:hint="eastAsia"/>
+              <w:t>2</w:t>
+            </w:r>
+            <w:r>
+              <w:rPr>
+                <w:rFonts w:ascii="游ゴシック" w:eastAsia="游ゴシック" w:hAnsi="游ゴシック"/>
+                <w:sz w:val="20"/>
+              </w:rPr>
+              <w:t>025-04-01</w:t>
+            </w:r>
+          </w:p>
+          <w:p>
+            <w:pPr>
+              <w:snapToGrid w:val="0"/>
+              <w:rPr>
+                <w:rFonts w:ascii="游ゴシック" w:eastAsia="游ゴシック" w:hAnsi="游ゴシック"/>
                 <w:sz w:val="20"/>
               </w:rPr>
             </w:pPr>
@@ -4044,20 +4018,14 @@
                 <w:rFonts w:ascii="游ゴシック" w:eastAsia="游ゴシック" w:hAnsi="游ゴシック"/>
                 <w:sz w:val="20"/>
               </w:rPr>
-              <w:t>3</w:t>
-            </w:r>
-            <w:r>
-              <w:rPr>
-                <w:rFonts w:ascii="游ゴシック" w:eastAsia="游ゴシック" w:hAnsi="游ゴシック"/>
-                <w:sz w:val="20"/>
-              </w:rPr>
-              <w:t>-1</w:t>
+              <w:t>3-1</w:t>
             </w:r>
           </w:p>
         </w:tc>
         <w:tc>
           <w:tcPr>
             <w:tcW w:w="5355" w:type="dxa"/>
+            <w:vMerge w:val="restart"/>
             <w:vAlign w:val="center"/>
           </w:tcPr>
           <w:p>
@@ -4189,7 +4157,7 @@
               <w:snapToGrid w:val="0"/>
               <w:jc w:val="center"/>
               <w:rPr>
-                <w:rFonts w:ascii="游ゴシック" w:eastAsia="游ゴシック" w:hAnsi="游ゴシック" w:hint="eastAsia"/>
+                <w:rFonts w:ascii="游ゴシック" w:eastAsia="游ゴシック" w:hAnsi="游ゴシック"/>
                 <w:sz w:val="20"/>
               </w:rPr>
             </w:pPr>
@@ -4212,13 +4180,14 @@
         <w:tc>
           <w:tcPr>
             <w:tcW w:w="5355" w:type="dxa"/>
-            <w:vAlign w:val="center"/>
-          </w:tcPr>
-          <w:p>
-            <w:pPr>
-              <w:snapToGrid w:val="0"/>
-              <w:rPr>
-                <w:rFonts w:ascii="游ゴシック" w:eastAsia="游ゴシック" w:hAnsi="游ゴシック" w:hint="eastAsia"/>
+            <w:vMerge/>
+            <w:vAlign w:val="center"/>
+          </w:tcPr>
+          <w:p>
+            <w:pPr>
+              <w:snapToGrid w:val="0"/>
+              <w:rPr>
+                <w:rFonts w:ascii="游ゴシック" w:eastAsia="游ゴシック" w:hAnsi="游ゴシック"/>
                 <w:sz w:val="20"/>
               </w:rPr>
             </w:pPr>
@@ -4256,21 +4225,7 @@
                 <w:rFonts w:ascii="游ゴシック" w:eastAsia="游ゴシック" w:hAnsi="游ゴシック" w:hint="eastAsia"/>
                 <w:sz w:val="20"/>
               </w:rPr>
-              <w:t>テーブルに、フォームに入力した以下のレコードが追加されてい</w:t>
-            </w:r>
-            <w:r>
-              <w:rPr>
-                <w:rFonts w:ascii="游ゴシック" w:eastAsia="游ゴシック" w:hAnsi="游ゴシック" w:hint="eastAsia"/>
-                <w:sz w:val="20"/>
-              </w:rPr>
-              <w:t>ない</w:t>
-            </w:r>
-            <w:r>
-              <w:rPr>
-                <w:rFonts w:ascii="游ゴシック" w:eastAsia="游ゴシック" w:hAnsi="游ゴシック" w:hint="eastAsia"/>
-                <w:sz w:val="20"/>
-              </w:rPr>
-              <w:t>こと。</w:t>
+              <w:t>テーブルに、フォームに入力した以下のレコードが追加されていないこと。</w:t>
             </w:r>
           </w:p>
           <w:p>
@@ -4355,7 +4310,14 @@
                 <w:rFonts w:ascii="游ゴシック" w:eastAsia="游ゴシック" w:hAnsi="游ゴシック" w:hint="eastAsia"/>
                 <w:sz w:val="20"/>
               </w:rPr>
-              <w:t>：テスト料金</w:t>
+              <w:t>：</w:t>
+            </w:r>
+            <w:r>
+              <w:rPr>
+                <w:rFonts w:ascii="游ゴシック" w:eastAsia="游ゴシック" w:hAnsi="游ゴシック" w:hint="eastAsia"/>
+                <w:sz w:val="20"/>
+              </w:rPr>
+              <w:t>料金4</w:t>
             </w:r>
           </w:p>
           <w:p>
@@ -4385,6 +4347,98 @@
                 <w:rFonts w:ascii="游ゴシック" w:eastAsia="游ゴシック" w:hAnsi="游ゴシック" w:hint="eastAsia"/>
                 <w:sz w:val="20"/>
               </w:rPr>
+              <w:t>：4</w:t>
+            </w:r>
+            <w:r>
+              <w:rPr>
+                <w:rFonts w:ascii="游ゴシック" w:eastAsia="游ゴシック" w:hAnsi="游ゴシック"/>
+                <w:sz w:val="20"/>
+              </w:rPr>
+              <w:t>000</w:t>
+            </w:r>
+          </w:p>
+          <w:p>
+            <w:pPr>
+              <w:snapToGrid w:val="0"/>
+              <w:rPr>
+                <w:rFonts w:ascii="游ゴシック" w:eastAsia="游ゴシック" w:hAnsi="游ゴシック"/>
+                <w:sz w:val="20"/>
+              </w:rPr>
+            </w:pPr>
+            <w:r>
+              <w:rPr>
+                <w:rFonts w:ascii="游ゴシック" w:eastAsia="游ゴシック" w:hAnsi="游ゴシック" w:hint="eastAsia"/>
+                <w:sz w:val="20"/>
+              </w:rPr>
+              <w:t>開始日(</w:t>
+            </w:r>
+            <w:proofErr w:type="spellStart"/>
+            <w:r>
+              <w:rPr>
+                <w:rFonts w:ascii="游ゴシック" w:eastAsia="游ゴシック" w:hAnsi="游ゴシック"/>
+                <w:sz w:val="20"/>
+              </w:rPr>
+              <w:t>start_date</w:t>
+            </w:r>
+            <w:proofErr w:type="spellEnd"/>
+            <w:r>
+              <w:rPr>
+                <w:rFonts w:ascii="游ゴシック" w:eastAsia="游ゴシック" w:hAnsi="游ゴシック"/>
+                <w:sz w:val="20"/>
+              </w:rPr>
+              <w:t>)</w:t>
+            </w:r>
+            <w:r>
+              <w:rPr>
+                <w:rFonts w:ascii="游ゴシック" w:eastAsia="游ゴシック" w:hAnsi="游ゴシック" w:hint="eastAsia"/>
+                <w:sz w:val="20"/>
+              </w:rPr>
+              <w:t>：2</w:t>
+            </w:r>
+            <w:r>
+              <w:rPr>
+                <w:rFonts w:ascii="游ゴシック" w:eastAsia="游ゴシック" w:hAnsi="游ゴシック"/>
+                <w:sz w:val="20"/>
+              </w:rPr>
+              <w:t>025-04-01</w:t>
+            </w:r>
+          </w:p>
+          <w:p>
+            <w:pPr>
+              <w:snapToGrid w:val="0"/>
+              <w:rPr>
+                <w:rFonts w:ascii="游ゴシック" w:eastAsia="游ゴシック" w:hAnsi="游ゴシック" w:hint="eastAsia"/>
+                <w:sz w:val="20"/>
+              </w:rPr>
+            </w:pPr>
+            <w:r>
+              <w:rPr>
+                <w:rFonts w:ascii="游ゴシック" w:eastAsia="游ゴシック" w:hAnsi="游ゴシック" w:hint="eastAsia"/>
+                <w:sz w:val="20"/>
+              </w:rPr>
+              <w:t>終了日(</w:t>
+            </w:r>
+            <w:proofErr w:type="spellStart"/>
+            <w:r>
+              <w:rPr>
+                <w:rFonts w:ascii="游ゴシック" w:eastAsia="游ゴシック" w:hAnsi="游ゴシック"/>
+                <w:sz w:val="20"/>
+              </w:rPr>
+              <w:t>end_date</w:t>
+            </w:r>
+            <w:proofErr w:type="spellEnd"/>
+            <w:r>
+              <w:rPr>
+                <w:rFonts w:ascii="游ゴシック" w:eastAsia="游ゴシック" w:hAnsi="游ゴシック"/>
+                <w:sz w:val="20"/>
+              </w:rPr>
+              <w:t>)</w:t>
+            </w:r>
+            <w:r>
+              <w:rPr>
+                <w:rFonts w:ascii="游ゴシック" w:eastAsia="游ゴシック" w:hAnsi="游ゴシック" w:hint="eastAsia"/>
+                <w:sz w:val="20"/>
+              </w:rPr>
               <w:t>：</w:t>
             </w:r>
             <w:r>
@@ -4392,134 +4446,21 @@
                 <w:rFonts w:ascii="游ゴシック" w:eastAsia="游ゴシック" w:hAnsi="游ゴシック" w:hint="eastAsia"/>
                 <w:sz w:val="20"/>
               </w:rPr>
-              <w:t>4</w:t>
-            </w:r>
-            <w:r>
-              <w:rPr>
-                <w:rFonts w:ascii="游ゴシック" w:eastAsia="游ゴシック" w:hAnsi="游ゴシック"/>
-                <w:sz w:val="20"/>
-              </w:rPr>
-              <w:t>000</w:t>
-            </w:r>
-          </w:p>
-          <w:p>
-            <w:pPr>
-              <w:snapToGrid w:val="0"/>
-              <w:rPr>
-                <w:rFonts w:ascii="游ゴシック" w:eastAsia="游ゴシック" w:hAnsi="游ゴシック"/>
-                <w:sz w:val="20"/>
-              </w:rPr>
-            </w:pPr>
-            <w:r>
-              <w:rPr>
-                <w:rFonts w:ascii="游ゴシック" w:eastAsia="游ゴシック" w:hAnsi="游ゴシック" w:hint="eastAsia"/>
-                <w:sz w:val="20"/>
-              </w:rPr>
-              <w:t>開始日(</w:t>
-            </w:r>
-            <w:proofErr w:type="spellStart"/>
-            <w:r>
-              <w:rPr>
-                <w:rFonts w:ascii="游ゴシック" w:eastAsia="游ゴシック" w:hAnsi="游ゴシック"/>
-                <w:sz w:val="20"/>
-              </w:rPr>
-              <w:t>start_date</w:t>
-            </w:r>
-            <w:proofErr w:type="spellEnd"/>
-            <w:r>
-              <w:rPr>
-                <w:rFonts w:ascii="游ゴシック" w:eastAsia="游ゴシック" w:hAnsi="游ゴシック"/>
-                <w:sz w:val="20"/>
-              </w:rPr>
-              <w:t>)</w:t>
-            </w:r>
-            <w:r>
-              <w:rPr>
-                <w:rFonts w:ascii="游ゴシック" w:eastAsia="游ゴシック" w:hAnsi="游ゴシック" w:hint="eastAsia"/>
-                <w:sz w:val="20"/>
-              </w:rPr>
-              <w:t>：2</w:t>
-            </w:r>
-            <w:r>
-              <w:rPr>
-                <w:rFonts w:ascii="游ゴシック" w:eastAsia="游ゴシック" w:hAnsi="游ゴシック"/>
-                <w:sz w:val="20"/>
-              </w:rPr>
-              <w:t>025-0</w:t>
-            </w:r>
-            <w:r>
-              <w:rPr>
-                <w:rFonts w:ascii="游ゴシック" w:eastAsia="游ゴシック" w:hAnsi="游ゴシック"/>
-                <w:sz w:val="20"/>
-              </w:rPr>
-              <w:t>4</w:t>
-            </w:r>
-            <w:r>
-              <w:rPr>
-                <w:rFonts w:ascii="游ゴシック" w:eastAsia="游ゴシック" w:hAnsi="游ゴシック"/>
-                <w:sz w:val="20"/>
-              </w:rPr>
-              <w:t>-01</w:t>
-            </w:r>
-          </w:p>
-          <w:p>
-            <w:pPr>
-              <w:snapToGrid w:val="0"/>
-              <w:rPr>
-                <w:rFonts w:ascii="游ゴシック" w:eastAsia="游ゴシック" w:hAnsi="游ゴシック"/>
-                <w:sz w:val="20"/>
-              </w:rPr>
-            </w:pPr>
-            <w:r>
-              <w:rPr>
-                <w:rFonts w:ascii="游ゴシック" w:eastAsia="游ゴシック" w:hAnsi="游ゴシック" w:hint="eastAsia"/>
-                <w:sz w:val="20"/>
-              </w:rPr>
-              <w:t>終了日(</w:t>
-            </w:r>
-            <w:proofErr w:type="spellStart"/>
-            <w:r>
-              <w:rPr>
-                <w:rFonts w:ascii="游ゴシック" w:eastAsia="游ゴシック" w:hAnsi="游ゴシック"/>
-                <w:sz w:val="20"/>
-              </w:rPr>
-              <w:t>end_date</w:t>
-            </w:r>
-            <w:proofErr w:type="spellEnd"/>
-            <w:r>
-              <w:rPr>
-                <w:rFonts w:ascii="游ゴシック" w:eastAsia="游ゴシック" w:hAnsi="游ゴシック"/>
-                <w:sz w:val="20"/>
-              </w:rPr>
-              <w:t>)</w:t>
-            </w:r>
-            <w:r>
-              <w:rPr>
-                <w:rFonts w:ascii="游ゴシック" w:eastAsia="游ゴシック" w:hAnsi="游ゴシック" w:hint="eastAsia"/>
-                <w:sz w:val="20"/>
-              </w:rPr>
-              <w:t>：空欄（テーブルではN</w:t>
-            </w:r>
-            <w:r>
-              <w:rPr>
-                <w:rFonts w:ascii="游ゴシック" w:eastAsia="游ゴシック" w:hAnsi="游ゴシック"/>
-                <w:sz w:val="20"/>
-              </w:rPr>
-              <w:t>ULL</w:t>
-            </w:r>
-            <w:r>
-              <w:rPr>
-                <w:rFonts w:ascii="游ゴシック" w:eastAsia="游ゴシック" w:hAnsi="游ゴシック" w:hint="eastAsia"/>
-                <w:sz w:val="20"/>
-              </w:rPr>
-              <w:t>）</w:t>
-            </w:r>
-          </w:p>
-          <w:p>
-            <w:pPr>
-              <w:snapToGrid w:val="0"/>
-              <w:rPr>
-                <w:rFonts w:ascii="游ゴシック" w:eastAsia="游ゴシック" w:hAnsi="游ゴシック" w:hint="eastAsia"/>
+              <w:t>2</w:t>
+            </w:r>
+            <w:r>
+              <w:rPr>
+                <w:rFonts w:ascii="游ゴシック" w:eastAsia="游ゴシック" w:hAnsi="游ゴシック"/>
+                <w:sz w:val="20"/>
+              </w:rPr>
+              <w:t>025-05-01</w:t>
+            </w:r>
+          </w:p>
+          <w:p>
+            <w:pPr>
+              <w:snapToGrid w:val="0"/>
+              <w:rPr>
+                <w:rFonts w:ascii="游ゴシック" w:eastAsia="游ゴシック" w:hAnsi="游ゴシック"/>
                 <w:sz w:val="20"/>
               </w:rPr>
             </w:pPr>
@@ -4871,7 +4812,6 @@
                 <w:rFonts w:ascii="游ゴシック" w:eastAsia="游ゴシック" w:hAnsi="游ゴシック" w:hint="eastAsia"/>
                 <w:sz w:val="20"/>
               </w:rPr>
-              <w:lastRenderedPageBreak/>
               <w:t>1</w:t>
             </w:r>
             <w:r>
@@ -4997,15 +4937,16 @@
               <w:snapToGrid w:val="0"/>
               <w:jc w:val="center"/>
               <w:rPr>
-                <w:rFonts w:ascii="游ゴシック" w:eastAsia="游ゴシック" w:hAnsi="游ゴシック" w:hint="eastAsia"/>
-                <w:sz w:val="20"/>
-              </w:rPr>
-            </w:pPr>
-            <w:r>
-              <w:rPr>
-                <w:rFonts w:ascii="游ゴシック" w:eastAsia="游ゴシック" w:hAnsi="游ゴシック" w:hint="eastAsia"/>
-                <w:sz w:val="20"/>
-              </w:rPr>
+                <w:rFonts w:ascii="游ゴシック" w:eastAsia="游ゴシック" w:hAnsi="游ゴシック"/>
+                <w:sz w:val="20"/>
+              </w:rPr>
+            </w:pPr>
+            <w:r>
+              <w:rPr>
+                <w:rFonts w:ascii="游ゴシック" w:eastAsia="游ゴシック" w:hAnsi="游ゴシック" w:hint="eastAsia"/>
+                <w:sz w:val="20"/>
+              </w:rPr>
+              <w:lastRenderedPageBreak/>
               <w:t>1</w:t>
             </w:r>
             <w:r>
@@ -5065,21 +5006,7 @@
                 <w:rFonts w:ascii="游ゴシック" w:eastAsia="游ゴシック" w:hAnsi="游ゴシック" w:hint="eastAsia"/>
                 <w:sz w:val="20"/>
               </w:rPr>
-              <w:t>テーブルに、フォームに入力した以下のレコードが追加されてい</w:t>
-            </w:r>
-            <w:r>
-              <w:rPr>
-                <w:rFonts w:ascii="游ゴシック" w:eastAsia="游ゴシック" w:hAnsi="游ゴシック" w:hint="eastAsia"/>
-                <w:sz w:val="20"/>
-              </w:rPr>
-              <w:t>ないこと</w:t>
-            </w:r>
-            <w:r>
-              <w:rPr>
-                <w:rFonts w:ascii="游ゴシック" w:eastAsia="游ゴシック" w:hAnsi="游ゴシック" w:hint="eastAsia"/>
-                <w:sz w:val="20"/>
-              </w:rPr>
-              <w:t>。</w:t>
+              <w:t>テーブルに、フォームに入力した以下のレコードが追加されていないこと。</w:t>
             </w:r>
           </w:p>
           <w:p>
@@ -5164,7 +5091,14 @@
                 <w:rFonts w:ascii="游ゴシック" w:eastAsia="游ゴシック" w:hAnsi="游ゴシック" w:hint="eastAsia"/>
                 <w:sz w:val="20"/>
               </w:rPr>
-              <w:t>：テスト料金</w:t>
+              <w:t>：</w:t>
+            </w:r>
+            <w:r>
+              <w:rPr>
+                <w:rFonts w:ascii="游ゴシック" w:eastAsia="游ゴシック" w:hAnsi="游ゴシック" w:hint="eastAsia"/>
+                <w:sz w:val="20"/>
+              </w:rPr>
+              <w:t>料金4</w:t>
             </w:r>
           </w:p>
           <w:p>
@@ -5194,6 +5128,98 @@
                 <w:rFonts w:ascii="游ゴシック" w:eastAsia="游ゴシック" w:hAnsi="游ゴシック" w:hint="eastAsia"/>
                 <w:sz w:val="20"/>
               </w:rPr>
+              <w:t>：5</w:t>
+            </w:r>
+            <w:r>
+              <w:rPr>
+                <w:rFonts w:ascii="游ゴシック" w:eastAsia="游ゴシック" w:hAnsi="游ゴシック"/>
+                <w:sz w:val="20"/>
+              </w:rPr>
+              <w:t>000</w:t>
+            </w:r>
+          </w:p>
+          <w:p>
+            <w:pPr>
+              <w:snapToGrid w:val="0"/>
+              <w:rPr>
+                <w:rFonts w:ascii="游ゴシック" w:eastAsia="游ゴシック" w:hAnsi="游ゴシック"/>
+                <w:sz w:val="20"/>
+              </w:rPr>
+            </w:pPr>
+            <w:r>
+              <w:rPr>
+                <w:rFonts w:ascii="游ゴシック" w:eastAsia="游ゴシック" w:hAnsi="游ゴシック" w:hint="eastAsia"/>
+                <w:sz w:val="20"/>
+              </w:rPr>
+              <w:t>開始日(</w:t>
+            </w:r>
+            <w:proofErr w:type="spellStart"/>
+            <w:r>
+              <w:rPr>
+                <w:rFonts w:ascii="游ゴシック" w:eastAsia="游ゴシック" w:hAnsi="游ゴシック"/>
+                <w:sz w:val="20"/>
+              </w:rPr>
+              <w:t>start_date</w:t>
+            </w:r>
+            <w:proofErr w:type="spellEnd"/>
+            <w:r>
+              <w:rPr>
+                <w:rFonts w:ascii="游ゴシック" w:eastAsia="游ゴシック" w:hAnsi="游ゴシック"/>
+                <w:sz w:val="20"/>
+              </w:rPr>
+              <w:t>)</w:t>
+            </w:r>
+            <w:r>
+              <w:rPr>
+                <w:rFonts w:ascii="游ゴシック" w:eastAsia="游ゴシック" w:hAnsi="游ゴシック" w:hint="eastAsia"/>
+                <w:sz w:val="20"/>
+              </w:rPr>
+              <w:t>：2</w:t>
+            </w:r>
+            <w:r>
+              <w:rPr>
+                <w:rFonts w:ascii="游ゴシック" w:eastAsia="游ゴシック" w:hAnsi="游ゴシック"/>
+                <w:sz w:val="20"/>
+              </w:rPr>
+              <w:t>025-05-01</w:t>
+            </w:r>
+          </w:p>
+          <w:p>
+            <w:pPr>
+              <w:snapToGrid w:val="0"/>
+              <w:rPr>
+                <w:rFonts w:ascii="游ゴシック" w:eastAsia="游ゴシック" w:hAnsi="游ゴシック" w:hint="eastAsia"/>
+                <w:sz w:val="20"/>
+              </w:rPr>
+            </w:pPr>
+            <w:r>
+              <w:rPr>
+                <w:rFonts w:ascii="游ゴシック" w:eastAsia="游ゴシック" w:hAnsi="游ゴシック" w:hint="eastAsia"/>
+                <w:sz w:val="20"/>
+              </w:rPr>
+              <w:t>終了日(</w:t>
+            </w:r>
+            <w:proofErr w:type="spellStart"/>
+            <w:r>
+              <w:rPr>
+                <w:rFonts w:ascii="游ゴシック" w:eastAsia="游ゴシック" w:hAnsi="游ゴシック"/>
+                <w:sz w:val="20"/>
+              </w:rPr>
+              <w:t>end_date</w:t>
+            </w:r>
+            <w:proofErr w:type="spellEnd"/>
+            <w:r>
+              <w:rPr>
+                <w:rFonts w:ascii="游ゴシック" w:eastAsia="游ゴシック" w:hAnsi="游ゴシック"/>
+                <w:sz w:val="20"/>
+              </w:rPr>
+              <w:t>)</w:t>
+            </w:r>
+            <w:r>
+              <w:rPr>
+                <w:rFonts w:ascii="游ゴシック" w:eastAsia="游ゴシック" w:hAnsi="游ゴシック" w:hint="eastAsia"/>
+                <w:sz w:val="20"/>
+              </w:rPr>
               <w:t>：</w:t>
             </w:r>
             <w:r>
@@ -5201,134 +5227,21 @@
                 <w:rFonts w:ascii="游ゴシック" w:eastAsia="游ゴシック" w:hAnsi="游ゴシック" w:hint="eastAsia"/>
                 <w:sz w:val="20"/>
               </w:rPr>
-              <w:t>5</w:t>
-            </w:r>
-            <w:r>
-              <w:rPr>
-                <w:rFonts w:ascii="游ゴシック" w:eastAsia="游ゴシック" w:hAnsi="游ゴシック"/>
-                <w:sz w:val="20"/>
-              </w:rPr>
-              <w:t>000</w:t>
-            </w:r>
-          </w:p>
-          <w:p>
-            <w:pPr>
-              <w:snapToGrid w:val="0"/>
-              <w:rPr>
-                <w:rFonts w:ascii="游ゴシック" w:eastAsia="游ゴシック" w:hAnsi="游ゴシック"/>
-                <w:sz w:val="20"/>
-              </w:rPr>
-            </w:pPr>
-            <w:r>
-              <w:rPr>
-                <w:rFonts w:ascii="游ゴシック" w:eastAsia="游ゴシック" w:hAnsi="游ゴシック" w:hint="eastAsia"/>
-                <w:sz w:val="20"/>
-              </w:rPr>
-              <w:t>開始日(</w:t>
-            </w:r>
-            <w:proofErr w:type="spellStart"/>
-            <w:r>
-              <w:rPr>
-                <w:rFonts w:ascii="游ゴシック" w:eastAsia="游ゴシック" w:hAnsi="游ゴシック"/>
-                <w:sz w:val="20"/>
-              </w:rPr>
-              <w:t>start_date</w:t>
-            </w:r>
-            <w:proofErr w:type="spellEnd"/>
-            <w:r>
-              <w:rPr>
-                <w:rFonts w:ascii="游ゴシック" w:eastAsia="游ゴシック" w:hAnsi="游ゴシック"/>
-                <w:sz w:val="20"/>
-              </w:rPr>
-              <w:t>)</w:t>
-            </w:r>
-            <w:r>
-              <w:rPr>
-                <w:rFonts w:ascii="游ゴシック" w:eastAsia="游ゴシック" w:hAnsi="游ゴシック" w:hint="eastAsia"/>
-                <w:sz w:val="20"/>
-              </w:rPr>
-              <w:t>：2</w:t>
-            </w:r>
-            <w:r>
-              <w:rPr>
-                <w:rFonts w:ascii="游ゴシック" w:eastAsia="游ゴシック" w:hAnsi="游ゴシック"/>
-                <w:sz w:val="20"/>
-              </w:rPr>
-              <w:t>025-0</w:t>
-            </w:r>
-            <w:r>
-              <w:rPr>
-                <w:rFonts w:ascii="游ゴシック" w:eastAsia="游ゴシック" w:hAnsi="游ゴシック"/>
-                <w:sz w:val="20"/>
-              </w:rPr>
-              <w:t>5</w:t>
-            </w:r>
-            <w:r>
-              <w:rPr>
-                <w:rFonts w:ascii="游ゴシック" w:eastAsia="游ゴシック" w:hAnsi="游ゴシック"/>
-                <w:sz w:val="20"/>
-              </w:rPr>
-              <w:t>-01</w:t>
-            </w:r>
-          </w:p>
-          <w:p>
-            <w:pPr>
-              <w:snapToGrid w:val="0"/>
-              <w:rPr>
-                <w:rFonts w:ascii="游ゴシック" w:eastAsia="游ゴシック" w:hAnsi="游ゴシック"/>
-                <w:sz w:val="20"/>
-              </w:rPr>
-            </w:pPr>
-            <w:r>
-              <w:rPr>
-                <w:rFonts w:ascii="游ゴシック" w:eastAsia="游ゴシック" w:hAnsi="游ゴシック" w:hint="eastAsia"/>
-                <w:sz w:val="20"/>
-              </w:rPr>
-              <w:t>終了日(</w:t>
-            </w:r>
-            <w:proofErr w:type="spellStart"/>
-            <w:r>
-              <w:rPr>
-                <w:rFonts w:ascii="游ゴシック" w:eastAsia="游ゴシック" w:hAnsi="游ゴシック"/>
-                <w:sz w:val="20"/>
-              </w:rPr>
-              <w:t>end_date</w:t>
-            </w:r>
-            <w:proofErr w:type="spellEnd"/>
-            <w:r>
-              <w:rPr>
-                <w:rFonts w:ascii="游ゴシック" w:eastAsia="游ゴシック" w:hAnsi="游ゴシック"/>
-                <w:sz w:val="20"/>
-              </w:rPr>
-              <w:t>)</w:t>
-            </w:r>
-            <w:r>
-              <w:rPr>
-                <w:rFonts w:ascii="游ゴシック" w:eastAsia="游ゴシック" w:hAnsi="游ゴシック" w:hint="eastAsia"/>
-                <w:sz w:val="20"/>
-              </w:rPr>
-              <w:t>：空欄（テーブルではN</w:t>
-            </w:r>
-            <w:r>
-              <w:rPr>
-                <w:rFonts w:ascii="游ゴシック" w:eastAsia="游ゴシック" w:hAnsi="游ゴシック"/>
-                <w:sz w:val="20"/>
-              </w:rPr>
-              <w:t>ULL</w:t>
-            </w:r>
-            <w:r>
-              <w:rPr>
-                <w:rFonts w:ascii="游ゴシック" w:eastAsia="游ゴシック" w:hAnsi="游ゴシック" w:hint="eastAsia"/>
-                <w:sz w:val="20"/>
-              </w:rPr>
-              <w:t>）</w:t>
-            </w:r>
-          </w:p>
-          <w:p>
-            <w:pPr>
-              <w:snapToGrid w:val="0"/>
-              <w:rPr>
-                <w:rFonts w:ascii="游ゴシック" w:eastAsia="游ゴシック" w:hAnsi="游ゴシック" w:hint="eastAsia"/>
+              <w:t>2</w:t>
+            </w:r>
+            <w:r>
+              <w:rPr>
+                <w:rFonts w:ascii="游ゴシック" w:eastAsia="游ゴシック" w:hAnsi="游ゴシック"/>
+                <w:sz w:val="20"/>
+              </w:rPr>
+              <w:t>025-06-01</w:t>
+            </w:r>
+          </w:p>
+          <w:p>
+            <w:pPr>
+              <w:snapToGrid w:val="0"/>
+              <w:rPr>
+                <w:rFonts w:ascii="游ゴシック" w:eastAsia="游ゴシック" w:hAnsi="游ゴシック"/>
                 <w:sz w:val="20"/>
               </w:rPr>
             </w:pPr>
@@ -5564,8 +5477,6 @@
               </w:rPr>
               <w:t>料金編集画面から、情報を書き換えて保存ボタンを押下する。</w:t>
             </w:r>
-            <w:bookmarkStart w:id="0" w:name="_GoBack"/>
-            <w:bookmarkEnd w:id="0"/>
           </w:p>
         </w:tc>
         <w:tc>
@@ -5714,7 +5625,16 @@
                 <w:rFonts w:ascii="游ゴシック" w:eastAsia="游ゴシック" w:hAnsi="游ゴシック"/>
                 <w:sz w:val="20"/>
               </w:rPr>
-              <w:t>-CHARGE</w:t>
+              <w:t>-CH</w:t>
+            </w:r>
+            <w:bookmarkStart w:id="0" w:name="_GoBack"/>
+            <w:bookmarkEnd w:id="0"/>
+            <w:r>
+              <w:rPr>
+                <w:rFonts w:ascii="游ゴシック" w:eastAsia="游ゴシック" w:hAnsi="游ゴシック"/>
+                <w:sz w:val="20"/>
+              </w:rPr>
+              <w:t>ARGE</w:t>
             </w:r>
             <w:r>
               <w:rPr>
@@ -5742,7 +5662,7 @@
             <w:pPr>
               <w:snapToGrid w:val="0"/>
               <w:rPr>
-                <w:rFonts w:ascii="游ゴシック" w:eastAsia="游ゴシック" w:hAnsi="游ゴシック" w:hint="eastAsia"/>
+                <w:rFonts w:ascii="游ゴシック" w:eastAsia="游ゴシック" w:hAnsi="游ゴシック"/>
                 <w:sz w:val="20"/>
               </w:rPr>
             </w:pPr>
@@ -5836,7 +5756,14 @@
                 <w:rFonts w:ascii="游ゴシック" w:eastAsia="游ゴシック" w:hAnsi="游ゴシック" w:hint="eastAsia"/>
                 <w:sz w:val="20"/>
               </w:rPr>
-              <w:t>：テスト料金</w:t>
+              <w:t>：</w:t>
+            </w:r>
+            <w:r>
+              <w:rPr>
+                <w:rFonts w:ascii="游ゴシック" w:eastAsia="游ゴシック" w:hAnsi="游ゴシック" w:hint="eastAsia"/>
+                <w:sz w:val="20"/>
+              </w:rPr>
+              <w:t>料金1</w:t>
             </w:r>
           </w:p>
           <w:p>
@@ -5866,6 +5793,98 @@
                 <w:rFonts w:ascii="游ゴシック" w:eastAsia="游ゴシック" w:hAnsi="游ゴシック" w:hint="eastAsia"/>
                 <w:sz w:val="20"/>
               </w:rPr>
+              <w:t>：1</w:t>
+            </w:r>
+            <w:r>
+              <w:rPr>
+                <w:rFonts w:ascii="游ゴシック" w:eastAsia="游ゴシック" w:hAnsi="游ゴシック"/>
+                <w:sz w:val="20"/>
+              </w:rPr>
+              <w:t>000</w:t>
+            </w:r>
+          </w:p>
+          <w:p>
+            <w:pPr>
+              <w:snapToGrid w:val="0"/>
+              <w:rPr>
+                <w:rFonts w:ascii="游ゴシック" w:eastAsia="游ゴシック" w:hAnsi="游ゴシック"/>
+                <w:sz w:val="20"/>
+              </w:rPr>
+            </w:pPr>
+            <w:r>
+              <w:rPr>
+                <w:rFonts w:ascii="游ゴシック" w:eastAsia="游ゴシック" w:hAnsi="游ゴシック" w:hint="eastAsia"/>
+                <w:sz w:val="20"/>
+              </w:rPr>
+              <w:t>開始日(</w:t>
+            </w:r>
+            <w:proofErr w:type="spellStart"/>
+            <w:r>
+              <w:rPr>
+                <w:rFonts w:ascii="游ゴシック" w:eastAsia="游ゴシック" w:hAnsi="游ゴシック"/>
+                <w:sz w:val="20"/>
+              </w:rPr>
+              <w:t>start_date</w:t>
+            </w:r>
+            <w:proofErr w:type="spellEnd"/>
+            <w:r>
+              <w:rPr>
+                <w:rFonts w:ascii="游ゴシック" w:eastAsia="游ゴシック" w:hAnsi="游ゴシック"/>
+                <w:sz w:val="20"/>
+              </w:rPr>
+              <w:t>)</w:t>
+            </w:r>
+            <w:r>
+              <w:rPr>
+                <w:rFonts w:ascii="游ゴシック" w:eastAsia="游ゴシック" w:hAnsi="游ゴシック" w:hint="eastAsia"/>
+                <w:sz w:val="20"/>
+              </w:rPr>
+              <w:t>：2</w:t>
+            </w:r>
+            <w:r>
+              <w:rPr>
+                <w:rFonts w:ascii="游ゴシック" w:eastAsia="游ゴシック" w:hAnsi="游ゴシック"/>
+                <w:sz w:val="20"/>
+              </w:rPr>
+              <w:t>025-01-01</w:t>
+            </w:r>
+          </w:p>
+          <w:p>
+            <w:pPr>
+              <w:snapToGrid w:val="0"/>
+              <w:rPr>
+                <w:rFonts w:ascii="游ゴシック" w:eastAsia="游ゴシック" w:hAnsi="游ゴシック" w:hint="eastAsia"/>
+                <w:sz w:val="20"/>
+              </w:rPr>
+            </w:pPr>
+            <w:r>
+              <w:rPr>
+                <w:rFonts w:ascii="游ゴシック" w:eastAsia="游ゴシック" w:hAnsi="游ゴシック" w:hint="eastAsia"/>
+                <w:sz w:val="20"/>
+              </w:rPr>
+              <w:t>終了日(</w:t>
+            </w:r>
+            <w:proofErr w:type="spellStart"/>
+            <w:r>
+              <w:rPr>
+                <w:rFonts w:ascii="游ゴシック" w:eastAsia="游ゴシック" w:hAnsi="游ゴシック"/>
+                <w:sz w:val="20"/>
+              </w:rPr>
+              <w:t>end_date</w:t>
+            </w:r>
+            <w:proofErr w:type="spellEnd"/>
+            <w:r>
+              <w:rPr>
+                <w:rFonts w:ascii="游ゴシック" w:eastAsia="游ゴシック" w:hAnsi="游ゴシック"/>
+                <w:sz w:val="20"/>
+              </w:rPr>
+              <w:t>)</w:t>
+            </w:r>
+            <w:r>
+              <w:rPr>
+                <w:rFonts w:ascii="游ゴシック" w:eastAsia="游ゴシック" w:hAnsi="游ゴシック" w:hint="eastAsia"/>
+                <w:sz w:val="20"/>
+              </w:rPr>
               <w:t>：</w:t>
             </w:r>
             <w:r>
@@ -5873,7 +5892,207 @@
                 <w:rFonts w:ascii="游ゴシック" w:eastAsia="游ゴシック" w:hAnsi="游ゴシック" w:hint="eastAsia"/>
                 <w:sz w:val="20"/>
               </w:rPr>
-              <w:t>1</w:t>
+              <w:t>2</w:t>
+            </w:r>
+            <w:r>
+              <w:rPr>
+                <w:rFonts w:ascii="游ゴシック" w:eastAsia="游ゴシック" w:hAnsi="游ゴシック"/>
+                <w:sz w:val="20"/>
+              </w:rPr>
+              <w:t>025-02-01</w:t>
+            </w:r>
+          </w:p>
+          <w:p>
+            <w:pPr>
+              <w:snapToGrid w:val="0"/>
+              <w:rPr>
+                <w:rFonts w:ascii="游ゴシック" w:eastAsia="游ゴシック" w:hAnsi="游ゴシック"/>
+                <w:sz w:val="20"/>
+              </w:rPr>
+            </w:pPr>
+            <w:r>
+              <w:rPr>
+                <w:rFonts w:ascii="游ゴシック" w:eastAsia="游ゴシック" w:hAnsi="游ゴシック" w:hint="eastAsia"/>
+                <w:sz w:val="20"/>
+              </w:rPr>
+              <w:t>更新日(</w:t>
+            </w:r>
+            <w:proofErr w:type="spellStart"/>
+            <w:r>
+              <w:rPr>
+                <w:rFonts w:ascii="游ゴシック" w:eastAsia="游ゴシック" w:hAnsi="游ゴシック"/>
+                <w:sz w:val="20"/>
+              </w:rPr>
+              <w:t>updated_at</w:t>
+            </w:r>
+            <w:proofErr w:type="spellEnd"/>
+            <w:r>
+              <w:rPr>
+                <w:rFonts w:ascii="游ゴシック" w:eastAsia="游ゴシック" w:hAnsi="游ゴシック"/>
+                <w:sz w:val="20"/>
+              </w:rPr>
+              <w:t>)</w:t>
+            </w:r>
+            <w:r>
+              <w:rPr>
+                <w:rFonts w:ascii="游ゴシック" w:eastAsia="游ゴシック" w:hAnsi="游ゴシック" w:hint="eastAsia"/>
+                <w:sz w:val="20"/>
+              </w:rPr>
+              <w:t>：登録した時間</w:t>
+            </w:r>
+          </w:p>
+          <w:p>
+            <w:pPr>
+              <w:snapToGrid w:val="0"/>
+              <w:rPr>
+                <w:rFonts w:ascii="游ゴシック" w:eastAsia="游ゴシック" w:hAnsi="游ゴシック"/>
+                <w:sz w:val="20"/>
+              </w:rPr>
+            </w:pPr>
+          </w:p>
+          <w:p>
+            <w:pPr>
+              <w:snapToGrid w:val="0"/>
+              <w:rPr>
+                <w:rFonts w:ascii="游ゴシック" w:eastAsia="游ゴシック" w:hAnsi="游ゴシック"/>
+                <w:sz w:val="20"/>
+              </w:rPr>
+            </w:pPr>
+            <w:r>
+              <w:rPr>
+                <w:rFonts w:ascii="游ゴシック" w:eastAsia="游ゴシック" w:hAnsi="游ゴシック" w:hint="eastAsia"/>
+                <w:sz w:val="20"/>
+              </w:rPr>
+              <w:t>＜変更後＞</w:t>
+            </w:r>
+          </w:p>
+          <w:p>
+            <w:pPr>
+              <w:snapToGrid w:val="0"/>
+              <w:rPr>
+                <w:rFonts w:ascii="游ゴシック" w:eastAsia="游ゴシック" w:hAnsi="游ゴシック"/>
+                <w:sz w:val="20"/>
+              </w:rPr>
+            </w:pPr>
+            <w:r>
+              <w:rPr>
+                <w:rFonts w:ascii="游ゴシック" w:eastAsia="游ゴシック" w:hAnsi="游ゴシック" w:hint="eastAsia"/>
+                <w:sz w:val="20"/>
+              </w:rPr>
+              <w:t>料金I</w:t>
+            </w:r>
+            <w:r>
+              <w:rPr>
+                <w:rFonts w:ascii="游ゴシック" w:eastAsia="游ゴシック" w:hAnsi="游ゴシック"/>
+                <w:sz w:val="20"/>
+              </w:rPr>
+              <w:t>D(</w:t>
+            </w:r>
+            <w:proofErr w:type="spellStart"/>
+            <w:r>
+              <w:rPr>
+                <w:rFonts w:ascii="游ゴシック" w:eastAsia="游ゴシック" w:hAnsi="游ゴシック"/>
+                <w:sz w:val="20"/>
+              </w:rPr>
+              <w:t>charge_id</w:t>
+            </w:r>
+            <w:proofErr w:type="spellEnd"/>
+            <w:r>
+              <w:rPr>
+                <w:rFonts w:ascii="游ゴシック" w:eastAsia="游ゴシック" w:hAnsi="游ゴシック"/>
+                <w:sz w:val="20"/>
+              </w:rPr>
+              <w:t>)</w:t>
+            </w:r>
+            <w:r>
+              <w:rPr>
+                <w:rFonts w:ascii="游ゴシック" w:eastAsia="游ゴシック" w:hAnsi="游ゴシック" w:hint="eastAsia"/>
+                <w:sz w:val="20"/>
+              </w:rPr>
+              <w:t>：※整数自動生成</w:t>
+            </w:r>
+          </w:p>
+          <w:p>
+            <w:pPr>
+              <w:snapToGrid w:val="0"/>
+              <w:rPr>
+                <w:rFonts w:ascii="游ゴシック" w:eastAsia="游ゴシック" w:hAnsi="游ゴシック"/>
+                <w:sz w:val="20"/>
+              </w:rPr>
+            </w:pPr>
+            <w:r>
+              <w:rPr>
+                <w:rFonts w:ascii="游ゴシック" w:eastAsia="游ゴシック" w:hAnsi="游ゴシック" w:hint="eastAsia"/>
+                <w:sz w:val="20"/>
+              </w:rPr>
+              <w:t>料金名(</w:t>
+            </w:r>
+            <w:proofErr w:type="spellStart"/>
+            <w:r>
+              <w:rPr>
+                <w:rFonts w:ascii="游ゴシック" w:eastAsia="游ゴシック" w:hAnsi="游ゴシック"/>
+                <w:sz w:val="20"/>
+              </w:rPr>
+              <w:t>charge_name</w:t>
+            </w:r>
+            <w:proofErr w:type="spellEnd"/>
+            <w:r>
+              <w:rPr>
+                <w:rFonts w:ascii="游ゴシック" w:eastAsia="游ゴシック" w:hAnsi="游ゴシック"/>
+                <w:sz w:val="20"/>
+              </w:rPr>
+              <w:t>)</w:t>
+            </w:r>
+            <w:r>
+              <w:rPr>
+                <w:rFonts w:ascii="游ゴシック" w:eastAsia="游ゴシック" w:hAnsi="游ゴシック" w:hint="eastAsia"/>
+                <w:sz w:val="20"/>
+              </w:rPr>
+              <w:t>：</w:t>
+            </w:r>
+            <w:r>
+              <w:rPr>
+                <w:rFonts w:ascii="游ゴシック" w:eastAsia="游ゴシック" w:hAnsi="游ゴシック" w:hint="eastAsia"/>
+                <w:sz w:val="20"/>
+              </w:rPr>
+              <w:t>料金6</w:t>
+            </w:r>
+          </w:p>
+          <w:p>
+            <w:pPr>
+              <w:snapToGrid w:val="0"/>
+              <w:rPr>
+                <w:rFonts w:ascii="游ゴシック" w:eastAsia="游ゴシック" w:hAnsi="游ゴシック"/>
+                <w:sz w:val="20"/>
+              </w:rPr>
+            </w:pPr>
+            <w:r>
+              <w:rPr>
+                <w:rFonts w:ascii="游ゴシック" w:eastAsia="游ゴシック" w:hAnsi="游ゴシック" w:hint="eastAsia"/>
+                <w:sz w:val="20"/>
+              </w:rPr>
+              <w:t>料金(</w:t>
+            </w:r>
+            <w:r>
+              <w:rPr>
+                <w:rFonts w:ascii="游ゴシック" w:eastAsia="游ゴシック" w:hAnsi="游ゴシック"/>
+                <w:sz w:val="20"/>
+              </w:rPr>
+              <w:t>amount)</w:t>
+            </w:r>
+            <w:r>
+              <w:rPr>
+                <w:rFonts w:ascii="游ゴシック" w:eastAsia="游ゴシック" w:hAnsi="游ゴシック" w:hint="eastAsia"/>
+                <w:sz w:val="20"/>
+              </w:rPr>
+              <w:t>：</w:t>
+            </w:r>
+            <w:r>
+              <w:rPr>
+                <w:rFonts w:ascii="游ゴシック" w:eastAsia="游ゴシック" w:hAnsi="游ゴシック" w:hint="eastAsia"/>
+                <w:sz w:val="20"/>
+              </w:rPr>
+              <w:t>6</w:t>
             </w:r>
             <w:r>
               <w:rPr>
@@ -5933,7 +6152,7 @@
                 <w:rFonts w:ascii="游ゴシック" w:eastAsia="游ゴシック" w:hAnsi="游ゴシック"/>
                 <w:sz w:val="20"/>
               </w:rPr>
-              <w:t>1</w:t>
+              <w:t>6</w:t>
             </w:r>
             <w:r>
               <w:rPr>
@@ -5947,7 +6166,7 @@
             <w:pPr>
               <w:snapToGrid w:val="0"/>
               <w:rPr>
-                <w:rFonts w:ascii="游ゴシック" w:eastAsia="游ゴシック" w:hAnsi="游ゴシック"/>
+                <w:rFonts w:ascii="游ゴシック" w:eastAsia="游ゴシック" w:hAnsi="游ゴシック" w:hint="eastAsia"/>
                 <w:sz w:val="20"/>
               </w:rPr>
             </w:pPr>
@@ -5979,209 +6198,21 @@
                 <w:rFonts w:ascii="游ゴシック" w:eastAsia="游ゴシック" w:hAnsi="游ゴシック" w:hint="eastAsia"/>
                 <w:sz w:val="20"/>
               </w:rPr>
-              <w:t>：空欄（テーブルではN</w:t>
-            </w:r>
-            <w:r>
-              <w:rPr>
-                <w:rFonts w:ascii="游ゴシック" w:eastAsia="游ゴシック" w:hAnsi="游ゴシック"/>
-                <w:sz w:val="20"/>
-              </w:rPr>
-              <w:t>ULL</w:t>
-            </w:r>
-            <w:r>
-              <w:rPr>
-                <w:rFonts w:ascii="游ゴシック" w:eastAsia="游ゴシック" w:hAnsi="游ゴシック" w:hint="eastAsia"/>
-                <w:sz w:val="20"/>
-              </w:rPr>
-              <w:t>）</w:t>
-            </w:r>
-          </w:p>
-          <w:p>
-            <w:pPr>
-              <w:snapToGrid w:val="0"/>
-              <w:rPr>
-                <w:rFonts w:ascii="游ゴシック" w:eastAsia="游ゴシック" w:hAnsi="游ゴシック"/>
-                <w:sz w:val="20"/>
-              </w:rPr>
-            </w:pPr>
-            <w:r>
-              <w:rPr>
-                <w:rFonts w:ascii="游ゴシック" w:eastAsia="游ゴシック" w:hAnsi="游ゴシック" w:hint="eastAsia"/>
-                <w:sz w:val="20"/>
-              </w:rPr>
-              <w:t>登録日(</w:t>
-            </w:r>
-            <w:proofErr w:type="spellStart"/>
-            <w:r>
-              <w:rPr>
-                <w:rFonts w:ascii="游ゴシック" w:eastAsia="游ゴシック" w:hAnsi="游ゴシック"/>
-                <w:sz w:val="20"/>
-              </w:rPr>
-              <w:t>created_at</w:t>
-            </w:r>
-            <w:proofErr w:type="spellEnd"/>
-            <w:r>
-              <w:rPr>
-                <w:rFonts w:ascii="游ゴシック" w:eastAsia="游ゴシック" w:hAnsi="游ゴシック"/>
-                <w:sz w:val="20"/>
-              </w:rPr>
-              <w:t>)</w:t>
-            </w:r>
-            <w:r>
-              <w:rPr>
-                <w:rFonts w:ascii="游ゴシック" w:eastAsia="游ゴシック" w:hAnsi="游ゴシック" w:hint="eastAsia"/>
-                <w:sz w:val="20"/>
-              </w:rPr>
-              <w:t>：※登録した日時</w:t>
-            </w:r>
-          </w:p>
-          <w:p>
-            <w:pPr>
-              <w:snapToGrid w:val="0"/>
-              <w:rPr>
-                <w:rFonts w:ascii="游ゴシック" w:eastAsia="游ゴシック" w:hAnsi="游ゴシック"/>
-                <w:sz w:val="20"/>
-              </w:rPr>
-            </w:pPr>
-            <w:r>
-              <w:rPr>
-                <w:rFonts w:ascii="游ゴシック" w:eastAsia="游ゴシック" w:hAnsi="游ゴシック" w:hint="eastAsia"/>
-                <w:sz w:val="20"/>
-              </w:rPr>
-              <w:t>更新日(</w:t>
-            </w:r>
-            <w:proofErr w:type="spellStart"/>
-            <w:r>
-              <w:rPr>
-                <w:rFonts w:ascii="游ゴシック" w:eastAsia="游ゴシック" w:hAnsi="游ゴシック"/>
-                <w:sz w:val="20"/>
-              </w:rPr>
-              <w:t>updated_at</w:t>
-            </w:r>
-            <w:proofErr w:type="spellEnd"/>
-            <w:r>
-              <w:rPr>
-                <w:rFonts w:ascii="游ゴシック" w:eastAsia="游ゴシック" w:hAnsi="游ゴシック"/>
-                <w:sz w:val="20"/>
-              </w:rPr>
-              <w:t>)</w:t>
-            </w:r>
-            <w:r>
-              <w:rPr>
-                <w:rFonts w:ascii="游ゴシック" w:eastAsia="游ゴシック" w:hAnsi="游ゴシック" w:hint="eastAsia"/>
-                <w:sz w:val="20"/>
-              </w:rPr>
-              <w:t>：登録した時間</w:t>
-            </w:r>
-          </w:p>
-          <w:p>
-            <w:pPr>
-              <w:snapToGrid w:val="0"/>
-              <w:rPr>
-                <w:rFonts w:ascii="游ゴシック" w:eastAsia="游ゴシック" w:hAnsi="游ゴシック" w:hint="eastAsia"/>
-                <w:sz w:val="20"/>
-              </w:rPr>
-            </w:pPr>
-          </w:p>
-          <w:p>
-            <w:pPr>
-              <w:snapToGrid w:val="0"/>
-              <w:rPr>
-                <w:rFonts w:ascii="游ゴシック" w:eastAsia="游ゴシック" w:hAnsi="游ゴシック" w:hint="eastAsia"/>
-                <w:sz w:val="20"/>
-              </w:rPr>
-            </w:pPr>
-            <w:r>
-              <w:rPr>
-                <w:rFonts w:ascii="游ゴシック" w:eastAsia="游ゴシック" w:hAnsi="游ゴシック" w:hint="eastAsia"/>
-                <w:sz w:val="20"/>
-              </w:rPr>
-              <w:t>＜変更後＞</w:t>
-            </w:r>
-          </w:p>
-          <w:p>
-            <w:pPr>
-              <w:snapToGrid w:val="0"/>
-              <w:rPr>
-                <w:rFonts w:ascii="游ゴシック" w:eastAsia="游ゴシック" w:hAnsi="游ゴシック"/>
-                <w:sz w:val="20"/>
-              </w:rPr>
-            </w:pPr>
-            <w:r>
-              <w:rPr>
-                <w:rFonts w:ascii="游ゴシック" w:eastAsia="游ゴシック" w:hAnsi="游ゴシック" w:hint="eastAsia"/>
-                <w:sz w:val="20"/>
-              </w:rPr>
-              <w:t>料金I</w:t>
-            </w:r>
-            <w:r>
-              <w:rPr>
-                <w:rFonts w:ascii="游ゴシック" w:eastAsia="游ゴシック" w:hAnsi="游ゴシック"/>
-                <w:sz w:val="20"/>
-              </w:rPr>
-              <w:t>D(</w:t>
-            </w:r>
-            <w:proofErr w:type="spellStart"/>
-            <w:r>
-              <w:rPr>
-                <w:rFonts w:ascii="游ゴシック" w:eastAsia="游ゴシック" w:hAnsi="游ゴシック"/>
-                <w:sz w:val="20"/>
-              </w:rPr>
-              <w:t>charge_id</w:t>
-            </w:r>
-            <w:proofErr w:type="spellEnd"/>
-            <w:r>
-              <w:rPr>
-                <w:rFonts w:ascii="游ゴシック" w:eastAsia="游ゴシック" w:hAnsi="游ゴシック"/>
-                <w:sz w:val="20"/>
-              </w:rPr>
-              <w:t>)</w:t>
-            </w:r>
-            <w:r>
-              <w:rPr>
-                <w:rFonts w:ascii="游ゴシック" w:eastAsia="游ゴシック" w:hAnsi="游ゴシック" w:hint="eastAsia"/>
-                <w:sz w:val="20"/>
-              </w:rPr>
-              <w:t>：※整数自動生成</w:t>
-            </w:r>
-          </w:p>
-          <w:p>
-            <w:pPr>
-              <w:snapToGrid w:val="0"/>
-              <w:rPr>
-                <w:rFonts w:ascii="游ゴシック" w:eastAsia="游ゴシック" w:hAnsi="游ゴシック"/>
-                <w:sz w:val="20"/>
-              </w:rPr>
-            </w:pPr>
-            <w:r>
-              <w:rPr>
-                <w:rFonts w:ascii="游ゴシック" w:eastAsia="游ゴシック" w:hAnsi="游ゴシック" w:hint="eastAsia"/>
-                <w:sz w:val="20"/>
-              </w:rPr>
-              <w:t>料金名(</w:t>
-            </w:r>
-            <w:proofErr w:type="spellStart"/>
-            <w:r>
-              <w:rPr>
-                <w:rFonts w:ascii="游ゴシック" w:eastAsia="游ゴシック" w:hAnsi="游ゴシック"/>
-                <w:sz w:val="20"/>
-              </w:rPr>
-              <w:t>charge_name</w:t>
-            </w:r>
-            <w:proofErr w:type="spellEnd"/>
-            <w:r>
-              <w:rPr>
-                <w:rFonts w:ascii="游ゴシック" w:eastAsia="游ゴシック" w:hAnsi="游ゴシック"/>
-                <w:sz w:val="20"/>
-              </w:rPr>
-              <w:t>)</w:t>
-            </w:r>
-            <w:r>
-              <w:rPr>
-                <w:rFonts w:ascii="游ゴシック" w:eastAsia="游ゴシック" w:hAnsi="游ゴシック" w:hint="eastAsia"/>
-                <w:sz w:val="20"/>
-              </w:rPr>
-              <w:t>：テスト料金</w:t>
+              <w:t>：</w:t>
+            </w:r>
+            <w:r>
+              <w:rPr>
+                <w:rFonts w:ascii="游ゴシック" w:eastAsia="游ゴシック" w:hAnsi="游ゴシック" w:hint="eastAsia"/>
+                <w:sz w:val="20"/>
+              </w:rPr>
+              <w:t>2</w:t>
+            </w:r>
+            <w:r>
+              <w:rPr>
+                <w:rFonts w:ascii="游ゴシック" w:eastAsia="游ゴシック" w:hAnsi="游ゴシック"/>
+                <w:sz w:val="20"/>
+              </w:rPr>
+              <w:t>025-07-01</w:t>
             </w:r>
           </w:p>
           <w:p>
@@ -6198,202 +6229,6 @@
                 <w:sz w:val="20"/>
               </w:rPr>
               <w:lastRenderedPageBreak/>
-              <w:t>料金(</w:t>
-            </w:r>
-            <w:r>
-              <w:rPr>
-                <w:rFonts w:ascii="游ゴシック" w:eastAsia="游ゴシック" w:hAnsi="游ゴシック"/>
-                <w:sz w:val="20"/>
-              </w:rPr>
-              <w:t>amount)</w:t>
-            </w:r>
-            <w:r>
-              <w:rPr>
-                <w:rFonts w:ascii="游ゴシック" w:eastAsia="游ゴシック" w:hAnsi="游ゴシック" w:hint="eastAsia"/>
-                <w:sz w:val="20"/>
-              </w:rPr>
-              <w:t>：</w:t>
-            </w:r>
-            <w:r>
-              <w:rPr>
-                <w:rFonts w:ascii="游ゴシック" w:eastAsia="游ゴシック" w:hAnsi="游ゴシック" w:hint="eastAsia"/>
-                <w:sz w:val="20"/>
-              </w:rPr>
-              <w:t>6</w:t>
-            </w:r>
-            <w:r>
-              <w:rPr>
-                <w:rFonts w:ascii="游ゴシック" w:eastAsia="游ゴシック" w:hAnsi="游ゴシック"/>
-                <w:sz w:val="20"/>
-              </w:rPr>
-              <w:t>000</w:t>
-            </w:r>
-          </w:p>
-          <w:p>
-            <w:pPr>
-              <w:snapToGrid w:val="0"/>
-              <w:rPr>
-                <w:rFonts w:ascii="游ゴシック" w:eastAsia="游ゴシック" w:hAnsi="游ゴシック"/>
-                <w:sz w:val="20"/>
-              </w:rPr>
-            </w:pPr>
-            <w:r>
-              <w:rPr>
-                <w:rFonts w:ascii="游ゴシック" w:eastAsia="游ゴシック" w:hAnsi="游ゴシック" w:hint="eastAsia"/>
-                <w:sz w:val="20"/>
-              </w:rPr>
-              <w:t>開始日(</w:t>
-            </w:r>
-            <w:proofErr w:type="spellStart"/>
-            <w:r>
-              <w:rPr>
-                <w:rFonts w:ascii="游ゴシック" w:eastAsia="游ゴシック" w:hAnsi="游ゴシック"/>
-                <w:sz w:val="20"/>
-              </w:rPr>
-              <w:t>start_date</w:t>
-            </w:r>
-            <w:proofErr w:type="spellEnd"/>
-            <w:r>
-              <w:rPr>
-                <w:rFonts w:ascii="游ゴシック" w:eastAsia="游ゴシック" w:hAnsi="游ゴシック"/>
-                <w:sz w:val="20"/>
-              </w:rPr>
-              <w:t>)</w:t>
-            </w:r>
-            <w:r>
-              <w:rPr>
-                <w:rFonts w:ascii="游ゴシック" w:eastAsia="游ゴシック" w:hAnsi="游ゴシック" w:hint="eastAsia"/>
-                <w:sz w:val="20"/>
-              </w:rPr>
-              <w:t>：2</w:t>
-            </w:r>
-            <w:r>
-              <w:rPr>
-                <w:rFonts w:ascii="游ゴシック" w:eastAsia="游ゴシック" w:hAnsi="游ゴシック"/>
-                <w:sz w:val="20"/>
-              </w:rPr>
-              <w:t>025-0</w:t>
-            </w:r>
-            <w:r>
-              <w:rPr>
-                <w:rFonts w:ascii="游ゴシック" w:eastAsia="游ゴシック" w:hAnsi="游ゴシック"/>
-                <w:sz w:val="20"/>
-              </w:rPr>
-              <w:t>6</w:t>
-            </w:r>
-            <w:r>
-              <w:rPr>
-                <w:rFonts w:ascii="游ゴシック" w:eastAsia="游ゴシック" w:hAnsi="游ゴシック"/>
-                <w:sz w:val="20"/>
-              </w:rPr>
-              <w:t>-01</w:t>
-            </w:r>
-          </w:p>
-          <w:p>
-            <w:pPr>
-              <w:snapToGrid w:val="0"/>
-              <w:rPr>
-                <w:rFonts w:ascii="游ゴシック" w:eastAsia="游ゴシック" w:hAnsi="游ゴシック"/>
-                <w:sz w:val="20"/>
-              </w:rPr>
-            </w:pPr>
-            <w:r>
-              <w:rPr>
-                <w:rFonts w:ascii="游ゴシック" w:eastAsia="游ゴシック" w:hAnsi="游ゴシック" w:hint="eastAsia"/>
-                <w:sz w:val="20"/>
-              </w:rPr>
-              <w:t>終了日(</w:t>
-            </w:r>
-            <w:proofErr w:type="spellStart"/>
-            <w:r>
-              <w:rPr>
-                <w:rFonts w:ascii="游ゴシック" w:eastAsia="游ゴシック" w:hAnsi="游ゴシック"/>
-                <w:sz w:val="20"/>
-              </w:rPr>
-              <w:t>end_date</w:t>
-            </w:r>
-            <w:proofErr w:type="spellEnd"/>
-            <w:r>
-              <w:rPr>
-                <w:rFonts w:ascii="游ゴシック" w:eastAsia="游ゴシック" w:hAnsi="游ゴシック"/>
-                <w:sz w:val="20"/>
-              </w:rPr>
-              <w:t>)</w:t>
-            </w:r>
-            <w:r>
-              <w:rPr>
-                <w:rFonts w:ascii="游ゴシック" w:eastAsia="游ゴシック" w:hAnsi="游ゴシック" w:hint="eastAsia"/>
-                <w:sz w:val="20"/>
-              </w:rPr>
-              <w:t>：空欄（テーブルではN</w:t>
-            </w:r>
-            <w:r>
-              <w:rPr>
-                <w:rFonts w:ascii="游ゴシック" w:eastAsia="游ゴシック" w:hAnsi="游ゴシック"/>
-                <w:sz w:val="20"/>
-              </w:rPr>
-              <w:t>ULL</w:t>
-            </w:r>
-            <w:r>
-              <w:rPr>
-                <w:rFonts w:ascii="游ゴシック" w:eastAsia="游ゴシック" w:hAnsi="游ゴシック" w:hint="eastAsia"/>
-                <w:sz w:val="20"/>
-              </w:rPr>
-              <w:t>）</w:t>
-            </w:r>
-          </w:p>
-          <w:p>
-            <w:pPr>
-              <w:snapToGrid w:val="0"/>
-              <w:rPr>
-                <w:rFonts w:ascii="游ゴシック" w:eastAsia="游ゴシック" w:hAnsi="游ゴシック"/>
-                <w:sz w:val="20"/>
-              </w:rPr>
-            </w:pPr>
-            <w:r>
-              <w:rPr>
-                <w:rFonts w:ascii="游ゴシック" w:eastAsia="游ゴシック" w:hAnsi="游ゴシック" w:hint="eastAsia"/>
-                <w:sz w:val="20"/>
-              </w:rPr>
-              <w:t>登録日(</w:t>
-            </w:r>
-            <w:proofErr w:type="spellStart"/>
-            <w:r>
-              <w:rPr>
-                <w:rFonts w:ascii="游ゴシック" w:eastAsia="游ゴシック" w:hAnsi="游ゴシック"/>
-                <w:sz w:val="20"/>
-              </w:rPr>
-              <w:t>created_at</w:t>
-            </w:r>
-            <w:proofErr w:type="spellEnd"/>
-            <w:r>
-              <w:rPr>
-                <w:rFonts w:ascii="游ゴシック" w:eastAsia="游ゴシック" w:hAnsi="游ゴシック"/>
-                <w:sz w:val="20"/>
-              </w:rPr>
-              <w:t>)</w:t>
-            </w:r>
-            <w:r>
-              <w:rPr>
-                <w:rFonts w:ascii="游ゴシック" w:eastAsia="游ゴシック" w:hAnsi="游ゴシック" w:hint="eastAsia"/>
-                <w:sz w:val="20"/>
-              </w:rPr>
-              <w:t>：※登録した日時</w:t>
-            </w:r>
-          </w:p>
-          <w:p>
-            <w:pPr>
-              <w:snapToGrid w:val="0"/>
-              <w:rPr>
-                <w:rFonts w:ascii="游ゴシック" w:eastAsia="游ゴシック" w:hAnsi="游ゴシック"/>
-                <w:sz w:val="20"/>
-              </w:rPr>
-            </w:pPr>
-            <w:r>
-              <w:rPr>
-                <w:rFonts w:ascii="游ゴシック" w:eastAsia="游ゴシック" w:hAnsi="游ゴシック" w:hint="eastAsia"/>
-                <w:sz w:val="20"/>
-              </w:rPr>
               <w:t>更新日(</w:t>
             </w:r>
             <w:proofErr w:type="spellStart"/>
@@ -8714,21 +8549,6 @@
 </file>
 
 <file path=customXml/item1.xml><?xml version="1.0" encoding="utf-8"?>
-<p:properties xmlns:p="http://schemas.microsoft.com/office/2006/metadata/properties" xmlns:xsi="http://www.w3.org/2001/XMLSchema-instance" xmlns:pc="http://schemas.microsoft.com/office/infopath/2007/PartnerControls">
-  <documentManagement/>
-</p:properties>
-</file>
-
-<file path=customXml/item2.xml><?xml version="1.0" encoding="utf-8"?>
-<?mso-contentType ?>
-<FormTemplates xmlns="http://schemas.microsoft.com/sharepoint/v3/contenttype/forms">
-  <Display>DocumentLibraryForm</Display>
-  <Edit>DocumentLibraryForm</Edit>
-  <New>DocumentLibraryForm</New>
-</FormTemplates>
-</file>
-
-<file path=customXml/item3.xml><?xml version="1.0" encoding="utf-8"?>
 <ct:contentTypeSchema xmlns:ct="http://schemas.microsoft.com/office/2006/metadata/contentType" xmlns:ma="http://schemas.microsoft.com/office/2006/metadata/properties/metaAttributes" ct:_="" ma:_="" ma:contentTypeName="ドキュメント" ma:contentTypeID="0x010100C424317A42AA8449A97AAE94730ED181" ma:contentTypeVersion="6" ma:contentTypeDescription="新しいドキュメントを作成します。" ma:contentTypeScope="" ma:versionID="9df5c7ff725c9e365f8a8503f6029c6b">
   <xsd:schema xmlns:xsd="http://www.w3.org/2001/XMLSchema" xmlns:xs="http://www.w3.org/2001/XMLSchema" xmlns:p="http://schemas.microsoft.com/office/2006/metadata/properties" xmlns:ns2="dab87824-9c6b-4a08-9c96-9c9ea904f12c" targetNamespace="http://schemas.microsoft.com/office/2006/metadata/properties" ma:root="true" ma:fieldsID="98e3d8fd3bbedc5b58bd9df00d6be37e" ns2:_="">
     <xsd:import namespace="dab87824-9c6b-4a08-9c96-9c9ea904f12c"/>
@@ -8886,24 +8706,22 @@
 </ct:contentTypeSchema>
 </file>
 
-<file path=customXml/itemProps1.xml><?xml version="1.0" encoding="utf-8"?>
-<ds:datastoreItem xmlns:ds="http://schemas.openxmlformats.org/officeDocument/2006/customXml" ds:itemID="{659CE7E0-3E2F-4787-B142-08E029C04E10}">
-  <ds:schemaRefs>
-    <ds:schemaRef ds:uri="http://schemas.microsoft.com/office/2006/metadata/properties"/>
-    <ds:schemaRef ds:uri="http://schemas.microsoft.com/office/infopath/2007/PartnerControls"/>
-  </ds:schemaRefs>
-</ds:datastoreItem>
+<file path=customXml/item2.xml><?xml version="1.0" encoding="utf-8"?>
+<?mso-contentType ?>
+<FormTemplates xmlns="http://schemas.microsoft.com/sharepoint/v3/contenttype/forms">
+  <Display>DocumentLibraryForm</Display>
+  <Edit>DocumentLibraryForm</Edit>
+  <New>DocumentLibraryForm</New>
+</FormTemplates>
 </file>
 
-<file path=customXml/itemProps2.xml><?xml version="1.0" encoding="utf-8"?>
-<ds:datastoreItem xmlns:ds="http://schemas.openxmlformats.org/officeDocument/2006/customXml" ds:itemID="{F4DA52B9-D4DF-4BEC-A5A3-5484E5EB747B}">
-  <ds:schemaRefs>
-    <ds:schemaRef ds:uri="http://schemas.microsoft.com/sharepoint/v3/contenttype/forms"/>
-  </ds:schemaRefs>
-</ds:datastoreItem>
+<file path=customXml/item3.xml><?xml version="1.0" encoding="utf-8"?>
+<p:properties xmlns:p="http://schemas.microsoft.com/office/2006/metadata/properties" xmlns:xsi="http://www.w3.org/2001/XMLSchema-instance" xmlns:pc="http://schemas.microsoft.com/office/infopath/2007/PartnerControls">
+  <documentManagement/>
+</p:properties>
 </file>
 
-<file path=customXml/itemProps3.xml><?xml version="1.0" encoding="utf-8"?>
+<file path=customXml/itemProps1.xml><?xml version="1.0" encoding="utf-8"?>
 <ds:datastoreItem xmlns:ds="http://schemas.openxmlformats.org/officeDocument/2006/customXml" ds:itemID="{76261B67-5531-4ED1-B087-165B04D1226E}">
   <ds:schemaRefs>
     <ds:schemaRef ds:uri="http://schemas.microsoft.com/office/2006/metadata/contentType"/>
@@ -8919,4 +8737,21 @@
     <ds:schemaRef ds:uri="http://schemas.microsoft.com/internal/obd"/>
   </ds:schemaRefs>
 </ds:datastoreItem>
+</file>
+
+<file path=customXml/itemProps2.xml><?xml version="1.0" encoding="utf-8"?>
+<ds:datastoreItem xmlns:ds="http://schemas.openxmlformats.org/officeDocument/2006/customXml" ds:itemID="{F4DA52B9-D4DF-4BEC-A5A3-5484E5EB747B}">
+  <ds:schemaRefs>
+    <ds:schemaRef ds:uri="http://schemas.microsoft.com/sharepoint/v3/contenttype/forms"/>
+  </ds:schemaRefs>
+</ds:datastoreItem>
+</file>
+
+<file path=customXml/itemProps3.xml><?xml version="1.0" encoding="utf-8"?>
+<ds:datastoreItem xmlns:ds="http://schemas.openxmlformats.org/officeDocument/2006/customXml" ds:itemID="{659CE7E0-3E2F-4787-B142-08E029C04E10}">
+  <ds:schemaRefs>
+    <ds:schemaRef ds:uri="http://schemas.microsoft.com/office/2006/metadata/properties"/>
+    <ds:schemaRef ds:uri="http://schemas.microsoft.com/office/infopath/2007/PartnerControls"/>
+  </ds:schemaRefs>
+</ds:datastoreItem>
 </file>
--- a/extra/report/No4_課題4テストケース.docx
+++ b/extra/report/No4_課題4テストケース.docx
@@ -260,6 +260,20 @@
                 <w:sz w:val="20"/>
               </w:rPr>
             </w:pPr>
+            <w:r>
+              <w:rPr>
+                <w:rFonts w:ascii="游ゴシック" w:eastAsia="游ゴシック" w:hAnsi="游ゴシック" w:hint="eastAsia"/>
+                <w:sz w:val="20"/>
+              </w:rPr>
+              <w:t>8</w:t>
+            </w:r>
+            <w:r>
+              <w:rPr>
+                <w:rFonts w:ascii="游ゴシック" w:eastAsia="游ゴシック" w:hAnsi="游ゴシック"/>
+                <w:sz w:val="20"/>
+              </w:rPr>
+              <w:t>/19</w:t>
+            </w:r>
           </w:p>
         </w:tc>
         <w:tc>
@@ -276,6 +290,20 @@
                 <w:sz w:val="20"/>
               </w:rPr>
             </w:pPr>
+            <w:r>
+              <w:rPr>
+                <w:rFonts w:ascii="游ゴシック" w:eastAsia="游ゴシック" w:hAnsi="游ゴシック" w:hint="eastAsia"/>
+                <w:sz w:val="20"/>
+              </w:rPr>
+              <w:t>O</w:t>
+            </w:r>
+            <w:r>
+              <w:rPr>
+                <w:rFonts w:ascii="游ゴシック" w:eastAsia="游ゴシック" w:hAnsi="游ゴシック"/>
+                <w:sz w:val="20"/>
+              </w:rPr>
+              <w:t>K</w:t>
+            </w:r>
           </w:p>
         </w:tc>
         <w:tc>
@@ -379,6 +407,20 @@
                 <w:sz w:val="20"/>
               </w:rPr>
             </w:pPr>
+            <w:r>
+              <w:rPr>
+                <w:rFonts w:ascii="游ゴシック" w:eastAsia="游ゴシック" w:hAnsi="游ゴシック" w:hint="eastAsia"/>
+                <w:sz w:val="20"/>
+              </w:rPr>
+              <w:t>8</w:t>
+            </w:r>
+            <w:r>
+              <w:rPr>
+                <w:rFonts w:ascii="游ゴシック" w:eastAsia="游ゴシック" w:hAnsi="游ゴシック"/>
+                <w:sz w:val="20"/>
+              </w:rPr>
+              <w:t>/19</w:t>
+            </w:r>
           </w:p>
         </w:tc>
         <w:tc>
@@ -395,6 +437,20 @@
                 <w:sz w:val="20"/>
               </w:rPr>
             </w:pPr>
+            <w:r>
+              <w:rPr>
+                <w:rFonts w:ascii="游ゴシック" w:eastAsia="游ゴシック" w:hAnsi="游ゴシック" w:hint="eastAsia"/>
+                <w:sz w:val="20"/>
+              </w:rPr>
+              <w:t>O</w:t>
+            </w:r>
+            <w:r>
+              <w:rPr>
+                <w:rFonts w:ascii="游ゴシック" w:eastAsia="游ゴシック" w:hAnsi="游ゴシック"/>
+                <w:sz w:val="20"/>
+              </w:rPr>
+              <w:t>K</w:t>
+            </w:r>
           </w:p>
         </w:tc>
         <w:tc>
@@ -466,7 +522,7 @@
                 <w:rFonts w:ascii="游ゴシック" w:eastAsia="游ゴシック" w:hAnsi="游ゴシック" w:hint="eastAsia"/>
                 <w:sz w:val="20"/>
               </w:rPr>
-              <w:t>料金新規追加画面を確認する</w:t>
+              <w:t>料金新規追加画面を確認する。</w:t>
             </w:r>
           </w:p>
         </w:tc>
@@ -506,6 +562,20 @@
                 <w:sz w:val="20"/>
               </w:rPr>
             </w:pPr>
+            <w:r>
+              <w:rPr>
+                <w:rFonts w:ascii="游ゴシック" w:eastAsia="游ゴシック" w:hAnsi="游ゴシック" w:hint="eastAsia"/>
+                <w:sz w:val="20"/>
+              </w:rPr>
+              <w:t>8</w:t>
+            </w:r>
+            <w:r>
+              <w:rPr>
+                <w:rFonts w:ascii="游ゴシック" w:eastAsia="游ゴシック" w:hAnsi="游ゴシック"/>
+                <w:sz w:val="20"/>
+              </w:rPr>
+              <w:t>/19</w:t>
+            </w:r>
           </w:p>
         </w:tc>
         <w:tc>
@@ -522,6 +592,20 @@
                 <w:sz w:val="20"/>
               </w:rPr>
             </w:pPr>
+            <w:r>
+              <w:rPr>
+                <w:rFonts w:ascii="游ゴシック" w:eastAsia="游ゴシック" w:hAnsi="游ゴシック" w:hint="eastAsia"/>
+                <w:sz w:val="20"/>
+              </w:rPr>
+              <w:t>O</w:t>
+            </w:r>
+            <w:r>
+              <w:rPr>
+                <w:rFonts w:ascii="游ゴシック" w:eastAsia="游ゴシック" w:hAnsi="游ゴシック"/>
+                <w:sz w:val="20"/>
+              </w:rPr>
+              <w:t>K</w:t>
+            </w:r>
           </w:p>
         </w:tc>
         <w:tc>
@@ -626,6 +710,20 @@
                 <w:sz w:val="20"/>
               </w:rPr>
             </w:pPr>
+            <w:r>
+              <w:rPr>
+                <w:rFonts w:ascii="游ゴシック" w:eastAsia="游ゴシック" w:hAnsi="游ゴシック" w:hint="eastAsia"/>
+                <w:sz w:val="20"/>
+              </w:rPr>
+              <w:t>8</w:t>
+            </w:r>
+            <w:r>
+              <w:rPr>
+                <w:rFonts w:ascii="游ゴシック" w:eastAsia="游ゴシック" w:hAnsi="游ゴシック"/>
+                <w:sz w:val="20"/>
+              </w:rPr>
+              <w:t>/19</w:t>
+            </w:r>
           </w:p>
         </w:tc>
         <w:tc>
@@ -642,6 +740,20 @@
                 <w:sz w:val="20"/>
               </w:rPr>
             </w:pPr>
+            <w:r>
+              <w:rPr>
+                <w:rFonts w:ascii="游ゴシック" w:eastAsia="游ゴシック" w:hAnsi="游ゴシック" w:hint="eastAsia"/>
+                <w:sz w:val="20"/>
+              </w:rPr>
+              <w:t>O</w:t>
+            </w:r>
+            <w:r>
+              <w:rPr>
+                <w:rFonts w:ascii="游ゴシック" w:eastAsia="游ゴシック" w:hAnsi="游ゴシック"/>
+                <w:sz w:val="20"/>
+              </w:rPr>
+              <w:t>K</w:t>
+            </w:r>
           </w:p>
         </w:tc>
         <w:tc>
@@ -659,6 +771,8 @@
             </w:pPr>
           </w:p>
         </w:tc>
+        <w:bookmarkStart w:id="0" w:name="_GoBack"/>
+        <w:bookmarkEnd w:id="0"/>
       </w:tr>
       <w:tr>
         <w:trPr>
@@ -746,6 +860,20 @@
                 <w:sz w:val="20"/>
               </w:rPr>
             </w:pPr>
+            <w:r>
+              <w:rPr>
+                <w:rFonts w:ascii="游ゴシック" w:eastAsia="游ゴシック" w:hAnsi="游ゴシック" w:hint="eastAsia"/>
+                <w:sz w:val="20"/>
+              </w:rPr>
+              <w:t>8</w:t>
+            </w:r>
+            <w:r>
+              <w:rPr>
+                <w:rFonts w:ascii="游ゴシック" w:eastAsia="游ゴシック" w:hAnsi="游ゴシック"/>
+                <w:sz w:val="20"/>
+              </w:rPr>
+              <w:t>/19</w:t>
+            </w:r>
           </w:p>
         </w:tc>
         <w:tc>
@@ -762,6 +890,20 @@
                 <w:sz w:val="20"/>
               </w:rPr>
             </w:pPr>
+            <w:r>
+              <w:rPr>
+                <w:rFonts w:ascii="游ゴシック" w:eastAsia="游ゴシック" w:hAnsi="游ゴシック" w:hint="eastAsia"/>
+                <w:sz w:val="20"/>
+              </w:rPr>
+              <w:t>O</w:t>
+            </w:r>
+            <w:r>
+              <w:rPr>
+                <w:rFonts w:ascii="游ゴシック" w:eastAsia="游ゴシック" w:hAnsi="游ゴシック"/>
+                <w:sz w:val="20"/>
+              </w:rPr>
+              <w:t>K</w:t>
+            </w:r>
           </w:p>
         </w:tc>
         <w:tc>
@@ -866,6 +1008,20 @@
                 <w:sz w:val="20"/>
               </w:rPr>
             </w:pPr>
+            <w:r>
+              <w:rPr>
+                <w:rFonts w:ascii="游ゴシック" w:eastAsia="游ゴシック" w:hAnsi="游ゴシック" w:hint="eastAsia"/>
+                <w:sz w:val="20"/>
+              </w:rPr>
+              <w:t>8</w:t>
+            </w:r>
+            <w:r>
+              <w:rPr>
+                <w:rFonts w:ascii="游ゴシック" w:eastAsia="游ゴシック" w:hAnsi="游ゴシック"/>
+                <w:sz w:val="20"/>
+              </w:rPr>
+              <w:t>/19</w:t>
+            </w:r>
           </w:p>
         </w:tc>
         <w:tc>
@@ -882,6 +1038,20 @@
                 <w:sz w:val="20"/>
               </w:rPr>
             </w:pPr>
+            <w:r>
+              <w:rPr>
+                <w:rFonts w:ascii="游ゴシック" w:eastAsia="游ゴシック" w:hAnsi="游ゴシック" w:hint="eastAsia"/>
+                <w:sz w:val="20"/>
+              </w:rPr>
+              <w:t>O</w:t>
+            </w:r>
+            <w:r>
+              <w:rPr>
+                <w:rFonts w:ascii="游ゴシック" w:eastAsia="游ゴシック" w:hAnsi="游ゴシック"/>
+                <w:sz w:val="20"/>
+              </w:rPr>
+              <w:t>K</w:t>
+            </w:r>
           </w:p>
         </w:tc>
         <w:tc>
@@ -986,6 +1156,20 @@
                 <w:sz w:val="20"/>
               </w:rPr>
             </w:pPr>
+            <w:r>
+              <w:rPr>
+                <w:rFonts w:ascii="游ゴシック" w:eastAsia="游ゴシック" w:hAnsi="游ゴシック" w:hint="eastAsia"/>
+                <w:sz w:val="20"/>
+              </w:rPr>
+              <w:t>8</w:t>
+            </w:r>
+            <w:r>
+              <w:rPr>
+                <w:rFonts w:ascii="游ゴシック" w:eastAsia="游ゴシック" w:hAnsi="游ゴシック"/>
+                <w:sz w:val="20"/>
+              </w:rPr>
+              <w:t>/19</w:t>
+            </w:r>
           </w:p>
         </w:tc>
         <w:tc>
@@ -1002,6 +1186,20 @@
                 <w:sz w:val="20"/>
               </w:rPr>
             </w:pPr>
+            <w:r>
+              <w:rPr>
+                <w:rFonts w:ascii="游ゴシック" w:eastAsia="游ゴシック" w:hAnsi="游ゴシック" w:hint="eastAsia"/>
+                <w:sz w:val="20"/>
+              </w:rPr>
+              <w:t>O</w:t>
+            </w:r>
+            <w:r>
+              <w:rPr>
+                <w:rFonts w:ascii="游ゴシック" w:eastAsia="游ゴシック" w:hAnsi="游ゴシック"/>
+                <w:sz w:val="20"/>
+              </w:rPr>
+              <w:t>K</w:t>
+            </w:r>
           </w:p>
         </w:tc>
         <w:tc>
@@ -1106,6 +1304,20 @@
                 <w:sz w:val="20"/>
               </w:rPr>
             </w:pPr>
+            <w:r>
+              <w:rPr>
+                <w:rFonts w:ascii="游ゴシック" w:eastAsia="游ゴシック" w:hAnsi="游ゴシック" w:hint="eastAsia"/>
+                <w:sz w:val="20"/>
+              </w:rPr>
+              <w:t>8</w:t>
+            </w:r>
+            <w:r>
+              <w:rPr>
+                <w:rFonts w:ascii="游ゴシック" w:eastAsia="游ゴシック" w:hAnsi="游ゴシック"/>
+                <w:sz w:val="20"/>
+              </w:rPr>
+              <w:t>/19</w:t>
+            </w:r>
           </w:p>
         </w:tc>
         <w:tc>
@@ -1122,6 +1334,20 @@
                 <w:sz w:val="20"/>
               </w:rPr>
             </w:pPr>
+            <w:r>
+              <w:rPr>
+                <w:rFonts w:ascii="游ゴシック" w:eastAsia="游ゴシック" w:hAnsi="游ゴシック" w:hint="eastAsia"/>
+                <w:sz w:val="20"/>
+              </w:rPr>
+              <w:t>O</w:t>
+            </w:r>
+            <w:r>
+              <w:rPr>
+                <w:rFonts w:ascii="游ゴシック" w:eastAsia="游ゴシック" w:hAnsi="游ゴシック"/>
+                <w:sz w:val="20"/>
+              </w:rPr>
+              <w:t>K</w:t>
+            </w:r>
           </w:p>
         </w:tc>
         <w:tc>
@@ -1226,6 +1452,20 @@
                 <w:sz w:val="20"/>
               </w:rPr>
             </w:pPr>
+            <w:r>
+              <w:rPr>
+                <w:rFonts w:ascii="游ゴシック" w:eastAsia="游ゴシック" w:hAnsi="游ゴシック" w:hint="eastAsia"/>
+                <w:sz w:val="20"/>
+              </w:rPr>
+              <w:t>8</w:t>
+            </w:r>
+            <w:r>
+              <w:rPr>
+                <w:rFonts w:ascii="游ゴシック" w:eastAsia="游ゴシック" w:hAnsi="游ゴシック"/>
+                <w:sz w:val="20"/>
+              </w:rPr>
+              <w:t>/19</w:t>
+            </w:r>
           </w:p>
         </w:tc>
         <w:tc>
@@ -1242,6 +1482,20 @@
                 <w:sz w:val="20"/>
               </w:rPr>
             </w:pPr>
+            <w:r>
+              <w:rPr>
+                <w:rFonts w:ascii="游ゴシック" w:eastAsia="游ゴシック" w:hAnsi="游ゴシック" w:hint="eastAsia"/>
+                <w:sz w:val="20"/>
+              </w:rPr>
+              <w:t>O</w:t>
+            </w:r>
+            <w:r>
+              <w:rPr>
+                <w:rFonts w:ascii="游ゴシック" w:eastAsia="游ゴシック" w:hAnsi="游ゴシック"/>
+                <w:sz w:val="20"/>
+              </w:rPr>
+              <w:t>K</w:t>
+            </w:r>
           </w:p>
         </w:tc>
         <w:tc>
@@ -1346,6 +1600,20 @@
                 <w:sz w:val="20"/>
               </w:rPr>
             </w:pPr>
+            <w:r>
+              <w:rPr>
+                <w:rFonts w:ascii="游ゴシック" w:eastAsia="游ゴシック" w:hAnsi="游ゴシック" w:hint="eastAsia"/>
+                <w:sz w:val="20"/>
+              </w:rPr>
+              <w:t>8</w:t>
+            </w:r>
+            <w:r>
+              <w:rPr>
+                <w:rFonts w:ascii="游ゴシック" w:eastAsia="游ゴシック" w:hAnsi="游ゴシック"/>
+                <w:sz w:val="20"/>
+              </w:rPr>
+              <w:t>/19</w:t>
+            </w:r>
           </w:p>
         </w:tc>
         <w:tc>
@@ -1362,6 +1630,20 @@
                 <w:sz w:val="20"/>
               </w:rPr>
             </w:pPr>
+            <w:r>
+              <w:rPr>
+                <w:rFonts w:ascii="游ゴシック" w:eastAsia="游ゴシック" w:hAnsi="游ゴシック" w:hint="eastAsia"/>
+                <w:sz w:val="20"/>
+              </w:rPr>
+              <w:t>O</w:t>
+            </w:r>
+            <w:r>
+              <w:rPr>
+                <w:rFonts w:ascii="游ゴシック" w:eastAsia="游ゴシック" w:hAnsi="游ゴシック"/>
+                <w:sz w:val="20"/>
+              </w:rPr>
+              <w:t>K</w:t>
+            </w:r>
           </w:p>
         </w:tc>
         <w:tc>
@@ -1466,6 +1748,20 @@
                 <w:sz w:val="20"/>
               </w:rPr>
             </w:pPr>
+            <w:r>
+              <w:rPr>
+                <w:rFonts w:ascii="游ゴシック" w:eastAsia="游ゴシック" w:hAnsi="游ゴシック" w:hint="eastAsia"/>
+                <w:sz w:val="20"/>
+              </w:rPr>
+              <w:t>8</w:t>
+            </w:r>
+            <w:r>
+              <w:rPr>
+                <w:rFonts w:ascii="游ゴシック" w:eastAsia="游ゴシック" w:hAnsi="游ゴシック"/>
+                <w:sz w:val="20"/>
+              </w:rPr>
+              <w:t>/19</w:t>
+            </w:r>
           </w:p>
         </w:tc>
         <w:tc>
@@ -1482,6 +1778,20 @@
                 <w:sz w:val="20"/>
               </w:rPr>
             </w:pPr>
+            <w:r>
+              <w:rPr>
+                <w:rFonts w:ascii="游ゴシック" w:eastAsia="游ゴシック" w:hAnsi="游ゴシック" w:hint="eastAsia"/>
+                <w:sz w:val="20"/>
+              </w:rPr>
+              <w:t>O</w:t>
+            </w:r>
+            <w:r>
+              <w:rPr>
+                <w:rFonts w:ascii="游ゴシック" w:eastAsia="游ゴシック" w:hAnsi="游ゴシック"/>
+                <w:sz w:val="20"/>
+              </w:rPr>
+              <w:t>K</w:t>
+            </w:r>
           </w:p>
         </w:tc>
         <w:tc>
@@ -1585,6 +1895,20 @@
                 <w:sz w:val="20"/>
               </w:rPr>
             </w:pPr>
+            <w:r>
+              <w:rPr>
+                <w:rFonts w:ascii="游ゴシック" w:eastAsia="游ゴシック" w:hAnsi="游ゴシック" w:hint="eastAsia"/>
+                <w:sz w:val="20"/>
+              </w:rPr>
+              <w:t>8</w:t>
+            </w:r>
+            <w:r>
+              <w:rPr>
+                <w:rFonts w:ascii="游ゴシック" w:eastAsia="游ゴシック" w:hAnsi="游ゴシック"/>
+                <w:sz w:val="20"/>
+              </w:rPr>
+              <w:t>/19</w:t>
+            </w:r>
           </w:p>
         </w:tc>
         <w:tc>
@@ -1601,6 +1925,20 @@
                 <w:sz w:val="20"/>
               </w:rPr>
             </w:pPr>
+            <w:r>
+              <w:rPr>
+                <w:rFonts w:ascii="游ゴシック" w:eastAsia="游ゴシック" w:hAnsi="游ゴシック" w:hint="eastAsia"/>
+                <w:sz w:val="20"/>
+              </w:rPr>
+              <w:t>O</w:t>
+            </w:r>
+            <w:r>
+              <w:rPr>
+                <w:rFonts w:ascii="游ゴシック" w:eastAsia="游ゴシック" w:hAnsi="游ゴシック"/>
+                <w:sz w:val="20"/>
+              </w:rPr>
+              <w:t>K</w:t>
+            </w:r>
           </w:p>
         </w:tc>
         <w:tc>
@@ -1705,6 +2043,20 @@
                 <w:sz w:val="20"/>
               </w:rPr>
             </w:pPr>
+            <w:r>
+              <w:rPr>
+                <w:rFonts w:ascii="游ゴシック" w:eastAsia="游ゴシック" w:hAnsi="游ゴシック" w:hint="eastAsia"/>
+                <w:sz w:val="20"/>
+              </w:rPr>
+              <w:t>8</w:t>
+            </w:r>
+            <w:r>
+              <w:rPr>
+                <w:rFonts w:ascii="游ゴシック" w:eastAsia="游ゴシック" w:hAnsi="游ゴシック"/>
+                <w:sz w:val="20"/>
+              </w:rPr>
+              <w:t>/19</w:t>
+            </w:r>
           </w:p>
         </w:tc>
         <w:tc>
@@ -1721,6 +2073,20 @@
                 <w:sz w:val="20"/>
               </w:rPr>
             </w:pPr>
+            <w:r>
+              <w:rPr>
+                <w:rFonts w:ascii="游ゴシック" w:eastAsia="游ゴシック" w:hAnsi="游ゴシック" w:hint="eastAsia"/>
+                <w:sz w:val="20"/>
+              </w:rPr>
+              <w:t>O</w:t>
+            </w:r>
+            <w:r>
+              <w:rPr>
+                <w:rFonts w:ascii="游ゴシック" w:eastAsia="游ゴシック" w:hAnsi="游ゴシック"/>
+                <w:sz w:val="20"/>
+              </w:rPr>
+              <w:t>K</w:t>
+            </w:r>
           </w:p>
         </w:tc>
         <w:tc>
@@ -1759,34 +2125,48 @@
             </w:pPr>
             <w:r>
               <w:rPr>
-                <w:rFonts w:ascii="游ゴシック" w:eastAsia="游ゴシック" w:hAnsi="游ゴシック" w:hint="eastAsia"/>
-                <w:sz w:val="20"/>
-              </w:rPr>
-              <w:t>3</w:t>
-            </w:r>
-            <w:r>
-              <w:rPr>
-                <w:rFonts w:ascii="游ゴシック" w:eastAsia="游ゴシック" w:hAnsi="游ゴシック"/>
-                <w:sz w:val="20"/>
-              </w:rPr>
-              <w:t>-12</w:t>
+                <w:rFonts w:ascii="游ゴシック" w:eastAsia="游ゴシック" w:hAnsi="游ゴシック"/>
+                <w:sz w:val="20"/>
+              </w:rPr>
+              <w:t>4</w:t>
+            </w:r>
+            <w:r>
+              <w:rPr>
+                <w:rFonts w:ascii="游ゴシック" w:eastAsia="游ゴシック" w:hAnsi="游ゴシック" w:hint="eastAsia"/>
+                <w:sz w:val="20"/>
+              </w:rPr>
+              <w:t>-</w:t>
+            </w:r>
+            <w:r>
+              <w:rPr>
+                <w:rFonts w:ascii="游ゴシック" w:eastAsia="游ゴシック" w:hAnsi="游ゴシック"/>
+                <w:sz w:val="20"/>
+              </w:rPr>
+              <w:t>1</w:t>
             </w:r>
           </w:p>
         </w:tc>
         <w:tc>
           <w:tcPr>
             <w:tcW w:w="5355" w:type="dxa"/>
-            <w:vMerge/>
-            <w:vAlign w:val="center"/>
-          </w:tcPr>
-          <w:p>
-            <w:pPr>
-              <w:snapToGrid w:val="0"/>
-              <w:rPr>
-                <w:rFonts w:ascii="游ゴシック" w:eastAsia="游ゴシック" w:hAnsi="游ゴシック"/>
-                <w:sz w:val="20"/>
-              </w:rPr>
-            </w:pPr>
+            <w:vMerge w:val="restart"/>
+            <w:vAlign w:val="center"/>
+          </w:tcPr>
+          <w:p>
+            <w:pPr>
+              <w:snapToGrid w:val="0"/>
+              <w:rPr>
+                <w:rFonts w:ascii="游ゴシック" w:eastAsia="游ゴシック" w:hAnsi="游ゴシック"/>
+                <w:sz w:val="20"/>
+              </w:rPr>
+            </w:pPr>
+            <w:r>
+              <w:rPr>
+                <w:rFonts w:ascii="游ゴシック" w:eastAsia="游ゴシック" w:hAnsi="游ゴシック" w:hint="eastAsia"/>
+                <w:sz w:val="20"/>
+              </w:rPr>
+              <w:t>料金編集画面を確認する。</w:t>
+            </w:r>
           </w:p>
         </w:tc>
         <w:tc>
@@ -1807,7 +2187,7 @@
                 <w:rFonts w:ascii="游ゴシック" w:eastAsia="游ゴシック" w:hAnsi="游ゴシック" w:hint="eastAsia"/>
                 <w:sz w:val="20"/>
               </w:rPr>
-              <w:t>削除ボタンが表示されていること。</w:t>
+              <w:t>料金新規追加のテキストが表示されていること。</w:t>
             </w:r>
           </w:p>
         </w:tc>
@@ -1825,6 +2205,20 @@
                 <w:sz w:val="20"/>
               </w:rPr>
             </w:pPr>
+            <w:r>
+              <w:rPr>
+                <w:rFonts w:ascii="游ゴシック" w:eastAsia="游ゴシック" w:hAnsi="游ゴシック" w:hint="eastAsia"/>
+                <w:sz w:val="20"/>
+              </w:rPr>
+              <w:t>8</w:t>
+            </w:r>
+            <w:r>
+              <w:rPr>
+                <w:rFonts w:ascii="游ゴシック" w:eastAsia="游ゴシック" w:hAnsi="游ゴシック"/>
+                <w:sz w:val="20"/>
+              </w:rPr>
+              <w:t>/19</w:t>
+            </w:r>
           </w:p>
         </w:tc>
         <w:tc>
@@ -1841,6 +2235,20 @@
                 <w:sz w:val="20"/>
               </w:rPr>
             </w:pPr>
+            <w:r>
+              <w:rPr>
+                <w:rFonts w:ascii="游ゴシック" w:eastAsia="游ゴシック" w:hAnsi="游ゴシック" w:hint="eastAsia"/>
+                <w:sz w:val="20"/>
+              </w:rPr>
+              <w:t>O</w:t>
+            </w:r>
+            <w:r>
+              <w:rPr>
+                <w:rFonts w:ascii="游ゴシック" w:eastAsia="游ゴシック" w:hAnsi="游ゴシック"/>
+                <w:sz w:val="20"/>
+              </w:rPr>
+              <w:t>K</w:t>
+            </w:r>
           </w:p>
         </w:tc>
         <w:tc>
@@ -1879,34 +2287,28 @@
             </w:pPr>
             <w:r>
               <w:rPr>
-                <w:rFonts w:ascii="游ゴシック" w:eastAsia="游ゴシック" w:hAnsi="游ゴシック" w:hint="eastAsia"/>
+                <w:rFonts w:ascii="游ゴシック" w:eastAsia="游ゴシック" w:hAnsi="游ゴシック"/>
                 <w:sz w:val="20"/>
               </w:rPr>
               <w:lastRenderedPageBreak/>
-              <w:t>4</w:t>
+              <w:t>4-2</w:t>
             </w:r>
           </w:p>
         </w:tc>
         <w:tc>
           <w:tcPr>
             <w:tcW w:w="5355" w:type="dxa"/>
-            <w:vAlign w:val="center"/>
-          </w:tcPr>
-          <w:p>
-            <w:pPr>
-              <w:snapToGrid w:val="0"/>
-              <w:rPr>
-                <w:rFonts w:ascii="游ゴシック" w:eastAsia="游ゴシック" w:hAnsi="游ゴシック"/>
-                <w:sz w:val="20"/>
-              </w:rPr>
-            </w:pPr>
-            <w:r>
-              <w:rPr>
-                <w:rFonts w:ascii="游ゴシック" w:eastAsia="游ゴシック" w:hAnsi="游ゴシック"/>
-                <w:sz w:val="20"/>
-              </w:rPr>
-              <w:t>料金新規追加画面のキャンセルボタンを押下する。</w:t>
-            </w:r>
+            <w:vMerge/>
+            <w:vAlign w:val="center"/>
+          </w:tcPr>
+          <w:p>
+            <w:pPr>
+              <w:snapToGrid w:val="0"/>
+              <w:rPr>
+                <w:rFonts w:ascii="游ゴシック" w:eastAsia="游ゴシック" w:hAnsi="游ゴシック"/>
+                <w:sz w:val="20"/>
+              </w:rPr>
+            </w:pPr>
           </w:p>
         </w:tc>
         <w:tc>
@@ -1927,7 +2329,7 @@
                 <w:rFonts w:ascii="游ゴシック" w:eastAsia="游ゴシック" w:hAnsi="游ゴシック" w:hint="eastAsia"/>
                 <w:sz w:val="20"/>
               </w:rPr>
-              <w:t>料金検索画面に遷移すること。</w:t>
+              <w:t>料金名のテキストが表示されていること。</w:t>
             </w:r>
           </w:p>
         </w:tc>
@@ -1945,6 +2347,20 @@
                 <w:sz w:val="20"/>
               </w:rPr>
             </w:pPr>
+            <w:r>
+              <w:rPr>
+                <w:rFonts w:ascii="游ゴシック" w:eastAsia="游ゴシック" w:hAnsi="游ゴシック" w:hint="eastAsia"/>
+                <w:sz w:val="20"/>
+              </w:rPr>
+              <w:t>8</w:t>
+            </w:r>
+            <w:r>
+              <w:rPr>
+                <w:rFonts w:ascii="游ゴシック" w:eastAsia="游ゴシック" w:hAnsi="游ゴシック"/>
+                <w:sz w:val="20"/>
+              </w:rPr>
+              <w:t>/19</w:t>
+            </w:r>
           </w:p>
         </w:tc>
         <w:tc>
@@ -1961,6 +2377,20 @@
                 <w:sz w:val="20"/>
               </w:rPr>
             </w:pPr>
+            <w:r>
+              <w:rPr>
+                <w:rFonts w:ascii="游ゴシック" w:eastAsia="游ゴシック" w:hAnsi="游ゴシック" w:hint="eastAsia"/>
+                <w:sz w:val="20"/>
+              </w:rPr>
+              <w:t>O</w:t>
+            </w:r>
+            <w:r>
+              <w:rPr>
+                <w:rFonts w:ascii="游ゴシック" w:eastAsia="游ゴシック" w:hAnsi="游ゴシック"/>
+                <w:sz w:val="20"/>
+              </w:rPr>
+              <w:t>K</w:t>
+            </w:r>
           </w:p>
         </w:tc>
         <w:tc>
@@ -1999,41 +2429,27 @@
             </w:pPr>
             <w:r>
               <w:rPr>
-                <w:rFonts w:ascii="游ゴシック" w:eastAsia="游ゴシック" w:hAnsi="游ゴシック" w:hint="eastAsia"/>
-                <w:sz w:val="20"/>
-              </w:rPr>
-              <w:t>5</w:t>
-            </w:r>
-            <w:r>
-              <w:rPr>
-                <w:rFonts w:ascii="游ゴシック" w:eastAsia="游ゴシック" w:hAnsi="游ゴシック"/>
-                <w:sz w:val="20"/>
-              </w:rPr>
-              <w:t>-1</w:t>
+                <w:rFonts w:ascii="游ゴシック" w:eastAsia="游ゴシック" w:hAnsi="游ゴシック"/>
+                <w:sz w:val="20"/>
+              </w:rPr>
+              <w:t>4-3</w:t>
             </w:r>
           </w:p>
         </w:tc>
         <w:tc>
           <w:tcPr>
             <w:tcW w:w="5355" w:type="dxa"/>
-            <w:vMerge w:val="restart"/>
-            <w:vAlign w:val="center"/>
-          </w:tcPr>
-          <w:p>
-            <w:pPr>
-              <w:snapToGrid w:val="0"/>
-              <w:rPr>
-                <w:rFonts w:ascii="游ゴシック" w:eastAsia="游ゴシック" w:hAnsi="游ゴシック"/>
-                <w:sz w:val="20"/>
-              </w:rPr>
-            </w:pPr>
-            <w:r>
-              <w:rPr>
-                <w:rFonts w:ascii="游ゴシック" w:eastAsia="游ゴシック" w:hAnsi="游ゴシック" w:hint="eastAsia"/>
-                <w:sz w:val="20"/>
-              </w:rPr>
-              <w:t>料金新規追加画面のテキストボックスが空欄のまま保存ボタンを押下する。</w:t>
-            </w:r>
+            <w:vMerge/>
+            <w:vAlign w:val="center"/>
+          </w:tcPr>
+          <w:p>
+            <w:pPr>
+              <w:snapToGrid w:val="0"/>
+              <w:rPr>
+                <w:rFonts w:ascii="游ゴシック" w:eastAsia="游ゴシック" w:hAnsi="游ゴシック"/>
+                <w:sz w:val="20"/>
+              </w:rPr>
+            </w:pPr>
           </w:p>
         </w:tc>
         <w:tc>
@@ -2054,7 +2470,7 @@
                 <w:rFonts w:ascii="游ゴシック" w:eastAsia="游ゴシック" w:hAnsi="游ゴシック" w:hint="eastAsia"/>
                 <w:sz w:val="20"/>
               </w:rPr>
-              <w:t>空欄のテキストボックスの下に、「この項目の入力は必須です」とバリデーションメッセージが出ること。</w:t>
+              <w:t>料金名のテキストボックスが表示されていること。</w:t>
             </w:r>
           </w:p>
         </w:tc>
@@ -2072,6 +2488,20 @@
                 <w:sz w:val="20"/>
               </w:rPr>
             </w:pPr>
+            <w:r>
+              <w:rPr>
+                <w:rFonts w:ascii="游ゴシック" w:eastAsia="游ゴシック" w:hAnsi="游ゴシック" w:hint="eastAsia"/>
+                <w:sz w:val="20"/>
+              </w:rPr>
+              <w:t>8</w:t>
+            </w:r>
+            <w:r>
+              <w:rPr>
+                <w:rFonts w:ascii="游ゴシック" w:eastAsia="游ゴシック" w:hAnsi="游ゴシック"/>
+                <w:sz w:val="20"/>
+              </w:rPr>
+              <w:t>/19</w:t>
+            </w:r>
           </w:p>
         </w:tc>
         <w:tc>
@@ -2088,6 +2518,20 @@
                 <w:sz w:val="20"/>
               </w:rPr>
             </w:pPr>
+            <w:r>
+              <w:rPr>
+                <w:rFonts w:ascii="游ゴシック" w:eastAsia="游ゴシック" w:hAnsi="游ゴシック" w:hint="eastAsia"/>
+                <w:sz w:val="20"/>
+              </w:rPr>
+              <w:t>O</w:t>
+            </w:r>
+            <w:r>
+              <w:rPr>
+                <w:rFonts w:ascii="游ゴシック" w:eastAsia="游ゴシック" w:hAnsi="游ゴシック"/>
+                <w:sz w:val="20"/>
+              </w:rPr>
+              <w:t>K</w:t>
+            </w:r>
           </w:p>
         </w:tc>
         <w:tc>
@@ -2126,17 +2570,10 @@
             </w:pPr>
             <w:r>
               <w:rPr>
-                <w:rFonts w:ascii="游ゴシック" w:eastAsia="游ゴシック" w:hAnsi="游ゴシック" w:hint="eastAsia"/>
-                <w:sz w:val="20"/>
-              </w:rPr>
-              <w:t>5</w:t>
-            </w:r>
-            <w:r>
-              <w:rPr>
-                <w:rFonts w:ascii="游ゴシック" w:eastAsia="游ゴシック" w:hAnsi="游ゴシック"/>
-                <w:sz w:val="20"/>
-              </w:rPr>
-              <w:t>-2</w:t>
+                <w:rFonts w:ascii="游ゴシック" w:eastAsia="游ゴシック" w:hAnsi="游ゴシック"/>
+                <w:sz w:val="20"/>
+              </w:rPr>
+              <w:t>4-4</w:t>
             </w:r>
           </w:p>
         </w:tc>
@@ -2174,21 +2611,7 @@
                 <w:rFonts w:ascii="游ゴシック" w:eastAsia="游ゴシック" w:hAnsi="游ゴシック" w:hint="eastAsia"/>
                 <w:sz w:val="20"/>
               </w:rPr>
-              <w:t>料金名のテキストボックスの下に、「1文字から1</w:t>
-            </w:r>
-            <w:r>
-              <w:rPr>
-                <w:rFonts w:ascii="游ゴシック" w:eastAsia="游ゴシック" w:hAnsi="游ゴシック"/>
-                <w:sz w:val="20"/>
-              </w:rPr>
-              <w:t>27</w:t>
-            </w:r>
-            <w:r>
-              <w:rPr>
-                <w:rFonts w:ascii="游ゴシック" w:eastAsia="游ゴシック" w:hAnsi="游ゴシック" w:hint="eastAsia"/>
-                <w:sz w:val="20"/>
-              </w:rPr>
-              <w:t>文字で指定してください。」とバリデーションメッセージが出ること。</w:t>
+              <w:t>料金のテキストが表示されていること。</w:t>
             </w:r>
           </w:p>
         </w:tc>
@@ -2206,6 +2629,20 @@
                 <w:sz w:val="20"/>
               </w:rPr>
             </w:pPr>
+            <w:r>
+              <w:rPr>
+                <w:rFonts w:ascii="游ゴシック" w:eastAsia="游ゴシック" w:hAnsi="游ゴシック" w:hint="eastAsia"/>
+                <w:sz w:val="20"/>
+              </w:rPr>
+              <w:t>8</w:t>
+            </w:r>
+            <w:r>
+              <w:rPr>
+                <w:rFonts w:ascii="游ゴシック" w:eastAsia="游ゴシック" w:hAnsi="游ゴシック"/>
+                <w:sz w:val="20"/>
+              </w:rPr>
+              <w:t>/19</w:t>
+            </w:r>
           </w:p>
         </w:tc>
         <w:tc>
@@ -2222,6 +2659,20 @@
                 <w:sz w:val="20"/>
               </w:rPr>
             </w:pPr>
+            <w:r>
+              <w:rPr>
+                <w:rFonts w:ascii="游ゴシック" w:eastAsia="游ゴシック" w:hAnsi="游ゴシック" w:hint="eastAsia"/>
+                <w:sz w:val="20"/>
+              </w:rPr>
+              <w:t>O</w:t>
+            </w:r>
+            <w:r>
+              <w:rPr>
+                <w:rFonts w:ascii="游ゴシック" w:eastAsia="游ゴシック" w:hAnsi="游ゴシック"/>
+                <w:sz w:val="20"/>
+              </w:rPr>
+              <w:t>K</w:t>
+            </w:r>
           </w:p>
         </w:tc>
         <w:tc>
@@ -2260,33 +2711,27 @@
             </w:pPr>
             <w:r>
               <w:rPr>
-                <w:rFonts w:ascii="游ゴシック" w:eastAsia="游ゴシック" w:hAnsi="游ゴシック" w:hint="eastAsia"/>
-                <w:sz w:val="20"/>
-              </w:rPr>
-              <w:t>6</w:t>
+                <w:rFonts w:ascii="游ゴシック" w:eastAsia="游ゴシック" w:hAnsi="游ゴシック"/>
+                <w:sz w:val="20"/>
+              </w:rPr>
+              <w:t>4-5</w:t>
             </w:r>
           </w:p>
         </w:tc>
         <w:tc>
           <w:tcPr>
             <w:tcW w:w="5355" w:type="dxa"/>
-            <w:vAlign w:val="center"/>
-          </w:tcPr>
-          <w:p>
-            <w:pPr>
-              <w:snapToGrid w:val="0"/>
-              <w:rPr>
-                <w:rFonts w:ascii="游ゴシック" w:eastAsia="游ゴシック" w:hAnsi="游ゴシック"/>
-                <w:sz w:val="20"/>
-              </w:rPr>
-            </w:pPr>
-            <w:r>
-              <w:rPr>
-                <w:rFonts w:ascii="游ゴシック" w:eastAsia="游ゴシック" w:hAnsi="游ゴシック" w:hint="eastAsia"/>
-                <w:sz w:val="20"/>
-              </w:rPr>
-              <w:t>料金新規追加画面の料金名のテキストボックスが空欄のまま保存ボタンを押下する。</w:t>
-            </w:r>
+            <w:vMerge/>
+            <w:vAlign w:val="center"/>
+          </w:tcPr>
+          <w:p>
+            <w:pPr>
+              <w:snapToGrid w:val="0"/>
+              <w:rPr>
+                <w:rFonts w:ascii="游ゴシック" w:eastAsia="游ゴシック" w:hAnsi="游ゴシック"/>
+                <w:sz w:val="20"/>
+              </w:rPr>
+            </w:pPr>
           </w:p>
         </w:tc>
         <w:tc>
@@ -2307,7 +2752,7 @@
                 <w:rFonts w:ascii="游ゴシック" w:eastAsia="游ゴシック" w:hAnsi="游ゴシック" w:hint="eastAsia"/>
                 <w:sz w:val="20"/>
               </w:rPr>
-              <w:t>料金名のテキストボックスの下に、「この項目の入力は必須です」とバリデーションメッセージが出ること。</w:t>
+              <w:t>料金のテキストボックスが表示されていること。</w:t>
             </w:r>
           </w:p>
         </w:tc>
@@ -2325,6 +2770,20 @@
                 <w:sz w:val="20"/>
               </w:rPr>
             </w:pPr>
+            <w:r>
+              <w:rPr>
+                <w:rFonts w:ascii="游ゴシック" w:eastAsia="游ゴシック" w:hAnsi="游ゴシック" w:hint="eastAsia"/>
+                <w:sz w:val="20"/>
+              </w:rPr>
+              <w:t>8</w:t>
+            </w:r>
+            <w:r>
+              <w:rPr>
+                <w:rFonts w:ascii="游ゴシック" w:eastAsia="游ゴシック" w:hAnsi="游ゴシック"/>
+                <w:sz w:val="20"/>
+              </w:rPr>
+              <w:t>/19</w:t>
+            </w:r>
           </w:p>
         </w:tc>
         <w:tc>
@@ -2341,6 +2800,20 @@
                 <w:sz w:val="20"/>
               </w:rPr>
             </w:pPr>
+            <w:r>
+              <w:rPr>
+                <w:rFonts w:ascii="游ゴシック" w:eastAsia="游ゴシック" w:hAnsi="游ゴシック" w:hint="eastAsia"/>
+                <w:sz w:val="20"/>
+              </w:rPr>
+              <w:t>O</w:t>
+            </w:r>
+            <w:r>
+              <w:rPr>
+                <w:rFonts w:ascii="游ゴシック" w:eastAsia="游ゴシック" w:hAnsi="游ゴシック"/>
+                <w:sz w:val="20"/>
+              </w:rPr>
+              <w:t>K</w:t>
+            </w:r>
           </w:p>
         </w:tc>
         <w:tc>
@@ -2379,33 +2852,27 @@
             </w:pPr>
             <w:r>
               <w:rPr>
-                <w:rFonts w:ascii="游ゴシック" w:eastAsia="游ゴシック" w:hAnsi="游ゴシック" w:hint="eastAsia"/>
-                <w:sz w:val="20"/>
-              </w:rPr>
-              <w:t>7</w:t>
+                <w:rFonts w:ascii="游ゴシック" w:eastAsia="游ゴシック" w:hAnsi="游ゴシック"/>
+                <w:sz w:val="20"/>
+              </w:rPr>
+              <w:t>4-6</w:t>
             </w:r>
           </w:p>
         </w:tc>
         <w:tc>
           <w:tcPr>
             <w:tcW w:w="5355" w:type="dxa"/>
-            <w:vAlign w:val="center"/>
-          </w:tcPr>
-          <w:p>
-            <w:pPr>
-              <w:snapToGrid w:val="0"/>
-              <w:rPr>
-                <w:rFonts w:ascii="游ゴシック" w:eastAsia="游ゴシック" w:hAnsi="游ゴシック"/>
-                <w:sz w:val="20"/>
-              </w:rPr>
-            </w:pPr>
-            <w:r>
-              <w:rPr>
-                <w:rFonts w:ascii="游ゴシック" w:eastAsia="游ゴシック" w:hAnsi="游ゴシック" w:hint="eastAsia"/>
-                <w:sz w:val="20"/>
-              </w:rPr>
-              <w:t>料金新規追加画面の料金のテキストボックスが空欄のまま保存ボタンを押下する。</w:t>
-            </w:r>
+            <w:vMerge/>
+            <w:vAlign w:val="center"/>
+          </w:tcPr>
+          <w:p>
+            <w:pPr>
+              <w:snapToGrid w:val="0"/>
+              <w:rPr>
+                <w:rFonts w:ascii="游ゴシック" w:eastAsia="游ゴシック" w:hAnsi="游ゴシック"/>
+                <w:sz w:val="20"/>
+              </w:rPr>
+            </w:pPr>
           </w:p>
         </w:tc>
         <w:tc>
@@ -2426,7 +2893,7 @@
                 <w:rFonts w:ascii="游ゴシック" w:eastAsia="游ゴシック" w:hAnsi="游ゴシック" w:hint="eastAsia"/>
                 <w:sz w:val="20"/>
               </w:rPr>
-              <w:t>料金のテキストボックスの下に、「この項目の入力は必須です」とバリデーションメッセージが出ること。</w:t>
+              <w:t>適用開始日のテキストが表示されていること。</w:t>
             </w:r>
           </w:p>
         </w:tc>
@@ -2444,6 +2911,20 @@
                 <w:sz w:val="20"/>
               </w:rPr>
             </w:pPr>
+            <w:r>
+              <w:rPr>
+                <w:rFonts w:ascii="游ゴシック" w:eastAsia="游ゴシック" w:hAnsi="游ゴシック" w:hint="eastAsia"/>
+                <w:sz w:val="20"/>
+              </w:rPr>
+              <w:t>8</w:t>
+            </w:r>
+            <w:r>
+              <w:rPr>
+                <w:rFonts w:ascii="游ゴシック" w:eastAsia="游ゴシック" w:hAnsi="游ゴシック"/>
+                <w:sz w:val="20"/>
+              </w:rPr>
+              <w:t>/19</w:t>
+            </w:r>
           </w:p>
         </w:tc>
         <w:tc>
@@ -2460,6 +2941,20 @@
                 <w:sz w:val="20"/>
               </w:rPr>
             </w:pPr>
+            <w:r>
+              <w:rPr>
+                <w:rFonts w:ascii="游ゴシック" w:eastAsia="游ゴシック" w:hAnsi="游ゴシック" w:hint="eastAsia"/>
+                <w:sz w:val="20"/>
+              </w:rPr>
+              <w:t>O</w:t>
+            </w:r>
+            <w:r>
+              <w:rPr>
+                <w:rFonts w:ascii="游ゴシック" w:eastAsia="游ゴシック" w:hAnsi="游ゴシック"/>
+                <w:sz w:val="20"/>
+              </w:rPr>
+              <w:t>K</w:t>
+            </w:r>
           </w:p>
         </w:tc>
         <w:tc>
@@ -2498,85 +2993,79 @@
             </w:pPr>
             <w:r>
               <w:rPr>
+                <w:rFonts w:ascii="游ゴシック" w:eastAsia="游ゴシック" w:hAnsi="游ゴシック"/>
+                <w:sz w:val="20"/>
+              </w:rPr>
+              <w:t>4-7</w:t>
+            </w:r>
+          </w:p>
+        </w:tc>
+        <w:tc>
+          <w:tcPr>
+            <w:tcW w:w="5355" w:type="dxa"/>
+            <w:vMerge/>
+            <w:vAlign w:val="center"/>
+          </w:tcPr>
+          <w:p>
+            <w:pPr>
+              <w:snapToGrid w:val="0"/>
+              <w:rPr>
+                <w:rFonts w:ascii="游ゴシック" w:eastAsia="游ゴシック" w:hAnsi="游ゴシック"/>
+                <w:sz w:val="20"/>
+              </w:rPr>
+            </w:pPr>
+          </w:p>
+        </w:tc>
+        <w:tc>
+          <w:tcPr>
+            <w:tcW w:w="4935" w:type="dxa"/>
+            <w:vAlign w:val="center"/>
+          </w:tcPr>
+          <w:p>
+            <w:pPr>
+              <w:snapToGrid w:val="0"/>
+              <w:rPr>
+                <w:rFonts w:ascii="游ゴシック" w:eastAsia="游ゴシック" w:hAnsi="游ゴシック"/>
+                <w:sz w:val="20"/>
+              </w:rPr>
+            </w:pPr>
+            <w:r>
+              <w:rPr>
+                <w:rFonts w:ascii="游ゴシック" w:eastAsia="游ゴシック" w:hAnsi="游ゴシック" w:hint="eastAsia"/>
+                <w:sz w:val="20"/>
+              </w:rPr>
+              <w:t>適用開始日のテキストボックスが表示されていること。</w:t>
+            </w:r>
+          </w:p>
+        </w:tc>
+        <w:tc>
+          <w:tcPr>
+            <w:tcW w:w="1050" w:type="dxa"/>
+            <w:vAlign w:val="center"/>
+          </w:tcPr>
+          <w:p>
+            <w:pPr>
+              <w:snapToGrid w:val="0"/>
+              <w:jc w:val="center"/>
+              <w:rPr>
+                <w:rFonts w:ascii="游ゴシック" w:eastAsia="游ゴシック" w:hAnsi="游ゴシック"/>
+                <w:sz w:val="20"/>
+              </w:rPr>
+            </w:pPr>
+            <w:r>
+              <w:rPr>
                 <w:rFonts w:ascii="游ゴシック" w:eastAsia="游ゴシック" w:hAnsi="游ゴシック" w:hint="eastAsia"/>
                 <w:sz w:val="20"/>
               </w:rPr>
               <w:t>8</w:t>
             </w:r>
-          </w:p>
-        </w:tc>
-        <w:tc>
-          <w:tcPr>
-            <w:tcW w:w="5355" w:type="dxa"/>
-            <w:vAlign w:val="center"/>
-          </w:tcPr>
-          <w:p>
-            <w:pPr>
-              <w:snapToGrid w:val="0"/>
-              <w:rPr>
-                <w:rFonts w:ascii="游ゴシック" w:eastAsia="游ゴシック" w:hAnsi="游ゴシック"/>
-                <w:sz w:val="20"/>
-              </w:rPr>
-            </w:pPr>
-            <w:r>
-              <w:rPr>
-                <w:rFonts w:ascii="游ゴシック" w:eastAsia="游ゴシック" w:hAnsi="游ゴシック" w:hint="eastAsia"/>
-                <w:sz w:val="20"/>
-              </w:rPr>
-              <w:t>料金新規追加画面の適用開始日のテキストボックスが空欄のまま保存ボタンを押下する。</w:t>
-            </w:r>
-          </w:p>
-        </w:tc>
-        <w:tc>
-          <w:tcPr>
-            <w:tcW w:w="4935" w:type="dxa"/>
-            <w:vAlign w:val="center"/>
-          </w:tcPr>
-          <w:p>
-            <w:pPr>
-              <w:snapToGrid w:val="0"/>
-              <w:rPr>
-                <w:rFonts w:ascii="游ゴシック" w:eastAsia="游ゴシック" w:hAnsi="游ゴシック"/>
-                <w:sz w:val="20"/>
-              </w:rPr>
-            </w:pPr>
-            <w:r>
-              <w:rPr>
-                <w:rFonts w:ascii="游ゴシック" w:eastAsia="游ゴシック" w:hAnsi="游ゴシック" w:hint="eastAsia"/>
-                <w:sz w:val="20"/>
-              </w:rPr>
-              <w:t>適用開始日のテキストボックスの下に、「この項目の入力は必須です</w:t>
-            </w:r>
-            <w:r>
-              <w:rPr>
-                <w:rFonts w:ascii="游ゴシック" w:eastAsia="游ゴシック" w:hAnsi="游ゴシック" w:hint="eastAsia"/>
-                <w:sz w:val="20"/>
-              </w:rPr>
-              <w:t>。</w:t>
-            </w:r>
-            <w:r>
-              <w:rPr>
-                <w:rFonts w:ascii="游ゴシック" w:eastAsia="游ゴシック" w:hAnsi="游ゴシック" w:hint="eastAsia"/>
-                <w:sz w:val="20"/>
-              </w:rPr>
-              <w:t>」とバリデーションメッセージが出ること。</w:t>
-            </w:r>
-          </w:p>
-        </w:tc>
-        <w:tc>
-          <w:tcPr>
-            <w:tcW w:w="1050" w:type="dxa"/>
-            <w:vAlign w:val="center"/>
-          </w:tcPr>
-          <w:p>
-            <w:pPr>
-              <w:snapToGrid w:val="0"/>
-              <w:jc w:val="center"/>
-              <w:rPr>
-                <w:rFonts w:ascii="游ゴシック" w:eastAsia="游ゴシック" w:hAnsi="游ゴシック"/>
-                <w:sz w:val="20"/>
-              </w:rPr>
-            </w:pPr>
+            <w:r>
+              <w:rPr>
+                <w:rFonts w:ascii="游ゴシック" w:eastAsia="游ゴシック" w:hAnsi="游ゴシック"/>
+                <w:sz w:val="20"/>
+              </w:rPr>
+              <w:t>/19</w:t>
+            </w:r>
           </w:p>
         </w:tc>
         <w:tc>
@@ -2593,6 +3082,20 @@
                 <w:sz w:val="20"/>
               </w:rPr>
             </w:pPr>
+            <w:r>
+              <w:rPr>
+                <w:rFonts w:ascii="游ゴシック" w:eastAsia="游ゴシック" w:hAnsi="游ゴシック" w:hint="eastAsia"/>
+                <w:sz w:val="20"/>
+              </w:rPr>
+              <w:t>O</w:t>
+            </w:r>
+            <w:r>
+              <w:rPr>
+                <w:rFonts w:ascii="游ゴシック" w:eastAsia="游ゴシック" w:hAnsi="游ゴシック"/>
+                <w:sz w:val="20"/>
+              </w:rPr>
+              <w:t>K</w:t>
+            </w:r>
           </w:p>
         </w:tc>
         <w:tc>
@@ -2631,33 +3134,27 @@
             </w:pPr>
             <w:r>
               <w:rPr>
-                <w:rFonts w:ascii="游ゴシック" w:eastAsia="游ゴシック" w:hAnsi="游ゴシック" w:hint="eastAsia"/>
-                <w:sz w:val="20"/>
-              </w:rPr>
-              <w:t>9</w:t>
+                <w:rFonts w:ascii="游ゴシック" w:eastAsia="游ゴシック" w:hAnsi="游ゴシック"/>
+                <w:sz w:val="20"/>
+              </w:rPr>
+              <w:t>4-8</w:t>
             </w:r>
           </w:p>
         </w:tc>
         <w:tc>
           <w:tcPr>
             <w:tcW w:w="5355" w:type="dxa"/>
-            <w:vAlign w:val="center"/>
-          </w:tcPr>
-          <w:p>
-            <w:pPr>
-              <w:snapToGrid w:val="0"/>
-              <w:rPr>
-                <w:rFonts w:ascii="游ゴシック" w:eastAsia="游ゴシック" w:hAnsi="游ゴシック"/>
-                <w:sz w:val="20"/>
-              </w:rPr>
-            </w:pPr>
-            <w:r>
-              <w:rPr>
-                <w:rFonts w:ascii="游ゴシック" w:eastAsia="游ゴシック" w:hAnsi="游ゴシック" w:hint="eastAsia"/>
-                <w:sz w:val="20"/>
-              </w:rPr>
-              <w:t>料金名のテキストボックスに制限まで文字を入力する。</w:t>
-            </w:r>
+            <w:vMerge/>
+            <w:vAlign w:val="center"/>
+          </w:tcPr>
+          <w:p>
+            <w:pPr>
+              <w:snapToGrid w:val="0"/>
+              <w:rPr>
+                <w:rFonts w:ascii="游ゴシック" w:eastAsia="游ゴシック" w:hAnsi="游ゴシック"/>
+                <w:sz w:val="20"/>
+              </w:rPr>
+            </w:pPr>
           </w:p>
         </w:tc>
         <w:tc>
@@ -2678,21 +3175,7 @@
                 <w:rFonts w:ascii="游ゴシック" w:eastAsia="游ゴシック" w:hAnsi="游ゴシック" w:hint="eastAsia"/>
                 <w:sz w:val="20"/>
               </w:rPr>
-              <w:t>最大1</w:t>
-            </w:r>
-            <w:r>
-              <w:rPr>
-                <w:rFonts w:ascii="游ゴシック" w:eastAsia="游ゴシック" w:hAnsi="游ゴシック"/>
-                <w:sz w:val="20"/>
-              </w:rPr>
-              <w:t>27</w:t>
-            </w:r>
-            <w:r>
-              <w:rPr>
-                <w:rFonts w:ascii="游ゴシック" w:eastAsia="游ゴシック" w:hAnsi="游ゴシック" w:hint="eastAsia"/>
-                <w:sz w:val="20"/>
-              </w:rPr>
-              <w:t>文字入力できること。</w:t>
+              <w:t>適用終了日のテキストが表示されていること。</w:t>
             </w:r>
           </w:p>
         </w:tc>
@@ -2710,6 +3193,20 @@
                 <w:sz w:val="20"/>
               </w:rPr>
             </w:pPr>
+            <w:r>
+              <w:rPr>
+                <w:rFonts w:ascii="游ゴシック" w:eastAsia="游ゴシック" w:hAnsi="游ゴシック" w:hint="eastAsia"/>
+                <w:sz w:val="20"/>
+              </w:rPr>
+              <w:t>8</w:t>
+            </w:r>
+            <w:r>
+              <w:rPr>
+                <w:rFonts w:ascii="游ゴシック" w:eastAsia="游ゴシック" w:hAnsi="游ゴシック"/>
+                <w:sz w:val="20"/>
+              </w:rPr>
+              <w:t>/19</w:t>
+            </w:r>
           </w:p>
         </w:tc>
         <w:tc>
@@ -2726,6 +3223,20 @@
                 <w:sz w:val="20"/>
               </w:rPr>
             </w:pPr>
+            <w:r>
+              <w:rPr>
+                <w:rFonts w:ascii="游ゴシック" w:eastAsia="游ゴシック" w:hAnsi="游ゴシック" w:hint="eastAsia"/>
+                <w:sz w:val="20"/>
+              </w:rPr>
+              <w:t>O</w:t>
+            </w:r>
+            <w:r>
+              <w:rPr>
+                <w:rFonts w:ascii="游ゴシック" w:eastAsia="游ゴシック" w:hAnsi="游ゴシック"/>
+                <w:sz w:val="20"/>
+              </w:rPr>
+              <w:t>K</w:t>
+            </w:r>
           </w:p>
         </w:tc>
         <w:tc>
@@ -2764,40 +3275,27 @@
             </w:pPr>
             <w:r>
               <w:rPr>
-                <w:rFonts w:ascii="游ゴシック" w:eastAsia="游ゴシック" w:hAnsi="游ゴシック" w:hint="eastAsia"/>
-                <w:sz w:val="20"/>
-              </w:rPr>
-              <w:t>1</w:t>
-            </w:r>
-            <w:r>
-              <w:rPr>
-                <w:rFonts w:ascii="游ゴシック" w:eastAsia="游ゴシック" w:hAnsi="游ゴシック"/>
-                <w:sz w:val="20"/>
-              </w:rPr>
-              <w:t>0</w:t>
+                <w:rFonts w:ascii="游ゴシック" w:eastAsia="游ゴシック" w:hAnsi="游ゴシック"/>
+                <w:sz w:val="20"/>
+              </w:rPr>
+              <w:t>4-9</w:t>
             </w:r>
           </w:p>
         </w:tc>
         <w:tc>
           <w:tcPr>
             <w:tcW w:w="5355" w:type="dxa"/>
-            <w:vAlign w:val="center"/>
-          </w:tcPr>
-          <w:p>
-            <w:pPr>
-              <w:snapToGrid w:val="0"/>
-              <w:rPr>
-                <w:rFonts w:ascii="游ゴシック" w:eastAsia="游ゴシック" w:hAnsi="游ゴシック"/>
-                <w:sz w:val="20"/>
-              </w:rPr>
-            </w:pPr>
-            <w:r>
-              <w:rPr>
-                <w:rFonts w:ascii="游ゴシック" w:eastAsia="游ゴシック" w:hAnsi="游ゴシック" w:hint="eastAsia"/>
-                <w:sz w:val="20"/>
-              </w:rPr>
-              <w:t>料金のテキストボックスに、マイナスの値を入力し、保存ボタンを押下する。</w:t>
-            </w:r>
+            <w:vMerge/>
+            <w:vAlign w:val="center"/>
+          </w:tcPr>
+          <w:p>
+            <w:pPr>
+              <w:snapToGrid w:val="0"/>
+              <w:rPr>
+                <w:rFonts w:ascii="游ゴシック" w:eastAsia="游ゴシック" w:hAnsi="游ゴシック"/>
+                <w:sz w:val="20"/>
+              </w:rPr>
+            </w:pPr>
           </w:p>
         </w:tc>
         <w:tc>
@@ -2818,7 +3316,7 @@
                 <w:rFonts w:ascii="游ゴシック" w:eastAsia="游ゴシック" w:hAnsi="游ゴシック" w:hint="eastAsia"/>
                 <w:sz w:val="20"/>
               </w:rPr>
-              <w:t>「正の整数を入力してください。」とバリデーションメッセージが出ること。</w:t>
+              <w:t>適用終了日のテキストボックスが表示されていること。</w:t>
             </w:r>
           </w:p>
         </w:tc>
@@ -2836,6 +3334,20 @@
                 <w:sz w:val="20"/>
               </w:rPr>
             </w:pPr>
+            <w:r>
+              <w:rPr>
+                <w:rFonts w:ascii="游ゴシック" w:eastAsia="游ゴシック" w:hAnsi="游ゴシック" w:hint="eastAsia"/>
+                <w:sz w:val="20"/>
+              </w:rPr>
+              <w:t>8</w:t>
+            </w:r>
+            <w:r>
+              <w:rPr>
+                <w:rFonts w:ascii="游ゴシック" w:eastAsia="游ゴシック" w:hAnsi="游ゴシック"/>
+                <w:sz w:val="20"/>
+              </w:rPr>
+              <w:t>/19</w:t>
+            </w:r>
           </w:p>
         </w:tc>
         <w:tc>
@@ -2852,6 +3364,20 @@
                 <w:sz w:val="20"/>
               </w:rPr>
             </w:pPr>
+            <w:r>
+              <w:rPr>
+                <w:rFonts w:ascii="游ゴシック" w:eastAsia="游ゴシック" w:hAnsi="游ゴシック" w:hint="eastAsia"/>
+                <w:sz w:val="20"/>
+              </w:rPr>
+              <w:t>O</w:t>
+            </w:r>
+            <w:r>
+              <w:rPr>
+                <w:rFonts w:ascii="游ゴシック" w:eastAsia="游ゴシック" w:hAnsi="游ゴシック"/>
+                <w:sz w:val="20"/>
+              </w:rPr>
+              <w:t>K</w:t>
+            </w:r>
           </w:p>
         </w:tc>
         <w:tc>
@@ -2890,41 +3416,26 @@
             </w:pPr>
             <w:r>
               <w:rPr>
-                <w:rFonts w:ascii="游ゴシック" w:eastAsia="游ゴシック" w:hAnsi="游ゴシック" w:hint="eastAsia"/>
-                <w:sz w:val="20"/>
-              </w:rPr>
-              <w:t>1</w:t>
-            </w:r>
-            <w:r>
-              <w:rPr>
-                <w:rFonts w:ascii="游ゴシック" w:eastAsia="游ゴシック" w:hAnsi="游ゴシック"/>
-                <w:sz w:val="20"/>
-              </w:rPr>
-              <w:t>1-1</w:t>
+                <w:rFonts w:ascii="游ゴシック" w:eastAsia="游ゴシック" w:hAnsi="游ゴシック"/>
+                <w:sz w:val="20"/>
+              </w:rPr>
+              <w:t>4-10</w:t>
             </w:r>
           </w:p>
         </w:tc>
         <w:tc>
           <w:tcPr>
             <w:tcW w:w="5355" w:type="dxa"/>
-            <w:vMerge w:val="restart"/>
-            <w:vAlign w:val="center"/>
-          </w:tcPr>
-          <w:p>
-            <w:pPr>
-              <w:snapToGrid w:val="0"/>
-              <w:rPr>
-                <w:rFonts w:ascii="游ゴシック" w:eastAsia="游ゴシック" w:hAnsi="游ゴシック"/>
-                <w:sz w:val="20"/>
-              </w:rPr>
-            </w:pPr>
-            <w:r>
-              <w:rPr>
-                <w:rFonts w:ascii="游ゴシック" w:eastAsia="游ゴシック" w:hAnsi="游ゴシック" w:hint="eastAsia"/>
-                <w:sz w:val="20"/>
-              </w:rPr>
-              <w:t>テキストボックスの項目すべてを入力し、保存ボタンを押下する。</w:t>
-            </w:r>
+            <w:vMerge/>
+            <w:vAlign w:val="center"/>
+          </w:tcPr>
+          <w:p>
+            <w:pPr>
+              <w:rPr>
+                <w:rFonts w:ascii="游ゴシック" w:eastAsia="游ゴシック" w:hAnsi="游ゴシック"/>
+                <w:sz w:val="20"/>
+              </w:rPr>
+            </w:pPr>
           </w:p>
         </w:tc>
         <w:tc>
@@ -2945,7 +3456,7 @@
                 <w:rFonts w:ascii="游ゴシック" w:eastAsia="游ゴシック" w:hAnsi="游ゴシック" w:hint="eastAsia"/>
                 <w:sz w:val="20"/>
               </w:rPr>
-              <w:t>料金編集画面に遷移し、「保存しました。」とメッセージが表示されていること。</w:t>
+              <w:t>保存ボタンが表示されていること。</w:t>
             </w:r>
           </w:p>
         </w:tc>
@@ -2963,6 +3474,20 @@
                 <w:sz w:val="20"/>
               </w:rPr>
             </w:pPr>
+            <w:r>
+              <w:rPr>
+                <w:rFonts w:ascii="游ゴシック" w:eastAsia="游ゴシック" w:hAnsi="游ゴシック" w:hint="eastAsia"/>
+                <w:sz w:val="20"/>
+              </w:rPr>
+              <w:t>8</w:t>
+            </w:r>
+            <w:r>
+              <w:rPr>
+                <w:rFonts w:ascii="游ゴシック" w:eastAsia="游ゴシック" w:hAnsi="游ゴシック"/>
+                <w:sz w:val="20"/>
+              </w:rPr>
+              <w:t>/19</w:t>
+            </w:r>
           </w:p>
         </w:tc>
         <w:tc>
@@ -2979,6 +3504,20 @@
                 <w:sz w:val="20"/>
               </w:rPr>
             </w:pPr>
+            <w:r>
+              <w:rPr>
+                <w:rFonts w:ascii="游ゴシック" w:eastAsia="游ゴシック" w:hAnsi="游ゴシック" w:hint="eastAsia"/>
+                <w:sz w:val="20"/>
+              </w:rPr>
+              <w:t>O</w:t>
+            </w:r>
+            <w:r>
+              <w:rPr>
+                <w:rFonts w:ascii="游ゴシック" w:eastAsia="游ゴシック" w:hAnsi="游ゴシック"/>
+                <w:sz w:val="20"/>
+              </w:rPr>
+              <w:t>K</w:t>
+            </w:r>
           </w:p>
         </w:tc>
         <w:tc>
@@ -3017,28 +3556,11 @@
             </w:pPr>
             <w:r>
               <w:rPr>
-                <w:rFonts w:ascii="游ゴシック" w:eastAsia="游ゴシック" w:hAnsi="游ゴシック" w:hint="eastAsia"/>
-                <w:sz w:val="20"/>
-              </w:rPr>
-              <w:t>1</w:t>
-            </w:r>
-            <w:r>
-              <w:rPr>
-                <w:rFonts w:ascii="游ゴシック" w:eastAsia="游ゴシック" w:hAnsi="游ゴシック"/>
-                <w:sz w:val="20"/>
-              </w:rPr>
-              <w:t>1-2</w:t>
-            </w:r>
-          </w:p>
-          <w:p>
-            <w:pPr>
-              <w:snapToGrid w:val="0"/>
-              <w:jc w:val="center"/>
-              <w:rPr>
-                <w:rFonts w:ascii="游ゴシック" w:eastAsia="游ゴシック" w:hAnsi="游ゴシック"/>
-                <w:sz w:val="20"/>
-              </w:rPr>
-            </w:pPr>
+                <w:rFonts w:ascii="游ゴシック" w:eastAsia="游ゴシック" w:hAnsi="游ゴシック"/>
+                <w:sz w:val="20"/>
+              </w:rPr>
+              <w:t>4-11</w:t>
+            </w:r>
           </w:p>
         </w:tc>
         <w:tc>
@@ -3075,342 +3597,7 @@
                 <w:rFonts w:ascii="游ゴシック" w:eastAsia="游ゴシック" w:hAnsi="游ゴシック" w:hint="eastAsia"/>
                 <w:sz w:val="20"/>
               </w:rPr>
-              <w:t>T</w:t>
-            </w:r>
-            <w:r>
-              <w:rPr>
-                <w:rFonts w:ascii="游ゴシック" w:eastAsia="游ゴシック" w:hAnsi="游ゴシック"/>
-                <w:sz w:val="20"/>
-              </w:rPr>
-              <w:t>-CHARGE</w:t>
-            </w:r>
-            <w:r>
-              <w:rPr>
-                <w:rFonts w:ascii="游ゴシック" w:eastAsia="游ゴシック" w:hAnsi="游ゴシック" w:hint="eastAsia"/>
-                <w:sz w:val="20"/>
-              </w:rPr>
-              <w:t>テーブルに、フォームに入力した以下のレコードが追加されていること。</w:t>
-            </w:r>
-          </w:p>
-          <w:p>
-            <w:pPr>
-              <w:snapToGrid w:val="0"/>
-              <w:rPr>
-                <w:rFonts w:ascii="游ゴシック" w:eastAsia="游ゴシック" w:hAnsi="游ゴシック"/>
-                <w:sz w:val="20"/>
-              </w:rPr>
-            </w:pPr>
-            <w:r>
-              <w:rPr>
-                <w:rFonts w:ascii="游ゴシック" w:eastAsia="游ゴシック" w:hAnsi="游ゴシック" w:hint="eastAsia"/>
-                <w:sz w:val="20"/>
-              </w:rPr>
-              <w:t>料金I</w:t>
-            </w:r>
-            <w:r>
-              <w:rPr>
-                <w:rFonts w:ascii="游ゴシック" w:eastAsia="游ゴシック" w:hAnsi="游ゴシック"/>
-                <w:sz w:val="20"/>
-              </w:rPr>
-              <w:t>D(</w:t>
-            </w:r>
-            <w:proofErr w:type="spellStart"/>
-            <w:r>
-              <w:rPr>
-                <w:rFonts w:ascii="游ゴシック" w:eastAsia="游ゴシック" w:hAnsi="游ゴシック"/>
-                <w:sz w:val="20"/>
-              </w:rPr>
-              <w:t>charge_id</w:t>
-            </w:r>
-            <w:proofErr w:type="spellEnd"/>
-            <w:r>
-              <w:rPr>
-                <w:rFonts w:ascii="游ゴシック" w:eastAsia="游ゴシック" w:hAnsi="游ゴシック"/>
-                <w:sz w:val="20"/>
-              </w:rPr>
-              <w:t>)</w:t>
-            </w:r>
-            <w:r>
-              <w:rPr>
-                <w:rFonts w:ascii="游ゴシック" w:eastAsia="游ゴシック" w:hAnsi="游ゴシック" w:hint="eastAsia"/>
-                <w:sz w:val="20"/>
-              </w:rPr>
-              <w:t>：※整数自動生成</w:t>
-            </w:r>
-          </w:p>
-          <w:p>
-            <w:pPr>
-              <w:snapToGrid w:val="0"/>
-              <w:rPr>
-                <w:rFonts w:ascii="游ゴシック" w:eastAsia="游ゴシック" w:hAnsi="游ゴシック"/>
-                <w:sz w:val="20"/>
-              </w:rPr>
-            </w:pPr>
-            <w:r>
-              <w:rPr>
-                <w:rFonts w:ascii="游ゴシック" w:eastAsia="游ゴシック" w:hAnsi="游ゴシック" w:hint="eastAsia"/>
-                <w:sz w:val="20"/>
-              </w:rPr>
-              <w:t>料金名(</w:t>
-            </w:r>
-            <w:proofErr w:type="spellStart"/>
-            <w:r>
-              <w:rPr>
-                <w:rFonts w:ascii="游ゴシック" w:eastAsia="游ゴシック" w:hAnsi="游ゴシック"/>
-                <w:sz w:val="20"/>
-              </w:rPr>
-              <w:t>charge_name</w:t>
-            </w:r>
-            <w:proofErr w:type="spellEnd"/>
-            <w:r>
-              <w:rPr>
-                <w:rFonts w:ascii="游ゴシック" w:eastAsia="游ゴシック" w:hAnsi="游ゴシック"/>
-                <w:sz w:val="20"/>
-              </w:rPr>
-              <w:t>)</w:t>
-            </w:r>
-            <w:r>
-              <w:rPr>
-                <w:rFonts w:ascii="游ゴシック" w:eastAsia="游ゴシック" w:hAnsi="游ゴシック" w:hint="eastAsia"/>
-                <w:sz w:val="20"/>
-              </w:rPr>
-              <w:t>：料金2</w:t>
-            </w:r>
-            <w:r>
-              <w:rPr>
-                <w:rFonts w:ascii="游ゴシック" w:eastAsia="游ゴシック" w:hAnsi="游ゴシック"/>
-                <w:sz w:val="20"/>
-              </w:rPr>
-              <w:t xml:space="preserve"> </w:t>
-            </w:r>
-          </w:p>
-          <w:p>
-            <w:pPr>
-              <w:snapToGrid w:val="0"/>
-              <w:rPr>
-                <w:rFonts w:ascii="游ゴシック" w:eastAsia="游ゴシック" w:hAnsi="游ゴシック"/>
-                <w:sz w:val="20"/>
-              </w:rPr>
-            </w:pPr>
-            <w:r>
-              <w:rPr>
-                <w:rFonts w:ascii="游ゴシック" w:eastAsia="游ゴシック" w:hAnsi="游ゴシック" w:hint="eastAsia"/>
-                <w:sz w:val="20"/>
-              </w:rPr>
-              <w:t>料金(</w:t>
-            </w:r>
-            <w:r>
-              <w:rPr>
-                <w:rFonts w:ascii="游ゴシック" w:eastAsia="游ゴシック" w:hAnsi="游ゴシック"/>
-                <w:sz w:val="20"/>
-              </w:rPr>
-              <w:t>amount)</w:t>
-            </w:r>
-            <w:r>
-              <w:rPr>
-                <w:rFonts w:ascii="游ゴシック" w:eastAsia="游ゴシック" w:hAnsi="游ゴシック" w:hint="eastAsia"/>
-                <w:sz w:val="20"/>
-              </w:rPr>
-              <w:t>：2</w:t>
-            </w:r>
-            <w:r>
-              <w:rPr>
-                <w:rFonts w:ascii="游ゴシック" w:eastAsia="游ゴシック" w:hAnsi="游ゴシック"/>
-                <w:sz w:val="20"/>
-              </w:rPr>
-              <w:t>000</w:t>
-            </w:r>
-          </w:p>
-          <w:p>
-            <w:pPr>
-              <w:snapToGrid w:val="0"/>
-              <w:rPr>
-                <w:rFonts w:ascii="游ゴシック" w:eastAsia="游ゴシック" w:hAnsi="游ゴシック"/>
-                <w:sz w:val="20"/>
-              </w:rPr>
-            </w:pPr>
-            <w:r>
-              <w:rPr>
-                <w:rFonts w:ascii="游ゴシック" w:eastAsia="游ゴシック" w:hAnsi="游ゴシック" w:hint="eastAsia"/>
-                <w:sz w:val="20"/>
-              </w:rPr>
-              <w:t>開始日(</w:t>
-            </w:r>
-            <w:proofErr w:type="spellStart"/>
-            <w:r>
-              <w:rPr>
-                <w:rFonts w:ascii="游ゴシック" w:eastAsia="游ゴシック" w:hAnsi="游ゴシック"/>
-                <w:sz w:val="20"/>
-              </w:rPr>
-              <w:t>start_date</w:t>
-            </w:r>
-            <w:proofErr w:type="spellEnd"/>
-            <w:r>
-              <w:rPr>
-                <w:rFonts w:ascii="游ゴシック" w:eastAsia="游ゴシック" w:hAnsi="游ゴシック"/>
-                <w:sz w:val="20"/>
-              </w:rPr>
-              <w:t>)</w:t>
-            </w:r>
-            <w:r>
-              <w:rPr>
-                <w:rFonts w:ascii="游ゴシック" w:eastAsia="游ゴシック" w:hAnsi="游ゴシック" w:hint="eastAsia"/>
-                <w:sz w:val="20"/>
-              </w:rPr>
-              <w:t>：2</w:t>
-            </w:r>
-            <w:r>
-              <w:rPr>
-                <w:rFonts w:ascii="游ゴシック" w:eastAsia="游ゴシック" w:hAnsi="游ゴシック"/>
-                <w:sz w:val="20"/>
-              </w:rPr>
-              <w:t>025-0</w:t>
-            </w:r>
-            <w:r>
-              <w:rPr>
-                <w:rFonts w:ascii="游ゴシック" w:eastAsia="游ゴシック" w:hAnsi="游ゴシック" w:hint="eastAsia"/>
-                <w:sz w:val="20"/>
-              </w:rPr>
-              <w:t>2</w:t>
-            </w:r>
-            <w:r>
-              <w:rPr>
-                <w:rFonts w:ascii="游ゴシック" w:eastAsia="游ゴシック" w:hAnsi="游ゴシック"/>
-                <w:sz w:val="20"/>
-              </w:rPr>
-              <w:t>-01</w:t>
-            </w:r>
-          </w:p>
-          <w:p>
-            <w:pPr>
-              <w:snapToGrid w:val="0"/>
-              <w:rPr>
-                <w:rFonts w:ascii="游ゴシック" w:eastAsia="游ゴシック" w:hAnsi="游ゴシック" w:hint="eastAsia"/>
-                <w:sz w:val="20"/>
-              </w:rPr>
-            </w:pPr>
-            <w:r>
-              <w:rPr>
-                <w:rFonts w:ascii="游ゴシック" w:eastAsia="游ゴシック" w:hAnsi="游ゴシック" w:hint="eastAsia"/>
-                <w:sz w:val="20"/>
-              </w:rPr>
-              <w:t>終了日(</w:t>
-            </w:r>
-            <w:proofErr w:type="spellStart"/>
-            <w:r>
-              <w:rPr>
-                <w:rFonts w:ascii="游ゴシック" w:eastAsia="游ゴシック" w:hAnsi="游ゴシック"/>
-                <w:sz w:val="20"/>
-              </w:rPr>
-              <w:t>end_date</w:t>
-            </w:r>
-            <w:proofErr w:type="spellEnd"/>
-            <w:r>
-              <w:rPr>
-                <w:rFonts w:ascii="游ゴシック" w:eastAsia="游ゴシック" w:hAnsi="游ゴシック"/>
-                <w:sz w:val="20"/>
-              </w:rPr>
-              <w:t>)</w:t>
-            </w:r>
-            <w:r>
-              <w:rPr>
-                <w:rFonts w:ascii="游ゴシック" w:eastAsia="游ゴシック" w:hAnsi="游ゴシック" w:hint="eastAsia"/>
-                <w:sz w:val="20"/>
-              </w:rPr>
-              <w:t>：</w:t>
-            </w:r>
-            <w:r>
-              <w:rPr>
-                <w:rFonts w:ascii="游ゴシック" w:eastAsia="游ゴシック" w:hAnsi="游ゴシック" w:hint="eastAsia"/>
-                <w:sz w:val="20"/>
-              </w:rPr>
-              <w:t>2</w:t>
-            </w:r>
-            <w:r>
-              <w:rPr>
-                <w:rFonts w:ascii="游ゴシック" w:eastAsia="游ゴシック" w:hAnsi="游ゴシック"/>
-                <w:sz w:val="20"/>
-              </w:rPr>
-              <w:t>025-03-01</w:t>
-            </w:r>
-          </w:p>
-          <w:p>
-            <w:pPr>
-              <w:snapToGrid w:val="0"/>
-              <w:rPr>
-                <w:rFonts w:ascii="游ゴシック" w:eastAsia="游ゴシック" w:hAnsi="游ゴシック"/>
-                <w:sz w:val="20"/>
-              </w:rPr>
-            </w:pPr>
-            <w:r>
-              <w:rPr>
-                <w:rFonts w:ascii="游ゴシック" w:eastAsia="游ゴシック" w:hAnsi="游ゴシック" w:hint="eastAsia"/>
-                <w:sz w:val="20"/>
-              </w:rPr>
-              <w:lastRenderedPageBreak/>
-              <w:t>登録日(</w:t>
-            </w:r>
-            <w:proofErr w:type="spellStart"/>
-            <w:r>
-              <w:rPr>
-                <w:rFonts w:ascii="游ゴシック" w:eastAsia="游ゴシック" w:hAnsi="游ゴシック"/>
-                <w:sz w:val="20"/>
-              </w:rPr>
-              <w:t>created_at</w:t>
-            </w:r>
-            <w:proofErr w:type="spellEnd"/>
-            <w:r>
-              <w:rPr>
-                <w:rFonts w:ascii="游ゴシック" w:eastAsia="游ゴシック" w:hAnsi="游ゴシック"/>
-                <w:sz w:val="20"/>
-              </w:rPr>
-              <w:t>)</w:t>
-            </w:r>
-            <w:r>
-              <w:rPr>
-                <w:rFonts w:ascii="游ゴシック" w:eastAsia="游ゴシック" w:hAnsi="游ゴシック" w:hint="eastAsia"/>
-                <w:sz w:val="20"/>
-              </w:rPr>
-              <w:t>：※登録した日時</w:t>
-            </w:r>
-          </w:p>
-          <w:p>
-            <w:pPr>
-              <w:snapToGrid w:val="0"/>
-              <w:rPr>
-                <w:rFonts w:ascii="游ゴシック" w:eastAsia="游ゴシック" w:hAnsi="游ゴシック"/>
-                <w:sz w:val="20"/>
-              </w:rPr>
-            </w:pPr>
-            <w:r>
-              <w:rPr>
-                <w:rFonts w:ascii="游ゴシック" w:eastAsia="游ゴシック" w:hAnsi="游ゴシック" w:hint="eastAsia"/>
-                <w:sz w:val="20"/>
-              </w:rPr>
-              <w:t>更新日(</w:t>
-            </w:r>
-            <w:proofErr w:type="spellStart"/>
-            <w:r>
-              <w:rPr>
-                <w:rFonts w:ascii="游ゴシック" w:eastAsia="游ゴシック" w:hAnsi="游ゴシック"/>
-                <w:sz w:val="20"/>
-              </w:rPr>
-              <w:t>updated_at</w:t>
-            </w:r>
-            <w:proofErr w:type="spellEnd"/>
-            <w:r>
-              <w:rPr>
-                <w:rFonts w:ascii="游ゴシック" w:eastAsia="游ゴシック" w:hAnsi="游ゴシック"/>
-                <w:sz w:val="20"/>
-              </w:rPr>
-              <w:t>)</w:t>
-            </w:r>
-            <w:r>
-              <w:rPr>
-                <w:rFonts w:ascii="游ゴシック" w:eastAsia="游ゴシック" w:hAnsi="游ゴシック" w:hint="eastAsia"/>
-                <w:sz w:val="20"/>
-              </w:rPr>
-              <w:t>：登録した時間</w:t>
+              <w:t>キャンセルボタンが表示されていること。</w:t>
             </w:r>
           </w:p>
         </w:tc>
@@ -3428,6 +3615,20 @@
                 <w:sz w:val="20"/>
               </w:rPr>
             </w:pPr>
+            <w:r>
+              <w:rPr>
+                <w:rFonts w:ascii="游ゴシック" w:eastAsia="游ゴシック" w:hAnsi="游ゴシック" w:hint="eastAsia"/>
+                <w:sz w:val="20"/>
+              </w:rPr>
+              <w:t>8</w:t>
+            </w:r>
+            <w:r>
+              <w:rPr>
+                <w:rFonts w:ascii="游ゴシック" w:eastAsia="游ゴシック" w:hAnsi="游ゴシック"/>
+                <w:sz w:val="20"/>
+              </w:rPr>
+              <w:t>/19</w:t>
+            </w:r>
           </w:p>
         </w:tc>
         <w:tc>
@@ -3444,6 +3645,20 @@
                 <w:sz w:val="20"/>
               </w:rPr>
             </w:pPr>
+            <w:r>
+              <w:rPr>
+                <w:rFonts w:ascii="游ゴシック" w:eastAsia="游ゴシック" w:hAnsi="游ゴシック" w:hint="eastAsia"/>
+                <w:sz w:val="20"/>
+              </w:rPr>
+              <w:t>O</w:t>
+            </w:r>
+            <w:r>
+              <w:rPr>
+                <w:rFonts w:ascii="游ゴシック" w:eastAsia="游ゴシック" w:hAnsi="游ゴシック"/>
+                <w:sz w:val="20"/>
+              </w:rPr>
+              <w:t>K</w:t>
+            </w:r>
           </w:p>
         </w:tc>
         <w:tc>
@@ -3485,66 +3700,31 @@
                 <w:rFonts w:ascii="游ゴシック" w:eastAsia="游ゴシック" w:hAnsi="游ゴシック" w:hint="eastAsia"/>
                 <w:sz w:val="20"/>
               </w:rPr>
-              <w:t>1</w:t>
-            </w:r>
-            <w:r>
-              <w:rPr>
-                <w:rFonts w:ascii="游ゴシック" w:eastAsia="游ゴシック" w:hAnsi="游ゴシック"/>
-                <w:sz w:val="20"/>
-              </w:rPr>
-              <w:t>2-1</w:t>
+              <w:t>4</w:t>
+            </w:r>
+            <w:r>
+              <w:rPr>
+                <w:rFonts w:ascii="游ゴシック" w:eastAsia="游ゴシック" w:hAnsi="游ゴシック"/>
+                <w:sz w:val="20"/>
+              </w:rPr>
+              <w:t>-12</w:t>
             </w:r>
           </w:p>
         </w:tc>
         <w:tc>
           <w:tcPr>
             <w:tcW w:w="5355" w:type="dxa"/>
-            <w:vMerge w:val="restart"/>
-            <w:vAlign w:val="center"/>
-          </w:tcPr>
-          <w:p>
-            <w:pPr>
-              <w:snapToGrid w:val="0"/>
-              <w:rPr>
-                <w:rFonts w:ascii="游ゴシック" w:eastAsia="游ゴシック" w:hAnsi="游ゴシック"/>
-                <w:sz w:val="20"/>
-              </w:rPr>
-            </w:pPr>
-            <w:r>
-              <w:rPr>
-                <w:rFonts w:ascii="游ゴシック" w:eastAsia="游ゴシック" w:hAnsi="游ゴシック" w:hint="eastAsia"/>
-                <w:sz w:val="20"/>
-              </w:rPr>
-              <w:t>テストケース</w:t>
-            </w:r>
-            <w:r>
-              <w:rPr>
-                <w:rFonts w:ascii="游ゴシック" w:eastAsia="游ゴシック" w:hAnsi="游ゴシック"/>
-                <w:sz w:val="20"/>
-              </w:rPr>
-              <w:t>No.</w:t>
-            </w:r>
-            <w:r>
-              <w:rPr>
-                <w:rFonts w:ascii="游ゴシック" w:eastAsia="游ゴシック" w:hAnsi="游ゴシック" w:hint="eastAsia"/>
-                <w:sz w:val="20"/>
-              </w:rPr>
-              <w:t>1</w:t>
-            </w:r>
-            <w:r>
-              <w:rPr>
-                <w:rFonts w:ascii="游ゴシック" w:eastAsia="游ゴシック" w:hAnsi="游ゴシック"/>
-                <w:sz w:val="20"/>
-              </w:rPr>
-              <w:t>1</w:t>
-            </w:r>
-            <w:r>
-              <w:rPr>
-                <w:rFonts w:ascii="游ゴシック" w:eastAsia="游ゴシック" w:hAnsi="游ゴシック" w:hint="eastAsia"/>
-                <w:sz w:val="20"/>
-              </w:rPr>
-              <w:t>とは異なる料金情報を、料金新規追加画面のテキストボックスに入力し、料金新規追加画面のキャンセルボタンを押下する。</w:t>
-            </w:r>
+            <w:vMerge/>
+            <w:vAlign w:val="center"/>
+          </w:tcPr>
+          <w:p>
+            <w:pPr>
+              <w:snapToGrid w:val="0"/>
+              <w:rPr>
+                <w:rFonts w:ascii="游ゴシック" w:eastAsia="游ゴシック" w:hAnsi="游ゴシック"/>
+                <w:sz w:val="20"/>
+              </w:rPr>
+            </w:pPr>
           </w:p>
         </w:tc>
         <w:tc>
@@ -3565,7 +3745,7 @@
                 <w:rFonts w:ascii="游ゴシック" w:eastAsia="游ゴシック" w:hAnsi="游ゴシック" w:hint="eastAsia"/>
                 <w:sz w:val="20"/>
               </w:rPr>
-              <w:t>料金検索画面に遷移すること。</w:t>
+              <w:t>削除ボタンが表示されていること。</w:t>
             </w:r>
           </w:p>
         </w:tc>
@@ -3583,6 +3763,20 @@
                 <w:sz w:val="20"/>
               </w:rPr>
             </w:pPr>
+            <w:r>
+              <w:rPr>
+                <w:rFonts w:ascii="游ゴシック" w:eastAsia="游ゴシック" w:hAnsi="游ゴシック" w:hint="eastAsia"/>
+                <w:sz w:val="20"/>
+              </w:rPr>
+              <w:t>8</w:t>
+            </w:r>
+            <w:r>
+              <w:rPr>
+                <w:rFonts w:ascii="游ゴシック" w:eastAsia="游ゴシック" w:hAnsi="游ゴシック"/>
+                <w:sz w:val="20"/>
+              </w:rPr>
+              <w:t>/19</w:t>
+            </w:r>
           </w:p>
         </w:tc>
         <w:tc>
@@ -3599,6 +3793,20 @@
                 <w:sz w:val="20"/>
               </w:rPr>
             </w:pPr>
+            <w:r>
+              <w:rPr>
+                <w:rFonts w:ascii="游ゴシック" w:eastAsia="游ゴシック" w:hAnsi="游ゴシック" w:hint="eastAsia"/>
+                <w:sz w:val="20"/>
+              </w:rPr>
+              <w:t>O</w:t>
+            </w:r>
+            <w:r>
+              <w:rPr>
+                <w:rFonts w:ascii="游ゴシック" w:eastAsia="游ゴシック" w:hAnsi="游ゴシック"/>
+                <w:sz w:val="20"/>
+              </w:rPr>
+              <w:t>K</w:t>
+            </w:r>
           </w:p>
         </w:tc>
         <w:tc>
@@ -3640,31 +3848,30 @@
                 <w:rFonts w:ascii="游ゴシック" w:eastAsia="游ゴシック" w:hAnsi="游ゴシック" w:hint="eastAsia"/>
                 <w:sz w:val="20"/>
               </w:rPr>
-              <w:t>1</w:t>
-            </w:r>
-            <w:r>
-              <w:rPr>
-                <w:rFonts w:ascii="游ゴシック" w:eastAsia="游ゴシック" w:hAnsi="游ゴシック"/>
-                <w:sz w:val="20"/>
-              </w:rPr>
-              <w:t>2-2</w:t>
+              <w:t>5</w:t>
             </w:r>
           </w:p>
         </w:tc>
         <w:tc>
           <w:tcPr>
             <w:tcW w:w="5355" w:type="dxa"/>
-            <w:vMerge/>
-            <w:vAlign w:val="center"/>
-          </w:tcPr>
-          <w:p>
-            <w:pPr>
-              <w:snapToGrid w:val="0"/>
-              <w:rPr>
-                <w:rFonts w:ascii="游ゴシック" w:eastAsia="游ゴシック" w:hAnsi="游ゴシック"/>
-                <w:sz w:val="20"/>
-              </w:rPr>
-            </w:pPr>
+            <w:vAlign w:val="center"/>
+          </w:tcPr>
+          <w:p>
+            <w:pPr>
+              <w:snapToGrid w:val="0"/>
+              <w:rPr>
+                <w:rFonts w:ascii="游ゴシック" w:eastAsia="游ゴシック" w:hAnsi="游ゴシック"/>
+                <w:sz w:val="20"/>
+              </w:rPr>
+            </w:pPr>
+            <w:r>
+              <w:rPr>
+                <w:rFonts w:ascii="游ゴシック" w:eastAsia="游ゴシック" w:hAnsi="游ゴシック"/>
+                <w:sz w:val="20"/>
+              </w:rPr>
+              <w:t>料金新規追加画面のキャンセルボタンを押下する。</w:t>
+            </w:r>
           </w:p>
         </w:tc>
         <w:tc>
@@ -3685,259 +3892,8 @@
                 <w:rFonts w:ascii="游ゴシック" w:eastAsia="游ゴシック" w:hAnsi="游ゴシック" w:hint="eastAsia"/>
                 <w:sz w:val="20"/>
               </w:rPr>
-              <w:t>T</w:t>
-            </w:r>
-            <w:r>
-              <w:rPr>
-                <w:rFonts w:ascii="游ゴシック" w:eastAsia="游ゴシック" w:hAnsi="游ゴシック"/>
-                <w:sz w:val="20"/>
-              </w:rPr>
-              <w:t>-CHARGE</w:t>
-            </w:r>
-            <w:r>
-              <w:rPr>
-                <w:rFonts w:ascii="游ゴシック" w:eastAsia="游ゴシック" w:hAnsi="游ゴシック" w:hint="eastAsia"/>
-                <w:sz w:val="20"/>
-              </w:rPr>
-              <w:t>テーブルに、フォームに入力した以下のレコードが追加されていないこと。</w:t>
-            </w:r>
-          </w:p>
-          <w:p>
-            <w:pPr>
-              <w:snapToGrid w:val="0"/>
-              <w:rPr>
-                <w:rFonts w:ascii="游ゴシック" w:eastAsia="游ゴシック" w:hAnsi="游ゴシック"/>
-                <w:sz w:val="20"/>
-              </w:rPr>
-            </w:pPr>
-            <w:r>
-              <w:rPr>
-                <w:rFonts w:ascii="游ゴシック" w:eastAsia="游ゴシック" w:hAnsi="游ゴシック" w:hint="eastAsia"/>
-                <w:sz w:val="20"/>
-              </w:rPr>
-              <w:t>料金I</w:t>
-            </w:r>
-            <w:r>
-              <w:rPr>
-                <w:rFonts w:ascii="游ゴシック" w:eastAsia="游ゴシック" w:hAnsi="游ゴシック"/>
-                <w:sz w:val="20"/>
-              </w:rPr>
-              <w:t>D(</w:t>
-            </w:r>
-            <w:proofErr w:type="spellStart"/>
-            <w:r>
-              <w:rPr>
-                <w:rFonts w:ascii="游ゴシック" w:eastAsia="游ゴシック" w:hAnsi="游ゴシック"/>
-                <w:sz w:val="20"/>
-              </w:rPr>
-              <w:t>charge_id</w:t>
-            </w:r>
-            <w:proofErr w:type="spellEnd"/>
-            <w:r>
-              <w:rPr>
-                <w:rFonts w:ascii="游ゴシック" w:eastAsia="游ゴシック" w:hAnsi="游ゴシック"/>
-                <w:sz w:val="20"/>
-              </w:rPr>
-              <w:t>)</w:t>
-            </w:r>
-            <w:r>
-              <w:rPr>
-                <w:rFonts w:ascii="游ゴシック" w:eastAsia="游ゴシック" w:hAnsi="游ゴシック" w:hint="eastAsia"/>
-                <w:sz w:val="20"/>
-              </w:rPr>
-              <w:t>：※整数自動生成</w:t>
-            </w:r>
-          </w:p>
-          <w:p>
-            <w:pPr>
-              <w:snapToGrid w:val="0"/>
-              <w:rPr>
-                <w:rFonts w:ascii="游ゴシック" w:eastAsia="游ゴシック" w:hAnsi="游ゴシック"/>
-                <w:sz w:val="20"/>
-              </w:rPr>
-            </w:pPr>
-            <w:r>
-              <w:rPr>
-                <w:rFonts w:ascii="游ゴシック" w:eastAsia="游ゴシック" w:hAnsi="游ゴシック" w:hint="eastAsia"/>
-                <w:sz w:val="20"/>
-              </w:rPr>
-              <w:t>料金名(</w:t>
-            </w:r>
-            <w:proofErr w:type="spellStart"/>
-            <w:r>
-              <w:rPr>
-                <w:rFonts w:ascii="游ゴシック" w:eastAsia="游ゴシック" w:hAnsi="游ゴシック"/>
-                <w:sz w:val="20"/>
-              </w:rPr>
-              <w:t>charge_name</w:t>
-            </w:r>
-            <w:proofErr w:type="spellEnd"/>
-            <w:r>
-              <w:rPr>
-                <w:rFonts w:ascii="游ゴシック" w:eastAsia="游ゴシック" w:hAnsi="游ゴシック"/>
-                <w:sz w:val="20"/>
-              </w:rPr>
-              <w:t>)</w:t>
-            </w:r>
-            <w:r>
-              <w:rPr>
-                <w:rFonts w:ascii="游ゴシック" w:eastAsia="游ゴシック" w:hAnsi="游ゴシック" w:hint="eastAsia"/>
-                <w:sz w:val="20"/>
-              </w:rPr>
-              <w:t>：</w:t>
-            </w:r>
-            <w:r>
-              <w:rPr>
-                <w:rFonts w:ascii="游ゴシック" w:eastAsia="游ゴシック" w:hAnsi="游ゴシック" w:hint="eastAsia"/>
-                <w:sz w:val="20"/>
-              </w:rPr>
-              <w:t>料金3</w:t>
-            </w:r>
-          </w:p>
-          <w:p>
-            <w:pPr>
-              <w:snapToGrid w:val="0"/>
-              <w:rPr>
-                <w:rFonts w:ascii="游ゴシック" w:eastAsia="游ゴシック" w:hAnsi="游ゴシック"/>
-                <w:sz w:val="20"/>
-              </w:rPr>
-            </w:pPr>
-            <w:r>
-              <w:rPr>
-                <w:rFonts w:ascii="游ゴシック" w:eastAsia="游ゴシック" w:hAnsi="游ゴシック" w:hint="eastAsia"/>
-                <w:sz w:val="20"/>
-              </w:rPr>
-              <w:t>料金(</w:t>
-            </w:r>
-            <w:r>
-              <w:rPr>
-                <w:rFonts w:ascii="游ゴシック" w:eastAsia="游ゴシック" w:hAnsi="游ゴシック"/>
-                <w:sz w:val="20"/>
-              </w:rPr>
-              <w:t>amount)</w:t>
-            </w:r>
-            <w:r>
-              <w:rPr>
-                <w:rFonts w:ascii="游ゴシック" w:eastAsia="游ゴシック" w:hAnsi="游ゴシック" w:hint="eastAsia"/>
-                <w:sz w:val="20"/>
-              </w:rPr>
-              <w:t>：3</w:t>
-            </w:r>
-            <w:r>
-              <w:rPr>
-                <w:rFonts w:ascii="游ゴシック" w:eastAsia="游ゴシック" w:hAnsi="游ゴシック"/>
-                <w:sz w:val="20"/>
-              </w:rPr>
-              <w:t>000</w:t>
-            </w:r>
-          </w:p>
-          <w:p>
-            <w:pPr>
-              <w:snapToGrid w:val="0"/>
-              <w:rPr>
-                <w:rFonts w:ascii="游ゴシック" w:eastAsia="游ゴシック" w:hAnsi="游ゴシック"/>
-                <w:sz w:val="20"/>
-              </w:rPr>
-            </w:pPr>
-            <w:r>
-              <w:rPr>
-                <w:rFonts w:ascii="游ゴシック" w:eastAsia="游ゴシック" w:hAnsi="游ゴシック" w:hint="eastAsia"/>
-                <w:sz w:val="20"/>
-              </w:rPr>
-              <w:t>開始日(</w:t>
-            </w:r>
-            <w:proofErr w:type="spellStart"/>
-            <w:r>
-              <w:rPr>
-                <w:rFonts w:ascii="游ゴシック" w:eastAsia="游ゴシック" w:hAnsi="游ゴシック"/>
-                <w:sz w:val="20"/>
-              </w:rPr>
-              <w:t>start_date</w:t>
-            </w:r>
-            <w:proofErr w:type="spellEnd"/>
-            <w:r>
-              <w:rPr>
-                <w:rFonts w:ascii="游ゴシック" w:eastAsia="游ゴシック" w:hAnsi="游ゴシック"/>
-                <w:sz w:val="20"/>
-              </w:rPr>
-              <w:t>)</w:t>
-            </w:r>
-            <w:r>
-              <w:rPr>
-                <w:rFonts w:ascii="游ゴシック" w:eastAsia="游ゴシック" w:hAnsi="游ゴシック" w:hint="eastAsia"/>
-                <w:sz w:val="20"/>
-              </w:rPr>
-              <w:t>：2</w:t>
-            </w:r>
-            <w:r>
-              <w:rPr>
-                <w:rFonts w:ascii="游ゴシック" w:eastAsia="游ゴシック" w:hAnsi="游ゴシック"/>
-                <w:sz w:val="20"/>
-              </w:rPr>
-              <w:t>025-03-01</w:t>
-            </w:r>
-          </w:p>
-          <w:p>
-            <w:pPr>
-              <w:snapToGrid w:val="0"/>
-              <w:rPr>
-                <w:rFonts w:ascii="游ゴシック" w:eastAsia="游ゴシック" w:hAnsi="游ゴシック" w:hint="eastAsia"/>
-                <w:sz w:val="20"/>
-              </w:rPr>
-            </w:pPr>
-            <w:r>
-              <w:rPr>
-                <w:rFonts w:ascii="游ゴシック" w:eastAsia="游ゴシック" w:hAnsi="游ゴシック" w:hint="eastAsia"/>
-                <w:sz w:val="20"/>
-              </w:rPr>
-              <w:t>終了日(</w:t>
-            </w:r>
-            <w:proofErr w:type="spellStart"/>
-            <w:r>
-              <w:rPr>
-                <w:rFonts w:ascii="游ゴシック" w:eastAsia="游ゴシック" w:hAnsi="游ゴシック"/>
-                <w:sz w:val="20"/>
-              </w:rPr>
-              <w:t>end_date</w:t>
-            </w:r>
-            <w:proofErr w:type="spellEnd"/>
-            <w:r>
-              <w:rPr>
-                <w:rFonts w:ascii="游ゴシック" w:eastAsia="游ゴシック" w:hAnsi="游ゴシック"/>
-                <w:sz w:val="20"/>
-              </w:rPr>
-              <w:t>)</w:t>
-            </w:r>
-            <w:r>
-              <w:rPr>
-                <w:rFonts w:ascii="游ゴシック" w:eastAsia="游ゴシック" w:hAnsi="游ゴシック" w:hint="eastAsia"/>
-                <w:sz w:val="20"/>
-              </w:rPr>
-              <w:t>：</w:t>
-            </w:r>
-            <w:r>
-              <w:rPr>
-                <w:rFonts w:ascii="游ゴシック" w:eastAsia="游ゴシック" w:hAnsi="游ゴシック" w:hint="eastAsia"/>
-                <w:sz w:val="20"/>
-              </w:rPr>
-              <w:t>2</w:t>
-            </w:r>
-            <w:r>
-              <w:rPr>
-                <w:rFonts w:ascii="游ゴシック" w:eastAsia="游ゴシック" w:hAnsi="游ゴシック"/>
-                <w:sz w:val="20"/>
-              </w:rPr>
-              <w:t>025-04-01</w:t>
-            </w:r>
-          </w:p>
-          <w:p>
-            <w:pPr>
-              <w:snapToGrid w:val="0"/>
-              <w:rPr>
-                <w:rFonts w:ascii="游ゴシック" w:eastAsia="游ゴシック" w:hAnsi="游ゴシック"/>
-                <w:sz w:val="20"/>
-              </w:rPr>
-            </w:pPr>
+              <w:t>料金検索画面に遷移すること。</w:t>
+            </w:r>
           </w:p>
         </w:tc>
         <w:tc>
@@ -3954,6 +3910,20 @@
                 <w:sz w:val="20"/>
               </w:rPr>
             </w:pPr>
+            <w:r>
+              <w:rPr>
+                <w:rFonts w:ascii="游ゴシック" w:eastAsia="游ゴシック" w:hAnsi="游ゴシック" w:hint="eastAsia"/>
+                <w:sz w:val="20"/>
+              </w:rPr>
+              <w:t>8</w:t>
+            </w:r>
+            <w:r>
+              <w:rPr>
+                <w:rFonts w:ascii="游ゴシック" w:eastAsia="游ゴシック" w:hAnsi="游ゴシック"/>
+                <w:sz w:val="20"/>
+              </w:rPr>
+              <w:t>/19</w:t>
+            </w:r>
           </w:p>
         </w:tc>
         <w:tc>
@@ -3970,6 +3940,20 @@
                 <w:sz w:val="20"/>
               </w:rPr>
             </w:pPr>
+            <w:r>
+              <w:rPr>
+                <w:rFonts w:ascii="游ゴシック" w:eastAsia="游ゴシック" w:hAnsi="游ゴシック" w:hint="eastAsia"/>
+                <w:sz w:val="20"/>
+              </w:rPr>
+              <w:t>O</w:t>
+            </w:r>
+            <w:r>
+              <w:rPr>
+                <w:rFonts w:ascii="游ゴシック" w:eastAsia="游ゴシック" w:hAnsi="游ゴシック"/>
+                <w:sz w:val="20"/>
+              </w:rPr>
+              <w:t>K</w:t>
+            </w:r>
           </w:p>
         </w:tc>
         <w:tc>
@@ -4008,17 +3992,10 @@
             </w:pPr>
             <w:r>
               <w:rPr>
-                <w:rFonts w:ascii="游ゴシック" w:eastAsia="游ゴシック" w:hAnsi="游ゴシック" w:hint="eastAsia"/>
-                <w:sz w:val="20"/>
-              </w:rPr>
-              <w:t>1</w:t>
-            </w:r>
-            <w:r>
-              <w:rPr>
-                <w:rFonts w:ascii="游ゴシック" w:eastAsia="游ゴシック" w:hAnsi="游ゴシック"/>
-                <w:sz w:val="20"/>
-              </w:rPr>
-              <w:t>3-1</w:t>
+                <w:rFonts w:ascii="游ゴシック" w:eastAsia="游ゴシック" w:hAnsi="游ゴシック"/>
+                <w:sz w:val="20"/>
+              </w:rPr>
+              <w:t>6-1</w:t>
             </w:r>
           </w:p>
         </w:tc>
@@ -4041,35 +4018,7 @@
                 <w:rFonts w:ascii="游ゴシック" w:eastAsia="游ゴシック" w:hAnsi="游ゴシック" w:hint="eastAsia"/>
                 <w:sz w:val="20"/>
               </w:rPr>
-              <w:t>テストケース</w:t>
-            </w:r>
-            <w:r>
-              <w:rPr>
-                <w:rFonts w:ascii="游ゴシック" w:eastAsia="游ゴシック" w:hAnsi="游ゴシック"/>
-                <w:sz w:val="20"/>
-              </w:rPr>
-              <w:t>No.</w:t>
-            </w:r>
-            <w:r>
-              <w:rPr>
-                <w:rFonts w:ascii="游ゴシック" w:eastAsia="游ゴシック" w:hAnsi="游ゴシック" w:hint="eastAsia"/>
-                <w:sz w:val="20"/>
-              </w:rPr>
-              <w:t>1</w:t>
-            </w:r>
-            <w:r>
-              <w:rPr>
-                <w:rFonts w:ascii="游ゴシック" w:eastAsia="游ゴシック" w:hAnsi="游ゴシック"/>
-                <w:sz w:val="20"/>
-              </w:rPr>
-              <w:t>1,12</w:t>
-            </w:r>
-            <w:r>
-              <w:rPr>
-                <w:rFonts w:ascii="游ゴシック" w:eastAsia="游ゴシック" w:hAnsi="游ゴシック" w:hint="eastAsia"/>
-                <w:sz w:val="20"/>
-              </w:rPr>
-              <w:t>とは異なる料金情報を、料金編集画面のテキストボックスに入力し、料金編集画面のキャンセルボタンを押下する。</w:t>
+              <w:t>料金新規追加画面のテキストボックスが空欄のまま保存ボタンを押下する。</w:t>
             </w:r>
           </w:p>
         </w:tc>
@@ -4091,7 +4040,7 @@
                 <w:rFonts w:ascii="游ゴシック" w:eastAsia="游ゴシック" w:hAnsi="游ゴシック" w:hint="eastAsia"/>
                 <w:sz w:val="20"/>
               </w:rPr>
-              <w:t>料金検索画面に遷移すること。</w:t>
+              <w:t>空欄のテキストボックスの下に、「この項目の入力は必須です」とバリデーションメッセージが出ること。</w:t>
             </w:r>
           </w:p>
         </w:tc>
@@ -4109,6 +4058,20 @@
                 <w:sz w:val="20"/>
               </w:rPr>
             </w:pPr>
+            <w:r>
+              <w:rPr>
+                <w:rFonts w:ascii="游ゴシック" w:eastAsia="游ゴシック" w:hAnsi="游ゴシック" w:hint="eastAsia"/>
+                <w:sz w:val="20"/>
+              </w:rPr>
+              <w:t>8</w:t>
+            </w:r>
+            <w:r>
+              <w:rPr>
+                <w:rFonts w:ascii="游ゴシック" w:eastAsia="游ゴシック" w:hAnsi="游ゴシック"/>
+                <w:sz w:val="20"/>
+              </w:rPr>
+              <w:t>/19</w:t>
+            </w:r>
           </w:p>
         </w:tc>
         <w:tc>
@@ -4125,6 +4088,20 @@
                 <w:sz w:val="20"/>
               </w:rPr>
             </w:pPr>
+            <w:r>
+              <w:rPr>
+                <w:rFonts w:ascii="游ゴシック" w:eastAsia="游ゴシック" w:hAnsi="游ゴシック" w:hint="eastAsia"/>
+                <w:sz w:val="20"/>
+              </w:rPr>
+              <w:t>O</w:t>
+            </w:r>
+            <w:r>
+              <w:rPr>
+                <w:rFonts w:ascii="游ゴシック" w:eastAsia="游ゴシック" w:hAnsi="游ゴシック"/>
+                <w:sz w:val="20"/>
+              </w:rPr>
+              <w:t>K</w:t>
+            </w:r>
           </w:p>
         </w:tc>
         <w:tc>
@@ -4163,17 +4140,10 @@
             </w:pPr>
             <w:r>
               <w:rPr>
-                <w:rFonts w:ascii="游ゴシック" w:eastAsia="游ゴシック" w:hAnsi="游ゴシック" w:hint="eastAsia"/>
-                <w:sz w:val="20"/>
-              </w:rPr>
-              <w:t>1</w:t>
-            </w:r>
-            <w:r>
-              <w:rPr>
-                <w:rFonts w:ascii="游ゴシック" w:eastAsia="游ゴシック" w:hAnsi="游ゴシック"/>
-                <w:sz w:val="20"/>
-              </w:rPr>
-              <w:t>3-2</w:t>
+                <w:rFonts w:ascii="游ゴシック" w:eastAsia="游ゴシック" w:hAnsi="游ゴシック"/>
+                <w:sz w:val="20"/>
+              </w:rPr>
+              <w:t>6-2</w:t>
             </w:r>
           </w:p>
         </w:tc>
@@ -4211,259 +4181,22 @@
                 <w:rFonts w:ascii="游ゴシック" w:eastAsia="游ゴシック" w:hAnsi="游ゴシック" w:hint="eastAsia"/>
                 <w:sz w:val="20"/>
               </w:rPr>
-              <w:t>T</w:t>
-            </w:r>
-            <w:r>
-              <w:rPr>
-                <w:rFonts w:ascii="游ゴシック" w:eastAsia="游ゴシック" w:hAnsi="游ゴシック"/>
-                <w:sz w:val="20"/>
-              </w:rPr>
-              <w:t>-CHARGE</w:t>
-            </w:r>
-            <w:r>
-              <w:rPr>
-                <w:rFonts w:ascii="游ゴシック" w:eastAsia="游ゴシック" w:hAnsi="游ゴシック" w:hint="eastAsia"/>
-                <w:sz w:val="20"/>
-              </w:rPr>
-              <w:t>テーブルに、フォームに入力した以下のレコードが追加されていないこと。</w:t>
-            </w:r>
-          </w:p>
-          <w:p>
-            <w:pPr>
-              <w:snapToGrid w:val="0"/>
-              <w:rPr>
-                <w:rFonts w:ascii="游ゴシック" w:eastAsia="游ゴシック" w:hAnsi="游ゴシック"/>
-                <w:sz w:val="20"/>
-              </w:rPr>
-            </w:pPr>
-            <w:r>
-              <w:rPr>
-                <w:rFonts w:ascii="游ゴシック" w:eastAsia="游ゴシック" w:hAnsi="游ゴシック" w:hint="eastAsia"/>
-                <w:sz w:val="20"/>
-              </w:rPr>
-              <w:t>料金I</w:t>
-            </w:r>
-            <w:r>
-              <w:rPr>
-                <w:rFonts w:ascii="游ゴシック" w:eastAsia="游ゴシック" w:hAnsi="游ゴシック"/>
-                <w:sz w:val="20"/>
-              </w:rPr>
-              <w:t>D(</w:t>
-            </w:r>
-            <w:proofErr w:type="spellStart"/>
-            <w:r>
-              <w:rPr>
-                <w:rFonts w:ascii="游ゴシック" w:eastAsia="游ゴシック" w:hAnsi="游ゴシック"/>
-                <w:sz w:val="20"/>
-              </w:rPr>
-              <w:t>charge_id</w:t>
-            </w:r>
-            <w:proofErr w:type="spellEnd"/>
-            <w:r>
-              <w:rPr>
-                <w:rFonts w:ascii="游ゴシック" w:eastAsia="游ゴシック" w:hAnsi="游ゴシック"/>
-                <w:sz w:val="20"/>
-              </w:rPr>
-              <w:t>)</w:t>
-            </w:r>
-            <w:r>
-              <w:rPr>
-                <w:rFonts w:ascii="游ゴシック" w:eastAsia="游ゴシック" w:hAnsi="游ゴシック" w:hint="eastAsia"/>
-                <w:sz w:val="20"/>
-              </w:rPr>
-              <w:t>：※整数自動生成</w:t>
-            </w:r>
-          </w:p>
-          <w:p>
-            <w:pPr>
-              <w:snapToGrid w:val="0"/>
-              <w:rPr>
-                <w:rFonts w:ascii="游ゴシック" w:eastAsia="游ゴシック" w:hAnsi="游ゴシック"/>
-                <w:sz w:val="20"/>
-              </w:rPr>
-            </w:pPr>
-            <w:r>
-              <w:rPr>
-                <w:rFonts w:ascii="游ゴシック" w:eastAsia="游ゴシック" w:hAnsi="游ゴシック" w:hint="eastAsia"/>
-                <w:sz w:val="20"/>
-              </w:rPr>
-              <w:t>料金名(</w:t>
-            </w:r>
-            <w:proofErr w:type="spellStart"/>
-            <w:r>
-              <w:rPr>
-                <w:rFonts w:ascii="游ゴシック" w:eastAsia="游ゴシック" w:hAnsi="游ゴシック"/>
-                <w:sz w:val="20"/>
-              </w:rPr>
-              <w:t>charge_name</w:t>
-            </w:r>
-            <w:proofErr w:type="spellEnd"/>
-            <w:r>
-              <w:rPr>
-                <w:rFonts w:ascii="游ゴシック" w:eastAsia="游ゴシック" w:hAnsi="游ゴシック"/>
-                <w:sz w:val="20"/>
-              </w:rPr>
-              <w:t>)</w:t>
-            </w:r>
-            <w:r>
-              <w:rPr>
-                <w:rFonts w:ascii="游ゴシック" w:eastAsia="游ゴシック" w:hAnsi="游ゴシック" w:hint="eastAsia"/>
-                <w:sz w:val="20"/>
-              </w:rPr>
-              <w:t>：</w:t>
-            </w:r>
-            <w:r>
-              <w:rPr>
-                <w:rFonts w:ascii="游ゴシック" w:eastAsia="游ゴシック" w:hAnsi="游ゴシック" w:hint="eastAsia"/>
-                <w:sz w:val="20"/>
-              </w:rPr>
-              <w:t>料金4</w:t>
-            </w:r>
-          </w:p>
-          <w:p>
-            <w:pPr>
-              <w:snapToGrid w:val="0"/>
-              <w:rPr>
-                <w:rFonts w:ascii="游ゴシック" w:eastAsia="游ゴシック" w:hAnsi="游ゴシック"/>
-                <w:sz w:val="20"/>
-              </w:rPr>
-            </w:pPr>
-            <w:r>
-              <w:rPr>
-                <w:rFonts w:ascii="游ゴシック" w:eastAsia="游ゴシック" w:hAnsi="游ゴシック" w:hint="eastAsia"/>
-                <w:sz w:val="20"/>
-              </w:rPr>
-              <w:t>料金(</w:t>
-            </w:r>
-            <w:r>
-              <w:rPr>
-                <w:rFonts w:ascii="游ゴシック" w:eastAsia="游ゴシック" w:hAnsi="游ゴシック"/>
-                <w:sz w:val="20"/>
-              </w:rPr>
-              <w:t>amount)</w:t>
-            </w:r>
-            <w:r>
-              <w:rPr>
-                <w:rFonts w:ascii="游ゴシック" w:eastAsia="游ゴシック" w:hAnsi="游ゴシック" w:hint="eastAsia"/>
-                <w:sz w:val="20"/>
-              </w:rPr>
-              <w:t>：4</w:t>
-            </w:r>
-            <w:r>
-              <w:rPr>
-                <w:rFonts w:ascii="游ゴシック" w:eastAsia="游ゴシック" w:hAnsi="游ゴシック"/>
-                <w:sz w:val="20"/>
-              </w:rPr>
-              <w:t>000</w:t>
-            </w:r>
-          </w:p>
-          <w:p>
-            <w:pPr>
-              <w:snapToGrid w:val="0"/>
-              <w:rPr>
-                <w:rFonts w:ascii="游ゴシック" w:eastAsia="游ゴシック" w:hAnsi="游ゴシック"/>
-                <w:sz w:val="20"/>
-              </w:rPr>
-            </w:pPr>
-            <w:r>
-              <w:rPr>
-                <w:rFonts w:ascii="游ゴシック" w:eastAsia="游ゴシック" w:hAnsi="游ゴシック" w:hint="eastAsia"/>
-                <w:sz w:val="20"/>
-              </w:rPr>
-              <w:t>開始日(</w:t>
-            </w:r>
-            <w:proofErr w:type="spellStart"/>
-            <w:r>
-              <w:rPr>
-                <w:rFonts w:ascii="游ゴシック" w:eastAsia="游ゴシック" w:hAnsi="游ゴシック"/>
-                <w:sz w:val="20"/>
-              </w:rPr>
-              <w:t>start_date</w:t>
-            </w:r>
-            <w:proofErr w:type="spellEnd"/>
-            <w:r>
-              <w:rPr>
-                <w:rFonts w:ascii="游ゴシック" w:eastAsia="游ゴシック" w:hAnsi="游ゴシック"/>
-                <w:sz w:val="20"/>
-              </w:rPr>
-              <w:t>)</w:t>
-            </w:r>
-            <w:r>
-              <w:rPr>
-                <w:rFonts w:ascii="游ゴシック" w:eastAsia="游ゴシック" w:hAnsi="游ゴシック" w:hint="eastAsia"/>
-                <w:sz w:val="20"/>
-              </w:rPr>
-              <w:t>：2</w:t>
-            </w:r>
-            <w:r>
-              <w:rPr>
-                <w:rFonts w:ascii="游ゴシック" w:eastAsia="游ゴシック" w:hAnsi="游ゴシック"/>
-                <w:sz w:val="20"/>
-              </w:rPr>
-              <w:t>025-04-01</w:t>
-            </w:r>
-          </w:p>
-          <w:p>
-            <w:pPr>
-              <w:snapToGrid w:val="0"/>
-              <w:rPr>
-                <w:rFonts w:ascii="游ゴシック" w:eastAsia="游ゴシック" w:hAnsi="游ゴシック" w:hint="eastAsia"/>
-                <w:sz w:val="20"/>
-              </w:rPr>
-            </w:pPr>
-            <w:r>
-              <w:rPr>
-                <w:rFonts w:ascii="游ゴシック" w:eastAsia="游ゴシック" w:hAnsi="游ゴシック" w:hint="eastAsia"/>
-                <w:sz w:val="20"/>
-              </w:rPr>
-              <w:t>終了日(</w:t>
-            </w:r>
-            <w:proofErr w:type="spellStart"/>
-            <w:r>
-              <w:rPr>
-                <w:rFonts w:ascii="游ゴシック" w:eastAsia="游ゴシック" w:hAnsi="游ゴシック"/>
-                <w:sz w:val="20"/>
-              </w:rPr>
-              <w:t>end_date</w:t>
-            </w:r>
-            <w:proofErr w:type="spellEnd"/>
-            <w:r>
-              <w:rPr>
-                <w:rFonts w:ascii="游ゴシック" w:eastAsia="游ゴシック" w:hAnsi="游ゴシック"/>
-                <w:sz w:val="20"/>
-              </w:rPr>
-              <w:t>)</w:t>
-            </w:r>
-            <w:r>
-              <w:rPr>
-                <w:rFonts w:ascii="游ゴシック" w:eastAsia="游ゴシック" w:hAnsi="游ゴシック" w:hint="eastAsia"/>
-                <w:sz w:val="20"/>
-              </w:rPr>
-              <w:t>：</w:t>
-            </w:r>
-            <w:r>
-              <w:rPr>
-                <w:rFonts w:ascii="游ゴシック" w:eastAsia="游ゴシック" w:hAnsi="游ゴシック" w:hint="eastAsia"/>
-                <w:sz w:val="20"/>
-              </w:rPr>
-              <w:t>2</w:t>
-            </w:r>
-            <w:r>
-              <w:rPr>
-                <w:rFonts w:ascii="游ゴシック" w:eastAsia="游ゴシック" w:hAnsi="游ゴシック"/>
-                <w:sz w:val="20"/>
-              </w:rPr>
-              <w:t>025-05-01</w:t>
-            </w:r>
-          </w:p>
-          <w:p>
-            <w:pPr>
-              <w:snapToGrid w:val="0"/>
-              <w:rPr>
-                <w:rFonts w:ascii="游ゴシック" w:eastAsia="游ゴシック" w:hAnsi="游ゴシック"/>
-                <w:sz w:val="20"/>
-              </w:rPr>
-            </w:pPr>
+              <w:t>料金名のテキストボックスの下に、「1文字から1</w:t>
+            </w:r>
+            <w:r>
+              <w:rPr>
+                <w:rFonts w:ascii="游ゴシック" w:eastAsia="游ゴシック" w:hAnsi="游ゴシック"/>
+                <w:sz w:val="20"/>
+              </w:rPr>
+              <w:t>27</w:t>
+            </w:r>
+            <w:r>
+              <w:rPr>
+                <w:rFonts w:ascii="游ゴシック" w:eastAsia="游ゴシック" w:hAnsi="游ゴシック" w:hint="eastAsia"/>
+                <w:sz w:val="20"/>
+              </w:rPr>
+              <w:t>文字で指定してください。」とバリデーションメッセージが出ること。</w:t>
+            </w:r>
           </w:p>
         </w:tc>
         <w:tc>
@@ -4480,6 +4213,20 @@
                 <w:sz w:val="20"/>
               </w:rPr>
             </w:pPr>
+            <w:r>
+              <w:rPr>
+                <w:rFonts w:ascii="游ゴシック" w:eastAsia="游ゴシック" w:hAnsi="游ゴシック" w:hint="eastAsia"/>
+                <w:sz w:val="20"/>
+              </w:rPr>
+              <w:t>8</w:t>
+            </w:r>
+            <w:r>
+              <w:rPr>
+                <w:rFonts w:ascii="游ゴシック" w:eastAsia="游ゴシック" w:hAnsi="游ゴシック"/>
+                <w:sz w:val="20"/>
+              </w:rPr>
+              <w:t>/19</w:t>
+            </w:r>
           </w:p>
         </w:tc>
         <w:tc>
@@ -4496,6 +4243,20 @@
                 <w:sz w:val="20"/>
               </w:rPr>
             </w:pPr>
+            <w:r>
+              <w:rPr>
+                <w:rFonts w:ascii="游ゴシック" w:eastAsia="游ゴシック" w:hAnsi="游ゴシック" w:hint="eastAsia"/>
+                <w:sz w:val="20"/>
+              </w:rPr>
+              <w:t>O</w:t>
+            </w:r>
+            <w:r>
+              <w:rPr>
+                <w:rFonts w:ascii="游ゴシック" w:eastAsia="游ゴシック" w:hAnsi="游ゴシック"/>
+                <w:sz w:val="20"/>
+              </w:rPr>
+              <w:t>K</w:t>
+            </w:r>
           </w:p>
         </w:tc>
         <w:tc>
@@ -4537,65 +4298,29 @@
                 <w:rFonts w:ascii="游ゴシック" w:eastAsia="游ゴシック" w:hAnsi="游ゴシック" w:hint="eastAsia"/>
                 <w:sz w:val="20"/>
               </w:rPr>
-              <w:t>1</w:t>
-            </w:r>
-            <w:r>
-              <w:rPr>
-                <w:rFonts w:ascii="游ゴシック" w:eastAsia="游ゴシック" w:hAnsi="游ゴシック"/>
-                <w:sz w:val="20"/>
-              </w:rPr>
-              <w:t>4-1</w:t>
+              <w:t>7</w:t>
             </w:r>
           </w:p>
         </w:tc>
         <w:tc>
           <w:tcPr>
             <w:tcW w:w="5355" w:type="dxa"/>
-            <w:vMerge w:val="restart"/>
-            <w:vAlign w:val="center"/>
-          </w:tcPr>
-          <w:p>
-            <w:pPr>
-              <w:snapToGrid w:val="0"/>
-              <w:rPr>
-                <w:rFonts w:ascii="游ゴシック" w:eastAsia="游ゴシック" w:hAnsi="游ゴシック"/>
-                <w:sz w:val="20"/>
-              </w:rPr>
-            </w:pPr>
-            <w:r>
-              <w:rPr>
-                <w:rFonts w:ascii="游ゴシック" w:eastAsia="游ゴシック" w:hAnsi="游ゴシック" w:hint="eastAsia"/>
-                <w:sz w:val="20"/>
-              </w:rPr>
-              <w:t>テストケース</w:t>
-            </w:r>
-            <w:r>
-              <w:rPr>
-                <w:rFonts w:ascii="游ゴシック" w:eastAsia="游ゴシック" w:hAnsi="游ゴシック"/>
-                <w:sz w:val="20"/>
-              </w:rPr>
-              <w:t>No.</w:t>
-            </w:r>
-            <w:r>
-              <w:rPr>
-                <w:rFonts w:ascii="游ゴシック" w:eastAsia="游ゴシック" w:hAnsi="游ゴシック" w:hint="eastAsia"/>
-                <w:sz w:val="20"/>
-              </w:rPr>
-              <w:t>1</w:t>
-            </w:r>
-            <w:r>
-              <w:rPr>
-                <w:rFonts w:ascii="游ゴシック" w:eastAsia="游ゴシック" w:hAnsi="游ゴシック"/>
-                <w:sz w:val="20"/>
-              </w:rPr>
-              <w:t>1,12,13</w:t>
-            </w:r>
-            <w:r>
-              <w:rPr>
-                <w:rFonts w:ascii="游ゴシック" w:eastAsia="游ゴシック" w:hAnsi="游ゴシック" w:hint="eastAsia"/>
-                <w:sz w:val="20"/>
-              </w:rPr>
-              <w:t>とは異なる料金情報を、料金編集画面のテキストボックスに入力し、保存ボタンを押してから、料金編集画面の削除ボタンを押下する。</w:t>
+            <w:vAlign w:val="center"/>
+          </w:tcPr>
+          <w:p>
+            <w:pPr>
+              <w:snapToGrid w:val="0"/>
+              <w:rPr>
+                <w:rFonts w:ascii="游ゴシック" w:eastAsia="游ゴシック" w:hAnsi="游ゴシック"/>
+                <w:sz w:val="20"/>
+              </w:rPr>
+            </w:pPr>
+            <w:r>
+              <w:rPr>
+                <w:rFonts w:ascii="游ゴシック" w:eastAsia="游ゴシック" w:hAnsi="游ゴシック" w:hint="eastAsia"/>
+                <w:sz w:val="20"/>
+              </w:rPr>
+              <w:t>料金新規追加画面の料金名のテキストボックスが空欄のまま保存ボタンを押下する。</w:t>
             </w:r>
           </w:p>
         </w:tc>
@@ -4617,7 +4342,15 @@
                 <w:rFonts w:ascii="游ゴシック" w:eastAsia="游ゴシック" w:hAnsi="游ゴシック" w:hint="eastAsia"/>
                 <w:sz w:val="20"/>
               </w:rPr>
-              <w:t>「削除してもよろしいですか？」とポップアップが表示されること。</w:t>
+              <w:t>料金名のテキストボックスの下に、「この項目の入力は必須です」とバリデーションメッセージが出るこ</w:t>
+            </w:r>
+            <w:r>
+              <w:rPr>
+                <w:rFonts w:ascii="游ゴシック" w:eastAsia="游ゴシック" w:hAnsi="游ゴシック" w:hint="eastAsia"/>
+                <w:sz w:val="20"/>
+              </w:rPr>
+              <w:lastRenderedPageBreak/>
+              <w:t>と。</w:t>
             </w:r>
           </w:p>
         </w:tc>
@@ -4635,6 +4368,21 @@
                 <w:sz w:val="20"/>
               </w:rPr>
             </w:pPr>
+            <w:r>
+              <w:rPr>
+                <w:rFonts w:ascii="游ゴシック" w:eastAsia="游ゴシック" w:hAnsi="游ゴシック" w:hint="eastAsia"/>
+                <w:sz w:val="20"/>
+              </w:rPr>
+              <w:lastRenderedPageBreak/>
+              <w:t>8</w:t>
+            </w:r>
+            <w:r>
+              <w:rPr>
+                <w:rFonts w:ascii="游ゴシック" w:eastAsia="游ゴシック" w:hAnsi="游ゴシック"/>
+                <w:sz w:val="20"/>
+              </w:rPr>
+              <w:t>/19</w:t>
+            </w:r>
           </w:p>
         </w:tc>
         <w:tc>
@@ -4651,6 +4399,20 @@
                 <w:sz w:val="20"/>
               </w:rPr>
             </w:pPr>
+            <w:r>
+              <w:rPr>
+                <w:rFonts w:ascii="游ゴシック" w:eastAsia="游ゴシック" w:hAnsi="游ゴシック" w:hint="eastAsia"/>
+                <w:sz w:val="20"/>
+              </w:rPr>
+              <w:t>O</w:t>
+            </w:r>
+            <w:r>
+              <w:rPr>
+                <w:rFonts w:ascii="游ゴシック" w:eastAsia="游ゴシック" w:hAnsi="游ゴシック"/>
+                <w:sz w:val="20"/>
+              </w:rPr>
+              <w:t>K</w:t>
+            </w:r>
           </w:p>
         </w:tc>
         <w:tc>
@@ -4692,31 +4454,30 @@
                 <w:rFonts w:ascii="游ゴシック" w:eastAsia="游ゴシック" w:hAnsi="游ゴシック" w:hint="eastAsia"/>
                 <w:sz w:val="20"/>
               </w:rPr>
-              <w:t>1</w:t>
-            </w:r>
-            <w:r>
-              <w:rPr>
-                <w:rFonts w:ascii="游ゴシック" w:eastAsia="游ゴシック" w:hAnsi="游ゴシック"/>
-                <w:sz w:val="20"/>
-              </w:rPr>
-              <w:t>4-2</w:t>
+              <w:t>8</w:t>
             </w:r>
           </w:p>
         </w:tc>
         <w:tc>
           <w:tcPr>
             <w:tcW w:w="5355" w:type="dxa"/>
-            <w:vMerge/>
-            <w:vAlign w:val="center"/>
-          </w:tcPr>
-          <w:p>
-            <w:pPr>
-              <w:snapToGrid w:val="0"/>
-              <w:rPr>
-                <w:rFonts w:ascii="游ゴシック" w:eastAsia="游ゴシック" w:hAnsi="游ゴシック"/>
-                <w:sz w:val="20"/>
-              </w:rPr>
-            </w:pPr>
+            <w:vAlign w:val="center"/>
+          </w:tcPr>
+          <w:p>
+            <w:pPr>
+              <w:snapToGrid w:val="0"/>
+              <w:rPr>
+                <w:rFonts w:ascii="游ゴシック" w:eastAsia="游ゴシック" w:hAnsi="游ゴシック"/>
+                <w:sz w:val="20"/>
+              </w:rPr>
+            </w:pPr>
+            <w:r>
+              <w:rPr>
+                <w:rFonts w:ascii="游ゴシック" w:eastAsia="游ゴシック" w:hAnsi="游ゴシック" w:hint="eastAsia"/>
+                <w:sz w:val="20"/>
+              </w:rPr>
+              <w:t>料金新規追加画面の料金のテキストボックスが空欄のまま保存ボタンを押下する。</w:t>
+            </w:r>
           </w:p>
         </w:tc>
         <w:tc>
@@ -4737,7 +4498,7 @@
                 <w:rFonts w:ascii="游ゴシック" w:eastAsia="游ゴシック" w:hAnsi="游ゴシック" w:hint="eastAsia"/>
                 <w:sz w:val="20"/>
               </w:rPr>
-              <w:t>ポップアップの「キャンセル」を選んだら画面が遷移しないこと。</w:t>
+              <w:t>料金のテキストボックスの下に、「この項目の入力は必須です」とバリデーションメッセージが出ること。</w:t>
             </w:r>
           </w:p>
         </w:tc>
@@ -4755,6 +4516,20 @@
                 <w:sz w:val="20"/>
               </w:rPr>
             </w:pPr>
+            <w:r>
+              <w:rPr>
+                <w:rFonts w:ascii="游ゴシック" w:eastAsia="游ゴシック" w:hAnsi="游ゴシック" w:hint="eastAsia"/>
+                <w:sz w:val="20"/>
+              </w:rPr>
+              <w:t>8</w:t>
+            </w:r>
+            <w:r>
+              <w:rPr>
+                <w:rFonts w:ascii="游ゴシック" w:eastAsia="游ゴシック" w:hAnsi="游ゴシック"/>
+                <w:sz w:val="20"/>
+              </w:rPr>
+              <w:t>/19</w:t>
+            </w:r>
           </w:p>
         </w:tc>
         <w:tc>
@@ -4771,6 +4546,20 @@
                 <w:sz w:val="20"/>
               </w:rPr>
             </w:pPr>
+            <w:r>
+              <w:rPr>
+                <w:rFonts w:ascii="游ゴシック" w:eastAsia="游ゴシック" w:hAnsi="游ゴシック" w:hint="eastAsia"/>
+                <w:sz w:val="20"/>
+              </w:rPr>
+              <w:t>O</w:t>
+            </w:r>
+            <w:r>
+              <w:rPr>
+                <w:rFonts w:ascii="游ゴシック" w:eastAsia="游ゴシック" w:hAnsi="游ゴシック"/>
+                <w:sz w:val="20"/>
+              </w:rPr>
+              <w:t>K</w:t>
+            </w:r>
           </w:p>
         </w:tc>
         <w:tc>
@@ -4812,31 +4601,30 @@
                 <w:rFonts w:ascii="游ゴシック" w:eastAsia="游ゴシック" w:hAnsi="游ゴシック" w:hint="eastAsia"/>
                 <w:sz w:val="20"/>
               </w:rPr>
-              <w:t>1</w:t>
-            </w:r>
-            <w:r>
-              <w:rPr>
-                <w:rFonts w:ascii="游ゴシック" w:eastAsia="游ゴシック" w:hAnsi="游ゴシック"/>
-                <w:sz w:val="20"/>
-              </w:rPr>
-              <w:t>4-3</w:t>
+              <w:t>9</w:t>
             </w:r>
           </w:p>
         </w:tc>
         <w:tc>
           <w:tcPr>
             <w:tcW w:w="5355" w:type="dxa"/>
-            <w:vMerge/>
-            <w:vAlign w:val="center"/>
-          </w:tcPr>
-          <w:p>
-            <w:pPr>
-              <w:snapToGrid w:val="0"/>
-              <w:rPr>
-                <w:rFonts w:ascii="游ゴシック" w:eastAsia="游ゴシック" w:hAnsi="游ゴシック"/>
-                <w:sz w:val="20"/>
-              </w:rPr>
-            </w:pPr>
+            <w:vAlign w:val="center"/>
+          </w:tcPr>
+          <w:p>
+            <w:pPr>
+              <w:snapToGrid w:val="0"/>
+              <w:rPr>
+                <w:rFonts w:ascii="游ゴシック" w:eastAsia="游ゴシック" w:hAnsi="游ゴシック"/>
+                <w:sz w:val="20"/>
+              </w:rPr>
+            </w:pPr>
+            <w:r>
+              <w:rPr>
+                <w:rFonts w:ascii="游ゴシック" w:eastAsia="游ゴシック" w:hAnsi="游ゴシック" w:hint="eastAsia"/>
+                <w:sz w:val="20"/>
+              </w:rPr>
+              <w:t>料金新規追加画面の適用開始日のテキストボックスが空欄のまま保存ボタンを押下する。</w:t>
+            </w:r>
           </w:p>
         </w:tc>
         <w:tc>
@@ -4857,7 +4645,60 @@
                 <w:rFonts w:ascii="游ゴシック" w:eastAsia="游ゴシック" w:hAnsi="游ゴシック" w:hint="eastAsia"/>
                 <w:sz w:val="20"/>
               </w:rPr>
-              <w:t>ポップアップの「O</w:t>
+              <w:t>適用開始日のテキストボックスの下に、「この項目の入力は必須です。」とバリデーションメッセージが出ること。</w:t>
+            </w:r>
+          </w:p>
+        </w:tc>
+        <w:tc>
+          <w:tcPr>
+            <w:tcW w:w="1050" w:type="dxa"/>
+            <w:vAlign w:val="center"/>
+          </w:tcPr>
+          <w:p>
+            <w:pPr>
+              <w:snapToGrid w:val="0"/>
+              <w:jc w:val="center"/>
+              <w:rPr>
+                <w:rFonts w:ascii="游ゴシック" w:eastAsia="游ゴシック" w:hAnsi="游ゴシック"/>
+                <w:sz w:val="20"/>
+              </w:rPr>
+            </w:pPr>
+            <w:r>
+              <w:rPr>
+                <w:rFonts w:ascii="游ゴシック" w:eastAsia="游ゴシック" w:hAnsi="游ゴシック" w:hint="eastAsia"/>
+                <w:sz w:val="20"/>
+              </w:rPr>
+              <w:t>8</w:t>
+            </w:r>
+            <w:r>
+              <w:rPr>
+                <w:rFonts w:ascii="游ゴシック" w:eastAsia="游ゴシック" w:hAnsi="游ゴシック"/>
+                <w:sz w:val="20"/>
+              </w:rPr>
+              <w:t>/19</w:t>
+            </w:r>
+          </w:p>
+        </w:tc>
+        <w:tc>
+          <w:tcPr>
+            <w:tcW w:w="945" w:type="dxa"/>
+            <w:vAlign w:val="center"/>
+          </w:tcPr>
+          <w:p>
+            <w:pPr>
+              <w:snapToGrid w:val="0"/>
+              <w:jc w:val="center"/>
+              <w:rPr>
+                <w:rFonts w:ascii="游ゴシック" w:eastAsia="游ゴシック" w:hAnsi="游ゴシック"/>
+                <w:sz w:val="20"/>
+              </w:rPr>
+            </w:pPr>
+            <w:r>
+              <w:rPr>
+                <w:rFonts w:ascii="游ゴシック" w:eastAsia="游ゴシック" w:hAnsi="游ゴシック" w:hint="eastAsia"/>
+                <w:sz w:val="20"/>
+              </w:rPr>
+              <w:t>O</w:t>
             </w:r>
             <w:r>
               <w:rPr>
@@ -4866,45 +4707,6 @@
               </w:rPr>
               <w:t>K</w:t>
             </w:r>
-            <w:r>
-              <w:rPr>
-                <w:rFonts w:ascii="游ゴシック" w:eastAsia="游ゴシック" w:hAnsi="游ゴシック" w:hint="eastAsia"/>
-                <w:sz w:val="20"/>
-              </w:rPr>
-              <w:t>」を選んだら料金検索画面に遷移すること。</w:t>
-            </w:r>
-          </w:p>
-        </w:tc>
-        <w:tc>
-          <w:tcPr>
-            <w:tcW w:w="1050" w:type="dxa"/>
-            <w:vAlign w:val="center"/>
-          </w:tcPr>
-          <w:p>
-            <w:pPr>
-              <w:snapToGrid w:val="0"/>
-              <w:jc w:val="center"/>
-              <w:rPr>
-                <w:rFonts w:ascii="游ゴシック" w:eastAsia="游ゴシック" w:hAnsi="游ゴシック"/>
-                <w:sz w:val="20"/>
-              </w:rPr>
-            </w:pPr>
-          </w:p>
-        </w:tc>
-        <w:tc>
-          <w:tcPr>
-            <w:tcW w:w="945" w:type="dxa"/>
-            <w:vAlign w:val="center"/>
-          </w:tcPr>
-          <w:p>
-            <w:pPr>
-              <w:snapToGrid w:val="0"/>
-              <w:jc w:val="center"/>
-              <w:rPr>
-                <w:rFonts w:ascii="游ゴシック" w:eastAsia="游ゴシック" w:hAnsi="游ゴシック"/>
-                <w:sz w:val="20"/>
-              </w:rPr>
-            </w:pPr>
           </w:p>
         </w:tc>
         <w:tc>
@@ -4946,7 +4748,6 @@
                 <w:rFonts w:ascii="游ゴシック" w:eastAsia="游ゴシック" w:hAnsi="游ゴシック" w:hint="eastAsia"/>
                 <w:sz w:val="20"/>
               </w:rPr>
-              <w:lastRenderedPageBreak/>
               <w:t>1</w:t>
             </w:r>
             <w:r>
@@ -4954,24 +4755,30 @@
                 <w:rFonts w:ascii="游ゴシック" w:eastAsia="游ゴシック" w:hAnsi="游ゴシック"/>
                 <w:sz w:val="20"/>
               </w:rPr>
-              <w:t>4-4</w:t>
+              <w:t>0</w:t>
             </w:r>
           </w:p>
         </w:tc>
         <w:tc>
           <w:tcPr>
             <w:tcW w:w="5355" w:type="dxa"/>
-            <w:vMerge/>
-            <w:vAlign w:val="center"/>
-          </w:tcPr>
-          <w:p>
-            <w:pPr>
-              <w:snapToGrid w:val="0"/>
-              <w:rPr>
-                <w:rFonts w:ascii="游ゴシック" w:eastAsia="游ゴシック" w:hAnsi="游ゴシック"/>
-                <w:sz w:val="20"/>
-              </w:rPr>
-            </w:pPr>
+            <w:vAlign w:val="center"/>
+          </w:tcPr>
+          <w:p>
+            <w:pPr>
+              <w:snapToGrid w:val="0"/>
+              <w:rPr>
+                <w:rFonts w:ascii="游ゴシック" w:eastAsia="游ゴシック" w:hAnsi="游ゴシック"/>
+                <w:sz w:val="20"/>
+              </w:rPr>
+            </w:pPr>
+            <w:r>
+              <w:rPr>
+                <w:rFonts w:ascii="游ゴシック" w:eastAsia="游ゴシック" w:hAnsi="游ゴシック" w:hint="eastAsia"/>
+                <w:sz w:val="20"/>
+              </w:rPr>
+              <w:t>料金名のテキストボックスに制限まで文字を入力する。</w:t>
+            </w:r>
           </w:p>
         </w:tc>
         <w:tc>
@@ -4992,259 +4799,22 @@
                 <w:rFonts w:ascii="游ゴシック" w:eastAsia="游ゴシック" w:hAnsi="游ゴシック" w:hint="eastAsia"/>
                 <w:sz w:val="20"/>
               </w:rPr>
-              <w:t>T</w:t>
-            </w:r>
-            <w:r>
-              <w:rPr>
-                <w:rFonts w:ascii="游ゴシック" w:eastAsia="游ゴシック" w:hAnsi="游ゴシック"/>
-                <w:sz w:val="20"/>
-              </w:rPr>
-              <w:t>-CHARGE</w:t>
-            </w:r>
-            <w:r>
-              <w:rPr>
-                <w:rFonts w:ascii="游ゴシック" w:eastAsia="游ゴシック" w:hAnsi="游ゴシック" w:hint="eastAsia"/>
-                <w:sz w:val="20"/>
-              </w:rPr>
-              <w:t>テーブルに、フォームに入力した以下のレコードが追加されていないこと。</w:t>
-            </w:r>
-          </w:p>
-          <w:p>
-            <w:pPr>
-              <w:snapToGrid w:val="0"/>
-              <w:rPr>
-                <w:rFonts w:ascii="游ゴシック" w:eastAsia="游ゴシック" w:hAnsi="游ゴシック"/>
-                <w:sz w:val="20"/>
-              </w:rPr>
-            </w:pPr>
-            <w:r>
-              <w:rPr>
-                <w:rFonts w:ascii="游ゴシック" w:eastAsia="游ゴシック" w:hAnsi="游ゴシック" w:hint="eastAsia"/>
-                <w:sz w:val="20"/>
-              </w:rPr>
-              <w:t>料金I</w:t>
-            </w:r>
-            <w:r>
-              <w:rPr>
-                <w:rFonts w:ascii="游ゴシック" w:eastAsia="游ゴシック" w:hAnsi="游ゴシック"/>
-                <w:sz w:val="20"/>
-              </w:rPr>
-              <w:t>D(</w:t>
-            </w:r>
-            <w:proofErr w:type="spellStart"/>
-            <w:r>
-              <w:rPr>
-                <w:rFonts w:ascii="游ゴシック" w:eastAsia="游ゴシック" w:hAnsi="游ゴシック"/>
-                <w:sz w:val="20"/>
-              </w:rPr>
-              <w:t>charge_id</w:t>
-            </w:r>
-            <w:proofErr w:type="spellEnd"/>
-            <w:r>
-              <w:rPr>
-                <w:rFonts w:ascii="游ゴシック" w:eastAsia="游ゴシック" w:hAnsi="游ゴシック"/>
-                <w:sz w:val="20"/>
-              </w:rPr>
-              <w:t>)</w:t>
-            </w:r>
-            <w:r>
-              <w:rPr>
-                <w:rFonts w:ascii="游ゴシック" w:eastAsia="游ゴシック" w:hAnsi="游ゴシック" w:hint="eastAsia"/>
-                <w:sz w:val="20"/>
-              </w:rPr>
-              <w:t>：※整数自動生成</w:t>
-            </w:r>
-          </w:p>
-          <w:p>
-            <w:pPr>
-              <w:snapToGrid w:val="0"/>
-              <w:rPr>
-                <w:rFonts w:ascii="游ゴシック" w:eastAsia="游ゴシック" w:hAnsi="游ゴシック"/>
-                <w:sz w:val="20"/>
-              </w:rPr>
-            </w:pPr>
-            <w:r>
-              <w:rPr>
-                <w:rFonts w:ascii="游ゴシック" w:eastAsia="游ゴシック" w:hAnsi="游ゴシック" w:hint="eastAsia"/>
-                <w:sz w:val="20"/>
-              </w:rPr>
-              <w:t>料金名(</w:t>
-            </w:r>
-            <w:proofErr w:type="spellStart"/>
-            <w:r>
-              <w:rPr>
-                <w:rFonts w:ascii="游ゴシック" w:eastAsia="游ゴシック" w:hAnsi="游ゴシック"/>
-                <w:sz w:val="20"/>
-              </w:rPr>
-              <w:t>charge_name</w:t>
-            </w:r>
-            <w:proofErr w:type="spellEnd"/>
-            <w:r>
-              <w:rPr>
-                <w:rFonts w:ascii="游ゴシック" w:eastAsia="游ゴシック" w:hAnsi="游ゴシック"/>
-                <w:sz w:val="20"/>
-              </w:rPr>
-              <w:t>)</w:t>
-            </w:r>
-            <w:r>
-              <w:rPr>
-                <w:rFonts w:ascii="游ゴシック" w:eastAsia="游ゴシック" w:hAnsi="游ゴシック" w:hint="eastAsia"/>
-                <w:sz w:val="20"/>
-              </w:rPr>
-              <w:t>：</w:t>
-            </w:r>
-            <w:r>
-              <w:rPr>
-                <w:rFonts w:ascii="游ゴシック" w:eastAsia="游ゴシック" w:hAnsi="游ゴシック" w:hint="eastAsia"/>
-                <w:sz w:val="20"/>
-              </w:rPr>
-              <w:t>料金4</w:t>
-            </w:r>
-          </w:p>
-          <w:p>
-            <w:pPr>
-              <w:snapToGrid w:val="0"/>
-              <w:rPr>
-                <w:rFonts w:ascii="游ゴシック" w:eastAsia="游ゴシック" w:hAnsi="游ゴシック"/>
-                <w:sz w:val="20"/>
-              </w:rPr>
-            </w:pPr>
-            <w:r>
-              <w:rPr>
-                <w:rFonts w:ascii="游ゴシック" w:eastAsia="游ゴシック" w:hAnsi="游ゴシック" w:hint="eastAsia"/>
-                <w:sz w:val="20"/>
-              </w:rPr>
-              <w:t>料金(</w:t>
-            </w:r>
-            <w:r>
-              <w:rPr>
-                <w:rFonts w:ascii="游ゴシック" w:eastAsia="游ゴシック" w:hAnsi="游ゴシック"/>
-                <w:sz w:val="20"/>
-              </w:rPr>
-              <w:t>amount)</w:t>
-            </w:r>
-            <w:r>
-              <w:rPr>
-                <w:rFonts w:ascii="游ゴシック" w:eastAsia="游ゴシック" w:hAnsi="游ゴシック" w:hint="eastAsia"/>
-                <w:sz w:val="20"/>
-              </w:rPr>
-              <w:t>：5</w:t>
-            </w:r>
-            <w:r>
-              <w:rPr>
-                <w:rFonts w:ascii="游ゴシック" w:eastAsia="游ゴシック" w:hAnsi="游ゴシック"/>
-                <w:sz w:val="20"/>
-              </w:rPr>
-              <w:t>000</w:t>
-            </w:r>
-          </w:p>
-          <w:p>
-            <w:pPr>
-              <w:snapToGrid w:val="0"/>
-              <w:rPr>
-                <w:rFonts w:ascii="游ゴシック" w:eastAsia="游ゴシック" w:hAnsi="游ゴシック"/>
-                <w:sz w:val="20"/>
-              </w:rPr>
-            </w:pPr>
-            <w:r>
-              <w:rPr>
-                <w:rFonts w:ascii="游ゴシック" w:eastAsia="游ゴシック" w:hAnsi="游ゴシック" w:hint="eastAsia"/>
-                <w:sz w:val="20"/>
-              </w:rPr>
-              <w:t>開始日(</w:t>
-            </w:r>
-            <w:proofErr w:type="spellStart"/>
-            <w:r>
-              <w:rPr>
-                <w:rFonts w:ascii="游ゴシック" w:eastAsia="游ゴシック" w:hAnsi="游ゴシック"/>
-                <w:sz w:val="20"/>
-              </w:rPr>
-              <w:t>start_date</w:t>
-            </w:r>
-            <w:proofErr w:type="spellEnd"/>
-            <w:r>
-              <w:rPr>
-                <w:rFonts w:ascii="游ゴシック" w:eastAsia="游ゴシック" w:hAnsi="游ゴシック"/>
-                <w:sz w:val="20"/>
-              </w:rPr>
-              <w:t>)</w:t>
-            </w:r>
-            <w:r>
-              <w:rPr>
-                <w:rFonts w:ascii="游ゴシック" w:eastAsia="游ゴシック" w:hAnsi="游ゴシック" w:hint="eastAsia"/>
-                <w:sz w:val="20"/>
-              </w:rPr>
-              <w:t>：2</w:t>
-            </w:r>
-            <w:r>
-              <w:rPr>
-                <w:rFonts w:ascii="游ゴシック" w:eastAsia="游ゴシック" w:hAnsi="游ゴシック"/>
-                <w:sz w:val="20"/>
-              </w:rPr>
-              <w:t>025-05-01</w:t>
-            </w:r>
-          </w:p>
-          <w:p>
-            <w:pPr>
-              <w:snapToGrid w:val="0"/>
-              <w:rPr>
-                <w:rFonts w:ascii="游ゴシック" w:eastAsia="游ゴシック" w:hAnsi="游ゴシック" w:hint="eastAsia"/>
-                <w:sz w:val="20"/>
-              </w:rPr>
-            </w:pPr>
-            <w:r>
-              <w:rPr>
-                <w:rFonts w:ascii="游ゴシック" w:eastAsia="游ゴシック" w:hAnsi="游ゴシック" w:hint="eastAsia"/>
-                <w:sz w:val="20"/>
-              </w:rPr>
-              <w:t>終了日(</w:t>
-            </w:r>
-            <w:proofErr w:type="spellStart"/>
-            <w:r>
-              <w:rPr>
-                <w:rFonts w:ascii="游ゴシック" w:eastAsia="游ゴシック" w:hAnsi="游ゴシック"/>
-                <w:sz w:val="20"/>
-              </w:rPr>
-              <w:t>end_date</w:t>
-            </w:r>
-            <w:proofErr w:type="spellEnd"/>
-            <w:r>
-              <w:rPr>
-                <w:rFonts w:ascii="游ゴシック" w:eastAsia="游ゴシック" w:hAnsi="游ゴシック"/>
-                <w:sz w:val="20"/>
-              </w:rPr>
-              <w:t>)</w:t>
-            </w:r>
-            <w:r>
-              <w:rPr>
-                <w:rFonts w:ascii="游ゴシック" w:eastAsia="游ゴシック" w:hAnsi="游ゴシック" w:hint="eastAsia"/>
-                <w:sz w:val="20"/>
-              </w:rPr>
-              <w:t>：</w:t>
-            </w:r>
-            <w:r>
-              <w:rPr>
-                <w:rFonts w:ascii="游ゴシック" w:eastAsia="游ゴシック" w:hAnsi="游ゴシック" w:hint="eastAsia"/>
-                <w:sz w:val="20"/>
-              </w:rPr>
-              <w:t>2</w:t>
-            </w:r>
-            <w:r>
-              <w:rPr>
-                <w:rFonts w:ascii="游ゴシック" w:eastAsia="游ゴシック" w:hAnsi="游ゴシック"/>
-                <w:sz w:val="20"/>
-              </w:rPr>
-              <w:t>025-06-01</w:t>
-            </w:r>
-          </w:p>
-          <w:p>
-            <w:pPr>
-              <w:snapToGrid w:val="0"/>
-              <w:rPr>
-                <w:rFonts w:ascii="游ゴシック" w:eastAsia="游ゴシック" w:hAnsi="游ゴシック"/>
-                <w:sz w:val="20"/>
-              </w:rPr>
-            </w:pPr>
+              <w:t>最大1</w:t>
+            </w:r>
+            <w:r>
+              <w:rPr>
+                <w:rFonts w:ascii="游ゴシック" w:eastAsia="游ゴシック" w:hAnsi="游ゴシック"/>
+                <w:sz w:val="20"/>
+              </w:rPr>
+              <w:t>27</w:t>
+            </w:r>
+            <w:r>
+              <w:rPr>
+                <w:rFonts w:ascii="游ゴシック" w:eastAsia="游ゴシック" w:hAnsi="游ゴシック" w:hint="eastAsia"/>
+                <w:sz w:val="20"/>
+              </w:rPr>
+              <w:t>文字入力できること。</w:t>
+            </w:r>
           </w:p>
         </w:tc>
         <w:tc>
@@ -5261,6 +4831,20 @@
                 <w:sz w:val="20"/>
               </w:rPr>
             </w:pPr>
+            <w:r>
+              <w:rPr>
+                <w:rFonts w:ascii="游ゴシック" w:eastAsia="游ゴシック" w:hAnsi="游ゴシック" w:hint="eastAsia"/>
+                <w:sz w:val="20"/>
+              </w:rPr>
+              <w:t>8</w:t>
+            </w:r>
+            <w:r>
+              <w:rPr>
+                <w:rFonts w:ascii="游ゴシック" w:eastAsia="游ゴシック" w:hAnsi="游ゴシック"/>
+                <w:sz w:val="20"/>
+              </w:rPr>
+              <w:t>/19</w:t>
+            </w:r>
           </w:p>
         </w:tc>
         <w:tc>
@@ -5277,6 +4861,20 @@
                 <w:sz w:val="20"/>
               </w:rPr>
             </w:pPr>
+            <w:r>
+              <w:rPr>
+                <w:rFonts w:ascii="游ゴシック" w:eastAsia="游ゴシック" w:hAnsi="游ゴシック" w:hint="eastAsia"/>
+                <w:sz w:val="20"/>
+              </w:rPr>
+              <w:t>O</w:t>
+            </w:r>
+            <w:r>
+              <w:rPr>
+                <w:rFonts w:ascii="游ゴシック" w:eastAsia="游ゴシック" w:hAnsi="游ゴシック"/>
+                <w:sz w:val="20"/>
+              </w:rPr>
+              <w:t>K</w:t>
+            </w:r>
           </w:p>
         </w:tc>
         <w:tc>
@@ -5325,7 +4923,7 @@
                 <w:rFonts w:ascii="游ゴシック" w:eastAsia="游ゴシック" w:hAnsi="游ゴシック"/>
                 <w:sz w:val="20"/>
               </w:rPr>
-              <w:t>5</w:t>
+              <w:t>1</w:t>
             </w:r>
           </w:p>
         </w:tc>
@@ -5347,7 +4945,7 @@
                 <w:rFonts w:ascii="游ゴシック" w:eastAsia="游ゴシック" w:hAnsi="游ゴシック" w:hint="eastAsia"/>
                 <w:sz w:val="20"/>
               </w:rPr>
-              <w:t>料金検索結果画面の、料金番号のリンクを押下する。</w:t>
+              <w:t>料金のテキストボックスに、マイナスの値を入力し、保存ボタンを押下する。</w:t>
             </w:r>
           </w:p>
         </w:tc>
@@ -5369,7 +4967,7 @@
                 <w:rFonts w:ascii="游ゴシック" w:eastAsia="游ゴシック" w:hAnsi="游ゴシック" w:hint="eastAsia"/>
                 <w:sz w:val="20"/>
               </w:rPr>
-              <w:t>料金編集画面に遷移すること。</w:t>
+              <w:t>「正の整数を入力してください。」とバリデーションメッセージが出ること。</w:t>
             </w:r>
           </w:p>
         </w:tc>
@@ -5387,6 +4985,20 @@
                 <w:sz w:val="20"/>
               </w:rPr>
             </w:pPr>
+            <w:r>
+              <w:rPr>
+                <w:rFonts w:ascii="游ゴシック" w:eastAsia="游ゴシック" w:hAnsi="游ゴシック" w:hint="eastAsia"/>
+                <w:sz w:val="20"/>
+              </w:rPr>
+              <w:t>8</w:t>
+            </w:r>
+            <w:r>
+              <w:rPr>
+                <w:rFonts w:ascii="游ゴシック" w:eastAsia="游ゴシック" w:hAnsi="游ゴシック"/>
+                <w:sz w:val="20"/>
+              </w:rPr>
+              <w:t>/19</w:t>
+            </w:r>
           </w:p>
         </w:tc>
         <w:tc>
@@ -5403,6 +5015,20 @@
                 <w:sz w:val="20"/>
               </w:rPr>
             </w:pPr>
+            <w:r>
+              <w:rPr>
+                <w:rFonts w:ascii="游ゴシック" w:eastAsia="游ゴシック" w:hAnsi="游ゴシック" w:hint="eastAsia"/>
+                <w:sz w:val="20"/>
+              </w:rPr>
+              <w:t>O</w:t>
+            </w:r>
+            <w:r>
+              <w:rPr>
+                <w:rFonts w:ascii="游ゴシック" w:eastAsia="游ゴシック" w:hAnsi="游ゴシック"/>
+                <w:sz w:val="20"/>
+              </w:rPr>
+              <w:t>K</w:t>
+            </w:r>
           </w:p>
         </w:tc>
         <w:tc>
@@ -5451,7 +5077,7 @@
                 <w:rFonts w:ascii="游ゴシック" w:eastAsia="游ゴシック" w:hAnsi="游ゴシック"/>
                 <w:sz w:val="20"/>
               </w:rPr>
-              <w:t>6-1</w:t>
+              <w:t>2-1</w:t>
             </w:r>
           </w:p>
         </w:tc>
@@ -5464,18 +5090,17 @@
           <w:p>
             <w:pPr>
               <w:snapToGrid w:val="0"/>
-              <w:ind w:left="100" w:hangingChars="50" w:hanging="100"/>
-              <w:rPr>
-                <w:rFonts w:ascii="游ゴシック" w:eastAsia="游ゴシック" w:hAnsi="游ゴシック"/>
-                <w:sz w:val="20"/>
-              </w:rPr>
-            </w:pPr>
-            <w:r>
-              <w:rPr>
-                <w:rFonts w:ascii="游ゴシック" w:eastAsia="游ゴシック" w:hAnsi="游ゴシック" w:hint="eastAsia"/>
-                <w:sz w:val="20"/>
-              </w:rPr>
-              <w:t>料金編集画面から、情報を書き換えて保存ボタンを押下する。</w:t>
+              <w:rPr>
+                <w:rFonts w:ascii="游ゴシック" w:eastAsia="游ゴシック" w:hAnsi="游ゴシック"/>
+                <w:sz w:val="20"/>
+              </w:rPr>
+            </w:pPr>
+            <w:r>
+              <w:rPr>
+                <w:rFonts w:ascii="游ゴシック" w:eastAsia="游ゴシック" w:hAnsi="游ゴシック" w:hint="eastAsia"/>
+                <w:sz w:val="20"/>
+              </w:rPr>
+              <w:t>テキストボックスの項目すべてを入力し、保存ボタンを押下する。</w:t>
             </w:r>
           </w:p>
         </w:tc>
@@ -5497,7 +5122,7 @@
                 <w:rFonts w:ascii="游ゴシック" w:eastAsia="游ゴシック" w:hAnsi="游ゴシック" w:hint="eastAsia"/>
                 <w:sz w:val="20"/>
               </w:rPr>
-              <w:t>画面は遷移せず、「保存しました。」とメッセージが表示されていること。</w:t>
+              <w:t>料金編集画面に遷移し、「保存しました。」とメッセージが表示されていること。</w:t>
             </w:r>
           </w:p>
         </w:tc>
@@ -5515,6 +5140,20 @@
                 <w:sz w:val="20"/>
               </w:rPr>
             </w:pPr>
+            <w:r>
+              <w:rPr>
+                <w:rFonts w:ascii="游ゴシック" w:eastAsia="游ゴシック" w:hAnsi="游ゴシック" w:hint="eastAsia"/>
+                <w:sz w:val="20"/>
+              </w:rPr>
+              <w:t>8</w:t>
+            </w:r>
+            <w:r>
+              <w:rPr>
+                <w:rFonts w:ascii="游ゴシック" w:eastAsia="游ゴシック" w:hAnsi="游ゴシック"/>
+                <w:sz w:val="20"/>
+              </w:rPr>
+              <w:t>/19</w:t>
+            </w:r>
           </w:p>
         </w:tc>
         <w:tc>
@@ -5531,6 +5170,20 @@
                 <w:sz w:val="20"/>
               </w:rPr>
             </w:pPr>
+            <w:r>
+              <w:rPr>
+                <w:rFonts w:ascii="游ゴシック" w:eastAsia="游ゴシック" w:hAnsi="游ゴシック" w:hint="eastAsia"/>
+                <w:sz w:val="20"/>
+              </w:rPr>
+              <w:t>O</w:t>
+            </w:r>
+            <w:r>
+              <w:rPr>
+                <w:rFonts w:ascii="游ゴシック" w:eastAsia="游ゴシック" w:hAnsi="游ゴシック"/>
+                <w:sz w:val="20"/>
+              </w:rPr>
+              <w:t>K</w:t>
+            </w:r>
           </w:p>
         </w:tc>
         <w:tc>
@@ -5579,8 +5232,18 @@
                 <w:rFonts w:ascii="游ゴシック" w:eastAsia="游ゴシック" w:hAnsi="游ゴシック"/>
                 <w:sz w:val="20"/>
               </w:rPr>
-              <w:t>6-2</w:t>
-            </w:r>
+              <w:t>2-2</w:t>
+            </w:r>
+          </w:p>
+          <w:p>
+            <w:pPr>
+              <w:snapToGrid w:val="0"/>
+              <w:jc w:val="center"/>
+              <w:rPr>
+                <w:rFonts w:ascii="游ゴシック" w:eastAsia="游ゴシック" w:hAnsi="游ゴシック"/>
+                <w:sz w:val="20"/>
+              </w:rPr>
+            </w:pPr>
           </w:p>
         </w:tc>
         <w:tc>
@@ -5592,7 +5255,6 @@
           <w:p>
             <w:pPr>
               <w:snapToGrid w:val="0"/>
-              <w:ind w:left="100" w:hangingChars="50" w:hanging="100"/>
               <w:rPr>
                 <w:rFonts w:ascii="游ゴシック" w:eastAsia="游ゴシック" w:hAnsi="游ゴシック"/>
                 <w:sz w:val="20"/>
@@ -5625,53 +5287,14 @@
                 <w:rFonts w:ascii="游ゴシック" w:eastAsia="游ゴシック" w:hAnsi="游ゴシック"/>
                 <w:sz w:val="20"/>
               </w:rPr>
-              <w:t>-CH</w:t>
-            </w:r>
-            <w:bookmarkStart w:id="0" w:name="_GoBack"/>
-            <w:bookmarkEnd w:id="0"/>
-            <w:r>
-              <w:rPr>
-                <w:rFonts w:ascii="游ゴシック" w:eastAsia="游ゴシック" w:hAnsi="游ゴシック"/>
-                <w:sz w:val="20"/>
-              </w:rPr>
-              <w:t>ARGE</w:t>
-            </w:r>
-            <w:r>
-              <w:rPr>
-                <w:rFonts w:ascii="游ゴシック" w:eastAsia="游ゴシック" w:hAnsi="游ゴシック" w:hint="eastAsia"/>
-                <w:sz w:val="20"/>
-              </w:rPr>
-              <w:t>テーブルに、フォームに入力した以下のレコード</w:t>
-            </w:r>
-            <w:r>
-              <w:rPr>
-                <w:rFonts w:ascii="游ゴシック" w:eastAsia="游ゴシック" w:hAnsi="游ゴシック" w:hint="eastAsia"/>
-                <w:sz w:val="20"/>
-              </w:rPr>
-              <w:t>に編集されて</w:t>
-            </w:r>
-            <w:r>
-              <w:rPr>
-                <w:rFonts w:ascii="游ゴシック" w:eastAsia="游ゴシック" w:hAnsi="游ゴシック" w:hint="eastAsia"/>
-                <w:sz w:val="20"/>
-              </w:rPr>
-              <w:t>いること。</w:t>
-            </w:r>
-          </w:p>
-          <w:p>
-            <w:pPr>
-              <w:snapToGrid w:val="0"/>
-              <w:rPr>
-                <w:rFonts w:ascii="游ゴシック" w:eastAsia="游ゴシック" w:hAnsi="游ゴシック"/>
-                <w:sz w:val="20"/>
-              </w:rPr>
-            </w:pPr>
-            <w:r>
-              <w:rPr>
-                <w:rFonts w:ascii="游ゴシック" w:eastAsia="游ゴシック" w:hAnsi="游ゴシック" w:hint="eastAsia"/>
-                <w:sz w:val="20"/>
-              </w:rPr>
-              <w:t>＜編集前＞</w:t>
+              <w:t>-CHARGE</w:t>
+            </w:r>
+            <w:r>
+              <w:rPr>
+                <w:rFonts w:ascii="游ゴシック" w:eastAsia="游ゴシック" w:hAnsi="游ゴシック" w:hint="eastAsia"/>
+                <w:sz w:val="20"/>
+              </w:rPr>
+              <w:t>テーブルに、フォームに入力した以下のレコードが追加されていること。</w:t>
             </w:r>
           </w:p>
           <w:p>
@@ -5756,14 +5379,14 @@
                 <w:rFonts w:ascii="游ゴシック" w:eastAsia="游ゴシック" w:hAnsi="游ゴシック" w:hint="eastAsia"/>
                 <w:sz w:val="20"/>
               </w:rPr>
-              <w:t>：</w:t>
-            </w:r>
-            <w:r>
-              <w:rPr>
-                <w:rFonts w:ascii="游ゴシック" w:eastAsia="游ゴシック" w:hAnsi="游ゴシック" w:hint="eastAsia"/>
-                <w:sz w:val="20"/>
-              </w:rPr>
-              <w:t>料金1</w:t>
+              <w:t>：料金2</w:t>
+            </w:r>
+            <w:r>
+              <w:rPr>
+                <w:rFonts w:ascii="游ゴシック" w:eastAsia="游ゴシック" w:hAnsi="游ゴシック"/>
+                <w:sz w:val="20"/>
+              </w:rPr>
+              <w:t xml:space="preserve"> </w:t>
             </w:r>
           </w:p>
           <w:p>
@@ -5793,7 +5416,7 @@
                 <w:rFonts w:ascii="游ゴシック" w:eastAsia="游ゴシック" w:hAnsi="游ゴシック" w:hint="eastAsia"/>
                 <w:sz w:val="20"/>
               </w:rPr>
-              <w:t>：1</w:t>
+              <w:t>：2</w:t>
             </w:r>
             <w:r>
               <w:rPr>
@@ -5846,14 +5469,28 @@
                 <w:rFonts w:ascii="游ゴシック" w:eastAsia="游ゴシック" w:hAnsi="游ゴシック"/>
                 <w:sz w:val="20"/>
               </w:rPr>
-              <w:t>025-01-01</w:t>
-            </w:r>
-          </w:p>
-          <w:p>
-            <w:pPr>
-              <w:snapToGrid w:val="0"/>
-              <w:rPr>
-                <w:rFonts w:ascii="游ゴシック" w:eastAsia="游ゴシック" w:hAnsi="游ゴシック" w:hint="eastAsia"/>
+              <w:t>025-0</w:t>
+            </w:r>
+            <w:r>
+              <w:rPr>
+                <w:rFonts w:ascii="游ゴシック" w:eastAsia="游ゴシック" w:hAnsi="游ゴシック" w:hint="eastAsia"/>
+                <w:sz w:val="20"/>
+              </w:rPr>
+              <w:t>2</w:t>
+            </w:r>
+            <w:r>
+              <w:rPr>
+                <w:rFonts w:ascii="游ゴシック" w:eastAsia="游ゴシック" w:hAnsi="游ゴシック"/>
+                <w:sz w:val="20"/>
+              </w:rPr>
+              <w:t>-01</w:t>
+            </w:r>
+          </w:p>
+          <w:p>
+            <w:pPr>
+              <w:snapToGrid w:val="0"/>
+              <w:rPr>
+                <w:rFonts w:ascii="游ゴシック" w:eastAsia="游ゴシック" w:hAnsi="游ゴシック"/>
                 <w:sz w:val="20"/>
               </w:rPr>
             </w:pPr>
@@ -5885,21 +5522,53 @@
                 <w:rFonts w:ascii="游ゴシック" w:eastAsia="游ゴシック" w:hAnsi="游ゴシック" w:hint="eastAsia"/>
                 <w:sz w:val="20"/>
               </w:rPr>
-              <w:t>：</w:t>
-            </w:r>
-            <w:r>
-              <w:rPr>
-                <w:rFonts w:ascii="游ゴシック" w:eastAsia="游ゴシック" w:hAnsi="游ゴシック" w:hint="eastAsia"/>
-                <w:sz w:val="20"/>
-              </w:rPr>
-              <w:t>2</w:t>
-            </w:r>
-            <w:r>
-              <w:rPr>
-                <w:rFonts w:ascii="游ゴシック" w:eastAsia="游ゴシック" w:hAnsi="游ゴシック"/>
-                <w:sz w:val="20"/>
-              </w:rPr>
-              <w:t>025-02-01</w:t>
+              <w:t>：2</w:t>
+            </w:r>
+            <w:r>
+              <w:rPr>
+                <w:rFonts w:ascii="游ゴシック" w:eastAsia="游ゴシック" w:hAnsi="游ゴシック"/>
+                <w:sz w:val="20"/>
+              </w:rPr>
+              <w:t>025-03-01</w:t>
+            </w:r>
+          </w:p>
+          <w:p>
+            <w:pPr>
+              <w:snapToGrid w:val="0"/>
+              <w:rPr>
+                <w:rFonts w:ascii="游ゴシック" w:eastAsia="游ゴシック" w:hAnsi="游ゴシック"/>
+                <w:sz w:val="20"/>
+              </w:rPr>
+            </w:pPr>
+            <w:r>
+              <w:rPr>
+                <w:rFonts w:ascii="游ゴシック" w:eastAsia="游ゴシック" w:hAnsi="游ゴシック" w:hint="eastAsia"/>
+                <w:sz w:val="20"/>
+              </w:rPr>
+              <w:t>登録日(</w:t>
+            </w:r>
+            <w:proofErr w:type="spellStart"/>
+            <w:r>
+              <w:rPr>
+                <w:rFonts w:ascii="游ゴシック" w:eastAsia="游ゴシック" w:hAnsi="游ゴシック"/>
+                <w:sz w:val="20"/>
+              </w:rPr>
+              <w:t>created_at</w:t>
+            </w:r>
+            <w:proofErr w:type="spellEnd"/>
+            <w:r>
+              <w:rPr>
+                <w:rFonts w:ascii="游ゴシック" w:eastAsia="游ゴシック" w:hAnsi="游ゴシック"/>
+                <w:sz w:val="20"/>
+              </w:rPr>
+              <w:t>)</w:t>
+            </w:r>
+            <w:r>
+              <w:rPr>
+                <w:rFonts w:ascii="游ゴシック" w:eastAsia="游ゴシック" w:hAnsi="游ゴシック" w:hint="eastAsia"/>
+                <w:sz w:val="20"/>
+              </w:rPr>
+              <w:t>：※登録した日時</w:t>
             </w:r>
           </w:p>
           <w:p>
@@ -5941,320 +5610,6 @@
               <w:t>：登録した時間</w:t>
             </w:r>
           </w:p>
-          <w:p>
-            <w:pPr>
-              <w:snapToGrid w:val="0"/>
-              <w:rPr>
-                <w:rFonts w:ascii="游ゴシック" w:eastAsia="游ゴシック" w:hAnsi="游ゴシック"/>
-                <w:sz w:val="20"/>
-              </w:rPr>
-            </w:pPr>
-          </w:p>
-          <w:p>
-            <w:pPr>
-              <w:snapToGrid w:val="0"/>
-              <w:rPr>
-                <w:rFonts w:ascii="游ゴシック" w:eastAsia="游ゴシック" w:hAnsi="游ゴシック"/>
-                <w:sz w:val="20"/>
-              </w:rPr>
-            </w:pPr>
-            <w:r>
-              <w:rPr>
-                <w:rFonts w:ascii="游ゴシック" w:eastAsia="游ゴシック" w:hAnsi="游ゴシック" w:hint="eastAsia"/>
-                <w:sz w:val="20"/>
-              </w:rPr>
-              <w:t>＜変更後＞</w:t>
-            </w:r>
-          </w:p>
-          <w:p>
-            <w:pPr>
-              <w:snapToGrid w:val="0"/>
-              <w:rPr>
-                <w:rFonts w:ascii="游ゴシック" w:eastAsia="游ゴシック" w:hAnsi="游ゴシック"/>
-                <w:sz w:val="20"/>
-              </w:rPr>
-            </w:pPr>
-            <w:r>
-              <w:rPr>
-                <w:rFonts w:ascii="游ゴシック" w:eastAsia="游ゴシック" w:hAnsi="游ゴシック" w:hint="eastAsia"/>
-                <w:sz w:val="20"/>
-              </w:rPr>
-              <w:t>料金I</w:t>
-            </w:r>
-            <w:r>
-              <w:rPr>
-                <w:rFonts w:ascii="游ゴシック" w:eastAsia="游ゴシック" w:hAnsi="游ゴシック"/>
-                <w:sz w:val="20"/>
-              </w:rPr>
-              <w:t>D(</w:t>
-            </w:r>
-            <w:proofErr w:type="spellStart"/>
-            <w:r>
-              <w:rPr>
-                <w:rFonts w:ascii="游ゴシック" w:eastAsia="游ゴシック" w:hAnsi="游ゴシック"/>
-                <w:sz w:val="20"/>
-              </w:rPr>
-              <w:t>charge_id</w:t>
-            </w:r>
-            <w:proofErr w:type="spellEnd"/>
-            <w:r>
-              <w:rPr>
-                <w:rFonts w:ascii="游ゴシック" w:eastAsia="游ゴシック" w:hAnsi="游ゴシック"/>
-                <w:sz w:val="20"/>
-              </w:rPr>
-              <w:t>)</w:t>
-            </w:r>
-            <w:r>
-              <w:rPr>
-                <w:rFonts w:ascii="游ゴシック" w:eastAsia="游ゴシック" w:hAnsi="游ゴシック" w:hint="eastAsia"/>
-                <w:sz w:val="20"/>
-              </w:rPr>
-              <w:t>：※整数自動生成</w:t>
-            </w:r>
-          </w:p>
-          <w:p>
-            <w:pPr>
-              <w:snapToGrid w:val="0"/>
-              <w:rPr>
-                <w:rFonts w:ascii="游ゴシック" w:eastAsia="游ゴシック" w:hAnsi="游ゴシック"/>
-                <w:sz w:val="20"/>
-              </w:rPr>
-            </w:pPr>
-            <w:r>
-              <w:rPr>
-                <w:rFonts w:ascii="游ゴシック" w:eastAsia="游ゴシック" w:hAnsi="游ゴシック" w:hint="eastAsia"/>
-                <w:sz w:val="20"/>
-              </w:rPr>
-              <w:t>料金名(</w:t>
-            </w:r>
-            <w:proofErr w:type="spellStart"/>
-            <w:r>
-              <w:rPr>
-                <w:rFonts w:ascii="游ゴシック" w:eastAsia="游ゴシック" w:hAnsi="游ゴシック"/>
-                <w:sz w:val="20"/>
-              </w:rPr>
-              <w:t>charge_name</w:t>
-            </w:r>
-            <w:proofErr w:type="spellEnd"/>
-            <w:r>
-              <w:rPr>
-                <w:rFonts w:ascii="游ゴシック" w:eastAsia="游ゴシック" w:hAnsi="游ゴシック"/>
-                <w:sz w:val="20"/>
-              </w:rPr>
-              <w:t>)</w:t>
-            </w:r>
-            <w:r>
-              <w:rPr>
-                <w:rFonts w:ascii="游ゴシック" w:eastAsia="游ゴシック" w:hAnsi="游ゴシック" w:hint="eastAsia"/>
-                <w:sz w:val="20"/>
-              </w:rPr>
-              <w:t>：</w:t>
-            </w:r>
-            <w:r>
-              <w:rPr>
-                <w:rFonts w:ascii="游ゴシック" w:eastAsia="游ゴシック" w:hAnsi="游ゴシック" w:hint="eastAsia"/>
-                <w:sz w:val="20"/>
-              </w:rPr>
-              <w:t>料金6</w:t>
-            </w:r>
-          </w:p>
-          <w:p>
-            <w:pPr>
-              <w:snapToGrid w:val="0"/>
-              <w:rPr>
-                <w:rFonts w:ascii="游ゴシック" w:eastAsia="游ゴシック" w:hAnsi="游ゴシック"/>
-                <w:sz w:val="20"/>
-              </w:rPr>
-            </w:pPr>
-            <w:r>
-              <w:rPr>
-                <w:rFonts w:ascii="游ゴシック" w:eastAsia="游ゴシック" w:hAnsi="游ゴシック" w:hint="eastAsia"/>
-                <w:sz w:val="20"/>
-              </w:rPr>
-              <w:t>料金(</w:t>
-            </w:r>
-            <w:r>
-              <w:rPr>
-                <w:rFonts w:ascii="游ゴシック" w:eastAsia="游ゴシック" w:hAnsi="游ゴシック"/>
-                <w:sz w:val="20"/>
-              </w:rPr>
-              <w:t>amount)</w:t>
-            </w:r>
-            <w:r>
-              <w:rPr>
-                <w:rFonts w:ascii="游ゴシック" w:eastAsia="游ゴシック" w:hAnsi="游ゴシック" w:hint="eastAsia"/>
-                <w:sz w:val="20"/>
-              </w:rPr>
-              <w:t>：</w:t>
-            </w:r>
-            <w:r>
-              <w:rPr>
-                <w:rFonts w:ascii="游ゴシック" w:eastAsia="游ゴシック" w:hAnsi="游ゴシック" w:hint="eastAsia"/>
-                <w:sz w:val="20"/>
-              </w:rPr>
-              <w:t>6</w:t>
-            </w:r>
-            <w:r>
-              <w:rPr>
-                <w:rFonts w:ascii="游ゴシック" w:eastAsia="游ゴシック" w:hAnsi="游ゴシック"/>
-                <w:sz w:val="20"/>
-              </w:rPr>
-              <w:t>000</w:t>
-            </w:r>
-          </w:p>
-          <w:p>
-            <w:pPr>
-              <w:snapToGrid w:val="0"/>
-              <w:rPr>
-                <w:rFonts w:ascii="游ゴシック" w:eastAsia="游ゴシック" w:hAnsi="游ゴシック"/>
-                <w:sz w:val="20"/>
-              </w:rPr>
-            </w:pPr>
-            <w:r>
-              <w:rPr>
-                <w:rFonts w:ascii="游ゴシック" w:eastAsia="游ゴシック" w:hAnsi="游ゴシック" w:hint="eastAsia"/>
-                <w:sz w:val="20"/>
-              </w:rPr>
-              <w:t>開始日(</w:t>
-            </w:r>
-            <w:proofErr w:type="spellStart"/>
-            <w:r>
-              <w:rPr>
-                <w:rFonts w:ascii="游ゴシック" w:eastAsia="游ゴシック" w:hAnsi="游ゴシック"/>
-                <w:sz w:val="20"/>
-              </w:rPr>
-              <w:t>start_date</w:t>
-            </w:r>
-            <w:proofErr w:type="spellEnd"/>
-            <w:r>
-              <w:rPr>
-                <w:rFonts w:ascii="游ゴシック" w:eastAsia="游ゴシック" w:hAnsi="游ゴシック"/>
-                <w:sz w:val="20"/>
-              </w:rPr>
-              <w:t>)</w:t>
-            </w:r>
-            <w:r>
-              <w:rPr>
-                <w:rFonts w:ascii="游ゴシック" w:eastAsia="游ゴシック" w:hAnsi="游ゴシック" w:hint="eastAsia"/>
-                <w:sz w:val="20"/>
-              </w:rPr>
-              <w:t>：2</w:t>
-            </w:r>
-            <w:r>
-              <w:rPr>
-                <w:rFonts w:ascii="游ゴシック" w:eastAsia="游ゴシック" w:hAnsi="游ゴシック"/>
-                <w:sz w:val="20"/>
-              </w:rPr>
-              <w:t>025-0</w:t>
-            </w:r>
-            <w:r>
-              <w:rPr>
-                <w:rFonts w:ascii="游ゴシック" w:eastAsia="游ゴシック" w:hAnsi="游ゴシック"/>
-                <w:sz w:val="20"/>
-              </w:rPr>
-              <w:t>6</w:t>
-            </w:r>
-            <w:r>
-              <w:rPr>
-                <w:rFonts w:ascii="游ゴシック" w:eastAsia="游ゴシック" w:hAnsi="游ゴシック"/>
-                <w:sz w:val="20"/>
-              </w:rPr>
-              <w:t>-01</w:t>
-            </w:r>
-          </w:p>
-          <w:p>
-            <w:pPr>
-              <w:snapToGrid w:val="0"/>
-              <w:rPr>
-                <w:rFonts w:ascii="游ゴシック" w:eastAsia="游ゴシック" w:hAnsi="游ゴシック" w:hint="eastAsia"/>
-                <w:sz w:val="20"/>
-              </w:rPr>
-            </w:pPr>
-            <w:r>
-              <w:rPr>
-                <w:rFonts w:ascii="游ゴシック" w:eastAsia="游ゴシック" w:hAnsi="游ゴシック" w:hint="eastAsia"/>
-                <w:sz w:val="20"/>
-              </w:rPr>
-              <w:t>終了日(</w:t>
-            </w:r>
-            <w:proofErr w:type="spellStart"/>
-            <w:r>
-              <w:rPr>
-                <w:rFonts w:ascii="游ゴシック" w:eastAsia="游ゴシック" w:hAnsi="游ゴシック"/>
-                <w:sz w:val="20"/>
-              </w:rPr>
-              <w:t>end_date</w:t>
-            </w:r>
-            <w:proofErr w:type="spellEnd"/>
-            <w:r>
-              <w:rPr>
-                <w:rFonts w:ascii="游ゴシック" w:eastAsia="游ゴシック" w:hAnsi="游ゴシック"/>
-                <w:sz w:val="20"/>
-              </w:rPr>
-              <w:t>)</w:t>
-            </w:r>
-            <w:r>
-              <w:rPr>
-                <w:rFonts w:ascii="游ゴシック" w:eastAsia="游ゴシック" w:hAnsi="游ゴシック" w:hint="eastAsia"/>
-                <w:sz w:val="20"/>
-              </w:rPr>
-              <w:t>：</w:t>
-            </w:r>
-            <w:r>
-              <w:rPr>
-                <w:rFonts w:ascii="游ゴシック" w:eastAsia="游ゴシック" w:hAnsi="游ゴシック" w:hint="eastAsia"/>
-                <w:sz w:val="20"/>
-              </w:rPr>
-              <w:t>2</w:t>
-            </w:r>
-            <w:r>
-              <w:rPr>
-                <w:rFonts w:ascii="游ゴシック" w:eastAsia="游ゴシック" w:hAnsi="游ゴシック"/>
-                <w:sz w:val="20"/>
-              </w:rPr>
-              <w:t>025-07-01</w:t>
-            </w:r>
-          </w:p>
-          <w:p>
-            <w:pPr>
-              <w:snapToGrid w:val="0"/>
-              <w:rPr>
-                <w:rFonts w:ascii="游ゴシック" w:eastAsia="游ゴシック" w:hAnsi="游ゴシック"/>
-                <w:sz w:val="20"/>
-              </w:rPr>
-            </w:pPr>
-            <w:r>
-              <w:rPr>
-                <w:rFonts w:ascii="游ゴシック" w:eastAsia="游ゴシック" w:hAnsi="游ゴシック" w:hint="eastAsia"/>
-                <w:sz w:val="20"/>
-              </w:rPr>
-              <w:lastRenderedPageBreak/>
-              <w:t>更新日(</w:t>
-            </w:r>
-            <w:proofErr w:type="spellStart"/>
-            <w:r>
-              <w:rPr>
-                <w:rFonts w:ascii="游ゴシック" w:eastAsia="游ゴシック" w:hAnsi="游ゴシック"/>
-                <w:sz w:val="20"/>
-              </w:rPr>
-              <w:t>updated_at</w:t>
-            </w:r>
-            <w:proofErr w:type="spellEnd"/>
-            <w:r>
-              <w:rPr>
-                <w:rFonts w:ascii="游ゴシック" w:eastAsia="游ゴシック" w:hAnsi="游ゴシック"/>
-                <w:sz w:val="20"/>
-              </w:rPr>
-              <w:t>)</w:t>
-            </w:r>
-            <w:r>
-              <w:rPr>
-                <w:rFonts w:ascii="游ゴシック" w:eastAsia="游ゴシック" w:hAnsi="游ゴシック" w:hint="eastAsia"/>
-                <w:sz w:val="20"/>
-              </w:rPr>
-              <w:t>：登録した時間</w:t>
-            </w:r>
-          </w:p>
         </w:tc>
         <w:tc>
           <w:tcPr>
@@ -6270,6 +5625,20 @@
                 <w:sz w:val="20"/>
               </w:rPr>
             </w:pPr>
+            <w:r>
+              <w:rPr>
+                <w:rFonts w:ascii="游ゴシック" w:eastAsia="游ゴシック" w:hAnsi="游ゴシック" w:hint="eastAsia"/>
+                <w:sz w:val="20"/>
+              </w:rPr>
+              <w:t>8</w:t>
+            </w:r>
+            <w:r>
+              <w:rPr>
+                <w:rFonts w:ascii="游ゴシック" w:eastAsia="游ゴシック" w:hAnsi="游ゴシック"/>
+                <w:sz w:val="20"/>
+              </w:rPr>
+              <w:t>/19</w:t>
+            </w:r>
           </w:p>
         </w:tc>
         <w:tc>
@@ -6286,6 +5655,20 @@
                 <w:sz w:val="20"/>
               </w:rPr>
             </w:pPr>
+            <w:r>
+              <w:rPr>
+                <w:rFonts w:ascii="游ゴシック" w:eastAsia="游ゴシック" w:hAnsi="游ゴシック" w:hint="eastAsia"/>
+                <w:sz w:val="20"/>
+              </w:rPr>
+              <w:t>O</w:t>
+            </w:r>
+            <w:r>
+              <w:rPr>
+                <w:rFonts w:ascii="游ゴシック" w:eastAsia="游ゴシック" w:hAnsi="游ゴシック"/>
+                <w:sz w:val="20"/>
+              </w:rPr>
+              <w:t>K</w:t>
+            </w:r>
           </w:p>
         </w:tc>
         <w:tc>
@@ -6334,7 +5717,7 @@
                 <w:rFonts w:ascii="游ゴシック" w:eastAsia="游ゴシック" w:hAnsi="游ゴシック"/>
                 <w:sz w:val="20"/>
               </w:rPr>
-              <w:t>7-1</w:t>
+              <w:t>3-1</w:t>
             </w:r>
           </w:p>
         </w:tc>
@@ -6357,21 +5740,21 @@
                 <w:rFonts w:ascii="游ゴシック" w:eastAsia="游ゴシック" w:hAnsi="游ゴシック" w:hint="eastAsia"/>
                 <w:sz w:val="20"/>
               </w:rPr>
-              <w:t>データベースのT</w:t>
-            </w:r>
-            <w:r>
-              <w:rPr>
-                <w:rFonts w:ascii="游ゴシック" w:eastAsia="游ゴシック" w:hAnsi="游ゴシック"/>
-                <w:sz w:val="20"/>
-              </w:rPr>
-              <w:t>-CHARGE</w:t>
-            </w:r>
-            <w:r>
-              <w:rPr>
-                <w:rFonts w:ascii="游ゴシック" w:eastAsia="游ゴシック" w:hAnsi="游ゴシック" w:hint="eastAsia"/>
-                <w:sz w:val="20"/>
-              </w:rPr>
-              <w:t>テーブルを確認する。</w:t>
+              <w:t>テストケース</w:t>
+            </w:r>
+            <w:r>
+              <w:rPr>
+                <w:rFonts w:ascii="游ゴシック" w:eastAsia="游ゴシック" w:hAnsi="游ゴシック"/>
+                <w:sz w:val="20"/>
+              </w:rPr>
+              <w:t>No.12</w:t>
+            </w:r>
+            <w:r>
+              <w:rPr>
+                <w:rFonts w:ascii="游ゴシック" w:eastAsia="游ゴシック" w:hAnsi="游ゴシック" w:hint="eastAsia"/>
+                <w:sz w:val="20"/>
+              </w:rPr>
+              <w:t>とは異なる料金情報を、料金新規追加画面のテキストボックスに入力し、料金新規追加画面のキャンセルボタンを押下する。</w:t>
             </w:r>
           </w:p>
         </w:tc>
@@ -6393,35 +5776,7 @@
                 <w:rFonts w:ascii="游ゴシック" w:eastAsia="游ゴシック" w:hAnsi="游ゴシック" w:hint="eastAsia"/>
                 <w:sz w:val="20"/>
               </w:rPr>
-              <w:t>テストケース</w:t>
-            </w:r>
-            <w:r>
-              <w:rPr>
-                <w:rFonts w:ascii="游ゴシック" w:eastAsia="游ゴシック" w:hAnsi="游ゴシック"/>
-                <w:sz w:val="20"/>
-              </w:rPr>
-              <w:t>No.</w:t>
-            </w:r>
-            <w:r>
-              <w:rPr>
-                <w:rFonts w:ascii="游ゴシック" w:eastAsia="游ゴシック" w:hAnsi="游ゴシック" w:hint="eastAsia"/>
-                <w:sz w:val="20"/>
-              </w:rPr>
-              <w:t>1</w:t>
-            </w:r>
-            <w:r>
-              <w:rPr>
-                <w:rFonts w:ascii="游ゴシック" w:eastAsia="游ゴシック" w:hAnsi="游ゴシック"/>
-                <w:sz w:val="20"/>
-              </w:rPr>
-              <w:t>1</w:t>
-            </w:r>
-            <w:r>
-              <w:rPr>
-                <w:rFonts w:ascii="游ゴシック" w:eastAsia="游ゴシック" w:hAnsi="游ゴシック" w:hint="eastAsia"/>
-                <w:sz w:val="20"/>
-              </w:rPr>
-              <w:t>で入力した情報が追加されていること。</w:t>
+              <w:t>料金検索画面に遷移すること。</w:t>
             </w:r>
           </w:p>
         </w:tc>
@@ -6439,6 +5794,20 @@
                 <w:sz w:val="20"/>
               </w:rPr>
             </w:pPr>
+            <w:r>
+              <w:rPr>
+                <w:rFonts w:ascii="游ゴシック" w:eastAsia="游ゴシック" w:hAnsi="游ゴシック" w:hint="eastAsia"/>
+                <w:sz w:val="20"/>
+              </w:rPr>
+              <w:t>8</w:t>
+            </w:r>
+            <w:r>
+              <w:rPr>
+                <w:rFonts w:ascii="游ゴシック" w:eastAsia="游ゴシック" w:hAnsi="游ゴシック"/>
+                <w:sz w:val="20"/>
+              </w:rPr>
+              <w:t>/19</w:t>
+            </w:r>
           </w:p>
         </w:tc>
         <w:tc>
@@ -6455,6 +5824,20 @@
                 <w:sz w:val="20"/>
               </w:rPr>
             </w:pPr>
+            <w:r>
+              <w:rPr>
+                <w:rFonts w:ascii="游ゴシック" w:eastAsia="游ゴシック" w:hAnsi="游ゴシック" w:hint="eastAsia"/>
+                <w:sz w:val="20"/>
+              </w:rPr>
+              <w:t>O</w:t>
+            </w:r>
+            <w:r>
+              <w:rPr>
+                <w:rFonts w:ascii="游ゴシック" w:eastAsia="游ゴシック" w:hAnsi="游ゴシック"/>
+                <w:sz w:val="20"/>
+              </w:rPr>
+              <w:t>K</w:t>
+            </w:r>
           </w:p>
         </w:tc>
         <w:tc>
@@ -6503,7 +5886,7 @@
                 <w:rFonts w:ascii="游ゴシック" w:eastAsia="游ゴシック" w:hAnsi="游ゴシック"/>
                 <w:sz w:val="20"/>
               </w:rPr>
-              <w:t>7-2</w:t>
+              <w:t>3-2</w:t>
             </w:r>
           </w:p>
         </w:tc>
@@ -6541,22 +5924,246 @@
                 <w:rFonts w:ascii="游ゴシック" w:eastAsia="游ゴシック" w:hAnsi="游ゴシック" w:hint="eastAsia"/>
                 <w:sz w:val="20"/>
               </w:rPr>
-              <w:t>テストケース</w:t>
-            </w:r>
-            <w:r>
-              <w:rPr>
-                <w:rFonts w:ascii="游ゴシック" w:eastAsia="游ゴシック" w:hAnsi="游ゴシック"/>
-                <w:sz w:val="20"/>
-              </w:rPr>
-              <w:t>No.12</w:t>
-            </w:r>
-            <w:r>
-              <w:rPr>
-                <w:rFonts w:ascii="游ゴシック" w:eastAsia="游ゴシック" w:hAnsi="游ゴシック" w:hint="eastAsia"/>
-                <w:sz w:val="20"/>
-              </w:rPr>
-              <w:t>で入力した情報が追加されていないこと。</w:t>
-            </w:r>
+              <w:t>T</w:t>
+            </w:r>
+            <w:r>
+              <w:rPr>
+                <w:rFonts w:ascii="游ゴシック" w:eastAsia="游ゴシック" w:hAnsi="游ゴシック"/>
+                <w:sz w:val="20"/>
+              </w:rPr>
+              <w:t>-CHARGE</w:t>
+            </w:r>
+            <w:r>
+              <w:rPr>
+                <w:rFonts w:ascii="游ゴシック" w:eastAsia="游ゴシック" w:hAnsi="游ゴシック" w:hint="eastAsia"/>
+                <w:sz w:val="20"/>
+              </w:rPr>
+              <w:t>テーブルに、フォームに入力した以下のレコードが追加されていないこと。</w:t>
+            </w:r>
+          </w:p>
+          <w:p>
+            <w:pPr>
+              <w:snapToGrid w:val="0"/>
+              <w:rPr>
+                <w:rFonts w:ascii="游ゴシック" w:eastAsia="游ゴシック" w:hAnsi="游ゴシック"/>
+                <w:sz w:val="20"/>
+              </w:rPr>
+            </w:pPr>
+            <w:r>
+              <w:rPr>
+                <w:rFonts w:ascii="游ゴシック" w:eastAsia="游ゴシック" w:hAnsi="游ゴシック" w:hint="eastAsia"/>
+                <w:sz w:val="20"/>
+              </w:rPr>
+              <w:t>料金I</w:t>
+            </w:r>
+            <w:r>
+              <w:rPr>
+                <w:rFonts w:ascii="游ゴシック" w:eastAsia="游ゴシック" w:hAnsi="游ゴシック"/>
+                <w:sz w:val="20"/>
+              </w:rPr>
+              <w:t>D(</w:t>
+            </w:r>
+            <w:proofErr w:type="spellStart"/>
+            <w:r>
+              <w:rPr>
+                <w:rFonts w:ascii="游ゴシック" w:eastAsia="游ゴシック" w:hAnsi="游ゴシック"/>
+                <w:sz w:val="20"/>
+              </w:rPr>
+              <w:t>charge_id</w:t>
+            </w:r>
+            <w:proofErr w:type="spellEnd"/>
+            <w:r>
+              <w:rPr>
+                <w:rFonts w:ascii="游ゴシック" w:eastAsia="游ゴシック" w:hAnsi="游ゴシック"/>
+                <w:sz w:val="20"/>
+              </w:rPr>
+              <w:t>)</w:t>
+            </w:r>
+            <w:r>
+              <w:rPr>
+                <w:rFonts w:ascii="游ゴシック" w:eastAsia="游ゴシック" w:hAnsi="游ゴシック" w:hint="eastAsia"/>
+                <w:sz w:val="20"/>
+              </w:rPr>
+              <w:t>：※整数自動生成</w:t>
+            </w:r>
+          </w:p>
+          <w:p>
+            <w:pPr>
+              <w:snapToGrid w:val="0"/>
+              <w:rPr>
+                <w:rFonts w:ascii="游ゴシック" w:eastAsia="游ゴシック" w:hAnsi="游ゴシック"/>
+                <w:sz w:val="20"/>
+              </w:rPr>
+            </w:pPr>
+            <w:r>
+              <w:rPr>
+                <w:rFonts w:ascii="游ゴシック" w:eastAsia="游ゴシック" w:hAnsi="游ゴシック" w:hint="eastAsia"/>
+                <w:sz w:val="20"/>
+              </w:rPr>
+              <w:t>料金名(</w:t>
+            </w:r>
+            <w:proofErr w:type="spellStart"/>
+            <w:r>
+              <w:rPr>
+                <w:rFonts w:ascii="游ゴシック" w:eastAsia="游ゴシック" w:hAnsi="游ゴシック"/>
+                <w:sz w:val="20"/>
+              </w:rPr>
+              <w:t>charge_name</w:t>
+            </w:r>
+            <w:proofErr w:type="spellEnd"/>
+            <w:r>
+              <w:rPr>
+                <w:rFonts w:ascii="游ゴシック" w:eastAsia="游ゴシック" w:hAnsi="游ゴシック"/>
+                <w:sz w:val="20"/>
+              </w:rPr>
+              <w:t>)</w:t>
+            </w:r>
+            <w:r>
+              <w:rPr>
+                <w:rFonts w:ascii="游ゴシック" w:eastAsia="游ゴシック" w:hAnsi="游ゴシック" w:hint="eastAsia"/>
+                <w:sz w:val="20"/>
+              </w:rPr>
+              <w:t>：料金3</w:t>
+            </w:r>
+          </w:p>
+          <w:p>
+            <w:pPr>
+              <w:snapToGrid w:val="0"/>
+              <w:rPr>
+                <w:rFonts w:ascii="游ゴシック" w:eastAsia="游ゴシック" w:hAnsi="游ゴシック"/>
+                <w:sz w:val="20"/>
+              </w:rPr>
+            </w:pPr>
+            <w:r>
+              <w:rPr>
+                <w:rFonts w:ascii="游ゴシック" w:eastAsia="游ゴシック" w:hAnsi="游ゴシック" w:hint="eastAsia"/>
+                <w:sz w:val="20"/>
+              </w:rPr>
+              <w:t>料金(</w:t>
+            </w:r>
+            <w:r>
+              <w:rPr>
+                <w:rFonts w:ascii="游ゴシック" w:eastAsia="游ゴシック" w:hAnsi="游ゴシック"/>
+                <w:sz w:val="20"/>
+              </w:rPr>
+              <w:t>amount)</w:t>
+            </w:r>
+            <w:r>
+              <w:rPr>
+                <w:rFonts w:ascii="游ゴシック" w:eastAsia="游ゴシック" w:hAnsi="游ゴシック" w:hint="eastAsia"/>
+                <w:sz w:val="20"/>
+              </w:rPr>
+              <w:t>：3</w:t>
+            </w:r>
+            <w:r>
+              <w:rPr>
+                <w:rFonts w:ascii="游ゴシック" w:eastAsia="游ゴシック" w:hAnsi="游ゴシック"/>
+                <w:sz w:val="20"/>
+              </w:rPr>
+              <w:t>000</w:t>
+            </w:r>
+          </w:p>
+          <w:p>
+            <w:pPr>
+              <w:snapToGrid w:val="0"/>
+              <w:rPr>
+                <w:rFonts w:ascii="游ゴシック" w:eastAsia="游ゴシック" w:hAnsi="游ゴシック"/>
+                <w:sz w:val="20"/>
+              </w:rPr>
+            </w:pPr>
+            <w:r>
+              <w:rPr>
+                <w:rFonts w:ascii="游ゴシック" w:eastAsia="游ゴシック" w:hAnsi="游ゴシック" w:hint="eastAsia"/>
+                <w:sz w:val="20"/>
+              </w:rPr>
+              <w:lastRenderedPageBreak/>
+              <w:t>開始日(</w:t>
+            </w:r>
+            <w:proofErr w:type="spellStart"/>
+            <w:r>
+              <w:rPr>
+                <w:rFonts w:ascii="游ゴシック" w:eastAsia="游ゴシック" w:hAnsi="游ゴシック"/>
+                <w:sz w:val="20"/>
+              </w:rPr>
+              <w:t>start_date</w:t>
+            </w:r>
+            <w:proofErr w:type="spellEnd"/>
+            <w:r>
+              <w:rPr>
+                <w:rFonts w:ascii="游ゴシック" w:eastAsia="游ゴシック" w:hAnsi="游ゴシック"/>
+                <w:sz w:val="20"/>
+              </w:rPr>
+              <w:t>)</w:t>
+            </w:r>
+            <w:r>
+              <w:rPr>
+                <w:rFonts w:ascii="游ゴシック" w:eastAsia="游ゴシック" w:hAnsi="游ゴシック" w:hint="eastAsia"/>
+                <w:sz w:val="20"/>
+              </w:rPr>
+              <w:t>：2</w:t>
+            </w:r>
+            <w:r>
+              <w:rPr>
+                <w:rFonts w:ascii="游ゴシック" w:eastAsia="游ゴシック" w:hAnsi="游ゴシック"/>
+                <w:sz w:val="20"/>
+              </w:rPr>
+              <w:t>025-03-01</w:t>
+            </w:r>
+          </w:p>
+          <w:p>
+            <w:pPr>
+              <w:snapToGrid w:val="0"/>
+              <w:rPr>
+                <w:rFonts w:ascii="游ゴシック" w:eastAsia="游ゴシック" w:hAnsi="游ゴシック"/>
+                <w:sz w:val="20"/>
+              </w:rPr>
+            </w:pPr>
+            <w:r>
+              <w:rPr>
+                <w:rFonts w:ascii="游ゴシック" w:eastAsia="游ゴシック" w:hAnsi="游ゴシック" w:hint="eastAsia"/>
+                <w:sz w:val="20"/>
+              </w:rPr>
+              <w:t>終了日(</w:t>
+            </w:r>
+            <w:proofErr w:type="spellStart"/>
+            <w:r>
+              <w:rPr>
+                <w:rFonts w:ascii="游ゴシック" w:eastAsia="游ゴシック" w:hAnsi="游ゴシック"/>
+                <w:sz w:val="20"/>
+              </w:rPr>
+              <w:t>end_date</w:t>
+            </w:r>
+            <w:proofErr w:type="spellEnd"/>
+            <w:r>
+              <w:rPr>
+                <w:rFonts w:ascii="游ゴシック" w:eastAsia="游ゴシック" w:hAnsi="游ゴシック"/>
+                <w:sz w:val="20"/>
+              </w:rPr>
+              <w:t>)</w:t>
+            </w:r>
+            <w:r>
+              <w:rPr>
+                <w:rFonts w:ascii="游ゴシック" w:eastAsia="游ゴシック" w:hAnsi="游ゴシック" w:hint="eastAsia"/>
+                <w:sz w:val="20"/>
+              </w:rPr>
+              <w:t>：2</w:t>
+            </w:r>
+            <w:r>
+              <w:rPr>
+                <w:rFonts w:ascii="游ゴシック" w:eastAsia="游ゴシック" w:hAnsi="游ゴシック"/>
+                <w:sz w:val="20"/>
+              </w:rPr>
+              <w:t>025-04-01</w:t>
+            </w:r>
+          </w:p>
+          <w:p>
+            <w:pPr>
+              <w:snapToGrid w:val="0"/>
+              <w:rPr>
+                <w:rFonts w:ascii="游ゴシック" w:eastAsia="游ゴシック" w:hAnsi="游ゴシック"/>
+                <w:sz w:val="20"/>
+              </w:rPr>
+            </w:pPr>
           </w:p>
         </w:tc>
         <w:tc>
@@ -6573,6 +6180,21 @@
                 <w:sz w:val="20"/>
               </w:rPr>
             </w:pPr>
+            <w:r>
+              <w:rPr>
+                <w:rFonts w:ascii="游ゴシック" w:eastAsia="游ゴシック" w:hAnsi="游ゴシック" w:hint="eastAsia"/>
+                <w:sz w:val="20"/>
+              </w:rPr>
+              <w:lastRenderedPageBreak/>
+              <w:t>8</w:t>
+            </w:r>
+            <w:r>
+              <w:rPr>
+                <w:rFonts w:ascii="游ゴシック" w:eastAsia="游ゴシック" w:hAnsi="游ゴシック"/>
+                <w:sz w:val="20"/>
+              </w:rPr>
+              <w:t>/19</w:t>
+            </w:r>
           </w:p>
         </w:tc>
         <w:tc>
@@ -6589,6 +6211,20 @@
                 <w:sz w:val="20"/>
               </w:rPr>
             </w:pPr>
+            <w:r>
+              <w:rPr>
+                <w:rFonts w:ascii="游ゴシック" w:eastAsia="游ゴシック" w:hAnsi="游ゴシック" w:hint="eastAsia"/>
+                <w:sz w:val="20"/>
+              </w:rPr>
+              <w:t>O</w:t>
+            </w:r>
+            <w:r>
+              <w:rPr>
+                <w:rFonts w:ascii="游ゴシック" w:eastAsia="游ゴシック" w:hAnsi="游ゴシック"/>
+                <w:sz w:val="20"/>
+              </w:rPr>
+              <w:t>K</w:t>
+            </w:r>
           </w:p>
         </w:tc>
         <w:tc>
@@ -6637,24 +6273,45 @@
                 <w:rFonts w:ascii="游ゴシック" w:eastAsia="游ゴシック" w:hAnsi="游ゴシック"/>
                 <w:sz w:val="20"/>
               </w:rPr>
-              <w:t>7-3</w:t>
+              <w:t>4-1</w:t>
             </w:r>
           </w:p>
         </w:tc>
         <w:tc>
           <w:tcPr>
             <w:tcW w:w="5355" w:type="dxa"/>
-            <w:vMerge/>
-            <w:vAlign w:val="center"/>
-          </w:tcPr>
-          <w:p>
-            <w:pPr>
-              <w:snapToGrid w:val="0"/>
-              <w:rPr>
-                <w:rFonts w:ascii="游ゴシック" w:eastAsia="游ゴシック" w:hAnsi="游ゴシック"/>
-                <w:sz w:val="20"/>
-              </w:rPr>
-            </w:pPr>
+            <w:vMerge w:val="restart"/>
+            <w:vAlign w:val="center"/>
+          </w:tcPr>
+          <w:p>
+            <w:pPr>
+              <w:snapToGrid w:val="0"/>
+              <w:rPr>
+                <w:rFonts w:ascii="游ゴシック" w:eastAsia="游ゴシック" w:hAnsi="游ゴシック"/>
+                <w:sz w:val="20"/>
+              </w:rPr>
+            </w:pPr>
+            <w:r>
+              <w:rPr>
+                <w:rFonts w:ascii="游ゴシック" w:eastAsia="游ゴシック" w:hAnsi="游ゴシック" w:hint="eastAsia"/>
+                <w:sz w:val="20"/>
+              </w:rPr>
+              <w:t>テストケース</w:t>
+            </w:r>
+            <w:r>
+              <w:rPr>
+                <w:rFonts w:ascii="游ゴシック" w:eastAsia="游ゴシック" w:hAnsi="游ゴシック"/>
+                <w:sz w:val="20"/>
+              </w:rPr>
+              <w:t>No.12,13</w:t>
+            </w:r>
+            <w:r>
+              <w:rPr>
+                <w:rFonts w:ascii="游ゴシック" w:eastAsia="游ゴシック" w:hAnsi="游ゴシック" w:hint="eastAsia"/>
+                <w:sz w:val="20"/>
+              </w:rPr>
+              <w:t>とは異なる料金情報を、料金編集画面のテキストボックスに入力し、料金編集画面のキャンセルボタンを押下する。</w:t>
+            </w:r>
           </w:p>
         </w:tc>
         <w:tc>
@@ -6675,21 +6332,7 @@
                 <w:rFonts w:ascii="游ゴシック" w:eastAsia="游ゴシック" w:hAnsi="游ゴシック" w:hint="eastAsia"/>
                 <w:sz w:val="20"/>
               </w:rPr>
-              <w:t>テストケース</w:t>
-            </w:r>
-            <w:r>
-              <w:rPr>
-                <w:rFonts w:ascii="游ゴシック" w:eastAsia="游ゴシック" w:hAnsi="游ゴシック"/>
-                <w:sz w:val="20"/>
-              </w:rPr>
-              <w:t>No.13</w:t>
-            </w:r>
-            <w:r>
-              <w:rPr>
-                <w:rFonts w:ascii="游ゴシック" w:eastAsia="游ゴシック" w:hAnsi="游ゴシック" w:hint="eastAsia"/>
-                <w:sz w:val="20"/>
-              </w:rPr>
-              <w:t>で入力した情報が追加されていないこと。</w:t>
+              <w:t>料金検索画面に遷移すること。</w:t>
             </w:r>
           </w:p>
         </w:tc>
@@ -6707,6 +6350,20 @@
                 <w:sz w:val="20"/>
               </w:rPr>
             </w:pPr>
+            <w:r>
+              <w:rPr>
+                <w:rFonts w:ascii="游ゴシック" w:eastAsia="游ゴシック" w:hAnsi="游ゴシック" w:hint="eastAsia"/>
+                <w:sz w:val="20"/>
+              </w:rPr>
+              <w:t>8</w:t>
+            </w:r>
+            <w:r>
+              <w:rPr>
+                <w:rFonts w:ascii="游ゴシック" w:eastAsia="游ゴシック" w:hAnsi="游ゴシック"/>
+                <w:sz w:val="20"/>
+              </w:rPr>
+              <w:t>/19</w:t>
+            </w:r>
           </w:p>
         </w:tc>
         <w:tc>
@@ -6723,6 +6380,20 @@
                 <w:sz w:val="20"/>
               </w:rPr>
             </w:pPr>
+            <w:r>
+              <w:rPr>
+                <w:rFonts w:ascii="游ゴシック" w:eastAsia="游ゴシック" w:hAnsi="游ゴシック" w:hint="eastAsia"/>
+                <w:sz w:val="20"/>
+              </w:rPr>
+              <w:t>O</w:t>
+            </w:r>
+            <w:r>
+              <w:rPr>
+                <w:rFonts w:ascii="游ゴシック" w:eastAsia="游ゴシック" w:hAnsi="游ゴシック"/>
+                <w:sz w:val="20"/>
+              </w:rPr>
+              <w:t>K</w:t>
+            </w:r>
           </w:p>
         </w:tc>
         <w:tc>
@@ -6771,7 +6442,7 @@
                 <w:rFonts w:ascii="游ゴシック" w:eastAsia="游ゴシック" w:hAnsi="游ゴシック"/>
                 <w:sz w:val="20"/>
               </w:rPr>
-              <w:t>7-4</w:t>
+              <w:t>4-2</w:t>
             </w:r>
           </w:p>
         </w:tc>
@@ -6809,6 +6480,376 @@
                 <w:rFonts w:ascii="游ゴシック" w:eastAsia="游ゴシック" w:hAnsi="游ゴシック" w:hint="eastAsia"/>
                 <w:sz w:val="20"/>
               </w:rPr>
+              <w:t>T</w:t>
+            </w:r>
+            <w:r>
+              <w:rPr>
+                <w:rFonts w:ascii="游ゴシック" w:eastAsia="游ゴシック" w:hAnsi="游ゴシック"/>
+                <w:sz w:val="20"/>
+              </w:rPr>
+              <w:t>-CHARGE</w:t>
+            </w:r>
+            <w:r>
+              <w:rPr>
+                <w:rFonts w:ascii="游ゴシック" w:eastAsia="游ゴシック" w:hAnsi="游ゴシック" w:hint="eastAsia"/>
+                <w:sz w:val="20"/>
+              </w:rPr>
+              <w:t>テーブルに、フォームに入力した以下のレコードが追加されていること。</w:t>
+            </w:r>
+          </w:p>
+          <w:p>
+            <w:pPr>
+              <w:snapToGrid w:val="0"/>
+              <w:rPr>
+                <w:rFonts w:ascii="游ゴシック" w:eastAsia="游ゴシック" w:hAnsi="游ゴシック"/>
+                <w:sz w:val="20"/>
+              </w:rPr>
+            </w:pPr>
+            <w:r>
+              <w:rPr>
+                <w:rFonts w:ascii="游ゴシック" w:eastAsia="游ゴシック" w:hAnsi="游ゴシック" w:hint="eastAsia"/>
+                <w:sz w:val="20"/>
+              </w:rPr>
+              <w:t>料金I</w:t>
+            </w:r>
+            <w:r>
+              <w:rPr>
+                <w:rFonts w:ascii="游ゴシック" w:eastAsia="游ゴシック" w:hAnsi="游ゴシック"/>
+                <w:sz w:val="20"/>
+              </w:rPr>
+              <w:t>D(</w:t>
+            </w:r>
+            <w:proofErr w:type="spellStart"/>
+            <w:r>
+              <w:rPr>
+                <w:rFonts w:ascii="游ゴシック" w:eastAsia="游ゴシック" w:hAnsi="游ゴシック"/>
+                <w:sz w:val="20"/>
+              </w:rPr>
+              <w:t>charge_id</w:t>
+            </w:r>
+            <w:proofErr w:type="spellEnd"/>
+            <w:r>
+              <w:rPr>
+                <w:rFonts w:ascii="游ゴシック" w:eastAsia="游ゴシック" w:hAnsi="游ゴシック"/>
+                <w:sz w:val="20"/>
+              </w:rPr>
+              <w:t>)</w:t>
+            </w:r>
+            <w:r>
+              <w:rPr>
+                <w:rFonts w:ascii="游ゴシック" w:eastAsia="游ゴシック" w:hAnsi="游ゴシック" w:hint="eastAsia"/>
+                <w:sz w:val="20"/>
+              </w:rPr>
+              <w:t>：※整数自動生成</w:t>
+            </w:r>
+          </w:p>
+          <w:p>
+            <w:pPr>
+              <w:snapToGrid w:val="0"/>
+              <w:rPr>
+                <w:rFonts w:ascii="游ゴシック" w:eastAsia="游ゴシック" w:hAnsi="游ゴシック"/>
+                <w:sz w:val="20"/>
+              </w:rPr>
+            </w:pPr>
+            <w:r>
+              <w:rPr>
+                <w:rFonts w:ascii="游ゴシック" w:eastAsia="游ゴシック" w:hAnsi="游ゴシック" w:hint="eastAsia"/>
+                <w:sz w:val="20"/>
+              </w:rPr>
+              <w:t>料金名(</w:t>
+            </w:r>
+            <w:proofErr w:type="spellStart"/>
+            <w:r>
+              <w:rPr>
+                <w:rFonts w:ascii="游ゴシック" w:eastAsia="游ゴシック" w:hAnsi="游ゴシック"/>
+                <w:sz w:val="20"/>
+              </w:rPr>
+              <w:t>charge_name</w:t>
+            </w:r>
+            <w:proofErr w:type="spellEnd"/>
+            <w:r>
+              <w:rPr>
+                <w:rFonts w:ascii="游ゴシック" w:eastAsia="游ゴシック" w:hAnsi="游ゴシック"/>
+                <w:sz w:val="20"/>
+              </w:rPr>
+              <w:t>)</w:t>
+            </w:r>
+            <w:r>
+              <w:rPr>
+                <w:rFonts w:ascii="游ゴシック" w:eastAsia="游ゴシック" w:hAnsi="游ゴシック" w:hint="eastAsia"/>
+                <w:sz w:val="20"/>
+              </w:rPr>
+              <w:t>：料金4</w:t>
+            </w:r>
+          </w:p>
+          <w:p>
+            <w:pPr>
+              <w:snapToGrid w:val="0"/>
+              <w:rPr>
+                <w:rFonts w:ascii="游ゴシック" w:eastAsia="游ゴシック" w:hAnsi="游ゴシック"/>
+                <w:sz w:val="20"/>
+              </w:rPr>
+            </w:pPr>
+            <w:r>
+              <w:rPr>
+                <w:rFonts w:ascii="游ゴシック" w:eastAsia="游ゴシック" w:hAnsi="游ゴシック" w:hint="eastAsia"/>
+                <w:sz w:val="20"/>
+              </w:rPr>
+              <w:t>料金(</w:t>
+            </w:r>
+            <w:r>
+              <w:rPr>
+                <w:rFonts w:ascii="游ゴシック" w:eastAsia="游ゴシック" w:hAnsi="游ゴシック"/>
+                <w:sz w:val="20"/>
+              </w:rPr>
+              <w:t>amount)</w:t>
+            </w:r>
+            <w:r>
+              <w:rPr>
+                <w:rFonts w:ascii="游ゴシック" w:eastAsia="游ゴシック" w:hAnsi="游ゴシック" w:hint="eastAsia"/>
+                <w:sz w:val="20"/>
+              </w:rPr>
+              <w:t>：4</w:t>
+            </w:r>
+            <w:r>
+              <w:rPr>
+                <w:rFonts w:ascii="游ゴシック" w:eastAsia="游ゴシック" w:hAnsi="游ゴシック"/>
+                <w:sz w:val="20"/>
+              </w:rPr>
+              <w:t>000</w:t>
+            </w:r>
+          </w:p>
+          <w:p>
+            <w:pPr>
+              <w:snapToGrid w:val="0"/>
+              <w:rPr>
+                <w:rFonts w:ascii="游ゴシック" w:eastAsia="游ゴシック" w:hAnsi="游ゴシック"/>
+                <w:sz w:val="20"/>
+              </w:rPr>
+            </w:pPr>
+            <w:r>
+              <w:rPr>
+                <w:rFonts w:ascii="游ゴシック" w:eastAsia="游ゴシック" w:hAnsi="游ゴシック" w:hint="eastAsia"/>
+                <w:sz w:val="20"/>
+              </w:rPr>
+              <w:t>開始日(</w:t>
+            </w:r>
+            <w:proofErr w:type="spellStart"/>
+            <w:r>
+              <w:rPr>
+                <w:rFonts w:ascii="游ゴシック" w:eastAsia="游ゴシック" w:hAnsi="游ゴシック"/>
+                <w:sz w:val="20"/>
+              </w:rPr>
+              <w:t>start_date</w:t>
+            </w:r>
+            <w:proofErr w:type="spellEnd"/>
+            <w:r>
+              <w:rPr>
+                <w:rFonts w:ascii="游ゴシック" w:eastAsia="游ゴシック" w:hAnsi="游ゴシック"/>
+                <w:sz w:val="20"/>
+              </w:rPr>
+              <w:t>)</w:t>
+            </w:r>
+            <w:r>
+              <w:rPr>
+                <w:rFonts w:ascii="游ゴシック" w:eastAsia="游ゴシック" w:hAnsi="游ゴシック" w:hint="eastAsia"/>
+                <w:sz w:val="20"/>
+              </w:rPr>
+              <w:t>：2</w:t>
+            </w:r>
+            <w:r>
+              <w:rPr>
+                <w:rFonts w:ascii="游ゴシック" w:eastAsia="游ゴシック" w:hAnsi="游ゴシック"/>
+                <w:sz w:val="20"/>
+              </w:rPr>
+              <w:t>025-04-01</w:t>
+            </w:r>
+          </w:p>
+          <w:p>
+            <w:pPr>
+              <w:snapToGrid w:val="0"/>
+              <w:rPr>
+                <w:rFonts w:ascii="游ゴシック" w:eastAsia="游ゴシック" w:hAnsi="游ゴシック"/>
+                <w:sz w:val="20"/>
+              </w:rPr>
+            </w:pPr>
+            <w:r>
+              <w:rPr>
+                <w:rFonts w:ascii="游ゴシック" w:eastAsia="游ゴシック" w:hAnsi="游ゴシック" w:hint="eastAsia"/>
+                <w:sz w:val="20"/>
+              </w:rPr>
+              <w:t>終了日(</w:t>
+            </w:r>
+            <w:proofErr w:type="spellStart"/>
+            <w:r>
+              <w:rPr>
+                <w:rFonts w:ascii="游ゴシック" w:eastAsia="游ゴシック" w:hAnsi="游ゴシック"/>
+                <w:sz w:val="20"/>
+              </w:rPr>
+              <w:t>end_date</w:t>
+            </w:r>
+            <w:proofErr w:type="spellEnd"/>
+            <w:r>
+              <w:rPr>
+                <w:rFonts w:ascii="游ゴシック" w:eastAsia="游ゴシック" w:hAnsi="游ゴシック"/>
+                <w:sz w:val="20"/>
+              </w:rPr>
+              <w:t>)</w:t>
+            </w:r>
+            <w:r>
+              <w:rPr>
+                <w:rFonts w:ascii="游ゴシック" w:eastAsia="游ゴシック" w:hAnsi="游ゴシック" w:hint="eastAsia"/>
+                <w:sz w:val="20"/>
+              </w:rPr>
+              <w:t>：2</w:t>
+            </w:r>
+            <w:r>
+              <w:rPr>
+                <w:rFonts w:ascii="游ゴシック" w:eastAsia="游ゴシック" w:hAnsi="游ゴシック"/>
+                <w:sz w:val="20"/>
+              </w:rPr>
+              <w:t>025-05-01</w:t>
+            </w:r>
+          </w:p>
+          <w:p>
+            <w:pPr>
+              <w:snapToGrid w:val="0"/>
+              <w:rPr>
+                <w:rFonts w:ascii="游ゴシック" w:eastAsia="游ゴシック" w:hAnsi="游ゴシック"/>
+                <w:sz w:val="20"/>
+              </w:rPr>
+            </w:pPr>
+          </w:p>
+        </w:tc>
+        <w:tc>
+          <w:tcPr>
+            <w:tcW w:w="1050" w:type="dxa"/>
+            <w:vAlign w:val="center"/>
+          </w:tcPr>
+          <w:p>
+            <w:pPr>
+              <w:snapToGrid w:val="0"/>
+              <w:jc w:val="center"/>
+              <w:rPr>
+                <w:rFonts w:ascii="游ゴシック" w:eastAsia="游ゴシック" w:hAnsi="游ゴシック"/>
+                <w:sz w:val="20"/>
+              </w:rPr>
+            </w:pPr>
+            <w:r>
+              <w:rPr>
+                <w:rFonts w:ascii="游ゴシック" w:eastAsia="游ゴシック" w:hAnsi="游ゴシック" w:hint="eastAsia"/>
+                <w:sz w:val="20"/>
+              </w:rPr>
+              <w:t>8</w:t>
+            </w:r>
+            <w:r>
+              <w:rPr>
+                <w:rFonts w:ascii="游ゴシック" w:eastAsia="游ゴシック" w:hAnsi="游ゴシック"/>
+                <w:sz w:val="20"/>
+              </w:rPr>
+              <w:t>/19</w:t>
+            </w:r>
+          </w:p>
+        </w:tc>
+        <w:tc>
+          <w:tcPr>
+            <w:tcW w:w="945" w:type="dxa"/>
+            <w:vAlign w:val="center"/>
+          </w:tcPr>
+          <w:p>
+            <w:pPr>
+              <w:snapToGrid w:val="0"/>
+              <w:jc w:val="center"/>
+              <w:rPr>
+                <w:rFonts w:ascii="游ゴシック" w:eastAsia="游ゴシック" w:hAnsi="游ゴシック"/>
+                <w:sz w:val="20"/>
+              </w:rPr>
+            </w:pPr>
+            <w:r>
+              <w:rPr>
+                <w:rFonts w:ascii="游ゴシック" w:eastAsia="游ゴシック" w:hAnsi="游ゴシック" w:hint="eastAsia"/>
+                <w:sz w:val="20"/>
+              </w:rPr>
+              <w:t>O</w:t>
+            </w:r>
+            <w:r>
+              <w:rPr>
+                <w:rFonts w:ascii="游ゴシック" w:eastAsia="游ゴシック" w:hAnsi="游ゴシック"/>
+                <w:sz w:val="20"/>
+              </w:rPr>
+              <w:t>K</w:t>
+            </w:r>
+          </w:p>
+        </w:tc>
+        <w:tc>
+          <w:tcPr>
+            <w:tcW w:w="2310" w:type="dxa"/>
+            <w:vAlign w:val="center"/>
+          </w:tcPr>
+          <w:p>
+            <w:pPr>
+              <w:snapToGrid w:val="0"/>
+              <w:rPr>
+                <w:rFonts w:ascii="游ゴシック" w:eastAsia="游ゴシック" w:hAnsi="游ゴシック"/>
+                <w:sz w:val="20"/>
+              </w:rPr>
+            </w:pPr>
+          </w:p>
+        </w:tc>
+      </w:tr>
+      <w:tr>
+        <w:trPr>
+          <w:trHeight w:val="567"/>
+        </w:trPr>
+        <w:tc>
+          <w:tcPr>
+            <w:tcW w:w="1050" w:type="dxa"/>
+            <w:vAlign w:val="center"/>
+          </w:tcPr>
+          <w:p>
+            <w:pPr>
+              <w:snapToGrid w:val="0"/>
+              <w:jc w:val="center"/>
+              <w:rPr>
+                <w:rFonts w:ascii="游ゴシック" w:eastAsia="游ゴシック" w:hAnsi="游ゴシック"/>
+                <w:sz w:val="20"/>
+              </w:rPr>
+            </w:pPr>
+            <w:r>
+              <w:rPr>
+                <w:rFonts w:ascii="游ゴシック" w:eastAsia="游ゴシック" w:hAnsi="游ゴシック" w:hint="eastAsia"/>
+                <w:sz w:val="20"/>
+              </w:rPr>
+              <w:t>1</w:t>
+            </w:r>
+            <w:r>
+              <w:rPr>
+                <w:rFonts w:ascii="游ゴシック" w:eastAsia="游ゴシック" w:hAnsi="游ゴシック"/>
+                <w:sz w:val="20"/>
+              </w:rPr>
+              <w:t>5-1</w:t>
+            </w:r>
+          </w:p>
+        </w:tc>
+        <w:tc>
+          <w:tcPr>
+            <w:tcW w:w="5355" w:type="dxa"/>
+            <w:vMerge w:val="restart"/>
+            <w:vAlign w:val="center"/>
+          </w:tcPr>
+          <w:p>
+            <w:pPr>
+              <w:snapToGrid w:val="0"/>
+              <w:rPr>
+                <w:rFonts w:ascii="游ゴシック" w:eastAsia="游ゴシック" w:hAnsi="游ゴシック"/>
+                <w:sz w:val="20"/>
+              </w:rPr>
+            </w:pPr>
+            <w:r>
+              <w:rPr>
+                <w:rFonts w:ascii="游ゴシック" w:eastAsia="游ゴシック" w:hAnsi="游ゴシック" w:hint="eastAsia"/>
+                <w:sz w:val="20"/>
+              </w:rPr>
               <w:t>テストケース</w:t>
             </w:r>
             <w:r>
@@ -6816,6 +6857,2292 @@
                 <w:rFonts w:ascii="游ゴシック" w:eastAsia="游ゴシック" w:hAnsi="游ゴシック"/>
                 <w:sz w:val="20"/>
               </w:rPr>
+              <w:t>No.12,13,14</w:t>
+            </w:r>
+            <w:r>
+              <w:rPr>
+                <w:rFonts w:ascii="游ゴシック" w:eastAsia="游ゴシック" w:hAnsi="游ゴシック" w:hint="eastAsia"/>
+                <w:sz w:val="20"/>
+              </w:rPr>
+              <w:t>とは異なる料金情報を、料金編集画面のテキストボックスに入力し、保存ボタンを押してから、料金編集画面の削除ボタンを押下する。</w:t>
+            </w:r>
+          </w:p>
+        </w:tc>
+        <w:tc>
+          <w:tcPr>
+            <w:tcW w:w="4935" w:type="dxa"/>
+            <w:vAlign w:val="center"/>
+          </w:tcPr>
+          <w:p>
+            <w:pPr>
+              <w:snapToGrid w:val="0"/>
+              <w:rPr>
+                <w:rFonts w:ascii="游ゴシック" w:eastAsia="游ゴシック" w:hAnsi="游ゴシック"/>
+                <w:sz w:val="20"/>
+              </w:rPr>
+            </w:pPr>
+            <w:r>
+              <w:rPr>
+                <w:rFonts w:ascii="游ゴシック" w:eastAsia="游ゴシック" w:hAnsi="游ゴシック" w:hint="eastAsia"/>
+                <w:sz w:val="20"/>
+              </w:rPr>
+              <w:t>「削除してもよろしいですか？」とポップアップが表示されること。</w:t>
+            </w:r>
+          </w:p>
+        </w:tc>
+        <w:tc>
+          <w:tcPr>
+            <w:tcW w:w="1050" w:type="dxa"/>
+            <w:vAlign w:val="center"/>
+          </w:tcPr>
+          <w:p>
+            <w:pPr>
+              <w:snapToGrid w:val="0"/>
+              <w:jc w:val="center"/>
+              <w:rPr>
+                <w:rFonts w:ascii="游ゴシック" w:eastAsia="游ゴシック" w:hAnsi="游ゴシック"/>
+                <w:sz w:val="20"/>
+              </w:rPr>
+            </w:pPr>
+            <w:r>
+              <w:rPr>
+                <w:rFonts w:ascii="游ゴシック" w:eastAsia="游ゴシック" w:hAnsi="游ゴシック" w:hint="eastAsia"/>
+                <w:sz w:val="20"/>
+              </w:rPr>
+              <w:t>8</w:t>
+            </w:r>
+            <w:r>
+              <w:rPr>
+                <w:rFonts w:ascii="游ゴシック" w:eastAsia="游ゴシック" w:hAnsi="游ゴシック"/>
+                <w:sz w:val="20"/>
+              </w:rPr>
+              <w:t>/19</w:t>
+            </w:r>
+          </w:p>
+        </w:tc>
+        <w:tc>
+          <w:tcPr>
+            <w:tcW w:w="945" w:type="dxa"/>
+            <w:vAlign w:val="center"/>
+          </w:tcPr>
+          <w:p>
+            <w:pPr>
+              <w:snapToGrid w:val="0"/>
+              <w:jc w:val="center"/>
+              <w:rPr>
+                <w:rFonts w:ascii="游ゴシック" w:eastAsia="游ゴシック" w:hAnsi="游ゴシック"/>
+                <w:sz w:val="20"/>
+              </w:rPr>
+            </w:pPr>
+            <w:r>
+              <w:rPr>
+                <w:rFonts w:ascii="游ゴシック" w:eastAsia="游ゴシック" w:hAnsi="游ゴシック" w:hint="eastAsia"/>
+                <w:sz w:val="20"/>
+              </w:rPr>
+              <w:t>O</w:t>
+            </w:r>
+            <w:r>
+              <w:rPr>
+                <w:rFonts w:ascii="游ゴシック" w:eastAsia="游ゴシック" w:hAnsi="游ゴシック"/>
+                <w:sz w:val="20"/>
+              </w:rPr>
+              <w:t>K</w:t>
+            </w:r>
+          </w:p>
+        </w:tc>
+        <w:tc>
+          <w:tcPr>
+            <w:tcW w:w="2310" w:type="dxa"/>
+            <w:vAlign w:val="center"/>
+          </w:tcPr>
+          <w:p>
+            <w:pPr>
+              <w:snapToGrid w:val="0"/>
+              <w:rPr>
+                <w:rFonts w:ascii="游ゴシック" w:eastAsia="游ゴシック" w:hAnsi="游ゴシック"/>
+                <w:sz w:val="20"/>
+              </w:rPr>
+            </w:pPr>
+          </w:p>
+        </w:tc>
+      </w:tr>
+      <w:tr>
+        <w:trPr>
+          <w:trHeight w:val="567"/>
+        </w:trPr>
+        <w:tc>
+          <w:tcPr>
+            <w:tcW w:w="1050" w:type="dxa"/>
+            <w:vAlign w:val="center"/>
+          </w:tcPr>
+          <w:p>
+            <w:pPr>
+              <w:snapToGrid w:val="0"/>
+              <w:jc w:val="center"/>
+              <w:rPr>
+                <w:rFonts w:ascii="游ゴシック" w:eastAsia="游ゴシック" w:hAnsi="游ゴシック"/>
+                <w:sz w:val="20"/>
+              </w:rPr>
+            </w:pPr>
+            <w:r>
+              <w:rPr>
+                <w:rFonts w:ascii="游ゴシック" w:eastAsia="游ゴシック" w:hAnsi="游ゴシック" w:hint="eastAsia"/>
+                <w:sz w:val="20"/>
+              </w:rPr>
+              <w:t>1</w:t>
+            </w:r>
+            <w:r>
+              <w:rPr>
+                <w:rFonts w:ascii="游ゴシック" w:eastAsia="游ゴシック" w:hAnsi="游ゴシック"/>
+                <w:sz w:val="20"/>
+              </w:rPr>
+              <w:t>5-2</w:t>
+            </w:r>
+          </w:p>
+        </w:tc>
+        <w:tc>
+          <w:tcPr>
+            <w:tcW w:w="5355" w:type="dxa"/>
+            <w:vMerge/>
+            <w:vAlign w:val="center"/>
+          </w:tcPr>
+          <w:p>
+            <w:pPr>
+              <w:snapToGrid w:val="0"/>
+              <w:rPr>
+                <w:rFonts w:ascii="游ゴシック" w:eastAsia="游ゴシック" w:hAnsi="游ゴシック"/>
+                <w:sz w:val="20"/>
+              </w:rPr>
+            </w:pPr>
+          </w:p>
+        </w:tc>
+        <w:tc>
+          <w:tcPr>
+            <w:tcW w:w="4935" w:type="dxa"/>
+            <w:vAlign w:val="center"/>
+          </w:tcPr>
+          <w:p>
+            <w:pPr>
+              <w:snapToGrid w:val="0"/>
+              <w:rPr>
+                <w:rFonts w:ascii="游ゴシック" w:eastAsia="游ゴシック" w:hAnsi="游ゴシック"/>
+                <w:sz w:val="20"/>
+              </w:rPr>
+            </w:pPr>
+            <w:r>
+              <w:rPr>
+                <w:rFonts w:ascii="游ゴシック" w:eastAsia="游ゴシック" w:hAnsi="游ゴシック" w:hint="eastAsia"/>
+                <w:sz w:val="20"/>
+              </w:rPr>
+              <w:t>ポップアップの「キャンセル」を選んだら画面が遷移しないこと。</w:t>
+            </w:r>
+          </w:p>
+        </w:tc>
+        <w:tc>
+          <w:tcPr>
+            <w:tcW w:w="1050" w:type="dxa"/>
+            <w:vAlign w:val="center"/>
+          </w:tcPr>
+          <w:p>
+            <w:pPr>
+              <w:snapToGrid w:val="0"/>
+              <w:jc w:val="center"/>
+              <w:rPr>
+                <w:rFonts w:ascii="游ゴシック" w:eastAsia="游ゴシック" w:hAnsi="游ゴシック"/>
+                <w:sz w:val="20"/>
+              </w:rPr>
+            </w:pPr>
+            <w:r>
+              <w:rPr>
+                <w:rFonts w:ascii="游ゴシック" w:eastAsia="游ゴシック" w:hAnsi="游ゴシック" w:hint="eastAsia"/>
+                <w:sz w:val="20"/>
+              </w:rPr>
+              <w:t>8</w:t>
+            </w:r>
+            <w:r>
+              <w:rPr>
+                <w:rFonts w:ascii="游ゴシック" w:eastAsia="游ゴシック" w:hAnsi="游ゴシック"/>
+                <w:sz w:val="20"/>
+              </w:rPr>
+              <w:t>/19</w:t>
+            </w:r>
+          </w:p>
+        </w:tc>
+        <w:tc>
+          <w:tcPr>
+            <w:tcW w:w="945" w:type="dxa"/>
+            <w:vAlign w:val="center"/>
+          </w:tcPr>
+          <w:p>
+            <w:pPr>
+              <w:snapToGrid w:val="0"/>
+              <w:jc w:val="center"/>
+              <w:rPr>
+                <w:rFonts w:ascii="游ゴシック" w:eastAsia="游ゴシック" w:hAnsi="游ゴシック"/>
+                <w:sz w:val="20"/>
+              </w:rPr>
+            </w:pPr>
+            <w:r>
+              <w:rPr>
+                <w:rFonts w:ascii="游ゴシック" w:eastAsia="游ゴシック" w:hAnsi="游ゴシック" w:hint="eastAsia"/>
+                <w:sz w:val="20"/>
+              </w:rPr>
+              <w:t>O</w:t>
+            </w:r>
+            <w:r>
+              <w:rPr>
+                <w:rFonts w:ascii="游ゴシック" w:eastAsia="游ゴシック" w:hAnsi="游ゴシック"/>
+                <w:sz w:val="20"/>
+              </w:rPr>
+              <w:t>K</w:t>
+            </w:r>
+          </w:p>
+        </w:tc>
+        <w:tc>
+          <w:tcPr>
+            <w:tcW w:w="2310" w:type="dxa"/>
+            <w:vAlign w:val="center"/>
+          </w:tcPr>
+          <w:p>
+            <w:pPr>
+              <w:snapToGrid w:val="0"/>
+              <w:rPr>
+                <w:rFonts w:ascii="游ゴシック" w:eastAsia="游ゴシック" w:hAnsi="游ゴシック"/>
+                <w:sz w:val="20"/>
+              </w:rPr>
+            </w:pPr>
+          </w:p>
+        </w:tc>
+      </w:tr>
+      <w:tr>
+        <w:trPr>
+          <w:trHeight w:val="567"/>
+        </w:trPr>
+        <w:tc>
+          <w:tcPr>
+            <w:tcW w:w="1050" w:type="dxa"/>
+            <w:vAlign w:val="center"/>
+          </w:tcPr>
+          <w:p>
+            <w:pPr>
+              <w:snapToGrid w:val="0"/>
+              <w:jc w:val="center"/>
+              <w:rPr>
+                <w:rFonts w:ascii="游ゴシック" w:eastAsia="游ゴシック" w:hAnsi="游ゴシック"/>
+                <w:sz w:val="20"/>
+              </w:rPr>
+            </w:pPr>
+            <w:r>
+              <w:rPr>
+                <w:rFonts w:ascii="游ゴシック" w:eastAsia="游ゴシック" w:hAnsi="游ゴシック" w:hint="eastAsia"/>
+                <w:sz w:val="20"/>
+              </w:rPr>
+              <w:t>1</w:t>
+            </w:r>
+            <w:r>
+              <w:rPr>
+                <w:rFonts w:ascii="游ゴシック" w:eastAsia="游ゴシック" w:hAnsi="游ゴシック"/>
+                <w:sz w:val="20"/>
+              </w:rPr>
+              <w:t>5-3</w:t>
+            </w:r>
+          </w:p>
+        </w:tc>
+        <w:tc>
+          <w:tcPr>
+            <w:tcW w:w="5355" w:type="dxa"/>
+            <w:vMerge/>
+            <w:vAlign w:val="center"/>
+          </w:tcPr>
+          <w:p>
+            <w:pPr>
+              <w:snapToGrid w:val="0"/>
+              <w:rPr>
+                <w:rFonts w:ascii="游ゴシック" w:eastAsia="游ゴシック" w:hAnsi="游ゴシック"/>
+                <w:sz w:val="20"/>
+              </w:rPr>
+            </w:pPr>
+          </w:p>
+        </w:tc>
+        <w:tc>
+          <w:tcPr>
+            <w:tcW w:w="4935" w:type="dxa"/>
+            <w:vAlign w:val="center"/>
+          </w:tcPr>
+          <w:p>
+            <w:pPr>
+              <w:snapToGrid w:val="0"/>
+              <w:rPr>
+                <w:rFonts w:ascii="游ゴシック" w:eastAsia="游ゴシック" w:hAnsi="游ゴシック"/>
+                <w:sz w:val="20"/>
+              </w:rPr>
+            </w:pPr>
+            <w:r>
+              <w:rPr>
+                <w:rFonts w:ascii="游ゴシック" w:eastAsia="游ゴシック" w:hAnsi="游ゴシック" w:hint="eastAsia"/>
+                <w:sz w:val="20"/>
+              </w:rPr>
+              <w:t>ポップアップの「O</w:t>
+            </w:r>
+            <w:r>
+              <w:rPr>
+                <w:rFonts w:ascii="游ゴシック" w:eastAsia="游ゴシック" w:hAnsi="游ゴシック"/>
+                <w:sz w:val="20"/>
+              </w:rPr>
+              <w:t>K</w:t>
+            </w:r>
+            <w:r>
+              <w:rPr>
+                <w:rFonts w:ascii="游ゴシック" w:eastAsia="游ゴシック" w:hAnsi="游ゴシック" w:hint="eastAsia"/>
+                <w:sz w:val="20"/>
+              </w:rPr>
+              <w:t>」を選んだら料金検索画面に遷移すること。</w:t>
+            </w:r>
+          </w:p>
+        </w:tc>
+        <w:tc>
+          <w:tcPr>
+            <w:tcW w:w="1050" w:type="dxa"/>
+            <w:vAlign w:val="center"/>
+          </w:tcPr>
+          <w:p>
+            <w:pPr>
+              <w:snapToGrid w:val="0"/>
+              <w:jc w:val="center"/>
+              <w:rPr>
+                <w:rFonts w:ascii="游ゴシック" w:eastAsia="游ゴシック" w:hAnsi="游ゴシック"/>
+                <w:sz w:val="20"/>
+              </w:rPr>
+            </w:pPr>
+            <w:r>
+              <w:rPr>
+                <w:rFonts w:ascii="游ゴシック" w:eastAsia="游ゴシック" w:hAnsi="游ゴシック" w:hint="eastAsia"/>
+                <w:sz w:val="20"/>
+              </w:rPr>
+              <w:t>8</w:t>
+            </w:r>
+            <w:r>
+              <w:rPr>
+                <w:rFonts w:ascii="游ゴシック" w:eastAsia="游ゴシック" w:hAnsi="游ゴシック"/>
+                <w:sz w:val="20"/>
+              </w:rPr>
+              <w:t>/19</w:t>
+            </w:r>
+          </w:p>
+        </w:tc>
+        <w:tc>
+          <w:tcPr>
+            <w:tcW w:w="945" w:type="dxa"/>
+            <w:vAlign w:val="center"/>
+          </w:tcPr>
+          <w:p>
+            <w:pPr>
+              <w:snapToGrid w:val="0"/>
+              <w:jc w:val="center"/>
+              <w:rPr>
+                <w:rFonts w:ascii="游ゴシック" w:eastAsia="游ゴシック" w:hAnsi="游ゴシック"/>
+                <w:sz w:val="20"/>
+              </w:rPr>
+            </w:pPr>
+            <w:r>
+              <w:rPr>
+                <w:rFonts w:ascii="游ゴシック" w:eastAsia="游ゴシック" w:hAnsi="游ゴシック" w:hint="eastAsia"/>
+                <w:sz w:val="20"/>
+              </w:rPr>
+              <w:t>O</w:t>
+            </w:r>
+            <w:r>
+              <w:rPr>
+                <w:rFonts w:ascii="游ゴシック" w:eastAsia="游ゴシック" w:hAnsi="游ゴシック"/>
+                <w:sz w:val="20"/>
+              </w:rPr>
+              <w:t>K</w:t>
+            </w:r>
+          </w:p>
+        </w:tc>
+        <w:tc>
+          <w:tcPr>
+            <w:tcW w:w="2310" w:type="dxa"/>
+            <w:vAlign w:val="center"/>
+          </w:tcPr>
+          <w:p>
+            <w:pPr>
+              <w:snapToGrid w:val="0"/>
+              <w:rPr>
+                <w:rFonts w:ascii="游ゴシック" w:eastAsia="游ゴシック" w:hAnsi="游ゴシック"/>
+                <w:sz w:val="20"/>
+              </w:rPr>
+            </w:pPr>
+          </w:p>
+        </w:tc>
+      </w:tr>
+      <w:tr>
+        <w:trPr>
+          <w:trHeight w:val="567"/>
+        </w:trPr>
+        <w:tc>
+          <w:tcPr>
+            <w:tcW w:w="1050" w:type="dxa"/>
+            <w:vAlign w:val="center"/>
+          </w:tcPr>
+          <w:p>
+            <w:pPr>
+              <w:snapToGrid w:val="0"/>
+              <w:jc w:val="center"/>
+              <w:rPr>
+                <w:rFonts w:ascii="游ゴシック" w:eastAsia="游ゴシック" w:hAnsi="游ゴシック"/>
+                <w:sz w:val="20"/>
+              </w:rPr>
+            </w:pPr>
+            <w:r>
+              <w:rPr>
+                <w:rFonts w:ascii="游ゴシック" w:eastAsia="游ゴシック" w:hAnsi="游ゴシック" w:hint="eastAsia"/>
+                <w:sz w:val="20"/>
+              </w:rPr>
+              <w:t>1</w:t>
+            </w:r>
+            <w:r>
+              <w:rPr>
+                <w:rFonts w:ascii="游ゴシック" w:eastAsia="游ゴシック" w:hAnsi="游ゴシック"/>
+                <w:sz w:val="20"/>
+              </w:rPr>
+              <w:t>5-4</w:t>
+            </w:r>
+          </w:p>
+        </w:tc>
+        <w:tc>
+          <w:tcPr>
+            <w:tcW w:w="5355" w:type="dxa"/>
+            <w:vMerge/>
+            <w:vAlign w:val="center"/>
+          </w:tcPr>
+          <w:p>
+            <w:pPr>
+              <w:snapToGrid w:val="0"/>
+              <w:rPr>
+                <w:rFonts w:ascii="游ゴシック" w:eastAsia="游ゴシック" w:hAnsi="游ゴシック"/>
+                <w:sz w:val="20"/>
+              </w:rPr>
+            </w:pPr>
+          </w:p>
+        </w:tc>
+        <w:tc>
+          <w:tcPr>
+            <w:tcW w:w="4935" w:type="dxa"/>
+            <w:vAlign w:val="center"/>
+          </w:tcPr>
+          <w:p>
+            <w:pPr>
+              <w:snapToGrid w:val="0"/>
+              <w:rPr>
+                <w:rFonts w:ascii="游ゴシック" w:eastAsia="游ゴシック" w:hAnsi="游ゴシック"/>
+                <w:sz w:val="20"/>
+              </w:rPr>
+            </w:pPr>
+            <w:r>
+              <w:rPr>
+                <w:rFonts w:ascii="游ゴシック" w:eastAsia="游ゴシック" w:hAnsi="游ゴシック" w:hint="eastAsia"/>
+                <w:sz w:val="20"/>
+              </w:rPr>
+              <w:t>T</w:t>
+            </w:r>
+            <w:r>
+              <w:rPr>
+                <w:rFonts w:ascii="游ゴシック" w:eastAsia="游ゴシック" w:hAnsi="游ゴシック"/>
+                <w:sz w:val="20"/>
+              </w:rPr>
+              <w:t>-CHARGE</w:t>
+            </w:r>
+            <w:r>
+              <w:rPr>
+                <w:rFonts w:ascii="游ゴシック" w:eastAsia="游ゴシック" w:hAnsi="游ゴシック" w:hint="eastAsia"/>
+                <w:sz w:val="20"/>
+              </w:rPr>
+              <w:t>テーブルに、フォームに入力した以下のレコードが追加されていないこと。</w:t>
+            </w:r>
+          </w:p>
+          <w:p>
+            <w:pPr>
+              <w:snapToGrid w:val="0"/>
+              <w:rPr>
+                <w:rFonts w:ascii="游ゴシック" w:eastAsia="游ゴシック" w:hAnsi="游ゴシック"/>
+                <w:sz w:val="20"/>
+              </w:rPr>
+            </w:pPr>
+            <w:r>
+              <w:rPr>
+                <w:rFonts w:ascii="游ゴシック" w:eastAsia="游ゴシック" w:hAnsi="游ゴシック" w:hint="eastAsia"/>
+                <w:sz w:val="20"/>
+              </w:rPr>
+              <w:t>料金I</w:t>
+            </w:r>
+            <w:r>
+              <w:rPr>
+                <w:rFonts w:ascii="游ゴシック" w:eastAsia="游ゴシック" w:hAnsi="游ゴシック"/>
+                <w:sz w:val="20"/>
+              </w:rPr>
+              <w:t>D(</w:t>
+            </w:r>
+            <w:proofErr w:type="spellStart"/>
+            <w:r>
+              <w:rPr>
+                <w:rFonts w:ascii="游ゴシック" w:eastAsia="游ゴシック" w:hAnsi="游ゴシック"/>
+                <w:sz w:val="20"/>
+              </w:rPr>
+              <w:t>charge_id</w:t>
+            </w:r>
+            <w:proofErr w:type="spellEnd"/>
+            <w:r>
+              <w:rPr>
+                <w:rFonts w:ascii="游ゴシック" w:eastAsia="游ゴシック" w:hAnsi="游ゴシック"/>
+                <w:sz w:val="20"/>
+              </w:rPr>
+              <w:t>)</w:t>
+            </w:r>
+            <w:r>
+              <w:rPr>
+                <w:rFonts w:ascii="游ゴシック" w:eastAsia="游ゴシック" w:hAnsi="游ゴシック" w:hint="eastAsia"/>
+                <w:sz w:val="20"/>
+              </w:rPr>
+              <w:t>：※整数自動生成</w:t>
+            </w:r>
+          </w:p>
+          <w:p>
+            <w:pPr>
+              <w:snapToGrid w:val="0"/>
+              <w:rPr>
+                <w:rFonts w:ascii="游ゴシック" w:eastAsia="游ゴシック" w:hAnsi="游ゴシック"/>
+                <w:sz w:val="20"/>
+              </w:rPr>
+            </w:pPr>
+            <w:r>
+              <w:rPr>
+                <w:rFonts w:ascii="游ゴシック" w:eastAsia="游ゴシック" w:hAnsi="游ゴシック" w:hint="eastAsia"/>
+                <w:sz w:val="20"/>
+              </w:rPr>
+              <w:t>料金名(</w:t>
+            </w:r>
+            <w:proofErr w:type="spellStart"/>
+            <w:r>
+              <w:rPr>
+                <w:rFonts w:ascii="游ゴシック" w:eastAsia="游ゴシック" w:hAnsi="游ゴシック"/>
+                <w:sz w:val="20"/>
+              </w:rPr>
+              <w:t>charge_name</w:t>
+            </w:r>
+            <w:proofErr w:type="spellEnd"/>
+            <w:r>
+              <w:rPr>
+                <w:rFonts w:ascii="游ゴシック" w:eastAsia="游ゴシック" w:hAnsi="游ゴシック"/>
+                <w:sz w:val="20"/>
+              </w:rPr>
+              <w:t>)</w:t>
+            </w:r>
+            <w:r>
+              <w:rPr>
+                <w:rFonts w:ascii="游ゴシック" w:eastAsia="游ゴシック" w:hAnsi="游ゴシック" w:hint="eastAsia"/>
+                <w:sz w:val="20"/>
+              </w:rPr>
+              <w:t>：料金4</w:t>
+            </w:r>
+          </w:p>
+          <w:p>
+            <w:pPr>
+              <w:snapToGrid w:val="0"/>
+              <w:rPr>
+                <w:rFonts w:ascii="游ゴシック" w:eastAsia="游ゴシック" w:hAnsi="游ゴシック"/>
+                <w:sz w:val="20"/>
+              </w:rPr>
+            </w:pPr>
+            <w:r>
+              <w:rPr>
+                <w:rFonts w:ascii="游ゴシック" w:eastAsia="游ゴシック" w:hAnsi="游ゴシック" w:hint="eastAsia"/>
+                <w:sz w:val="20"/>
+              </w:rPr>
+              <w:t>料金(</w:t>
+            </w:r>
+            <w:r>
+              <w:rPr>
+                <w:rFonts w:ascii="游ゴシック" w:eastAsia="游ゴシック" w:hAnsi="游ゴシック"/>
+                <w:sz w:val="20"/>
+              </w:rPr>
+              <w:t>amount)</w:t>
+            </w:r>
+            <w:r>
+              <w:rPr>
+                <w:rFonts w:ascii="游ゴシック" w:eastAsia="游ゴシック" w:hAnsi="游ゴシック" w:hint="eastAsia"/>
+                <w:sz w:val="20"/>
+              </w:rPr>
+              <w:t>：5</w:t>
+            </w:r>
+            <w:r>
+              <w:rPr>
+                <w:rFonts w:ascii="游ゴシック" w:eastAsia="游ゴシック" w:hAnsi="游ゴシック"/>
+                <w:sz w:val="20"/>
+              </w:rPr>
+              <w:t>000</w:t>
+            </w:r>
+          </w:p>
+          <w:p>
+            <w:pPr>
+              <w:snapToGrid w:val="0"/>
+              <w:rPr>
+                <w:rFonts w:ascii="游ゴシック" w:eastAsia="游ゴシック" w:hAnsi="游ゴシック"/>
+                <w:sz w:val="20"/>
+              </w:rPr>
+            </w:pPr>
+            <w:r>
+              <w:rPr>
+                <w:rFonts w:ascii="游ゴシック" w:eastAsia="游ゴシック" w:hAnsi="游ゴシック" w:hint="eastAsia"/>
+                <w:sz w:val="20"/>
+              </w:rPr>
+              <w:t>開始日(</w:t>
+            </w:r>
+            <w:proofErr w:type="spellStart"/>
+            <w:r>
+              <w:rPr>
+                <w:rFonts w:ascii="游ゴシック" w:eastAsia="游ゴシック" w:hAnsi="游ゴシック"/>
+                <w:sz w:val="20"/>
+              </w:rPr>
+              <w:t>start_date</w:t>
+            </w:r>
+            <w:proofErr w:type="spellEnd"/>
+            <w:r>
+              <w:rPr>
+                <w:rFonts w:ascii="游ゴシック" w:eastAsia="游ゴシック" w:hAnsi="游ゴシック"/>
+                <w:sz w:val="20"/>
+              </w:rPr>
+              <w:t>)</w:t>
+            </w:r>
+            <w:r>
+              <w:rPr>
+                <w:rFonts w:ascii="游ゴシック" w:eastAsia="游ゴシック" w:hAnsi="游ゴシック" w:hint="eastAsia"/>
+                <w:sz w:val="20"/>
+              </w:rPr>
+              <w:t>：2</w:t>
+            </w:r>
+            <w:r>
+              <w:rPr>
+                <w:rFonts w:ascii="游ゴシック" w:eastAsia="游ゴシック" w:hAnsi="游ゴシック"/>
+                <w:sz w:val="20"/>
+              </w:rPr>
+              <w:t>025-05-01</w:t>
+            </w:r>
+          </w:p>
+          <w:p>
+            <w:pPr>
+              <w:snapToGrid w:val="0"/>
+              <w:rPr>
+                <w:rFonts w:ascii="游ゴシック" w:eastAsia="游ゴシック" w:hAnsi="游ゴシック"/>
+                <w:sz w:val="20"/>
+              </w:rPr>
+            </w:pPr>
+            <w:r>
+              <w:rPr>
+                <w:rFonts w:ascii="游ゴシック" w:eastAsia="游ゴシック" w:hAnsi="游ゴシック" w:hint="eastAsia"/>
+                <w:sz w:val="20"/>
+              </w:rPr>
+              <w:t>終了日(</w:t>
+            </w:r>
+            <w:proofErr w:type="spellStart"/>
+            <w:r>
+              <w:rPr>
+                <w:rFonts w:ascii="游ゴシック" w:eastAsia="游ゴシック" w:hAnsi="游ゴシック"/>
+                <w:sz w:val="20"/>
+              </w:rPr>
+              <w:t>end_date</w:t>
+            </w:r>
+            <w:proofErr w:type="spellEnd"/>
+            <w:r>
+              <w:rPr>
+                <w:rFonts w:ascii="游ゴシック" w:eastAsia="游ゴシック" w:hAnsi="游ゴシック"/>
+                <w:sz w:val="20"/>
+              </w:rPr>
+              <w:t>)</w:t>
+            </w:r>
+            <w:r>
+              <w:rPr>
+                <w:rFonts w:ascii="游ゴシック" w:eastAsia="游ゴシック" w:hAnsi="游ゴシック" w:hint="eastAsia"/>
+                <w:sz w:val="20"/>
+              </w:rPr>
+              <w:t>：2</w:t>
+            </w:r>
+            <w:r>
+              <w:rPr>
+                <w:rFonts w:ascii="游ゴシック" w:eastAsia="游ゴシック" w:hAnsi="游ゴシック"/>
+                <w:sz w:val="20"/>
+              </w:rPr>
+              <w:t>025-06-01</w:t>
+            </w:r>
+          </w:p>
+          <w:p>
+            <w:pPr>
+              <w:snapToGrid w:val="0"/>
+              <w:rPr>
+                <w:rFonts w:ascii="游ゴシック" w:eastAsia="游ゴシック" w:hAnsi="游ゴシック"/>
+                <w:sz w:val="20"/>
+              </w:rPr>
+            </w:pPr>
+          </w:p>
+        </w:tc>
+        <w:tc>
+          <w:tcPr>
+            <w:tcW w:w="1050" w:type="dxa"/>
+            <w:vAlign w:val="center"/>
+          </w:tcPr>
+          <w:p>
+            <w:pPr>
+              <w:snapToGrid w:val="0"/>
+              <w:jc w:val="center"/>
+              <w:rPr>
+                <w:rFonts w:ascii="游ゴシック" w:eastAsia="游ゴシック" w:hAnsi="游ゴシック"/>
+                <w:sz w:val="20"/>
+              </w:rPr>
+            </w:pPr>
+            <w:r>
+              <w:rPr>
+                <w:rFonts w:ascii="游ゴシック" w:eastAsia="游ゴシック" w:hAnsi="游ゴシック" w:hint="eastAsia"/>
+                <w:sz w:val="20"/>
+              </w:rPr>
+              <w:t>8</w:t>
+            </w:r>
+            <w:r>
+              <w:rPr>
+                <w:rFonts w:ascii="游ゴシック" w:eastAsia="游ゴシック" w:hAnsi="游ゴシック"/>
+                <w:sz w:val="20"/>
+              </w:rPr>
+              <w:t>/19</w:t>
+            </w:r>
+          </w:p>
+        </w:tc>
+        <w:tc>
+          <w:tcPr>
+            <w:tcW w:w="945" w:type="dxa"/>
+            <w:vAlign w:val="center"/>
+          </w:tcPr>
+          <w:p>
+            <w:pPr>
+              <w:snapToGrid w:val="0"/>
+              <w:jc w:val="center"/>
+              <w:rPr>
+                <w:rFonts w:ascii="游ゴシック" w:eastAsia="游ゴシック" w:hAnsi="游ゴシック"/>
+                <w:sz w:val="20"/>
+              </w:rPr>
+            </w:pPr>
+            <w:r>
+              <w:rPr>
+                <w:rFonts w:ascii="游ゴシック" w:eastAsia="游ゴシック" w:hAnsi="游ゴシック" w:hint="eastAsia"/>
+                <w:sz w:val="20"/>
+              </w:rPr>
+              <w:t>O</w:t>
+            </w:r>
+            <w:r>
+              <w:rPr>
+                <w:rFonts w:ascii="游ゴシック" w:eastAsia="游ゴシック" w:hAnsi="游ゴシック"/>
+                <w:sz w:val="20"/>
+              </w:rPr>
+              <w:t>K</w:t>
+            </w:r>
+          </w:p>
+        </w:tc>
+        <w:tc>
+          <w:tcPr>
+            <w:tcW w:w="2310" w:type="dxa"/>
+            <w:vAlign w:val="center"/>
+          </w:tcPr>
+          <w:p>
+            <w:pPr>
+              <w:snapToGrid w:val="0"/>
+              <w:rPr>
+                <w:rFonts w:ascii="游ゴシック" w:eastAsia="游ゴシック" w:hAnsi="游ゴシック"/>
+                <w:sz w:val="20"/>
+              </w:rPr>
+            </w:pPr>
+          </w:p>
+        </w:tc>
+      </w:tr>
+      <w:tr>
+        <w:trPr>
+          <w:trHeight w:val="567"/>
+        </w:trPr>
+        <w:tc>
+          <w:tcPr>
+            <w:tcW w:w="1050" w:type="dxa"/>
+            <w:vAlign w:val="center"/>
+          </w:tcPr>
+          <w:p>
+            <w:pPr>
+              <w:snapToGrid w:val="0"/>
+              <w:jc w:val="center"/>
+              <w:rPr>
+                <w:rFonts w:ascii="游ゴシック" w:eastAsia="游ゴシック" w:hAnsi="游ゴシック"/>
+                <w:sz w:val="20"/>
+              </w:rPr>
+            </w:pPr>
+            <w:r>
+              <w:rPr>
+                <w:rFonts w:ascii="游ゴシック" w:eastAsia="游ゴシック" w:hAnsi="游ゴシック" w:hint="eastAsia"/>
+                <w:sz w:val="20"/>
+              </w:rPr>
+              <w:lastRenderedPageBreak/>
+              <w:t>1</w:t>
+            </w:r>
+            <w:r>
+              <w:rPr>
+                <w:rFonts w:ascii="游ゴシック" w:eastAsia="游ゴシック" w:hAnsi="游ゴシック"/>
+                <w:sz w:val="20"/>
+              </w:rPr>
+              <w:t>6</w:t>
+            </w:r>
+          </w:p>
+        </w:tc>
+        <w:tc>
+          <w:tcPr>
+            <w:tcW w:w="5355" w:type="dxa"/>
+            <w:vAlign w:val="center"/>
+          </w:tcPr>
+          <w:p>
+            <w:pPr>
+              <w:snapToGrid w:val="0"/>
+              <w:rPr>
+                <w:rFonts w:ascii="游ゴシック" w:eastAsia="游ゴシック" w:hAnsi="游ゴシック"/>
+                <w:sz w:val="20"/>
+              </w:rPr>
+            </w:pPr>
+            <w:r>
+              <w:rPr>
+                <w:rFonts w:ascii="游ゴシック" w:eastAsia="游ゴシック" w:hAnsi="游ゴシック" w:hint="eastAsia"/>
+                <w:sz w:val="20"/>
+              </w:rPr>
+              <w:t>料金検索結果画面の、料金番号のリンクを押下する。</w:t>
+            </w:r>
+          </w:p>
+        </w:tc>
+        <w:tc>
+          <w:tcPr>
+            <w:tcW w:w="4935" w:type="dxa"/>
+            <w:vAlign w:val="center"/>
+          </w:tcPr>
+          <w:p>
+            <w:pPr>
+              <w:snapToGrid w:val="0"/>
+              <w:rPr>
+                <w:rFonts w:ascii="游ゴシック" w:eastAsia="游ゴシック" w:hAnsi="游ゴシック"/>
+                <w:sz w:val="20"/>
+              </w:rPr>
+            </w:pPr>
+            <w:r>
+              <w:rPr>
+                <w:rFonts w:ascii="游ゴシック" w:eastAsia="游ゴシック" w:hAnsi="游ゴシック" w:hint="eastAsia"/>
+                <w:sz w:val="20"/>
+              </w:rPr>
+              <w:t>料金編集画面に遷移すること。</w:t>
+            </w:r>
+          </w:p>
+        </w:tc>
+        <w:tc>
+          <w:tcPr>
+            <w:tcW w:w="1050" w:type="dxa"/>
+            <w:vAlign w:val="center"/>
+          </w:tcPr>
+          <w:p>
+            <w:pPr>
+              <w:snapToGrid w:val="0"/>
+              <w:jc w:val="center"/>
+              <w:rPr>
+                <w:rFonts w:ascii="游ゴシック" w:eastAsia="游ゴシック" w:hAnsi="游ゴシック"/>
+                <w:sz w:val="20"/>
+              </w:rPr>
+            </w:pPr>
+            <w:r>
+              <w:rPr>
+                <w:rFonts w:ascii="游ゴシック" w:eastAsia="游ゴシック" w:hAnsi="游ゴシック" w:hint="eastAsia"/>
+                <w:sz w:val="20"/>
+              </w:rPr>
+              <w:t>8</w:t>
+            </w:r>
+            <w:r>
+              <w:rPr>
+                <w:rFonts w:ascii="游ゴシック" w:eastAsia="游ゴシック" w:hAnsi="游ゴシック"/>
+                <w:sz w:val="20"/>
+              </w:rPr>
+              <w:t>/19</w:t>
+            </w:r>
+          </w:p>
+        </w:tc>
+        <w:tc>
+          <w:tcPr>
+            <w:tcW w:w="945" w:type="dxa"/>
+            <w:vAlign w:val="center"/>
+          </w:tcPr>
+          <w:p>
+            <w:pPr>
+              <w:snapToGrid w:val="0"/>
+              <w:jc w:val="center"/>
+              <w:rPr>
+                <w:rFonts w:ascii="游ゴシック" w:eastAsia="游ゴシック" w:hAnsi="游ゴシック"/>
+                <w:sz w:val="20"/>
+              </w:rPr>
+            </w:pPr>
+            <w:r>
+              <w:rPr>
+                <w:rFonts w:ascii="游ゴシック" w:eastAsia="游ゴシック" w:hAnsi="游ゴシック" w:hint="eastAsia"/>
+                <w:sz w:val="20"/>
+              </w:rPr>
+              <w:t>O</w:t>
+            </w:r>
+            <w:r>
+              <w:rPr>
+                <w:rFonts w:ascii="游ゴシック" w:eastAsia="游ゴシック" w:hAnsi="游ゴシック"/>
+                <w:sz w:val="20"/>
+              </w:rPr>
+              <w:t>K</w:t>
+            </w:r>
+          </w:p>
+        </w:tc>
+        <w:tc>
+          <w:tcPr>
+            <w:tcW w:w="2310" w:type="dxa"/>
+            <w:vAlign w:val="center"/>
+          </w:tcPr>
+          <w:p>
+            <w:pPr>
+              <w:snapToGrid w:val="0"/>
+              <w:rPr>
+                <w:rFonts w:ascii="游ゴシック" w:eastAsia="游ゴシック" w:hAnsi="游ゴシック"/>
+                <w:sz w:val="20"/>
+              </w:rPr>
+            </w:pPr>
+          </w:p>
+        </w:tc>
+      </w:tr>
+      <w:tr>
+        <w:trPr>
+          <w:trHeight w:val="567"/>
+        </w:trPr>
+        <w:tc>
+          <w:tcPr>
+            <w:tcW w:w="1050" w:type="dxa"/>
+            <w:vAlign w:val="center"/>
+          </w:tcPr>
+          <w:p>
+            <w:pPr>
+              <w:snapToGrid w:val="0"/>
+              <w:jc w:val="center"/>
+              <w:rPr>
+                <w:rFonts w:ascii="游ゴシック" w:eastAsia="游ゴシック" w:hAnsi="游ゴシック"/>
+                <w:sz w:val="20"/>
+              </w:rPr>
+            </w:pPr>
+            <w:r>
+              <w:rPr>
+                <w:rFonts w:ascii="游ゴシック" w:eastAsia="游ゴシック" w:hAnsi="游ゴシック" w:hint="eastAsia"/>
+                <w:sz w:val="20"/>
+              </w:rPr>
+              <w:t>1</w:t>
+            </w:r>
+            <w:r>
+              <w:rPr>
+                <w:rFonts w:ascii="游ゴシック" w:eastAsia="游ゴシック" w:hAnsi="游ゴシック"/>
+                <w:sz w:val="20"/>
+              </w:rPr>
+              <w:t>7-1</w:t>
+            </w:r>
+          </w:p>
+        </w:tc>
+        <w:tc>
+          <w:tcPr>
+            <w:tcW w:w="5355" w:type="dxa"/>
+            <w:vMerge w:val="restart"/>
+            <w:vAlign w:val="center"/>
+          </w:tcPr>
+          <w:p>
+            <w:pPr>
+              <w:snapToGrid w:val="0"/>
+              <w:ind w:left="100" w:hangingChars="50" w:hanging="100"/>
+              <w:rPr>
+                <w:rFonts w:ascii="游ゴシック" w:eastAsia="游ゴシック" w:hAnsi="游ゴシック"/>
+                <w:sz w:val="20"/>
+              </w:rPr>
+            </w:pPr>
+            <w:r>
+              <w:rPr>
+                <w:rFonts w:ascii="游ゴシック" w:eastAsia="游ゴシック" w:hAnsi="游ゴシック" w:hint="eastAsia"/>
+                <w:sz w:val="20"/>
+              </w:rPr>
+              <w:t>料金編集画面から、情報を書き換えて保存ボタンを押下する。</w:t>
+            </w:r>
+          </w:p>
+        </w:tc>
+        <w:tc>
+          <w:tcPr>
+            <w:tcW w:w="4935" w:type="dxa"/>
+            <w:vAlign w:val="center"/>
+          </w:tcPr>
+          <w:p>
+            <w:pPr>
+              <w:snapToGrid w:val="0"/>
+              <w:rPr>
+                <w:rFonts w:ascii="游ゴシック" w:eastAsia="游ゴシック" w:hAnsi="游ゴシック"/>
+                <w:sz w:val="20"/>
+              </w:rPr>
+            </w:pPr>
+            <w:r>
+              <w:rPr>
+                <w:rFonts w:ascii="游ゴシック" w:eastAsia="游ゴシック" w:hAnsi="游ゴシック" w:hint="eastAsia"/>
+                <w:sz w:val="20"/>
+              </w:rPr>
+              <w:t>画面は遷移せず、「保存しました。」とメッセージが表示されていること。</w:t>
+            </w:r>
+          </w:p>
+        </w:tc>
+        <w:tc>
+          <w:tcPr>
+            <w:tcW w:w="1050" w:type="dxa"/>
+            <w:vAlign w:val="center"/>
+          </w:tcPr>
+          <w:p>
+            <w:pPr>
+              <w:snapToGrid w:val="0"/>
+              <w:jc w:val="center"/>
+              <w:rPr>
+                <w:rFonts w:ascii="游ゴシック" w:eastAsia="游ゴシック" w:hAnsi="游ゴシック"/>
+                <w:sz w:val="20"/>
+              </w:rPr>
+            </w:pPr>
+            <w:r>
+              <w:rPr>
+                <w:rFonts w:ascii="游ゴシック" w:eastAsia="游ゴシック" w:hAnsi="游ゴシック" w:hint="eastAsia"/>
+                <w:sz w:val="20"/>
+              </w:rPr>
+              <w:t>8</w:t>
+            </w:r>
+            <w:r>
+              <w:rPr>
+                <w:rFonts w:ascii="游ゴシック" w:eastAsia="游ゴシック" w:hAnsi="游ゴシック"/>
+                <w:sz w:val="20"/>
+              </w:rPr>
+              <w:t>/19</w:t>
+            </w:r>
+          </w:p>
+        </w:tc>
+        <w:tc>
+          <w:tcPr>
+            <w:tcW w:w="945" w:type="dxa"/>
+            <w:vAlign w:val="center"/>
+          </w:tcPr>
+          <w:p>
+            <w:pPr>
+              <w:snapToGrid w:val="0"/>
+              <w:jc w:val="center"/>
+              <w:rPr>
+                <w:rFonts w:ascii="游ゴシック" w:eastAsia="游ゴシック" w:hAnsi="游ゴシック"/>
+                <w:sz w:val="20"/>
+              </w:rPr>
+            </w:pPr>
+            <w:r>
+              <w:rPr>
+                <w:rFonts w:ascii="游ゴシック" w:eastAsia="游ゴシック" w:hAnsi="游ゴシック" w:hint="eastAsia"/>
+                <w:sz w:val="20"/>
+              </w:rPr>
+              <w:t>O</w:t>
+            </w:r>
+            <w:r>
+              <w:rPr>
+                <w:rFonts w:ascii="游ゴシック" w:eastAsia="游ゴシック" w:hAnsi="游ゴシック"/>
+                <w:sz w:val="20"/>
+              </w:rPr>
+              <w:t>K</w:t>
+            </w:r>
+          </w:p>
+        </w:tc>
+        <w:tc>
+          <w:tcPr>
+            <w:tcW w:w="2310" w:type="dxa"/>
+            <w:vAlign w:val="center"/>
+          </w:tcPr>
+          <w:p>
+            <w:pPr>
+              <w:snapToGrid w:val="0"/>
+              <w:rPr>
+                <w:rFonts w:ascii="游ゴシック" w:eastAsia="游ゴシック" w:hAnsi="游ゴシック"/>
+                <w:sz w:val="20"/>
+              </w:rPr>
+            </w:pPr>
+          </w:p>
+        </w:tc>
+      </w:tr>
+      <w:tr>
+        <w:trPr>
+          <w:trHeight w:val="567"/>
+        </w:trPr>
+        <w:tc>
+          <w:tcPr>
+            <w:tcW w:w="1050" w:type="dxa"/>
+            <w:vAlign w:val="center"/>
+          </w:tcPr>
+          <w:p>
+            <w:pPr>
+              <w:snapToGrid w:val="0"/>
+              <w:jc w:val="center"/>
+              <w:rPr>
+                <w:rFonts w:ascii="游ゴシック" w:eastAsia="游ゴシック" w:hAnsi="游ゴシック"/>
+                <w:sz w:val="20"/>
+              </w:rPr>
+            </w:pPr>
+            <w:r>
+              <w:rPr>
+                <w:rFonts w:ascii="游ゴシック" w:eastAsia="游ゴシック" w:hAnsi="游ゴシック" w:hint="eastAsia"/>
+                <w:sz w:val="20"/>
+              </w:rPr>
+              <w:t>1</w:t>
+            </w:r>
+            <w:r>
+              <w:rPr>
+                <w:rFonts w:ascii="游ゴシック" w:eastAsia="游ゴシック" w:hAnsi="游ゴシック"/>
+                <w:sz w:val="20"/>
+              </w:rPr>
+              <w:t>7-2</w:t>
+            </w:r>
+          </w:p>
+        </w:tc>
+        <w:tc>
+          <w:tcPr>
+            <w:tcW w:w="5355" w:type="dxa"/>
+            <w:vMerge/>
+            <w:vAlign w:val="center"/>
+          </w:tcPr>
+          <w:p>
+            <w:pPr>
+              <w:snapToGrid w:val="0"/>
+              <w:ind w:left="100" w:hangingChars="50" w:hanging="100"/>
+              <w:rPr>
+                <w:rFonts w:ascii="游ゴシック" w:eastAsia="游ゴシック" w:hAnsi="游ゴシック"/>
+                <w:sz w:val="20"/>
+              </w:rPr>
+            </w:pPr>
+          </w:p>
+        </w:tc>
+        <w:tc>
+          <w:tcPr>
+            <w:tcW w:w="4935" w:type="dxa"/>
+            <w:vAlign w:val="center"/>
+          </w:tcPr>
+          <w:p>
+            <w:pPr>
+              <w:snapToGrid w:val="0"/>
+              <w:rPr>
+                <w:rFonts w:ascii="游ゴシック" w:eastAsia="游ゴシック" w:hAnsi="游ゴシック"/>
+                <w:sz w:val="20"/>
+              </w:rPr>
+            </w:pPr>
+            <w:r>
+              <w:rPr>
+                <w:rFonts w:ascii="游ゴシック" w:eastAsia="游ゴシック" w:hAnsi="游ゴシック" w:hint="eastAsia"/>
+                <w:sz w:val="20"/>
+              </w:rPr>
+              <w:t>T</w:t>
+            </w:r>
+            <w:r>
+              <w:rPr>
+                <w:rFonts w:ascii="游ゴシック" w:eastAsia="游ゴシック" w:hAnsi="游ゴシック"/>
+                <w:sz w:val="20"/>
+              </w:rPr>
+              <w:t>-CHARGE</w:t>
+            </w:r>
+            <w:r>
+              <w:rPr>
+                <w:rFonts w:ascii="游ゴシック" w:eastAsia="游ゴシック" w:hAnsi="游ゴシック" w:hint="eastAsia"/>
+                <w:sz w:val="20"/>
+              </w:rPr>
+              <w:t>テーブルに、フォームに入力した以下のレコードに編集されていること。</w:t>
+            </w:r>
+          </w:p>
+          <w:p>
+            <w:pPr>
+              <w:snapToGrid w:val="0"/>
+              <w:rPr>
+                <w:rFonts w:ascii="游ゴシック" w:eastAsia="游ゴシック" w:hAnsi="游ゴシック"/>
+                <w:sz w:val="20"/>
+              </w:rPr>
+            </w:pPr>
+            <w:r>
+              <w:rPr>
+                <w:rFonts w:ascii="游ゴシック" w:eastAsia="游ゴシック" w:hAnsi="游ゴシック" w:hint="eastAsia"/>
+                <w:sz w:val="20"/>
+              </w:rPr>
+              <w:t>＜編集前＞</w:t>
+            </w:r>
+          </w:p>
+          <w:p>
+            <w:pPr>
+              <w:snapToGrid w:val="0"/>
+              <w:rPr>
+                <w:rFonts w:ascii="游ゴシック" w:eastAsia="游ゴシック" w:hAnsi="游ゴシック"/>
+                <w:sz w:val="20"/>
+              </w:rPr>
+            </w:pPr>
+            <w:r>
+              <w:rPr>
+                <w:rFonts w:ascii="游ゴシック" w:eastAsia="游ゴシック" w:hAnsi="游ゴシック" w:hint="eastAsia"/>
+                <w:sz w:val="20"/>
+              </w:rPr>
+              <w:t>料金I</w:t>
+            </w:r>
+            <w:r>
+              <w:rPr>
+                <w:rFonts w:ascii="游ゴシック" w:eastAsia="游ゴシック" w:hAnsi="游ゴシック"/>
+                <w:sz w:val="20"/>
+              </w:rPr>
+              <w:t>D(</w:t>
+            </w:r>
+            <w:proofErr w:type="spellStart"/>
+            <w:r>
+              <w:rPr>
+                <w:rFonts w:ascii="游ゴシック" w:eastAsia="游ゴシック" w:hAnsi="游ゴシック"/>
+                <w:sz w:val="20"/>
+              </w:rPr>
+              <w:t>charge_id</w:t>
+            </w:r>
+            <w:proofErr w:type="spellEnd"/>
+            <w:r>
+              <w:rPr>
+                <w:rFonts w:ascii="游ゴシック" w:eastAsia="游ゴシック" w:hAnsi="游ゴシック"/>
+                <w:sz w:val="20"/>
+              </w:rPr>
+              <w:t>)</w:t>
+            </w:r>
+            <w:r>
+              <w:rPr>
+                <w:rFonts w:ascii="游ゴシック" w:eastAsia="游ゴシック" w:hAnsi="游ゴシック" w:hint="eastAsia"/>
+                <w:sz w:val="20"/>
+              </w:rPr>
+              <w:t>：※整数自動生成</w:t>
+            </w:r>
+          </w:p>
+          <w:p>
+            <w:pPr>
+              <w:snapToGrid w:val="0"/>
+              <w:rPr>
+                <w:rFonts w:ascii="游ゴシック" w:eastAsia="游ゴシック" w:hAnsi="游ゴシック"/>
+                <w:sz w:val="20"/>
+              </w:rPr>
+            </w:pPr>
+            <w:r>
+              <w:rPr>
+                <w:rFonts w:ascii="游ゴシック" w:eastAsia="游ゴシック" w:hAnsi="游ゴシック" w:hint="eastAsia"/>
+                <w:sz w:val="20"/>
+              </w:rPr>
+              <w:t>料金名(</w:t>
+            </w:r>
+            <w:proofErr w:type="spellStart"/>
+            <w:r>
+              <w:rPr>
+                <w:rFonts w:ascii="游ゴシック" w:eastAsia="游ゴシック" w:hAnsi="游ゴシック"/>
+                <w:sz w:val="20"/>
+              </w:rPr>
+              <w:t>charge_name</w:t>
+            </w:r>
+            <w:proofErr w:type="spellEnd"/>
+            <w:r>
+              <w:rPr>
+                <w:rFonts w:ascii="游ゴシック" w:eastAsia="游ゴシック" w:hAnsi="游ゴシック"/>
+                <w:sz w:val="20"/>
+              </w:rPr>
+              <w:t>)</w:t>
+            </w:r>
+            <w:r>
+              <w:rPr>
+                <w:rFonts w:ascii="游ゴシック" w:eastAsia="游ゴシック" w:hAnsi="游ゴシック" w:hint="eastAsia"/>
+                <w:sz w:val="20"/>
+              </w:rPr>
+              <w:t>：料金1</w:t>
+            </w:r>
+          </w:p>
+          <w:p>
+            <w:pPr>
+              <w:snapToGrid w:val="0"/>
+              <w:rPr>
+                <w:rFonts w:ascii="游ゴシック" w:eastAsia="游ゴシック" w:hAnsi="游ゴシック"/>
+                <w:sz w:val="20"/>
+              </w:rPr>
+            </w:pPr>
+            <w:r>
+              <w:rPr>
+                <w:rFonts w:ascii="游ゴシック" w:eastAsia="游ゴシック" w:hAnsi="游ゴシック" w:hint="eastAsia"/>
+                <w:sz w:val="20"/>
+              </w:rPr>
+              <w:t>料金(</w:t>
+            </w:r>
+            <w:r>
+              <w:rPr>
+                <w:rFonts w:ascii="游ゴシック" w:eastAsia="游ゴシック" w:hAnsi="游ゴシック"/>
+                <w:sz w:val="20"/>
+              </w:rPr>
+              <w:t>amount)</w:t>
+            </w:r>
+            <w:r>
+              <w:rPr>
+                <w:rFonts w:ascii="游ゴシック" w:eastAsia="游ゴシック" w:hAnsi="游ゴシック" w:hint="eastAsia"/>
+                <w:sz w:val="20"/>
+              </w:rPr>
+              <w:t>：1</w:t>
+            </w:r>
+            <w:r>
+              <w:rPr>
+                <w:rFonts w:ascii="游ゴシック" w:eastAsia="游ゴシック" w:hAnsi="游ゴシック"/>
+                <w:sz w:val="20"/>
+              </w:rPr>
+              <w:t>000</w:t>
+            </w:r>
+          </w:p>
+          <w:p>
+            <w:pPr>
+              <w:snapToGrid w:val="0"/>
+              <w:rPr>
+                <w:rFonts w:ascii="游ゴシック" w:eastAsia="游ゴシック" w:hAnsi="游ゴシック"/>
+                <w:sz w:val="20"/>
+              </w:rPr>
+            </w:pPr>
+            <w:r>
+              <w:rPr>
+                <w:rFonts w:ascii="游ゴシック" w:eastAsia="游ゴシック" w:hAnsi="游ゴシック" w:hint="eastAsia"/>
+                <w:sz w:val="20"/>
+              </w:rPr>
+              <w:t>開始日(</w:t>
+            </w:r>
+            <w:proofErr w:type="spellStart"/>
+            <w:r>
+              <w:rPr>
+                <w:rFonts w:ascii="游ゴシック" w:eastAsia="游ゴシック" w:hAnsi="游ゴシック"/>
+                <w:sz w:val="20"/>
+              </w:rPr>
+              <w:t>start_date</w:t>
+            </w:r>
+            <w:proofErr w:type="spellEnd"/>
+            <w:r>
+              <w:rPr>
+                <w:rFonts w:ascii="游ゴシック" w:eastAsia="游ゴシック" w:hAnsi="游ゴシック"/>
+                <w:sz w:val="20"/>
+              </w:rPr>
+              <w:t>)</w:t>
+            </w:r>
+            <w:r>
+              <w:rPr>
+                <w:rFonts w:ascii="游ゴシック" w:eastAsia="游ゴシック" w:hAnsi="游ゴシック" w:hint="eastAsia"/>
+                <w:sz w:val="20"/>
+              </w:rPr>
+              <w:t>：2</w:t>
+            </w:r>
+            <w:r>
+              <w:rPr>
+                <w:rFonts w:ascii="游ゴシック" w:eastAsia="游ゴシック" w:hAnsi="游ゴシック"/>
+                <w:sz w:val="20"/>
+              </w:rPr>
+              <w:t>025-01-01</w:t>
+            </w:r>
+          </w:p>
+          <w:p>
+            <w:pPr>
+              <w:snapToGrid w:val="0"/>
+              <w:rPr>
+                <w:rFonts w:ascii="游ゴシック" w:eastAsia="游ゴシック" w:hAnsi="游ゴシック"/>
+                <w:sz w:val="20"/>
+              </w:rPr>
+            </w:pPr>
+            <w:r>
+              <w:rPr>
+                <w:rFonts w:ascii="游ゴシック" w:eastAsia="游ゴシック" w:hAnsi="游ゴシック" w:hint="eastAsia"/>
+                <w:sz w:val="20"/>
+              </w:rPr>
+              <w:t>終了日(</w:t>
+            </w:r>
+            <w:proofErr w:type="spellStart"/>
+            <w:r>
+              <w:rPr>
+                <w:rFonts w:ascii="游ゴシック" w:eastAsia="游ゴシック" w:hAnsi="游ゴシック"/>
+                <w:sz w:val="20"/>
+              </w:rPr>
+              <w:t>end_date</w:t>
+            </w:r>
+            <w:proofErr w:type="spellEnd"/>
+            <w:r>
+              <w:rPr>
+                <w:rFonts w:ascii="游ゴシック" w:eastAsia="游ゴシック" w:hAnsi="游ゴシック"/>
+                <w:sz w:val="20"/>
+              </w:rPr>
+              <w:t>)</w:t>
+            </w:r>
+            <w:r>
+              <w:rPr>
+                <w:rFonts w:ascii="游ゴシック" w:eastAsia="游ゴシック" w:hAnsi="游ゴシック" w:hint="eastAsia"/>
+                <w:sz w:val="20"/>
+              </w:rPr>
+              <w:t>：2</w:t>
+            </w:r>
+            <w:r>
+              <w:rPr>
+                <w:rFonts w:ascii="游ゴシック" w:eastAsia="游ゴシック" w:hAnsi="游ゴシック"/>
+                <w:sz w:val="20"/>
+              </w:rPr>
+              <w:t>025-02-01</w:t>
+            </w:r>
+          </w:p>
+          <w:p>
+            <w:pPr>
+              <w:snapToGrid w:val="0"/>
+              <w:rPr>
+                <w:rFonts w:ascii="游ゴシック" w:eastAsia="游ゴシック" w:hAnsi="游ゴシック"/>
+                <w:sz w:val="20"/>
+              </w:rPr>
+            </w:pPr>
+            <w:r>
+              <w:rPr>
+                <w:rFonts w:ascii="游ゴシック" w:eastAsia="游ゴシック" w:hAnsi="游ゴシック" w:hint="eastAsia"/>
+                <w:sz w:val="20"/>
+              </w:rPr>
+              <w:t>更新日(</w:t>
+            </w:r>
+            <w:proofErr w:type="spellStart"/>
+            <w:r>
+              <w:rPr>
+                <w:rFonts w:ascii="游ゴシック" w:eastAsia="游ゴシック" w:hAnsi="游ゴシック"/>
+                <w:sz w:val="20"/>
+              </w:rPr>
+              <w:t>updated_at</w:t>
+            </w:r>
+            <w:proofErr w:type="spellEnd"/>
+            <w:r>
+              <w:rPr>
+                <w:rFonts w:ascii="游ゴシック" w:eastAsia="游ゴシック" w:hAnsi="游ゴシック"/>
+                <w:sz w:val="20"/>
+              </w:rPr>
+              <w:t>)</w:t>
+            </w:r>
+            <w:r>
+              <w:rPr>
+                <w:rFonts w:ascii="游ゴシック" w:eastAsia="游ゴシック" w:hAnsi="游ゴシック" w:hint="eastAsia"/>
+                <w:sz w:val="20"/>
+              </w:rPr>
+              <w:t>：登録した時間</w:t>
+            </w:r>
+          </w:p>
+          <w:p>
+            <w:pPr>
+              <w:snapToGrid w:val="0"/>
+              <w:rPr>
+                <w:rFonts w:ascii="游ゴシック" w:eastAsia="游ゴシック" w:hAnsi="游ゴシック"/>
+                <w:sz w:val="20"/>
+              </w:rPr>
+            </w:pPr>
+          </w:p>
+          <w:p>
+            <w:pPr>
+              <w:snapToGrid w:val="0"/>
+              <w:rPr>
+                <w:rFonts w:ascii="游ゴシック" w:eastAsia="游ゴシック" w:hAnsi="游ゴシック"/>
+                <w:sz w:val="20"/>
+              </w:rPr>
+            </w:pPr>
+            <w:r>
+              <w:rPr>
+                <w:rFonts w:ascii="游ゴシック" w:eastAsia="游ゴシック" w:hAnsi="游ゴシック" w:hint="eastAsia"/>
+                <w:sz w:val="20"/>
+              </w:rPr>
+              <w:t>＜変更後＞</w:t>
+            </w:r>
+          </w:p>
+          <w:p>
+            <w:pPr>
+              <w:snapToGrid w:val="0"/>
+              <w:rPr>
+                <w:rFonts w:ascii="游ゴシック" w:eastAsia="游ゴシック" w:hAnsi="游ゴシック"/>
+                <w:sz w:val="20"/>
+              </w:rPr>
+            </w:pPr>
+            <w:r>
+              <w:rPr>
+                <w:rFonts w:ascii="游ゴシック" w:eastAsia="游ゴシック" w:hAnsi="游ゴシック" w:hint="eastAsia"/>
+                <w:sz w:val="20"/>
+              </w:rPr>
+              <w:t>料金I</w:t>
+            </w:r>
+            <w:r>
+              <w:rPr>
+                <w:rFonts w:ascii="游ゴシック" w:eastAsia="游ゴシック" w:hAnsi="游ゴシック"/>
+                <w:sz w:val="20"/>
+              </w:rPr>
+              <w:t>D(</w:t>
+            </w:r>
+            <w:proofErr w:type="spellStart"/>
+            <w:r>
+              <w:rPr>
+                <w:rFonts w:ascii="游ゴシック" w:eastAsia="游ゴシック" w:hAnsi="游ゴシック"/>
+                <w:sz w:val="20"/>
+              </w:rPr>
+              <w:t>charge_id</w:t>
+            </w:r>
+            <w:proofErr w:type="spellEnd"/>
+            <w:r>
+              <w:rPr>
+                <w:rFonts w:ascii="游ゴシック" w:eastAsia="游ゴシック" w:hAnsi="游ゴシック"/>
+                <w:sz w:val="20"/>
+              </w:rPr>
+              <w:t>)</w:t>
+            </w:r>
+            <w:r>
+              <w:rPr>
+                <w:rFonts w:ascii="游ゴシック" w:eastAsia="游ゴシック" w:hAnsi="游ゴシック" w:hint="eastAsia"/>
+                <w:sz w:val="20"/>
+              </w:rPr>
+              <w:t>：※整数自動生成</w:t>
+            </w:r>
+          </w:p>
+          <w:p>
+            <w:pPr>
+              <w:snapToGrid w:val="0"/>
+              <w:rPr>
+                <w:rFonts w:ascii="游ゴシック" w:eastAsia="游ゴシック" w:hAnsi="游ゴシック"/>
+                <w:sz w:val="20"/>
+              </w:rPr>
+            </w:pPr>
+            <w:r>
+              <w:rPr>
+                <w:rFonts w:ascii="游ゴシック" w:eastAsia="游ゴシック" w:hAnsi="游ゴシック" w:hint="eastAsia"/>
+                <w:sz w:val="20"/>
+              </w:rPr>
+              <w:t>料金名(</w:t>
+            </w:r>
+            <w:proofErr w:type="spellStart"/>
+            <w:r>
+              <w:rPr>
+                <w:rFonts w:ascii="游ゴシック" w:eastAsia="游ゴシック" w:hAnsi="游ゴシック"/>
+                <w:sz w:val="20"/>
+              </w:rPr>
+              <w:t>charge_name</w:t>
+            </w:r>
+            <w:proofErr w:type="spellEnd"/>
+            <w:r>
+              <w:rPr>
+                <w:rFonts w:ascii="游ゴシック" w:eastAsia="游ゴシック" w:hAnsi="游ゴシック"/>
+                <w:sz w:val="20"/>
+              </w:rPr>
+              <w:t>)</w:t>
+            </w:r>
+            <w:r>
+              <w:rPr>
+                <w:rFonts w:ascii="游ゴシック" w:eastAsia="游ゴシック" w:hAnsi="游ゴシック" w:hint="eastAsia"/>
+                <w:sz w:val="20"/>
+              </w:rPr>
+              <w:t>：料金6</w:t>
+            </w:r>
+          </w:p>
+          <w:p>
+            <w:pPr>
+              <w:snapToGrid w:val="0"/>
+              <w:rPr>
+                <w:rFonts w:ascii="游ゴシック" w:eastAsia="游ゴシック" w:hAnsi="游ゴシック"/>
+                <w:sz w:val="20"/>
+              </w:rPr>
+            </w:pPr>
+            <w:r>
+              <w:rPr>
+                <w:rFonts w:ascii="游ゴシック" w:eastAsia="游ゴシック" w:hAnsi="游ゴシック" w:hint="eastAsia"/>
+                <w:sz w:val="20"/>
+              </w:rPr>
+              <w:t>料金(</w:t>
+            </w:r>
+            <w:r>
+              <w:rPr>
+                <w:rFonts w:ascii="游ゴシック" w:eastAsia="游ゴシック" w:hAnsi="游ゴシック"/>
+                <w:sz w:val="20"/>
+              </w:rPr>
+              <w:t>amount)</w:t>
+            </w:r>
+            <w:r>
+              <w:rPr>
+                <w:rFonts w:ascii="游ゴシック" w:eastAsia="游ゴシック" w:hAnsi="游ゴシック" w:hint="eastAsia"/>
+                <w:sz w:val="20"/>
+              </w:rPr>
+              <w:t>：6</w:t>
+            </w:r>
+            <w:r>
+              <w:rPr>
+                <w:rFonts w:ascii="游ゴシック" w:eastAsia="游ゴシック" w:hAnsi="游ゴシック"/>
+                <w:sz w:val="20"/>
+              </w:rPr>
+              <w:t>000</w:t>
+            </w:r>
+          </w:p>
+          <w:p>
+            <w:pPr>
+              <w:snapToGrid w:val="0"/>
+              <w:rPr>
+                <w:rFonts w:ascii="游ゴシック" w:eastAsia="游ゴシック" w:hAnsi="游ゴシック"/>
+                <w:sz w:val="20"/>
+              </w:rPr>
+            </w:pPr>
+            <w:r>
+              <w:rPr>
+                <w:rFonts w:ascii="游ゴシック" w:eastAsia="游ゴシック" w:hAnsi="游ゴシック" w:hint="eastAsia"/>
+                <w:sz w:val="20"/>
+              </w:rPr>
+              <w:t>開始日(</w:t>
+            </w:r>
+            <w:proofErr w:type="spellStart"/>
+            <w:r>
+              <w:rPr>
+                <w:rFonts w:ascii="游ゴシック" w:eastAsia="游ゴシック" w:hAnsi="游ゴシック"/>
+                <w:sz w:val="20"/>
+              </w:rPr>
+              <w:t>start_date</w:t>
+            </w:r>
+            <w:proofErr w:type="spellEnd"/>
+            <w:r>
+              <w:rPr>
+                <w:rFonts w:ascii="游ゴシック" w:eastAsia="游ゴシック" w:hAnsi="游ゴシック"/>
+                <w:sz w:val="20"/>
+              </w:rPr>
+              <w:t>)</w:t>
+            </w:r>
+            <w:r>
+              <w:rPr>
+                <w:rFonts w:ascii="游ゴシック" w:eastAsia="游ゴシック" w:hAnsi="游ゴシック" w:hint="eastAsia"/>
+                <w:sz w:val="20"/>
+              </w:rPr>
+              <w:t>：2</w:t>
+            </w:r>
+            <w:r>
+              <w:rPr>
+                <w:rFonts w:ascii="游ゴシック" w:eastAsia="游ゴシック" w:hAnsi="游ゴシック"/>
+                <w:sz w:val="20"/>
+              </w:rPr>
+              <w:t>025-06-01</w:t>
+            </w:r>
+          </w:p>
+          <w:p>
+            <w:pPr>
+              <w:snapToGrid w:val="0"/>
+              <w:rPr>
+                <w:rFonts w:ascii="游ゴシック" w:eastAsia="游ゴシック" w:hAnsi="游ゴシック"/>
+                <w:sz w:val="20"/>
+              </w:rPr>
+            </w:pPr>
+            <w:r>
+              <w:rPr>
+                <w:rFonts w:ascii="游ゴシック" w:eastAsia="游ゴシック" w:hAnsi="游ゴシック" w:hint="eastAsia"/>
+                <w:sz w:val="20"/>
+              </w:rPr>
+              <w:t>終了日(</w:t>
+            </w:r>
+            <w:proofErr w:type="spellStart"/>
+            <w:r>
+              <w:rPr>
+                <w:rFonts w:ascii="游ゴシック" w:eastAsia="游ゴシック" w:hAnsi="游ゴシック"/>
+                <w:sz w:val="20"/>
+              </w:rPr>
+              <w:t>end_date</w:t>
+            </w:r>
+            <w:proofErr w:type="spellEnd"/>
+            <w:r>
+              <w:rPr>
+                <w:rFonts w:ascii="游ゴシック" w:eastAsia="游ゴシック" w:hAnsi="游ゴシック"/>
+                <w:sz w:val="20"/>
+              </w:rPr>
+              <w:t>)</w:t>
+            </w:r>
+            <w:r>
+              <w:rPr>
+                <w:rFonts w:ascii="游ゴシック" w:eastAsia="游ゴシック" w:hAnsi="游ゴシック" w:hint="eastAsia"/>
+                <w:sz w:val="20"/>
+              </w:rPr>
+              <w:t>：2</w:t>
+            </w:r>
+            <w:r>
+              <w:rPr>
+                <w:rFonts w:ascii="游ゴシック" w:eastAsia="游ゴシック" w:hAnsi="游ゴシック"/>
+                <w:sz w:val="20"/>
+              </w:rPr>
+              <w:t>025-07-01</w:t>
+            </w:r>
+          </w:p>
+          <w:p>
+            <w:pPr>
+              <w:snapToGrid w:val="0"/>
+              <w:rPr>
+                <w:rFonts w:ascii="游ゴシック" w:eastAsia="游ゴシック" w:hAnsi="游ゴシック"/>
+                <w:sz w:val="20"/>
+              </w:rPr>
+            </w:pPr>
+            <w:r>
+              <w:rPr>
+                <w:rFonts w:ascii="游ゴシック" w:eastAsia="游ゴシック" w:hAnsi="游ゴシック" w:hint="eastAsia"/>
+                <w:sz w:val="20"/>
+              </w:rPr>
+              <w:t>更新日(</w:t>
+            </w:r>
+            <w:proofErr w:type="spellStart"/>
+            <w:r>
+              <w:rPr>
+                <w:rFonts w:ascii="游ゴシック" w:eastAsia="游ゴシック" w:hAnsi="游ゴシック"/>
+                <w:sz w:val="20"/>
+              </w:rPr>
+              <w:t>updated_at</w:t>
+            </w:r>
+            <w:proofErr w:type="spellEnd"/>
+            <w:r>
+              <w:rPr>
+                <w:rFonts w:ascii="游ゴシック" w:eastAsia="游ゴシック" w:hAnsi="游ゴシック"/>
+                <w:sz w:val="20"/>
+              </w:rPr>
+              <w:t>)</w:t>
+            </w:r>
+            <w:r>
+              <w:rPr>
+                <w:rFonts w:ascii="游ゴシック" w:eastAsia="游ゴシック" w:hAnsi="游ゴシック" w:hint="eastAsia"/>
+                <w:sz w:val="20"/>
+              </w:rPr>
+              <w:t>：登録した時間</w:t>
+            </w:r>
+          </w:p>
+        </w:tc>
+        <w:tc>
+          <w:tcPr>
+            <w:tcW w:w="1050" w:type="dxa"/>
+            <w:vAlign w:val="center"/>
+          </w:tcPr>
+          <w:p>
+            <w:pPr>
+              <w:snapToGrid w:val="0"/>
+              <w:jc w:val="center"/>
+              <w:rPr>
+                <w:rFonts w:ascii="游ゴシック" w:eastAsia="游ゴシック" w:hAnsi="游ゴシック"/>
+                <w:sz w:val="20"/>
+              </w:rPr>
+            </w:pPr>
+            <w:r>
+              <w:rPr>
+                <w:rFonts w:ascii="游ゴシック" w:eastAsia="游ゴシック" w:hAnsi="游ゴシック" w:hint="eastAsia"/>
+                <w:sz w:val="20"/>
+              </w:rPr>
+              <w:t>8</w:t>
+            </w:r>
+            <w:r>
+              <w:rPr>
+                <w:rFonts w:ascii="游ゴシック" w:eastAsia="游ゴシック" w:hAnsi="游ゴシック"/>
+                <w:sz w:val="20"/>
+              </w:rPr>
+              <w:t>/19</w:t>
+            </w:r>
+          </w:p>
+        </w:tc>
+        <w:tc>
+          <w:tcPr>
+            <w:tcW w:w="945" w:type="dxa"/>
+            <w:vAlign w:val="center"/>
+          </w:tcPr>
+          <w:p>
+            <w:pPr>
+              <w:snapToGrid w:val="0"/>
+              <w:jc w:val="center"/>
+              <w:rPr>
+                <w:rFonts w:ascii="游ゴシック" w:eastAsia="游ゴシック" w:hAnsi="游ゴシック"/>
+                <w:sz w:val="20"/>
+              </w:rPr>
+            </w:pPr>
+            <w:r>
+              <w:rPr>
+                <w:rFonts w:ascii="游ゴシック" w:eastAsia="游ゴシック" w:hAnsi="游ゴシック" w:hint="eastAsia"/>
+                <w:sz w:val="20"/>
+              </w:rPr>
+              <w:t>O</w:t>
+            </w:r>
+            <w:r>
+              <w:rPr>
+                <w:rFonts w:ascii="游ゴシック" w:eastAsia="游ゴシック" w:hAnsi="游ゴシック"/>
+                <w:sz w:val="20"/>
+              </w:rPr>
+              <w:t>K</w:t>
+            </w:r>
+          </w:p>
+        </w:tc>
+        <w:tc>
+          <w:tcPr>
+            <w:tcW w:w="2310" w:type="dxa"/>
+            <w:vAlign w:val="center"/>
+          </w:tcPr>
+          <w:p>
+            <w:pPr>
+              <w:snapToGrid w:val="0"/>
+              <w:rPr>
+                <w:rFonts w:ascii="游ゴシック" w:eastAsia="游ゴシック" w:hAnsi="游ゴシック"/>
+                <w:sz w:val="20"/>
+              </w:rPr>
+            </w:pPr>
+          </w:p>
+        </w:tc>
+      </w:tr>
+    </w:tbl>
+    <w:p/>
+    <w:tbl>
+      <w:tblPr>
+        <w:tblW w:w="0" w:type="auto"/>
+        <w:tblBorders>
+          <w:top w:val="single" w:sz="4" w:space="0" w:color="auto"/>
+          <w:left w:val="single" w:sz="4" w:space="0" w:color="auto"/>
+          <w:bottom w:val="single" w:sz="4" w:space="0" w:color="auto"/>
+          <w:right w:val="single" w:sz="4" w:space="0" w:color="auto"/>
+          <w:insideH w:val="single" w:sz="4" w:space="0" w:color="auto"/>
+          <w:insideV w:val="single" w:sz="4" w:space="0" w:color="auto"/>
+        </w:tblBorders>
+        <w:tblCellMar>
+          <w:left w:w="99" w:type="dxa"/>
+          <w:right w:w="99" w:type="dxa"/>
+        </w:tblCellMar>
+        <w:tblLook w:val="0000" w:firstRow="0" w:lastRow="0" w:firstColumn="0" w:lastColumn="0" w:noHBand="0" w:noVBand="0"/>
+      </w:tblPr>
+      <w:tblGrid>
+        <w:gridCol w:w="1050"/>
+        <w:gridCol w:w="5355"/>
+        <w:gridCol w:w="4935"/>
+        <w:gridCol w:w="1050"/>
+        <w:gridCol w:w="945"/>
+        <w:gridCol w:w="2310"/>
+      </w:tblGrid>
+      <w:tr>
+        <w:trPr>
+          <w:trHeight w:val="567"/>
+        </w:trPr>
+        <w:tc>
+          <w:tcPr>
+            <w:tcW w:w="1050" w:type="dxa"/>
+            <w:vAlign w:val="center"/>
+          </w:tcPr>
+          <w:p>
+            <w:pPr>
+              <w:snapToGrid w:val="0"/>
+              <w:jc w:val="center"/>
+              <w:rPr>
+                <w:rFonts w:ascii="游ゴシック" w:eastAsia="游ゴシック" w:hAnsi="游ゴシック"/>
+                <w:sz w:val="20"/>
+              </w:rPr>
+            </w:pPr>
+            <w:r>
+              <w:rPr>
+                <w:rFonts w:ascii="游ゴシック" w:eastAsia="游ゴシック" w:hAnsi="游ゴシック" w:hint="eastAsia"/>
+                <w:sz w:val="20"/>
+              </w:rPr>
+              <w:t>1</w:t>
+            </w:r>
+            <w:r>
+              <w:rPr>
+                <w:rFonts w:ascii="游ゴシック" w:eastAsia="游ゴシック" w:hAnsi="游ゴシック"/>
+                <w:sz w:val="20"/>
+              </w:rPr>
+              <w:t>8-1</w:t>
+            </w:r>
+          </w:p>
+        </w:tc>
+        <w:tc>
+          <w:tcPr>
+            <w:tcW w:w="5355" w:type="dxa"/>
+            <w:vMerge w:val="restart"/>
+            <w:vAlign w:val="center"/>
+          </w:tcPr>
+          <w:p>
+            <w:pPr>
+              <w:snapToGrid w:val="0"/>
+              <w:rPr>
+                <w:rFonts w:ascii="游ゴシック" w:eastAsia="游ゴシック" w:hAnsi="游ゴシック"/>
+                <w:sz w:val="20"/>
+              </w:rPr>
+            </w:pPr>
+            <w:r>
+              <w:rPr>
+                <w:rFonts w:ascii="游ゴシック" w:eastAsia="游ゴシック" w:hAnsi="游ゴシック" w:hint="eastAsia"/>
+                <w:sz w:val="20"/>
+              </w:rPr>
+              <w:t>データベースのT</w:t>
+            </w:r>
+            <w:r>
+              <w:rPr>
+                <w:rFonts w:ascii="游ゴシック" w:eastAsia="游ゴシック" w:hAnsi="游ゴシック"/>
+                <w:sz w:val="20"/>
+              </w:rPr>
+              <w:t>-CHARGE</w:t>
+            </w:r>
+            <w:r>
+              <w:rPr>
+                <w:rFonts w:ascii="游ゴシック" w:eastAsia="游ゴシック" w:hAnsi="游ゴシック" w:hint="eastAsia"/>
+                <w:sz w:val="20"/>
+              </w:rPr>
+              <w:t>テーブルを確認する。</w:t>
+            </w:r>
+          </w:p>
+        </w:tc>
+        <w:tc>
+          <w:tcPr>
+            <w:tcW w:w="4935" w:type="dxa"/>
+            <w:vAlign w:val="center"/>
+          </w:tcPr>
+          <w:p>
+            <w:pPr>
+              <w:snapToGrid w:val="0"/>
+              <w:rPr>
+                <w:rFonts w:ascii="游ゴシック" w:eastAsia="游ゴシック" w:hAnsi="游ゴシック"/>
+                <w:sz w:val="20"/>
+              </w:rPr>
+            </w:pPr>
+            <w:r>
+              <w:rPr>
+                <w:rFonts w:ascii="游ゴシック" w:eastAsia="游ゴシック" w:hAnsi="游ゴシック" w:hint="eastAsia"/>
+                <w:sz w:val="20"/>
+              </w:rPr>
+              <w:t>テストケース</w:t>
+            </w:r>
+            <w:r>
+              <w:rPr>
+                <w:rFonts w:ascii="游ゴシック" w:eastAsia="游ゴシック" w:hAnsi="游ゴシック"/>
+                <w:sz w:val="20"/>
+              </w:rPr>
+              <w:t>No.</w:t>
+            </w:r>
+            <w:r>
+              <w:rPr>
+                <w:rFonts w:ascii="游ゴシック" w:eastAsia="游ゴシック" w:hAnsi="游ゴシック" w:hint="eastAsia"/>
+                <w:sz w:val="20"/>
+              </w:rPr>
+              <w:t>1</w:t>
+            </w:r>
+            <w:r>
+              <w:rPr>
+                <w:rFonts w:ascii="游ゴシック" w:eastAsia="游ゴシック" w:hAnsi="游ゴシック"/>
+                <w:sz w:val="20"/>
+              </w:rPr>
+              <w:t>2</w:t>
+            </w:r>
+            <w:r>
+              <w:rPr>
+                <w:rFonts w:ascii="游ゴシック" w:eastAsia="游ゴシック" w:hAnsi="游ゴシック" w:hint="eastAsia"/>
+                <w:sz w:val="20"/>
+              </w:rPr>
+              <w:t>で入力した情報が追加されていること。</w:t>
+            </w:r>
+          </w:p>
+        </w:tc>
+        <w:tc>
+          <w:tcPr>
+            <w:tcW w:w="1050" w:type="dxa"/>
+            <w:vAlign w:val="center"/>
+          </w:tcPr>
+          <w:p>
+            <w:pPr>
+              <w:snapToGrid w:val="0"/>
+              <w:jc w:val="center"/>
+              <w:rPr>
+                <w:rFonts w:ascii="游ゴシック" w:eastAsia="游ゴシック" w:hAnsi="游ゴシック"/>
+                <w:sz w:val="20"/>
+              </w:rPr>
+            </w:pPr>
+            <w:r>
+              <w:rPr>
+                <w:rFonts w:ascii="游ゴシック" w:eastAsia="游ゴシック" w:hAnsi="游ゴシック" w:hint="eastAsia"/>
+                <w:sz w:val="20"/>
+              </w:rPr>
+              <w:t>8</w:t>
+            </w:r>
+            <w:r>
+              <w:rPr>
+                <w:rFonts w:ascii="游ゴシック" w:eastAsia="游ゴシック" w:hAnsi="游ゴシック"/>
+                <w:sz w:val="20"/>
+              </w:rPr>
+              <w:t>/19</w:t>
+            </w:r>
+          </w:p>
+        </w:tc>
+        <w:tc>
+          <w:tcPr>
+            <w:tcW w:w="945" w:type="dxa"/>
+            <w:vAlign w:val="center"/>
+          </w:tcPr>
+          <w:p>
+            <w:pPr>
+              <w:snapToGrid w:val="0"/>
+              <w:jc w:val="center"/>
+              <w:rPr>
+                <w:rFonts w:ascii="游ゴシック" w:eastAsia="游ゴシック" w:hAnsi="游ゴシック"/>
+                <w:sz w:val="20"/>
+              </w:rPr>
+            </w:pPr>
+            <w:r>
+              <w:rPr>
+                <w:rFonts w:ascii="游ゴシック" w:eastAsia="游ゴシック" w:hAnsi="游ゴシック" w:hint="eastAsia"/>
+                <w:sz w:val="20"/>
+              </w:rPr>
+              <w:t>O</w:t>
+            </w:r>
+            <w:r>
+              <w:rPr>
+                <w:rFonts w:ascii="游ゴシック" w:eastAsia="游ゴシック" w:hAnsi="游ゴシック"/>
+                <w:sz w:val="20"/>
+              </w:rPr>
+              <w:t>K</w:t>
+            </w:r>
+          </w:p>
+        </w:tc>
+        <w:tc>
+          <w:tcPr>
+            <w:tcW w:w="2310" w:type="dxa"/>
+            <w:vAlign w:val="center"/>
+          </w:tcPr>
+          <w:p>
+            <w:pPr>
+              <w:snapToGrid w:val="0"/>
+              <w:rPr>
+                <w:rFonts w:ascii="游ゴシック" w:eastAsia="游ゴシック" w:hAnsi="游ゴシック"/>
+                <w:sz w:val="20"/>
+              </w:rPr>
+            </w:pPr>
+          </w:p>
+        </w:tc>
+      </w:tr>
+      <w:tr>
+        <w:trPr>
+          <w:trHeight w:val="567"/>
+        </w:trPr>
+        <w:tc>
+          <w:tcPr>
+            <w:tcW w:w="1050" w:type="dxa"/>
+            <w:vAlign w:val="center"/>
+          </w:tcPr>
+          <w:p>
+            <w:pPr>
+              <w:snapToGrid w:val="0"/>
+              <w:jc w:val="center"/>
+              <w:rPr>
+                <w:rFonts w:ascii="游ゴシック" w:eastAsia="游ゴシック" w:hAnsi="游ゴシック"/>
+                <w:sz w:val="20"/>
+              </w:rPr>
+            </w:pPr>
+            <w:r>
+              <w:rPr>
+                <w:rFonts w:ascii="游ゴシック" w:eastAsia="游ゴシック" w:hAnsi="游ゴシック" w:hint="eastAsia"/>
+                <w:sz w:val="20"/>
+              </w:rPr>
+              <w:t>1</w:t>
+            </w:r>
+            <w:r>
+              <w:rPr>
+                <w:rFonts w:ascii="游ゴシック" w:eastAsia="游ゴシック" w:hAnsi="游ゴシック"/>
+                <w:sz w:val="20"/>
+              </w:rPr>
+              <w:t>8-2</w:t>
+            </w:r>
+          </w:p>
+        </w:tc>
+        <w:tc>
+          <w:tcPr>
+            <w:tcW w:w="5355" w:type="dxa"/>
+            <w:vMerge/>
+            <w:vAlign w:val="center"/>
+          </w:tcPr>
+          <w:p>
+            <w:pPr>
+              <w:snapToGrid w:val="0"/>
+              <w:rPr>
+                <w:rFonts w:ascii="游ゴシック" w:eastAsia="游ゴシック" w:hAnsi="游ゴシック"/>
+                <w:sz w:val="20"/>
+              </w:rPr>
+            </w:pPr>
+          </w:p>
+        </w:tc>
+        <w:tc>
+          <w:tcPr>
+            <w:tcW w:w="4935" w:type="dxa"/>
+            <w:vAlign w:val="center"/>
+          </w:tcPr>
+          <w:p>
+            <w:pPr>
+              <w:snapToGrid w:val="0"/>
+              <w:rPr>
+                <w:rFonts w:ascii="游ゴシック" w:eastAsia="游ゴシック" w:hAnsi="游ゴシック"/>
+                <w:sz w:val="20"/>
+              </w:rPr>
+            </w:pPr>
+            <w:r>
+              <w:rPr>
+                <w:rFonts w:ascii="游ゴシック" w:eastAsia="游ゴシック" w:hAnsi="游ゴシック" w:hint="eastAsia"/>
+                <w:sz w:val="20"/>
+              </w:rPr>
+              <w:t>テストケース</w:t>
+            </w:r>
+            <w:r>
+              <w:rPr>
+                <w:rFonts w:ascii="游ゴシック" w:eastAsia="游ゴシック" w:hAnsi="游ゴシック"/>
+                <w:sz w:val="20"/>
+              </w:rPr>
+              <w:t>No.13</w:t>
+            </w:r>
+            <w:r>
+              <w:rPr>
+                <w:rFonts w:ascii="游ゴシック" w:eastAsia="游ゴシック" w:hAnsi="游ゴシック" w:hint="eastAsia"/>
+                <w:sz w:val="20"/>
+              </w:rPr>
+              <w:t>入力した情報が追加されていないこと。</w:t>
+            </w:r>
+          </w:p>
+        </w:tc>
+        <w:tc>
+          <w:tcPr>
+            <w:tcW w:w="1050" w:type="dxa"/>
+            <w:vAlign w:val="center"/>
+          </w:tcPr>
+          <w:p>
+            <w:pPr>
+              <w:snapToGrid w:val="0"/>
+              <w:jc w:val="center"/>
+              <w:rPr>
+                <w:rFonts w:ascii="游ゴシック" w:eastAsia="游ゴシック" w:hAnsi="游ゴシック"/>
+                <w:sz w:val="20"/>
+              </w:rPr>
+            </w:pPr>
+            <w:r>
+              <w:rPr>
+                <w:rFonts w:ascii="游ゴシック" w:eastAsia="游ゴシック" w:hAnsi="游ゴシック" w:hint="eastAsia"/>
+                <w:sz w:val="20"/>
+              </w:rPr>
+              <w:t>8</w:t>
+            </w:r>
+            <w:r>
+              <w:rPr>
+                <w:rFonts w:ascii="游ゴシック" w:eastAsia="游ゴシック" w:hAnsi="游ゴシック"/>
+                <w:sz w:val="20"/>
+              </w:rPr>
+              <w:t>/19</w:t>
+            </w:r>
+          </w:p>
+        </w:tc>
+        <w:tc>
+          <w:tcPr>
+            <w:tcW w:w="945" w:type="dxa"/>
+            <w:vAlign w:val="center"/>
+          </w:tcPr>
+          <w:p>
+            <w:pPr>
+              <w:snapToGrid w:val="0"/>
+              <w:jc w:val="center"/>
+              <w:rPr>
+                <w:rFonts w:ascii="游ゴシック" w:eastAsia="游ゴシック" w:hAnsi="游ゴシック"/>
+                <w:sz w:val="20"/>
+              </w:rPr>
+            </w:pPr>
+            <w:r>
+              <w:rPr>
+                <w:rFonts w:ascii="游ゴシック" w:eastAsia="游ゴシック" w:hAnsi="游ゴシック" w:hint="eastAsia"/>
+                <w:sz w:val="20"/>
+              </w:rPr>
+              <w:t>O</w:t>
+            </w:r>
+            <w:r>
+              <w:rPr>
+                <w:rFonts w:ascii="游ゴシック" w:eastAsia="游ゴシック" w:hAnsi="游ゴシック"/>
+                <w:sz w:val="20"/>
+              </w:rPr>
+              <w:t>K</w:t>
+            </w:r>
+          </w:p>
+        </w:tc>
+        <w:tc>
+          <w:tcPr>
+            <w:tcW w:w="2310" w:type="dxa"/>
+            <w:vAlign w:val="center"/>
+          </w:tcPr>
+          <w:p>
+            <w:pPr>
+              <w:snapToGrid w:val="0"/>
+              <w:rPr>
+                <w:rFonts w:ascii="游ゴシック" w:eastAsia="游ゴシック" w:hAnsi="游ゴシック"/>
+                <w:sz w:val="20"/>
+              </w:rPr>
+            </w:pPr>
+          </w:p>
+        </w:tc>
+      </w:tr>
+      <w:tr>
+        <w:trPr>
+          <w:trHeight w:val="567"/>
+        </w:trPr>
+        <w:tc>
+          <w:tcPr>
+            <w:tcW w:w="1050" w:type="dxa"/>
+            <w:vAlign w:val="center"/>
+          </w:tcPr>
+          <w:p>
+            <w:pPr>
+              <w:snapToGrid w:val="0"/>
+              <w:jc w:val="center"/>
+              <w:rPr>
+                <w:rFonts w:ascii="游ゴシック" w:eastAsia="游ゴシック" w:hAnsi="游ゴシック"/>
+                <w:sz w:val="20"/>
+              </w:rPr>
+            </w:pPr>
+            <w:r>
+              <w:rPr>
+                <w:rFonts w:ascii="游ゴシック" w:eastAsia="游ゴシック" w:hAnsi="游ゴシック" w:hint="eastAsia"/>
+                <w:sz w:val="20"/>
+              </w:rPr>
+              <w:t>1</w:t>
+            </w:r>
+            <w:r>
+              <w:rPr>
+                <w:rFonts w:ascii="游ゴシック" w:eastAsia="游ゴシック" w:hAnsi="游ゴシック"/>
+                <w:sz w:val="20"/>
+              </w:rPr>
+              <w:t>8-3</w:t>
+            </w:r>
+          </w:p>
+        </w:tc>
+        <w:tc>
+          <w:tcPr>
+            <w:tcW w:w="5355" w:type="dxa"/>
+            <w:vMerge/>
+            <w:vAlign w:val="center"/>
+          </w:tcPr>
+          <w:p>
+            <w:pPr>
+              <w:snapToGrid w:val="0"/>
+              <w:rPr>
+                <w:rFonts w:ascii="游ゴシック" w:eastAsia="游ゴシック" w:hAnsi="游ゴシック"/>
+                <w:sz w:val="20"/>
+              </w:rPr>
+            </w:pPr>
+          </w:p>
+        </w:tc>
+        <w:tc>
+          <w:tcPr>
+            <w:tcW w:w="4935" w:type="dxa"/>
+            <w:vAlign w:val="center"/>
+          </w:tcPr>
+          <w:p>
+            <w:pPr>
+              <w:snapToGrid w:val="0"/>
+              <w:rPr>
+                <w:rFonts w:ascii="游ゴシック" w:eastAsia="游ゴシック" w:hAnsi="游ゴシック"/>
+                <w:sz w:val="20"/>
+              </w:rPr>
+            </w:pPr>
+            <w:r>
+              <w:rPr>
+                <w:rFonts w:ascii="游ゴシック" w:eastAsia="游ゴシック" w:hAnsi="游ゴシック" w:hint="eastAsia"/>
+                <w:sz w:val="20"/>
+              </w:rPr>
+              <w:t>テストケース</w:t>
+            </w:r>
+            <w:r>
+              <w:rPr>
+                <w:rFonts w:ascii="游ゴシック" w:eastAsia="游ゴシック" w:hAnsi="游ゴシック"/>
+                <w:sz w:val="20"/>
+              </w:rPr>
               <w:t>No.14</w:t>
             </w:r>
             <w:r>
@@ -6823,6 +9150,331 @@
                 <w:rFonts w:ascii="游ゴシック" w:eastAsia="游ゴシック" w:hAnsi="游ゴシック" w:hint="eastAsia"/>
                 <w:sz w:val="20"/>
               </w:rPr>
+              <w:t>で入力した情報が追加されていること。</w:t>
+            </w:r>
+          </w:p>
+        </w:tc>
+        <w:tc>
+          <w:tcPr>
+            <w:tcW w:w="1050" w:type="dxa"/>
+            <w:vAlign w:val="center"/>
+          </w:tcPr>
+          <w:p>
+            <w:pPr>
+              <w:snapToGrid w:val="0"/>
+              <w:jc w:val="center"/>
+              <w:rPr>
+                <w:rFonts w:ascii="游ゴシック" w:eastAsia="游ゴシック" w:hAnsi="游ゴシック"/>
+                <w:sz w:val="20"/>
+              </w:rPr>
+            </w:pPr>
+            <w:r>
+              <w:rPr>
+                <w:rFonts w:ascii="游ゴシック" w:eastAsia="游ゴシック" w:hAnsi="游ゴシック" w:hint="eastAsia"/>
+                <w:sz w:val="20"/>
+              </w:rPr>
+              <w:t>8</w:t>
+            </w:r>
+            <w:r>
+              <w:rPr>
+                <w:rFonts w:ascii="游ゴシック" w:eastAsia="游ゴシック" w:hAnsi="游ゴシック"/>
+                <w:sz w:val="20"/>
+              </w:rPr>
+              <w:t>/19</w:t>
+            </w:r>
+          </w:p>
+        </w:tc>
+        <w:tc>
+          <w:tcPr>
+            <w:tcW w:w="945" w:type="dxa"/>
+            <w:vAlign w:val="center"/>
+          </w:tcPr>
+          <w:p>
+            <w:pPr>
+              <w:snapToGrid w:val="0"/>
+              <w:jc w:val="center"/>
+              <w:rPr>
+                <w:rFonts w:ascii="游ゴシック" w:eastAsia="游ゴシック" w:hAnsi="游ゴシック"/>
+                <w:sz w:val="20"/>
+              </w:rPr>
+            </w:pPr>
+            <w:r>
+              <w:rPr>
+                <w:rFonts w:ascii="游ゴシック" w:eastAsia="游ゴシック" w:hAnsi="游ゴシック" w:hint="eastAsia"/>
+                <w:sz w:val="20"/>
+              </w:rPr>
+              <w:t>O</w:t>
+            </w:r>
+            <w:r>
+              <w:rPr>
+                <w:rFonts w:ascii="游ゴシック" w:eastAsia="游ゴシック" w:hAnsi="游ゴシック"/>
+                <w:sz w:val="20"/>
+              </w:rPr>
+              <w:t>K</w:t>
+            </w:r>
+          </w:p>
+        </w:tc>
+        <w:tc>
+          <w:tcPr>
+            <w:tcW w:w="2310" w:type="dxa"/>
+            <w:vAlign w:val="center"/>
+          </w:tcPr>
+          <w:p>
+            <w:pPr>
+              <w:snapToGrid w:val="0"/>
+              <w:rPr>
+                <w:rFonts w:ascii="游ゴシック" w:eastAsia="游ゴシック" w:hAnsi="游ゴシック"/>
+                <w:sz w:val="20"/>
+              </w:rPr>
+            </w:pPr>
+          </w:p>
+        </w:tc>
+      </w:tr>
+      <w:tr>
+        <w:trPr>
+          <w:trHeight w:val="567"/>
+        </w:trPr>
+        <w:tc>
+          <w:tcPr>
+            <w:tcW w:w="1050" w:type="dxa"/>
+            <w:vAlign w:val="center"/>
+          </w:tcPr>
+          <w:p>
+            <w:pPr>
+              <w:snapToGrid w:val="0"/>
+              <w:jc w:val="center"/>
+              <w:rPr>
+                <w:rFonts w:ascii="游ゴシック" w:eastAsia="游ゴシック" w:hAnsi="游ゴシック"/>
+                <w:sz w:val="20"/>
+              </w:rPr>
+            </w:pPr>
+            <w:r>
+              <w:rPr>
+                <w:rFonts w:ascii="游ゴシック" w:eastAsia="游ゴシック" w:hAnsi="游ゴシック" w:hint="eastAsia"/>
+                <w:sz w:val="20"/>
+              </w:rPr>
+              <w:lastRenderedPageBreak/>
+              <w:t>1</w:t>
+            </w:r>
+            <w:r>
+              <w:rPr>
+                <w:rFonts w:ascii="游ゴシック" w:eastAsia="游ゴシック" w:hAnsi="游ゴシック"/>
+                <w:sz w:val="20"/>
+              </w:rPr>
+              <w:t>8-4</w:t>
+            </w:r>
+          </w:p>
+        </w:tc>
+        <w:tc>
+          <w:tcPr>
+            <w:tcW w:w="5355" w:type="dxa"/>
+            <w:vMerge/>
+            <w:vAlign w:val="center"/>
+          </w:tcPr>
+          <w:p>
+            <w:pPr>
+              <w:snapToGrid w:val="0"/>
+              <w:rPr>
+                <w:rFonts w:ascii="游ゴシック" w:eastAsia="游ゴシック" w:hAnsi="游ゴシック"/>
+                <w:sz w:val="20"/>
+              </w:rPr>
+            </w:pPr>
+          </w:p>
+        </w:tc>
+        <w:tc>
+          <w:tcPr>
+            <w:tcW w:w="4935" w:type="dxa"/>
+            <w:vAlign w:val="center"/>
+          </w:tcPr>
+          <w:p>
+            <w:pPr>
+              <w:snapToGrid w:val="0"/>
+              <w:rPr>
+                <w:rFonts w:ascii="游ゴシック" w:eastAsia="游ゴシック" w:hAnsi="游ゴシック"/>
+                <w:sz w:val="20"/>
+              </w:rPr>
+            </w:pPr>
+            <w:r>
+              <w:rPr>
+                <w:rFonts w:ascii="游ゴシック" w:eastAsia="游ゴシック" w:hAnsi="游ゴシック" w:hint="eastAsia"/>
+                <w:sz w:val="20"/>
+              </w:rPr>
+              <w:t>テストケース</w:t>
+            </w:r>
+            <w:r>
+              <w:rPr>
+                <w:rFonts w:ascii="游ゴシック" w:eastAsia="游ゴシック" w:hAnsi="游ゴシック"/>
+                <w:sz w:val="20"/>
+              </w:rPr>
+              <w:t>No.1</w:t>
+            </w:r>
+            <w:r>
+              <w:rPr>
+                <w:rFonts w:ascii="游ゴシック" w:eastAsia="游ゴシック" w:hAnsi="游ゴシック" w:hint="eastAsia"/>
+                <w:sz w:val="20"/>
+              </w:rPr>
+              <w:t>5で入力した情報が追加されていないこと。</w:t>
+            </w:r>
+          </w:p>
+        </w:tc>
+        <w:tc>
+          <w:tcPr>
+            <w:tcW w:w="1050" w:type="dxa"/>
+            <w:vAlign w:val="center"/>
+          </w:tcPr>
+          <w:p>
+            <w:pPr>
+              <w:snapToGrid w:val="0"/>
+              <w:jc w:val="center"/>
+              <w:rPr>
+                <w:rFonts w:ascii="游ゴシック" w:eastAsia="游ゴシック" w:hAnsi="游ゴシック"/>
+                <w:sz w:val="20"/>
+              </w:rPr>
+            </w:pPr>
+            <w:r>
+              <w:rPr>
+                <w:rFonts w:ascii="游ゴシック" w:eastAsia="游ゴシック" w:hAnsi="游ゴシック" w:hint="eastAsia"/>
+                <w:sz w:val="20"/>
+              </w:rPr>
+              <w:t>8</w:t>
+            </w:r>
+            <w:r>
+              <w:rPr>
+                <w:rFonts w:ascii="游ゴシック" w:eastAsia="游ゴシック" w:hAnsi="游ゴシック"/>
+                <w:sz w:val="20"/>
+              </w:rPr>
+              <w:t>/19</w:t>
+            </w:r>
+          </w:p>
+        </w:tc>
+        <w:tc>
+          <w:tcPr>
+            <w:tcW w:w="945" w:type="dxa"/>
+            <w:vAlign w:val="center"/>
+          </w:tcPr>
+          <w:p>
+            <w:pPr>
+              <w:snapToGrid w:val="0"/>
+              <w:jc w:val="center"/>
+              <w:rPr>
+                <w:rFonts w:ascii="游ゴシック" w:eastAsia="游ゴシック" w:hAnsi="游ゴシック"/>
+                <w:sz w:val="20"/>
+              </w:rPr>
+            </w:pPr>
+            <w:r>
+              <w:rPr>
+                <w:rFonts w:ascii="游ゴシック" w:eastAsia="游ゴシック" w:hAnsi="游ゴシック" w:hint="eastAsia"/>
+                <w:sz w:val="20"/>
+              </w:rPr>
+              <w:t>O</w:t>
+            </w:r>
+            <w:r>
+              <w:rPr>
+                <w:rFonts w:ascii="游ゴシック" w:eastAsia="游ゴシック" w:hAnsi="游ゴシック"/>
+                <w:sz w:val="20"/>
+              </w:rPr>
+              <w:t>K</w:t>
+            </w:r>
+          </w:p>
+        </w:tc>
+        <w:tc>
+          <w:tcPr>
+            <w:tcW w:w="2310" w:type="dxa"/>
+            <w:vAlign w:val="center"/>
+          </w:tcPr>
+          <w:p>
+            <w:pPr>
+              <w:snapToGrid w:val="0"/>
+              <w:rPr>
+                <w:rFonts w:ascii="游ゴシック" w:eastAsia="游ゴシック" w:hAnsi="游ゴシック"/>
+                <w:sz w:val="20"/>
+              </w:rPr>
+            </w:pPr>
+          </w:p>
+        </w:tc>
+      </w:tr>
+      <w:tr>
+        <w:trPr>
+          <w:trHeight w:val="567"/>
+        </w:trPr>
+        <w:tc>
+          <w:tcPr>
+            <w:tcW w:w="1050" w:type="dxa"/>
+            <w:vAlign w:val="center"/>
+          </w:tcPr>
+          <w:p>
+            <w:pPr>
+              <w:snapToGrid w:val="0"/>
+              <w:jc w:val="center"/>
+              <w:rPr>
+                <w:rFonts w:ascii="游ゴシック" w:eastAsia="游ゴシック" w:hAnsi="游ゴシック"/>
+                <w:sz w:val="20"/>
+              </w:rPr>
+            </w:pPr>
+            <w:r>
+              <w:rPr>
+                <w:rFonts w:ascii="游ゴシック" w:eastAsia="游ゴシック" w:hAnsi="游ゴシック" w:hint="eastAsia"/>
+                <w:sz w:val="20"/>
+              </w:rPr>
+              <w:t>1</w:t>
+            </w:r>
+            <w:r>
+              <w:rPr>
+                <w:rFonts w:ascii="游ゴシック" w:eastAsia="游ゴシック" w:hAnsi="游ゴシック"/>
+                <w:sz w:val="20"/>
+              </w:rPr>
+              <w:t>8-5</w:t>
+            </w:r>
+          </w:p>
+        </w:tc>
+        <w:tc>
+          <w:tcPr>
+            <w:tcW w:w="5355" w:type="dxa"/>
+            <w:vMerge/>
+            <w:vAlign w:val="center"/>
+          </w:tcPr>
+          <w:p>
+            <w:pPr>
+              <w:snapToGrid w:val="0"/>
+              <w:rPr>
+                <w:rFonts w:ascii="游ゴシック" w:eastAsia="游ゴシック" w:hAnsi="游ゴシック"/>
+                <w:sz w:val="20"/>
+              </w:rPr>
+            </w:pPr>
+          </w:p>
+        </w:tc>
+        <w:tc>
+          <w:tcPr>
+            <w:tcW w:w="4935" w:type="dxa"/>
+            <w:vAlign w:val="center"/>
+          </w:tcPr>
+          <w:p>
+            <w:pPr>
+              <w:snapToGrid w:val="0"/>
+              <w:rPr>
+                <w:rFonts w:ascii="游ゴシック" w:eastAsia="游ゴシック" w:hAnsi="游ゴシック"/>
+                <w:sz w:val="20"/>
+              </w:rPr>
+            </w:pPr>
+            <w:r>
+              <w:rPr>
+                <w:rFonts w:ascii="游ゴシック" w:eastAsia="游ゴシック" w:hAnsi="游ゴシック" w:hint="eastAsia"/>
+                <w:sz w:val="20"/>
+              </w:rPr>
+              <w:t>テストケース</w:t>
+            </w:r>
+            <w:r>
+              <w:rPr>
+                <w:rFonts w:ascii="游ゴシック" w:eastAsia="游ゴシック" w:hAnsi="游ゴシック"/>
+                <w:sz w:val="20"/>
+              </w:rPr>
+              <w:t>No.16</w:t>
+            </w:r>
+            <w:r>
+              <w:rPr>
+                <w:rFonts w:ascii="游ゴシック" w:eastAsia="游ゴシック" w:hAnsi="游ゴシック" w:hint="eastAsia"/>
+                <w:sz w:val="20"/>
+              </w:rPr>
               <w:t>で編集した情報が保存されていること。</w:t>
             </w:r>
           </w:p>
@@ -6841,6 +9493,20 @@
                 <w:sz w:val="20"/>
               </w:rPr>
             </w:pPr>
+            <w:r>
+              <w:rPr>
+                <w:rFonts w:ascii="游ゴシック" w:eastAsia="游ゴシック" w:hAnsi="游ゴシック" w:hint="eastAsia"/>
+                <w:sz w:val="20"/>
+              </w:rPr>
+              <w:t>8</w:t>
+            </w:r>
+            <w:r>
+              <w:rPr>
+                <w:rFonts w:ascii="游ゴシック" w:eastAsia="游ゴシック" w:hAnsi="游ゴシック"/>
+                <w:sz w:val="20"/>
+              </w:rPr>
+              <w:t>/19</w:t>
+            </w:r>
           </w:p>
         </w:tc>
         <w:tc>
@@ -6857,6 +9523,20 @@
                 <w:sz w:val="20"/>
               </w:rPr>
             </w:pPr>
+            <w:r>
+              <w:rPr>
+                <w:rFonts w:ascii="游ゴシック" w:eastAsia="游ゴシック" w:hAnsi="游ゴシック" w:hint="eastAsia"/>
+                <w:sz w:val="20"/>
+              </w:rPr>
+              <w:t>O</w:t>
+            </w:r>
+            <w:r>
+              <w:rPr>
+                <w:rFonts w:ascii="游ゴシック" w:eastAsia="游ゴシック" w:hAnsi="游ゴシック"/>
+                <w:sz w:val="20"/>
+              </w:rPr>
+              <w:t>K</w:t>
+            </w:r>
           </w:p>
         </w:tc>
         <w:tc>
@@ -8549,6 +11229,21 @@
 </file>
 
 <file path=customXml/item1.xml><?xml version="1.0" encoding="utf-8"?>
+<p:properties xmlns:p="http://schemas.microsoft.com/office/2006/metadata/properties" xmlns:xsi="http://www.w3.org/2001/XMLSchema-instance" xmlns:pc="http://schemas.microsoft.com/office/infopath/2007/PartnerControls">
+  <documentManagement/>
+</p:properties>
+</file>
+
+<file path=customXml/item2.xml><?xml version="1.0" encoding="utf-8"?>
+<?mso-contentType ?>
+<FormTemplates xmlns="http://schemas.microsoft.com/sharepoint/v3/contenttype/forms">
+  <Display>DocumentLibraryForm</Display>
+  <Edit>DocumentLibraryForm</Edit>
+  <New>DocumentLibraryForm</New>
+</FormTemplates>
+</file>
+
+<file path=customXml/item3.xml><?xml version="1.0" encoding="utf-8"?>
 <ct:contentTypeSchema xmlns:ct="http://schemas.microsoft.com/office/2006/metadata/contentType" xmlns:ma="http://schemas.microsoft.com/office/2006/metadata/properties/metaAttributes" ct:_="" ma:_="" ma:contentTypeName="ドキュメント" ma:contentTypeID="0x010100C424317A42AA8449A97AAE94730ED181" ma:contentTypeVersion="6" ma:contentTypeDescription="新しいドキュメントを作成します。" ma:contentTypeScope="" ma:versionID="9df5c7ff725c9e365f8a8503f6029c6b">
   <xsd:schema xmlns:xsd="http://www.w3.org/2001/XMLSchema" xmlns:xs="http://www.w3.org/2001/XMLSchema" xmlns:p="http://schemas.microsoft.com/office/2006/metadata/properties" xmlns:ns2="dab87824-9c6b-4a08-9c96-9c9ea904f12c" targetNamespace="http://schemas.microsoft.com/office/2006/metadata/properties" ma:root="true" ma:fieldsID="98e3d8fd3bbedc5b58bd9df00d6be37e" ns2:_="">
     <xsd:import namespace="dab87824-9c6b-4a08-9c96-9c9ea904f12c"/>
@@ -8706,22 +11401,24 @@
 </ct:contentTypeSchema>
 </file>
 
-<file path=customXml/item2.xml><?xml version="1.0" encoding="utf-8"?>
-<?mso-contentType ?>
-<FormTemplates xmlns="http://schemas.microsoft.com/sharepoint/v3/contenttype/forms">
-  <Display>DocumentLibraryForm</Display>
-  <Edit>DocumentLibraryForm</Edit>
-  <New>DocumentLibraryForm</New>
-</FormTemplates>
+<file path=customXml/itemProps1.xml><?xml version="1.0" encoding="utf-8"?>
+<ds:datastoreItem xmlns:ds="http://schemas.openxmlformats.org/officeDocument/2006/customXml" ds:itemID="{659CE7E0-3E2F-4787-B142-08E029C04E10}">
+  <ds:schemaRefs>
+    <ds:schemaRef ds:uri="http://schemas.microsoft.com/office/2006/metadata/properties"/>
+    <ds:schemaRef ds:uri="http://schemas.microsoft.com/office/infopath/2007/PartnerControls"/>
+  </ds:schemaRefs>
+</ds:datastoreItem>
 </file>
 
-<file path=customXml/item3.xml><?xml version="1.0" encoding="utf-8"?>
-<p:properties xmlns:p="http://schemas.microsoft.com/office/2006/metadata/properties" xmlns:xsi="http://www.w3.org/2001/XMLSchema-instance" xmlns:pc="http://schemas.microsoft.com/office/infopath/2007/PartnerControls">
-  <documentManagement/>
-</p:properties>
+<file path=customXml/itemProps2.xml><?xml version="1.0" encoding="utf-8"?>
+<ds:datastoreItem xmlns:ds="http://schemas.openxmlformats.org/officeDocument/2006/customXml" ds:itemID="{F4DA52B9-D4DF-4BEC-A5A3-5484E5EB747B}">
+  <ds:schemaRefs>
+    <ds:schemaRef ds:uri="http://schemas.microsoft.com/sharepoint/v3/contenttype/forms"/>
+  </ds:schemaRefs>
+</ds:datastoreItem>
 </file>
 
-<file path=customXml/itemProps1.xml><?xml version="1.0" encoding="utf-8"?>
+<file path=customXml/itemProps3.xml><?xml version="1.0" encoding="utf-8"?>
 <ds:datastoreItem xmlns:ds="http://schemas.openxmlformats.org/officeDocument/2006/customXml" ds:itemID="{76261B67-5531-4ED1-B087-165B04D1226E}">
   <ds:schemaRefs>
     <ds:schemaRef ds:uri="http://schemas.microsoft.com/office/2006/metadata/contentType"/>
@@ -8737,21 +11434,4 @@
     <ds:schemaRef ds:uri="http://schemas.microsoft.com/internal/obd"/>
   </ds:schemaRefs>
 </ds:datastoreItem>
-</file>
-
-<file path=customXml/itemProps2.xml><?xml version="1.0" encoding="utf-8"?>
-<ds:datastoreItem xmlns:ds="http://schemas.openxmlformats.org/officeDocument/2006/customXml" ds:itemID="{F4DA52B9-D4DF-4BEC-A5A3-5484E5EB747B}">
-  <ds:schemaRefs>
-    <ds:schemaRef ds:uri="http://schemas.microsoft.com/sharepoint/v3/contenttype/forms"/>
-  </ds:schemaRefs>
-</ds:datastoreItem>
-</file>
-
-<file path=customXml/itemProps3.xml><?xml version="1.0" encoding="utf-8"?>
-<ds:datastoreItem xmlns:ds="http://schemas.openxmlformats.org/officeDocument/2006/customXml" ds:itemID="{659CE7E0-3E2F-4787-B142-08E029C04E10}">
-  <ds:schemaRefs>
-    <ds:schemaRef ds:uri="http://schemas.microsoft.com/office/2006/metadata/properties"/>
-    <ds:schemaRef ds:uri="http://schemas.microsoft.com/office/infopath/2007/PartnerControls"/>
-  </ds:schemaRefs>
-</ds:datastoreItem>
 </file>
--- a/extra/report/No4_課題4テストケース.docx
+++ b/extra/report/No4_課題4テストケース.docx
@@ -4,7 +4,7 @@
   <w:body>
     <w:tbl>
       <w:tblPr>
-        <w:tblW w:w="0" w:type="auto"/>
+        <w:tblW w:w="15902" w:type="dxa"/>
         <w:tblBorders>
           <w:top w:val="single" w:sz="4" w:space="0" w:color="auto"/>
           <w:left w:val="single" w:sz="4" w:space="0" w:color="auto"/>
@@ -20,12 +20,12 @@
         <w:tblLook w:val="0000" w:firstRow="0" w:lastRow="0" w:firstColumn="0" w:lastColumn="0" w:noHBand="0" w:noVBand="0"/>
       </w:tblPr>
       <w:tblGrid>
-        <w:gridCol w:w="1050"/>
-        <w:gridCol w:w="5355"/>
-        <w:gridCol w:w="4935"/>
-        <w:gridCol w:w="1050"/>
-        <w:gridCol w:w="945"/>
-        <w:gridCol w:w="2310"/>
+        <w:gridCol w:w="1194"/>
+        <w:gridCol w:w="6087"/>
+        <w:gridCol w:w="5610"/>
+        <w:gridCol w:w="978"/>
+        <w:gridCol w:w="1055"/>
+        <w:gridCol w:w="978"/>
       </w:tblGrid>
       <w:tr>
         <w:trPr>
@@ -33,7 +33,7 @@
         </w:trPr>
         <w:tc>
           <w:tcPr>
-            <w:tcW w:w="1050" w:type="dxa"/>
+            <w:tcW w:w="1194" w:type="dxa"/>
             <w:shd w:val="clear" w:color="auto" w:fill="5B9BD5"/>
             <w:vAlign w:val="center"/>
           </w:tcPr>
@@ -57,7 +57,7 @@
         </w:tc>
         <w:tc>
           <w:tcPr>
-            <w:tcW w:w="5355" w:type="dxa"/>
+            <w:tcW w:w="6087" w:type="dxa"/>
             <w:shd w:val="clear" w:color="auto" w:fill="5B9BD5"/>
             <w:vAlign w:val="center"/>
           </w:tcPr>
@@ -81,7 +81,7 @@
         </w:tc>
         <w:tc>
           <w:tcPr>
-            <w:tcW w:w="4935" w:type="dxa"/>
+            <w:tcW w:w="5610" w:type="dxa"/>
             <w:shd w:val="clear" w:color="auto" w:fill="5B9BD5"/>
             <w:vAlign w:val="center"/>
           </w:tcPr>
@@ -104,7 +104,7 @@
         </w:tc>
         <w:tc>
           <w:tcPr>
-            <w:tcW w:w="1050" w:type="dxa"/>
+            <w:tcW w:w="978" w:type="dxa"/>
             <w:shd w:val="clear" w:color="auto" w:fill="5B9BD5"/>
             <w:vAlign w:val="center"/>
           </w:tcPr>
@@ -128,7 +128,7 @@
         </w:tc>
         <w:tc>
           <w:tcPr>
-            <w:tcW w:w="945" w:type="dxa"/>
+            <w:tcW w:w="1055" w:type="dxa"/>
             <w:shd w:val="clear" w:color="auto" w:fill="5B9BD5"/>
             <w:vAlign w:val="center"/>
           </w:tcPr>
@@ -152,7 +152,7 @@
         </w:tc>
         <w:tc>
           <w:tcPr>
-            <w:tcW w:w="2310" w:type="dxa"/>
+            <w:tcW w:w="978" w:type="dxa"/>
             <w:shd w:val="clear" w:color="auto" w:fill="5B9BD5"/>
             <w:vAlign w:val="center"/>
           </w:tcPr>
@@ -181,7 +181,7 @@
         </w:trPr>
         <w:tc>
           <w:tcPr>
-            <w:tcW w:w="1050" w:type="dxa"/>
+            <w:tcW w:w="1194" w:type="dxa"/>
             <w:vAlign w:val="center"/>
           </w:tcPr>
           <w:p>
@@ -204,7 +204,7 @@
         </w:tc>
         <w:tc>
           <w:tcPr>
-            <w:tcW w:w="5355" w:type="dxa"/>
+            <w:tcW w:w="6087" w:type="dxa"/>
             <w:vAlign w:val="center"/>
           </w:tcPr>
           <w:p>
@@ -226,7 +226,7 @@
         </w:tc>
         <w:tc>
           <w:tcPr>
-            <w:tcW w:w="4935" w:type="dxa"/>
+            <w:tcW w:w="5610" w:type="dxa"/>
             <w:vAlign w:val="center"/>
           </w:tcPr>
           <w:p>
@@ -248,7 +248,7 @@
         </w:tc>
         <w:tc>
           <w:tcPr>
-            <w:tcW w:w="1050" w:type="dxa"/>
+            <w:tcW w:w="978" w:type="dxa"/>
             <w:vAlign w:val="center"/>
           </w:tcPr>
           <w:p>
@@ -278,7 +278,7 @@
         </w:tc>
         <w:tc>
           <w:tcPr>
-            <w:tcW w:w="945" w:type="dxa"/>
+            <w:tcW w:w="1055" w:type="dxa"/>
             <w:vAlign w:val="center"/>
           </w:tcPr>
           <w:p>
@@ -308,7 +308,7 @@
         </w:tc>
         <w:tc>
           <w:tcPr>
-            <w:tcW w:w="2310" w:type="dxa"/>
+            <w:tcW w:w="978" w:type="dxa"/>
             <w:vAlign w:val="center"/>
           </w:tcPr>
           <w:p>
@@ -328,7 +328,7 @@
         </w:trPr>
         <w:tc>
           <w:tcPr>
-            <w:tcW w:w="1050" w:type="dxa"/>
+            <w:tcW w:w="1194" w:type="dxa"/>
             <w:vAlign w:val="center"/>
           </w:tcPr>
           <w:p>
@@ -351,7 +351,7 @@
         </w:tc>
         <w:tc>
           <w:tcPr>
-            <w:tcW w:w="5355" w:type="dxa"/>
+            <w:tcW w:w="6087" w:type="dxa"/>
             <w:vAlign w:val="center"/>
           </w:tcPr>
           <w:p>
@@ -373,7 +373,7 @@
         </w:tc>
         <w:tc>
           <w:tcPr>
-            <w:tcW w:w="4935" w:type="dxa"/>
+            <w:tcW w:w="5610" w:type="dxa"/>
             <w:vAlign w:val="center"/>
           </w:tcPr>
           <w:p>
@@ -395,7 +395,7 @@
         </w:tc>
         <w:tc>
           <w:tcPr>
-            <w:tcW w:w="1050" w:type="dxa"/>
+            <w:tcW w:w="978" w:type="dxa"/>
             <w:vAlign w:val="center"/>
           </w:tcPr>
           <w:p>
@@ -425,7 +425,7 @@
         </w:tc>
         <w:tc>
           <w:tcPr>
-            <w:tcW w:w="945" w:type="dxa"/>
+            <w:tcW w:w="1055" w:type="dxa"/>
             <w:vAlign w:val="center"/>
           </w:tcPr>
           <w:p>
@@ -455,7 +455,7 @@
         </w:tc>
         <w:tc>
           <w:tcPr>
-            <w:tcW w:w="2310" w:type="dxa"/>
+            <w:tcW w:w="978" w:type="dxa"/>
             <w:vAlign w:val="center"/>
           </w:tcPr>
           <w:p>
@@ -475,7 +475,7 @@
         </w:trPr>
         <w:tc>
           <w:tcPr>
-            <w:tcW w:w="1050" w:type="dxa"/>
+            <w:tcW w:w="1194" w:type="dxa"/>
             <w:vAlign w:val="center"/>
           </w:tcPr>
           <w:p>
@@ -505,7 +505,7 @@
         </w:tc>
         <w:tc>
           <w:tcPr>
-            <w:tcW w:w="5355" w:type="dxa"/>
+            <w:tcW w:w="6087" w:type="dxa"/>
             <w:vMerge w:val="restart"/>
             <w:vAlign w:val="center"/>
           </w:tcPr>
@@ -528,7 +528,7 @@
         </w:tc>
         <w:tc>
           <w:tcPr>
-            <w:tcW w:w="4935" w:type="dxa"/>
+            <w:tcW w:w="5610" w:type="dxa"/>
             <w:vAlign w:val="center"/>
           </w:tcPr>
           <w:p>
@@ -550,7 +550,7 @@
         </w:tc>
         <w:tc>
           <w:tcPr>
-            <w:tcW w:w="1050" w:type="dxa"/>
+            <w:tcW w:w="978" w:type="dxa"/>
             <w:vAlign w:val="center"/>
           </w:tcPr>
           <w:p>
@@ -580,7 +580,7 @@
         </w:tc>
         <w:tc>
           <w:tcPr>
-            <w:tcW w:w="945" w:type="dxa"/>
+            <w:tcW w:w="1055" w:type="dxa"/>
             <w:vAlign w:val="center"/>
           </w:tcPr>
           <w:p>
@@ -610,7 +610,7 @@
         </w:tc>
         <w:tc>
           <w:tcPr>
-            <w:tcW w:w="2310" w:type="dxa"/>
+            <w:tcW w:w="978" w:type="dxa"/>
             <w:vAlign w:val="center"/>
           </w:tcPr>
           <w:p>
@@ -630,7 +630,7 @@
         </w:trPr>
         <w:tc>
           <w:tcPr>
-            <w:tcW w:w="1050" w:type="dxa"/>
+            <w:tcW w:w="1194" w:type="dxa"/>
             <w:vAlign w:val="center"/>
           </w:tcPr>
           <w:p>
@@ -660,7 +660,7 @@
         </w:tc>
         <w:tc>
           <w:tcPr>
-            <w:tcW w:w="5355" w:type="dxa"/>
+            <w:tcW w:w="6087" w:type="dxa"/>
             <w:vMerge/>
             <w:vAlign w:val="center"/>
           </w:tcPr>
@@ -676,7 +676,7 @@
         </w:tc>
         <w:tc>
           <w:tcPr>
-            <w:tcW w:w="4935" w:type="dxa"/>
+            <w:tcW w:w="5610" w:type="dxa"/>
             <w:vAlign w:val="center"/>
           </w:tcPr>
           <w:p>
@@ -698,7 +698,7 @@
         </w:tc>
         <w:tc>
           <w:tcPr>
-            <w:tcW w:w="1050" w:type="dxa"/>
+            <w:tcW w:w="978" w:type="dxa"/>
             <w:vAlign w:val="center"/>
           </w:tcPr>
           <w:p>
@@ -728,7 +728,7 @@
         </w:tc>
         <w:tc>
           <w:tcPr>
-            <w:tcW w:w="945" w:type="dxa"/>
+            <w:tcW w:w="1055" w:type="dxa"/>
             <w:vAlign w:val="center"/>
           </w:tcPr>
           <w:p>
@@ -758,21 +758,19 @@
         </w:tc>
         <w:tc>
           <w:tcPr>
-            <w:tcW w:w="2310" w:type="dxa"/>
-            <w:vAlign w:val="center"/>
-          </w:tcPr>
-          <w:p>
-            <w:pPr>
-              <w:snapToGrid w:val="0"/>
-              <w:rPr>
-                <w:rFonts w:ascii="游ゴシック" w:eastAsia="游ゴシック" w:hAnsi="游ゴシック"/>
-                <w:sz w:val="20"/>
-              </w:rPr>
-            </w:pPr>
-          </w:p>
-        </w:tc>
-        <w:bookmarkStart w:id="0" w:name="_GoBack"/>
-        <w:bookmarkEnd w:id="0"/>
+            <w:tcW w:w="978" w:type="dxa"/>
+            <w:vAlign w:val="center"/>
+          </w:tcPr>
+          <w:p>
+            <w:pPr>
+              <w:snapToGrid w:val="0"/>
+              <w:rPr>
+                <w:rFonts w:ascii="游ゴシック" w:eastAsia="游ゴシック" w:hAnsi="游ゴシック"/>
+                <w:sz w:val="20"/>
+              </w:rPr>
+            </w:pPr>
+          </w:p>
+        </w:tc>
       </w:tr>
       <w:tr>
         <w:trPr>
@@ -780,7 +778,7 @@
         </w:trPr>
         <w:tc>
           <w:tcPr>
-            <w:tcW w:w="1050" w:type="dxa"/>
+            <w:tcW w:w="1194" w:type="dxa"/>
             <w:vAlign w:val="center"/>
           </w:tcPr>
           <w:p>
@@ -810,7 +808,7 @@
         </w:tc>
         <w:tc>
           <w:tcPr>
-            <w:tcW w:w="5355" w:type="dxa"/>
+            <w:tcW w:w="6087" w:type="dxa"/>
             <w:vMerge/>
             <w:vAlign w:val="center"/>
           </w:tcPr>
@@ -826,7 +824,7 @@
         </w:tc>
         <w:tc>
           <w:tcPr>
-            <w:tcW w:w="4935" w:type="dxa"/>
+            <w:tcW w:w="5610" w:type="dxa"/>
             <w:vAlign w:val="center"/>
           </w:tcPr>
           <w:p>
@@ -848,7 +846,7 @@
         </w:tc>
         <w:tc>
           <w:tcPr>
-            <w:tcW w:w="1050" w:type="dxa"/>
+            <w:tcW w:w="978" w:type="dxa"/>
             <w:vAlign w:val="center"/>
           </w:tcPr>
           <w:p>
@@ -878,7 +876,7 @@
         </w:tc>
         <w:tc>
           <w:tcPr>
-            <w:tcW w:w="945" w:type="dxa"/>
+            <w:tcW w:w="1055" w:type="dxa"/>
             <w:vAlign w:val="center"/>
           </w:tcPr>
           <w:p>
@@ -908,7 +906,7 @@
         </w:tc>
         <w:tc>
           <w:tcPr>
-            <w:tcW w:w="2310" w:type="dxa"/>
+            <w:tcW w:w="978" w:type="dxa"/>
             <w:vAlign w:val="center"/>
           </w:tcPr>
           <w:p>
@@ -928,7 +926,7 @@
         </w:trPr>
         <w:tc>
           <w:tcPr>
-            <w:tcW w:w="1050" w:type="dxa"/>
+            <w:tcW w:w="1194" w:type="dxa"/>
             <w:vAlign w:val="center"/>
           </w:tcPr>
           <w:p>
@@ -958,7 +956,7 @@
         </w:tc>
         <w:tc>
           <w:tcPr>
-            <w:tcW w:w="5355" w:type="dxa"/>
+            <w:tcW w:w="6087" w:type="dxa"/>
             <w:vMerge/>
             <w:vAlign w:val="center"/>
           </w:tcPr>
@@ -974,7 +972,7 @@
         </w:tc>
         <w:tc>
           <w:tcPr>
-            <w:tcW w:w="4935" w:type="dxa"/>
+            <w:tcW w:w="5610" w:type="dxa"/>
             <w:vAlign w:val="center"/>
           </w:tcPr>
           <w:p>
@@ -996,7 +994,7 @@
         </w:tc>
         <w:tc>
           <w:tcPr>
-            <w:tcW w:w="1050" w:type="dxa"/>
+            <w:tcW w:w="978" w:type="dxa"/>
             <w:vAlign w:val="center"/>
           </w:tcPr>
           <w:p>
@@ -1026,7 +1024,7 @@
         </w:tc>
         <w:tc>
           <w:tcPr>
-            <w:tcW w:w="945" w:type="dxa"/>
+            <w:tcW w:w="1055" w:type="dxa"/>
             <w:vAlign w:val="center"/>
           </w:tcPr>
           <w:p>
@@ -1056,7 +1054,7 @@
         </w:tc>
         <w:tc>
           <w:tcPr>
-            <w:tcW w:w="2310" w:type="dxa"/>
+            <w:tcW w:w="978" w:type="dxa"/>
             <w:vAlign w:val="center"/>
           </w:tcPr>
           <w:p>
@@ -1076,7 +1074,7 @@
         </w:trPr>
         <w:tc>
           <w:tcPr>
-            <w:tcW w:w="1050" w:type="dxa"/>
+            <w:tcW w:w="1194" w:type="dxa"/>
             <w:vAlign w:val="center"/>
           </w:tcPr>
           <w:p>
@@ -1106,7 +1104,7 @@
         </w:tc>
         <w:tc>
           <w:tcPr>
-            <w:tcW w:w="5355" w:type="dxa"/>
+            <w:tcW w:w="6087" w:type="dxa"/>
             <w:vMerge/>
             <w:vAlign w:val="center"/>
           </w:tcPr>
@@ -1122,7 +1120,7 @@
         </w:tc>
         <w:tc>
           <w:tcPr>
-            <w:tcW w:w="4935" w:type="dxa"/>
+            <w:tcW w:w="5610" w:type="dxa"/>
             <w:vAlign w:val="center"/>
           </w:tcPr>
           <w:p>
@@ -1144,7 +1142,7 @@
         </w:tc>
         <w:tc>
           <w:tcPr>
-            <w:tcW w:w="1050" w:type="dxa"/>
+            <w:tcW w:w="978" w:type="dxa"/>
             <w:vAlign w:val="center"/>
           </w:tcPr>
           <w:p>
@@ -1174,7 +1172,7 @@
         </w:tc>
         <w:tc>
           <w:tcPr>
-            <w:tcW w:w="945" w:type="dxa"/>
+            <w:tcW w:w="1055" w:type="dxa"/>
             <w:vAlign w:val="center"/>
           </w:tcPr>
           <w:p>
@@ -1204,7 +1202,7 @@
         </w:tc>
         <w:tc>
           <w:tcPr>
-            <w:tcW w:w="2310" w:type="dxa"/>
+            <w:tcW w:w="978" w:type="dxa"/>
             <w:vAlign w:val="center"/>
           </w:tcPr>
           <w:p>
@@ -1224,7 +1222,7 @@
         </w:trPr>
         <w:tc>
           <w:tcPr>
-            <w:tcW w:w="1050" w:type="dxa"/>
+            <w:tcW w:w="1194" w:type="dxa"/>
             <w:vAlign w:val="center"/>
           </w:tcPr>
           <w:p>
@@ -1254,7 +1252,7 @@
         </w:tc>
         <w:tc>
           <w:tcPr>
-            <w:tcW w:w="5355" w:type="dxa"/>
+            <w:tcW w:w="6087" w:type="dxa"/>
             <w:vMerge/>
             <w:vAlign w:val="center"/>
           </w:tcPr>
@@ -1270,7 +1268,7 @@
         </w:tc>
         <w:tc>
           <w:tcPr>
-            <w:tcW w:w="4935" w:type="dxa"/>
+            <w:tcW w:w="5610" w:type="dxa"/>
             <w:vAlign w:val="center"/>
           </w:tcPr>
           <w:p>
@@ -1292,7 +1290,7 @@
         </w:tc>
         <w:tc>
           <w:tcPr>
-            <w:tcW w:w="1050" w:type="dxa"/>
+            <w:tcW w:w="978" w:type="dxa"/>
             <w:vAlign w:val="center"/>
           </w:tcPr>
           <w:p>
@@ -1322,7 +1320,7 @@
         </w:tc>
         <w:tc>
           <w:tcPr>
-            <w:tcW w:w="945" w:type="dxa"/>
+            <w:tcW w:w="1055" w:type="dxa"/>
             <w:vAlign w:val="center"/>
           </w:tcPr>
           <w:p>
@@ -1352,7 +1350,7 @@
         </w:tc>
         <w:tc>
           <w:tcPr>
-            <w:tcW w:w="2310" w:type="dxa"/>
+            <w:tcW w:w="978" w:type="dxa"/>
             <w:vAlign w:val="center"/>
           </w:tcPr>
           <w:p>
@@ -1372,7 +1370,7 @@
         </w:trPr>
         <w:tc>
           <w:tcPr>
-            <w:tcW w:w="1050" w:type="dxa"/>
+            <w:tcW w:w="1194" w:type="dxa"/>
             <w:vAlign w:val="center"/>
           </w:tcPr>
           <w:p>
@@ -1402,7 +1400,7 @@
         </w:tc>
         <w:tc>
           <w:tcPr>
-            <w:tcW w:w="5355" w:type="dxa"/>
+            <w:tcW w:w="6087" w:type="dxa"/>
             <w:vMerge/>
             <w:vAlign w:val="center"/>
           </w:tcPr>
@@ -1418,7 +1416,7 @@
         </w:tc>
         <w:tc>
           <w:tcPr>
-            <w:tcW w:w="4935" w:type="dxa"/>
+            <w:tcW w:w="5610" w:type="dxa"/>
             <w:vAlign w:val="center"/>
           </w:tcPr>
           <w:p>
@@ -1440,7 +1438,7 @@
         </w:tc>
         <w:tc>
           <w:tcPr>
-            <w:tcW w:w="1050" w:type="dxa"/>
+            <w:tcW w:w="978" w:type="dxa"/>
             <w:vAlign w:val="center"/>
           </w:tcPr>
           <w:p>
@@ -1470,7 +1468,7 @@
         </w:tc>
         <w:tc>
           <w:tcPr>
-            <w:tcW w:w="945" w:type="dxa"/>
+            <w:tcW w:w="1055" w:type="dxa"/>
             <w:vAlign w:val="center"/>
           </w:tcPr>
           <w:p>
@@ -1500,7 +1498,7 @@
         </w:tc>
         <w:tc>
           <w:tcPr>
-            <w:tcW w:w="2310" w:type="dxa"/>
+            <w:tcW w:w="978" w:type="dxa"/>
             <w:vAlign w:val="center"/>
           </w:tcPr>
           <w:p>
@@ -1520,7 +1518,7 @@
         </w:trPr>
         <w:tc>
           <w:tcPr>
-            <w:tcW w:w="1050" w:type="dxa"/>
+            <w:tcW w:w="1194" w:type="dxa"/>
             <w:vAlign w:val="center"/>
           </w:tcPr>
           <w:p>
@@ -1550,7 +1548,7 @@
         </w:tc>
         <w:tc>
           <w:tcPr>
-            <w:tcW w:w="5355" w:type="dxa"/>
+            <w:tcW w:w="6087" w:type="dxa"/>
             <w:vMerge/>
             <w:vAlign w:val="center"/>
           </w:tcPr>
@@ -1566,7 +1564,7 @@
         </w:tc>
         <w:tc>
           <w:tcPr>
-            <w:tcW w:w="4935" w:type="dxa"/>
+            <w:tcW w:w="5610" w:type="dxa"/>
             <w:vAlign w:val="center"/>
           </w:tcPr>
           <w:p>
@@ -1588,7 +1586,7 @@
         </w:tc>
         <w:tc>
           <w:tcPr>
-            <w:tcW w:w="1050" w:type="dxa"/>
+            <w:tcW w:w="978" w:type="dxa"/>
             <w:vAlign w:val="center"/>
           </w:tcPr>
           <w:p>
@@ -1618,7 +1616,7 @@
         </w:tc>
         <w:tc>
           <w:tcPr>
-            <w:tcW w:w="945" w:type="dxa"/>
+            <w:tcW w:w="1055" w:type="dxa"/>
             <w:vAlign w:val="center"/>
           </w:tcPr>
           <w:p>
@@ -1648,7 +1646,7 @@
         </w:tc>
         <w:tc>
           <w:tcPr>
-            <w:tcW w:w="2310" w:type="dxa"/>
+            <w:tcW w:w="978" w:type="dxa"/>
             <w:vAlign w:val="center"/>
           </w:tcPr>
           <w:p>
@@ -1668,7 +1666,7 @@
         </w:trPr>
         <w:tc>
           <w:tcPr>
-            <w:tcW w:w="1050" w:type="dxa"/>
+            <w:tcW w:w="1194" w:type="dxa"/>
             <w:vAlign w:val="center"/>
           </w:tcPr>
           <w:p>
@@ -1698,7 +1696,7 @@
         </w:tc>
         <w:tc>
           <w:tcPr>
-            <w:tcW w:w="5355" w:type="dxa"/>
+            <w:tcW w:w="6087" w:type="dxa"/>
             <w:vMerge/>
             <w:vAlign w:val="center"/>
           </w:tcPr>
@@ -1714,7 +1712,7 @@
         </w:tc>
         <w:tc>
           <w:tcPr>
-            <w:tcW w:w="4935" w:type="dxa"/>
+            <w:tcW w:w="5610" w:type="dxa"/>
             <w:vAlign w:val="center"/>
           </w:tcPr>
           <w:p>
@@ -1736,7 +1734,7 @@
         </w:tc>
         <w:tc>
           <w:tcPr>
-            <w:tcW w:w="1050" w:type="dxa"/>
+            <w:tcW w:w="978" w:type="dxa"/>
             <w:vAlign w:val="center"/>
           </w:tcPr>
           <w:p>
@@ -1766,7 +1764,7 @@
         </w:tc>
         <w:tc>
           <w:tcPr>
-            <w:tcW w:w="945" w:type="dxa"/>
+            <w:tcW w:w="1055" w:type="dxa"/>
             <w:vAlign w:val="center"/>
           </w:tcPr>
           <w:p>
@@ -1796,7 +1794,7 @@
         </w:tc>
         <w:tc>
           <w:tcPr>
-            <w:tcW w:w="2310" w:type="dxa"/>
+            <w:tcW w:w="978" w:type="dxa"/>
             <w:vAlign w:val="center"/>
           </w:tcPr>
           <w:p>
@@ -1816,7 +1814,7 @@
         </w:trPr>
         <w:tc>
           <w:tcPr>
-            <w:tcW w:w="1050" w:type="dxa"/>
+            <w:tcW w:w="1194" w:type="dxa"/>
             <w:vAlign w:val="center"/>
           </w:tcPr>
           <w:p>
@@ -1846,7 +1844,7 @@
         </w:tc>
         <w:tc>
           <w:tcPr>
-            <w:tcW w:w="5355" w:type="dxa"/>
+            <w:tcW w:w="6087" w:type="dxa"/>
             <w:vMerge/>
             <w:vAlign w:val="center"/>
           </w:tcPr>
@@ -1861,7 +1859,7 @@
         </w:tc>
         <w:tc>
           <w:tcPr>
-            <w:tcW w:w="4935" w:type="dxa"/>
+            <w:tcW w:w="5610" w:type="dxa"/>
             <w:vAlign w:val="center"/>
           </w:tcPr>
           <w:p>
@@ -1883,7 +1881,7 @@
         </w:tc>
         <w:tc>
           <w:tcPr>
-            <w:tcW w:w="1050" w:type="dxa"/>
+            <w:tcW w:w="978" w:type="dxa"/>
             <w:vAlign w:val="center"/>
           </w:tcPr>
           <w:p>
@@ -1913,7 +1911,7 @@
         </w:tc>
         <w:tc>
           <w:tcPr>
-            <w:tcW w:w="945" w:type="dxa"/>
+            <w:tcW w:w="1055" w:type="dxa"/>
             <w:vAlign w:val="center"/>
           </w:tcPr>
           <w:p>
@@ -1943,7 +1941,7 @@
         </w:tc>
         <w:tc>
           <w:tcPr>
-            <w:tcW w:w="2310" w:type="dxa"/>
+            <w:tcW w:w="978" w:type="dxa"/>
             <w:vAlign w:val="center"/>
           </w:tcPr>
           <w:p>
@@ -1963,7 +1961,7 @@
         </w:trPr>
         <w:tc>
           <w:tcPr>
-            <w:tcW w:w="1050" w:type="dxa"/>
+            <w:tcW w:w="1194" w:type="dxa"/>
             <w:vAlign w:val="center"/>
           </w:tcPr>
           <w:p>
@@ -1993,7 +1991,7 @@
         </w:tc>
         <w:tc>
           <w:tcPr>
-            <w:tcW w:w="5355" w:type="dxa"/>
+            <w:tcW w:w="6087" w:type="dxa"/>
             <w:vMerge/>
             <w:vAlign w:val="center"/>
           </w:tcPr>
@@ -2009,7 +2007,7 @@
         </w:tc>
         <w:tc>
           <w:tcPr>
-            <w:tcW w:w="4935" w:type="dxa"/>
+            <w:tcW w:w="5610" w:type="dxa"/>
             <w:vAlign w:val="center"/>
           </w:tcPr>
           <w:p>
@@ -2031,7 +2029,7 @@
         </w:tc>
         <w:tc>
           <w:tcPr>
-            <w:tcW w:w="1050" w:type="dxa"/>
+            <w:tcW w:w="978" w:type="dxa"/>
             <w:vAlign w:val="center"/>
           </w:tcPr>
           <w:p>
@@ -2061,7 +2059,7 @@
         </w:tc>
         <w:tc>
           <w:tcPr>
-            <w:tcW w:w="945" w:type="dxa"/>
+            <w:tcW w:w="1055" w:type="dxa"/>
             <w:vAlign w:val="center"/>
           </w:tcPr>
           <w:p>
@@ -2091,7 +2089,7 @@
         </w:tc>
         <w:tc>
           <w:tcPr>
-            <w:tcW w:w="2310" w:type="dxa"/>
+            <w:tcW w:w="978" w:type="dxa"/>
             <w:vAlign w:val="center"/>
           </w:tcPr>
           <w:p>
@@ -2111,7 +2109,7 @@
         </w:trPr>
         <w:tc>
           <w:tcPr>
-            <w:tcW w:w="1050" w:type="dxa"/>
+            <w:tcW w:w="1194" w:type="dxa"/>
             <w:vAlign w:val="center"/>
           </w:tcPr>
           <w:p>
@@ -2148,7 +2146,7 @@
         </w:tc>
         <w:tc>
           <w:tcPr>
-            <w:tcW w:w="5355" w:type="dxa"/>
+            <w:tcW w:w="6087" w:type="dxa"/>
             <w:vMerge w:val="restart"/>
             <w:vAlign w:val="center"/>
           </w:tcPr>
@@ -2171,7 +2169,7 @@
         </w:tc>
         <w:tc>
           <w:tcPr>
-            <w:tcW w:w="4935" w:type="dxa"/>
+            <w:tcW w:w="5610" w:type="dxa"/>
             <w:vAlign w:val="center"/>
           </w:tcPr>
           <w:p>
@@ -2193,7 +2191,7 @@
         </w:tc>
         <w:tc>
           <w:tcPr>
-            <w:tcW w:w="1050" w:type="dxa"/>
+            <w:tcW w:w="978" w:type="dxa"/>
             <w:vAlign w:val="center"/>
           </w:tcPr>
           <w:p>
@@ -2223,7 +2221,7 @@
         </w:tc>
         <w:tc>
           <w:tcPr>
-            <w:tcW w:w="945" w:type="dxa"/>
+            <w:tcW w:w="1055" w:type="dxa"/>
             <w:vAlign w:val="center"/>
           </w:tcPr>
           <w:p>
@@ -2253,7 +2251,7 @@
         </w:tc>
         <w:tc>
           <w:tcPr>
-            <w:tcW w:w="2310" w:type="dxa"/>
+            <w:tcW w:w="978" w:type="dxa"/>
             <w:vAlign w:val="center"/>
           </w:tcPr>
           <w:p>
@@ -2273,31 +2271,30 @@
         </w:trPr>
         <w:tc>
           <w:tcPr>
-            <w:tcW w:w="1050" w:type="dxa"/>
-            <w:vAlign w:val="center"/>
-          </w:tcPr>
-          <w:p>
-            <w:pPr>
-              <w:snapToGrid w:val="0"/>
-              <w:jc w:val="center"/>
-              <w:rPr>
-                <w:rFonts w:ascii="游ゴシック" w:eastAsia="游ゴシック" w:hAnsi="游ゴシック"/>
-                <w:sz w:val="20"/>
-              </w:rPr>
-            </w:pPr>
-            <w:r>
-              <w:rPr>
-                <w:rFonts w:ascii="游ゴシック" w:eastAsia="游ゴシック" w:hAnsi="游ゴシック"/>
-                <w:sz w:val="20"/>
-              </w:rPr>
-              <w:lastRenderedPageBreak/>
+            <w:tcW w:w="1194" w:type="dxa"/>
+            <w:vAlign w:val="center"/>
+          </w:tcPr>
+          <w:p>
+            <w:pPr>
+              <w:snapToGrid w:val="0"/>
+              <w:jc w:val="center"/>
+              <w:rPr>
+                <w:rFonts w:ascii="游ゴシック" w:eastAsia="游ゴシック" w:hAnsi="游ゴシック"/>
+                <w:sz w:val="20"/>
+              </w:rPr>
+            </w:pPr>
+            <w:r>
+              <w:rPr>
+                <w:rFonts w:ascii="游ゴシック" w:eastAsia="游ゴシック" w:hAnsi="游ゴシック"/>
+                <w:sz w:val="20"/>
+              </w:rPr>
               <w:t>4-2</w:t>
             </w:r>
           </w:p>
         </w:tc>
         <w:tc>
           <w:tcPr>
-            <w:tcW w:w="5355" w:type="dxa"/>
+            <w:tcW w:w="6087" w:type="dxa"/>
             <w:vMerge/>
             <w:vAlign w:val="center"/>
           </w:tcPr>
@@ -2313,7 +2310,7 @@
         </w:tc>
         <w:tc>
           <w:tcPr>
-            <w:tcW w:w="4935" w:type="dxa"/>
+            <w:tcW w:w="5610" w:type="dxa"/>
             <w:vAlign w:val="center"/>
           </w:tcPr>
           <w:p>
@@ -2335,7 +2332,7 @@
         </w:tc>
         <w:tc>
           <w:tcPr>
-            <w:tcW w:w="1050" w:type="dxa"/>
+            <w:tcW w:w="978" w:type="dxa"/>
             <w:vAlign w:val="center"/>
           </w:tcPr>
           <w:p>
@@ -2365,7 +2362,7 @@
         </w:tc>
         <w:tc>
           <w:tcPr>
-            <w:tcW w:w="945" w:type="dxa"/>
+            <w:tcW w:w="1055" w:type="dxa"/>
             <w:vAlign w:val="center"/>
           </w:tcPr>
           <w:p>
@@ -2395,7 +2392,7 @@
         </w:tc>
         <w:tc>
           <w:tcPr>
-            <w:tcW w:w="2310" w:type="dxa"/>
+            <w:tcW w:w="978" w:type="dxa"/>
             <w:vAlign w:val="center"/>
           </w:tcPr>
           <w:p>
@@ -2415,30 +2412,31 @@
         </w:trPr>
         <w:tc>
           <w:tcPr>
-            <w:tcW w:w="1050" w:type="dxa"/>
-            <w:vAlign w:val="center"/>
-          </w:tcPr>
-          <w:p>
-            <w:pPr>
-              <w:snapToGrid w:val="0"/>
-              <w:jc w:val="center"/>
-              <w:rPr>
-                <w:rFonts w:ascii="游ゴシック" w:eastAsia="游ゴシック" w:hAnsi="游ゴシック"/>
-                <w:sz w:val="20"/>
-              </w:rPr>
-            </w:pPr>
-            <w:r>
-              <w:rPr>
-                <w:rFonts w:ascii="游ゴシック" w:eastAsia="游ゴシック" w:hAnsi="游ゴシック"/>
-                <w:sz w:val="20"/>
-              </w:rPr>
+            <w:tcW w:w="1194" w:type="dxa"/>
+            <w:vAlign w:val="center"/>
+          </w:tcPr>
+          <w:p>
+            <w:pPr>
+              <w:snapToGrid w:val="0"/>
+              <w:jc w:val="center"/>
+              <w:rPr>
+                <w:rFonts w:ascii="游ゴシック" w:eastAsia="游ゴシック" w:hAnsi="游ゴシック"/>
+                <w:sz w:val="20"/>
+              </w:rPr>
+            </w:pPr>
+            <w:r>
+              <w:rPr>
+                <w:rFonts w:ascii="游ゴシック" w:eastAsia="游ゴシック" w:hAnsi="游ゴシック"/>
+                <w:sz w:val="20"/>
+              </w:rPr>
+              <w:lastRenderedPageBreak/>
               <w:t>4-3</w:t>
             </w:r>
           </w:p>
         </w:tc>
         <w:tc>
           <w:tcPr>
-            <w:tcW w:w="5355" w:type="dxa"/>
+            <w:tcW w:w="6087" w:type="dxa"/>
             <w:vMerge/>
             <w:vAlign w:val="center"/>
           </w:tcPr>
@@ -2454,7 +2452,7 @@
         </w:tc>
         <w:tc>
           <w:tcPr>
-            <w:tcW w:w="4935" w:type="dxa"/>
+            <w:tcW w:w="5610" w:type="dxa"/>
             <w:vAlign w:val="center"/>
           </w:tcPr>
           <w:p>
@@ -2476,7 +2474,7 @@
         </w:tc>
         <w:tc>
           <w:tcPr>
-            <w:tcW w:w="1050" w:type="dxa"/>
+            <w:tcW w:w="978" w:type="dxa"/>
             <w:vAlign w:val="center"/>
           </w:tcPr>
           <w:p>
@@ -2506,7 +2504,7 @@
         </w:tc>
         <w:tc>
           <w:tcPr>
-            <w:tcW w:w="945" w:type="dxa"/>
+            <w:tcW w:w="1055" w:type="dxa"/>
             <w:vAlign w:val="center"/>
           </w:tcPr>
           <w:p>
@@ -2536,7 +2534,7 @@
         </w:tc>
         <w:tc>
           <w:tcPr>
-            <w:tcW w:w="2310" w:type="dxa"/>
+            <w:tcW w:w="978" w:type="dxa"/>
             <w:vAlign w:val="center"/>
           </w:tcPr>
           <w:p>
@@ -2556,7 +2554,7 @@
         </w:trPr>
         <w:tc>
           <w:tcPr>
-            <w:tcW w:w="1050" w:type="dxa"/>
+            <w:tcW w:w="1194" w:type="dxa"/>
             <w:vAlign w:val="center"/>
           </w:tcPr>
           <w:p>
@@ -2579,7 +2577,7 @@
         </w:tc>
         <w:tc>
           <w:tcPr>
-            <w:tcW w:w="5355" w:type="dxa"/>
+            <w:tcW w:w="6087" w:type="dxa"/>
             <w:vMerge/>
             <w:vAlign w:val="center"/>
           </w:tcPr>
@@ -2595,7 +2593,7 @@
         </w:tc>
         <w:tc>
           <w:tcPr>
-            <w:tcW w:w="4935" w:type="dxa"/>
+            <w:tcW w:w="5610" w:type="dxa"/>
             <w:vAlign w:val="center"/>
           </w:tcPr>
           <w:p>
@@ -2617,7 +2615,7 @@
         </w:tc>
         <w:tc>
           <w:tcPr>
-            <w:tcW w:w="1050" w:type="dxa"/>
+            <w:tcW w:w="978" w:type="dxa"/>
             <w:vAlign w:val="center"/>
           </w:tcPr>
           <w:p>
@@ -2647,7 +2645,7 @@
         </w:tc>
         <w:tc>
           <w:tcPr>
-            <w:tcW w:w="945" w:type="dxa"/>
+            <w:tcW w:w="1055" w:type="dxa"/>
             <w:vAlign w:val="center"/>
           </w:tcPr>
           <w:p>
@@ -2677,7 +2675,7 @@
         </w:tc>
         <w:tc>
           <w:tcPr>
-            <w:tcW w:w="2310" w:type="dxa"/>
+            <w:tcW w:w="978" w:type="dxa"/>
             <w:vAlign w:val="center"/>
           </w:tcPr>
           <w:p>
@@ -2697,7 +2695,7 @@
         </w:trPr>
         <w:tc>
           <w:tcPr>
-            <w:tcW w:w="1050" w:type="dxa"/>
+            <w:tcW w:w="1194" w:type="dxa"/>
             <w:vAlign w:val="center"/>
           </w:tcPr>
           <w:p>
@@ -2720,7 +2718,7 @@
         </w:tc>
         <w:tc>
           <w:tcPr>
-            <w:tcW w:w="5355" w:type="dxa"/>
+            <w:tcW w:w="6087" w:type="dxa"/>
             <w:vMerge/>
             <w:vAlign w:val="center"/>
           </w:tcPr>
@@ -2736,7 +2734,7 @@
         </w:tc>
         <w:tc>
           <w:tcPr>
-            <w:tcW w:w="4935" w:type="dxa"/>
+            <w:tcW w:w="5610" w:type="dxa"/>
             <w:vAlign w:val="center"/>
           </w:tcPr>
           <w:p>
@@ -2758,7 +2756,7 @@
         </w:tc>
         <w:tc>
           <w:tcPr>
-            <w:tcW w:w="1050" w:type="dxa"/>
+            <w:tcW w:w="978" w:type="dxa"/>
             <w:vAlign w:val="center"/>
           </w:tcPr>
           <w:p>
@@ -2788,7 +2786,7 @@
         </w:tc>
         <w:tc>
           <w:tcPr>
-            <w:tcW w:w="945" w:type="dxa"/>
+            <w:tcW w:w="1055" w:type="dxa"/>
             <w:vAlign w:val="center"/>
           </w:tcPr>
           <w:p>
@@ -2818,7 +2816,7 @@
         </w:tc>
         <w:tc>
           <w:tcPr>
-            <w:tcW w:w="2310" w:type="dxa"/>
+            <w:tcW w:w="978" w:type="dxa"/>
             <w:vAlign w:val="center"/>
           </w:tcPr>
           <w:p>
@@ -2838,7 +2836,7 @@
         </w:trPr>
         <w:tc>
           <w:tcPr>
-            <w:tcW w:w="1050" w:type="dxa"/>
+            <w:tcW w:w="1194" w:type="dxa"/>
             <w:vAlign w:val="center"/>
           </w:tcPr>
           <w:p>
@@ -2861,7 +2859,7 @@
         </w:tc>
         <w:tc>
           <w:tcPr>
-            <w:tcW w:w="5355" w:type="dxa"/>
+            <w:tcW w:w="6087" w:type="dxa"/>
             <w:vMerge/>
             <w:vAlign w:val="center"/>
           </w:tcPr>
@@ -2877,7 +2875,7 @@
         </w:tc>
         <w:tc>
           <w:tcPr>
-            <w:tcW w:w="4935" w:type="dxa"/>
+            <w:tcW w:w="5610" w:type="dxa"/>
             <w:vAlign w:val="center"/>
           </w:tcPr>
           <w:p>
@@ -2899,7 +2897,7 @@
         </w:tc>
         <w:tc>
           <w:tcPr>
-            <w:tcW w:w="1050" w:type="dxa"/>
+            <w:tcW w:w="978" w:type="dxa"/>
             <w:vAlign w:val="center"/>
           </w:tcPr>
           <w:p>
@@ -2929,7 +2927,7 @@
         </w:tc>
         <w:tc>
           <w:tcPr>
-            <w:tcW w:w="945" w:type="dxa"/>
+            <w:tcW w:w="1055" w:type="dxa"/>
             <w:vAlign w:val="center"/>
           </w:tcPr>
           <w:p>
@@ -2959,7 +2957,7 @@
         </w:tc>
         <w:tc>
           <w:tcPr>
-            <w:tcW w:w="2310" w:type="dxa"/>
+            <w:tcW w:w="978" w:type="dxa"/>
             <w:vAlign w:val="center"/>
           </w:tcPr>
           <w:p>
@@ -2979,7 +2977,7 @@
         </w:trPr>
         <w:tc>
           <w:tcPr>
-            <w:tcW w:w="1050" w:type="dxa"/>
+            <w:tcW w:w="1194" w:type="dxa"/>
             <w:vAlign w:val="center"/>
           </w:tcPr>
           <w:p>
@@ -3002,7 +3000,7 @@
         </w:tc>
         <w:tc>
           <w:tcPr>
-            <w:tcW w:w="5355" w:type="dxa"/>
+            <w:tcW w:w="6087" w:type="dxa"/>
             <w:vMerge/>
             <w:vAlign w:val="center"/>
           </w:tcPr>
@@ -3018,7 +3016,7 @@
         </w:tc>
         <w:tc>
           <w:tcPr>
-            <w:tcW w:w="4935" w:type="dxa"/>
+            <w:tcW w:w="5610" w:type="dxa"/>
             <w:vAlign w:val="center"/>
           </w:tcPr>
           <w:p>
@@ -3040,7 +3038,7 @@
         </w:tc>
         <w:tc>
           <w:tcPr>
-            <w:tcW w:w="1050" w:type="dxa"/>
+            <w:tcW w:w="978" w:type="dxa"/>
             <w:vAlign w:val="center"/>
           </w:tcPr>
           <w:p>
@@ -3070,7 +3068,7 @@
         </w:tc>
         <w:tc>
           <w:tcPr>
-            <w:tcW w:w="945" w:type="dxa"/>
+            <w:tcW w:w="1055" w:type="dxa"/>
             <w:vAlign w:val="center"/>
           </w:tcPr>
           <w:p>
@@ -3100,7 +3098,7 @@
         </w:tc>
         <w:tc>
           <w:tcPr>
-            <w:tcW w:w="2310" w:type="dxa"/>
+            <w:tcW w:w="978" w:type="dxa"/>
             <w:vAlign w:val="center"/>
           </w:tcPr>
           <w:p>
@@ -3120,7 +3118,7 @@
         </w:trPr>
         <w:tc>
           <w:tcPr>
-            <w:tcW w:w="1050" w:type="dxa"/>
+            <w:tcW w:w="1194" w:type="dxa"/>
             <w:vAlign w:val="center"/>
           </w:tcPr>
           <w:p>
@@ -3143,7 +3141,7 @@
         </w:tc>
         <w:tc>
           <w:tcPr>
-            <w:tcW w:w="5355" w:type="dxa"/>
+            <w:tcW w:w="6087" w:type="dxa"/>
             <w:vMerge/>
             <w:vAlign w:val="center"/>
           </w:tcPr>
@@ -3159,7 +3157,7 @@
         </w:tc>
         <w:tc>
           <w:tcPr>
-            <w:tcW w:w="4935" w:type="dxa"/>
+            <w:tcW w:w="5610" w:type="dxa"/>
             <w:vAlign w:val="center"/>
           </w:tcPr>
           <w:p>
@@ -3181,7 +3179,7 @@
         </w:tc>
         <w:tc>
           <w:tcPr>
-            <w:tcW w:w="1050" w:type="dxa"/>
+            <w:tcW w:w="978" w:type="dxa"/>
             <w:vAlign w:val="center"/>
           </w:tcPr>
           <w:p>
@@ -3211,7 +3209,7 @@
         </w:tc>
         <w:tc>
           <w:tcPr>
-            <w:tcW w:w="945" w:type="dxa"/>
+            <w:tcW w:w="1055" w:type="dxa"/>
             <w:vAlign w:val="center"/>
           </w:tcPr>
           <w:p>
@@ -3241,7 +3239,7 @@
         </w:tc>
         <w:tc>
           <w:tcPr>
-            <w:tcW w:w="2310" w:type="dxa"/>
+            <w:tcW w:w="978" w:type="dxa"/>
             <w:vAlign w:val="center"/>
           </w:tcPr>
           <w:p>
@@ -3261,7 +3259,7 @@
         </w:trPr>
         <w:tc>
           <w:tcPr>
-            <w:tcW w:w="1050" w:type="dxa"/>
+            <w:tcW w:w="1194" w:type="dxa"/>
             <w:vAlign w:val="center"/>
           </w:tcPr>
           <w:p>
@@ -3284,7 +3282,7 @@
         </w:tc>
         <w:tc>
           <w:tcPr>
-            <w:tcW w:w="5355" w:type="dxa"/>
+            <w:tcW w:w="6087" w:type="dxa"/>
             <w:vMerge/>
             <w:vAlign w:val="center"/>
           </w:tcPr>
@@ -3300,7 +3298,7 @@
         </w:tc>
         <w:tc>
           <w:tcPr>
-            <w:tcW w:w="4935" w:type="dxa"/>
+            <w:tcW w:w="5610" w:type="dxa"/>
             <w:vAlign w:val="center"/>
           </w:tcPr>
           <w:p>
@@ -3322,7 +3320,7 @@
         </w:tc>
         <w:tc>
           <w:tcPr>
-            <w:tcW w:w="1050" w:type="dxa"/>
+            <w:tcW w:w="978" w:type="dxa"/>
             <w:vAlign w:val="center"/>
           </w:tcPr>
           <w:p>
@@ -3352,7 +3350,7 @@
         </w:tc>
         <w:tc>
           <w:tcPr>
-            <w:tcW w:w="945" w:type="dxa"/>
+            <w:tcW w:w="1055" w:type="dxa"/>
             <w:vAlign w:val="center"/>
           </w:tcPr>
           <w:p>
@@ -3382,7 +3380,7 @@
         </w:tc>
         <w:tc>
           <w:tcPr>
-            <w:tcW w:w="2310" w:type="dxa"/>
+            <w:tcW w:w="978" w:type="dxa"/>
             <w:vAlign w:val="center"/>
           </w:tcPr>
           <w:p>
@@ -3402,7 +3400,7 @@
         </w:trPr>
         <w:tc>
           <w:tcPr>
-            <w:tcW w:w="1050" w:type="dxa"/>
+            <w:tcW w:w="1194" w:type="dxa"/>
             <w:vAlign w:val="center"/>
           </w:tcPr>
           <w:p>
@@ -3425,7 +3423,7 @@
         </w:tc>
         <w:tc>
           <w:tcPr>
-            <w:tcW w:w="5355" w:type="dxa"/>
+            <w:tcW w:w="6087" w:type="dxa"/>
             <w:vMerge/>
             <w:vAlign w:val="center"/>
           </w:tcPr>
@@ -3440,7 +3438,7 @@
         </w:tc>
         <w:tc>
           <w:tcPr>
-            <w:tcW w:w="4935" w:type="dxa"/>
+            <w:tcW w:w="5610" w:type="dxa"/>
             <w:vAlign w:val="center"/>
           </w:tcPr>
           <w:p>
@@ -3462,7 +3460,7 @@
         </w:tc>
         <w:tc>
           <w:tcPr>
-            <w:tcW w:w="1050" w:type="dxa"/>
+            <w:tcW w:w="978" w:type="dxa"/>
             <w:vAlign w:val="center"/>
           </w:tcPr>
           <w:p>
@@ -3492,7 +3490,7 @@
         </w:tc>
         <w:tc>
           <w:tcPr>
-            <w:tcW w:w="945" w:type="dxa"/>
+            <w:tcW w:w="1055" w:type="dxa"/>
             <w:vAlign w:val="center"/>
           </w:tcPr>
           <w:p>
@@ -3522,7 +3520,7 @@
         </w:tc>
         <w:tc>
           <w:tcPr>
-            <w:tcW w:w="2310" w:type="dxa"/>
+            <w:tcW w:w="978" w:type="dxa"/>
             <w:vAlign w:val="center"/>
           </w:tcPr>
           <w:p>
@@ -3542,7 +3540,7 @@
         </w:trPr>
         <w:tc>
           <w:tcPr>
-            <w:tcW w:w="1050" w:type="dxa"/>
+            <w:tcW w:w="1194" w:type="dxa"/>
             <w:vAlign w:val="center"/>
           </w:tcPr>
           <w:p>
@@ -3565,7 +3563,7 @@
         </w:tc>
         <w:tc>
           <w:tcPr>
-            <w:tcW w:w="5355" w:type="dxa"/>
+            <w:tcW w:w="6087" w:type="dxa"/>
             <w:vMerge/>
             <w:vAlign w:val="center"/>
           </w:tcPr>
@@ -3581,7 +3579,7 @@
         </w:tc>
         <w:tc>
           <w:tcPr>
-            <w:tcW w:w="4935" w:type="dxa"/>
+            <w:tcW w:w="5610" w:type="dxa"/>
             <w:vAlign w:val="center"/>
           </w:tcPr>
           <w:p>
@@ -3603,7 +3601,7 @@
         </w:tc>
         <w:tc>
           <w:tcPr>
-            <w:tcW w:w="1050" w:type="dxa"/>
+            <w:tcW w:w="978" w:type="dxa"/>
             <w:vAlign w:val="center"/>
           </w:tcPr>
           <w:p>
@@ -3633,7 +3631,7 @@
         </w:tc>
         <w:tc>
           <w:tcPr>
-            <w:tcW w:w="945" w:type="dxa"/>
+            <w:tcW w:w="1055" w:type="dxa"/>
             <w:vAlign w:val="center"/>
           </w:tcPr>
           <w:p>
@@ -3663,7 +3661,7 @@
         </w:tc>
         <w:tc>
           <w:tcPr>
-            <w:tcW w:w="2310" w:type="dxa"/>
+            <w:tcW w:w="978" w:type="dxa"/>
             <w:vAlign w:val="center"/>
           </w:tcPr>
           <w:p>
@@ -3683,7 +3681,7 @@
         </w:trPr>
         <w:tc>
           <w:tcPr>
-            <w:tcW w:w="1050" w:type="dxa"/>
+            <w:tcW w:w="1194" w:type="dxa"/>
             <w:vAlign w:val="center"/>
           </w:tcPr>
           <w:p>
@@ -3713,7 +3711,7 @@
         </w:tc>
         <w:tc>
           <w:tcPr>
-            <w:tcW w:w="5355" w:type="dxa"/>
+            <w:tcW w:w="6087" w:type="dxa"/>
             <w:vMerge/>
             <w:vAlign w:val="center"/>
           </w:tcPr>
@@ -3729,7 +3727,7 @@
         </w:tc>
         <w:tc>
           <w:tcPr>
-            <w:tcW w:w="4935" w:type="dxa"/>
+            <w:tcW w:w="5610" w:type="dxa"/>
             <w:vAlign w:val="center"/>
           </w:tcPr>
           <w:p>
@@ -3751,7 +3749,7 @@
         </w:tc>
         <w:tc>
           <w:tcPr>
-            <w:tcW w:w="1050" w:type="dxa"/>
+            <w:tcW w:w="978" w:type="dxa"/>
             <w:vAlign w:val="center"/>
           </w:tcPr>
           <w:p>
@@ -3781,7 +3779,7 @@
         </w:tc>
         <w:tc>
           <w:tcPr>
-            <w:tcW w:w="945" w:type="dxa"/>
+            <w:tcW w:w="1055" w:type="dxa"/>
             <w:vAlign w:val="center"/>
           </w:tcPr>
           <w:p>
@@ -3811,7 +3809,7 @@
         </w:tc>
         <w:tc>
           <w:tcPr>
-            <w:tcW w:w="2310" w:type="dxa"/>
+            <w:tcW w:w="978" w:type="dxa"/>
             <w:vAlign w:val="center"/>
           </w:tcPr>
           <w:p>
@@ -3831,7 +3829,7 @@
         </w:trPr>
         <w:tc>
           <w:tcPr>
-            <w:tcW w:w="1050" w:type="dxa"/>
+            <w:tcW w:w="1194" w:type="dxa"/>
             <w:vAlign w:val="center"/>
           </w:tcPr>
           <w:p>
@@ -3854,7 +3852,7 @@
         </w:tc>
         <w:tc>
           <w:tcPr>
-            <w:tcW w:w="5355" w:type="dxa"/>
+            <w:tcW w:w="6087" w:type="dxa"/>
             <w:vAlign w:val="center"/>
           </w:tcPr>
           <w:p>
@@ -3876,7 +3874,7 @@
         </w:tc>
         <w:tc>
           <w:tcPr>
-            <w:tcW w:w="4935" w:type="dxa"/>
+            <w:tcW w:w="5610" w:type="dxa"/>
             <w:vAlign w:val="center"/>
           </w:tcPr>
           <w:p>
@@ -3898,7 +3896,7 @@
         </w:tc>
         <w:tc>
           <w:tcPr>
-            <w:tcW w:w="1050" w:type="dxa"/>
+            <w:tcW w:w="978" w:type="dxa"/>
             <w:vAlign w:val="center"/>
           </w:tcPr>
           <w:p>
@@ -3928,7 +3926,7 @@
         </w:tc>
         <w:tc>
           <w:tcPr>
-            <w:tcW w:w="945" w:type="dxa"/>
+            <w:tcW w:w="1055" w:type="dxa"/>
             <w:vAlign w:val="center"/>
           </w:tcPr>
           <w:p>
@@ -3958,7 +3956,7 @@
         </w:tc>
         <w:tc>
           <w:tcPr>
-            <w:tcW w:w="2310" w:type="dxa"/>
+            <w:tcW w:w="978" w:type="dxa"/>
             <w:vAlign w:val="center"/>
           </w:tcPr>
           <w:p>
@@ -3978,7 +3976,7 @@
         </w:trPr>
         <w:tc>
           <w:tcPr>
-            <w:tcW w:w="1050" w:type="dxa"/>
+            <w:tcW w:w="1194" w:type="dxa"/>
             <w:vAlign w:val="center"/>
           </w:tcPr>
           <w:p>
@@ -4001,7 +3999,7 @@
         </w:tc>
         <w:tc>
           <w:tcPr>
-            <w:tcW w:w="5355" w:type="dxa"/>
+            <w:tcW w:w="6087" w:type="dxa"/>
             <w:vMerge w:val="restart"/>
             <w:vAlign w:val="center"/>
           </w:tcPr>
@@ -4024,7 +4022,7 @@
         </w:tc>
         <w:tc>
           <w:tcPr>
-            <w:tcW w:w="4935" w:type="dxa"/>
+            <w:tcW w:w="5610" w:type="dxa"/>
             <w:vAlign w:val="center"/>
           </w:tcPr>
           <w:p>
@@ -4046,7 +4044,7 @@
         </w:tc>
         <w:tc>
           <w:tcPr>
-            <w:tcW w:w="1050" w:type="dxa"/>
+            <w:tcW w:w="978" w:type="dxa"/>
             <w:vAlign w:val="center"/>
           </w:tcPr>
           <w:p>
@@ -4076,7 +4074,7 @@
         </w:tc>
         <w:tc>
           <w:tcPr>
-            <w:tcW w:w="945" w:type="dxa"/>
+            <w:tcW w:w="1055" w:type="dxa"/>
             <w:vAlign w:val="center"/>
           </w:tcPr>
           <w:p>
@@ -4106,7 +4104,7 @@
         </w:tc>
         <w:tc>
           <w:tcPr>
-            <w:tcW w:w="2310" w:type="dxa"/>
+            <w:tcW w:w="978" w:type="dxa"/>
             <w:vAlign w:val="center"/>
           </w:tcPr>
           <w:p>
@@ -4126,7 +4124,7 @@
         </w:trPr>
         <w:tc>
           <w:tcPr>
-            <w:tcW w:w="1050" w:type="dxa"/>
+            <w:tcW w:w="1194" w:type="dxa"/>
             <w:vAlign w:val="center"/>
           </w:tcPr>
           <w:p>
@@ -4149,7 +4147,7 @@
         </w:tc>
         <w:tc>
           <w:tcPr>
-            <w:tcW w:w="5355" w:type="dxa"/>
+            <w:tcW w:w="6087" w:type="dxa"/>
             <w:vMerge/>
             <w:vAlign w:val="center"/>
           </w:tcPr>
@@ -4165,7 +4163,7 @@
         </w:tc>
         <w:tc>
           <w:tcPr>
-            <w:tcW w:w="4935" w:type="dxa"/>
+            <w:tcW w:w="5610" w:type="dxa"/>
             <w:vAlign w:val="center"/>
           </w:tcPr>
           <w:p>
@@ -4201,7 +4199,7 @@
         </w:tc>
         <w:tc>
           <w:tcPr>
-            <w:tcW w:w="1050" w:type="dxa"/>
+            <w:tcW w:w="978" w:type="dxa"/>
             <w:vAlign w:val="center"/>
           </w:tcPr>
           <w:p>
@@ -4231,7 +4229,7 @@
         </w:tc>
         <w:tc>
           <w:tcPr>
-            <w:tcW w:w="945" w:type="dxa"/>
+            <w:tcW w:w="1055" w:type="dxa"/>
             <w:vAlign w:val="center"/>
           </w:tcPr>
           <w:p>
@@ -4261,7 +4259,7 @@
         </w:tc>
         <w:tc>
           <w:tcPr>
-            <w:tcW w:w="2310" w:type="dxa"/>
+            <w:tcW w:w="978" w:type="dxa"/>
             <w:vAlign w:val="center"/>
           </w:tcPr>
           <w:p>
@@ -4281,7 +4279,7 @@
         </w:trPr>
         <w:tc>
           <w:tcPr>
-            <w:tcW w:w="1050" w:type="dxa"/>
+            <w:tcW w:w="1194" w:type="dxa"/>
             <w:vAlign w:val="center"/>
           </w:tcPr>
           <w:p>
@@ -4304,7 +4302,7 @@
         </w:tc>
         <w:tc>
           <w:tcPr>
-            <w:tcW w:w="5355" w:type="dxa"/>
+            <w:tcW w:w="6087" w:type="dxa"/>
             <w:vAlign w:val="center"/>
           </w:tcPr>
           <w:p>
@@ -4326,54 +4324,45 @@
         </w:tc>
         <w:tc>
           <w:tcPr>
-            <w:tcW w:w="4935" w:type="dxa"/>
-            <w:vAlign w:val="center"/>
-          </w:tcPr>
-          <w:p>
-            <w:pPr>
-              <w:snapToGrid w:val="0"/>
-              <w:rPr>
-                <w:rFonts w:ascii="游ゴシック" w:eastAsia="游ゴシック" w:hAnsi="游ゴシック"/>
-                <w:sz w:val="20"/>
-              </w:rPr>
-            </w:pPr>
-            <w:r>
-              <w:rPr>
-                <w:rFonts w:ascii="游ゴシック" w:eastAsia="游ゴシック" w:hAnsi="游ゴシック" w:hint="eastAsia"/>
-                <w:sz w:val="20"/>
-              </w:rPr>
-              <w:t>料金名のテキストボックスの下に、「この項目の入力は必須です」とバリデーションメッセージが出るこ</w:t>
-            </w:r>
-            <w:r>
-              <w:rPr>
-                <w:rFonts w:ascii="游ゴシック" w:eastAsia="游ゴシック" w:hAnsi="游ゴシック" w:hint="eastAsia"/>
-                <w:sz w:val="20"/>
-              </w:rPr>
-              <w:lastRenderedPageBreak/>
-              <w:t>と。</w:t>
-            </w:r>
-          </w:p>
-        </w:tc>
-        <w:tc>
-          <w:tcPr>
-            <w:tcW w:w="1050" w:type="dxa"/>
-            <w:vAlign w:val="center"/>
-          </w:tcPr>
-          <w:p>
-            <w:pPr>
-              <w:snapToGrid w:val="0"/>
-              <w:jc w:val="center"/>
-              <w:rPr>
-                <w:rFonts w:ascii="游ゴシック" w:eastAsia="游ゴシック" w:hAnsi="游ゴシック"/>
-                <w:sz w:val="20"/>
-              </w:rPr>
-            </w:pPr>
-            <w:r>
-              <w:rPr>
-                <w:rFonts w:ascii="游ゴシック" w:eastAsia="游ゴシック" w:hAnsi="游ゴシック" w:hint="eastAsia"/>
-                <w:sz w:val="20"/>
-              </w:rPr>
-              <w:lastRenderedPageBreak/>
+            <w:tcW w:w="5610" w:type="dxa"/>
+            <w:vAlign w:val="center"/>
+          </w:tcPr>
+          <w:p>
+            <w:pPr>
+              <w:snapToGrid w:val="0"/>
+              <w:rPr>
+                <w:rFonts w:ascii="游ゴシック" w:eastAsia="游ゴシック" w:hAnsi="游ゴシック"/>
+                <w:sz w:val="20"/>
+              </w:rPr>
+            </w:pPr>
+            <w:r>
+              <w:rPr>
+                <w:rFonts w:ascii="游ゴシック" w:eastAsia="游ゴシック" w:hAnsi="游ゴシック" w:hint="eastAsia"/>
+                <w:sz w:val="20"/>
+              </w:rPr>
+              <w:t>料金名のテキストボックスの下に、「この項目の入力は必須です」とバリデーションメッセージが出ること。</w:t>
+            </w:r>
+          </w:p>
+        </w:tc>
+        <w:tc>
+          <w:tcPr>
+            <w:tcW w:w="978" w:type="dxa"/>
+            <w:vAlign w:val="center"/>
+          </w:tcPr>
+          <w:p>
+            <w:pPr>
+              <w:snapToGrid w:val="0"/>
+              <w:jc w:val="center"/>
+              <w:rPr>
+                <w:rFonts w:ascii="游ゴシック" w:eastAsia="游ゴシック" w:hAnsi="游ゴシック"/>
+                <w:sz w:val="20"/>
+              </w:rPr>
+            </w:pPr>
+            <w:r>
+              <w:rPr>
+                <w:rFonts w:ascii="游ゴシック" w:eastAsia="游ゴシック" w:hAnsi="游ゴシック" w:hint="eastAsia"/>
+                <w:sz w:val="20"/>
+              </w:rPr>
               <w:t>8</w:t>
             </w:r>
             <w:r>
@@ -4387,7 +4376,7 @@
         </w:tc>
         <w:tc>
           <w:tcPr>
-            <w:tcW w:w="945" w:type="dxa"/>
+            <w:tcW w:w="1055" w:type="dxa"/>
             <w:vAlign w:val="center"/>
           </w:tcPr>
           <w:p>
@@ -4417,7 +4406,7 @@
         </w:tc>
         <w:tc>
           <w:tcPr>
-            <w:tcW w:w="2310" w:type="dxa"/>
+            <w:tcW w:w="978" w:type="dxa"/>
             <w:vAlign w:val="center"/>
           </w:tcPr>
           <w:p>
@@ -4437,7 +4426,7 @@
         </w:trPr>
         <w:tc>
           <w:tcPr>
-            <w:tcW w:w="1050" w:type="dxa"/>
+            <w:tcW w:w="1194" w:type="dxa"/>
             <w:vAlign w:val="center"/>
           </w:tcPr>
           <w:p>
@@ -4460,7 +4449,7 @@
         </w:tc>
         <w:tc>
           <w:tcPr>
-            <w:tcW w:w="5355" w:type="dxa"/>
+            <w:tcW w:w="6087" w:type="dxa"/>
             <w:vAlign w:val="center"/>
           </w:tcPr>
           <w:p>
@@ -4482,7 +4471,7 @@
         </w:tc>
         <w:tc>
           <w:tcPr>
-            <w:tcW w:w="4935" w:type="dxa"/>
+            <w:tcW w:w="5610" w:type="dxa"/>
             <w:vAlign w:val="center"/>
           </w:tcPr>
           <w:p>
@@ -4504,7 +4493,7 @@
         </w:tc>
         <w:tc>
           <w:tcPr>
-            <w:tcW w:w="1050" w:type="dxa"/>
+            <w:tcW w:w="978" w:type="dxa"/>
             <w:vAlign w:val="center"/>
           </w:tcPr>
           <w:p>
@@ -4534,7 +4523,7 @@
         </w:tc>
         <w:tc>
           <w:tcPr>
-            <w:tcW w:w="945" w:type="dxa"/>
+            <w:tcW w:w="1055" w:type="dxa"/>
             <w:vAlign w:val="center"/>
           </w:tcPr>
           <w:p>
@@ -4564,7 +4553,7 @@
         </w:tc>
         <w:tc>
           <w:tcPr>
-            <w:tcW w:w="2310" w:type="dxa"/>
+            <w:tcW w:w="978" w:type="dxa"/>
             <w:vAlign w:val="center"/>
           </w:tcPr>
           <w:p>
@@ -4584,30 +4573,31 @@
         </w:trPr>
         <w:tc>
           <w:tcPr>
-            <w:tcW w:w="1050" w:type="dxa"/>
-            <w:vAlign w:val="center"/>
-          </w:tcPr>
-          <w:p>
-            <w:pPr>
-              <w:snapToGrid w:val="0"/>
-              <w:jc w:val="center"/>
-              <w:rPr>
-                <w:rFonts w:ascii="游ゴシック" w:eastAsia="游ゴシック" w:hAnsi="游ゴシック"/>
-                <w:sz w:val="20"/>
-              </w:rPr>
-            </w:pPr>
-            <w:r>
-              <w:rPr>
-                <w:rFonts w:ascii="游ゴシック" w:eastAsia="游ゴシック" w:hAnsi="游ゴシック" w:hint="eastAsia"/>
-                <w:sz w:val="20"/>
-              </w:rPr>
+            <w:tcW w:w="1194" w:type="dxa"/>
+            <w:vAlign w:val="center"/>
+          </w:tcPr>
+          <w:p>
+            <w:pPr>
+              <w:snapToGrid w:val="0"/>
+              <w:jc w:val="center"/>
+              <w:rPr>
+                <w:rFonts w:ascii="游ゴシック" w:eastAsia="游ゴシック" w:hAnsi="游ゴシック"/>
+                <w:sz w:val="20"/>
+              </w:rPr>
+            </w:pPr>
+            <w:r>
+              <w:rPr>
+                <w:rFonts w:ascii="游ゴシック" w:eastAsia="游ゴシック" w:hAnsi="游ゴシック" w:hint="eastAsia"/>
+                <w:sz w:val="20"/>
+              </w:rPr>
+              <w:lastRenderedPageBreak/>
               <w:t>9</w:t>
             </w:r>
           </w:p>
         </w:tc>
         <w:tc>
           <w:tcPr>
-            <w:tcW w:w="5355" w:type="dxa"/>
+            <w:tcW w:w="6087" w:type="dxa"/>
             <w:vAlign w:val="center"/>
           </w:tcPr>
           <w:p>
@@ -4629,7 +4619,7 @@
         </w:tc>
         <w:tc>
           <w:tcPr>
-            <w:tcW w:w="4935" w:type="dxa"/>
+            <w:tcW w:w="5610" w:type="dxa"/>
             <w:vAlign w:val="center"/>
           </w:tcPr>
           <w:p>
@@ -4651,7 +4641,7 @@
         </w:tc>
         <w:tc>
           <w:tcPr>
-            <w:tcW w:w="1050" w:type="dxa"/>
+            <w:tcW w:w="978" w:type="dxa"/>
             <w:vAlign w:val="center"/>
           </w:tcPr>
           <w:p>
@@ -4681,7 +4671,7 @@
         </w:tc>
         <w:tc>
           <w:tcPr>
-            <w:tcW w:w="945" w:type="dxa"/>
+            <w:tcW w:w="1055" w:type="dxa"/>
             <w:vAlign w:val="center"/>
           </w:tcPr>
           <w:p>
@@ -4711,7 +4701,7 @@
         </w:tc>
         <w:tc>
           <w:tcPr>
-            <w:tcW w:w="2310" w:type="dxa"/>
+            <w:tcW w:w="978" w:type="dxa"/>
             <w:vAlign w:val="center"/>
           </w:tcPr>
           <w:p>
@@ -4731,7 +4721,7 @@
         </w:trPr>
         <w:tc>
           <w:tcPr>
-            <w:tcW w:w="1050" w:type="dxa"/>
+            <w:tcW w:w="1194" w:type="dxa"/>
             <w:vAlign w:val="center"/>
           </w:tcPr>
           <w:p>
@@ -4761,7 +4751,7 @@
         </w:tc>
         <w:tc>
           <w:tcPr>
-            <w:tcW w:w="5355" w:type="dxa"/>
+            <w:tcW w:w="6087" w:type="dxa"/>
             <w:vAlign w:val="center"/>
           </w:tcPr>
           <w:p>
@@ -4783,7 +4773,7 @@
         </w:tc>
         <w:tc>
           <w:tcPr>
-            <w:tcW w:w="4935" w:type="dxa"/>
+            <w:tcW w:w="5610" w:type="dxa"/>
             <w:vAlign w:val="center"/>
           </w:tcPr>
           <w:p>
@@ -4819,7 +4809,7 @@
         </w:tc>
         <w:tc>
           <w:tcPr>
-            <w:tcW w:w="1050" w:type="dxa"/>
+            <w:tcW w:w="978" w:type="dxa"/>
             <w:vAlign w:val="center"/>
           </w:tcPr>
           <w:p>
@@ -4849,7 +4839,7 @@
         </w:tc>
         <w:tc>
           <w:tcPr>
-            <w:tcW w:w="945" w:type="dxa"/>
+            <w:tcW w:w="1055" w:type="dxa"/>
             <w:vAlign w:val="center"/>
           </w:tcPr>
           <w:p>
@@ -4879,7 +4869,7 @@
         </w:tc>
         <w:tc>
           <w:tcPr>
-            <w:tcW w:w="2310" w:type="dxa"/>
+            <w:tcW w:w="978" w:type="dxa"/>
             <w:vAlign w:val="center"/>
           </w:tcPr>
           <w:p>
@@ -4899,7 +4889,7 @@
         </w:trPr>
         <w:tc>
           <w:tcPr>
-            <w:tcW w:w="1050" w:type="dxa"/>
+            <w:tcW w:w="1194" w:type="dxa"/>
             <w:vAlign w:val="center"/>
           </w:tcPr>
           <w:p>
@@ -4929,7 +4919,7 @@
         </w:tc>
         <w:tc>
           <w:tcPr>
-            <w:tcW w:w="5355" w:type="dxa"/>
+            <w:tcW w:w="6087" w:type="dxa"/>
             <w:vAlign w:val="center"/>
           </w:tcPr>
           <w:p>
@@ -4951,7 +4941,7 @@
         </w:tc>
         <w:tc>
           <w:tcPr>
-            <w:tcW w:w="4935" w:type="dxa"/>
+            <w:tcW w:w="5610" w:type="dxa"/>
             <w:vAlign w:val="center"/>
           </w:tcPr>
           <w:p>
@@ -4973,7 +4963,7 @@
         </w:tc>
         <w:tc>
           <w:tcPr>
-            <w:tcW w:w="1050" w:type="dxa"/>
+            <w:tcW w:w="978" w:type="dxa"/>
             <w:vAlign w:val="center"/>
           </w:tcPr>
           <w:p>
@@ -5003,7 +4993,7 @@
         </w:tc>
         <w:tc>
           <w:tcPr>
-            <w:tcW w:w="945" w:type="dxa"/>
+            <w:tcW w:w="1055" w:type="dxa"/>
             <w:vAlign w:val="center"/>
           </w:tcPr>
           <w:p>
@@ -5033,7 +5023,7 @@
         </w:tc>
         <w:tc>
           <w:tcPr>
-            <w:tcW w:w="2310" w:type="dxa"/>
+            <w:tcW w:w="978" w:type="dxa"/>
             <w:vAlign w:val="center"/>
           </w:tcPr>
           <w:p>
@@ -5053,7 +5043,7 @@
         </w:trPr>
         <w:tc>
           <w:tcPr>
-            <w:tcW w:w="1050" w:type="dxa"/>
+            <w:tcW w:w="1194" w:type="dxa"/>
             <w:vAlign w:val="center"/>
           </w:tcPr>
           <w:p>
@@ -5083,7 +5073,7 @@
         </w:tc>
         <w:tc>
           <w:tcPr>
-            <w:tcW w:w="5355" w:type="dxa"/>
+            <w:tcW w:w="6087" w:type="dxa"/>
             <w:vMerge w:val="restart"/>
             <w:vAlign w:val="center"/>
           </w:tcPr>
@@ -5106,7 +5096,7 @@
         </w:tc>
         <w:tc>
           <w:tcPr>
-            <w:tcW w:w="4935" w:type="dxa"/>
+            <w:tcW w:w="5610" w:type="dxa"/>
             <w:vAlign w:val="center"/>
           </w:tcPr>
           <w:p>
@@ -5128,7 +5118,7 @@
         </w:tc>
         <w:tc>
           <w:tcPr>
-            <w:tcW w:w="1050" w:type="dxa"/>
+            <w:tcW w:w="978" w:type="dxa"/>
             <w:vAlign w:val="center"/>
           </w:tcPr>
           <w:p>
@@ -5158,7 +5148,7 @@
         </w:tc>
         <w:tc>
           <w:tcPr>
-            <w:tcW w:w="945" w:type="dxa"/>
+            <w:tcW w:w="1055" w:type="dxa"/>
             <w:vAlign w:val="center"/>
           </w:tcPr>
           <w:p>
@@ -5188,7 +5178,7 @@
         </w:tc>
         <w:tc>
           <w:tcPr>
-            <w:tcW w:w="2310" w:type="dxa"/>
+            <w:tcW w:w="978" w:type="dxa"/>
             <w:vAlign w:val="center"/>
           </w:tcPr>
           <w:p>
@@ -5208,7 +5198,7 @@
         </w:trPr>
         <w:tc>
           <w:tcPr>
-            <w:tcW w:w="1050" w:type="dxa"/>
+            <w:tcW w:w="1194" w:type="dxa"/>
             <w:vAlign w:val="center"/>
           </w:tcPr>
           <w:p>
@@ -5248,7 +5238,7 @@
         </w:tc>
         <w:tc>
           <w:tcPr>
-            <w:tcW w:w="5355" w:type="dxa"/>
+            <w:tcW w:w="6087" w:type="dxa"/>
             <w:vMerge/>
             <w:vAlign w:val="center"/>
           </w:tcPr>
@@ -5264,7 +5254,7 @@
         </w:tc>
         <w:tc>
           <w:tcPr>
-            <w:tcW w:w="4935" w:type="dxa"/>
+            <w:tcW w:w="5610" w:type="dxa"/>
             <w:vAlign w:val="center"/>
           </w:tcPr>
           <w:p>
@@ -5613,7 +5603,7 @@
         </w:tc>
         <w:tc>
           <w:tcPr>
-            <w:tcW w:w="1050" w:type="dxa"/>
+            <w:tcW w:w="978" w:type="dxa"/>
             <w:vAlign w:val="center"/>
           </w:tcPr>
           <w:p>
@@ -5643,7 +5633,7 @@
         </w:tc>
         <w:tc>
           <w:tcPr>
-            <w:tcW w:w="945" w:type="dxa"/>
+            <w:tcW w:w="1055" w:type="dxa"/>
             <w:vAlign w:val="center"/>
           </w:tcPr>
           <w:p>
@@ -5673,7 +5663,7 @@
         </w:tc>
         <w:tc>
           <w:tcPr>
-            <w:tcW w:w="2310" w:type="dxa"/>
+            <w:tcW w:w="978" w:type="dxa"/>
             <w:vAlign w:val="center"/>
           </w:tcPr>
           <w:p>
@@ -5693,7 +5683,7 @@
         </w:trPr>
         <w:tc>
           <w:tcPr>
-            <w:tcW w:w="1050" w:type="dxa"/>
+            <w:tcW w:w="1194" w:type="dxa"/>
             <w:vAlign w:val="center"/>
           </w:tcPr>
           <w:p>
@@ -5723,7 +5713,7 @@
         </w:tc>
         <w:tc>
           <w:tcPr>
-            <w:tcW w:w="5355" w:type="dxa"/>
+            <w:tcW w:w="6087" w:type="dxa"/>
             <w:vMerge w:val="restart"/>
             <w:vAlign w:val="center"/>
           </w:tcPr>
@@ -5760,7 +5750,7 @@
         </w:tc>
         <w:tc>
           <w:tcPr>
-            <w:tcW w:w="4935" w:type="dxa"/>
+            <w:tcW w:w="5610" w:type="dxa"/>
             <w:vAlign w:val="center"/>
           </w:tcPr>
           <w:p>
@@ -5782,7 +5772,7 @@
         </w:tc>
         <w:tc>
           <w:tcPr>
-            <w:tcW w:w="1050" w:type="dxa"/>
+            <w:tcW w:w="978" w:type="dxa"/>
             <w:vAlign w:val="center"/>
           </w:tcPr>
           <w:p>
@@ -5812,7 +5802,7 @@
         </w:tc>
         <w:tc>
           <w:tcPr>
-            <w:tcW w:w="945" w:type="dxa"/>
+            <w:tcW w:w="1055" w:type="dxa"/>
             <w:vAlign w:val="center"/>
           </w:tcPr>
           <w:p>
@@ -5842,7 +5832,7 @@
         </w:tc>
         <w:tc>
           <w:tcPr>
-            <w:tcW w:w="2310" w:type="dxa"/>
+            <w:tcW w:w="978" w:type="dxa"/>
             <w:vAlign w:val="center"/>
           </w:tcPr>
           <w:p>
@@ -5862,7 +5852,7 @@
         </w:trPr>
         <w:tc>
           <w:tcPr>
-            <w:tcW w:w="1050" w:type="dxa"/>
+            <w:tcW w:w="1194" w:type="dxa"/>
             <w:vAlign w:val="center"/>
           </w:tcPr>
           <w:p>
@@ -5892,7 +5882,7 @@
         </w:tc>
         <w:tc>
           <w:tcPr>
-            <w:tcW w:w="5355" w:type="dxa"/>
+            <w:tcW w:w="6087" w:type="dxa"/>
             <w:vMerge/>
             <w:vAlign w:val="center"/>
           </w:tcPr>
@@ -5908,7 +5898,7 @@
         </w:tc>
         <w:tc>
           <w:tcPr>
-            <w:tcW w:w="4935" w:type="dxa"/>
+            <w:tcW w:w="5610" w:type="dxa"/>
             <w:vAlign w:val="center"/>
           </w:tcPr>
           <w:p>
@@ -6076,7 +6066,6 @@
                 <w:rFonts w:ascii="游ゴシック" w:eastAsia="游ゴシック" w:hAnsi="游ゴシック" w:hint="eastAsia"/>
                 <w:sz w:val="20"/>
               </w:rPr>
-              <w:lastRenderedPageBreak/>
               <w:t>開始日(</w:t>
             </w:r>
             <w:proofErr w:type="spellStart"/>
@@ -6168,24 +6157,23 @@
         </w:tc>
         <w:tc>
           <w:tcPr>
-            <w:tcW w:w="1050" w:type="dxa"/>
-            <w:vAlign w:val="center"/>
-          </w:tcPr>
-          <w:p>
-            <w:pPr>
-              <w:snapToGrid w:val="0"/>
-              <w:jc w:val="center"/>
-              <w:rPr>
-                <w:rFonts w:ascii="游ゴシック" w:eastAsia="游ゴシック" w:hAnsi="游ゴシック"/>
-                <w:sz w:val="20"/>
-              </w:rPr>
-            </w:pPr>
-            <w:r>
-              <w:rPr>
-                <w:rFonts w:ascii="游ゴシック" w:eastAsia="游ゴシック" w:hAnsi="游ゴシック" w:hint="eastAsia"/>
-                <w:sz w:val="20"/>
-              </w:rPr>
-              <w:lastRenderedPageBreak/>
+            <w:tcW w:w="978" w:type="dxa"/>
+            <w:vAlign w:val="center"/>
+          </w:tcPr>
+          <w:p>
+            <w:pPr>
+              <w:snapToGrid w:val="0"/>
+              <w:jc w:val="center"/>
+              <w:rPr>
+                <w:rFonts w:ascii="游ゴシック" w:eastAsia="游ゴシック" w:hAnsi="游ゴシック"/>
+                <w:sz w:val="20"/>
+              </w:rPr>
+            </w:pPr>
+            <w:r>
+              <w:rPr>
+                <w:rFonts w:ascii="游ゴシック" w:eastAsia="游ゴシック" w:hAnsi="游ゴシック" w:hint="eastAsia"/>
+                <w:sz w:val="20"/>
+              </w:rPr>
               <w:t>8</w:t>
             </w:r>
             <w:r>
@@ -6199,7 +6187,7 @@
         </w:tc>
         <w:tc>
           <w:tcPr>
-            <w:tcW w:w="945" w:type="dxa"/>
+            <w:tcW w:w="1055" w:type="dxa"/>
             <w:vAlign w:val="center"/>
           </w:tcPr>
           <w:p>
@@ -6229,7 +6217,7 @@
         </w:tc>
         <w:tc>
           <w:tcPr>
-            <w:tcW w:w="2310" w:type="dxa"/>
+            <w:tcW w:w="978" w:type="dxa"/>
             <w:vAlign w:val="center"/>
           </w:tcPr>
           <w:p>
@@ -6249,15 +6237,15 @@
         </w:trPr>
         <w:tc>
           <w:tcPr>
-            <w:tcW w:w="1050" w:type="dxa"/>
-            <w:vAlign w:val="center"/>
-          </w:tcPr>
-          <w:p>
-            <w:pPr>
-              <w:snapToGrid w:val="0"/>
-              <w:jc w:val="center"/>
-              <w:rPr>
-                <w:rFonts w:ascii="游ゴシック" w:eastAsia="游ゴシック" w:hAnsi="游ゴシック"/>
+            <w:tcW w:w="1194" w:type="dxa"/>
+            <w:vAlign w:val="center"/>
+          </w:tcPr>
+          <w:p>
+            <w:pPr>
+              <w:snapToGrid w:val="0"/>
+              <w:jc w:val="center"/>
+              <w:rPr>
+                <w:rFonts w:ascii="游ゴシック" w:eastAsia="游ゴシック" w:hAnsi="游ゴシック" w:hint="eastAsia"/>
                 <w:sz w:val="20"/>
               </w:rPr>
             </w:pPr>
@@ -6273,80 +6261,65 @@
                 <w:rFonts w:ascii="游ゴシック" w:eastAsia="游ゴシック" w:hAnsi="游ゴシック"/>
                 <w:sz w:val="20"/>
               </w:rPr>
-              <w:t>4-1</w:t>
-            </w:r>
-          </w:p>
-        </w:tc>
-        <w:tc>
-          <w:tcPr>
-            <w:tcW w:w="5355" w:type="dxa"/>
-            <w:vMerge w:val="restart"/>
-            <w:vAlign w:val="center"/>
-          </w:tcPr>
-          <w:p>
-            <w:pPr>
-              <w:snapToGrid w:val="0"/>
-              <w:rPr>
-                <w:rFonts w:ascii="游ゴシック" w:eastAsia="游ゴシック" w:hAnsi="游ゴシック"/>
-                <w:sz w:val="20"/>
-              </w:rPr>
-            </w:pPr>
-            <w:r>
-              <w:rPr>
-                <w:rFonts w:ascii="游ゴシック" w:eastAsia="游ゴシック" w:hAnsi="游ゴシック" w:hint="eastAsia"/>
-                <w:sz w:val="20"/>
-              </w:rPr>
-              <w:t>テストケース</w:t>
-            </w:r>
-            <w:r>
-              <w:rPr>
-                <w:rFonts w:ascii="游ゴシック" w:eastAsia="游ゴシック" w:hAnsi="游ゴシック"/>
-                <w:sz w:val="20"/>
-              </w:rPr>
-              <w:t>No.12,13</w:t>
-            </w:r>
-            <w:r>
-              <w:rPr>
-                <w:rFonts w:ascii="游ゴシック" w:eastAsia="游ゴシック" w:hAnsi="游ゴシック" w:hint="eastAsia"/>
-                <w:sz w:val="20"/>
-              </w:rPr>
-              <w:t>とは異なる料金情報を、料金編集画面のテキストボックスに入力し、料金編集画面のキャンセルボタンを押下する。</w:t>
-            </w:r>
-          </w:p>
-        </w:tc>
-        <w:tc>
-          <w:tcPr>
-            <w:tcW w:w="4935" w:type="dxa"/>
-            <w:vAlign w:val="center"/>
-          </w:tcPr>
-          <w:p>
-            <w:pPr>
-              <w:snapToGrid w:val="0"/>
-              <w:rPr>
-                <w:rFonts w:ascii="游ゴシック" w:eastAsia="游ゴシック" w:hAnsi="游ゴシック"/>
-                <w:sz w:val="20"/>
-              </w:rPr>
-            </w:pPr>
-            <w:r>
-              <w:rPr>
-                <w:rFonts w:ascii="游ゴシック" w:eastAsia="游ゴシック" w:hAnsi="游ゴシック" w:hint="eastAsia"/>
-                <w:sz w:val="20"/>
-              </w:rPr>
-              <w:t>料金検索画面に遷移すること。</w:t>
-            </w:r>
-          </w:p>
-        </w:tc>
-        <w:tc>
-          <w:tcPr>
-            <w:tcW w:w="1050" w:type="dxa"/>
-            <w:vAlign w:val="center"/>
-          </w:tcPr>
-          <w:p>
-            <w:pPr>
-              <w:snapToGrid w:val="0"/>
-              <w:jc w:val="center"/>
-              <w:rPr>
-                <w:rFonts w:ascii="游ゴシック" w:eastAsia="游ゴシック" w:hAnsi="游ゴシック"/>
+              <w:t>4</w:t>
+            </w:r>
+          </w:p>
+        </w:tc>
+        <w:tc>
+          <w:tcPr>
+            <w:tcW w:w="6087" w:type="dxa"/>
+            <w:vAlign w:val="center"/>
+          </w:tcPr>
+          <w:p>
+            <w:pPr>
+              <w:snapToGrid w:val="0"/>
+              <w:rPr>
+                <w:rFonts w:ascii="游ゴシック" w:eastAsia="游ゴシック" w:hAnsi="游ゴシック"/>
+                <w:sz w:val="20"/>
+              </w:rPr>
+            </w:pPr>
+            <w:r>
+              <w:rPr>
+                <w:rFonts w:ascii="游ゴシック" w:eastAsia="游ゴシック" w:hAnsi="游ゴシック" w:hint="eastAsia"/>
+                <w:sz w:val="20"/>
+              </w:rPr>
+              <w:t>料金検索結果画面の、料金番号のリンクを押下する。</w:t>
+            </w:r>
+          </w:p>
+        </w:tc>
+        <w:tc>
+          <w:tcPr>
+            <w:tcW w:w="5610" w:type="dxa"/>
+            <w:vAlign w:val="center"/>
+          </w:tcPr>
+          <w:p>
+            <w:pPr>
+              <w:snapToGrid w:val="0"/>
+              <w:rPr>
+                <w:rFonts w:ascii="游ゴシック" w:eastAsia="游ゴシック" w:hAnsi="游ゴシック" w:hint="eastAsia"/>
+                <w:sz w:val="20"/>
+              </w:rPr>
+            </w:pPr>
+            <w:r>
+              <w:rPr>
+                <w:rFonts w:ascii="游ゴシック" w:eastAsia="游ゴシック" w:hAnsi="游ゴシック" w:hint="eastAsia"/>
+                <w:sz w:val="20"/>
+              </w:rPr>
+              <w:t>料金編集画面に遷移すること。</w:t>
+            </w:r>
+          </w:p>
+        </w:tc>
+        <w:tc>
+          <w:tcPr>
+            <w:tcW w:w="978" w:type="dxa"/>
+            <w:vAlign w:val="center"/>
+          </w:tcPr>
+          <w:p>
+            <w:pPr>
+              <w:snapToGrid w:val="0"/>
+              <w:jc w:val="center"/>
+              <w:rPr>
+                <w:rFonts w:ascii="游ゴシック" w:eastAsia="游ゴシック" w:hAnsi="游ゴシック" w:hint="eastAsia"/>
                 <w:sz w:val="20"/>
               </w:rPr>
             </w:pPr>
@@ -6368,15 +6341,15 @@
         </w:tc>
         <w:tc>
           <w:tcPr>
-            <w:tcW w:w="945" w:type="dxa"/>
-            <w:vAlign w:val="center"/>
-          </w:tcPr>
-          <w:p>
-            <w:pPr>
-              <w:snapToGrid w:val="0"/>
-              <w:jc w:val="center"/>
-              <w:rPr>
-                <w:rFonts w:ascii="游ゴシック" w:eastAsia="游ゴシック" w:hAnsi="游ゴシック"/>
+            <w:tcW w:w="1055" w:type="dxa"/>
+            <w:vAlign w:val="center"/>
+          </w:tcPr>
+          <w:p>
+            <w:pPr>
+              <w:snapToGrid w:val="0"/>
+              <w:jc w:val="center"/>
+              <w:rPr>
+                <w:rFonts w:ascii="游ゴシック" w:eastAsia="游ゴシック" w:hAnsi="游ゴシック" w:hint="eastAsia"/>
                 <w:sz w:val="20"/>
               </w:rPr>
             </w:pPr>
@@ -6398,7 +6371,7 @@
         </w:tc>
         <w:tc>
           <w:tcPr>
-            <w:tcW w:w="2310" w:type="dxa"/>
+            <w:tcW w:w="978" w:type="dxa"/>
             <w:vAlign w:val="center"/>
           </w:tcPr>
           <w:p>
@@ -6418,23 +6391,24 @@
         </w:trPr>
         <w:tc>
           <w:tcPr>
-            <w:tcW w:w="1050" w:type="dxa"/>
-            <w:vAlign w:val="center"/>
-          </w:tcPr>
-          <w:p>
-            <w:pPr>
-              <w:snapToGrid w:val="0"/>
-              <w:jc w:val="center"/>
-              <w:rPr>
-                <w:rFonts w:ascii="游ゴシック" w:eastAsia="游ゴシック" w:hAnsi="游ゴシック"/>
-                <w:sz w:val="20"/>
-              </w:rPr>
-            </w:pPr>
-            <w:r>
-              <w:rPr>
-                <w:rFonts w:ascii="游ゴシック" w:eastAsia="游ゴシック" w:hAnsi="游ゴシック" w:hint="eastAsia"/>
-                <w:sz w:val="20"/>
-              </w:rPr>
+            <w:tcW w:w="1194" w:type="dxa"/>
+            <w:vAlign w:val="center"/>
+          </w:tcPr>
+          <w:p>
+            <w:pPr>
+              <w:snapToGrid w:val="0"/>
+              <w:jc w:val="center"/>
+              <w:rPr>
+                <w:rFonts w:ascii="游ゴシック" w:eastAsia="游ゴシック" w:hAnsi="游ゴシック"/>
+                <w:sz w:val="20"/>
+              </w:rPr>
+            </w:pPr>
+            <w:r>
+              <w:rPr>
+                <w:rFonts w:ascii="游ゴシック" w:eastAsia="游ゴシック" w:hAnsi="游ゴシック" w:hint="eastAsia"/>
+                <w:sz w:val="20"/>
+              </w:rPr>
+              <w:lastRenderedPageBreak/>
               <w:t>1</w:t>
             </w:r>
             <w:r>
@@ -6442,288 +6416,79 @@
                 <w:rFonts w:ascii="游ゴシック" w:eastAsia="游ゴシック" w:hAnsi="游ゴシック"/>
                 <w:sz w:val="20"/>
               </w:rPr>
-              <w:t>4-2</w:t>
-            </w:r>
-          </w:p>
-        </w:tc>
-        <w:tc>
-          <w:tcPr>
-            <w:tcW w:w="5355" w:type="dxa"/>
-            <w:vMerge/>
-            <w:vAlign w:val="center"/>
-          </w:tcPr>
-          <w:p>
-            <w:pPr>
-              <w:snapToGrid w:val="0"/>
-              <w:rPr>
-                <w:rFonts w:ascii="游ゴシック" w:eastAsia="游ゴシック" w:hAnsi="游ゴシック"/>
-                <w:sz w:val="20"/>
-              </w:rPr>
-            </w:pPr>
-          </w:p>
-        </w:tc>
-        <w:tc>
-          <w:tcPr>
-            <w:tcW w:w="4935" w:type="dxa"/>
-            <w:vAlign w:val="center"/>
-          </w:tcPr>
-          <w:p>
-            <w:pPr>
-              <w:snapToGrid w:val="0"/>
-              <w:rPr>
-                <w:rFonts w:ascii="游ゴシック" w:eastAsia="游ゴシック" w:hAnsi="游ゴシック"/>
-                <w:sz w:val="20"/>
-              </w:rPr>
-            </w:pPr>
-            <w:r>
-              <w:rPr>
-                <w:rFonts w:ascii="游ゴシック" w:eastAsia="游ゴシック" w:hAnsi="游ゴシック" w:hint="eastAsia"/>
-                <w:sz w:val="20"/>
-              </w:rPr>
-              <w:t>T</w:t>
-            </w:r>
-            <w:r>
-              <w:rPr>
-                <w:rFonts w:ascii="游ゴシック" w:eastAsia="游ゴシック" w:hAnsi="游ゴシック"/>
-                <w:sz w:val="20"/>
-              </w:rPr>
-              <w:t>-CHARGE</w:t>
-            </w:r>
-            <w:r>
-              <w:rPr>
-                <w:rFonts w:ascii="游ゴシック" w:eastAsia="游ゴシック" w:hAnsi="游ゴシック" w:hint="eastAsia"/>
-                <w:sz w:val="20"/>
-              </w:rPr>
-              <w:t>テーブルに、フォームに入力した以下のレコードが追加されていること。</w:t>
-            </w:r>
-          </w:p>
-          <w:p>
-            <w:pPr>
-              <w:snapToGrid w:val="0"/>
-              <w:rPr>
-                <w:rFonts w:ascii="游ゴシック" w:eastAsia="游ゴシック" w:hAnsi="游ゴシック"/>
-                <w:sz w:val="20"/>
-              </w:rPr>
-            </w:pPr>
-            <w:r>
-              <w:rPr>
-                <w:rFonts w:ascii="游ゴシック" w:eastAsia="游ゴシック" w:hAnsi="游ゴシック" w:hint="eastAsia"/>
-                <w:sz w:val="20"/>
-              </w:rPr>
-              <w:t>料金I</w:t>
-            </w:r>
-            <w:r>
-              <w:rPr>
-                <w:rFonts w:ascii="游ゴシック" w:eastAsia="游ゴシック" w:hAnsi="游ゴシック"/>
-                <w:sz w:val="20"/>
-              </w:rPr>
-              <w:t>D(</w:t>
-            </w:r>
-            <w:proofErr w:type="spellStart"/>
-            <w:r>
-              <w:rPr>
-                <w:rFonts w:ascii="游ゴシック" w:eastAsia="游ゴシック" w:hAnsi="游ゴシック"/>
-                <w:sz w:val="20"/>
-              </w:rPr>
-              <w:t>charge_id</w:t>
-            </w:r>
-            <w:proofErr w:type="spellEnd"/>
-            <w:r>
-              <w:rPr>
-                <w:rFonts w:ascii="游ゴシック" w:eastAsia="游ゴシック" w:hAnsi="游ゴシック"/>
-                <w:sz w:val="20"/>
-              </w:rPr>
-              <w:t>)</w:t>
-            </w:r>
-            <w:r>
-              <w:rPr>
-                <w:rFonts w:ascii="游ゴシック" w:eastAsia="游ゴシック" w:hAnsi="游ゴシック" w:hint="eastAsia"/>
-                <w:sz w:val="20"/>
-              </w:rPr>
-              <w:t>：※整数自動生成</w:t>
-            </w:r>
-          </w:p>
-          <w:p>
-            <w:pPr>
-              <w:snapToGrid w:val="0"/>
-              <w:rPr>
-                <w:rFonts w:ascii="游ゴシック" w:eastAsia="游ゴシック" w:hAnsi="游ゴシック"/>
-                <w:sz w:val="20"/>
-              </w:rPr>
-            </w:pPr>
-            <w:r>
-              <w:rPr>
-                <w:rFonts w:ascii="游ゴシック" w:eastAsia="游ゴシック" w:hAnsi="游ゴシック" w:hint="eastAsia"/>
-                <w:sz w:val="20"/>
-              </w:rPr>
-              <w:t>料金名(</w:t>
-            </w:r>
-            <w:proofErr w:type="spellStart"/>
-            <w:r>
-              <w:rPr>
-                <w:rFonts w:ascii="游ゴシック" w:eastAsia="游ゴシック" w:hAnsi="游ゴシック"/>
-                <w:sz w:val="20"/>
-              </w:rPr>
-              <w:t>charge_name</w:t>
-            </w:r>
-            <w:proofErr w:type="spellEnd"/>
-            <w:r>
-              <w:rPr>
-                <w:rFonts w:ascii="游ゴシック" w:eastAsia="游ゴシック" w:hAnsi="游ゴシック"/>
-                <w:sz w:val="20"/>
-              </w:rPr>
-              <w:t>)</w:t>
-            </w:r>
-            <w:r>
-              <w:rPr>
-                <w:rFonts w:ascii="游ゴシック" w:eastAsia="游ゴシック" w:hAnsi="游ゴシック" w:hint="eastAsia"/>
-                <w:sz w:val="20"/>
-              </w:rPr>
-              <w:t>：料金4</w:t>
-            </w:r>
-          </w:p>
-          <w:p>
-            <w:pPr>
-              <w:snapToGrid w:val="0"/>
-              <w:rPr>
-                <w:rFonts w:ascii="游ゴシック" w:eastAsia="游ゴシック" w:hAnsi="游ゴシック"/>
-                <w:sz w:val="20"/>
-              </w:rPr>
-            </w:pPr>
-            <w:r>
-              <w:rPr>
-                <w:rFonts w:ascii="游ゴシック" w:eastAsia="游ゴシック" w:hAnsi="游ゴシック" w:hint="eastAsia"/>
-                <w:sz w:val="20"/>
-              </w:rPr>
-              <w:t>料金(</w:t>
-            </w:r>
-            <w:r>
-              <w:rPr>
-                <w:rFonts w:ascii="游ゴシック" w:eastAsia="游ゴシック" w:hAnsi="游ゴシック"/>
-                <w:sz w:val="20"/>
-              </w:rPr>
-              <w:t>amount)</w:t>
-            </w:r>
-            <w:r>
-              <w:rPr>
-                <w:rFonts w:ascii="游ゴシック" w:eastAsia="游ゴシック" w:hAnsi="游ゴシック" w:hint="eastAsia"/>
-                <w:sz w:val="20"/>
-              </w:rPr>
-              <w:t>：4</w:t>
-            </w:r>
-            <w:r>
-              <w:rPr>
-                <w:rFonts w:ascii="游ゴシック" w:eastAsia="游ゴシック" w:hAnsi="游ゴシック"/>
-                <w:sz w:val="20"/>
-              </w:rPr>
-              <w:t>000</w:t>
-            </w:r>
-          </w:p>
-          <w:p>
-            <w:pPr>
-              <w:snapToGrid w:val="0"/>
-              <w:rPr>
-                <w:rFonts w:ascii="游ゴシック" w:eastAsia="游ゴシック" w:hAnsi="游ゴシック"/>
-                <w:sz w:val="20"/>
-              </w:rPr>
-            </w:pPr>
-            <w:r>
-              <w:rPr>
-                <w:rFonts w:ascii="游ゴシック" w:eastAsia="游ゴシック" w:hAnsi="游ゴシック" w:hint="eastAsia"/>
-                <w:sz w:val="20"/>
-              </w:rPr>
-              <w:t>開始日(</w:t>
-            </w:r>
-            <w:proofErr w:type="spellStart"/>
-            <w:r>
-              <w:rPr>
-                <w:rFonts w:ascii="游ゴシック" w:eastAsia="游ゴシック" w:hAnsi="游ゴシック"/>
-                <w:sz w:val="20"/>
-              </w:rPr>
-              <w:t>start_date</w:t>
-            </w:r>
-            <w:proofErr w:type="spellEnd"/>
-            <w:r>
-              <w:rPr>
-                <w:rFonts w:ascii="游ゴシック" w:eastAsia="游ゴシック" w:hAnsi="游ゴシック"/>
-                <w:sz w:val="20"/>
-              </w:rPr>
-              <w:t>)</w:t>
-            </w:r>
-            <w:r>
-              <w:rPr>
-                <w:rFonts w:ascii="游ゴシック" w:eastAsia="游ゴシック" w:hAnsi="游ゴシック" w:hint="eastAsia"/>
-                <w:sz w:val="20"/>
-              </w:rPr>
-              <w:t>：2</w:t>
-            </w:r>
-            <w:r>
-              <w:rPr>
-                <w:rFonts w:ascii="游ゴシック" w:eastAsia="游ゴシック" w:hAnsi="游ゴシック"/>
-                <w:sz w:val="20"/>
-              </w:rPr>
-              <w:t>025-04-01</w:t>
-            </w:r>
-          </w:p>
-          <w:p>
-            <w:pPr>
-              <w:snapToGrid w:val="0"/>
-              <w:rPr>
-                <w:rFonts w:ascii="游ゴシック" w:eastAsia="游ゴシック" w:hAnsi="游ゴシック"/>
-                <w:sz w:val="20"/>
-              </w:rPr>
-            </w:pPr>
-            <w:r>
-              <w:rPr>
-                <w:rFonts w:ascii="游ゴシック" w:eastAsia="游ゴシック" w:hAnsi="游ゴシック" w:hint="eastAsia"/>
-                <w:sz w:val="20"/>
-              </w:rPr>
-              <w:t>終了日(</w:t>
-            </w:r>
-            <w:proofErr w:type="spellStart"/>
-            <w:r>
-              <w:rPr>
-                <w:rFonts w:ascii="游ゴシック" w:eastAsia="游ゴシック" w:hAnsi="游ゴシック"/>
-                <w:sz w:val="20"/>
-              </w:rPr>
-              <w:t>end_date</w:t>
-            </w:r>
-            <w:proofErr w:type="spellEnd"/>
-            <w:r>
-              <w:rPr>
-                <w:rFonts w:ascii="游ゴシック" w:eastAsia="游ゴシック" w:hAnsi="游ゴシック"/>
-                <w:sz w:val="20"/>
-              </w:rPr>
-              <w:t>)</w:t>
-            </w:r>
-            <w:r>
-              <w:rPr>
-                <w:rFonts w:ascii="游ゴシック" w:eastAsia="游ゴシック" w:hAnsi="游ゴシック" w:hint="eastAsia"/>
-                <w:sz w:val="20"/>
-              </w:rPr>
-              <w:t>：2</w:t>
-            </w:r>
-            <w:r>
-              <w:rPr>
-                <w:rFonts w:ascii="游ゴシック" w:eastAsia="游ゴシック" w:hAnsi="游ゴシック"/>
-                <w:sz w:val="20"/>
-              </w:rPr>
-              <w:t>025-05-01</w:t>
-            </w:r>
-          </w:p>
-          <w:p>
-            <w:pPr>
-              <w:snapToGrid w:val="0"/>
-              <w:rPr>
-                <w:rFonts w:ascii="游ゴシック" w:eastAsia="游ゴシック" w:hAnsi="游ゴシック"/>
-                <w:sz w:val="20"/>
-              </w:rPr>
-            </w:pPr>
-          </w:p>
-        </w:tc>
-        <w:tc>
-          <w:tcPr>
-            <w:tcW w:w="1050" w:type="dxa"/>
+              <w:t>5</w:t>
+            </w:r>
+            <w:r>
+              <w:rPr>
+                <w:rFonts w:ascii="游ゴシック" w:eastAsia="游ゴシック" w:hAnsi="游ゴシック"/>
+                <w:sz w:val="20"/>
+              </w:rPr>
+              <w:t>-1</w:t>
+            </w:r>
+          </w:p>
+        </w:tc>
+        <w:tc>
+          <w:tcPr>
+            <w:tcW w:w="6087" w:type="dxa"/>
+            <w:vMerge w:val="restart"/>
+            <w:vAlign w:val="center"/>
+          </w:tcPr>
+          <w:p>
+            <w:pPr>
+              <w:snapToGrid w:val="0"/>
+              <w:rPr>
+                <w:rFonts w:ascii="游ゴシック" w:eastAsia="游ゴシック" w:hAnsi="游ゴシック"/>
+                <w:sz w:val="20"/>
+              </w:rPr>
+            </w:pPr>
+            <w:r>
+              <w:rPr>
+                <w:rFonts w:ascii="游ゴシック" w:eastAsia="游ゴシック" w:hAnsi="游ゴシック" w:hint="eastAsia"/>
+                <w:sz w:val="20"/>
+              </w:rPr>
+              <w:t>テストケース</w:t>
+            </w:r>
+            <w:r>
+              <w:rPr>
+                <w:rFonts w:ascii="游ゴシック" w:eastAsia="游ゴシック" w:hAnsi="游ゴシック"/>
+                <w:sz w:val="20"/>
+              </w:rPr>
+              <w:t>No.12,13</w:t>
+            </w:r>
+            <w:r>
+              <w:rPr>
+                <w:rFonts w:ascii="游ゴシック" w:eastAsia="游ゴシック" w:hAnsi="游ゴシック" w:hint="eastAsia"/>
+                <w:sz w:val="20"/>
+              </w:rPr>
+              <w:t>とは異なる料金情報を、料金編集画面のテキストボックスに入力し、料金編集画面のキャンセルボタンを押下する。</w:t>
+            </w:r>
+          </w:p>
+        </w:tc>
+        <w:tc>
+          <w:tcPr>
+            <w:tcW w:w="5610" w:type="dxa"/>
+            <w:vAlign w:val="center"/>
+          </w:tcPr>
+          <w:p>
+            <w:pPr>
+              <w:snapToGrid w:val="0"/>
+              <w:rPr>
+                <w:rFonts w:ascii="游ゴシック" w:eastAsia="游ゴシック" w:hAnsi="游ゴシック"/>
+                <w:sz w:val="20"/>
+              </w:rPr>
+            </w:pPr>
+            <w:r>
+              <w:rPr>
+                <w:rFonts w:ascii="游ゴシック" w:eastAsia="游ゴシック" w:hAnsi="游ゴシック" w:hint="eastAsia"/>
+                <w:sz w:val="20"/>
+              </w:rPr>
+              <w:t>料金検索画面に遷移すること。</w:t>
+            </w:r>
+          </w:p>
+        </w:tc>
+        <w:tc>
+          <w:tcPr>
+            <w:tcW w:w="978" w:type="dxa"/>
             <w:vAlign w:val="center"/>
           </w:tcPr>
           <w:p>
@@ -6753,7 +6518,7 @@
         </w:tc>
         <w:tc>
           <w:tcPr>
-            <w:tcW w:w="945" w:type="dxa"/>
+            <w:tcW w:w="1055" w:type="dxa"/>
             <w:vAlign w:val="center"/>
           </w:tcPr>
           <w:p>
@@ -6783,7 +6548,7 @@
         </w:tc>
         <w:tc>
           <w:tcPr>
-            <w:tcW w:w="2310" w:type="dxa"/>
+            <w:tcW w:w="978" w:type="dxa"/>
             <w:vAlign w:val="center"/>
           </w:tcPr>
           <w:p>
@@ -6803,7 +6568,7 @@
         </w:trPr>
         <w:tc>
           <w:tcPr>
-            <w:tcW w:w="1050" w:type="dxa"/>
+            <w:tcW w:w="1194" w:type="dxa"/>
             <w:vAlign w:val="center"/>
           </w:tcPr>
           <w:p>
@@ -6827,72 +6592,316 @@
                 <w:rFonts w:ascii="游ゴシック" w:eastAsia="游ゴシック" w:hAnsi="游ゴシック"/>
                 <w:sz w:val="20"/>
               </w:rPr>
-              <w:t>5-1</w:t>
-            </w:r>
-          </w:p>
-        </w:tc>
-        <w:tc>
-          <w:tcPr>
-            <w:tcW w:w="5355" w:type="dxa"/>
-            <w:vMerge w:val="restart"/>
-            <w:vAlign w:val="center"/>
-          </w:tcPr>
-          <w:p>
-            <w:pPr>
-              <w:snapToGrid w:val="0"/>
-              <w:rPr>
-                <w:rFonts w:ascii="游ゴシック" w:eastAsia="游ゴシック" w:hAnsi="游ゴシック"/>
-                <w:sz w:val="20"/>
-              </w:rPr>
-            </w:pPr>
-            <w:r>
-              <w:rPr>
-                <w:rFonts w:ascii="游ゴシック" w:eastAsia="游ゴシック" w:hAnsi="游ゴシック" w:hint="eastAsia"/>
-                <w:sz w:val="20"/>
-              </w:rPr>
-              <w:t>テストケース</w:t>
-            </w:r>
-            <w:r>
-              <w:rPr>
-                <w:rFonts w:ascii="游ゴシック" w:eastAsia="游ゴシック" w:hAnsi="游ゴシック"/>
-                <w:sz w:val="20"/>
-              </w:rPr>
-              <w:t>No.12,13,14</w:t>
-            </w:r>
-            <w:r>
-              <w:rPr>
-                <w:rFonts w:ascii="游ゴシック" w:eastAsia="游ゴシック" w:hAnsi="游ゴシック" w:hint="eastAsia"/>
-                <w:sz w:val="20"/>
-              </w:rPr>
-              <w:t>とは異なる料金情報を、料金編集画面のテキストボックスに入力し、保存ボタンを押してから、料金編集画面の削除ボタンを押下する。</w:t>
-            </w:r>
-          </w:p>
-        </w:tc>
-        <w:tc>
-          <w:tcPr>
-            <w:tcW w:w="4935" w:type="dxa"/>
-            <w:vAlign w:val="center"/>
-          </w:tcPr>
-          <w:p>
-            <w:pPr>
-              <w:snapToGrid w:val="0"/>
-              <w:rPr>
-                <w:rFonts w:ascii="游ゴシック" w:eastAsia="游ゴシック" w:hAnsi="游ゴシック"/>
-                <w:sz w:val="20"/>
-              </w:rPr>
-            </w:pPr>
-            <w:r>
-              <w:rPr>
-                <w:rFonts w:ascii="游ゴシック" w:eastAsia="游ゴシック" w:hAnsi="游ゴシック" w:hint="eastAsia"/>
-                <w:sz w:val="20"/>
-              </w:rPr>
-              <w:t>「削除してもよろしいですか？」とポップアップが表示されること。</w:t>
-            </w:r>
-          </w:p>
-        </w:tc>
-        <w:tc>
-          <w:tcPr>
-            <w:tcW w:w="1050" w:type="dxa"/>
+              <w:t>5</w:t>
+            </w:r>
+            <w:r>
+              <w:rPr>
+                <w:rFonts w:ascii="游ゴシック" w:eastAsia="游ゴシック" w:hAnsi="游ゴシック"/>
+                <w:sz w:val="20"/>
+              </w:rPr>
+              <w:t>-2</w:t>
+            </w:r>
+          </w:p>
+        </w:tc>
+        <w:tc>
+          <w:tcPr>
+            <w:tcW w:w="6087" w:type="dxa"/>
+            <w:vMerge/>
+            <w:vAlign w:val="center"/>
+          </w:tcPr>
+          <w:p>
+            <w:pPr>
+              <w:snapToGrid w:val="0"/>
+              <w:rPr>
+                <w:rFonts w:ascii="游ゴシック" w:eastAsia="游ゴシック" w:hAnsi="游ゴシック"/>
+                <w:sz w:val="20"/>
+              </w:rPr>
+            </w:pPr>
+          </w:p>
+        </w:tc>
+        <w:tc>
+          <w:tcPr>
+            <w:tcW w:w="5610" w:type="dxa"/>
+            <w:vAlign w:val="center"/>
+          </w:tcPr>
+          <w:p>
+            <w:pPr>
+              <w:snapToGrid w:val="0"/>
+              <w:rPr>
+                <w:rFonts w:ascii="游ゴシック" w:eastAsia="游ゴシック" w:hAnsi="游ゴシック"/>
+                <w:sz w:val="20"/>
+              </w:rPr>
+            </w:pPr>
+            <w:r>
+              <w:rPr>
+                <w:rFonts w:ascii="游ゴシック" w:eastAsia="游ゴシック" w:hAnsi="游ゴシック" w:hint="eastAsia"/>
+                <w:sz w:val="20"/>
+              </w:rPr>
+              <w:t>T</w:t>
+            </w:r>
+            <w:r>
+              <w:rPr>
+                <w:rFonts w:ascii="游ゴシック" w:eastAsia="游ゴシック" w:hAnsi="游ゴシック"/>
+                <w:sz w:val="20"/>
+              </w:rPr>
+              <w:t>-CHARGE</w:t>
+            </w:r>
+            <w:r>
+              <w:rPr>
+                <w:rFonts w:ascii="游ゴシック" w:eastAsia="游ゴシック" w:hAnsi="游ゴシック" w:hint="eastAsia"/>
+                <w:sz w:val="20"/>
+              </w:rPr>
+              <w:t>テーブルに、フォームに入力した以下のレコード</w:t>
+            </w:r>
+            <w:r>
+              <w:rPr>
+                <w:rFonts w:ascii="游ゴシック" w:eastAsia="游ゴシック" w:hAnsi="游ゴシック" w:hint="eastAsia"/>
+                <w:sz w:val="20"/>
+              </w:rPr>
+              <w:t>に変更</w:t>
+            </w:r>
+            <w:r>
+              <w:rPr>
+                <w:rFonts w:ascii="游ゴシック" w:eastAsia="游ゴシック" w:hAnsi="游ゴシック" w:hint="eastAsia"/>
+                <w:sz w:val="20"/>
+              </w:rPr>
+              <w:t>されて</w:t>
+            </w:r>
+            <w:r>
+              <w:rPr>
+                <w:rFonts w:ascii="游ゴシック" w:eastAsia="游ゴシック" w:hAnsi="游ゴシック" w:hint="eastAsia"/>
+                <w:sz w:val="20"/>
+              </w:rPr>
+              <w:t>いないこと。</w:t>
+            </w:r>
+          </w:p>
+          <w:p>
+            <w:pPr>
+              <w:snapToGrid w:val="0"/>
+              <w:rPr>
+                <w:rFonts w:ascii="游ゴシック" w:eastAsia="游ゴシック" w:hAnsi="游ゴシック"/>
+                <w:sz w:val="20"/>
+              </w:rPr>
+            </w:pPr>
+            <w:r>
+              <w:rPr>
+                <w:rFonts w:ascii="游ゴシック" w:eastAsia="游ゴシック" w:hAnsi="游ゴシック" w:hint="eastAsia"/>
+                <w:sz w:val="20"/>
+              </w:rPr>
+              <w:t>料金I</w:t>
+            </w:r>
+            <w:r>
+              <w:rPr>
+                <w:rFonts w:ascii="游ゴシック" w:eastAsia="游ゴシック" w:hAnsi="游ゴシック"/>
+                <w:sz w:val="20"/>
+              </w:rPr>
+              <w:t>D(</w:t>
+            </w:r>
+            <w:proofErr w:type="spellStart"/>
+            <w:r>
+              <w:rPr>
+                <w:rFonts w:ascii="游ゴシック" w:eastAsia="游ゴシック" w:hAnsi="游ゴシック"/>
+                <w:sz w:val="20"/>
+              </w:rPr>
+              <w:t>charge_id</w:t>
+            </w:r>
+            <w:proofErr w:type="spellEnd"/>
+            <w:r>
+              <w:rPr>
+                <w:rFonts w:ascii="游ゴシック" w:eastAsia="游ゴシック" w:hAnsi="游ゴシック"/>
+                <w:sz w:val="20"/>
+              </w:rPr>
+              <w:t>)</w:t>
+            </w:r>
+            <w:r>
+              <w:rPr>
+                <w:rFonts w:ascii="游ゴシック" w:eastAsia="游ゴシック" w:hAnsi="游ゴシック" w:hint="eastAsia"/>
+                <w:sz w:val="20"/>
+              </w:rPr>
+              <w:t>：※整数自動生成</w:t>
+            </w:r>
+          </w:p>
+          <w:p>
+            <w:pPr>
+              <w:snapToGrid w:val="0"/>
+              <w:rPr>
+                <w:rFonts w:ascii="游ゴシック" w:eastAsia="游ゴシック" w:hAnsi="游ゴシック"/>
+                <w:sz w:val="20"/>
+              </w:rPr>
+            </w:pPr>
+            <w:r>
+              <w:rPr>
+                <w:rFonts w:ascii="游ゴシック" w:eastAsia="游ゴシック" w:hAnsi="游ゴシック" w:hint="eastAsia"/>
+                <w:sz w:val="20"/>
+              </w:rPr>
+              <w:t>料金名(</w:t>
+            </w:r>
+            <w:proofErr w:type="spellStart"/>
+            <w:r>
+              <w:rPr>
+                <w:rFonts w:ascii="游ゴシック" w:eastAsia="游ゴシック" w:hAnsi="游ゴシック"/>
+                <w:sz w:val="20"/>
+              </w:rPr>
+              <w:t>charge_name</w:t>
+            </w:r>
+            <w:proofErr w:type="spellEnd"/>
+            <w:r>
+              <w:rPr>
+                <w:rFonts w:ascii="游ゴシック" w:eastAsia="游ゴシック" w:hAnsi="游ゴシック"/>
+                <w:sz w:val="20"/>
+              </w:rPr>
+              <w:t>)</w:t>
+            </w:r>
+            <w:r>
+              <w:rPr>
+                <w:rFonts w:ascii="游ゴシック" w:eastAsia="游ゴシック" w:hAnsi="游ゴシック" w:hint="eastAsia"/>
+                <w:sz w:val="20"/>
+              </w:rPr>
+              <w:t>：料金4</w:t>
+            </w:r>
+          </w:p>
+          <w:p>
+            <w:pPr>
+              <w:snapToGrid w:val="0"/>
+              <w:rPr>
+                <w:rFonts w:ascii="游ゴシック" w:eastAsia="游ゴシック" w:hAnsi="游ゴシック"/>
+                <w:sz w:val="20"/>
+              </w:rPr>
+            </w:pPr>
+            <w:r>
+              <w:rPr>
+                <w:rFonts w:ascii="游ゴシック" w:eastAsia="游ゴシック" w:hAnsi="游ゴシック" w:hint="eastAsia"/>
+                <w:sz w:val="20"/>
+              </w:rPr>
+              <w:t>料金(</w:t>
+            </w:r>
+            <w:r>
+              <w:rPr>
+                <w:rFonts w:ascii="游ゴシック" w:eastAsia="游ゴシック" w:hAnsi="游ゴシック"/>
+                <w:sz w:val="20"/>
+              </w:rPr>
+              <w:t>amount)</w:t>
+            </w:r>
+            <w:r>
+              <w:rPr>
+                <w:rFonts w:ascii="游ゴシック" w:eastAsia="游ゴシック" w:hAnsi="游ゴシック" w:hint="eastAsia"/>
+                <w:sz w:val="20"/>
+              </w:rPr>
+              <w:t>：4</w:t>
+            </w:r>
+            <w:r>
+              <w:rPr>
+                <w:rFonts w:ascii="游ゴシック" w:eastAsia="游ゴシック" w:hAnsi="游ゴシック"/>
+                <w:sz w:val="20"/>
+              </w:rPr>
+              <w:t>000</w:t>
+            </w:r>
+          </w:p>
+          <w:p>
+            <w:pPr>
+              <w:snapToGrid w:val="0"/>
+              <w:rPr>
+                <w:rFonts w:ascii="游ゴシック" w:eastAsia="游ゴシック" w:hAnsi="游ゴシック"/>
+                <w:sz w:val="20"/>
+              </w:rPr>
+            </w:pPr>
+            <w:r>
+              <w:rPr>
+                <w:rFonts w:ascii="游ゴシック" w:eastAsia="游ゴシック" w:hAnsi="游ゴシック" w:hint="eastAsia"/>
+                <w:sz w:val="20"/>
+              </w:rPr>
+              <w:t>開始日(</w:t>
+            </w:r>
+            <w:proofErr w:type="spellStart"/>
+            <w:r>
+              <w:rPr>
+                <w:rFonts w:ascii="游ゴシック" w:eastAsia="游ゴシック" w:hAnsi="游ゴシック"/>
+                <w:sz w:val="20"/>
+              </w:rPr>
+              <w:t>start_date</w:t>
+            </w:r>
+            <w:proofErr w:type="spellEnd"/>
+            <w:r>
+              <w:rPr>
+                <w:rFonts w:ascii="游ゴシック" w:eastAsia="游ゴシック" w:hAnsi="游ゴシック"/>
+                <w:sz w:val="20"/>
+              </w:rPr>
+              <w:t>)</w:t>
+            </w:r>
+            <w:r>
+              <w:rPr>
+                <w:rFonts w:ascii="游ゴシック" w:eastAsia="游ゴシック" w:hAnsi="游ゴシック" w:hint="eastAsia"/>
+                <w:sz w:val="20"/>
+              </w:rPr>
+              <w:t>：2</w:t>
+            </w:r>
+            <w:r>
+              <w:rPr>
+                <w:rFonts w:ascii="游ゴシック" w:eastAsia="游ゴシック" w:hAnsi="游ゴシック"/>
+                <w:sz w:val="20"/>
+              </w:rPr>
+              <w:t>025-04-01</w:t>
+            </w:r>
+          </w:p>
+          <w:p>
+            <w:pPr>
+              <w:snapToGrid w:val="0"/>
+              <w:rPr>
+                <w:rFonts w:ascii="游ゴシック" w:eastAsia="游ゴシック" w:hAnsi="游ゴシック"/>
+                <w:sz w:val="20"/>
+              </w:rPr>
+            </w:pPr>
+            <w:r>
+              <w:rPr>
+                <w:rFonts w:ascii="游ゴシック" w:eastAsia="游ゴシック" w:hAnsi="游ゴシック" w:hint="eastAsia"/>
+                <w:sz w:val="20"/>
+              </w:rPr>
+              <w:t>終了日(</w:t>
+            </w:r>
+            <w:proofErr w:type="spellStart"/>
+            <w:r>
+              <w:rPr>
+                <w:rFonts w:ascii="游ゴシック" w:eastAsia="游ゴシック" w:hAnsi="游ゴシック"/>
+                <w:sz w:val="20"/>
+              </w:rPr>
+              <w:t>end_date</w:t>
+            </w:r>
+            <w:proofErr w:type="spellEnd"/>
+            <w:r>
+              <w:rPr>
+                <w:rFonts w:ascii="游ゴシック" w:eastAsia="游ゴシック" w:hAnsi="游ゴシック"/>
+                <w:sz w:val="20"/>
+              </w:rPr>
+              <w:t>)</w:t>
+            </w:r>
+            <w:r>
+              <w:rPr>
+                <w:rFonts w:ascii="游ゴシック" w:eastAsia="游ゴシック" w:hAnsi="游ゴシック" w:hint="eastAsia"/>
+                <w:sz w:val="20"/>
+              </w:rPr>
+              <w:t>：2</w:t>
+            </w:r>
+            <w:r>
+              <w:rPr>
+                <w:rFonts w:ascii="游ゴシック" w:eastAsia="游ゴシック" w:hAnsi="游ゴシック"/>
+                <w:sz w:val="20"/>
+              </w:rPr>
+              <w:t>025-05-01</w:t>
+            </w:r>
+          </w:p>
+          <w:p>
+            <w:pPr>
+              <w:snapToGrid w:val="0"/>
+              <w:rPr>
+                <w:rFonts w:ascii="游ゴシック" w:eastAsia="游ゴシック" w:hAnsi="游ゴシック"/>
+                <w:sz w:val="20"/>
+              </w:rPr>
+            </w:pPr>
+          </w:p>
+        </w:tc>
+        <w:tc>
+          <w:tcPr>
+            <w:tcW w:w="978" w:type="dxa"/>
             <w:vAlign w:val="center"/>
           </w:tcPr>
           <w:p>
@@ -6922,7 +6931,7 @@
         </w:tc>
         <w:tc>
           <w:tcPr>
-            <w:tcW w:w="945" w:type="dxa"/>
+            <w:tcW w:w="1055" w:type="dxa"/>
             <w:vAlign w:val="center"/>
           </w:tcPr>
           <w:p>
@@ -6952,7 +6961,7 @@
         </w:tc>
         <w:tc>
           <w:tcPr>
-            <w:tcW w:w="2310" w:type="dxa"/>
+            <w:tcW w:w="978" w:type="dxa"/>
             <w:vAlign w:val="center"/>
           </w:tcPr>
           <w:p>
@@ -6972,7 +6981,7 @@
         </w:trPr>
         <w:tc>
           <w:tcPr>
-            <w:tcW w:w="1050" w:type="dxa"/>
+            <w:tcW w:w="1194" w:type="dxa"/>
             <w:vAlign w:val="center"/>
           </w:tcPr>
           <w:p>
@@ -6996,51 +7005,86 @@
                 <w:rFonts w:ascii="游ゴシック" w:eastAsia="游ゴシック" w:hAnsi="游ゴシック"/>
                 <w:sz w:val="20"/>
               </w:rPr>
-              <w:t>5-2</w:t>
-            </w:r>
-          </w:p>
-        </w:tc>
-        <w:tc>
-          <w:tcPr>
-            <w:tcW w:w="5355" w:type="dxa"/>
-            <w:vMerge/>
-            <w:vAlign w:val="center"/>
-          </w:tcPr>
-          <w:p>
-            <w:pPr>
-              <w:snapToGrid w:val="0"/>
-              <w:rPr>
-                <w:rFonts w:ascii="游ゴシック" w:eastAsia="游ゴシック" w:hAnsi="游ゴシック"/>
-                <w:sz w:val="20"/>
-              </w:rPr>
-            </w:pPr>
-          </w:p>
-        </w:tc>
-        <w:tc>
-          <w:tcPr>
-            <w:tcW w:w="4935" w:type="dxa"/>
-            <w:vAlign w:val="center"/>
-          </w:tcPr>
-          <w:p>
-            <w:pPr>
-              <w:snapToGrid w:val="0"/>
-              <w:rPr>
-                <w:rFonts w:ascii="游ゴシック" w:eastAsia="游ゴシック" w:hAnsi="游ゴシック"/>
-                <w:sz w:val="20"/>
-              </w:rPr>
-            </w:pPr>
-            <w:r>
-              <w:rPr>
-                <w:rFonts w:ascii="游ゴシック" w:eastAsia="游ゴシック" w:hAnsi="游ゴシック" w:hint="eastAsia"/>
-                <w:sz w:val="20"/>
-              </w:rPr>
-              <w:t>ポップアップの「キャンセル」を選んだら画面が遷移しないこと。</w:t>
-            </w:r>
-          </w:p>
-        </w:tc>
-        <w:tc>
-          <w:tcPr>
-            <w:tcW w:w="1050" w:type="dxa"/>
+              <w:t>6</w:t>
+            </w:r>
+            <w:r>
+              <w:rPr>
+                <w:rFonts w:ascii="游ゴシック" w:eastAsia="游ゴシック" w:hAnsi="游ゴシック"/>
+                <w:sz w:val="20"/>
+              </w:rPr>
+              <w:t>-1</w:t>
+            </w:r>
+          </w:p>
+        </w:tc>
+        <w:tc>
+          <w:tcPr>
+            <w:tcW w:w="6087" w:type="dxa"/>
+            <w:vMerge w:val="restart"/>
+            <w:vAlign w:val="center"/>
+          </w:tcPr>
+          <w:p>
+            <w:pPr>
+              <w:snapToGrid w:val="0"/>
+              <w:rPr>
+                <w:rFonts w:ascii="游ゴシック" w:eastAsia="游ゴシック" w:hAnsi="游ゴシック"/>
+                <w:sz w:val="20"/>
+              </w:rPr>
+            </w:pPr>
+            <w:r>
+              <w:rPr>
+                <w:rFonts w:ascii="游ゴシック" w:eastAsia="游ゴシック" w:hAnsi="游ゴシック" w:hint="eastAsia"/>
+                <w:sz w:val="20"/>
+              </w:rPr>
+              <w:t>テストケース</w:t>
+            </w:r>
+            <w:r>
+              <w:rPr>
+                <w:rFonts w:ascii="游ゴシック" w:eastAsia="游ゴシック" w:hAnsi="游ゴシック"/>
+                <w:sz w:val="20"/>
+              </w:rPr>
+              <w:t>No.12,13,1</w:t>
+            </w:r>
+            <w:r>
+              <w:rPr>
+                <w:rFonts w:ascii="游ゴシック" w:eastAsia="游ゴシック" w:hAnsi="游ゴシック"/>
+                <w:sz w:val="20"/>
+              </w:rPr>
+              <w:t>5</w:t>
+            </w:r>
+            <w:r>
+              <w:rPr>
+                <w:rFonts w:ascii="游ゴシック" w:eastAsia="游ゴシック" w:hAnsi="游ゴシック" w:hint="eastAsia"/>
+                <w:sz w:val="20"/>
+              </w:rPr>
+              <w:t>とは異なる料金情報を、料金編集画面のテキストボックスに入力し、保存ボタンを押してから、料金編集画面の削除ボタンを押下する。</w:t>
+            </w:r>
+          </w:p>
+        </w:tc>
+        <w:tc>
+          <w:tcPr>
+            <w:tcW w:w="5610" w:type="dxa"/>
+            <w:vAlign w:val="center"/>
+          </w:tcPr>
+          <w:p>
+            <w:pPr>
+              <w:snapToGrid w:val="0"/>
+              <w:rPr>
+                <w:rFonts w:ascii="游ゴシック" w:eastAsia="游ゴシック" w:hAnsi="游ゴシック"/>
+                <w:sz w:val="20"/>
+              </w:rPr>
+            </w:pPr>
+            <w:r>
+              <w:rPr>
+                <w:rFonts w:ascii="游ゴシック" w:eastAsia="游ゴシック" w:hAnsi="游ゴシック" w:hint="eastAsia"/>
+                <w:sz w:val="20"/>
+              </w:rPr>
+              <w:t>「削除してもよろしいですか？」とポップアップが表示されること。</w:t>
+            </w:r>
+          </w:p>
+        </w:tc>
+        <w:tc>
+          <w:tcPr>
+            <w:tcW w:w="978" w:type="dxa"/>
             <w:vAlign w:val="center"/>
           </w:tcPr>
           <w:p>
@@ -7070,7 +7114,7 @@
         </w:tc>
         <w:tc>
           <w:tcPr>
-            <w:tcW w:w="945" w:type="dxa"/>
+            <w:tcW w:w="1055" w:type="dxa"/>
             <w:vAlign w:val="center"/>
           </w:tcPr>
           <w:p>
@@ -7100,7 +7144,7 @@
         </w:tc>
         <w:tc>
           <w:tcPr>
-            <w:tcW w:w="2310" w:type="dxa"/>
+            <w:tcW w:w="978" w:type="dxa"/>
             <w:vAlign w:val="center"/>
           </w:tcPr>
           <w:p>
@@ -7120,7 +7164,7 @@
         </w:trPr>
         <w:tc>
           <w:tcPr>
-            <w:tcW w:w="1050" w:type="dxa"/>
+            <w:tcW w:w="1194" w:type="dxa"/>
             <w:vAlign w:val="center"/>
           </w:tcPr>
           <w:p>
@@ -7144,13 +7188,20 @@
                 <w:rFonts w:ascii="游ゴシック" w:eastAsia="游ゴシック" w:hAnsi="游ゴシック"/>
                 <w:sz w:val="20"/>
               </w:rPr>
-              <w:t>5-3</w:t>
-            </w:r>
-          </w:p>
-        </w:tc>
-        <w:tc>
-          <w:tcPr>
-            <w:tcW w:w="5355" w:type="dxa"/>
+              <w:t>6</w:t>
+            </w:r>
+            <w:r>
+              <w:rPr>
+                <w:rFonts w:ascii="游ゴシック" w:eastAsia="游ゴシック" w:hAnsi="游ゴシック"/>
+                <w:sz w:val="20"/>
+              </w:rPr>
+              <w:t>-2</w:t>
+            </w:r>
+          </w:p>
+        </w:tc>
+        <w:tc>
+          <w:tcPr>
+            <w:tcW w:w="6087" w:type="dxa"/>
             <w:vMerge/>
             <w:vAlign w:val="center"/>
           </w:tcPr>
@@ -7166,23 +7217,76 @@
         </w:tc>
         <w:tc>
           <w:tcPr>
-            <w:tcW w:w="4935" w:type="dxa"/>
-            <w:vAlign w:val="center"/>
-          </w:tcPr>
-          <w:p>
-            <w:pPr>
-              <w:snapToGrid w:val="0"/>
-              <w:rPr>
-                <w:rFonts w:ascii="游ゴシック" w:eastAsia="游ゴシック" w:hAnsi="游ゴシック"/>
-                <w:sz w:val="20"/>
-              </w:rPr>
-            </w:pPr>
-            <w:r>
-              <w:rPr>
-                <w:rFonts w:ascii="游ゴシック" w:eastAsia="游ゴシック" w:hAnsi="游ゴシック" w:hint="eastAsia"/>
-                <w:sz w:val="20"/>
-              </w:rPr>
-              <w:t>ポップアップの「O</w:t>
+            <w:tcW w:w="5610" w:type="dxa"/>
+            <w:vAlign w:val="center"/>
+          </w:tcPr>
+          <w:p>
+            <w:pPr>
+              <w:snapToGrid w:val="0"/>
+              <w:rPr>
+                <w:rFonts w:ascii="游ゴシック" w:eastAsia="游ゴシック" w:hAnsi="游ゴシック"/>
+                <w:sz w:val="20"/>
+              </w:rPr>
+            </w:pPr>
+            <w:r>
+              <w:rPr>
+                <w:rFonts w:ascii="游ゴシック" w:eastAsia="游ゴシック" w:hAnsi="游ゴシック" w:hint="eastAsia"/>
+                <w:sz w:val="20"/>
+              </w:rPr>
+              <w:t>ポップアップの「キャンセル」を選んだら画面が遷移しないこと。</w:t>
+            </w:r>
+          </w:p>
+        </w:tc>
+        <w:tc>
+          <w:tcPr>
+            <w:tcW w:w="978" w:type="dxa"/>
+            <w:vAlign w:val="center"/>
+          </w:tcPr>
+          <w:p>
+            <w:pPr>
+              <w:snapToGrid w:val="0"/>
+              <w:jc w:val="center"/>
+              <w:rPr>
+                <w:rFonts w:ascii="游ゴシック" w:eastAsia="游ゴシック" w:hAnsi="游ゴシック"/>
+                <w:sz w:val="20"/>
+              </w:rPr>
+            </w:pPr>
+            <w:r>
+              <w:rPr>
+                <w:rFonts w:ascii="游ゴシック" w:eastAsia="游ゴシック" w:hAnsi="游ゴシック" w:hint="eastAsia"/>
+                <w:sz w:val="20"/>
+              </w:rPr>
+              <w:t>8</w:t>
+            </w:r>
+            <w:r>
+              <w:rPr>
+                <w:rFonts w:ascii="游ゴシック" w:eastAsia="游ゴシック" w:hAnsi="游ゴシック"/>
+                <w:sz w:val="20"/>
+              </w:rPr>
+              <w:t>/19</w:t>
+            </w:r>
+          </w:p>
+        </w:tc>
+        <w:tc>
+          <w:tcPr>
+            <w:tcW w:w="1055" w:type="dxa"/>
+            <w:vAlign w:val="center"/>
+          </w:tcPr>
+          <w:p>
+            <w:pPr>
+              <w:snapToGrid w:val="0"/>
+              <w:jc w:val="center"/>
+              <w:rPr>
+                <w:rFonts w:ascii="游ゴシック" w:eastAsia="游ゴシック" w:hAnsi="游ゴシック"/>
+                <w:sz w:val="20"/>
+              </w:rPr>
+            </w:pPr>
+            <w:r>
+              <w:rPr>
+                <w:rFonts w:ascii="游ゴシック" w:eastAsia="游ゴシック" w:hAnsi="游ゴシック" w:hint="eastAsia"/>
+                <w:sz w:val="20"/>
+              </w:rPr>
+              <w:t>O</w:t>
             </w:r>
             <w:r>
               <w:rPr>
@@ -7191,78 +7295,11 @@
               </w:rPr>
               <w:t>K</w:t>
             </w:r>
-            <w:r>
-              <w:rPr>
-                <w:rFonts w:ascii="游ゴシック" w:eastAsia="游ゴシック" w:hAnsi="游ゴシック" w:hint="eastAsia"/>
-                <w:sz w:val="20"/>
-              </w:rPr>
-              <w:t>」を選んだら料金検索画面に遷移すること。</w:t>
-            </w:r>
-          </w:p>
-        </w:tc>
-        <w:tc>
-          <w:tcPr>
-            <w:tcW w:w="1050" w:type="dxa"/>
-            <w:vAlign w:val="center"/>
-          </w:tcPr>
-          <w:p>
-            <w:pPr>
-              <w:snapToGrid w:val="0"/>
-              <w:jc w:val="center"/>
-              <w:rPr>
-                <w:rFonts w:ascii="游ゴシック" w:eastAsia="游ゴシック" w:hAnsi="游ゴシック"/>
-                <w:sz w:val="20"/>
-              </w:rPr>
-            </w:pPr>
-            <w:r>
-              <w:rPr>
-                <w:rFonts w:ascii="游ゴシック" w:eastAsia="游ゴシック" w:hAnsi="游ゴシック" w:hint="eastAsia"/>
-                <w:sz w:val="20"/>
-              </w:rPr>
-              <w:t>8</w:t>
-            </w:r>
-            <w:r>
-              <w:rPr>
-                <w:rFonts w:ascii="游ゴシック" w:eastAsia="游ゴシック" w:hAnsi="游ゴシック"/>
-                <w:sz w:val="20"/>
-              </w:rPr>
-              <w:t>/19</w:t>
-            </w:r>
-          </w:p>
-        </w:tc>
-        <w:tc>
-          <w:tcPr>
-            <w:tcW w:w="945" w:type="dxa"/>
-            <w:vAlign w:val="center"/>
-          </w:tcPr>
-          <w:p>
-            <w:pPr>
-              <w:snapToGrid w:val="0"/>
-              <w:jc w:val="center"/>
-              <w:rPr>
-                <w:rFonts w:ascii="游ゴシック" w:eastAsia="游ゴシック" w:hAnsi="游ゴシック"/>
-                <w:sz w:val="20"/>
-              </w:rPr>
-            </w:pPr>
-            <w:r>
-              <w:rPr>
-                <w:rFonts w:ascii="游ゴシック" w:eastAsia="游ゴシック" w:hAnsi="游ゴシック" w:hint="eastAsia"/>
-                <w:sz w:val="20"/>
-              </w:rPr>
-              <w:t>O</w:t>
-            </w:r>
-            <w:r>
-              <w:rPr>
-                <w:rFonts w:ascii="游ゴシック" w:eastAsia="游ゴシック" w:hAnsi="游ゴシック"/>
-                <w:sz w:val="20"/>
-              </w:rPr>
-              <w:t>K</w:t>
-            </w:r>
-          </w:p>
-        </w:tc>
-        <w:tc>
-          <w:tcPr>
-            <w:tcW w:w="2310" w:type="dxa"/>
+          </w:p>
+        </w:tc>
+        <w:tc>
+          <w:tcPr>
+            <w:tcW w:w="978" w:type="dxa"/>
             <w:vAlign w:val="center"/>
           </w:tcPr>
           <w:p>
@@ -7282,7 +7319,7 @@
         </w:trPr>
         <w:tc>
           <w:tcPr>
-            <w:tcW w:w="1050" w:type="dxa"/>
+            <w:tcW w:w="1194" w:type="dxa"/>
             <w:vAlign w:val="center"/>
           </w:tcPr>
           <w:p>
@@ -7306,13 +7343,20 @@
                 <w:rFonts w:ascii="游ゴシック" w:eastAsia="游ゴシック" w:hAnsi="游ゴシック"/>
                 <w:sz w:val="20"/>
               </w:rPr>
-              <w:t>5-4</w:t>
-            </w:r>
-          </w:p>
-        </w:tc>
-        <w:tc>
-          <w:tcPr>
-            <w:tcW w:w="5355" w:type="dxa"/>
+              <w:t>6</w:t>
+            </w:r>
+            <w:r>
+              <w:rPr>
+                <w:rFonts w:ascii="游ゴシック" w:eastAsia="游ゴシック" w:hAnsi="游ゴシック"/>
+                <w:sz w:val="20"/>
+              </w:rPr>
+              <w:t>-3</w:t>
+            </w:r>
+          </w:p>
+        </w:tc>
+        <w:tc>
+          <w:tcPr>
+            <w:tcW w:w="6087" w:type="dxa"/>
             <w:vMerge/>
             <w:vAlign w:val="center"/>
           </w:tcPr>
@@ -7328,266 +7372,43 @@
         </w:tc>
         <w:tc>
           <w:tcPr>
-            <w:tcW w:w="4935" w:type="dxa"/>
-            <w:vAlign w:val="center"/>
-          </w:tcPr>
-          <w:p>
-            <w:pPr>
-              <w:snapToGrid w:val="0"/>
-              <w:rPr>
-                <w:rFonts w:ascii="游ゴシック" w:eastAsia="游ゴシック" w:hAnsi="游ゴシック"/>
-                <w:sz w:val="20"/>
-              </w:rPr>
-            </w:pPr>
-            <w:r>
-              <w:rPr>
-                <w:rFonts w:ascii="游ゴシック" w:eastAsia="游ゴシック" w:hAnsi="游ゴシック" w:hint="eastAsia"/>
-                <w:sz w:val="20"/>
-              </w:rPr>
-              <w:t>T</w:t>
-            </w:r>
-            <w:r>
-              <w:rPr>
-                <w:rFonts w:ascii="游ゴシック" w:eastAsia="游ゴシック" w:hAnsi="游ゴシック"/>
-                <w:sz w:val="20"/>
-              </w:rPr>
-              <w:t>-CHARGE</w:t>
-            </w:r>
-            <w:r>
-              <w:rPr>
-                <w:rFonts w:ascii="游ゴシック" w:eastAsia="游ゴシック" w:hAnsi="游ゴシック" w:hint="eastAsia"/>
-                <w:sz w:val="20"/>
-              </w:rPr>
-              <w:t>テーブルに、フォームに入力した以下のレコードが追加されていないこと。</w:t>
-            </w:r>
-          </w:p>
-          <w:p>
-            <w:pPr>
-              <w:snapToGrid w:val="0"/>
-              <w:rPr>
-                <w:rFonts w:ascii="游ゴシック" w:eastAsia="游ゴシック" w:hAnsi="游ゴシック"/>
-                <w:sz w:val="20"/>
-              </w:rPr>
-            </w:pPr>
-            <w:r>
-              <w:rPr>
-                <w:rFonts w:ascii="游ゴシック" w:eastAsia="游ゴシック" w:hAnsi="游ゴシック" w:hint="eastAsia"/>
-                <w:sz w:val="20"/>
-              </w:rPr>
-              <w:t>料金I</w:t>
-            </w:r>
-            <w:r>
-              <w:rPr>
-                <w:rFonts w:ascii="游ゴシック" w:eastAsia="游ゴシック" w:hAnsi="游ゴシック"/>
-                <w:sz w:val="20"/>
-              </w:rPr>
-              <w:t>D(</w:t>
-            </w:r>
-            <w:proofErr w:type="spellStart"/>
-            <w:r>
-              <w:rPr>
-                <w:rFonts w:ascii="游ゴシック" w:eastAsia="游ゴシック" w:hAnsi="游ゴシック"/>
-                <w:sz w:val="20"/>
-              </w:rPr>
-              <w:t>charge_id</w:t>
-            </w:r>
-            <w:proofErr w:type="spellEnd"/>
-            <w:r>
-              <w:rPr>
-                <w:rFonts w:ascii="游ゴシック" w:eastAsia="游ゴシック" w:hAnsi="游ゴシック"/>
-                <w:sz w:val="20"/>
-              </w:rPr>
-              <w:t>)</w:t>
-            </w:r>
-            <w:r>
-              <w:rPr>
-                <w:rFonts w:ascii="游ゴシック" w:eastAsia="游ゴシック" w:hAnsi="游ゴシック" w:hint="eastAsia"/>
-                <w:sz w:val="20"/>
-              </w:rPr>
-              <w:t>：※整数自動生成</w:t>
-            </w:r>
-          </w:p>
-          <w:p>
-            <w:pPr>
-              <w:snapToGrid w:val="0"/>
-              <w:rPr>
-                <w:rFonts w:ascii="游ゴシック" w:eastAsia="游ゴシック" w:hAnsi="游ゴシック"/>
-                <w:sz w:val="20"/>
-              </w:rPr>
-            </w:pPr>
-            <w:r>
-              <w:rPr>
-                <w:rFonts w:ascii="游ゴシック" w:eastAsia="游ゴシック" w:hAnsi="游ゴシック" w:hint="eastAsia"/>
-                <w:sz w:val="20"/>
-              </w:rPr>
-              <w:t>料金名(</w:t>
-            </w:r>
-            <w:proofErr w:type="spellStart"/>
-            <w:r>
-              <w:rPr>
-                <w:rFonts w:ascii="游ゴシック" w:eastAsia="游ゴシック" w:hAnsi="游ゴシック"/>
-                <w:sz w:val="20"/>
-              </w:rPr>
-              <w:t>charge_name</w:t>
-            </w:r>
-            <w:proofErr w:type="spellEnd"/>
-            <w:r>
-              <w:rPr>
-                <w:rFonts w:ascii="游ゴシック" w:eastAsia="游ゴシック" w:hAnsi="游ゴシック"/>
-                <w:sz w:val="20"/>
-              </w:rPr>
-              <w:t>)</w:t>
-            </w:r>
-            <w:r>
-              <w:rPr>
-                <w:rFonts w:ascii="游ゴシック" w:eastAsia="游ゴシック" w:hAnsi="游ゴシック" w:hint="eastAsia"/>
-                <w:sz w:val="20"/>
-              </w:rPr>
-              <w:t>：料金4</w:t>
-            </w:r>
-          </w:p>
-          <w:p>
-            <w:pPr>
-              <w:snapToGrid w:val="0"/>
-              <w:rPr>
-                <w:rFonts w:ascii="游ゴシック" w:eastAsia="游ゴシック" w:hAnsi="游ゴシック"/>
-                <w:sz w:val="20"/>
-              </w:rPr>
-            </w:pPr>
-            <w:r>
-              <w:rPr>
-                <w:rFonts w:ascii="游ゴシック" w:eastAsia="游ゴシック" w:hAnsi="游ゴシック" w:hint="eastAsia"/>
-                <w:sz w:val="20"/>
-              </w:rPr>
-              <w:t>料金(</w:t>
-            </w:r>
-            <w:r>
-              <w:rPr>
-                <w:rFonts w:ascii="游ゴシック" w:eastAsia="游ゴシック" w:hAnsi="游ゴシック"/>
-                <w:sz w:val="20"/>
-              </w:rPr>
-              <w:t>amount)</w:t>
-            </w:r>
-            <w:r>
-              <w:rPr>
-                <w:rFonts w:ascii="游ゴシック" w:eastAsia="游ゴシック" w:hAnsi="游ゴシック" w:hint="eastAsia"/>
-                <w:sz w:val="20"/>
-              </w:rPr>
-              <w:t>：5</w:t>
-            </w:r>
-            <w:r>
-              <w:rPr>
-                <w:rFonts w:ascii="游ゴシック" w:eastAsia="游ゴシック" w:hAnsi="游ゴシック"/>
-                <w:sz w:val="20"/>
-              </w:rPr>
-              <w:t>000</w:t>
-            </w:r>
-          </w:p>
-          <w:p>
-            <w:pPr>
-              <w:snapToGrid w:val="0"/>
-              <w:rPr>
-                <w:rFonts w:ascii="游ゴシック" w:eastAsia="游ゴシック" w:hAnsi="游ゴシック"/>
-                <w:sz w:val="20"/>
-              </w:rPr>
-            </w:pPr>
-            <w:r>
-              <w:rPr>
-                <w:rFonts w:ascii="游ゴシック" w:eastAsia="游ゴシック" w:hAnsi="游ゴシック" w:hint="eastAsia"/>
-                <w:sz w:val="20"/>
-              </w:rPr>
-              <w:t>開始日(</w:t>
-            </w:r>
-            <w:proofErr w:type="spellStart"/>
-            <w:r>
-              <w:rPr>
-                <w:rFonts w:ascii="游ゴシック" w:eastAsia="游ゴシック" w:hAnsi="游ゴシック"/>
-                <w:sz w:val="20"/>
-              </w:rPr>
-              <w:t>start_date</w:t>
-            </w:r>
-            <w:proofErr w:type="spellEnd"/>
-            <w:r>
-              <w:rPr>
-                <w:rFonts w:ascii="游ゴシック" w:eastAsia="游ゴシック" w:hAnsi="游ゴシック"/>
-                <w:sz w:val="20"/>
-              </w:rPr>
-              <w:t>)</w:t>
-            </w:r>
-            <w:r>
-              <w:rPr>
-                <w:rFonts w:ascii="游ゴシック" w:eastAsia="游ゴシック" w:hAnsi="游ゴシック" w:hint="eastAsia"/>
-                <w:sz w:val="20"/>
-              </w:rPr>
-              <w:t>：2</w:t>
-            </w:r>
-            <w:r>
-              <w:rPr>
-                <w:rFonts w:ascii="游ゴシック" w:eastAsia="游ゴシック" w:hAnsi="游ゴシック"/>
-                <w:sz w:val="20"/>
-              </w:rPr>
-              <w:t>025-05-01</w:t>
-            </w:r>
-          </w:p>
-          <w:p>
-            <w:pPr>
-              <w:snapToGrid w:val="0"/>
-              <w:rPr>
-                <w:rFonts w:ascii="游ゴシック" w:eastAsia="游ゴシック" w:hAnsi="游ゴシック"/>
-                <w:sz w:val="20"/>
-              </w:rPr>
-            </w:pPr>
-            <w:r>
-              <w:rPr>
-                <w:rFonts w:ascii="游ゴシック" w:eastAsia="游ゴシック" w:hAnsi="游ゴシック" w:hint="eastAsia"/>
-                <w:sz w:val="20"/>
-              </w:rPr>
-              <w:t>終了日(</w:t>
-            </w:r>
-            <w:proofErr w:type="spellStart"/>
-            <w:r>
-              <w:rPr>
-                <w:rFonts w:ascii="游ゴシック" w:eastAsia="游ゴシック" w:hAnsi="游ゴシック"/>
-                <w:sz w:val="20"/>
-              </w:rPr>
-              <w:t>end_date</w:t>
-            </w:r>
-            <w:proofErr w:type="spellEnd"/>
-            <w:r>
-              <w:rPr>
-                <w:rFonts w:ascii="游ゴシック" w:eastAsia="游ゴシック" w:hAnsi="游ゴシック"/>
-                <w:sz w:val="20"/>
-              </w:rPr>
-              <w:t>)</w:t>
-            </w:r>
-            <w:r>
-              <w:rPr>
-                <w:rFonts w:ascii="游ゴシック" w:eastAsia="游ゴシック" w:hAnsi="游ゴシック" w:hint="eastAsia"/>
-                <w:sz w:val="20"/>
-              </w:rPr>
-              <w:t>：2</w:t>
-            </w:r>
-            <w:r>
-              <w:rPr>
-                <w:rFonts w:ascii="游ゴシック" w:eastAsia="游ゴシック" w:hAnsi="游ゴシック"/>
-                <w:sz w:val="20"/>
-              </w:rPr>
-              <w:t>025-06-01</w:t>
-            </w:r>
-          </w:p>
-          <w:p>
-            <w:pPr>
-              <w:snapToGrid w:val="0"/>
-              <w:rPr>
-                <w:rFonts w:ascii="游ゴシック" w:eastAsia="游ゴシック" w:hAnsi="游ゴシック"/>
-                <w:sz w:val="20"/>
-              </w:rPr>
-            </w:pPr>
-          </w:p>
-        </w:tc>
-        <w:tc>
-          <w:tcPr>
-            <w:tcW w:w="1050" w:type="dxa"/>
+            <w:tcW w:w="5610" w:type="dxa"/>
+            <w:vAlign w:val="center"/>
+          </w:tcPr>
+          <w:p>
+            <w:pPr>
+              <w:snapToGrid w:val="0"/>
+              <w:rPr>
+                <w:rFonts w:ascii="游ゴシック" w:eastAsia="游ゴシック" w:hAnsi="游ゴシック"/>
+                <w:sz w:val="20"/>
+              </w:rPr>
+            </w:pPr>
+            <w:r>
+              <w:rPr>
+                <w:rFonts w:ascii="游ゴシック" w:eastAsia="游ゴシック" w:hAnsi="游ゴシック" w:hint="eastAsia"/>
+                <w:sz w:val="20"/>
+              </w:rPr>
+              <w:t>ポップアップの「O</w:t>
+            </w:r>
+            <w:r>
+              <w:rPr>
+                <w:rFonts w:ascii="游ゴシック" w:eastAsia="游ゴシック" w:hAnsi="游ゴシック"/>
+                <w:sz w:val="20"/>
+              </w:rPr>
+              <w:t>K</w:t>
+            </w:r>
+            <w:r>
+              <w:rPr>
+                <w:rFonts w:ascii="游ゴシック" w:eastAsia="游ゴシック" w:hAnsi="游ゴシック" w:hint="eastAsia"/>
+                <w:sz w:val="20"/>
+              </w:rPr>
+              <w:t>」を選んだら料金検索画面に遷移すること。</w:t>
+            </w:r>
+          </w:p>
+        </w:tc>
+        <w:tc>
+          <w:tcPr>
+            <w:tcW w:w="978" w:type="dxa"/>
             <w:vAlign w:val="center"/>
           </w:tcPr>
           <w:p>
@@ -7617,7 +7438,7 @@
         </w:tc>
         <w:tc>
           <w:tcPr>
-            <w:tcW w:w="945" w:type="dxa"/>
+            <w:tcW w:w="1055" w:type="dxa"/>
             <w:vAlign w:val="center"/>
           </w:tcPr>
           <w:p>
@@ -7647,7 +7468,7 @@
         </w:tc>
         <w:tc>
           <w:tcPr>
-            <w:tcW w:w="2310" w:type="dxa"/>
+            <w:tcW w:w="978" w:type="dxa"/>
             <w:vAlign w:val="center"/>
           </w:tcPr>
           <w:p>
@@ -7667,24 +7488,23 @@
         </w:trPr>
         <w:tc>
           <w:tcPr>
-            <w:tcW w:w="1050" w:type="dxa"/>
-            <w:vAlign w:val="center"/>
-          </w:tcPr>
-          <w:p>
-            <w:pPr>
-              <w:snapToGrid w:val="0"/>
-              <w:jc w:val="center"/>
-              <w:rPr>
-                <w:rFonts w:ascii="游ゴシック" w:eastAsia="游ゴシック" w:hAnsi="游ゴシック"/>
-                <w:sz w:val="20"/>
-              </w:rPr>
-            </w:pPr>
-            <w:r>
-              <w:rPr>
-                <w:rFonts w:ascii="游ゴシック" w:eastAsia="游ゴシック" w:hAnsi="游ゴシック" w:hint="eastAsia"/>
-                <w:sz w:val="20"/>
-              </w:rPr>
-              <w:lastRenderedPageBreak/>
+            <w:tcW w:w="1194" w:type="dxa"/>
+            <w:vAlign w:val="center"/>
+          </w:tcPr>
+          <w:p>
+            <w:pPr>
+              <w:snapToGrid w:val="0"/>
+              <w:jc w:val="center"/>
+              <w:rPr>
+                <w:rFonts w:ascii="游ゴシック" w:eastAsia="游ゴシック" w:hAnsi="游ゴシック"/>
+                <w:sz w:val="20"/>
+              </w:rPr>
+            </w:pPr>
+            <w:r>
+              <w:rPr>
+                <w:rFonts w:ascii="游ゴシック" w:eastAsia="游ゴシック" w:hAnsi="游ゴシック" w:hint="eastAsia"/>
+                <w:sz w:val="20"/>
+              </w:rPr>
               <w:t>1</w:t>
             </w:r>
             <w:r>
@@ -7694,55 +7514,316 @@
               </w:rPr>
               <w:t>6</w:t>
             </w:r>
-          </w:p>
-        </w:tc>
-        <w:tc>
-          <w:tcPr>
-            <w:tcW w:w="5355" w:type="dxa"/>
-            <w:vAlign w:val="center"/>
-          </w:tcPr>
-          <w:p>
-            <w:pPr>
-              <w:snapToGrid w:val="0"/>
-              <w:rPr>
-                <w:rFonts w:ascii="游ゴシック" w:eastAsia="游ゴシック" w:hAnsi="游ゴシック"/>
-                <w:sz w:val="20"/>
-              </w:rPr>
-            </w:pPr>
-            <w:r>
-              <w:rPr>
-                <w:rFonts w:ascii="游ゴシック" w:eastAsia="游ゴシック" w:hAnsi="游ゴシック" w:hint="eastAsia"/>
-                <w:sz w:val="20"/>
-              </w:rPr>
-              <w:t>料金検索結果画面の、料金番号のリンクを押下する。</w:t>
-            </w:r>
-          </w:p>
-        </w:tc>
-        <w:tc>
-          <w:tcPr>
-            <w:tcW w:w="4935" w:type="dxa"/>
-            <w:vAlign w:val="center"/>
-          </w:tcPr>
-          <w:p>
-            <w:pPr>
-              <w:snapToGrid w:val="0"/>
-              <w:rPr>
-                <w:rFonts w:ascii="游ゴシック" w:eastAsia="游ゴシック" w:hAnsi="游ゴシック"/>
-                <w:sz w:val="20"/>
-              </w:rPr>
-            </w:pPr>
-            <w:r>
-              <w:rPr>
-                <w:rFonts w:ascii="游ゴシック" w:eastAsia="游ゴシック" w:hAnsi="游ゴシック" w:hint="eastAsia"/>
-                <w:sz w:val="20"/>
-              </w:rPr>
-              <w:t>料金編集画面に遷移すること。</w:t>
-            </w:r>
-          </w:p>
-        </w:tc>
-        <w:tc>
-          <w:tcPr>
-            <w:tcW w:w="1050" w:type="dxa"/>
+            <w:r>
+              <w:rPr>
+                <w:rFonts w:ascii="游ゴシック" w:eastAsia="游ゴシック" w:hAnsi="游ゴシック"/>
+                <w:sz w:val="20"/>
+              </w:rPr>
+              <w:t>-4</w:t>
+            </w:r>
+          </w:p>
+        </w:tc>
+        <w:tc>
+          <w:tcPr>
+            <w:tcW w:w="6087" w:type="dxa"/>
+            <w:vMerge/>
+            <w:vAlign w:val="center"/>
+          </w:tcPr>
+          <w:p>
+            <w:pPr>
+              <w:snapToGrid w:val="0"/>
+              <w:rPr>
+                <w:rFonts w:ascii="游ゴシック" w:eastAsia="游ゴシック" w:hAnsi="游ゴシック"/>
+                <w:sz w:val="20"/>
+              </w:rPr>
+            </w:pPr>
+          </w:p>
+        </w:tc>
+        <w:tc>
+          <w:tcPr>
+            <w:tcW w:w="5610" w:type="dxa"/>
+            <w:vAlign w:val="center"/>
+          </w:tcPr>
+          <w:p>
+            <w:pPr>
+              <w:snapToGrid w:val="0"/>
+              <w:rPr>
+                <w:rFonts w:ascii="游ゴシック" w:eastAsia="游ゴシック" w:hAnsi="游ゴシック"/>
+                <w:sz w:val="20"/>
+              </w:rPr>
+            </w:pPr>
+            <w:r>
+              <w:rPr>
+                <w:rFonts w:ascii="游ゴシック" w:eastAsia="游ゴシック" w:hAnsi="游ゴシック" w:hint="eastAsia"/>
+                <w:sz w:val="20"/>
+              </w:rPr>
+              <w:t>T</w:t>
+            </w:r>
+            <w:r>
+              <w:rPr>
+                <w:rFonts w:ascii="游ゴシック" w:eastAsia="游ゴシック" w:hAnsi="游ゴシック"/>
+                <w:sz w:val="20"/>
+              </w:rPr>
+              <w:t>-CHARGE</w:t>
+            </w:r>
+            <w:r>
+              <w:rPr>
+                <w:rFonts w:ascii="游ゴシック" w:eastAsia="游ゴシック" w:hAnsi="游ゴシック" w:hint="eastAsia"/>
+                <w:sz w:val="20"/>
+              </w:rPr>
+              <w:t>テーブルに、フォームに入力した以下のレコードが</w:t>
+            </w:r>
+            <w:r>
+              <w:rPr>
+                <w:rFonts w:ascii="游ゴシック" w:eastAsia="游ゴシック" w:hAnsi="游ゴシック" w:hint="eastAsia"/>
+                <w:sz w:val="20"/>
+              </w:rPr>
+              <w:t>削除されていること</w:t>
+            </w:r>
+            <w:r>
+              <w:rPr>
+                <w:rFonts w:ascii="游ゴシック" w:eastAsia="游ゴシック" w:hAnsi="游ゴシック" w:hint="eastAsia"/>
+                <w:sz w:val="20"/>
+              </w:rPr>
+              <w:t>。</w:t>
+            </w:r>
+          </w:p>
+          <w:p>
+            <w:pPr>
+              <w:snapToGrid w:val="0"/>
+              <w:rPr>
+                <w:rFonts w:ascii="游ゴシック" w:eastAsia="游ゴシック" w:hAnsi="游ゴシック"/>
+                <w:sz w:val="20"/>
+              </w:rPr>
+            </w:pPr>
+            <w:r>
+              <w:rPr>
+                <w:rFonts w:ascii="游ゴシック" w:eastAsia="游ゴシック" w:hAnsi="游ゴシック" w:hint="eastAsia"/>
+                <w:sz w:val="20"/>
+              </w:rPr>
+              <w:t>料金I</w:t>
+            </w:r>
+            <w:r>
+              <w:rPr>
+                <w:rFonts w:ascii="游ゴシック" w:eastAsia="游ゴシック" w:hAnsi="游ゴシック"/>
+                <w:sz w:val="20"/>
+              </w:rPr>
+              <w:t>D(</w:t>
+            </w:r>
+            <w:proofErr w:type="spellStart"/>
+            <w:r>
+              <w:rPr>
+                <w:rFonts w:ascii="游ゴシック" w:eastAsia="游ゴシック" w:hAnsi="游ゴシック"/>
+                <w:sz w:val="20"/>
+              </w:rPr>
+              <w:t>charge_id</w:t>
+            </w:r>
+            <w:proofErr w:type="spellEnd"/>
+            <w:r>
+              <w:rPr>
+                <w:rFonts w:ascii="游ゴシック" w:eastAsia="游ゴシック" w:hAnsi="游ゴシック"/>
+                <w:sz w:val="20"/>
+              </w:rPr>
+              <w:t>)</w:t>
+            </w:r>
+            <w:r>
+              <w:rPr>
+                <w:rFonts w:ascii="游ゴシック" w:eastAsia="游ゴシック" w:hAnsi="游ゴシック" w:hint="eastAsia"/>
+                <w:sz w:val="20"/>
+              </w:rPr>
+              <w:t>：※整数自動生成</w:t>
+            </w:r>
+          </w:p>
+          <w:p>
+            <w:pPr>
+              <w:snapToGrid w:val="0"/>
+              <w:rPr>
+                <w:rFonts w:ascii="游ゴシック" w:eastAsia="游ゴシック" w:hAnsi="游ゴシック"/>
+                <w:sz w:val="20"/>
+              </w:rPr>
+            </w:pPr>
+            <w:r>
+              <w:rPr>
+                <w:rFonts w:ascii="游ゴシック" w:eastAsia="游ゴシック" w:hAnsi="游ゴシック" w:hint="eastAsia"/>
+                <w:sz w:val="20"/>
+              </w:rPr>
+              <w:t>料金名(</w:t>
+            </w:r>
+            <w:proofErr w:type="spellStart"/>
+            <w:r>
+              <w:rPr>
+                <w:rFonts w:ascii="游ゴシック" w:eastAsia="游ゴシック" w:hAnsi="游ゴシック"/>
+                <w:sz w:val="20"/>
+              </w:rPr>
+              <w:t>charge_name</w:t>
+            </w:r>
+            <w:proofErr w:type="spellEnd"/>
+            <w:r>
+              <w:rPr>
+                <w:rFonts w:ascii="游ゴシック" w:eastAsia="游ゴシック" w:hAnsi="游ゴシック"/>
+                <w:sz w:val="20"/>
+              </w:rPr>
+              <w:t>)</w:t>
+            </w:r>
+            <w:r>
+              <w:rPr>
+                <w:rFonts w:ascii="游ゴシック" w:eastAsia="游ゴシック" w:hAnsi="游ゴシック" w:hint="eastAsia"/>
+                <w:sz w:val="20"/>
+              </w:rPr>
+              <w:t>：料金</w:t>
+            </w:r>
+            <w:r>
+              <w:rPr>
+                <w:rFonts w:ascii="游ゴシック" w:eastAsia="游ゴシック" w:hAnsi="游ゴシック" w:hint="eastAsia"/>
+                <w:sz w:val="20"/>
+              </w:rPr>
+              <w:t>2</w:t>
+            </w:r>
+            <w:bookmarkStart w:id="0" w:name="_GoBack"/>
+            <w:bookmarkEnd w:id="0"/>
+          </w:p>
+          <w:p>
+            <w:pPr>
+              <w:snapToGrid w:val="0"/>
+              <w:rPr>
+                <w:rFonts w:ascii="游ゴシック" w:eastAsia="游ゴシック" w:hAnsi="游ゴシック"/>
+                <w:sz w:val="20"/>
+              </w:rPr>
+            </w:pPr>
+            <w:r>
+              <w:rPr>
+                <w:rFonts w:ascii="游ゴシック" w:eastAsia="游ゴシック" w:hAnsi="游ゴシック" w:hint="eastAsia"/>
+                <w:sz w:val="20"/>
+              </w:rPr>
+              <w:t>料金(</w:t>
+            </w:r>
+            <w:r>
+              <w:rPr>
+                <w:rFonts w:ascii="游ゴシック" w:eastAsia="游ゴシック" w:hAnsi="游ゴシック"/>
+                <w:sz w:val="20"/>
+              </w:rPr>
+              <w:t>amount)</w:t>
+            </w:r>
+            <w:r>
+              <w:rPr>
+                <w:rFonts w:ascii="游ゴシック" w:eastAsia="游ゴシック" w:hAnsi="游ゴシック" w:hint="eastAsia"/>
+                <w:sz w:val="20"/>
+              </w:rPr>
+              <w:t>：5</w:t>
+            </w:r>
+            <w:r>
+              <w:rPr>
+                <w:rFonts w:ascii="游ゴシック" w:eastAsia="游ゴシック" w:hAnsi="游ゴシック"/>
+                <w:sz w:val="20"/>
+              </w:rPr>
+              <w:t>000</w:t>
+            </w:r>
+          </w:p>
+          <w:p>
+            <w:pPr>
+              <w:snapToGrid w:val="0"/>
+              <w:rPr>
+                <w:rFonts w:ascii="游ゴシック" w:eastAsia="游ゴシック" w:hAnsi="游ゴシック"/>
+                <w:sz w:val="20"/>
+              </w:rPr>
+            </w:pPr>
+            <w:r>
+              <w:rPr>
+                <w:rFonts w:ascii="游ゴシック" w:eastAsia="游ゴシック" w:hAnsi="游ゴシック" w:hint="eastAsia"/>
+                <w:sz w:val="20"/>
+              </w:rPr>
+              <w:t>開始日(</w:t>
+            </w:r>
+            <w:proofErr w:type="spellStart"/>
+            <w:r>
+              <w:rPr>
+                <w:rFonts w:ascii="游ゴシック" w:eastAsia="游ゴシック" w:hAnsi="游ゴシック"/>
+                <w:sz w:val="20"/>
+              </w:rPr>
+              <w:t>start_date</w:t>
+            </w:r>
+            <w:proofErr w:type="spellEnd"/>
+            <w:r>
+              <w:rPr>
+                <w:rFonts w:ascii="游ゴシック" w:eastAsia="游ゴシック" w:hAnsi="游ゴシック"/>
+                <w:sz w:val="20"/>
+              </w:rPr>
+              <w:t>)</w:t>
+            </w:r>
+            <w:r>
+              <w:rPr>
+                <w:rFonts w:ascii="游ゴシック" w:eastAsia="游ゴシック" w:hAnsi="游ゴシック" w:hint="eastAsia"/>
+                <w:sz w:val="20"/>
+              </w:rPr>
+              <w:t>：2</w:t>
+            </w:r>
+            <w:r>
+              <w:rPr>
+                <w:rFonts w:ascii="游ゴシック" w:eastAsia="游ゴシック" w:hAnsi="游ゴシック"/>
+                <w:sz w:val="20"/>
+              </w:rPr>
+              <w:t>025-05-01</w:t>
+            </w:r>
+          </w:p>
+          <w:p>
+            <w:pPr>
+              <w:snapToGrid w:val="0"/>
+              <w:rPr>
+                <w:rFonts w:ascii="游ゴシック" w:eastAsia="游ゴシック" w:hAnsi="游ゴシック"/>
+                <w:sz w:val="20"/>
+              </w:rPr>
+            </w:pPr>
+            <w:r>
+              <w:rPr>
+                <w:rFonts w:ascii="游ゴシック" w:eastAsia="游ゴシック" w:hAnsi="游ゴシック" w:hint="eastAsia"/>
+                <w:sz w:val="20"/>
+              </w:rPr>
+              <w:t>終了日(</w:t>
+            </w:r>
+            <w:proofErr w:type="spellStart"/>
+            <w:r>
+              <w:rPr>
+                <w:rFonts w:ascii="游ゴシック" w:eastAsia="游ゴシック" w:hAnsi="游ゴシック"/>
+                <w:sz w:val="20"/>
+              </w:rPr>
+              <w:t>end_date</w:t>
+            </w:r>
+            <w:proofErr w:type="spellEnd"/>
+            <w:r>
+              <w:rPr>
+                <w:rFonts w:ascii="游ゴシック" w:eastAsia="游ゴシック" w:hAnsi="游ゴシック"/>
+                <w:sz w:val="20"/>
+              </w:rPr>
+              <w:t>)</w:t>
+            </w:r>
+            <w:r>
+              <w:rPr>
+                <w:rFonts w:ascii="游ゴシック" w:eastAsia="游ゴシック" w:hAnsi="游ゴシック" w:hint="eastAsia"/>
+                <w:sz w:val="20"/>
+              </w:rPr>
+              <w:t>：2</w:t>
+            </w:r>
+            <w:r>
+              <w:rPr>
+                <w:rFonts w:ascii="游ゴシック" w:eastAsia="游ゴシック" w:hAnsi="游ゴシック"/>
+                <w:sz w:val="20"/>
+              </w:rPr>
+              <w:t>025-06-01</w:t>
+            </w:r>
+          </w:p>
+          <w:p>
+            <w:pPr>
+              <w:snapToGrid w:val="0"/>
+              <w:rPr>
+                <w:rFonts w:ascii="游ゴシック" w:eastAsia="游ゴシック" w:hAnsi="游ゴシック"/>
+                <w:sz w:val="20"/>
+              </w:rPr>
+            </w:pPr>
+          </w:p>
+        </w:tc>
+        <w:tc>
+          <w:tcPr>
+            <w:tcW w:w="978" w:type="dxa"/>
             <w:vAlign w:val="center"/>
           </w:tcPr>
           <w:p>
@@ -7772,7 +7853,7 @@
         </w:tc>
         <w:tc>
           <w:tcPr>
-            <w:tcW w:w="945" w:type="dxa"/>
+            <w:tcW w:w="1055" w:type="dxa"/>
             <w:vAlign w:val="center"/>
           </w:tcPr>
           <w:p>
@@ -7802,7 +7883,7 @@
         </w:tc>
         <w:tc>
           <w:tcPr>
-            <w:tcW w:w="2310" w:type="dxa"/>
+            <w:tcW w:w="978" w:type="dxa"/>
             <w:vAlign w:val="center"/>
           </w:tcPr>
           <w:p>
@@ -7822,7 +7903,7 @@
         </w:trPr>
         <w:tc>
           <w:tcPr>
-            <w:tcW w:w="1050" w:type="dxa"/>
+            <w:tcW w:w="1194" w:type="dxa"/>
             <w:vAlign w:val="center"/>
           </w:tcPr>
           <w:p>
@@ -7852,7 +7933,7 @@
         </w:tc>
         <w:tc>
           <w:tcPr>
-            <w:tcW w:w="5355" w:type="dxa"/>
+            <w:tcW w:w="6087" w:type="dxa"/>
             <w:vMerge w:val="restart"/>
             <w:vAlign w:val="center"/>
           </w:tcPr>
@@ -7876,7 +7957,7 @@
         </w:tc>
         <w:tc>
           <w:tcPr>
-            <w:tcW w:w="4935" w:type="dxa"/>
+            <w:tcW w:w="5610" w:type="dxa"/>
             <w:vAlign w:val="center"/>
           </w:tcPr>
           <w:p>
@@ -7898,7 +7979,7 @@
         </w:tc>
         <w:tc>
           <w:tcPr>
-            <w:tcW w:w="1050" w:type="dxa"/>
+            <w:tcW w:w="978" w:type="dxa"/>
             <w:vAlign w:val="center"/>
           </w:tcPr>
           <w:p>
@@ -7928,7 +8009,7 @@
         </w:tc>
         <w:tc>
           <w:tcPr>
-            <w:tcW w:w="945" w:type="dxa"/>
+            <w:tcW w:w="1055" w:type="dxa"/>
             <w:vAlign w:val="center"/>
           </w:tcPr>
           <w:p>
@@ -7958,7 +8039,7 @@
         </w:tc>
         <w:tc>
           <w:tcPr>
-            <w:tcW w:w="2310" w:type="dxa"/>
+            <w:tcW w:w="978" w:type="dxa"/>
             <w:vAlign w:val="center"/>
           </w:tcPr>
           <w:p>
@@ -7978,7 +8059,7 @@
         </w:trPr>
         <w:tc>
           <w:tcPr>
-            <w:tcW w:w="1050" w:type="dxa"/>
+            <w:tcW w:w="1194" w:type="dxa"/>
             <w:vAlign w:val="center"/>
           </w:tcPr>
           <w:p>
@@ -8008,7 +8089,7 @@
         </w:tc>
         <w:tc>
           <w:tcPr>
-            <w:tcW w:w="5355" w:type="dxa"/>
+            <w:tcW w:w="6087" w:type="dxa"/>
             <w:vMerge/>
             <w:vAlign w:val="center"/>
           </w:tcPr>
@@ -8025,7 +8106,7 @@
         </w:tc>
         <w:tc>
           <w:tcPr>
-            <w:tcW w:w="4935" w:type="dxa"/>
+            <w:tcW w:w="5610" w:type="dxa"/>
             <w:vAlign w:val="center"/>
           </w:tcPr>
           <w:p>
@@ -8071,6 +8152,7 @@
                 <w:rFonts w:ascii="游ゴシック" w:eastAsia="游ゴシック" w:hAnsi="游ゴシック" w:hint="eastAsia"/>
                 <w:sz w:val="20"/>
               </w:rPr>
+              <w:lastRenderedPageBreak/>
               <w:t>＜編集前＞</w:t>
             </w:r>
           </w:p>
@@ -8608,23 +8690,24 @@
         </w:tc>
         <w:tc>
           <w:tcPr>
-            <w:tcW w:w="1050" w:type="dxa"/>
-            <w:vAlign w:val="center"/>
-          </w:tcPr>
-          <w:p>
-            <w:pPr>
-              <w:snapToGrid w:val="0"/>
-              <w:jc w:val="center"/>
-              <w:rPr>
-                <w:rFonts w:ascii="游ゴシック" w:eastAsia="游ゴシック" w:hAnsi="游ゴシック"/>
-                <w:sz w:val="20"/>
-              </w:rPr>
-            </w:pPr>
-            <w:r>
-              <w:rPr>
-                <w:rFonts w:ascii="游ゴシック" w:eastAsia="游ゴシック" w:hAnsi="游ゴシック" w:hint="eastAsia"/>
-                <w:sz w:val="20"/>
-              </w:rPr>
+            <w:tcW w:w="978" w:type="dxa"/>
+            <w:vAlign w:val="center"/>
+          </w:tcPr>
+          <w:p>
+            <w:pPr>
+              <w:snapToGrid w:val="0"/>
+              <w:jc w:val="center"/>
+              <w:rPr>
+                <w:rFonts w:ascii="游ゴシック" w:eastAsia="游ゴシック" w:hAnsi="游ゴシック"/>
+                <w:sz w:val="20"/>
+              </w:rPr>
+            </w:pPr>
+            <w:r>
+              <w:rPr>
+                <w:rFonts w:ascii="游ゴシック" w:eastAsia="游ゴシック" w:hAnsi="游ゴシック" w:hint="eastAsia"/>
+                <w:sz w:val="20"/>
+              </w:rPr>
+              <w:lastRenderedPageBreak/>
               <w:t>8</w:t>
             </w:r>
             <w:r>
@@ -8638,7 +8721,7 @@
         </w:tc>
         <w:tc>
           <w:tcPr>
-            <w:tcW w:w="945" w:type="dxa"/>
+            <w:tcW w:w="1055" w:type="dxa"/>
             <w:vAlign w:val="center"/>
           </w:tcPr>
           <w:p>
@@ -8668,7 +8751,7 @@
         </w:tc>
         <w:tc>
           <w:tcPr>
-            <w:tcW w:w="2310" w:type="dxa"/>
+            <w:tcW w:w="978" w:type="dxa"/>
             <w:vAlign w:val="center"/>
           </w:tcPr>
           <w:p>
@@ -8684,878 +8767,6 @@
       </w:tr>
     </w:tbl>
     <w:p/>
-    <w:tbl>
-      <w:tblPr>
-        <w:tblW w:w="0" w:type="auto"/>
-        <w:tblBorders>
-          <w:top w:val="single" w:sz="4" w:space="0" w:color="auto"/>
-          <w:left w:val="single" w:sz="4" w:space="0" w:color="auto"/>
-          <w:bottom w:val="single" w:sz="4" w:space="0" w:color="auto"/>
-          <w:right w:val="single" w:sz="4" w:space="0" w:color="auto"/>
-          <w:insideH w:val="single" w:sz="4" w:space="0" w:color="auto"/>
-          <w:insideV w:val="single" w:sz="4" w:space="0" w:color="auto"/>
-        </w:tblBorders>
-        <w:tblCellMar>
-          <w:left w:w="99" w:type="dxa"/>
-          <w:right w:w="99" w:type="dxa"/>
-        </w:tblCellMar>
-        <w:tblLook w:val="0000" w:firstRow="0" w:lastRow="0" w:firstColumn="0" w:lastColumn="0" w:noHBand="0" w:noVBand="0"/>
-      </w:tblPr>
-      <w:tblGrid>
-        <w:gridCol w:w="1050"/>
-        <w:gridCol w:w="5355"/>
-        <w:gridCol w:w="4935"/>
-        <w:gridCol w:w="1050"/>
-        <w:gridCol w:w="945"/>
-        <w:gridCol w:w="2310"/>
-      </w:tblGrid>
-      <w:tr>
-        <w:trPr>
-          <w:trHeight w:val="567"/>
-        </w:trPr>
-        <w:tc>
-          <w:tcPr>
-            <w:tcW w:w="1050" w:type="dxa"/>
-            <w:vAlign w:val="center"/>
-          </w:tcPr>
-          <w:p>
-            <w:pPr>
-              <w:snapToGrid w:val="0"/>
-              <w:jc w:val="center"/>
-              <w:rPr>
-                <w:rFonts w:ascii="游ゴシック" w:eastAsia="游ゴシック" w:hAnsi="游ゴシック"/>
-                <w:sz w:val="20"/>
-              </w:rPr>
-            </w:pPr>
-            <w:r>
-              <w:rPr>
-                <w:rFonts w:ascii="游ゴシック" w:eastAsia="游ゴシック" w:hAnsi="游ゴシック" w:hint="eastAsia"/>
-                <w:sz w:val="20"/>
-              </w:rPr>
-              <w:t>1</w:t>
-            </w:r>
-            <w:r>
-              <w:rPr>
-                <w:rFonts w:ascii="游ゴシック" w:eastAsia="游ゴシック" w:hAnsi="游ゴシック"/>
-                <w:sz w:val="20"/>
-              </w:rPr>
-              <w:t>8-1</w:t>
-            </w:r>
-          </w:p>
-        </w:tc>
-        <w:tc>
-          <w:tcPr>
-            <w:tcW w:w="5355" w:type="dxa"/>
-            <w:vMerge w:val="restart"/>
-            <w:vAlign w:val="center"/>
-          </w:tcPr>
-          <w:p>
-            <w:pPr>
-              <w:snapToGrid w:val="0"/>
-              <w:rPr>
-                <w:rFonts w:ascii="游ゴシック" w:eastAsia="游ゴシック" w:hAnsi="游ゴシック"/>
-                <w:sz w:val="20"/>
-              </w:rPr>
-            </w:pPr>
-            <w:r>
-              <w:rPr>
-                <w:rFonts w:ascii="游ゴシック" w:eastAsia="游ゴシック" w:hAnsi="游ゴシック" w:hint="eastAsia"/>
-                <w:sz w:val="20"/>
-              </w:rPr>
-              <w:t>データベースのT</w:t>
-            </w:r>
-            <w:r>
-              <w:rPr>
-                <w:rFonts w:ascii="游ゴシック" w:eastAsia="游ゴシック" w:hAnsi="游ゴシック"/>
-                <w:sz w:val="20"/>
-              </w:rPr>
-              <w:t>-CHARGE</w:t>
-            </w:r>
-            <w:r>
-              <w:rPr>
-                <w:rFonts w:ascii="游ゴシック" w:eastAsia="游ゴシック" w:hAnsi="游ゴシック" w:hint="eastAsia"/>
-                <w:sz w:val="20"/>
-              </w:rPr>
-              <w:t>テーブルを確認する。</w:t>
-            </w:r>
-          </w:p>
-        </w:tc>
-        <w:tc>
-          <w:tcPr>
-            <w:tcW w:w="4935" w:type="dxa"/>
-            <w:vAlign w:val="center"/>
-          </w:tcPr>
-          <w:p>
-            <w:pPr>
-              <w:snapToGrid w:val="0"/>
-              <w:rPr>
-                <w:rFonts w:ascii="游ゴシック" w:eastAsia="游ゴシック" w:hAnsi="游ゴシック"/>
-                <w:sz w:val="20"/>
-              </w:rPr>
-            </w:pPr>
-            <w:r>
-              <w:rPr>
-                <w:rFonts w:ascii="游ゴシック" w:eastAsia="游ゴシック" w:hAnsi="游ゴシック" w:hint="eastAsia"/>
-                <w:sz w:val="20"/>
-              </w:rPr>
-              <w:t>テストケース</w:t>
-            </w:r>
-            <w:r>
-              <w:rPr>
-                <w:rFonts w:ascii="游ゴシック" w:eastAsia="游ゴシック" w:hAnsi="游ゴシック"/>
-                <w:sz w:val="20"/>
-              </w:rPr>
-              <w:t>No.</w:t>
-            </w:r>
-            <w:r>
-              <w:rPr>
-                <w:rFonts w:ascii="游ゴシック" w:eastAsia="游ゴシック" w:hAnsi="游ゴシック" w:hint="eastAsia"/>
-                <w:sz w:val="20"/>
-              </w:rPr>
-              <w:t>1</w:t>
-            </w:r>
-            <w:r>
-              <w:rPr>
-                <w:rFonts w:ascii="游ゴシック" w:eastAsia="游ゴシック" w:hAnsi="游ゴシック"/>
-                <w:sz w:val="20"/>
-              </w:rPr>
-              <w:t>2</w:t>
-            </w:r>
-            <w:r>
-              <w:rPr>
-                <w:rFonts w:ascii="游ゴシック" w:eastAsia="游ゴシック" w:hAnsi="游ゴシック" w:hint="eastAsia"/>
-                <w:sz w:val="20"/>
-              </w:rPr>
-              <w:t>で入力した情報が追加されていること。</w:t>
-            </w:r>
-          </w:p>
-        </w:tc>
-        <w:tc>
-          <w:tcPr>
-            <w:tcW w:w="1050" w:type="dxa"/>
-            <w:vAlign w:val="center"/>
-          </w:tcPr>
-          <w:p>
-            <w:pPr>
-              <w:snapToGrid w:val="0"/>
-              <w:jc w:val="center"/>
-              <w:rPr>
-                <w:rFonts w:ascii="游ゴシック" w:eastAsia="游ゴシック" w:hAnsi="游ゴシック"/>
-                <w:sz w:val="20"/>
-              </w:rPr>
-            </w:pPr>
-            <w:r>
-              <w:rPr>
-                <w:rFonts w:ascii="游ゴシック" w:eastAsia="游ゴシック" w:hAnsi="游ゴシック" w:hint="eastAsia"/>
-                <w:sz w:val="20"/>
-              </w:rPr>
-              <w:t>8</w:t>
-            </w:r>
-            <w:r>
-              <w:rPr>
-                <w:rFonts w:ascii="游ゴシック" w:eastAsia="游ゴシック" w:hAnsi="游ゴシック"/>
-                <w:sz w:val="20"/>
-              </w:rPr>
-              <w:t>/19</w:t>
-            </w:r>
-          </w:p>
-        </w:tc>
-        <w:tc>
-          <w:tcPr>
-            <w:tcW w:w="945" w:type="dxa"/>
-            <w:vAlign w:val="center"/>
-          </w:tcPr>
-          <w:p>
-            <w:pPr>
-              <w:snapToGrid w:val="0"/>
-              <w:jc w:val="center"/>
-              <w:rPr>
-                <w:rFonts w:ascii="游ゴシック" w:eastAsia="游ゴシック" w:hAnsi="游ゴシック"/>
-                <w:sz w:val="20"/>
-              </w:rPr>
-            </w:pPr>
-            <w:r>
-              <w:rPr>
-                <w:rFonts w:ascii="游ゴシック" w:eastAsia="游ゴシック" w:hAnsi="游ゴシック" w:hint="eastAsia"/>
-                <w:sz w:val="20"/>
-              </w:rPr>
-              <w:t>O</w:t>
-            </w:r>
-            <w:r>
-              <w:rPr>
-                <w:rFonts w:ascii="游ゴシック" w:eastAsia="游ゴシック" w:hAnsi="游ゴシック"/>
-                <w:sz w:val="20"/>
-              </w:rPr>
-              <w:t>K</w:t>
-            </w:r>
-          </w:p>
-        </w:tc>
-        <w:tc>
-          <w:tcPr>
-            <w:tcW w:w="2310" w:type="dxa"/>
-            <w:vAlign w:val="center"/>
-          </w:tcPr>
-          <w:p>
-            <w:pPr>
-              <w:snapToGrid w:val="0"/>
-              <w:rPr>
-                <w:rFonts w:ascii="游ゴシック" w:eastAsia="游ゴシック" w:hAnsi="游ゴシック"/>
-                <w:sz w:val="20"/>
-              </w:rPr>
-            </w:pPr>
-          </w:p>
-        </w:tc>
-      </w:tr>
-      <w:tr>
-        <w:trPr>
-          <w:trHeight w:val="567"/>
-        </w:trPr>
-        <w:tc>
-          <w:tcPr>
-            <w:tcW w:w="1050" w:type="dxa"/>
-            <w:vAlign w:val="center"/>
-          </w:tcPr>
-          <w:p>
-            <w:pPr>
-              <w:snapToGrid w:val="0"/>
-              <w:jc w:val="center"/>
-              <w:rPr>
-                <w:rFonts w:ascii="游ゴシック" w:eastAsia="游ゴシック" w:hAnsi="游ゴシック"/>
-                <w:sz w:val="20"/>
-              </w:rPr>
-            </w:pPr>
-            <w:r>
-              <w:rPr>
-                <w:rFonts w:ascii="游ゴシック" w:eastAsia="游ゴシック" w:hAnsi="游ゴシック" w:hint="eastAsia"/>
-                <w:sz w:val="20"/>
-              </w:rPr>
-              <w:t>1</w:t>
-            </w:r>
-            <w:r>
-              <w:rPr>
-                <w:rFonts w:ascii="游ゴシック" w:eastAsia="游ゴシック" w:hAnsi="游ゴシック"/>
-                <w:sz w:val="20"/>
-              </w:rPr>
-              <w:t>8-2</w:t>
-            </w:r>
-          </w:p>
-        </w:tc>
-        <w:tc>
-          <w:tcPr>
-            <w:tcW w:w="5355" w:type="dxa"/>
-            <w:vMerge/>
-            <w:vAlign w:val="center"/>
-          </w:tcPr>
-          <w:p>
-            <w:pPr>
-              <w:snapToGrid w:val="0"/>
-              <w:rPr>
-                <w:rFonts w:ascii="游ゴシック" w:eastAsia="游ゴシック" w:hAnsi="游ゴシック"/>
-                <w:sz w:val="20"/>
-              </w:rPr>
-            </w:pPr>
-          </w:p>
-        </w:tc>
-        <w:tc>
-          <w:tcPr>
-            <w:tcW w:w="4935" w:type="dxa"/>
-            <w:vAlign w:val="center"/>
-          </w:tcPr>
-          <w:p>
-            <w:pPr>
-              <w:snapToGrid w:val="0"/>
-              <w:rPr>
-                <w:rFonts w:ascii="游ゴシック" w:eastAsia="游ゴシック" w:hAnsi="游ゴシック"/>
-                <w:sz w:val="20"/>
-              </w:rPr>
-            </w:pPr>
-            <w:r>
-              <w:rPr>
-                <w:rFonts w:ascii="游ゴシック" w:eastAsia="游ゴシック" w:hAnsi="游ゴシック" w:hint="eastAsia"/>
-                <w:sz w:val="20"/>
-              </w:rPr>
-              <w:t>テストケース</w:t>
-            </w:r>
-            <w:r>
-              <w:rPr>
-                <w:rFonts w:ascii="游ゴシック" w:eastAsia="游ゴシック" w:hAnsi="游ゴシック"/>
-                <w:sz w:val="20"/>
-              </w:rPr>
-              <w:t>No.13</w:t>
-            </w:r>
-            <w:r>
-              <w:rPr>
-                <w:rFonts w:ascii="游ゴシック" w:eastAsia="游ゴシック" w:hAnsi="游ゴシック" w:hint="eastAsia"/>
-                <w:sz w:val="20"/>
-              </w:rPr>
-              <w:t>入力した情報が追加されていないこと。</w:t>
-            </w:r>
-          </w:p>
-        </w:tc>
-        <w:tc>
-          <w:tcPr>
-            <w:tcW w:w="1050" w:type="dxa"/>
-            <w:vAlign w:val="center"/>
-          </w:tcPr>
-          <w:p>
-            <w:pPr>
-              <w:snapToGrid w:val="0"/>
-              <w:jc w:val="center"/>
-              <w:rPr>
-                <w:rFonts w:ascii="游ゴシック" w:eastAsia="游ゴシック" w:hAnsi="游ゴシック"/>
-                <w:sz w:val="20"/>
-              </w:rPr>
-            </w:pPr>
-            <w:r>
-              <w:rPr>
-                <w:rFonts w:ascii="游ゴシック" w:eastAsia="游ゴシック" w:hAnsi="游ゴシック" w:hint="eastAsia"/>
-                <w:sz w:val="20"/>
-              </w:rPr>
-              <w:t>8</w:t>
-            </w:r>
-            <w:r>
-              <w:rPr>
-                <w:rFonts w:ascii="游ゴシック" w:eastAsia="游ゴシック" w:hAnsi="游ゴシック"/>
-                <w:sz w:val="20"/>
-              </w:rPr>
-              <w:t>/19</w:t>
-            </w:r>
-          </w:p>
-        </w:tc>
-        <w:tc>
-          <w:tcPr>
-            <w:tcW w:w="945" w:type="dxa"/>
-            <w:vAlign w:val="center"/>
-          </w:tcPr>
-          <w:p>
-            <w:pPr>
-              <w:snapToGrid w:val="0"/>
-              <w:jc w:val="center"/>
-              <w:rPr>
-                <w:rFonts w:ascii="游ゴシック" w:eastAsia="游ゴシック" w:hAnsi="游ゴシック"/>
-                <w:sz w:val="20"/>
-              </w:rPr>
-            </w:pPr>
-            <w:r>
-              <w:rPr>
-                <w:rFonts w:ascii="游ゴシック" w:eastAsia="游ゴシック" w:hAnsi="游ゴシック" w:hint="eastAsia"/>
-                <w:sz w:val="20"/>
-              </w:rPr>
-              <w:t>O</w:t>
-            </w:r>
-            <w:r>
-              <w:rPr>
-                <w:rFonts w:ascii="游ゴシック" w:eastAsia="游ゴシック" w:hAnsi="游ゴシック"/>
-                <w:sz w:val="20"/>
-              </w:rPr>
-              <w:t>K</w:t>
-            </w:r>
-          </w:p>
-        </w:tc>
-        <w:tc>
-          <w:tcPr>
-            <w:tcW w:w="2310" w:type="dxa"/>
-            <w:vAlign w:val="center"/>
-          </w:tcPr>
-          <w:p>
-            <w:pPr>
-              <w:snapToGrid w:val="0"/>
-              <w:rPr>
-                <w:rFonts w:ascii="游ゴシック" w:eastAsia="游ゴシック" w:hAnsi="游ゴシック"/>
-                <w:sz w:val="20"/>
-              </w:rPr>
-            </w:pPr>
-          </w:p>
-        </w:tc>
-      </w:tr>
-      <w:tr>
-        <w:trPr>
-          <w:trHeight w:val="567"/>
-        </w:trPr>
-        <w:tc>
-          <w:tcPr>
-            <w:tcW w:w="1050" w:type="dxa"/>
-            <w:vAlign w:val="center"/>
-          </w:tcPr>
-          <w:p>
-            <w:pPr>
-              <w:snapToGrid w:val="0"/>
-              <w:jc w:val="center"/>
-              <w:rPr>
-                <w:rFonts w:ascii="游ゴシック" w:eastAsia="游ゴシック" w:hAnsi="游ゴシック"/>
-                <w:sz w:val="20"/>
-              </w:rPr>
-            </w:pPr>
-            <w:r>
-              <w:rPr>
-                <w:rFonts w:ascii="游ゴシック" w:eastAsia="游ゴシック" w:hAnsi="游ゴシック" w:hint="eastAsia"/>
-                <w:sz w:val="20"/>
-              </w:rPr>
-              <w:t>1</w:t>
-            </w:r>
-            <w:r>
-              <w:rPr>
-                <w:rFonts w:ascii="游ゴシック" w:eastAsia="游ゴシック" w:hAnsi="游ゴシック"/>
-                <w:sz w:val="20"/>
-              </w:rPr>
-              <w:t>8-3</w:t>
-            </w:r>
-          </w:p>
-        </w:tc>
-        <w:tc>
-          <w:tcPr>
-            <w:tcW w:w="5355" w:type="dxa"/>
-            <w:vMerge/>
-            <w:vAlign w:val="center"/>
-          </w:tcPr>
-          <w:p>
-            <w:pPr>
-              <w:snapToGrid w:val="0"/>
-              <w:rPr>
-                <w:rFonts w:ascii="游ゴシック" w:eastAsia="游ゴシック" w:hAnsi="游ゴシック"/>
-                <w:sz w:val="20"/>
-              </w:rPr>
-            </w:pPr>
-          </w:p>
-        </w:tc>
-        <w:tc>
-          <w:tcPr>
-            <w:tcW w:w="4935" w:type="dxa"/>
-            <w:vAlign w:val="center"/>
-          </w:tcPr>
-          <w:p>
-            <w:pPr>
-              <w:snapToGrid w:val="0"/>
-              <w:rPr>
-                <w:rFonts w:ascii="游ゴシック" w:eastAsia="游ゴシック" w:hAnsi="游ゴシック"/>
-                <w:sz w:val="20"/>
-              </w:rPr>
-            </w:pPr>
-            <w:r>
-              <w:rPr>
-                <w:rFonts w:ascii="游ゴシック" w:eastAsia="游ゴシック" w:hAnsi="游ゴシック" w:hint="eastAsia"/>
-                <w:sz w:val="20"/>
-              </w:rPr>
-              <w:t>テストケース</w:t>
-            </w:r>
-            <w:r>
-              <w:rPr>
-                <w:rFonts w:ascii="游ゴシック" w:eastAsia="游ゴシック" w:hAnsi="游ゴシック"/>
-                <w:sz w:val="20"/>
-              </w:rPr>
-              <w:t>No.14</w:t>
-            </w:r>
-            <w:r>
-              <w:rPr>
-                <w:rFonts w:ascii="游ゴシック" w:eastAsia="游ゴシック" w:hAnsi="游ゴシック" w:hint="eastAsia"/>
-                <w:sz w:val="20"/>
-              </w:rPr>
-              <w:t>で入力した情報が追加されていること。</w:t>
-            </w:r>
-          </w:p>
-        </w:tc>
-        <w:tc>
-          <w:tcPr>
-            <w:tcW w:w="1050" w:type="dxa"/>
-            <w:vAlign w:val="center"/>
-          </w:tcPr>
-          <w:p>
-            <w:pPr>
-              <w:snapToGrid w:val="0"/>
-              <w:jc w:val="center"/>
-              <w:rPr>
-                <w:rFonts w:ascii="游ゴシック" w:eastAsia="游ゴシック" w:hAnsi="游ゴシック"/>
-                <w:sz w:val="20"/>
-              </w:rPr>
-            </w:pPr>
-            <w:r>
-              <w:rPr>
-                <w:rFonts w:ascii="游ゴシック" w:eastAsia="游ゴシック" w:hAnsi="游ゴシック" w:hint="eastAsia"/>
-                <w:sz w:val="20"/>
-              </w:rPr>
-              <w:t>8</w:t>
-            </w:r>
-            <w:r>
-              <w:rPr>
-                <w:rFonts w:ascii="游ゴシック" w:eastAsia="游ゴシック" w:hAnsi="游ゴシック"/>
-                <w:sz w:val="20"/>
-              </w:rPr>
-              <w:t>/19</w:t>
-            </w:r>
-          </w:p>
-        </w:tc>
-        <w:tc>
-          <w:tcPr>
-            <w:tcW w:w="945" w:type="dxa"/>
-            <w:vAlign w:val="center"/>
-          </w:tcPr>
-          <w:p>
-            <w:pPr>
-              <w:snapToGrid w:val="0"/>
-              <w:jc w:val="center"/>
-              <w:rPr>
-                <w:rFonts w:ascii="游ゴシック" w:eastAsia="游ゴシック" w:hAnsi="游ゴシック"/>
-                <w:sz w:val="20"/>
-              </w:rPr>
-            </w:pPr>
-            <w:r>
-              <w:rPr>
-                <w:rFonts w:ascii="游ゴシック" w:eastAsia="游ゴシック" w:hAnsi="游ゴシック" w:hint="eastAsia"/>
-                <w:sz w:val="20"/>
-              </w:rPr>
-              <w:t>O</w:t>
-            </w:r>
-            <w:r>
-              <w:rPr>
-                <w:rFonts w:ascii="游ゴシック" w:eastAsia="游ゴシック" w:hAnsi="游ゴシック"/>
-                <w:sz w:val="20"/>
-              </w:rPr>
-              <w:t>K</w:t>
-            </w:r>
-          </w:p>
-        </w:tc>
-        <w:tc>
-          <w:tcPr>
-            <w:tcW w:w="2310" w:type="dxa"/>
-            <w:vAlign w:val="center"/>
-          </w:tcPr>
-          <w:p>
-            <w:pPr>
-              <w:snapToGrid w:val="0"/>
-              <w:rPr>
-                <w:rFonts w:ascii="游ゴシック" w:eastAsia="游ゴシック" w:hAnsi="游ゴシック"/>
-                <w:sz w:val="20"/>
-              </w:rPr>
-            </w:pPr>
-          </w:p>
-        </w:tc>
-      </w:tr>
-      <w:tr>
-        <w:trPr>
-          <w:trHeight w:val="567"/>
-        </w:trPr>
-        <w:tc>
-          <w:tcPr>
-            <w:tcW w:w="1050" w:type="dxa"/>
-            <w:vAlign w:val="center"/>
-          </w:tcPr>
-          <w:p>
-            <w:pPr>
-              <w:snapToGrid w:val="0"/>
-              <w:jc w:val="center"/>
-              <w:rPr>
-                <w:rFonts w:ascii="游ゴシック" w:eastAsia="游ゴシック" w:hAnsi="游ゴシック"/>
-                <w:sz w:val="20"/>
-              </w:rPr>
-            </w:pPr>
-            <w:r>
-              <w:rPr>
-                <w:rFonts w:ascii="游ゴシック" w:eastAsia="游ゴシック" w:hAnsi="游ゴシック" w:hint="eastAsia"/>
-                <w:sz w:val="20"/>
-              </w:rPr>
-              <w:lastRenderedPageBreak/>
-              <w:t>1</w:t>
-            </w:r>
-            <w:r>
-              <w:rPr>
-                <w:rFonts w:ascii="游ゴシック" w:eastAsia="游ゴシック" w:hAnsi="游ゴシック"/>
-                <w:sz w:val="20"/>
-              </w:rPr>
-              <w:t>8-4</w:t>
-            </w:r>
-          </w:p>
-        </w:tc>
-        <w:tc>
-          <w:tcPr>
-            <w:tcW w:w="5355" w:type="dxa"/>
-            <w:vMerge/>
-            <w:vAlign w:val="center"/>
-          </w:tcPr>
-          <w:p>
-            <w:pPr>
-              <w:snapToGrid w:val="0"/>
-              <w:rPr>
-                <w:rFonts w:ascii="游ゴシック" w:eastAsia="游ゴシック" w:hAnsi="游ゴシック"/>
-                <w:sz w:val="20"/>
-              </w:rPr>
-            </w:pPr>
-          </w:p>
-        </w:tc>
-        <w:tc>
-          <w:tcPr>
-            <w:tcW w:w="4935" w:type="dxa"/>
-            <w:vAlign w:val="center"/>
-          </w:tcPr>
-          <w:p>
-            <w:pPr>
-              <w:snapToGrid w:val="0"/>
-              <w:rPr>
-                <w:rFonts w:ascii="游ゴシック" w:eastAsia="游ゴシック" w:hAnsi="游ゴシック"/>
-                <w:sz w:val="20"/>
-              </w:rPr>
-            </w:pPr>
-            <w:r>
-              <w:rPr>
-                <w:rFonts w:ascii="游ゴシック" w:eastAsia="游ゴシック" w:hAnsi="游ゴシック" w:hint="eastAsia"/>
-                <w:sz w:val="20"/>
-              </w:rPr>
-              <w:t>テストケース</w:t>
-            </w:r>
-            <w:r>
-              <w:rPr>
-                <w:rFonts w:ascii="游ゴシック" w:eastAsia="游ゴシック" w:hAnsi="游ゴシック"/>
-                <w:sz w:val="20"/>
-              </w:rPr>
-              <w:t>No.1</w:t>
-            </w:r>
-            <w:r>
-              <w:rPr>
-                <w:rFonts w:ascii="游ゴシック" w:eastAsia="游ゴシック" w:hAnsi="游ゴシック" w:hint="eastAsia"/>
-                <w:sz w:val="20"/>
-              </w:rPr>
-              <w:t>5で入力した情報が追加されていないこと。</w:t>
-            </w:r>
-          </w:p>
-        </w:tc>
-        <w:tc>
-          <w:tcPr>
-            <w:tcW w:w="1050" w:type="dxa"/>
-            <w:vAlign w:val="center"/>
-          </w:tcPr>
-          <w:p>
-            <w:pPr>
-              <w:snapToGrid w:val="0"/>
-              <w:jc w:val="center"/>
-              <w:rPr>
-                <w:rFonts w:ascii="游ゴシック" w:eastAsia="游ゴシック" w:hAnsi="游ゴシック"/>
-                <w:sz w:val="20"/>
-              </w:rPr>
-            </w:pPr>
-            <w:r>
-              <w:rPr>
-                <w:rFonts w:ascii="游ゴシック" w:eastAsia="游ゴシック" w:hAnsi="游ゴシック" w:hint="eastAsia"/>
-                <w:sz w:val="20"/>
-              </w:rPr>
-              <w:t>8</w:t>
-            </w:r>
-            <w:r>
-              <w:rPr>
-                <w:rFonts w:ascii="游ゴシック" w:eastAsia="游ゴシック" w:hAnsi="游ゴシック"/>
-                <w:sz w:val="20"/>
-              </w:rPr>
-              <w:t>/19</w:t>
-            </w:r>
-          </w:p>
-        </w:tc>
-        <w:tc>
-          <w:tcPr>
-            <w:tcW w:w="945" w:type="dxa"/>
-            <w:vAlign w:val="center"/>
-          </w:tcPr>
-          <w:p>
-            <w:pPr>
-              <w:snapToGrid w:val="0"/>
-              <w:jc w:val="center"/>
-              <w:rPr>
-                <w:rFonts w:ascii="游ゴシック" w:eastAsia="游ゴシック" w:hAnsi="游ゴシック"/>
-                <w:sz w:val="20"/>
-              </w:rPr>
-            </w:pPr>
-            <w:r>
-              <w:rPr>
-                <w:rFonts w:ascii="游ゴシック" w:eastAsia="游ゴシック" w:hAnsi="游ゴシック" w:hint="eastAsia"/>
-                <w:sz w:val="20"/>
-              </w:rPr>
-              <w:t>O</w:t>
-            </w:r>
-            <w:r>
-              <w:rPr>
-                <w:rFonts w:ascii="游ゴシック" w:eastAsia="游ゴシック" w:hAnsi="游ゴシック"/>
-                <w:sz w:val="20"/>
-              </w:rPr>
-              <w:t>K</w:t>
-            </w:r>
-          </w:p>
-        </w:tc>
-        <w:tc>
-          <w:tcPr>
-            <w:tcW w:w="2310" w:type="dxa"/>
-            <w:vAlign w:val="center"/>
-          </w:tcPr>
-          <w:p>
-            <w:pPr>
-              <w:snapToGrid w:val="0"/>
-              <w:rPr>
-                <w:rFonts w:ascii="游ゴシック" w:eastAsia="游ゴシック" w:hAnsi="游ゴシック"/>
-                <w:sz w:val="20"/>
-              </w:rPr>
-            </w:pPr>
-          </w:p>
-        </w:tc>
-      </w:tr>
-      <w:tr>
-        <w:trPr>
-          <w:trHeight w:val="567"/>
-        </w:trPr>
-        <w:tc>
-          <w:tcPr>
-            <w:tcW w:w="1050" w:type="dxa"/>
-            <w:vAlign w:val="center"/>
-          </w:tcPr>
-          <w:p>
-            <w:pPr>
-              <w:snapToGrid w:val="0"/>
-              <w:jc w:val="center"/>
-              <w:rPr>
-                <w:rFonts w:ascii="游ゴシック" w:eastAsia="游ゴシック" w:hAnsi="游ゴシック"/>
-                <w:sz w:val="20"/>
-              </w:rPr>
-            </w:pPr>
-            <w:r>
-              <w:rPr>
-                <w:rFonts w:ascii="游ゴシック" w:eastAsia="游ゴシック" w:hAnsi="游ゴシック" w:hint="eastAsia"/>
-                <w:sz w:val="20"/>
-              </w:rPr>
-              <w:t>1</w:t>
-            </w:r>
-            <w:r>
-              <w:rPr>
-                <w:rFonts w:ascii="游ゴシック" w:eastAsia="游ゴシック" w:hAnsi="游ゴシック"/>
-                <w:sz w:val="20"/>
-              </w:rPr>
-              <w:t>8-5</w:t>
-            </w:r>
-          </w:p>
-        </w:tc>
-        <w:tc>
-          <w:tcPr>
-            <w:tcW w:w="5355" w:type="dxa"/>
-            <w:vMerge/>
-            <w:vAlign w:val="center"/>
-          </w:tcPr>
-          <w:p>
-            <w:pPr>
-              <w:snapToGrid w:val="0"/>
-              <w:rPr>
-                <w:rFonts w:ascii="游ゴシック" w:eastAsia="游ゴシック" w:hAnsi="游ゴシック"/>
-                <w:sz w:val="20"/>
-              </w:rPr>
-            </w:pPr>
-          </w:p>
-        </w:tc>
-        <w:tc>
-          <w:tcPr>
-            <w:tcW w:w="4935" w:type="dxa"/>
-            <w:vAlign w:val="center"/>
-          </w:tcPr>
-          <w:p>
-            <w:pPr>
-              <w:snapToGrid w:val="0"/>
-              <w:rPr>
-                <w:rFonts w:ascii="游ゴシック" w:eastAsia="游ゴシック" w:hAnsi="游ゴシック"/>
-                <w:sz w:val="20"/>
-              </w:rPr>
-            </w:pPr>
-            <w:r>
-              <w:rPr>
-                <w:rFonts w:ascii="游ゴシック" w:eastAsia="游ゴシック" w:hAnsi="游ゴシック" w:hint="eastAsia"/>
-                <w:sz w:val="20"/>
-              </w:rPr>
-              <w:t>テストケース</w:t>
-            </w:r>
-            <w:r>
-              <w:rPr>
-                <w:rFonts w:ascii="游ゴシック" w:eastAsia="游ゴシック" w:hAnsi="游ゴシック"/>
-                <w:sz w:val="20"/>
-              </w:rPr>
-              <w:t>No.16</w:t>
-            </w:r>
-            <w:r>
-              <w:rPr>
-                <w:rFonts w:ascii="游ゴシック" w:eastAsia="游ゴシック" w:hAnsi="游ゴシック" w:hint="eastAsia"/>
-                <w:sz w:val="20"/>
-              </w:rPr>
-              <w:t>で編集した情報が保存されていること。</w:t>
-            </w:r>
-          </w:p>
-        </w:tc>
-        <w:tc>
-          <w:tcPr>
-            <w:tcW w:w="1050" w:type="dxa"/>
-            <w:vAlign w:val="center"/>
-          </w:tcPr>
-          <w:p>
-            <w:pPr>
-              <w:snapToGrid w:val="0"/>
-              <w:jc w:val="center"/>
-              <w:rPr>
-                <w:rFonts w:ascii="游ゴシック" w:eastAsia="游ゴシック" w:hAnsi="游ゴシック"/>
-                <w:sz w:val="20"/>
-              </w:rPr>
-            </w:pPr>
-            <w:r>
-              <w:rPr>
-                <w:rFonts w:ascii="游ゴシック" w:eastAsia="游ゴシック" w:hAnsi="游ゴシック" w:hint="eastAsia"/>
-                <w:sz w:val="20"/>
-              </w:rPr>
-              <w:t>8</w:t>
-            </w:r>
-            <w:r>
-              <w:rPr>
-                <w:rFonts w:ascii="游ゴシック" w:eastAsia="游ゴシック" w:hAnsi="游ゴシック"/>
-                <w:sz w:val="20"/>
-              </w:rPr>
-              <w:t>/19</w:t>
-            </w:r>
-          </w:p>
-        </w:tc>
-        <w:tc>
-          <w:tcPr>
-            <w:tcW w:w="945" w:type="dxa"/>
-            <w:vAlign w:val="center"/>
-          </w:tcPr>
-          <w:p>
-            <w:pPr>
-              <w:snapToGrid w:val="0"/>
-              <w:jc w:val="center"/>
-              <w:rPr>
-                <w:rFonts w:ascii="游ゴシック" w:eastAsia="游ゴシック" w:hAnsi="游ゴシック"/>
-                <w:sz w:val="20"/>
-              </w:rPr>
-            </w:pPr>
-            <w:r>
-              <w:rPr>
-                <w:rFonts w:ascii="游ゴシック" w:eastAsia="游ゴシック" w:hAnsi="游ゴシック" w:hint="eastAsia"/>
-                <w:sz w:val="20"/>
-              </w:rPr>
-              <w:t>O</w:t>
-            </w:r>
-            <w:r>
-              <w:rPr>
-                <w:rFonts w:ascii="游ゴシック" w:eastAsia="游ゴシック" w:hAnsi="游ゴシック"/>
-                <w:sz w:val="20"/>
-              </w:rPr>
-              <w:t>K</w:t>
-            </w:r>
-          </w:p>
-        </w:tc>
-        <w:tc>
-          <w:tcPr>
-            <w:tcW w:w="2310" w:type="dxa"/>
-            <w:vAlign w:val="center"/>
-          </w:tcPr>
-          <w:p>
-            <w:pPr>
-              <w:snapToGrid w:val="0"/>
-              <w:rPr>
-                <w:rFonts w:ascii="游ゴシック" w:eastAsia="游ゴシック" w:hAnsi="游ゴシック"/>
-                <w:sz w:val="20"/>
-              </w:rPr>
-            </w:pPr>
-          </w:p>
-        </w:tc>
-      </w:tr>
-    </w:tbl>
     <w:p>
       <w:pPr>
         <w:adjustRightInd w:val="0"/>
@@ -11229,21 +10440,6 @@
 </file>
 
 <file path=customXml/item1.xml><?xml version="1.0" encoding="utf-8"?>
-<p:properties xmlns:p="http://schemas.microsoft.com/office/2006/metadata/properties" xmlns:xsi="http://www.w3.org/2001/XMLSchema-instance" xmlns:pc="http://schemas.microsoft.com/office/infopath/2007/PartnerControls">
-  <documentManagement/>
-</p:properties>
-</file>
-
-<file path=customXml/item2.xml><?xml version="1.0" encoding="utf-8"?>
-<?mso-contentType ?>
-<FormTemplates xmlns="http://schemas.microsoft.com/sharepoint/v3/contenttype/forms">
-  <Display>DocumentLibraryForm</Display>
-  <Edit>DocumentLibraryForm</Edit>
-  <New>DocumentLibraryForm</New>
-</FormTemplates>
-</file>
-
-<file path=customXml/item3.xml><?xml version="1.0" encoding="utf-8"?>
 <ct:contentTypeSchema xmlns:ct="http://schemas.microsoft.com/office/2006/metadata/contentType" xmlns:ma="http://schemas.microsoft.com/office/2006/metadata/properties/metaAttributes" ct:_="" ma:_="" ma:contentTypeName="ドキュメント" ma:contentTypeID="0x010100C424317A42AA8449A97AAE94730ED181" ma:contentTypeVersion="6" ma:contentTypeDescription="新しいドキュメントを作成します。" ma:contentTypeScope="" ma:versionID="9df5c7ff725c9e365f8a8503f6029c6b">
   <xsd:schema xmlns:xsd="http://www.w3.org/2001/XMLSchema" xmlns:xs="http://www.w3.org/2001/XMLSchema" xmlns:p="http://schemas.microsoft.com/office/2006/metadata/properties" xmlns:ns2="dab87824-9c6b-4a08-9c96-9c9ea904f12c" targetNamespace="http://schemas.microsoft.com/office/2006/metadata/properties" ma:root="true" ma:fieldsID="98e3d8fd3bbedc5b58bd9df00d6be37e" ns2:_="">
     <xsd:import namespace="dab87824-9c6b-4a08-9c96-9c9ea904f12c"/>
@@ -11401,24 +10597,22 @@
 </ct:contentTypeSchema>
 </file>
 
-<file path=customXml/itemProps1.xml><?xml version="1.0" encoding="utf-8"?>
-<ds:datastoreItem xmlns:ds="http://schemas.openxmlformats.org/officeDocument/2006/customXml" ds:itemID="{659CE7E0-3E2F-4787-B142-08E029C04E10}">
-  <ds:schemaRefs>
-    <ds:schemaRef ds:uri="http://schemas.microsoft.com/office/2006/metadata/properties"/>
-    <ds:schemaRef ds:uri="http://schemas.microsoft.com/office/infopath/2007/PartnerControls"/>
-  </ds:schemaRefs>
-</ds:datastoreItem>
+<file path=customXml/item2.xml><?xml version="1.0" encoding="utf-8"?>
+<?mso-contentType ?>
+<FormTemplates xmlns="http://schemas.microsoft.com/sharepoint/v3/contenttype/forms">
+  <Display>DocumentLibraryForm</Display>
+  <Edit>DocumentLibraryForm</Edit>
+  <New>DocumentLibraryForm</New>
+</FormTemplates>
 </file>
 
-<file path=customXml/itemProps2.xml><?xml version="1.0" encoding="utf-8"?>
-<ds:datastoreItem xmlns:ds="http://schemas.openxmlformats.org/officeDocument/2006/customXml" ds:itemID="{F4DA52B9-D4DF-4BEC-A5A3-5484E5EB747B}">
-  <ds:schemaRefs>
-    <ds:schemaRef ds:uri="http://schemas.microsoft.com/sharepoint/v3/contenttype/forms"/>
-  </ds:schemaRefs>
-</ds:datastoreItem>
+<file path=customXml/item3.xml><?xml version="1.0" encoding="utf-8"?>
+<p:properties xmlns:p="http://schemas.microsoft.com/office/2006/metadata/properties" xmlns:xsi="http://www.w3.org/2001/XMLSchema-instance" xmlns:pc="http://schemas.microsoft.com/office/infopath/2007/PartnerControls">
+  <documentManagement/>
+</p:properties>
 </file>
 
-<file path=customXml/itemProps3.xml><?xml version="1.0" encoding="utf-8"?>
+<file path=customXml/itemProps1.xml><?xml version="1.0" encoding="utf-8"?>
 <ds:datastoreItem xmlns:ds="http://schemas.openxmlformats.org/officeDocument/2006/customXml" ds:itemID="{76261B67-5531-4ED1-B087-165B04D1226E}">
   <ds:schemaRefs>
     <ds:schemaRef ds:uri="http://schemas.microsoft.com/office/2006/metadata/contentType"/>
@@ -11434,4 +10628,21 @@
     <ds:schemaRef ds:uri="http://schemas.microsoft.com/internal/obd"/>
   </ds:schemaRefs>
 </ds:datastoreItem>
+</file>
+
+<file path=customXml/itemProps2.xml><?xml version="1.0" encoding="utf-8"?>
+<ds:datastoreItem xmlns:ds="http://schemas.openxmlformats.org/officeDocument/2006/customXml" ds:itemID="{F4DA52B9-D4DF-4BEC-A5A3-5484E5EB747B}">
+  <ds:schemaRefs>
+    <ds:schemaRef ds:uri="http://schemas.microsoft.com/sharepoint/v3/contenttype/forms"/>
+  </ds:schemaRefs>
+</ds:datastoreItem>
+</file>
+
+<file path=customXml/itemProps3.xml><?xml version="1.0" encoding="utf-8"?>
+<ds:datastoreItem xmlns:ds="http://schemas.openxmlformats.org/officeDocument/2006/customXml" ds:itemID="{659CE7E0-3E2F-4787-B142-08E029C04E10}">
+  <ds:schemaRefs>
+    <ds:schemaRef ds:uri="http://schemas.microsoft.com/office/2006/metadata/properties"/>
+    <ds:schemaRef ds:uri="http://schemas.microsoft.com/office/infopath/2007/PartnerControls"/>
+  </ds:schemaRefs>
+</ds:datastoreItem>
 </file>
--- a/extra/report/No4_課題4テストケース.docx
+++ b/extra/report/No4_課題4テストケース.docx
@@ -524,6 +524,8 @@
               </w:rPr>
               <w:t>料金新規追加画面を確認する。</w:t>
             </w:r>
+            <w:bookmarkStart w:id="0" w:name="_GoBack"/>
+            <w:bookmarkEnd w:id="0"/>
           </w:p>
         </w:tc>
         <w:tc>
@@ -6245,7 +6247,7 @@
               <w:snapToGrid w:val="0"/>
               <w:jc w:val="center"/>
               <w:rPr>
-                <w:rFonts w:ascii="游ゴシック" w:eastAsia="游ゴシック" w:hAnsi="游ゴシック" w:hint="eastAsia"/>
+                <w:rFonts w:ascii="游ゴシック" w:eastAsia="游ゴシック" w:hAnsi="游ゴシック"/>
                 <w:sz w:val="20"/>
               </w:rPr>
             </w:pPr>
@@ -6296,7 +6298,7 @@
             <w:pPr>
               <w:snapToGrid w:val="0"/>
               <w:rPr>
-                <w:rFonts w:ascii="游ゴシック" w:eastAsia="游ゴシック" w:hAnsi="游ゴシック" w:hint="eastAsia"/>
+                <w:rFonts w:ascii="游ゴシック" w:eastAsia="游ゴシック" w:hAnsi="游ゴシック"/>
                 <w:sz w:val="20"/>
               </w:rPr>
             </w:pPr>
@@ -6319,7 +6321,7 @@
               <w:snapToGrid w:val="0"/>
               <w:jc w:val="center"/>
               <w:rPr>
-                <w:rFonts w:ascii="游ゴシック" w:eastAsia="游ゴシック" w:hAnsi="游ゴシック" w:hint="eastAsia"/>
+                <w:rFonts w:ascii="游ゴシック" w:eastAsia="游ゴシック" w:hAnsi="游ゴシック"/>
                 <w:sz w:val="20"/>
               </w:rPr>
             </w:pPr>
@@ -6349,7 +6351,7 @@
               <w:snapToGrid w:val="0"/>
               <w:jc w:val="center"/>
               <w:rPr>
-                <w:rFonts w:ascii="游ゴシック" w:eastAsia="游ゴシック" w:hAnsi="游ゴシック" w:hint="eastAsia"/>
+                <w:rFonts w:ascii="游ゴシック" w:eastAsia="游ゴシック" w:hAnsi="游ゴシック"/>
                 <w:sz w:val="20"/>
               </w:rPr>
             </w:pPr>
@@ -7679,8 +7681,6 @@
               </w:rPr>
               <w:t>2</w:t>
             </w:r>
-            <w:bookmarkStart w:id="0" w:name="_GoBack"/>
-            <w:bookmarkEnd w:id="0"/>
           </w:p>
           <w:p>
             <w:pPr>
@@ -9320,6 +9320,20 @@
               <w:sz w:val="20"/>
             </w:rPr>
           </w:pPr>
+          <w:r>
+            <w:rPr>
+              <w:rFonts w:ascii="游ゴシック" w:eastAsia="游ゴシック" w:hAnsi="游ゴシック" w:cs="Arial Unicode MS"/>
+              <w:sz w:val="20"/>
+            </w:rPr>
+            <w:t>Ryamaguchi-sg/JavaTraining/</w:t>
+          </w:r>
+          <w:r>
+            <w:rPr>
+              <w:rFonts w:ascii="游ゴシック" w:eastAsia="游ゴシック" w:hAnsi="游ゴシック" w:cs="Arial Unicode MS"/>
+              <w:sz w:val="20"/>
+            </w:rPr>
+            <w:t>a460d721adb7777e186b2d09ed05786abcf7ba74</w:t>
+          </w:r>
         </w:p>
       </w:tc>
       <w:tc>
@@ -10440,6 +10454,21 @@
 </file>
 
 <file path=customXml/item1.xml><?xml version="1.0" encoding="utf-8"?>
+<p:properties xmlns:p="http://schemas.microsoft.com/office/2006/metadata/properties" xmlns:xsi="http://www.w3.org/2001/XMLSchema-instance" xmlns:pc="http://schemas.microsoft.com/office/infopath/2007/PartnerControls">
+  <documentManagement/>
+</p:properties>
+</file>
+
+<file path=customXml/item2.xml><?xml version="1.0" encoding="utf-8"?>
+<?mso-contentType ?>
+<FormTemplates xmlns="http://schemas.microsoft.com/sharepoint/v3/contenttype/forms">
+  <Display>DocumentLibraryForm</Display>
+  <Edit>DocumentLibraryForm</Edit>
+  <New>DocumentLibraryForm</New>
+</FormTemplates>
+</file>
+
+<file path=customXml/item3.xml><?xml version="1.0" encoding="utf-8"?>
 <ct:contentTypeSchema xmlns:ct="http://schemas.microsoft.com/office/2006/metadata/contentType" xmlns:ma="http://schemas.microsoft.com/office/2006/metadata/properties/metaAttributes" ct:_="" ma:_="" ma:contentTypeName="ドキュメント" ma:contentTypeID="0x010100C424317A42AA8449A97AAE94730ED181" ma:contentTypeVersion="6" ma:contentTypeDescription="新しいドキュメントを作成します。" ma:contentTypeScope="" ma:versionID="9df5c7ff725c9e365f8a8503f6029c6b">
   <xsd:schema xmlns:xsd="http://www.w3.org/2001/XMLSchema" xmlns:xs="http://www.w3.org/2001/XMLSchema" xmlns:p="http://schemas.microsoft.com/office/2006/metadata/properties" xmlns:ns2="dab87824-9c6b-4a08-9c96-9c9ea904f12c" targetNamespace="http://schemas.microsoft.com/office/2006/metadata/properties" ma:root="true" ma:fieldsID="98e3d8fd3bbedc5b58bd9df00d6be37e" ns2:_="">
     <xsd:import namespace="dab87824-9c6b-4a08-9c96-9c9ea904f12c"/>
@@ -10597,22 +10626,24 @@
 </ct:contentTypeSchema>
 </file>
 
-<file path=customXml/item2.xml><?xml version="1.0" encoding="utf-8"?>
-<?mso-contentType ?>
-<FormTemplates xmlns="http://schemas.microsoft.com/sharepoint/v3/contenttype/forms">
-  <Display>DocumentLibraryForm</Display>
-  <Edit>DocumentLibraryForm</Edit>
-  <New>DocumentLibraryForm</New>
-</FormTemplates>
+<file path=customXml/itemProps1.xml><?xml version="1.0" encoding="utf-8"?>
+<ds:datastoreItem xmlns:ds="http://schemas.openxmlformats.org/officeDocument/2006/customXml" ds:itemID="{659CE7E0-3E2F-4787-B142-08E029C04E10}">
+  <ds:schemaRefs>
+    <ds:schemaRef ds:uri="http://schemas.microsoft.com/office/2006/metadata/properties"/>
+    <ds:schemaRef ds:uri="http://schemas.microsoft.com/office/infopath/2007/PartnerControls"/>
+  </ds:schemaRefs>
+</ds:datastoreItem>
 </file>
 
-<file path=customXml/item3.xml><?xml version="1.0" encoding="utf-8"?>
-<p:properties xmlns:p="http://schemas.microsoft.com/office/2006/metadata/properties" xmlns:xsi="http://www.w3.org/2001/XMLSchema-instance" xmlns:pc="http://schemas.microsoft.com/office/infopath/2007/PartnerControls">
-  <documentManagement/>
-</p:properties>
+<file path=customXml/itemProps2.xml><?xml version="1.0" encoding="utf-8"?>
+<ds:datastoreItem xmlns:ds="http://schemas.openxmlformats.org/officeDocument/2006/customXml" ds:itemID="{F4DA52B9-D4DF-4BEC-A5A3-5484E5EB747B}">
+  <ds:schemaRefs>
+    <ds:schemaRef ds:uri="http://schemas.microsoft.com/sharepoint/v3/contenttype/forms"/>
+  </ds:schemaRefs>
+</ds:datastoreItem>
 </file>
 
-<file path=customXml/itemProps1.xml><?xml version="1.0" encoding="utf-8"?>
+<file path=customXml/itemProps3.xml><?xml version="1.0" encoding="utf-8"?>
 <ds:datastoreItem xmlns:ds="http://schemas.openxmlformats.org/officeDocument/2006/customXml" ds:itemID="{76261B67-5531-4ED1-B087-165B04D1226E}">
   <ds:schemaRefs>
     <ds:schemaRef ds:uri="http://schemas.microsoft.com/office/2006/metadata/contentType"/>
@@ -10628,21 +10659,4 @@
     <ds:schemaRef ds:uri="http://schemas.microsoft.com/internal/obd"/>
   </ds:schemaRefs>
 </ds:datastoreItem>
-</file>
-
-<file path=customXml/itemProps2.xml><?xml version="1.0" encoding="utf-8"?>
-<ds:datastoreItem xmlns:ds="http://schemas.openxmlformats.org/officeDocument/2006/customXml" ds:itemID="{F4DA52B9-D4DF-4BEC-A5A3-5484E5EB747B}">
-  <ds:schemaRefs>
-    <ds:schemaRef ds:uri="http://schemas.microsoft.com/sharepoint/v3/contenttype/forms"/>
-  </ds:schemaRefs>
-</ds:datastoreItem>
-</file>
-
-<file path=customXml/itemProps3.xml><?xml version="1.0" encoding="utf-8"?>
-<ds:datastoreItem xmlns:ds="http://schemas.openxmlformats.org/officeDocument/2006/customXml" ds:itemID="{659CE7E0-3E2F-4787-B142-08E029C04E10}">
-  <ds:schemaRefs>
-    <ds:schemaRef ds:uri="http://schemas.microsoft.com/office/2006/metadata/properties"/>
-    <ds:schemaRef ds:uri="http://schemas.microsoft.com/office/infopath/2007/PartnerControls"/>
-  </ds:schemaRefs>
-</ds:datastoreItem>
 </file>